--- a/articulo/articulo_cosecha_de_piedras_cambios.docx
+++ b/articulo/articulo_cosecha_de_piedras_cambios.docx
@@ -300,322 +300,98 @@
       </w:r>
       <w:r>
         <w:rPr/>
-        <w:t xml:space="preserve">, para las piedras «que amontonan limpiando las chácaras» y para la piedra «hincada en la pared para atar en ella los palos del techo» (ibid.: 330). La misma palabra nombra la piedra que se saca del campo y la que sujeta el techo. </w:t>
-      </w:r>
-      <w:ins w:id="0" w:author="Unknown Author" w:date="2026-09-26T23:13:20Z">
+        <w:t xml:space="preserve">, para las piedras «que amontonan limpiando las chácaras» y para la piedra «hincada en la pared para atar en ella los palos del techo» (ibid.: 330). La misma palabra nombra la piedra que se saca del campo y la que sujeta el techo. Que la faena tenga verbo importa: para Juhani Pallasmaa, «las experiencias arquitectónicas básicas tienen carácter de verbos más que de sustantivos» (Pallasmaa, 2014: 158). Un arquitecto reconoce aquí dos maneras de construir. Kenneth Frampton distingue la masa formada por «apilamiento repetitivo de elementos pesados», «ya sea piedra o adobe», del armazón que ensambla «componentes ligeros y lineales» (Frampton, 1995: 5): la estereotomía y la tectónica. El montón es masa sin edificio, y </w:t>
+      </w:r>
+      <w:r>
+        <w:rPr>
+          <w:i/>
+          <w:iCs/>
+        </w:rPr>
+        <w:t>chhaxwa</w:t>
+      </w:r>
+      <w:r>
+        <w:rPr/>
+        <w:t xml:space="preserve"> nombra el punto exacto donde la masa y el armazón se tocan. Esa tensión entre la piedra que pesa y la madera que ata recorre la novela, de la chujlla a la mina.</w:t>
+      </w:r>
+    </w:p>
+    <w:p>
+      <w:pPr>
+        <w:pStyle w:val="BodyText"/>
+        <w:rPr/>
+      </w:pPr>
+      <w:r>
+        <w:rPr/>
+        <w:t xml:space="preserve">Este artículo hace dos preguntas. ¿Qué sabe </w:t>
+      </w:r>
+      <w:r>
+        <w:rPr>
+          <w:i/>
+          <w:iCs/>
+        </w:rPr>
+        <w:t>Altiplano</w:t>
+      </w:r>
+      <w:r>
+        <w:rPr/>
+        <w:t xml:space="preserve"> sobre el habitar cuando se la lee siguiendo sus piedras? ¿Y qué añade a esa lectura un dibujo hecho con una materia, el pastel al óleo, que trabaja como el comunario, sumando y quitando?</w:t>
+      </w:r>
+      <w:r>
+        <w:rPr>
+          <w:rStyle w:val="FootnoteReference"/>
+        </w:rPr>
+        <w:footnoteReference w:id="4"/>
+      </w:r>
+      <w:r>
+        <w:rPr/>
+        <w:t xml:space="preserve"> Nuestra respuesta es que la novela registra, a espaldas de su narrador, la mecánica material del despojo: cómo se pierde la tierra, con qué objetos y con qué gestos. El argumento cabe en tres materiales. El ayllu marca su tierra con piedras: despeja, amontona, cerca y amojona. La aldea la reescribe con papeles: títulos, expedientes, ordenanzas. La mina convierte el mismo gesto en mercancía con máquinas. </w:t>
+      </w:r>
+      <w:del w:id="0" w:author="Unknown Author" w:date="2026-09-27T03:35:50Z">
         <w:r>
           <w:rPr/>
-          <w:t xml:space="preserve">Que la faena tenga verbo importa: para Juhani Pallasmaa, «las experiencias arquitectónicas básicas tienen carácter de verbos más que de sustantivos» (Pallasmaa, 2014: 158). </w:t>
+          <w:delText xml:space="preserve">Entre la piedra y el papel el intercambio no es parejo: ante la ley, un mojón no vale lo que un título. </w:delText>
+        </w:r>
+      </w:del>
+      <w:r>
+        <w:rPr/>
+        <w:t>El dibujo, al repetir las operaciones de la novela con otra materia, obliga a decidir lo que el texto deja abierto y deja ver lo que el narrador impone.</w:t>
+      </w:r>
+    </w:p>
+    <w:p>
+      <w:pPr>
+        <w:pStyle w:val="BodyText"/>
+        <w:rPr/>
+      </w:pPr>
+      <w:r>
+        <w:rPr/>
+        <w:t xml:space="preserve">El narrador, además, no es inocente. La novela se publicó en Buenos Aires en 1945 y se cita aquí por una reedición paceña de 1982, cuya nota editorial asegura que el autor «ama al indio», que enseñó en la Escuela Indigenal de Warisata y que Jatun-Kolla «es, en realidad, Warisata» (Botelho Gosálvez, 1982 [1945]: 5). Aquí no se lee la novela ni como documento ni como redención. Antonio Cornejo Polar mostró que el narrador indigenista, «ajeno al mundo indio aunque se solidarice con él», imagina esa vida «más en términos de naturaleza que de historia» (Cornejo Polar, 2003 [1994]: 180). El de </w:t>
+      </w:r>
+      <w:r>
+        <w:rPr>
+          <w:i/>
+          <w:iCs/>
+        </w:rPr>
+        <w:t>Altiplano</w:t>
+      </w:r>
+      <w:r>
+        <w:rPr/>
+        <w:t xml:space="preserve"> no es la excepción. Denuncia el despojo, pero trata a los comunarios como animales, como cuerpos sexuales o como piedras: las chozas son «verrugas en la piel sarmentosa del altiplano» (Botelho Gosálvez, 1982 [1945]: 10), y un minero muestra sus «pobres costillas zafadas como surcos» (ibid.: 145). No se trata de repetir esa crítica, sino de buscar la historia que el texto guarda en sus cosas mientras el narrador la convierte en paisaje.</w:t>
+      </w:r>
+    </w:p>
+    <w:p>
+      <w:pPr>
+        <w:pStyle w:val="BodyText"/>
+        <w:rPr/>
+      </w:pPr>
+      <w:r>
+        <w:rPr/>
+        <w:t xml:space="preserve">La lectura se hace desde la arquitectura y el dibujo, con las herramientas de ese oficio: la planta, el corte, el peso de los materiales, la mano que dibuja. Hay tres razones para hacerlo así. Primero, </w:t>
+      </w:r>
+      <w:ins w:id="1" w:author="Unknown Author" w:date="2026-09-27T03:35:50Z">
+        <w:r>
+          <w:rPr/>
+          <w:t xml:space="preserve">las narraciones también están en los paisajes: «se acumulan como capas de historia, organizan secuencias y residen en los materiales y procesos del paisaje» (Potteiger y Purinton, 1998: 5). En </w:t>
         </w:r>
       </w:ins>
-      <w:r>
-        <w:rPr/>
-        <w:t xml:space="preserve">Un arquitecto reconoce aquí dos maneras de construir. Kenneth Frampton distingue la masa formada por «apilamiento repetitivo de elementos pesados», «ya sea piedra o adobe», del armazón que ensambla «componentes ligeros y lineales» (Frampton, 1995: 5): la estereotomía y la tectónica. El montón es masa sin edificio, y </w:t>
-      </w:r>
-      <w:r>
-        <w:rPr>
-          <w:i/>
-          <w:iCs/>
-        </w:rPr>
-        <w:t>chhaxwa</w:t>
-      </w:r>
-      <w:r>
-        <w:rPr/>
-        <w:t xml:space="preserve"> nombra el punto exacto donde la masa y el armazón se tocan. Esa tensión entre la piedra que pesa y la madera que ata recorre la novela, de la chujlla a la mina.</w:t>
-      </w:r>
-    </w:p>
-    <w:p>
-      <w:pPr>
-        <w:pStyle w:val="BodyText"/>
-        <w:rPr/>
-      </w:pPr>
-      <w:r>
-        <w:rPr/>
-        <w:t xml:space="preserve">Este artículo hace dos preguntas. ¿Qué sabe </w:t>
-      </w:r>
-      <w:r>
-        <w:rPr>
-          <w:i/>
-          <w:iCs/>
-        </w:rPr>
-        <w:t>Altiplano</w:t>
-      </w:r>
-      <w:r>
-        <w:rPr/>
-        <w:t xml:space="preserve"> sobre el habitar cuando se la lee siguiendo sus piedras? ¿Y qué añade a esa lectura un dibujo hecho con una materia, el pastel al óleo, que trabaja como el comunario, sumando y quitando?</w:t>
-      </w:r>
-      <w:r>
-        <w:rPr>
-          <w:rStyle w:val="FootnoteReference"/>
-        </w:rPr>
-        <w:footnoteReference w:id="4"/>
-      </w:r>
-      <w:r>
-        <w:rPr/>
-        <w:t xml:space="preserve"> Nuestra respuesta es que la novela registra, a espaldas de su narrador, la mecánica material del despojo: cómo se pierde la tierra, con qué objetos y con qué gestos. El argumento cabe en tres materiales. El ayllu marca su tierra con piedras: despeja, amontona, cerca y amojona. La aldea la reescribe con papeles: títulos, expedientes, ordenanzas. La mina convierte el mismo gesto en mercancía con máquinas. Entre la piedra y el papel el intercambio no es parejo: ante la ley, un mojón no vale lo que un título. El dibujo, al repetir las operaciones de la novela con otra materia, obliga a decidir lo que el texto deja abierto y deja ver lo que el narrador impone.</w:t>
-      </w:r>
-    </w:p>
-    <w:p>
-      <w:pPr>
-        <w:pStyle w:val="BodyText"/>
-        <w:rPr/>
-      </w:pPr>
-      <w:r>
-        <w:rPr/>
-        <w:t xml:space="preserve">El narrador, además, no es inocente. La novela se publicó en Buenos Aires en 1945 y se cita aquí por una reedición paceña de 1982, cuya nota editorial asegura que el autor «ama al indio», que enseñó en la Escuela Indigenal de Warisata y que Jatun-Kolla «es, en realidad, Warisata» (Botelho Gosálvez, 1982 [1945]: 5). </w:t>
-      </w:r>
-      <w:ins w:id="1" w:author="Unknown Author" w:date="2026-09-26T23:13:20Z">
-        <w:r>
-          <w:rPr/>
-          <w:t xml:space="preserve">Aquí no se lee </w:t>
-        </w:r>
-      </w:ins>
-      <w:del w:id="2" w:author="Unknown Author" w:date="2026-09-26T23:13:20Z">
-        <w:r>
-          <w:rPr/>
-          <w:delText xml:space="preserve">Esa nota invita a leer </w:delText>
-        </w:r>
-      </w:del>
-      <w:r>
-        <w:rPr/>
-        <w:t xml:space="preserve">la novela </w:t>
-      </w:r>
-      <w:ins w:id="3" w:author="Unknown Author" w:date="2026-09-26T23:13:20Z">
-        <w:r>
-          <w:rPr/>
-          <w:t xml:space="preserve">ni </w:t>
-        </w:r>
-      </w:ins>
-      <w:r>
-        <w:rPr/>
-        <w:t xml:space="preserve">como documento </w:t>
-      </w:r>
-      <w:ins w:id="4" w:author="Unknown Author" w:date="2026-09-26T23:13:20Z">
-        <w:r>
-          <w:rPr/>
-          <w:t>ni</w:t>
-        </w:r>
-      </w:ins>
-      <w:del w:id="5" w:author="Unknown Author" w:date="2026-09-26T23:13:20Z">
-        <w:r>
-          <w:rPr/>
-          <w:delText>y</w:delText>
-        </w:r>
-      </w:del>
-      <w:r>
-        <w:rPr/>
-        <w:t xml:space="preserve"> como redención</w:t>
-      </w:r>
-      <w:del w:id="6" w:author="Unknown Author" w:date="2026-09-26T23:13:20Z">
-        <w:r>
-          <w:rPr/>
-          <w:delText>; aquí no se sigue ninguna de las dos lecturas</w:delText>
-        </w:r>
-      </w:del>
-      <w:r>
-        <w:rPr/>
-        <w:t xml:space="preserve">. Antonio Cornejo Polar mostró que el narrador indigenista, «ajeno al mundo indio aunque se solidarice con él», imagina esa vida «más en términos de naturaleza que de historia» (Cornejo Polar, 2003 [1994]: 180). El de </w:t>
-      </w:r>
-      <w:r>
-        <w:rPr>
-          <w:i/>
-          <w:iCs/>
-        </w:rPr>
-        <w:t>Altiplano</w:t>
-      </w:r>
-      <w:r>
-        <w:rPr/>
-        <w:t xml:space="preserve"> no es la excepción. Denuncia el despojo, pero trata a los comunarios como animales, como cuerpos sexuales o como piedras: las chozas son «verrugas en la piel sarmentosa del altiplano» (Botelho Gosálvez, 1982 [1945]: 10), y un minero muestra sus «pobres costillas zafadas como surcos» (ibid.: 145). No se trata de repetir esa crítica, sino de buscar la historia que el texto guarda en sus cosas mientras el narrador la convierte en paisaje.</w:t>
-      </w:r>
-    </w:p>
-    <w:p>
-      <w:pPr>
-        <w:pStyle w:val="BodyText"/>
-        <w:rPr/>
-      </w:pPr>
-      <w:r>
-        <w:rPr/>
-        <w:t xml:space="preserve">La lectura se hace desde la arquitectura y el dibujo, con las herramientas de ese oficio: la planta, el corte, el peso de los materiales, la mano que dibuja. Hay tres razones para hacerlo así. Primero, en </w:t>
-      </w:r>
-      <w:r>
-        <w:rPr>
-          <w:i/>
-          <w:iCs/>
-        </w:rPr>
-        <w:t>Altiplano</w:t>
-      </w:r>
-      <w:r>
-        <w:rPr/>
-        <w:t xml:space="preserve"> el saber sobre el espacio es material: piedra, adobe, paja y papel. Segundo, el dibujo, que obliga a decidir punto de vista, escala y límite, deja a la vista las categorías que el lector proyecta. Tercero, si dibujar es, como propone Mauricio Cárcamo Pino, un </w:t>
-      </w:r>
-      <w:r>
-        <w:rPr>
-          <w:i/>
-          <w:iCs/>
-        </w:rPr>
-        <w:t>manuaje</w:t>
-      </w:r>
-      <w:r>
-        <w:rPr/>
-        <w:t xml:space="preserve">, una manera de pensar y de decir con las manos (Cárcamo Pino, 2025b: 244), dibujar una novela es leerla con otro órgano. El recorrido cambia de escala: la casa y el ayllu (sección 3), la aldea (4), el éxodo (5), el cuerpo (6) y el retorno (7). </w:t>
-      </w:r>
-      <w:ins w:id="7" w:author="Unknown Author" w:date="2026-09-26T23:13:20Z">
-        <w:r>
-          <w:rPr/>
-          <w:t>Allí</w:t>
-        </w:r>
-      </w:ins>
-      <w:del w:id="8" w:author="Unknown Author" w:date="2026-09-26T23:13:20Z">
-        <w:r>
-          <w:rPr/>
-          <w:delText>En ese recorrido</w:delText>
-        </w:r>
-      </w:del>
-      <w:r>
-        <w:rPr/>
-        <w:t xml:space="preserve"> se sitúan los seis pasteles de la serie, de los que se reproduce el esquema de encaje, el trazado que fija la composición (figuras 1-6). Se trata de una investigación en desarrollo.</w:t>
-      </w:r>
-      <w:bookmarkEnd w:id="1"/>
-    </w:p>
-    <w:p>
-      <w:pPr>
-        <w:pStyle w:val="Heading2"/>
-        <w:rPr/>
-      </w:pPr>
-      <w:bookmarkStart w:id="2" w:name="X92427c7b6fba06e7fef4b61070b9c7628a70d2e"/>
-      <w:r>
-        <w:rPr/>
-        <w:t>2. Cómo leer: el espacio, las manos y el dibujo (marco teórico y método)</w:t>
-      </w:r>
-    </w:p>
-    <w:p>
-      <w:pPr>
-        <w:pStyle w:val="FirstParagraph"/>
-        <w:rPr/>
-      </w:pPr>
-      <w:r>
-        <w:rPr/>
-        <w:t xml:space="preserve">Fernando Vázquez Ramos y sus colegas recuerdan que el espacio es un tema </w:t>
-      </w:r>
-      <w:ins w:id="9" w:author="Unknown Author" w:date="2026-09-26T23:13:20Z">
-        <w:r>
-          <w:rPr/>
-          <w:t>moderno y abstracto</w:t>
-        </w:r>
-      </w:ins>
-      <w:del w:id="10" w:author="Unknown Author" w:date="2026-09-26T23:13:20Z">
-        <w:r>
-          <w:rPr/>
-          <w:delText>«esencialmente moderno y, como tal, movedizo y, sobre todo, abstracto»</w:delText>
-        </w:r>
-      </w:del>
-      <w:r>
-        <w:rPr/>
-        <w:t>, que «no habla sobre la arquitectura, sino sobre nosotros» (Vázquez Ramos et al., 2023: 4). Citan también a Edward T. Hall, que advertía contra quienes «proyectan sobre el mundo visual del pasado las estructuras del mundo visual del presente» (Hall, 1973: 133, cit. en ibid.: 3). La advertencia vale para nosotros: no hay que atribuir al ayllu una idea de espacio que la novela no formula, porque sus categorías son otras: la piedra, la pirca, el mojón, el título. Y vale para el narrador, que mira Jatun-Kolla con la sociología de la ciudad: los Villca «son la burguesía usurpadora»; los Condori, Mamani y Quispe, «el proletariado campesino» (Botelho Gosálvez, 1982 [1945]: 22).</w:t>
-      </w:r>
-    </w:p>
-    <w:p>
-      <w:pPr>
-        <w:pStyle w:val="BodyText"/>
-        <w:rPr/>
-      </w:pPr>
-      <w:r>
-        <w:rPr/>
-        <w:t xml:space="preserve">En Bolivia, René Zavaleta Mercado opuso «dos concepciones que son ambas espacialistas»: la andina, un «archipiélago» en el que «este espacio no puede concebirse sin otro espacio», y la señorial, que concibe «el dominio final del suelo como atribución ligada a una estirpe» (Zavaleta Mercado, 1986: 29-30). Dicho de manera simple: para la primera, la tierra es un conjunto de lugares a distintas alturas que se trabajan juntos, como la puna y el valle; para la segunda, un terreno cercado que se hereda por apellido. </w:t>
-      </w:r>
-      <w:r>
-        <w:rPr>
-          <w:i/>
-          <w:iCs/>
-        </w:rPr>
-        <w:t>Altiplano</w:t>
-      </w:r>
-      <w:r>
-        <w:rPr/>
-        <w:t xml:space="preserve"> muestra las dos, y cómo la segunda gana terreno.</w:t>
-      </w:r>
-    </w:p>
-    <w:p>
-      <w:pPr>
-        <w:pStyle w:val="BodyText"/>
-        <w:rPr/>
-      </w:pPr>
-      <w:r>
-        <w:rPr/>
-        <w:t xml:space="preserve">Tampoco la piedra andina es la piedra del narrador. En el aymara de Bertonio, </w:t>
-      </w:r>
-      <w:r>
-        <w:rPr>
-          <w:i/>
-          <w:iCs/>
-        </w:rPr>
-        <w:t>wanqa</w:t>
-      </w:r>
-      <w:r>
-        <w:rPr/>
-        <w:t xml:space="preserve"> es solo «piedra muy grande» (Bertonio, 2011 [1612]: 506). Pero Pierre Duviols advierte que los diccionarios callan el «contenido religioso» que dejan ver los juicios coloniales contra la idolatría. Allí, el </w:t>
-      </w:r>
-      <w:r>
-        <w:rPr>
-          <w:i/>
-          <w:iCs/>
-        </w:rPr>
-        <w:t>huanca</w:t>
-      </w:r>
-      <w:r>
-        <w:rPr/>
-        <w:t xml:space="preserve"> era «el doble mineral del cadáver sagrado» (Duviols, 1979: 8), una piedra que recordaba «al Huari que primero amojonó tal campo, al que lo cercó, al que lo desbrozó» (ibid.: 13). </w:t>
-      </w:r>
-      <w:r>
-        <w:rPr>
-          <w:i/>
-          <w:iCs/>
-        </w:rPr>
-        <w:t>Huanca</w:t>
-      </w:r>
-      <w:r>
-        <w:rPr/>
-        <w:t xml:space="preserve">, grafía colonial de </w:t>
-      </w:r>
-      <w:r>
-        <w:rPr>
-          <w:i/>
-          <w:iCs/>
-        </w:rPr>
-        <w:t>wank’a</w:t>
-      </w:r>
-      <w:r>
-        <w:rPr/>
-        <w:t xml:space="preserve">, era también nombre de varón (Dean, 2010: 44, 202, n. 86), como el apellido de Paulo Huanca y su familia. La novela no lo desarrolla, pero lo registra: «mojones que han sido puestos allí desde tiempos antiguos» señalan las pertenencias del ayllu (Botelho Gosálvez, 1982 [1945]: 9), y los Huanca viven «en los linderos» (ibid.: 30). En cambio, cuando Paulo Huanca baja a los Yungas, su «organismo de piedra del Kollasuyo» termina «despedazado» (ibid.: 133). La </w:t>
-      </w:r>
-      <w:r>
-        <w:rPr>
-          <w:i/>
-          <w:iCs/>
-        </w:rPr>
-        <w:t>wank’a</w:t>
-      </w:r>
-      <w:r>
-        <w:rPr/>
-        <w:t xml:space="preserve"> es una piedra con dueño y con lugar; la del narrador, una abstracción.</w:t>
-      </w:r>
-    </w:p>
-    <w:p>
-      <w:pPr>
-        <w:pStyle w:val="BodyText"/>
-        <w:rPr/>
-      </w:pPr>
-      <w:r>
-        <w:rPr/>
-        <w:t>¿Con qué leer, entonces? Con las manos</w:t>
-      </w:r>
-      <w:ins w:id="11" w:author="Unknown Author" w:date="2026-09-26T23:13:20Z">
-        <w:r>
-          <w:rPr/>
-          <w:t xml:space="preserve">. De las imágenes de la materia, Gaston Bachelard escribió: «La vista las nombra, pero la mano las conoce» (Bachelard, 1978 [1942]: 7-8, cit. en Pallasmaa, 2014: 53). En </w:t>
-        </w:r>
-      </w:ins>
-      <w:ins w:id="12" w:author="Unknown Author" w:date="2026-09-26T23:13:20Z">
+      <w:ins w:id="2" w:author="Unknown Author" w:date="2026-09-27T03:35:50Z">
         <w:r>
           <w:rPr>
             <w:i/>
@@ -624,97 +400,256 @@
           <w:t>Altiplano</w:t>
         </w:r>
       </w:ins>
-      <w:ins w:id="13" w:author="Unknown Author" w:date="2026-09-26T23:13:20Z">
+      <w:ins w:id="3" w:author="Unknown Author" w:date="2026-09-27T03:35:50Z">
         <w:r>
           <w:rPr/>
-          <w:t>, el narrador nombra; el comunario, que despeja y amontona, conoce</w:t>
+          <w:t xml:space="preserve">, esos materiales son </w:t>
         </w:r>
       </w:ins>
-      <w:del w:id="14" w:author="Unknown Author" w:date="2026-09-26T23:13:20Z">
+      <w:del w:id="4" w:author="Unknown Author" w:date="2026-09-27T03:35:50Z">
         <w:r>
           <w:rPr/>
-          <w:delText>, pero sin oponerlas al papel</w:delText>
+          <w:delText xml:space="preserve">en </w:delText>
         </w:r>
       </w:del>
-      <w:r>
-        <w:rPr/>
-        <w:t xml:space="preserve">. Cárcamo Pino llama </w:t>
-      </w:r>
-      <w:r>
-        <w:rPr>
-          <w:i/>
-          <w:iCs/>
-        </w:rPr>
-        <w:t>manuaje</w:t>
-      </w:r>
-      <w:r>
-        <w:rPr/>
-        <w:t xml:space="preserve"> a lo que hacen las manos cuando piensan, expresan o comunican: un «neologismo homólogo al lenguaje, pero con las manos» (Cárcamo Pino, 2019: 1412, cit. en Cárcamo Pino, 2025b: 244). Escribir es una de esas acciones, y cada oficio tiene su </w:t>
-      </w:r>
-      <w:r>
-        <w:rPr>
-          <w:i/>
-          <w:iCs/>
-        </w:rPr>
-        <w:t>manoaje</w:t>
-      </w:r>
-      <w:r>
-        <w:rPr/>
-        <w:t xml:space="preserve">, «un subgrupo contextual de acciones manuales» (Cárcamo Pino, 2025b: 259). Cárcamo Pino recuerda además que la misma mano hace dos agarres: el de fuerza, como al tomar un martillo, y el de precisión, como al «sujetar un papel con dos yemas dactilares» (Cárcamo Pino, 2025a: 10). </w:t>
-      </w:r>
-      <w:r>
-        <w:rPr>
-          <w:i/>
-          <w:iCs/>
-        </w:rPr>
-        <w:t>Altiplano</w:t>
-      </w:r>
-      <w:r>
-        <w:rPr/>
-        <w:t xml:space="preserve"> pone los dos a la vista. Paulo Huanca sale de su chujlla «con la madera del arado en un hombro y las correas del yugo en las manos» (Botelho Gosálvez, 1982 [1945]: 34); el doctor Mendoza firma la ordenanza que dejará sin ganado a los Villca (ibid.: 96). No es una mano frente a un papel, sino dos manos con dos agarres.</w:t>
-      </w:r>
-    </w:p>
-    <w:p>
-      <w:pPr>
-        <w:pStyle w:val="BodyText"/>
-        <w:rPr/>
-      </w:pPr>
-      <w:r>
-        <w:rPr/>
-        <w:t xml:space="preserve">La oposición entre la mano que ara y el papel que despoja la enuncia el poder. En Umacachi, los vecinos niegan la escuela a los indios: «Que tiren palotes con el arado», dicen, porque esa es «la más recomendable caligrafía para los indios» (Botelho Gosálvez, 1982 [1945]: 87). Repetirla sería repetir su lógica, y la novela la repite por omisión: el ayllu que «es, en realidad, Warisata» (ibid.: 5) no tiene escuela, cuando allí funcionaba desde 1931 la escuela-ayllu del maestro indio Avelino Siñani y de Elizardo Pérez (Rivera Cusicanqui, 2010 [1984]: 105, 113), y los </w:t>
-      </w:r>
-      <w:r>
-        <w:rPr>
-          <w:i/>
-          <w:iCs/>
-        </w:rPr>
-        <w:t>kuraka</w:t>
-      </w:r>
-      <w:r>
-        <w:rPr/>
-        <w:t xml:space="preserve"> de Achacachi sostenían escuelas propias ya en 1929 (Barnadas, 1978 [1975]: 84). La pregunta no es si la mano o el papel, sino qué prácticas se autorizan y cuáles quedaron «minusvaloradas, invisibilizadas» por el «monopolio de la escritura y el lenguaje» (Cárcamo Pino, 2025b: 259).</w:t>
-      </w:r>
-    </w:p>
-    <w:p>
-      <w:pPr>
-        <w:pStyle w:val="BodyText"/>
-        <w:rPr/>
-      </w:pPr>
-      <w:ins w:id="15" w:author="Unknown Author" w:date="2026-09-26T23:13:20Z">
+      <w:del w:id="5" w:author="Unknown Author" w:date="2026-09-27T03:35:50Z">
+        <w:r>
+          <w:rPr>
+            <w:i/>
+            <w:iCs/>
+          </w:rPr>
+          <w:delText>Altiplano</w:delText>
+        </w:r>
+      </w:del>
+      <w:del w:id="6" w:author="Unknown Author" w:date="2026-09-27T03:35:50Z">
         <w:r>
           <w:rPr/>
-          <w:t>No</w:t>
+          <w:delText xml:space="preserve"> el saber sobre el espacio es material: </w:delText>
+        </w:r>
+      </w:del>
+      <w:r>
+        <w:rPr/>
+        <w:t xml:space="preserve">piedra, adobe, paja y papel. Segundo, el dibujo, que obliga a decidir punto de vista, escala y límite, deja a la vista las categorías que el lector proyecta. Tercero, si dibujar es, como propone Mauricio Cárcamo Pino, un </w:t>
+      </w:r>
+      <w:r>
+        <w:rPr>
+          <w:i/>
+          <w:iCs/>
+        </w:rPr>
+        <w:t>manuaje</w:t>
+      </w:r>
+      <w:r>
+        <w:rPr/>
+        <w:t xml:space="preserve">, una manera de pensar y de decir con las manos (Cárcamo Pino, 2025b: 244), dibujar una novela es leerla con otro órgano. </w:t>
+      </w:r>
+      <w:ins w:id="7" w:author="Unknown Author" w:date="2026-09-27T03:35:50Z">
+        <w:r>
+          <w:rPr/>
+          <w:t>Como la escala del espacio puede volverse «el alcance de una epopeya o los límites de un drama personal» (Potteiger y Purinton, 1998: 6), el</w:t>
         </w:r>
       </w:ins>
-      <w:del w:id="16" w:author="Unknown Author" w:date="2026-09-26T23:13:20Z">
+      <w:del w:id="8" w:author="Unknown Author" w:date="2026-09-27T03:35:50Z">
         <w:r>
           <w:rPr/>
-          <w:delText>Falta decir qué dibujo se usa, porque no</w:delText>
+          <w:delText>El</w:delText>
         </w:r>
       </w:del>
       <w:r>
         <w:rPr/>
-        <w:t xml:space="preserve"> todo dibujo descubre algo. Javier Seguí de la Riva distingue el dibujo que puede «servir como ilustración de un texto narrativo previo» del que deja a la mano encontrar lo que no se sabía (Seguí de la Riva, 2010: 93). Tim Ingold separa los dibujos que cuentan de los que «especifican» (Ingold, 2013: 125), como los planos de arquitectos e ingenieros. Los esquemas de encaje que aquí se reproducen pertenecen al dibujo que ilustra y especifica: no descubren nada, pero obligan a decidir.</w:t>
+        <w:t xml:space="preserve"> recorrido cambia de escala: la casa y el ayllu (sección 3), la aldea (4), el éxodo (5), el cuerpo (6) y el retorno (7). Allí se sitúan los seis pasteles de la serie, de los que se reproduce el esquema de encaje, el trazado que fija la composición (figuras 1-6). Se trata de una investigación en desarrollo.</w:t>
+      </w:r>
+      <w:bookmarkEnd w:id="1"/>
+    </w:p>
+    <w:p>
+      <w:pPr>
+        <w:pStyle w:val="Heading2"/>
+        <w:rPr/>
+      </w:pPr>
+      <w:bookmarkStart w:id="2" w:name="X92427c7b6fba06e7fef4b61070b9c7628a70d2e"/>
+      <w:r>
+        <w:rPr/>
+        <w:t>2. Cómo leer: el espacio, las manos y el dibujo (marco teórico y método)</w:t>
+      </w:r>
+    </w:p>
+    <w:p>
+      <w:pPr>
+        <w:pStyle w:val="FirstParagraph"/>
+        <w:rPr/>
+      </w:pPr>
+      <w:r>
+        <w:rPr/>
+        <w:t>Fernando Vázquez Ramos y sus colegas recuerdan que el espacio es un tema moderno y abstracto, que «no habla sobre la arquitectura, sino sobre nosotros» (Vázquez Ramos et al., 2023: 4). Citan también a Edward T. Hall, que advertía contra quienes «proyectan sobre el mundo visual del pasado las estructuras del mundo visual del presente» (Hall, 1973: 133, cit. en ibid.: 3). La advertencia vale para nosotros: no hay que atribuir al ayllu una idea de espacio que la novela no formula, porque sus categorías son otras: la piedra, la pirca, el mojón, el título. Y vale para el narrador, que mira Jatun-Kolla con la sociología de la ciudad: los Villca «son la burguesía usurpadora»; los Condori, Mamani y Quispe, «el proletariado campesino» (Botelho Gosálvez, 1982 [1945]: 22).</w:t>
+      </w:r>
+    </w:p>
+    <w:p>
+      <w:pPr>
+        <w:pStyle w:val="BodyText"/>
+        <w:rPr/>
+      </w:pPr>
+      <w:r>
+        <w:rPr/>
+        <w:t xml:space="preserve">En Bolivia, René Zavaleta Mercado opuso «dos concepciones que son ambas espacialistas»: la andina, un «archipiélago» en el que «este espacio no puede concebirse sin otro espacio», y la señorial, que concibe «el dominio final del suelo como atribución ligada a una estirpe» (Zavaleta Mercado, 1986: 29-30). Dicho de manera simple: para la primera, la tierra es un conjunto de lugares a distintas alturas que se trabajan juntos, como la puna y el valle; para la segunda, un terreno cercado que se hereda por apellido. </w:t>
+      </w:r>
+      <w:r>
+        <w:rPr>
+          <w:i/>
+          <w:iCs/>
+        </w:rPr>
+        <w:t>Altiplano</w:t>
+      </w:r>
+      <w:r>
+        <w:rPr/>
+        <w:t xml:space="preserve"> muestra las dos, y cómo la segunda gana terreno.</w:t>
+      </w:r>
+    </w:p>
+    <w:p>
+      <w:pPr>
+        <w:pStyle w:val="BodyText"/>
+        <w:rPr/>
+      </w:pPr>
+      <w:r>
+        <w:rPr/>
+        <w:t xml:space="preserve">Tampoco la piedra andina es la piedra del narrador. En el aymara de Bertonio, </w:t>
+      </w:r>
+      <w:r>
+        <w:rPr>
+          <w:i/>
+          <w:iCs/>
+        </w:rPr>
+        <w:t>wanqa</w:t>
+      </w:r>
+      <w:r>
+        <w:rPr/>
+        <w:t xml:space="preserve"> es solo «piedra muy grande» (Bertonio, 2011 [1612]: 506). Pero Pierre Duviols advierte que los diccionarios callan el «contenido religioso» que dejan ver los juicios coloniales contra la idolatría. Allí, el </w:t>
+      </w:r>
+      <w:r>
+        <w:rPr>
+          <w:i/>
+          <w:iCs/>
+        </w:rPr>
+        <w:t>huanca</w:t>
+      </w:r>
+      <w:r>
+        <w:rPr/>
+        <w:t xml:space="preserve"> era «el doble mineral del cadáver sagrado» (Duviols, 1979: 8), una piedra que recordaba «al Huari que primero amojonó tal campo, al que lo cercó, al que lo desbrozó» (ibid.: 13). </w:t>
+      </w:r>
+      <w:r>
+        <w:rPr>
+          <w:i/>
+          <w:iCs/>
+        </w:rPr>
+        <w:t>Huanca</w:t>
+      </w:r>
+      <w:r>
+        <w:rPr/>
+        <w:t xml:space="preserve">, grafía colonial de </w:t>
+      </w:r>
+      <w:r>
+        <w:rPr>
+          <w:i/>
+          <w:iCs/>
+        </w:rPr>
+        <w:t>wank’a</w:t>
+      </w:r>
+      <w:r>
+        <w:rPr/>
+        <w:t xml:space="preserve">, era también nombre de varón (Dean, 2010: 44, 202, n. 86), como el apellido de Paulo Huanca y su familia. La novela no lo desarrolla, pero lo registra: «mojones que han sido puestos allí desde tiempos antiguos» señalan las pertenencias del ayllu (Botelho Gosálvez, 1982 [1945]: 9), y los Huanca viven «en los linderos» (ibid.: 30). En cambio, cuando Paulo Huanca baja a los Yungas, su «organismo de piedra del Kollasuyo» termina «despedazado» (ibid.: 133). La </w:t>
+      </w:r>
+      <w:r>
+        <w:rPr>
+          <w:i/>
+          <w:iCs/>
+        </w:rPr>
+        <w:t>wank’a</w:t>
+      </w:r>
+      <w:r>
+        <w:rPr/>
+        <w:t xml:space="preserve"> es una piedra con dueño y con lugar; la del narrador, una abstracción.</w:t>
+      </w:r>
+    </w:p>
+    <w:p>
+      <w:pPr>
+        <w:pStyle w:val="BodyText"/>
+        <w:rPr/>
+      </w:pPr>
+      <w:r>
+        <w:rPr/>
+        <w:t xml:space="preserve">¿Con qué leer, entonces? Con las manos. De las imágenes de la materia, Gaston Bachelard escribió: «La vista las nombra, pero la mano las conoce» (Bachelard, 1978 [1942]: 7-8, cit. en Pallasmaa, 2014: 53). En </w:t>
+      </w:r>
+      <w:r>
+        <w:rPr>
+          <w:i/>
+          <w:iCs/>
+        </w:rPr>
+        <w:t>Altiplano</w:t>
+      </w:r>
+      <w:r>
+        <w:rPr/>
+        <w:t xml:space="preserve">, el narrador nombra; el comunario, que despeja y amontona, conoce. Cárcamo Pino llama </w:t>
+      </w:r>
+      <w:r>
+        <w:rPr>
+          <w:i/>
+          <w:iCs/>
+        </w:rPr>
+        <w:t>manuaje</w:t>
+      </w:r>
+      <w:r>
+        <w:rPr/>
+        <w:t xml:space="preserve"> a lo que hacen las manos cuando piensan, expresan o comunican: un «neologismo homólogo al lenguaje, pero con las manos» (Cárcamo Pino, 2019: 1412, cit. en Cárcamo Pino, 2025b: 244). Escribir es una de esas acciones, y cada oficio tiene su </w:t>
+      </w:r>
+      <w:r>
+        <w:rPr>
+          <w:i/>
+          <w:iCs/>
+        </w:rPr>
+        <w:t>manoaje</w:t>
+      </w:r>
+      <w:r>
+        <w:rPr/>
+        <w:t xml:space="preserve">, «un subgrupo contextual de acciones manuales» (Cárcamo Pino, 2025b: 259). Cárcamo Pino recuerda además que la misma mano hace dos agarres: el de fuerza, como al tomar un martillo, y el de precisión, como al «sujetar un papel con dos yemas dactilares» (Cárcamo Pino, 2025a: 10). </w:t>
+      </w:r>
+      <w:r>
+        <w:rPr>
+          <w:i/>
+          <w:iCs/>
+        </w:rPr>
+        <w:t>Altiplano</w:t>
+      </w:r>
+      <w:r>
+        <w:rPr/>
+        <w:t xml:space="preserve"> pone los dos a la vista. Paulo Huanca sale de su chujlla «con la madera del arado en un hombro y las correas del yugo en las manos» (Botelho Gosálvez, 1982 [1945]: 34); el doctor Mendoza firma la ordenanza que dejará sin ganado a los Villca (ibid.: 96). No es una mano frente a un papel, sino dos manos con dos agarres.</w:t>
+      </w:r>
+    </w:p>
+    <w:p>
+      <w:pPr>
+        <w:pStyle w:val="BodyText"/>
+        <w:rPr/>
+      </w:pPr>
+      <w:r>
+        <w:rPr/>
+        <w:t xml:space="preserve">La oposición entre la mano que ara y el papel que despoja la enuncia el poder. En Umacachi, los vecinos niegan la escuela a los indios: «Que tiren palotes con el arado», dicen, porque esa es «la más recomendable caligrafía para los indios» (Botelho Gosálvez, 1982 [1945]: 87). Repetirla sería repetir su lógica, y la novela la repite por omisión: el ayllu que «es, en realidad, Warisata» (ibid.: 5) no tiene escuela, cuando allí funcionaba desde 1931 la escuela-ayllu del maestro indio Avelino Siñani y de Elizardo Pérez (Rivera Cusicanqui, 2010 [1984]: 105, 113), y los </w:t>
+      </w:r>
+      <w:r>
+        <w:rPr>
+          <w:i/>
+          <w:iCs/>
+        </w:rPr>
+        <w:t>kuraka</w:t>
+      </w:r>
+      <w:r>
+        <w:rPr/>
+        <w:t xml:space="preserve"> de Achacachi sostenían escuelas propias ya en 1929 (Barnadas, 1978 [1975]: 84). La pregunta no es si la mano o el papel, sino qué prácticas se autorizan y cuáles quedaron «minusvaloradas, invisibilizadas» por el «monopolio de la escritura y el lenguaje» (Cárcamo Pino, 2025b: 259).</w:t>
+      </w:r>
+    </w:p>
+    <w:p>
+      <w:pPr>
+        <w:pStyle w:val="BodyText"/>
+        <w:rPr/>
+      </w:pPr>
+      <w:r>
+        <w:rPr/>
+        <w:t>No todo dibujo descubre algo. Javier Seguí de la Riva distingue el dibujo que puede «servir como ilustración de un texto narrativo previo» del que deja a la mano encontrar lo que no se sabía (Seguí de la Riva, 2010: 93). Tim Ingold separa los dibujos que cuentan de los que «especifican» (Ingold, 2013: 125), como los planos de arquitectos e ingenieros. Los esquemas de encaje que aquí se reproducen pertenecen al dibujo que ilustra y especifica: no descubren nada, pero obligan a decidir.</w:t>
       </w:r>
     </w:p>
     <w:p>
@@ -735,66 +670,56 @@
       </w:r>
       <w:r>
         <w:rPr/>
-        <w:t xml:space="preserve"> reúne </w:t>
-      </w:r>
-      <w:ins w:id="17" w:author="Unknown Author" w:date="2026-09-26T23:13:20Z">
+        <w:t xml:space="preserve"> reúne en un fichero los datos del texto, con su página. La </w:t>
+      </w:r>
+      <w:r>
+        <w:rPr>
+          <w:i/>
+          <w:iCs/>
+        </w:rPr>
+        <w:t>disección</w:t>
+      </w:r>
+      <w:r>
+        <w:rPr/>
+        <w:t xml:space="preserve"> separa las partes y las ordena según cuatro funciones constructivas: apoyo, vano, masa y límite (Cuadro 1). El </w:t>
+      </w:r>
+      <w:r>
+        <w:rPr>
+          <w:i/>
+          <w:iCs/>
+        </w:rPr>
+        <w:t>ensamblaje</w:t>
+      </w:r>
+      <w:r>
+        <w:rPr/>
+        <w:t xml:space="preserve"> las vuelve a juntar, como el </w:t>
+      </w:r>
+      <w:r>
+        <w:rPr>
+          <w:i/>
+          <w:iCs/>
+        </w:rPr>
+        <w:t>capriccio</w:t>
+      </w:r>
+      <w:r>
+        <w:rPr/>
+        <w:t xml:space="preserve"> de Canaletto</w:t>
+      </w:r>
+      <w:ins w:id="9" w:author="Unknown Author" w:date="2026-09-27T03:35:50Z">
         <w:r>
           <w:rPr/>
-          <w:t xml:space="preserve">en un fichero </w:t>
+          <w:t xml:space="preserve"> junta</w:t>
         </w:r>
       </w:ins>
-      <w:r>
-        <w:rPr/>
-        <w:t>los datos del texto</w:t>
-      </w:r>
-      <w:ins w:id="18" w:author="Unknown Author" w:date="2026-09-26T23:13:20Z">
+      <w:del w:id="10" w:author="Unknown Author" w:date="2026-09-27T03:35:50Z">
         <w:r>
           <w:rPr/>
-          <w:t>,</w:t>
-        </w:r>
-      </w:ins>
-      <w:del w:id="19" w:author="Unknown Author" w:date="2026-09-26T23:13:20Z">
-        <w:r>
-          <w:rPr/>
-          <w:delText xml:space="preserve"> (lugar, materia, medida, luz, color) en una «biblioteca de observaciones» (ibid.: 15); aquí, un fichero de pasajes</w:delText>
+          <w:delText>, que reunía</w:delText>
         </w:r>
       </w:del>
       <w:r>
         <w:rPr/>
-        <w:t xml:space="preserve"> con su página. La </w:t>
-      </w:r>
-      <w:r>
-        <w:rPr>
-          <w:i/>
-          <w:iCs/>
-        </w:rPr>
-        <w:t>disección</w:t>
-      </w:r>
-      <w:r>
-        <w:rPr/>
-        <w:t xml:space="preserve"> separa las partes y las ordena según cuatro funciones constructivas: apoyo, vano, masa y límite (Cuadro 1). El </w:t>
-      </w:r>
-      <w:r>
-        <w:rPr>
-          <w:i/>
-          <w:iCs/>
-        </w:rPr>
-        <w:t>ensamblaje</w:t>
-      </w:r>
-      <w:r>
-        <w:rPr/>
-        <w:t xml:space="preserve"> las vuelve a juntar, como el </w:t>
-      </w:r>
-      <w:r>
-        <w:rPr>
-          <w:i/>
-          <w:iCs/>
-        </w:rPr>
-        <w:t>capriccio</w:t>
-      </w:r>
-      <w:r>
-        <w:rPr/>
-        <w:t xml:space="preserve"> de Canaletto, que reunía edificios de ciudades distintas en una ciudad «completamente imaginaria» (ibid.: 3); sus decisiones, un perfil o una analogía, son del dibujante y no cuentan como hallazgos. La </w:t>
+        <w:t xml:space="preserve"> edificios de ciudades distintas en una ciudad «completamente imaginaria» (ibid.: 3); sus decisiones, un perfil o una analogía, son del dibujante y no cuentan como hallazgos. La </w:t>
       </w:r>
       <w:r>
         <w:rPr>
@@ -826,23 +751,7 @@
       </w:r>
       <w:r>
         <w:rPr/>
-        <w:t xml:space="preserve"> a ese registro</w:t>
-      </w:r>
-      <w:ins w:id="20" w:author="Unknown Author" w:date="2026-09-26T23:13:20Z">
-        <w:r>
-          <w:rPr/>
-          <w:t>, el del tacto y el movimiento del cuerpo</w:t>
-        </w:r>
-      </w:ins>
-      <w:del w:id="21" w:author="Unknown Author" w:date="2026-09-26T23:13:20Z">
-        <w:r>
-          <w:rPr/>
-          <w:delText>: lo que se sabe por el tacto, el movimiento, la posición del cuerpo y el equilibrio</w:delText>
-        </w:r>
-      </w:del>
-      <w:r>
-        <w:rPr/>
-        <w:t xml:space="preserve"> (Garrington, 2013: 16). A una prosa del tacto le corresponde un dibujo hecho con los dedos. Cada figura se examina en tres planos: (1) </w:t>
+        <w:t xml:space="preserve"> a ese registro, el del tacto y el movimiento del cuerpo (Garrington, 2013: 16). A una prosa del tacto le corresponde un dibujo hecho con los dedos. Cada figura se examina en tres planos: (1) </w:t>
       </w:r>
       <w:r>
         <w:rPr>
@@ -1973,60 +1882,39 @@
       </w:pPr>
       <w:r>
         <w:rPr/>
-        <w:t xml:space="preserve">El narrador presenta el ayllu desde lo alto, como en un plano de situación: en la falda del cerro, «las chujllas de las familias más antiguas han trepado en los riscos del cerro y desde allí parecen ocupar un sitio de preeminencia sobre el resto de chozas» (Botelho Gosálvez, 1982 [1945]: 6). La palabra clave es </w:t>
-      </w:r>
-      <w:r>
-        <w:rPr>
-          <w:i/>
-          <w:iCs/>
-        </w:rPr>
-        <w:t>parecen</w:t>
-      </w:r>
-      <w:r>
-        <w:rPr/>
-        <w:t>: la jerarquía es una lectura del narrador sobre la pendiente, no un dato de la pendiente.</w:t>
-      </w:r>
-    </w:p>
-    <w:p>
-      <w:pPr>
-        <w:pStyle w:val="BodyText"/>
-        <w:rPr/>
-      </w:pPr>
-      <w:r>
-        <w:rPr/>
-        <w:t xml:space="preserve">La chujlla de los Huanca permite medir la casa. Tiene dos metros de alto, paredes «renegridas por el hollín» y camastros de «apenas la altura de un adobe»; de las vigas, «mal unidas con lazos de paja trenzada», cuelgan «las hoces, el arado, el yugo de madera» (ibid.: 30-31). Junta las dos maneras de construir de Frampton: muros de piedra y adobe que pesan, y un armazón atado como una cestería (Frampton, 1995: 5). Se mide con el cuerpo y guarda las herramientas de las manos. Es una caja de herramientas, y para Cárcamo Pino una caja de herramientas es a las manos lo que un idioma es a la lengua (Cárcamo Pino, 2025a: 12). El narrador, en cambio, entra como un intruso que no habita, sino que escribe: los camastros son «morada de piojos y pulgas» (Botelho Gosálvez, 1982 [1945]: 31). </w:t>
-      </w:r>
-      <w:ins w:id="22" w:author="Unknown Author" w:date="2026-09-26T23:13:20Z">
+        <w:t xml:space="preserve">El narrador presenta el ayllu desde lo alto, como en un plano de situación: en la falda del cerro, «las chujllas de las familias más antiguas han trepado en los riscos del cerro y desde allí parecen ocupar un sitio de preeminencia sobre el resto de chozas» (Botelho Gosálvez, 1982 [1945]: 6). </w:t>
+      </w:r>
+      <w:ins w:id="11" w:author="Unknown Author" w:date="2026-09-27T03:35:50Z">
         <w:r>
-          <w:rPr/>
-          <w:t>Pallasmaa recuerda que «la casa es una metáfora del cuerpo y el cuerpo una metáfora de la casa» (Pallasmaa</w:t>
+          <w:rPr>
+            <w:i/>
+            <w:iCs/>
+          </w:rPr>
+          <w:t>Parecen</w:t>
         </w:r>
       </w:ins>
-      <w:del w:id="23" w:author="Unknown Author" w:date="2026-09-26T23:13:20Z">
+      <w:del w:id="12" w:author="Unknown Author" w:date="2026-09-27T03:35:50Z">
         <w:r>
-          <w:rPr/>
-          <w:delText>Para Gaston Bachelard, el nido, «una cosa precaria», hace soñar con la seguridad (Bachelard, 1994 [1958]: 102, cit. en Martin</w:delText>
+          <w:rPr>
+            <w:i/>
+            <w:iCs/>
+          </w:rPr>
+          <w:delText>La palabra clave es parecen</w:delText>
         </w:r>
       </w:del>
       <w:r>
         <w:rPr/>
-        <w:t xml:space="preserve">, 2014: </w:t>
-      </w:r>
-      <w:ins w:id="24" w:author="Unknown Author" w:date="2026-09-26T23:13:20Z">
-        <w:r>
-          <w:rPr/>
-          <w:t>159); el narrador hace de la chujlla</w:t>
-        </w:r>
-      </w:ins>
-      <w:del w:id="25" w:author="Unknown Author" w:date="2026-09-26T23:13:20Z">
-        <w:r>
-          <w:rPr/>
-          <w:delText>71). Para el narrador, la chujlla es</w:delText>
-        </w:r>
-      </w:del>
-      <w:r>
-        <w:rPr/>
-        <w:t xml:space="preserve"> una madriguera. Su umbral es el «portal de su chujlla» desde el que Paulo Huanca ve partir a los hijos que la escasez expulsa (Botelho Gosálvez, 1982 [1945]: 34).</w:t>
+        <w:t>: la jerarquía es una lectura del narrador sobre la pendiente, no un dato de la pendiente.</w:t>
+      </w:r>
+    </w:p>
+    <w:p>
+      <w:pPr>
+        <w:pStyle w:val="BodyText"/>
+        <w:rPr/>
+      </w:pPr>
+      <w:r>
+        <w:rPr/>
+        <w:t>La chujlla de los Huanca permite medir la casa. Tiene dos metros de alto, paredes «renegridas por el hollín» y camastros de «apenas la altura de un adobe»; de las vigas, «mal unidas con lazos de paja trenzada», cuelgan «las hoces, el arado, el yugo de madera» (ibid.: 30-31). Junta las dos maneras de construir de Frampton: muros de piedra y adobe que pesan, y un armazón atado como una cestería (Frampton, 1995: 5). Se mide con el cuerpo y guarda las herramientas de las manos. Es una caja de herramientas, y para Cárcamo Pino una caja de herramientas es a las manos lo que un idioma es a la lengua (Cárcamo Pino, 2025a: 12). El narrador, en cambio, entra como un intruso que no habita, sino que escribe: los camastros son «morada de piojos y pulgas» (Botelho Gosálvez, 1982 [1945]: 31). Pallasmaa recuerda que «la casa es una metáfora del cuerpo y el cuerpo una metáfora de la casa» (Pallasmaa, 2014: 159); el narrador hace de la chujlla una madriguera. Su umbral es el «portal de su chujlla» desde el que Paulo Huanca ve partir a los hijos que la escasez expulsa (Botelho Gosálvez, 1982 [1945]: 34).</w:t>
       </w:r>
     </w:p>
     <w:p>
@@ -2081,27 +1969,7 @@
       </w:r>
       <w:r>
         <w:rPr/>
-        <w:t>. Un corte a la altura de una persona sentada junto al brasero. La hoja se cubre de negro y siena, el color del hollín, y la luz se saca quitando materia: el esgrafiado abre en la masa oscura las vigas, las hoces y el yugo, como el comunario abre la tierra quitándole piedras. El perfil de cráneo (la bóveda de paja como calota, la puerta como órbita, el fuego en el lugar del pensamiento) es una decisión de ensamblaje</w:t>
-      </w:r>
-      <w:del w:id="26" w:author="Unknown Author" w:date="2026-09-26T23:13:20Z">
-        <w:r>
-          <w:rPr/>
-          <w:delText xml:space="preserve"> tomada de Bachelard</w:delText>
-        </w:r>
-      </w:del>
-      <w:r>
-        <w:rPr/>
-        <w:t>, no un hallazgo</w:t>
-      </w:r>
-      <w:ins w:id="27" w:author="Unknown Author" w:date="2026-09-26T23:13:20Z">
-        <w:r>
-          <w:rPr/>
-          <w:t>: lleva al dibujo esa correspondencia entre casa y cuerpo</w:t>
-        </w:r>
-      </w:ins>
-      <w:r>
-        <w:rPr/>
-        <w:t xml:space="preserve">. (3) </w:t>
+        <w:t xml:space="preserve">. Un corte a la altura de una persona sentada junto al brasero. La hoja se cubre de negro y siena, el color del hollín, y la luz se saca quitando materia: el esgrafiado abre en la masa oscura las vigas, las hoces y el yugo, como el comunario abre la tierra quitándole piedras. El perfil de cráneo (la bóveda de paja como calota, la puerta como órbita, el fuego en el lugar del pensamiento) es una decisión de ensamblaje, no un hallazgo: lleva al dibujo esa correspondencia entre casa y cuerpo. (3) </w:t>
       </w:r>
       <w:r>
         <w:rPr>
@@ -2272,7 +2140,33 @@
       </w:r>
       <w:r>
         <w:rPr/>
-        <w:t>. El dato está en el texto; el esquema no lo descubre, pero lo vuelve imposible de ignorar: dibujado en la misma hoja, el signo no encaja en la pendiente, porque el peón vive en un escalón alto y los Villca terminarán en el pesebre de la aldea. La escalera se rehace en el cocal y en la mina (Botelho Gosálvez, 1982 [1945]: 112, 135). El signo no es una jerarquía fija, sino un mecanismo que vuelve a escalonar a la gente en cada lugar; y el mito y el mapa no se oponen, porque los dos escalonan.</w:t>
+        <w:t xml:space="preserve">. El dato está en el texto; el esquema no lo descubre, pero lo vuelve imposible de ignorar: dibujado en la misma hoja, el signo no encaja en la pendiente, porque el peón vive en un escalón alto y los Villca terminarán en el pesebre de la aldea. La escalera se rehace en el cocal y en la mina (Botelho Gosálvez, 1982 [1945]: 112, 135). El </w:t>
+      </w:r>
+      <w:del w:id="13" w:author="Unknown Author" w:date="2026-09-27T03:35:50Z">
+        <w:r>
+          <w:rPr/>
+          <w:delText xml:space="preserve">signo no es una jerarquía fija, sino un mecanismo que vuelve a escalonar a la gente en cada lugar; y el </w:delText>
+        </w:r>
+      </w:del>
+      <w:r>
+        <w:rPr/>
+        <w:t>mito y el mapa no se oponen</w:t>
+      </w:r>
+      <w:ins w:id="14" w:author="Unknown Author" w:date="2026-09-27T03:35:50Z">
+        <w:r>
+          <w:rPr/>
+          <w:t>:</w:t>
+        </w:r>
+      </w:ins>
+      <w:del w:id="15" w:author="Unknown Author" w:date="2026-09-27T03:35:50Z">
+        <w:r>
+          <w:rPr/>
+          <w:delText>, porque</w:delText>
+        </w:r>
+      </w:del>
+      <w:r>
+        <w:rPr/>
+        <w:t xml:space="preserve"> los dos escalonan.</w:t>
       </w:r>
     </w:p>
     <w:p>
@@ -2370,12 +2264,6 @@
         <w:rPr/>
         <w:t>Umacachi, la aldea, está hecha de ocupaciones sucesivas: un tambo incaico, una iglesia y un fuerte coloniales y, con la República, la decisión de «situar la Sub-prefectura, el Municipio y la Policía donde antes aposentaba la reducida guarnición hispana» (Botelho Gosálvez, 1982 [1945]: 83). Cada poder se instala en la cáscara del anterior.</w:t>
       </w:r>
-      <w:del w:id="28" w:author="Unknown Author" w:date="2026-09-26T23:13:20Z">
-        <w:r>
-          <w:rPr/>
-          <w:delText xml:space="preserve"> Es el espacio de los papeles en su versión de pueblo.</w:delText>
-        </w:r>
-      </w:del>
     </w:p>
     <w:p>
       <w:pPr>
@@ -2405,92 +2293,24 @@
       </w:pPr>
       <w:r>
         <w:rPr/>
-        <w:t xml:space="preserve">Los Villca llegan a la aldea con treinta y cuatro ovejas, y la chola Encarnación, por cincuenta bolivianos, les cede el corral: «Tu familia puede acomodarse en el pesebre» (ibid.: 92). Entonces llega la letra: «Todos los animales de carneo que existen dentro del radio urbano serán requisados […] (Fdo.) Dr. Margarito Mendoza» (ibid.: 96). El radio urbano funciona como un corral invisible: un círculo trazado en un papel encierra a todos los animales que quedan dentro, y lo cierra una firma. </w:t>
-      </w:r>
-      <w:ins w:id="29" w:author="Unknown Author" w:date="2026-09-26T23:13:20Z">
-        <w:r>
-          <w:rPr/>
-          <w:t xml:space="preserve">La aldea mide con compás; el ayllu medía con la pendiente y con las piedras. </w:t>
-        </w:r>
-      </w:ins>
-      <w:r>
-        <w:rPr/>
-        <w:t xml:space="preserve">James C. Scott observa que un mapa catastral «no se limita a describir un sistema de tenencia de la tierra; lo crea», porque da a sus categorías «la fuerza de la ley» (Scott, 2020 [1998]: 3). El radio hace lo mismo con el ganado, y no trata a todos igual: a los mestizos «no les alcanzaba la Ordenanza» (Botelho Gosálvez, 1982 [1945]: 102). En una sociedad «de dudosa cuantificación como Bolivia» (Zavaleta Mercado, 1986: 21, n. 1), el poder cuenta a ojo: los animales de los indios, tasados «a ojo de buen cubero», </w:t>
-      </w:r>
-      <w:ins w:id="30" w:author="Unknown Author" w:date="2026-09-26T23:13:20Z">
-        <w:r>
-          <w:rPr/>
-          <w:t>entran por el</w:t>
-        </w:r>
-      </w:ins>
-      <w:del w:id="31" w:author="Unknown Author" w:date="2026-09-26T23:13:20Z">
-        <w:r>
-          <w:rPr/>
-          <w:delText>terminan en las fincas del Alcalde. La novela encuentra la imagen exacta: por aquel</w:delText>
-        </w:r>
-      </w:del>
-      <w:r>
-        <w:rPr/>
-        <w:t xml:space="preserve"> «embudo» </w:t>
-      </w:r>
-      <w:ins w:id="32" w:author="Unknown Author" w:date="2026-09-26T23:13:20Z">
-        <w:r>
-          <w:rPr/>
-          <w:t>de las fincas del Alcalde</w:t>
-        </w:r>
-      </w:ins>
-      <w:del w:id="33" w:author="Unknown Author" w:date="2026-09-26T23:13:20Z">
-        <w:r>
-          <w:rPr/>
-          <w:delText>entraron los animales</w:delText>
-        </w:r>
-      </w:del>
-      <w:r>
-        <w:rPr/>
-        <w:t xml:space="preserve"> «hasta esfumarse» (Botelho Gosálvez, 1982 [1945]: 102). Por un lado entran bueyes, vacas y ovejas; por el otro sale papel: la fortuna de los Villca se reduce «a mil seiscientos bolivianos en papel» (ibid.: 103).</w:t>
-      </w:r>
-    </w:p>
-    <w:p>
-      <w:pPr>
-        <w:pStyle w:val="BodyText"/>
-        <w:rPr/>
-      </w:pPr>
-      <w:r>
-        <w:rPr/>
-        <w:t xml:space="preserve">La letra, además, pesa. En el cuartucho del tinterillo al que Vicente acude hay «un desordenado montón de papeles y libracos» (ibid.): otra vez un montón. El letrado cobra la defensa por peso: señala «un Código Penal en infolio y un manual del Procedimiento Civil» y asegura que el grande «tiene más peso legal y jurídico que el chiquitito» (ibid.: 104). </w:t>
-      </w:r>
-      <w:del w:id="34" w:author="Unknown Author" w:date="2026-09-26T23:13:20Z">
-        <w:r>
-          <w:rPr/>
-          <w:delText xml:space="preserve">Conviene mirar las manos. </w:delText>
-        </w:r>
-      </w:del>
-      <w:r>
-        <w:rPr/>
-        <w:t>El tinterillo no escribe: señala, compara y, al final, «recontó los billetes»; Vicente, para pagar, tiene que «desanudar la punta de la faja» donde guarda «un atado de pobres y traposos billetes» (ibid.: 105). Como en la escena de Cajamarca que abre el libro de Cornejo Polar, el libro es «mucho más fetiche que texto y mucho más gesto de dominio que acto de lenguaje» (Cornejo Polar, 2003 [1994]: 41). Vicente no puede leer el código, pero sabe leer a quien lo vende: «estos tinterillos son de una sola casta y todos obran con una mala fe del demonio» (Botelho Gosálvez, 1982 [1945]: 104). Rechaza la defensa, aunque una amenaza lo obliga a pagar la consulta (ibid.: 105). La escena no enfrenta a un indio ignorante con la escritura</w:t>
-      </w:r>
-      <w:del w:id="35" w:author="Unknown Author" w:date="2026-09-26T23:13:20Z">
-        <w:r>
-          <w:rPr/>
-          <w:delText>: junta el peso del libro, un argumento tramposo, el buen juicio del personaje y la coerción</w:delText>
-        </w:r>
-      </w:del>
-      <w:r>
-        <w:rPr/>
-        <w:t>. Y calla que, en la historia real, los «abogados de pueblo (peyorativamente designados como “tinterillos”)» asesoraron la lucha legal de las comunidades y fueron «la manifestación embrionaria del indigenismo criollo» (Rivera Cusicanqui, 2010 [1984]: 101), el mismo indigenismo al que pertenece la novela.</w:t>
-      </w:r>
-    </w:p>
-    <w:p>
-      <w:pPr>
-        <w:pStyle w:val="BodyText"/>
-        <w:rPr/>
-      </w:pPr>
-      <w:del w:id="36" w:author="Unknown Author" w:date="2026-09-26T23:13:20Z">
-        <w:r>
-          <w:rPr/>
-          <w:delText xml:space="preserve">La aldea termina su obra. </w:delText>
-        </w:r>
-      </w:del>
+        <w:t>Los Villca llegan a la aldea con treinta y cuatro ovejas, y la chola Encarnación, por cincuenta bolivianos, les cede el corral: «Tu familia puede acomodarse en el pesebre» (ibid.: 92). Entonces llega la letra: «Todos los animales de carneo que existen dentro del radio urbano serán requisados […] (Fdo.) Dr. Margarito Mendoza» (ibid.: 96). El radio urbano funciona como un corral invisible: un círculo trazado en un papel encierra a todos los animales que quedan dentro, y lo cierra una firma. La aldea mide con compás; el ayllu medía con la pendiente y con las piedras. James C. Scott observa que un mapa catastral «no se limita a describir un sistema de tenencia de la tierra; lo crea», porque da a sus categorías «la fuerza de la ley» (Scott, 2020 [1998]: 3). El radio hace lo mismo con el ganado, y no trata a todos igual: a los mestizos «no les alcanzaba la Ordenanza» (Botelho Gosálvez, 1982 [1945]: 102). En una sociedad «de dudosa cuantificación como Bolivia» (Zavaleta Mercado, 1986: 21, n. 1), el poder cuenta a ojo: los animales de los indios, tasados «a ojo de buen cubero», entran por el «embudo» de las fincas del Alcalde «hasta esfumarse» (Botelho Gosálvez, 1982 [1945]: 102). Por un lado entran bueyes, vacas y ovejas; por el otro sale papel: la fortuna de los Villca se reduce «a mil seiscientos bolivianos en papel» (ibid.: 103).</w:t>
+      </w:r>
+    </w:p>
+    <w:p>
+      <w:pPr>
+        <w:pStyle w:val="BodyText"/>
+        <w:rPr/>
+      </w:pPr>
+      <w:r>
+        <w:rPr/>
+        <w:t>La letra, además, pesa. En el cuartucho del tinterillo al que Vicente acude hay «un desordenado montón de papeles y libracos» (ibid.): otra vez un montón. El letrado cobra la defensa por peso: señala «un Código Penal en infolio y un manual del Procedimiento Civil» y asegura que el grande «tiene más peso legal y jurídico que el chiquitito» (ibid.: 104). El tinterillo no escribe: señala, compara y, al final, «recontó los billetes»; Vicente, para pagar, tiene que «desanudar la punta de la faja» donde guarda «un atado de pobres y traposos billetes» (ibid.: 105). Como en la escena de Cajamarca que abre el libro de Cornejo Polar, el libro es «mucho más fetiche que texto y mucho más gesto de dominio que acto de lenguaje» (Cornejo Polar, 2003 [1994]: 41). Vicente no puede leer el código, pero sabe leer a quien lo vende: «estos tinterillos son de una sola casta y todos obran con una mala fe del demonio» (Botelho Gosálvez, 1982 [1945]: 104). Rechaza la defensa, aunque una amenaza lo obliga a pagar la consulta (ibid.: 105). La escena no enfrenta a un indio ignorante con la escritura. Y calla que, en la historia real, los «abogados de pueblo (peyorativamente designados como “tinterillos”)» asesoraron la lucha legal de las comunidades y fueron «la manifestación embrionaria del indigenismo criollo» (Rivera Cusicanqui, 2010 [1984]: 101), el mismo indigenismo al que pertenece la novela.</w:t>
+      </w:r>
+    </w:p>
+    <w:p>
+      <w:pPr>
+        <w:pStyle w:val="BodyText"/>
+        <w:rPr/>
+      </w:pPr>
       <w:r>
         <w:rPr/>
         <w:t xml:space="preserve">Dos niños mueren de hambre y los entierran «allí mismo, bajo el suelo del pesebre, para evitar el pago al cura y el municipio» (Botelho Gosálvez, 1982 [1945]: 106). El pesebre, «donde el viento entraba por todas partes» (ibid.: 105), pasa de refugio a jaula y de jaula a tumba. Los Villca «habían sido domesticados por la aldea» (ibid.: 107), y </w:t>
@@ -2547,49 +2367,7 @@
       </w:pPr>
       <w:r>
         <w:rPr/>
-        <w:t xml:space="preserve">Del otro lado, </w:t>
-      </w:r>
-      <w:ins w:id="37" w:author="Unknown Author" w:date="2026-09-26T23:13:20Z">
-        <w:r>
-          <w:rPr/>
-          <w:t>las manos</w:t>
-        </w:r>
-      </w:ins>
-      <w:del w:id="38" w:author="Unknown Author" w:date="2026-09-26T23:13:20Z">
-        <w:r>
-          <w:rPr/>
-          <w:delText>el cuerpo</w:delText>
-        </w:r>
-      </w:del>
-      <w:r>
-        <w:rPr/>
-        <w:t xml:space="preserve"> del puneño </w:t>
-      </w:r>
-      <w:ins w:id="39" w:author="Unknown Author" w:date="2026-09-26T23:13:20Z">
-        <w:r>
-          <w:rPr/>
-          <w:t>pierden</w:t>
-        </w:r>
-      </w:ins>
-      <w:del w:id="40" w:author="Unknown Author" w:date="2026-09-26T23:13:20Z">
-        <w:r>
-          <w:rPr/>
-          <w:delText>pierde</w:delText>
-        </w:r>
-      </w:del>
-      <w:r>
-        <w:rPr/>
-        <w:t xml:space="preserve"> su oficio</w:t>
-      </w:r>
-      <w:del w:id="41" w:author="Unknown Author" w:date="2026-09-26T23:13:20Z">
-        <w:r>
-          <w:rPr/>
-          <w:delText>. Lo que saben sus manos no sirve allí</w:delText>
-        </w:r>
-      </w:del>
-      <w:r>
-        <w:rPr/>
-        <w:t xml:space="preserve">: «Sabrás arar en la puna, pero aquí esa es otra música» (ibid.: 113). Paulo se consume «derritiéndose como muñeco de cera» (ibid.: 123). En el aserradero, el contratista le echa en cara que otro puneño «se ha cercenado una mano en la sierra», y solo lo anota en la planilla cuando Paulo se ofrece como «peón, siquiera» (ibid.: 129): la mutilación se usa como argumento contra las víctimas. La hija mayor de Paulo, a quien el narrador presenta dejando «ver sus nacientes senos» (ibid.: 125), «había sido desflorada por el patrón»; «en seguida vinieron los capataces y peones: le daban dinero», y la desesperación la «obligó a venderse» hasta que «con su propia mano se quitó la vida» (ibid.: 132). Ella no tiene nombre, y su historia cabe en un inciso: «vieja historia». Así, una violencia que empezó el patrón se cuenta como una venta de la muchacha. Su padre jura que fue un crimen, pero «las pruebas eran irrefutables» (ibid.). La palabra </w:t>
+        <w:t xml:space="preserve">Del otro lado, las manos del puneño pierden su oficio: «Sabrás arar en la puna, pero aquí esa es otra música» (ibid.: 113). Paulo se consume «derritiéndose como muñeco de cera» (ibid.: 123). En el aserradero, el contratista le echa en cara que otro puneño «se ha cercenado una mano en la sierra», y solo lo anota en la planilla cuando Paulo se ofrece como «peón, siquiera» (ibid.: 129): la mutilación se usa como argumento contra las víctimas. La hija mayor de Paulo, a quien el narrador presenta dejando «ver sus nacientes senos» (ibid.: 125), «había sido desflorada por el patrón»; «en seguida vinieron los capataces y peones: le daban dinero», y la desesperación la «obligó a venderse» hasta que «con su propia mano se quitó la vida» (ibid.: 132). Ella no tiene nombre, y su historia cabe en un inciso: «vieja historia». Así, una violencia que empezó el patrón se cuenta como una venta de la muchacha. Su padre jura que fue un crimen, pero «las pruebas eran irrefutables» (ibid.). La palabra </w:t>
       </w:r>
       <w:r>
         <w:rPr>
@@ -2600,17 +2378,7 @@
       </w:r>
       <w:r>
         <w:rPr/>
-        <w:t>, que el narrador reserva para la muerte de Condori (ibid.: 154), no alcanza al patrón, y lo único que la novela deja hacer a la mano de la muchacha es quitarse la vida. El único cruce logrado lo hacen los monos: forman sobre el río «una cadena cogiéndose de manos</w:t>
-      </w:r>
-      <w:del w:id="42" w:author="Unknown Author" w:date="2026-09-26T23:13:20Z">
-        <w:r>
-          <w:rPr/>
-          <w:delText>» hasta alcanzar un árbol «en la otra orilla</w:delText>
-        </w:r>
-      </w:del>
-      <w:r>
-        <w:rPr/>
-        <w:t>» (ibid.: 121). Es una arquitectura de manos.</w:t>
+        <w:t>, que el narrador reserva para la muerte de Condori (ibid.: 154), no alcanza al patrón, y lo único que la novela deja hacer a la mano de la muchacha es quitarse la vida. El único cruce logrado lo hacen los monos: forman sobre el río «una cadena cogiéndose de manos» (ibid.: 121). Es una arquitectura de manos.</w:t>
       </w:r>
     </w:p>
     <w:p>
@@ -2858,8 +2626,14 @@
       </w:r>
       <w:r>
         <w:rPr/>
-        <w:t>. Puestos uno sobre otro, la escalera de la superficie y los niveles de abajo muestran la mina como un doble invertido del ayllu: el mismo gesto, despejar y amontonar piedras, capturado por una máquina que lo convierte en mercancía y convierte el cuerpo en material. La montaña de piedras que los comunarios soñaban más alta que el cerro (Botelho Gosálvez, 1982 [1945]: 9) crece, pero como desmonte: el cascote se sube «a la superficie» (ibid.: 144).</w:t>
-      </w:r>
+        <w:t>. Puestos uno sobre otro, la escalera de la superficie y los niveles de abajo muestran la mina como un doble invertido del ayllu: el mismo gesto, despejar y amontonar piedras, capturado por una máquina que lo convierte en mercancía y convierte el cuerpo en material.</w:t>
+      </w:r>
+      <w:del w:id="16" w:author="Unknown Author" w:date="2026-09-27T03:35:50Z">
+        <w:r>
+          <w:rPr/>
+          <w:delText xml:space="preserve"> La montaña de piedras que los comunarios soñaban más alta que el cerro (Botelho Gosálvez, 1982 [1945]: 9) crece, pero como desmonte: el cascote se sube «a la superficie» (ibid.: 144).</w:delText>
+        </w:r>
+      </w:del>
     </w:p>
     <w:p>
       <w:pPr>
@@ -2954,8 +2728,14 @@
       </w:pPr>
       <w:r>
         <w:rPr/>
-        <w:t>La sequía se cuenta con palabras de arquitecto y de dibujante: las sementeras «se agrietan como paredes envejecidas» (Botelho Gosálvez, 1982 [1945]: 56); «Ni una pincelada enturbió el papel celeste y deslumbrador del cielo» (ibid.: 57). En la rogativa, los comunarios avanzan de rodillas y su piel sangrante deja «manchones en el cascajo» (ibid.: 60): los cuerpos dibujan sobre el suelo. Pronto, «cielo y tierra eran para ellos como una tremenda cárcel» (ibid.: 72). La llanura sin límites se vuelve una jaula, y el cerco se cerrará sobre un hombre.</w:t>
-      </w:r>
+        <w:t>La sequía se cuenta con palabras de arquitecto y de dibujante: las sementeras «se agrietan como paredes envejecidas» (Botelho Gosálvez, 1982 [1945]: 56); «Ni una pincelada enturbió el papel celeste y deslumbrador del cielo» (ibid.: 57). En la rogativa, los comunarios avanzan de rodillas y su piel sangrante deja «manchones en el cascajo» (ibid.: 60): los cuerpos dibujan sobre el suelo. Pronto, «cielo y tierra eran para ellos como una tremenda cárcel» (ibid.: 72).</w:t>
+      </w:r>
+      <w:del w:id="17" w:author="Unknown Author" w:date="2026-09-27T03:35:50Z">
+        <w:r>
+          <w:rPr/>
+          <w:delText xml:space="preserve"> La llanura sin límites se vuelve una jaula, y el cerco se cerrará sobre un hombre.</w:delText>
+        </w:r>
+      </w:del>
     </w:p>
     <w:p>
       <w:pPr>
@@ -3354,7 +3134,17 @@
       </w:r>
       <w:r>
         <w:rPr/>
-        <w:t xml:space="preserve">: «mojonar las chácaras con montones de piedra» (Bertonio, 2011 [1612]: 466). Falta, además, la fuerza animal. En Umacachi, la ordenanza se llevó los bueyes de los Villca, que se lamentaban: «Y ni siquiera tenemos una yunta» (Botelho Gosálvez, 1982 [1945]: 105). Al volver, sin yuntas, «los mismos hombres eran quienes tiraban el arado» (ibid.: 156). El cuerpo ocupa el lugar del buey. Y el narrador vuelve a convertirlos en piedra: trabajan «con una voluntad de siglos de piedra» (ibid.), una piedra fuera de la historia, no la </w:t>
+        <w:t xml:space="preserve">: «mojonar las chácaras con montones de piedra» (Bertonio, 2011 [1612]: 466). </w:t>
+      </w:r>
+      <w:del w:id="18" w:author="Unknown Author" w:date="2026-09-27T03:35:50Z">
+        <w:r>
+          <w:rPr/>
+          <w:delText xml:space="preserve">Falta, además, la fuerza animal. </w:delText>
+        </w:r>
+      </w:del>
+      <w:r>
+        <w:rPr/>
+        <w:t xml:space="preserve">En Umacachi, la ordenanza se llevó los bueyes de los Villca, que se lamentaban: «Y ni siquiera tenemos una yunta» (Botelho Gosálvez, 1982 [1945]: 105). Al volver, sin yuntas, «los mismos hombres eran quienes tiraban el arado» (ibid.: 156). El cuerpo ocupa el lugar del buey. Y el narrador vuelve a convertirlos en piedra: trabajan «con una voluntad de siglos de piedra» (ibid.), una piedra fuera de la historia, no la </w:t>
       </w:r>
       <w:r>
         <w:rPr>
@@ -3577,433 +3367,417 @@
     <w:p>
       <w:pPr>
         <w:pStyle w:val="FirstParagraph"/>
-        <w:rPr>
-          <w:ins w:id="46" w:author="Unknown Author" w:date="2026-09-26T23:13:20Z"/>
-        </w:rPr>
-      </w:pPr>
-      <w:ins w:id="43" w:author="Unknown Author" w:date="2026-09-26T23:13:20Z">
+        <w:rPr/>
+      </w:pPr>
+      <w:r>
+        <w:rPr/>
+        <w:t xml:space="preserve">Bachelard, Gaston (1978 [1942]). </w:t>
+      </w:r>
+      <w:r>
+        <w:rPr>
+          <w:i/>
+          <w:iCs/>
+        </w:rPr>
+        <w:t>El agua y los sueños. Ensayo sobre la imaginación de la materia</w:t>
+      </w:r>
+      <w:r>
+        <w:rPr/>
+        <w:t>. México: Fondo de Cultura Económica.</w:t>
+      </w:r>
+    </w:p>
+    <w:p>
+      <w:pPr>
+        <w:pStyle w:val="BodyText"/>
+        <w:rPr/>
+      </w:pPr>
+      <w:r>
+        <w:rPr/>
+        <w:t xml:space="preserve">Barnadas, Josep M. (1978 [1975]). </w:t>
+      </w:r>
+      <w:r>
+        <w:rPr>
+          <w:i/>
+          <w:iCs/>
+        </w:rPr>
+        <w:t>Apuntes para una historia aymara</w:t>
+      </w:r>
+      <w:r>
+        <w:rPr/>
+        <w:t>. 2.ª ed. La Paz: CIPCA (Cuadernos de Investigación, 6).</w:t>
+      </w:r>
+    </w:p>
+    <w:p>
+      <w:pPr>
+        <w:pStyle w:val="BodyText"/>
+        <w:rPr/>
+      </w:pPr>
+      <w:r>
+        <w:rPr/>
+        <w:t xml:space="preserve">Bertonio, Ludovico (2011 [1612]). </w:t>
+      </w:r>
+      <w:r>
+        <w:rPr>
+          <w:i/>
+          <w:iCs/>
+        </w:rPr>
+        <w:t>Transcripción del vocabulario de la lengua aymara</w:t>
+      </w:r>
+      <w:r>
+        <w:rPr/>
+        <w:t>. La Paz: Radio San Gabriel (1993) e ILLA-A (ed. digital).</w:t>
+      </w:r>
+    </w:p>
+    <w:p>
+      <w:pPr>
+        <w:pStyle w:val="BodyText"/>
+        <w:rPr/>
+      </w:pPr>
+      <w:r>
+        <w:rPr/>
+        <w:t xml:space="preserve">Botelho Gosálvez, Raúl (1982 [1945]). </w:t>
+      </w:r>
+      <w:r>
+        <w:rPr>
+          <w:i/>
+          <w:iCs/>
+        </w:rPr>
+        <w:t>Altiplano</w:t>
+      </w:r>
+      <w:r>
+        <w:rPr/>
+        <w:t>. 7.ª ed. La Paz: Librería Editorial Juventud.</w:t>
+      </w:r>
+    </w:p>
+    <w:p>
+      <w:pPr>
+        <w:pStyle w:val="BodyText"/>
+        <w:rPr/>
+      </w:pPr>
+      <w:r>
+        <w:rPr/>
+        <w:t xml:space="preserve">Cárcamo Pino, Mauricio Arnoldo (2019). “Thinking and Intelligence in the Architectural Design. A Review from Language, Graphuage and Manuage”. En Carlos Luis Marcos Alba (ed.), </w:t>
+      </w:r>
+      <w:r>
+        <w:rPr>
+          <w:i/>
+          <w:iCs/>
+        </w:rPr>
+        <w:t>Graphic Imprints. The Influence of Representation and Ideation Tools in Architecture. EGA 2018</w:t>
+      </w:r>
+      <w:r>
+        <w:rPr/>
+        <w:t>. Cham: Springer: 1411-1423.</w:t>
+      </w:r>
+    </w:p>
+    <w:p>
+      <w:pPr>
+        <w:pStyle w:val="BodyText"/>
+        <w:rPr/>
+      </w:pPr>
+      <w:r>
+        <w:rPr/>
+        <w:t xml:space="preserve">Cárcamo Pino, Mauricio Arnoldo (2025a). “Madera, herramientas y manuaje. Notas para una ontología evolutiva del diseñar”. </w:t>
+      </w:r>
+      <w:r>
+        <w:rPr>
+          <w:i/>
+          <w:iCs/>
+        </w:rPr>
+        <w:t>Revista Arteoficio</w:t>
+      </w:r>
+      <w:r>
+        <w:rPr/>
+        <w:t>, 21: 5-12. https://doi.org/10.35588/nn3v3487</w:t>
+      </w:r>
+    </w:p>
+    <w:p>
+      <w:pPr>
+        <w:pStyle w:val="BodyText"/>
+        <w:rPr/>
+      </w:pPr>
+      <w:r>
+        <w:rPr/>
+        <w:t xml:space="preserve">Cárcamo Pino, Mauricio Arnoldo (2025b). “Oralitura/literatura y manuaje/lenguaje: una revisión por reescritura”. </w:t>
+      </w:r>
+      <w:r>
+        <w:rPr>
+          <w:i/>
+          <w:iCs/>
+        </w:rPr>
+        <w:t>Revista Chilena de Literatura</w:t>
+      </w:r>
+      <w:r>
+        <w:rPr/>
+        <w:t>, 112: 233-264.</w:t>
+      </w:r>
+    </w:p>
+    <w:p>
+      <w:pPr>
+        <w:pStyle w:val="BodyText"/>
+        <w:rPr/>
+      </w:pPr>
+      <w:r>
+        <w:rPr/>
+        <w:t xml:space="preserve">Choque Canqui, Roberto (1978 [1974]). “Prólogo”. En Josep M. Barnadas, </w:t>
+      </w:r>
+      <w:r>
+        <w:rPr>
+          <w:i/>
+          <w:iCs/>
+        </w:rPr>
+        <w:t>Apuntes para una historia aymara</w:t>
+      </w:r>
+      <w:r>
+        <w:rPr/>
+        <w:t>. 2.ª ed. La Paz: CIPCA: s. p.</w:t>
+      </w:r>
+    </w:p>
+    <w:p>
+      <w:pPr>
+        <w:pStyle w:val="BodyText"/>
+        <w:rPr/>
+      </w:pPr>
+      <w:r>
+        <w:rPr/>
+        <w:t xml:space="preserve">Cornejo Polar, Antonio (2003 [1994]). </w:t>
+      </w:r>
+      <w:r>
+        <w:rPr>
+          <w:i/>
+          <w:iCs/>
+        </w:rPr>
+        <w:t>Escribir en el aire. Ensayo sobre la heterogeneidad socio-cultural en las literaturas andinas</w:t>
+      </w:r>
+      <w:r>
+        <w:rPr/>
+        <w:t>. 2.ª ed. Lima y Berkeley: CELACP y Latinoamericana Editores.</w:t>
+      </w:r>
+    </w:p>
+    <w:p>
+      <w:pPr>
+        <w:pStyle w:val="BodyText"/>
+        <w:rPr/>
+      </w:pPr>
+      <w:r>
+        <w:rPr/>
+        <w:t xml:space="preserve">Dean, Carolyn (2010). </w:t>
+      </w:r>
+      <w:r>
+        <w:rPr>
+          <w:i/>
+          <w:iCs/>
+        </w:rPr>
+        <w:t>A Culture of Stone: Inka Perspectives on Rock</w:t>
+      </w:r>
+      <w:r>
+        <w:rPr/>
+        <w:t>. Durham y Londres: Duke University Press.</w:t>
+      </w:r>
+    </w:p>
+    <w:p>
+      <w:pPr>
+        <w:pStyle w:val="BodyText"/>
+        <w:rPr/>
+      </w:pPr>
+      <w:r>
+        <w:rPr/>
+        <w:t xml:space="preserve">Duviols, Pierre (1979). “Un symbolisme de l’occupation, de l’aménagement et de l’exploitation de l’espace: le monolithe «huanca» et sa fonction dans les Andes préhispaniques”. </w:t>
+      </w:r>
+      <w:r>
+        <w:rPr>
+          <w:i/>
+          <w:iCs/>
+        </w:rPr>
+        <w:t>L’Homme</w:t>
+      </w:r>
+      <w:r>
+        <w:rPr/>
+        <w:t>, 19(2): 7-31.</w:t>
+      </w:r>
+    </w:p>
+    <w:p>
+      <w:pPr>
+        <w:pStyle w:val="BodyText"/>
+        <w:rPr/>
+      </w:pPr>
+      <w:r>
+        <w:rPr/>
+        <w:t xml:space="preserve">Frampton, Kenneth (1995). </w:t>
+      </w:r>
+      <w:r>
+        <w:rPr>
+          <w:i/>
+          <w:iCs/>
+        </w:rPr>
+        <w:t>Studies in Tectonic Culture: The Poetics of Construction in Nineteenth and Twentieth Century Architecture</w:t>
+      </w:r>
+      <w:r>
+        <w:rPr/>
+        <w:t>. Ed. John Cava. Cambridge, MA y Londres: MIT Press.</w:t>
+      </w:r>
+    </w:p>
+    <w:p>
+      <w:pPr>
+        <w:pStyle w:val="BodyText"/>
+        <w:rPr/>
+      </w:pPr>
+      <w:r>
+        <w:rPr/>
+        <w:t xml:space="preserve">Garrington, Abbie (2013). </w:t>
+      </w:r>
+      <w:r>
+        <w:rPr>
+          <w:i/>
+          <w:iCs/>
+        </w:rPr>
+        <w:t>Haptic Modernism: Touch and the Tactile in Modernist Writing</w:t>
+      </w:r>
+      <w:r>
+        <w:rPr/>
+        <w:t>. Edimburgo: Edinburgh University Press.</w:t>
+      </w:r>
+    </w:p>
+    <w:p>
+      <w:pPr>
+        <w:pStyle w:val="BodyText"/>
+        <w:rPr/>
+      </w:pPr>
+      <w:r>
+        <w:rPr/>
+        <w:t xml:space="preserve">Hall, Edward T. (1973 [1966]). </w:t>
+      </w:r>
+      <w:r>
+        <w:rPr>
+          <w:i/>
+          <w:iCs/>
+        </w:rPr>
+        <w:t>La dimensión oculta: enfoque antropológico del uso del espacio</w:t>
+      </w:r>
+      <w:r>
+        <w:rPr/>
+        <w:t>. Madrid: Instituto de Estudios de Administración Local.</w:t>
+      </w:r>
+    </w:p>
+    <w:p>
+      <w:pPr>
+        <w:pStyle w:val="BodyText"/>
+        <w:rPr/>
+      </w:pPr>
+      <w:r>
+        <w:rPr/>
+        <w:t xml:space="preserve">Ingold, Tim (2013). </w:t>
+      </w:r>
+      <w:r>
+        <w:rPr>
+          <w:i/>
+          <w:iCs/>
+        </w:rPr>
+        <w:t>Making: Anthropology, Archaeology, Art and Architecture</w:t>
+      </w:r>
+      <w:r>
+        <w:rPr/>
+        <w:t>. Londres y Nueva York: Routledge.</w:t>
+      </w:r>
+    </w:p>
+    <w:p>
+      <w:pPr>
+        <w:pStyle w:val="BodyText"/>
+        <w:rPr/>
+      </w:pPr>
+      <w:r>
+        <w:rPr/>
+        <w:t>Le Guin, Ursula K. (2021 [1986]). “La teoría de la bolsa de transporte de la ficción”. Trad. Kamen Nedev y José Pérez de Lama. Biblioteca Anarquista. https://es.theanarchistlibrary.org</w:t>
+      </w:r>
+    </w:p>
+    <w:p>
+      <w:pPr>
+        <w:pStyle w:val="BodyText"/>
+        <w:rPr/>
+      </w:pPr>
+      <w:r>
+        <w:rPr/>
+        <w:t xml:space="preserve">Lundberg, Simon (2019). </w:t>
+      </w:r>
+      <w:r>
+        <w:rPr>
+          <w:i/>
+          <w:iCs/>
+        </w:rPr>
+        <w:t>Architecture as Image</w:t>
+      </w:r>
+      <w:r>
+        <w:rPr/>
+        <w:t>. Proyecto de grado en Arquitectura, nivel avanzado. Estocolmo: KTH, TRITA-ABE-MBT-19132.</w:t>
+      </w:r>
+    </w:p>
+    <w:p>
+      <w:pPr>
+        <w:pStyle w:val="BodyText"/>
+        <w:rPr/>
+      </w:pPr>
+      <w:r>
+        <w:rPr/>
+        <w:t xml:space="preserve">Martin, Richard (2014). </w:t>
+      </w:r>
+      <w:r>
+        <w:rPr>
+          <w:i/>
+          <w:iCs/>
+        </w:rPr>
+        <w:t>The Architecture of David Lynch</w:t>
+      </w:r>
+      <w:r>
+        <w:rPr/>
+        <w:t>. Londres y Nueva York: Bloomsbury Academic.</w:t>
+      </w:r>
+    </w:p>
+    <w:p>
+      <w:pPr>
+        <w:pStyle w:val="BodyText"/>
+        <w:rPr/>
+      </w:pPr>
+      <w:r>
+        <w:rPr/>
+        <w:t xml:space="preserve">Pallasmaa, Juhani (2014 [2011]). </w:t>
+      </w:r>
+      <w:r>
+        <w:rPr>
+          <w:i/>
+          <w:iCs/>
+        </w:rPr>
+        <w:t>La imagen corpórea. Imaginación e imaginario en la arquitectura</w:t>
+      </w:r>
+      <w:r>
+        <w:rPr/>
+        <w:t>. Trad. Carles Muro. Barcelona: Gustavo Gili.</w:t>
+      </w:r>
+    </w:p>
+    <w:p>
+      <w:pPr>
+        <w:pStyle w:val="BodyText"/>
+        <w:rPr>
+          <w:ins w:id="22" w:author="Unknown Author" w:date="2026-09-27T03:35:50Z"/>
+        </w:rPr>
+      </w:pPr>
+      <w:ins w:id="19" w:author="Unknown Author" w:date="2026-09-27T03:35:50Z">
         <w:r>
           <w:rPr/>
-          <w:t xml:space="preserve">Bachelard, Gaston (1978 [1942]). </w:t>
+          <w:t xml:space="preserve">Potteiger, Matthew y Purinton, Jamie (1998). </w:t>
         </w:r>
       </w:ins>
-      <w:ins w:id="44" w:author="Unknown Author" w:date="2026-09-26T23:13:20Z">
+      <w:ins w:id="20" w:author="Unknown Author" w:date="2026-09-27T03:35:50Z">
         <w:r>
           <w:rPr>
             <w:i/>
             <w:iCs/>
           </w:rPr>
-          <w:t>El agua y los sueños. Ensayo sobre la imaginación de la materia</w:t>
+          <w:t>Landscape Narratives: Design Practices for Telling Stories</w:t>
         </w:r>
       </w:ins>
-      <w:ins w:id="45" w:author="Unknown Author" w:date="2026-09-26T23:13:20Z">
+      <w:ins w:id="21" w:author="Unknown Author" w:date="2026-09-27T03:35:50Z">
         <w:r>
           <w:rPr/>
-          <w:t>. México: Fondo de Cultura Económica.</w:t>
-        </w:r>
-      </w:ins>
-    </w:p>
-    <w:p>
-      <w:pPr>
-        <w:pStyle w:val="FirstParagraph"/>
-        <w:rPr>
-          <w:del w:id="50" w:author="Unknown Author" w:date="2026-09-26T23:13:20Z"/>
-        </w:rPr>
-      </w:pPr>
-      <w:del w:id="47" w:author="Unknown Author" w:date="2026-09-26T23:13:20Z">
-        <w:r>
-          <w:rPr/>
-          <w:delText xml:space="preserve">Bachelard, Gaston (1994 [1958]). </w:delText>
-        </w:r>
-      </w:del>
-      <w:del w:id="48" w:author="Unknown Author" w:date="2026-09-26T23:13:20Z">
-        <w:r>
-          <w:rPr>
-            <w:i/>
-            <w:iCs/>
-          </w:rPr>
-          <w:delText>The Poetics of Space</w:delText>
-        </w:r>
-      </w:del>
-      <w:del w:id="49" w:author="Unknown Author" w:date="2026-09-26T23:13:20Z">
-        <w:r>
-          <w:rPr/>
-          <w:delText>. Trad. Maria Jolas. Boston: Beacon Press.</w:delText>
-        </w:r>
-      </w:del>
-    </w:p>
-    <w:p>
-      <w:pPr>
-        <w:pStyle w:val="FirstParagraph"/>
-        <w:rPr/>
-      </w:pPr>
-      <w:r>
-        <w:rPr/>
-        <w:t xml:space="preserve">Barnadas, Josep M. (1978 [1975]). </w:t>
-      </w:r>
-      <w:r>
-        <w:rPr>
-          <w:i/>
-          <w:iCs/>
-        </w:rPr>
-        <w:t>Apuntes para una historia aymara</w:t>
-      </w:r>
-      <w:r>
-        <w:rPr/>
-        <w:t>. 2.ª ed. La Paz: CIPCA (Cuadernos de Investigación, 6).</w:t>
-      </w:r>
-    </w:p>
-    <w:p>
-      <w:pPr>
-        <w:pStyle w:val="BodyText"/>
-        <w:rPr/>
-      </w:pPr>
-      <w:r>
-        <w:rPr/>
-        <w:t xml:space="preserve">Bertonio, Ludovico (2011 [1612]). </w:t>
-      </w:r>
-      <w:r>
-        <w:rPr>
-          <w:i/>
-          <w:iCs/>
-        </w:rPr>
-        <w:t>Transcripción del vocabulario de la lengua aymara</w:t>
-      </w:r>
-      <w:r>
-        <w:rPr/>
-        <w:t>. La Paz: Radio San Gabriel (1993) e ILLA-A (ed. digital).</w:t>
-      </w:r>
-    </w:p>
-    <w:p>
-      <w:pPr>
-        <w:pStyle w:val="BodyText"/>
-        <w:rPr/>
-      </w:pPr>
-      <w:r>
-        <w:rPr/>
-        <w:t xml:space="preserve">Botelho Gosálvez, Raúl (1982 [1945]). </w:t>
-      </w:r>
-      <w:r>
-        <w:rPr>
-          <w:i/>
-          <w:iCs/>
-        </w:rPr>
-        <w:t>Altiplano</w:t>
-      </w:r>
-      <w:r>
-        <w:rPr/>
-        <w:t>. 7.ª ed. La Paz: Librería Editorial Juventud.</w:t>
-      </w:r>
-    </w:p>
-    <w:p>
-      <w:pPr>
-        <w:pStyle w:val="BodyText"/>
-        <w:rPr/>
-      </w:pPr>
-      <w:r>
-        <w:rPr/>
-        <w:t xml:space="preserve">Cárcamo Pino, Mauricio Arnoldo (2019). “Thinking and Intelligence in the Architectural Design. A Review from Language, Graphuage and Manuage”. En Carlos Luis Marcos Alba (ed.), </w:t>
-      </w:r>
-      <w:r>
-        <w:rPr>
-          <w:i/>
-          <w:iCs/>
-        </w:rPr>
-        <w:t>Graphic Imprints. The Influence of Representation and Ideation Tools in Architecture. EGA 2018</w:t>
-      </w:r>
-      <w:r>
-        <w:rPr/>
-        <w:t>. Cham: Springer: 1411-1423.</w:t>
-      </w:r>
-    </w:p>
-    <w:p>
-      <w:pPr>
-        <w:pStyle w:val="BodyText"/>
-        <w:rPr/>
-      </w:pPr>
-      <w:r>
-        <w:rPr/>
-        <w:t xml:space="preserve">Cárcamo Pino, Mauricio Arnoldo (2025a). “Madera, herramientas y manuaje. Notas para una ontología evolutiva del diseñar”. </w:t>
-      </w:r>
-      <w:r>
-        <w:rPr>
-          <w:i/>
-          <w:iCs/>
-        </w:rPr>
-        <w:t>Revista Arteoficio</w:t>
-      </w:r>
-      <w:r>
-        <w:rPr/>
-        <w:t>, 21: 5-12. https://doi.org/10.35588/nn3v3487</w:t>
-      </w:r>
-    </w:p>
-    <w:p>
-      <w:pPr>
-        <w:pStyle w:val="BodyText"/>
-        <w:rPr/>
-      </w:pPr>
-      <w:r>
-        <w:rPr/>
-        <w:t xml:space="preserve">Cárcamo Pino, Mauricio Arnoldo (2025b). “Oralitura/literatura y manuaje/lenguaje: una revisión por reescritura”. </w:t>
-      </w:r>
-      <w:r>
-        <w:rPr>
-          <w:i/>
-          <w:iCs/>
-        </w:rPr>
-        <w:t>Revista Chilena de Literatura</w:t>
-      </w:r>
-      <w:r>
-        <w:rPr/>
-        <w:t>, 112: 233-264.</w:t>
-      </w:r>
-    </w:p>
-    <w:p>
-      <w:pPr>
-        <w:pStyle w:val="BodyText"/>
-        <w:rPr/>
-      </w:pPr>
-      <w:r>
-        <w:rPr/>
-        <w:t xml:space="preserve">Choque Canqui, Roberto (1978 [1974]). “Prólogo”. En Josep M. Barnadas, </w:t>
-      </w:r>
-      <w:r>
-        <w:rPr>
-          <w:i/>
-          <w:iCs/>
-        </w:rPr>
-        <w:t>Apuntes para una historia aymara</w:t>
-      </w:r>
-      <w:r>
-        <w:rPr/>
-        <w:t>. 2.ª ed. La Paz: CIPCA: s. p.</w:t>
-      </w:r>
-    </w:p>
-    <w:p>
-      <w:pPr>
-        <w:pStyle w:val="BodyText"/>
-        <w:rPr/>
-      </w:pPr>
-      <w:r>
-        <w:rPr/>
-        <w:t xml:space="preserve">Cornejo Polar, Antonio (2003 [1994]). </w:t>
-      </w:r>
-      <w:r>
-        <w:rPr>
-          <w:i/>
-          <w:iCs/>
-        </w:rPr>
-        <w:t>Escribir en el aire. Ensayo sobre la heterogeneidad socio-cultural en las literaturas andinas</w:t>
-      </w:r>
-      <w:r>
-        <w:rPr/>
-        <w:t>. 2.ª ed. Lima y Berkeley: CELACP y Latinoamericana Editores.</w:t>
-      </w:r>
-    </w:p>
-    <w:p>
-      <w:pPr>
-        <w:pStyle w:val="BodyText"/>
-        <w:rPr/>
-      </w:pPr>
-      <w:r>
-        <w:rPr/>
-        <w:t xml:space="preserve">Dean, Carolyn (2010). </w:t>
-      </w:r>
-      <w:r>
-        <w:rPr>
-          <w:i/>
-          <w:iCs/>
-        </w:rPr>
-        <w:t>A Culture of Stone: Inka Perspectives on Rock</w:t>
-      </w:r>
-      <w:r>
-        <w:rPr/>
-        <w:t>. Durham y Londres: Duke University Press.</w:t>
-      </w:r>
-    </w:p>
-    <w:p>
-      <w:pPr>
-        <w:pStyle w:val="BodyText"/>
-        <w:rPr/>
-      </w:pPr>
-      <w:r>
-        <w:rPr/>
-        <w:t xml:space="preserve">Duviols, Pierre (1979). “Un symbolisme de l’occupation, de l’aménagement et de l’exploitation de l’espace: le monolithe «huanca» et sa fonction dans les Andes préhispaniques”. </w:t>
-      </w:r>
-      <w:r>
-        <w:rPr>
-          <w:i/>
-          <w:iCs/>
-        </w:rPr>
-        <w:t>L’Homme</w:t>
-      </w:r>
-      <w:r>
-        <w:rPr/>
-        <w:t>, 19(2): 7-31.</w:t>
-      </w:r>
-    </w:p>
-    <w:p>
-      <w:pPr>
-        <w:pStyle w:val="BodyText"/>
-        <w:rPr/>
-      </w:pPr>
-      <w:r>
-        <w:rPr/>
-        <w:t xml:space="preserve">Frampton, Kenneth (1995). </w:t>
-      </w:r>
-      <w:r>
-        <w:rPr>
-          <w:i/>
-          <w:iCs/>
-        </w:rPr>
-        <w:t>Studies in Tectonic Culture: The Poetics of Construction in Nineteenth and Twentieth Century Architecture</w:t>
-      </w:r>
-      <w:r>
-        <w:rPr/>
-        <w:t>. Ed. John Cava. Cambridge, MA y Londres: MIT Press.</w:t>
-      </w:r>
-    </w:p>
-    <w:p>
-      <w:pPr>
-        <w:pStyle w:val="BodyText"/>
-        <w:rPr/>
-      </w:pPr>
-      <w:r>
-        <w:rPr/>
-        <w:t xml:space="preserve">Garrington, Abbie (2013). </w:t>
-      </w:r>
-      <w:r>
-        <w:rPr>
-          <w:i/>
-          <w:iCs/>
-        </w:rPr>
-        <w:t>Haptic Modernism: Touch and the Tactile in Modernist Writing</w:t>
-      </w:r>
-      <w:r>
-        <w:rPr/>
-        <w:t>. Edimburgo: Edinburgh University Press.</w:t>
-      </w:r>
-    </w:p>
-    <w:p>
-      <w:pPr>
-        <w:pStyle w:val="BodyText"/>
-        <w:rPr/>
-      </w:pPr>
-      <w:r>
-        <w:rPr/>
-        <w:t xml:space="preserve">Hall, Edward T. (1973 [1966]). </w:t>
-      </w:r>
-      <w:r>
-        <w:rPr>
-          <w:i/>
-          <w:iCs/>
-        </w:rPr>
-        <w:t>La dimensión oculta: enfoque antropológico del uso del espacio</w:t>
-      </w:r>
-      <w:r>
-        <w:rPr/>
-        <w:t>. Madrid: Instituto de Estudios de Administración Local.</w:t>
-      </w:r>
-    </w:p>
-    <w:p>
-      <w:pPr>
-        <w:pStyle w:val="BodyText"/>
-        <w:rPr/>
-      </w:pPr>
-      <w:r>
-        <w:rPr/>
-        <w:t xml:space="preserve">Ingold, Tim (2013). </w:t>
-      </w:r>
-      <w:r>
-        <w:rPr>
-          <w:i/>
-          <w:iCs/>
-        </w:rPr>
-        <w:t>Making: Anthropology, Archaeology, Art and Architecture</w:t>
-      </w:r>
-      <w:r>
-        <w:rPr/>
-        <w:t>. Londres y Nueva York: Routledge.</w:t>
-      </w:r>
-    </w:p>
-    <w:p>
-      <w:pPr>
-        <w:pStyle w:val="BodyText"/>
-        <w:rPr/>
-      </w:pPr>
-      <w:r>
-        <w:rPr/>
-        <w:t>Le Guin, Ursula K. (2021 [1986]). “La teoría de la bolsa de transporte de la ficción”. Trad. Kamen Nedev y José Pérez de Lama. Biblioteca Anarquista. https://es.theanarchistlibrary.org</w:t>
-      </w:r>
-    </w:p>
-    <w:p>
-      <w:pPr>
-        <w:pStyle w:val="BodyText"/>
-        <w:rPr/>
-      </w:pPr>
-      <w:r>
-        <w:rPr/>
-        <w:t xml:space="preserve">Lundberg, Simon (2019). </w:t>
-      </w:r>
-      <w:r>
-        <w:rPr>
-          <w:i/>
-          <w:iCs/>
-        </w:rPr>
-        <w:t>Architecture as Image</w:t>
-      </w:r>
-      <w:r>
-        <w:rPr/>
-        <w:t>. Proyecto de grado en Arquitectura, nivel avanzado. Estocolmo: KTH, TRITA-ABE-MBT-19132.</w:t>
-      </w:r>
-    </w:p>
-    <w:p>
-      <w:pPr>
-        <w:pStyle w:val="BodyText"/>
-        <w:rPr/>
-      </w:pPr>
-      <w:r>
-        <w:rPr/>
-        <w:t xml:space="preserve">Martin, Richard (2014). </w:t>
-      </w:r>
-      <w:r>
-        <w:rPr>
-          <w:i/>
-          <w:iCs/>
-        </w:rPr>
-        <w:t>The Architecture of David Lynch</w:t>
-      </w:r>
-      <w:r>
-        <w:rPr/>
-        <w:t>. Londres y Nueva York: Bloomsbury Academic.</w:t>
-      </w:r>
-    </w:p>
-    <w:p>
-      <w:pPr>
-        <w:pStyle w:val="BodyText"/>
-        <w:rPr>
-          <w:ins w:id="54" w:author="Unknown Author" w:date="2026-09-26T23:13:20Z"/>
-        </w:rPr>
-      </w:pPr>
-      <w:ins w:id="51" w:author="Unknown Author" w:date="2026-09-26T23:13:20Z">
-        <w:r>
-          <w:rPr/>
-          <w:t xml:space="preserve">Pallasmaa, Juhani (2014 [2011]). </w:t>
-        </w:r>
-      </w:ins>
-      <w:ins w:id="52" w:author="Unknown Author" w:date="2026-09-26T23:13:20Z">
-        <w:r>
-          <w:rPr>
-            <w:i/>
-            <w:iCs/>
-          </w:rPr>
-          <w:t>La imagen corpórea. Imaginación e imaginario en la arquitectura</w:t>
-        </w:r>
-      </w:ins>
-      <w:ins w:id="53" w:author="Unknown Author" w:date="2026-09-26T23:13:20Z">
-        <w:r>
-          <w:rPr/>
-          <w:t>. Trad. Carles Muro. Barcelona: Gustavo Gili.</w:t>
+          <w:t>. Nueva York: John Wiley &amp; Sons.</w:t>
         </w:r>
       </w:ins>
     </w:p>

--- a/articulo/articulo_cosecha_de_piedras_cambios.docx
+++ b/articulo/articulo_cosecha_de_piedras_cambios.docx
@@ -300,98 +300,322 @@
       </w:r>
       <w:r>
         <w:rPr/>
-        <w:t xml:space="preserve">, para las piedras «que amontonan limpiando las chácaras» y para la piedra «hincada en la pared para atar en ella los palos del techo» (ibid.: 330). La misma palabra nombra la piedra que se saca del campo y la que sujeta el techo. Que la faena tenga verbo importa: para Juhani Pallasmaa, «las experiencias arquitectónicas básicas tienen carácter de verbos más que de sustantivos» (Pallasmaa, 2014: 158). Un arquitecto reconoce aquí dos maneras de construir. Kenneth Frampton distingue la masa formada por «apilamiento repetitivo de elementos pesados», «ya sea piedra o adobe», del armazón que ensambla «componentes ligeros y lineales» (Frampton, 1995: 5): la estereotomía y la tectónica. El montón es masa sin edificio, y </w:t>
-      </w:r>
-      <w:r>
-        <w:rPr>
-          <w:i/>
-          <w:iCs/>
-        </w:rPr>
-        <w:t>chhaxwa</w:t>
-      </w:r>
-      <w:r>
-        <w:rPr/>
-        <w:t xml:space="preserve"> nombra el punto exacto donde la masa y el armazón se tocan. Esa tensión entre la piedra que pesa y la madera que ata recorre la novela, de la chujlla a la mina.</w:t>
-      </w:r>
-    </w:p>
-    <w:p>
-      <w:pPr>
-        <w:pStyle w:val="BodyText"/>
-        <w:rPr/>
-      </w:pPr>
-      <w:r>
-        <w:rPr/>
-        <w:t xml:space="preserve">Este artículo hace dos preguntas. ¿Qué sabe </w:t>
-      </w:r>
-      <w:r>
-        <w:rPr>
-          <w:i/>
-          <w:iCs/>
-        </w:rPr>
-        <w:t>Altiplano</w:t>
-      </w:r>
-      <w:r>
-        <w:rPr/>
-        <w:t xml:space="preserve"> sobre el habitar cuando se la lee siguiendo sus piedras? ¿Y qué añade a esa lectura un dibujo hecho con una materia, el pastel al óleo, que trabaja como el comunario, sumando y quitando?</w:t>
-      </w:r>
-      <w:r>
-        <w:rPr>
-          <w:rStyle w:val="FootnoteReference"/>
-        </w:rPr>
-        <w:footnoteReference w:id="4"/>
-      </w:r>
-      <w:r>
-        <w:rPr/>
-        <w:t xml:space="preserve"> Nuestra respuesta es que la novela registra, a espaldas de su narrador, la mecánica material del despojo: cómo se pierde la tierra, con qué objetos y con qué gestos. El argumento cabe en tres materiales. El ayllu marca su tierra con piedras: despeja, amontona, cerca y amojona. La aldea la reescribe con papeles: títulos, expedientes, ordenanzas. La mina convierte el mismo gesto en mercancía con máquinas. </w:t>
-      </w:r>
-      <w:del w:id="0" w:author="Unknown Author" w:date="2026-09-27T03:35:50Z">
+        <w:t xml:space="preserve">, para las piedras «que amontonan limpiando las chácaras» y para la piedra «hincada en la pared para atar en ella los palos del techo» (ibid.: 330). La misma palabra nombra la piedra que se saca del campo y la que sujeta el techo. </w:t>
+      </w:r>
+      <w:ins w:id="0" w:author="Unknown Author" w:date="2026-09-26T23:13:20Z">
         <w:r>
           <w:rPr/>
-          <w:delText xml:space="preserve">Entre la piedra y el papel el intercambio no es parejo: ante la ley, un mojón no vale lo que un título. </w:delText>
+          <w:t xml:space="preserve">Que la faena tenga verbo importa: para Juhani Pallasmaa, «las experiencias arquitectónicas básicas tienen carácter de verbos más que de sustantivos» (Pallasmaa, 2014: 158). </w:t>
+        </w:r>
+      </w:ins>
+      <w:r>
+        <w:rPr/>
+        <w:t xml:space="preserve">Un arquitecto reconoce aquí dos maneras de construir. Kenneth Frampton distingue la masa formada por «apilamiento repetitivo de elementos pesados», «ya sea piedra o adobe», del armazón que ensambla «componentes ligeros y lineales» (Frampton, 1995: 5): la estereotomía y la tectónica. El montón es masa sin edificio, y </w:t>
+      </w:r>
+      <w:r>
+        <w:rPr>
+          <w:i/>
+          <w:iCs/>
+        </w:rPr>
+        <w:t>chhaxwa</w:t>
+      </w:r>
+      <w:r>
+        <w:rPr/>
+        <w:t xml:space="preserve"> nombra el punto exacto donde la masa y el armazón se tocan. Esa tensión entre la piedra que pesa y la madera que ata recorre la novela, de la chujlla a la mina.</w:t>
+      </w:r>
+    </w:p>
+    <w:p>
+      <w:pPr>
+        <w:pStyle w:val="BodyText"/>
+        <w:rPr/>
+      </w:pPr>
+      <w:r>
+        <w:rPr/>
+        <w:t xml:space="preserve">Este artículo hace dos preguntas. ¿Qué sabe </w:t>
+      </w:r>
+      <w:r>
+        <w:rPr>
+          <w:i/>
+          <w:iCs/>
+        </w:rPr>
+        <w:t>Altiplano</w:t>
+      </w:r>
+      <w:r>
+        <w:rPr/>
+        <w:t xml:space="preserve"> sobre el habitar cuando se la lee siguiendo sus piedras? ¿Y qué añade a esa lectura un dibujo hecho con una materia, el pastel al óleo, que trabaja como el comunario, sumando y quitando?</w:t>
+      </w:r>
+      <w:r>
+        <w:rPr>
+          <w:rStyle w:val="FootnoteReference"/>
+        </w:rPr>
+        <w:footnoteReference w:id="4"/>
+      </w:r>
+      <w:r>
+        <w:rPr/>
+        <w:t xml:space="preserve"> Nuestra respuesta es que la novela registra, a espaldas de su narrador, la mecánica material del despojo: cómo se pierde la tierra, con qué objetos y con qué gestos. El argumento cabe en tres materiales. El ayllu marca su tierra con piedras: despeja, amontona, cerca y amojona. La aldea la reescribe con papeles: títulos, expedientes, ordenanzas. La mina convierte el mismo gesto en mercancía con máquinas. Entre la piedra y el papel el intercambio no es parejo: ante la ley, un mojón no vale lo que un título. El dibujo, al repetir las operaciones de la novela con otra materia, obliga a decidir lo que el texto deja abierto y deja ver lo que el narrador impone.</w:t>
+      </w:r>
+    </w:p>
+    <w:p>
+      <w:pPr>
+        <w:pStyle w:val="BodyText"/>
+        <w:rPr/>
+      </w:pPr>
+      <w:r>
+        <w:rPr/>
+        <w:t xml:space="preserve">El narrador, además, no es inocente. La novela se publicó en Buenos Aires en 1945 y se cita aquí por una reedición paceña de 1982, cuya nota editorial asegura que el autor «ama al indio», que enseñó en la Escuela Indigenal de Warisata y que Jatun-Kolla «es, en realidad, Warisata» (Botelho Gosálvez, 1982 [1945]: 5). </w:t>
+      </w:r>
+      <w:ins w:id="1" w:author="Unknown Author" w:date="2026-09-26T23:13:20Z">
+        <w:r>
+          <w:rPr/>
+          <w:t xml:space="preserve">Aquí no se lee </w:t>
+        </w:r>
+      </w:ins>
+      <w:del w:id="2" w:author="Unknown Author" w:date="2026-09-26T23:13:20Z">
+        <w:r>
+          <w:rPr/>
+          <w:delText xml:space="preserve">Esa nota invita a leer </w:delText>
         </w:r>
       </w:del>
       <w:r>
         <w:rPr/>
-        <w:t>El dibujo, al repetir las operaciones de la novela con otra materia, obliga a decidir lo que el texto deja abierto y deja ver lo que el narrador impone.</w:t>
-      </w:r>
-    </w:p>
-    <w:p>
-      <w:pPr>
-        <w:pStyle w:val="BodyText"/>
-        <w:rPr/>
-      </w:pPr>
-      <w:r>
-        <w:rPr/>
-        <w:t xml:space="preserve">El narrador, además, no es inocente. La novela se publicó en Buenos Aires en 1945 y se cita aquí por una reedición paceña de 1982, cuya nota editorial asegura que el autor «ama al indio», que enseñó en la Escuela Indigenal de Warisata y que Jatun-Kolla «es, en realidad, Warisata» (Botelho Gosálvez, 1982 [1945]: 5). Aquí no se lee la novela ni como documento ni como redención. Antonio Cornejo Polar mostró que el narrador indigenista, «ajeno al mundo indio aunque se solidarice con él», imagina esa vida «más en términos de naturaleza que de historia» (Cornejo Polar, 2003 [1994]: 180). El de </w:t>
-      </w:r>
-      <w:r>
-        <w:rPr>
-          <w:i/>
-          <w:iCs/>
-        </w:rPr>
-        <w:t>Altiplano</w:t>
-      </w:r>
-      <w:r>
-        <w:rPr/>
-        <w:t xml:space="preserve"> no es la excepción. Denuncia el despojo, pero trata a los comunarios como animales, como cuerpos sexuales o como piedras: las chozas son «verrugas en la piel sarmentosa del altiplano» (Botelho Gosálvez, 1982 [1945]: 10), y un minero muestra sus «pobres costillas zafadas como surcos» (ibid.: 145). No se trata de repetir esa crítica, sino de buscar la historia que el texto guarda en sus cosas mientras el narrador la convierte en paisaje.</w:t>
-      </w:r>
-    </w:p>
-    <w:p>
-      <w:pPr>
-        <w:pStyle w:val="BodyText"/>
-        <w:rPr/>
-      </w:pPr>
-      <w:r>
-        <w:rPr/>
-        <w:t xml:space="preserve">La lectura se hace desde la arquitectura y el dibujo, con las herramientas de ese oficio: la planta, el corte, el peso de los materiales, la mano que dibuja. Hay tres razones para hacerlo así. Primero, </w:t>
-      </w:r>
-      <w:ins w:id="1" w:author="Unknown Author" w:date="2026-09-27T03:35:50Z">
+        <w:t xml:space="preserve">la novela </w:t>
+      </w:r>
+      <w:ins w:id="3" w:author="Unknown Author" w:date="2026-09-26T23:13:20Z">
         <w:r>
           <w:rPr/>
-          <w:t xml:space="preserve">las narraciones también están en los paisajes: «se acumulan como capas de historia, organizan secuencias y residen en los materiales y procesos del paisaje» (Potteiger y Purinton, 1998: 5). En </w:t>
+          <w:t xml:space="preserve">ni </w:t>
         </w:r>
       </w:ins>
-      <w:ins w:id="2" w:author="Unknown Author" w:date="2026-09-27T03:35:50Z">
+      <w:r>
+        <w:rPr/>
+        <w:t xml:space="preserve">como documento </w:t>
+      </w:r>
+      <w:ins w:id="4" w:author="Unknown Author" w:date="2026-09-26T23:13:20Z">
+        <w:r>
+          <w:rPr/>
+          <w:t>ni</w:t>
+        </w:r>
+      </w:ins>
+      <w:del w:id="5" w:author="Unknown Author" w:date="2026-09-26T23:13:20Z">
+        <w:r>
+          <w:rPr/>
+          <w:delText>y</w:delText>
+        </w:r>
+      </w:del>
+      <w:r>
+        <w:rPr/>
+        <w:t xml:space="preserve"> como redención</w:t>
+      </w:r>
+      <w:del w:id="6" w:author="Unknown Author" w:date="2026-09-26T23:13:20Z">
+        <w:r>
+          <w:rPr/>
+          <w:delText>; aquí no se sigue ninguna de las dos lecturas</w:delText>
+        </w:r>
+      </w:del>
+      <w:r>
+        <w:rPr/>
+        <w:t xml:space="preserve">. Antonio Cornejo Polar mostró que el narrador indigenista, «ajeno al mundo indio aunque se solidarice con él», imagina esa vida «más en términos de naturaleza que de historia» (Cornejo Polar, 2003 [1994]: 180). El de </w:t>
+      </w:r>
+      <w:r>
+        <w:rPr>
+          <w:i/>
+          <w:iCs/>
+        </w:rPr>
+        <w:t>Altiplano</w:t>
+      </w:r>
+      <w:r>
+        <w:rPr/>
+        <w:t xml:space="preserve"> no es la excepción. Denuncia el despojo, pero trata a los comunarios como animales, como cuerpos sexuales o como piedras: las chozas son «verrugas en la piel sarmentosa del altiplano» (Botelho Gosálvez, 1982 [1945]: 10), y un minero muestra sus «pobres costillas zafadas como surcos» (ibid.: 145). No se trata de repetir esa crítica, sino de buscar la historia que el texto guarda en sus cosas mientras el narrador la convierte en paisaje.</w:t>
+      </w:r>
+    </w:p>
+    <w:p>
+      <w:pPr>
+        <w:pStyle w:val="BodyText"/>
+        <w:rPr/>
+      </w:pPr>
+      <w:r>
+        <w:rPr/>
+        <w:t xml:space="preserve">La lectura se hace desde la arquitectura y el dibujo, con las herramientas de ese oficio: la planta, el corte, el peso de los materiales, la mano que dibuja. Hay tres razones para hacerlo así. Primero, en </w:t>
+      </w:r>
+      <w:r>
+        <w:rPr>
+          <w:i/>
+          <w:iCs/>
+        </w:rPr>
+        <w:t>Altiplano</w:t>
+      </w:r>
+      <w:r>
+        <w:rPr/>
+        <w:t xml:space="preserve"> el saber sobre el espacio es material: piedra, adobe, paja y papel. Segundo, el dibujo, que obliga a decidir punto de vista, escala y límite, deja a la vista las categorías que el lector proyecta. Tercero, si dibujar es, como propone Mauricio Cárcamo Pino, un </w:t>
+      </w:r>
+      <w:r>
+        <w:rPr>
+          <w:i/>
+          <w:iCs/>
+        </w:rPr>
+        <w:t>manuaje</w:t>
+      </w:r>
+      <w:r>
+        <w:rPr/>
+        <w:t xml:space="preserve">, una manera de pensar y de decir con las manos (Cárcamo Pino, 2025b: 244), dibujar una novela es leerla con otro órgano. El recorrido cambia de escala: la casa y el ayllu (sección 3), la aldea (4), el éxodo (5), el cuerpo (6) y el retorno (7). </w:t>
+      </w:r>
+      <w:ins w:id="7" w:author="Unknown Author" w:date="2026-09-26T23:13:20Z">
+        <w:r>
+          <w:rPr/>
+          <w:t>Allí</w:t>
+        </w:r>
+      </w:ins>
+      <w:del w:id="8" w:author="Unknown Author" w:date="2026-09-26T23:13:20Z">
+        <w:r>
+          <w:rPr/>
+          <w:delText>En ese recorrido</w:delText>
+        </w:r>
+      </w:del>
+      <w:r>
+        <w:rPr/>
+        <w:t xml:space="preserve"> se sitúan los seis pasteles de la serie, de los que se reproduce el esquema de encaje, el trazado que fija la composición (figuras 1-6). Se trata de una investigación en desarrollo.</w:t>
+      </w:r>
+      <w:bookmarkEnd w:id="1"/>
+    </w:p>
+    <w:p>
+      <w:pPr>
+        <w:pStyle w:val="Heading2"/>
+        <w:rPr/>
+      </w:pPr>
+      <w:bookmarkStart w:id="2" w:name="X92427c7b6fba06e7fef4b61070b9c7628a70d2e"/>
+      <w:r>
+        <w:rPr/>
+        <w:t>2. Cómo leer: el espacio, las manos y el dibujo (marco teórico y método)</w:t>
+      </w:r>
+    </w:p>
+    <w:p>
+      <w:pPr>
+        <w:pStyle w:val="FirstParagraph"/>
+        <w:rPr/>
+      </w:pPr>
+      <w:r>
+        <w:rPr/>
+        <w:t xml:space="preserve">Fernando Vázquez Ramos y sus colegas recuerdan que el espacio es un tema </w:t>
+      </w:r>
+      <w:ins w:id="9" w:author="Unknown Author" w:date="2026-09-26T23:13:20Z">
+        <w:r>
+          <w:rPr/>
+          <w:t>moderno y abstracto</w:t>
+        </w:r>
+      </w:ins>
+      <w:del w:id="10" w:author="Unknown Author" w:date="2026-09-26T23:13:20Z">
+        <w:r>
+          <w:rPr/>
+          <w:delText>«esencialmente moderno y, como tal, movedizo y, sobre todo, abstracto»</w:delText>
+        </w:r>
+      </w:del>
+      <w:r>
+        <w:rPr/>
+        <w:t>, que «no habla sobre la arquitectura, sino sobre nosotros» (Vázquez Ramos et al., 2023: 4). Citan también a Edward T. Hall, que advertía contra quienes «proyectan sobre el mundo visual del pasado las estructuras del mundo visual del presente» (Hall, 1973: 133, cit. en ibid.: 3). La advertencia vale para nosotros: no hay que atribuir al ayllu una idea de espacio que la novela no formula, porque sus categorías son otras: la piedra, la pirca, el mojón, el título. Y vale para el narrador, que mira Jatun-Kolla con la sociología de la ciudad: los Villca «son la burguesía usurpadora»; los Condori, Mamani y Quispe, «el proletariado campesino» (Botelho Gosálvez, 1982 [1945]: 22).</w:t>
+      </w:r>
+    </w:p>
+    <w:p>
+      <w:pPr>
+        <w:pStyle w:val="BodyText"/>
+        <w:rPr/>
+      </w:pPr>
+      <w:r>
+        <w:rPr/>
+        <w:t xml:space="preserve">En Bolivia, René Zavaleta Mercado opuso «dos concepciones que son ambas espacialistas»: la andina, un «archipiélago» en el que «este espacio no puede concebirse sin otro espacio», y la señorial, que concibe «el dominio final del suelo como atribución ligada a una estirpe» (Zavaleta Mercado, 1986: 29-30). Dicho de manera simple: para la primera, la tierra es un conjunto de lugares a distintas alturas que se trabajan juntos, como la puna y el valle; para la segunda, un terreno cercado que se hereda por apellido. </w:t>
+      </w:r>
+      <w:r>
+        <w:rPr>
+          <w:i/>
+          <w:iCs/>
+        </w:rPr>
+        <w:t>Altiplano</w:t>
+      </w:r>
+      <w:r>
+        <w:rPr/>
+        <w:t xml:space="preserve"> muestra las dos, y cómo la segunda gana terreno.</w:t>
+      </w:r>
+    </w:p>
+    <w:p>
+      <w:pPr>
+        <w:pStyle w:val="BodyText"/>
+        <w:rPr/>
+      </w:pPr>
+      <w:r>
+        <w:rPr/>
+        <w:t xml:space="preserve">Tampoco la piedra andina es la piedra del narrador. En el aymara de Bertonio, </w:t>
+      </w:r>
+      <w:r>
+        <w:rPr>
+          <w:i/>
+          <w:iCs/>
+        </w:rPr>
+        <w:t>wanqa</w:t>
+      </w:r>
+      <w:r>
+        <w:rPr/>
+        <w:t xml:space="preserve"> es solo «piedra muy grande» (Bertonio, 2011 [1612]: 506). Pero Pierre Duviols advierte que los diccionarios callan el «contenido religioso» que dejan ver los juicios coloniales contra la idolatría. Allí, el </w:t>
+      </w:r>
+      <w:r>
+        <w:rPr>
+          <w:i/>
+          <w:iCs/>
+        </w:rPr>
+        <w:t>huanca</w:t>
+      </w:r>
+      <w:r>
+        <w:rPr/>
+        <w:t xml:space="preserve"> era «el doble mineral del cadáver sagrado» (Duviols, 1979: 8), una piedra que recordaba «al Huari que primero amojonó tal campo, al que lo cercó, al que lo desbrozó» (ibid.: 13). </w:t>
+      </w:r>
+      <w:r>
+        <w:rPr>
+          <w:i/>
+          <w:iCs/>
+        </w:rPr>
+        <w:t>Huanca</w:t>
+      </w:r>
+      <w:r>
+        <w:rPr/>
+        <w:t xml:space="preserve">, grafía colonial de </w:t>
+      </w:r>
+      <w:r>
+        <w:rPr>
+          <w:i/>
+          <w:iCs/>
+        </w:rPr>
+        <w:t>wank’a</w:t>
+      </w:r>
+      <w:r>
+        <w:rPr/>
+        <w:t xml:space="preserve">, era también nombre de varón (Dean, 2010: 44, 202, n. 86), como el apellido de Paulo Huanca y su familia. La novela no lo desarrolla, pero lo registra: «mojones que han sido puestos allí desde tiempos antiguos» señalan las pertenencias del ayllu (Botelho Gosálvez, 1982 [1945]: 9), y los Huanca viven «en los linderos» (ibid.: 30). En cambio, cuando Paulo Huanca baja a los Yungas, su «organismo de piedra del Kollasuyo» termina «despedazado» (ibid.: 133). La </w:t>
+      </w:r>
+      <w:r>
+        <w:rPr>
+          <w:i/>
+          <w:iCs/>
+        </w:rPr>
+        <w:t>wank’a</w:t>
+      </w:r>
+      <w:r>
+        <w:rPr/>
+        <w:t xml:space="preserve"> es una piedra con dueño y con lugar; la del narrador, una abstracción.</w:t>
+      </w:r>
+    </w:p>
+    <w:p>
+      <w:pPr>
+        <w:pStyle w:val="BodyText"/>
+        <w:rPr/>
+      </w:pPr>
+      <w:r>
+        <w:rPr/>
+        <w:t>¿Con qué leer, entonces? Con las manos</w:t>
+      </w:r>
+      <w:ins w:id="11" w:author="Unknown Author" w:date="2026-09-26T23:13:20Z">
+        <w:r>
+          <w:rPr/>
+          <w:t xml:space="preserve">. De las imágenes de la materia, Gaston Bachelard escribió: «La vista las nombra, pero la mano las conoce» (Bachelard, 1978 [1942]: 7-8, cit. en Pallasmaa, 2014: 53). En </w:t>
+        </w:r>
+      </w:ins>
+      <w:ins w:id="12" w:author="Unknown Author" w:date="2026-09-26T23:13:20Z">
         <w:r>
           <w:rPr>
             <w:i/>
@@ -400,358 +624,225 @@
           <w:t>Altiplano</w:t>
         </w:r>
       </w:ins>
-      <w:ins w:id="3" w:author="Unknown Author" w:date="2026-09-27T03:35:50Z">
+      <w:ins w:id="13" w:author="Unknown Author" w:date="2026-09-26T23:13:20Z">
         <w:r>
           <w:rPr/>
-          <w:t xml:space="preserve">, esos materiales son </w:t>
+          <w:t>, el narrador nombra; el comunario, que despeja y amontona, conoce</w:t>
         </w:r>
       </w:ins>
-      <w:del w:id="4" w:author="Unknown Author" w:date="2026-09-27T03:35:50Z">
+      <w:del w:id="14" w:author="Unknown Author" w:date="2026-09-26T23:13:20Z">
         <w:r>
           <w:rPr/>
-          <w:delText xml:space="preserve">en </w:delText>
+          <w:delText>, pero sin oponerlas al papel</w:delText>
         </w:r>
       </w:del>
-      <w:del w:id="5" w:author="Unknown Author" w:date="2026-09-27T03:35:50Z">
+      <w:r>
+        <w:rPr/>
+        <w:t xml:space="preserve">. Cárcamo Pino llama </w:t>
+      </w:r>
+      <w:r>
+        <w:rPr>
+          <w:i/>
+          <w:iCs/>
+        </w:rPr>
+        <w:t>manuaje</w:t>
+      </w:r>
+      <w:r>
+        <w:rPr/>
+        <w:t xml:space="preserve"> a lo que hacen las manos cuando piensan, expresan o comunican: un «neologismo homólogo al lenguaje, pero con las manos» (Cárcamo Pino, 2019: 1412, cit. en Cárcamo Pino, 2025b: 244). Escribir es una de esas acciones, y cada oficio tiene su </w:t>
+      </w:r>
+      <w:r>
+        <w:rPr>
+          <w:i/>
+          <w:iCs/>
+        </w:rPr>
+        <w:t>manoaje</w:t>
+      </w:r>
+      <w:r>
+        <w:rPr/>
+        <w:t xml:space="preserve">, «un subgrupo contextual de acciones manuales» (Cárcamo Pino, 2025b: 259). Cárcamo Pino recuerda además que la misma mano hace dos agarres: el de fuerza, como al tomar un martillo, y el de precisión, como al «sujetar un papel con dos yemas dactilares» (Cárcamo Pino, 2025a: 10). </w:t>
+      </w:r>
+      <w:r>
+        <w:rPr>
+          <w:i/>
+          <w:iCs/>
+        </w:rPr>
+        <w:t>Altiplano</w:t>
+      </w:r>
+      <w:r>
+        <w:rPr/>
+        <w:t xml:space="preserve"> pone los dos a la vista. Paulo Huanca sale de su chujlla «con la madera del arado en un hombro y las correas del yugo en las manos» (Botelho Gosálvez, 1982 [1945]: 34); el doctor Mendoza firma la ordenanza que dejará sin ganado a los Villca (ibid.: 96). No es una mano frente a un papel, sino dos manos con dos agarres.</w:t>
+      </w:r>
+    </w:p>
+    <w:p>
+      <w:pPr>
+        <w:pStyle w:val="BodyText"/>
+        <w:rPr/>
+      </w:pPr>
+      <w:r>
+        <w:rPr/>
+        <w:t xml:space="preserve">La oposición entre la mano que ara y el papel que despoja la enuncia el poder. En Umacachi, los vecinos niegan la escuela a los indios: «Que tiren palotes con el arado», dicen, porque esa es «la más recomendable caligrafía para los indios» (Botelho Gosálvez, 1982 [1945]: 87). Repetirla sería repetir su lógica, y la novela la repite por omisión: el ayllu que «es, en realidad, Warisata» (ibid.: 5) no tiene escuela, cuando allí funcionaba desde 1931 la escuela-ayllu del maestro indio Avelino Siñani y de Elizardo Pérez (Rivera Cusicanqui, 2010 [1984]: 105, 113), y los </w:t>
+      </w:r>
+      <w:r>
+        <w:rPr>
+          <w:i/>
+          <w:iCs/>
+        </w:rPr>
+        <w:t>kuraka</w:t>
+      </w:r>
+      <w:r>
+        <w:rPr/>
+        <w:t xml:space="preserve"> de Achacachi sostenían escuelas propias ya en 1929 (Barnadas, 1978 [1975]: 84). La pregunta no es si la mano o el papel, sino qué prácticas se autorizan y cuáles quedaron «minusvaloradas, invisibilizadas» por el «monopolio de la escritura y el lenguaje» (Cárcamo Pino, 2025b: 259).</w:t>
+      </w:r>
+    </w:p>
+    <w:p>
+      <w:pPr>
+        <w:pStyle w:val="BodyText"/>
+        <w:rPr/>
+      </w:pPr>
+      <w:ins w:id="15" w:author="Unknown Author" w:date="2026-09-26T23:13:20Z">
         <w:r>
-          <w:rPr>
-            <w:i/>
-            <w:iCs/>
-          </w:rPr>
-          <w:delText>Altiplano</w:delText>
+          <w:rPr/>
+          <w:t>No</w:t>
+        </w:r>
+      </w:ins>
+      <w:del w:id="16" w:author="Unknown Author" w:date="2026-09-26T23:13:20Z">
+        <w:r>
+          <w:rPr/>
+          <w:delText>Falta decir qué dibujo se usa, porque no</w:delText>
         </w:r>
       </w:del>
-      <w:del w:id="6" w:author="Unknown Author" w:date="2026-09-27T03:35:50Z">
+      <w:r>
+        <w:rPr/>
+        <w:t xml:space="preserve"> todo dibujo descubre algo. Javier Seguí de la Riva distingue el dibujo que puede «servir como ilustración de un texto narrativo previo» del que deja a la mano encontrar lo que no se sabía (Seguí de la Riva, 2010: 93). Tim Ingold separa los dibujos que cuentan de los que «especifican» (Ingold, 2013: 125), como los planos de arquitectos e ingenieros. Los esquemas de encaje que aquí se reproducen pertenecen al dibujo que ilustra y especifica: no descubren nada, pero obligan a decidir.</w:t>
+      </w:r>
+    </w:p>
+    <w:p>
+      <w:pPr>
+        <w:pStyle w:val="BodyText"/>
+        <w:rPr/>
+      </w:pPr>
+      <w:r>
+        <w:rPr/>
+        <w:t xml:space="preserve">El método sigue los cuatro pasos que Simon Lundberg propone para explorar la imagen arquitectónica: observación, disección, ensamblaje e inmersión (Lundberg, 2019: 3). La </w:t>
+      </w:r>
+      <w:r>
+        <w:rPr>
+          <w:i/>
+          <w:iCs/>
+        </w:rPr>
+        <w:t>observación</w:t>
+      </w:r>
+      <w:r>
+        <w:rPr/>
+        <w:t xml:space="preserve"> reúne </w:t>
+      </w:r>
+      <w:ins w:id="17" w:author="Unknown Author" w:date="2026-09-26T23:13:20Z">
         <w:r>
           <w:rPr/>
-          <w:delText xml:space="preserve"> el saber sobre el espacio es material: </w:delText>
+          <w:t xml:space="preserve">en un fichero </w:t>
+        </w:r>
+      </w:ins>
+      <w:r>
+        <w:rPr/>
+        <w:t>los datos del texto</w:t>
+      </w:r>
+      <w:ins w:id="18" w:author="Unknown Author" w:date="2026-09-26T23:13:20Z">
+        <w:r>
+          <w:rPr/>
+          <w:t>,</w:t>
+        </w:r>
+      </w:ins>
+      <w:del w:id="19" w:author="Unknown Author" w:date="2026-09-26T23:13:20Z">
+        <w:r>
+          <w:rPr/>
+          <w:delText xml:space="preserve"> (lugar, materia, medida, luz, color) en una «biblioteca de observaciones» (ibid.: 15); aquí, un fichero de pasajes</w:delText>
         </w:r>
       </w:del>
       <w:r>
         <w:rPr/>
-        <w:t xml:space="preserve">piedra, adobe, paja y papel. Segundo, el dibujo, que obliga a decidir punto de vista, escala y límite, deja a la vista las categorías que el lector proyecta. Tercero, si dibujar es, como propone Mauricio Cárcamo Pino, un </w:t>
-      </w:r>
-      <w:r>
-        <w:rPr>
-          <w:i/>
-          <w:iCs/>
-        </w:rPr>
-        <w:t>manuaje</w:t>
-      </w:r>
-      <w:r>
-        <w:rPr/>
-        <w:t xml:space="preserve">, una manera de pensar y de decir con las manos (Cárcamo Pino, 2025b: 244), dibujar una novela es leerla con otro órgano. </w:t>
-      </w:r>
-      <w:ins w:id="7" w:author="Unknown Author" w:date="2026-09-27T03:35:50Z">
+        <w:t xml:space="preserve"> con su página. La </w:t>
+      </w:r>
+      <w:r>
+        <w:rPr>
+          <w:i/>
+          <w:iCs/>
+        </w:rPr>
+        <w:t>disección</w:t>
+      </w:r>
+      <w:r>
+        <w:rPr/>
+        <w:t xml:space="preserve"> separa las partes y las ordena según cuatro funciones constructivas: apoyo, vano, masa y límite (Cuadro 1). El </w:t>
+      </w:r>
+      <w:r>
+        <w:rPr>
+          <w:i/>
+          <w:iCs/>
+        </w:rPr>
+        <w:t>ensamblaje</w:t>
+      </w:r>
+      <w:r>
+        <w:rPr/>
+        <w:t xml:space="preserve"> las vuelve a juntar, como el </w:t>
+      </w:r>
+      <w:r>
+        <w:rPr>
+          <w:i/>
+          <w:iCs/>
+        </w:rPr>
+        <w:t>capriccio</w:t>
+      </w:r>
+      <w:r>
+        <w:rPr/>
+        <w:t xml:space="preserve"> de Canaletto, que reunía edificios de ciudades distintas en una ciudad «completamente imaginaria» (ibid.: 3); sus decisiones, un perfil o una analogía, son del dibujante y no cuentan como hallazgos. La </w:t>
+      </w:r>
+      <w:r>
+        <w:rPr>
+          <w:i/>
+          <w:iCs/>
+        </w:rPr>
+        <w:t>inmersión</w:t>
+      </w:r>
+      <w:r>
+        <w:rPr/>
+        <w:t xml:space="preserve"> da atmósfera, sin confundirse «con el realismo visual» (ibid.: 21). Los dos primeros pasos se hacen sobre el texto; los dos últimos, en el pastel.</w:t>
+      </w:r>
+    </w:p>
+    <w:p>
+      <w:pPr>
+        <w:pStyle w:val="BodyText"/>
+        <w:rPr/>
+      </w:pPr>
+      <w:r>
+        <w:rPr/>
+        <w:t xml:space="preserve">El pastel conviene a esta novela porque su prosa mide el espacio con el cuerpo. En la jaula de la mina, Condori siente, «como si faltase suelo bajo sus pies», «la vertiginosa caída» (Botelho Gosálvez, 1982 [1945]: 143). Abbie Garrington llama </w:t>
+      </w:r>
+      <w:r>
+        <w:rPr>
+          <w:i/>
+          <w:iCs/>
+        </w:rPr>
+        <w:t>háptico</w:t>
+      </w:r>
+      <w:r>
+        <w:rPr/>
+        <w:t xml:space="preserve"> a ese registro</w:t>
+      </w:r>
+      <w:ins w:id="20" w:author="Unknown Author" w:date="2026-09-26T23:13:20Z">
         <w:r>
           <w:rPr/>
-          <w:t>Como la escala del espacio puede volverse «el alcance de una epopeya o los límites de un drama personal» (Potteiger y Purinton, 1998: 6), el</w:t>
+          <w:t>, el del tacto y el movimiento del cuerpo</w:t>
         </w:r>
       </w:ins>
-      <w:del w:id="8" w:author="Unknown Author" w:date="2026-09-27T03:35:50Z">
+      <w:del w:id="21" w:author="Unknown Author" w:date="2026-09-26T23:13:20Z">
         <w:r>
           <w:rPr/>
-          <w:delText>El</w:delText>
+          <w:delText>: lo que se sabe por el tacto, el movimiento, la posición del cuerpo y el equilibrio</w:delText>
         </w:r>
       </w:del>
       <w:r>
         <w:rPr/>
-        <w:t xml:space="preserve"> recorrido cambia de escala: la casa y el ayllu (sección 3), la aldea (4), el éxodo (5), el cuerpo (6) y el retorno (7). Allí se sitúan los seis pasteles de la serie, de los que se reproduce el esquema de encaje, el trazado que fija la composición (figuras 1-6). Se trata de una investigación en desarrollo.</w:t>
-      </w:r>
-      <w:bookmarkEnd w:id="1"/>
-    </w:p>
-    <w:p>
-      <w:pPr>
-        <w:pStyle w:val="Heading2"/>
-        <w:rPr/>
-      </w:pPr>
-      <w:bookmarkStart w:id="2" w:name="X92427c7b6fba06e7fef4b61070b9c7628a70d2e"/>
-      <w:r>
-        <w:rPr/>
-        <w:t>2. Cómo leer: el espacio, las manos y el dibujo (marco teórico y método)</w:t>
-      </w:r>
-    </w:p>
-    <w:p>
-      <w:pPr>
-        <w:pStyle w:val="FirstParagraph"/>
-        <w:rPr/>
-      </w:pPr>
-      <w:r>
-        <w:rPr/>
-        <w:t>Fernando Vázquez Ramos y sus colegas recuerdan que el espacio es un tema moderno y abstracto, que «no habla sobre la arquitectura, sino sobre nosotros» (Vázquez Ramos et al., 2023: 4). Citan también a Edward T. Hall, que advertía contra quienes «proyectan sobre el mundo visual del pasado las estructuras del mundo visual del presente» (Hall, 1973: 133, cit. en ibid.: 3). La advertencia vale para nosotros: no hay que atribuir al ayllu una idea de espacio que la novela no formula, porque sus categorías son otras: la piedra, la pirca, el mojón, el título. Y vale para el narrador, que mira Jatun-Kolla con la sociología de la ciudad: los Villca «son la burguesía usurpadora»; los Condori, Mamani y Quispe, «el proletariado campesino» (Botelho Gosálvez, 1982 [1945]: 22).</w:t>
-      </w:r>
-    </w:p>
-    <w:p>
-      <w:pPr>
-        <w:pStyle w:val="BodyText"/>
-        <w:rPr/>
-      </w:pPr>
-      <w:r>
-        <w:rPr/>
-        <w:t xml:space="preserve">En Bolivia, René Zavaleta Mercado opuso «dos concepciones que son ambas espacialistas»: la andina, un «archipiélago» en el que «este espacio no puede concebirse sin otro espacio», y la señorial, que concibe «el dominio final del suelo como atribución ligada a una estirpe» (Zavaleta Mercado, 1986: 29-30). Dicho de manera simple: para la primera, la tierra es un conjunto de lugares a distintas alturas que se trabajan juntos, como la puna y el valle; para la segunda, un terreno cercado que se hereda por apellido. </w:t>
-      </w:r>
-      <w:r>
-        <w:rPr>
-          <w:i/>
-          <w:iCs/>
-        </w:rPr>
-        <w:t>Altiplano</w:t>
-      </w:r>
-      <w:r>
-        <w:rPr/>
-        <w:t xml:space="preserve"> muestra las dos, y cómo la segunda gana terreno.</w:t>
-      </w:r>
-    </w:p>
-    <w:p>
-      <w:pPr>
-        <w:pStyle w:val="BodyText"/>
-        <w:rPr/>
-      </w:pPr>
-      <w:r>
-        <w:rPr/>
-        <w:t xml:space="preserve">Tampoco la piedra andina es la piedra del narrador. En el aymara de Bertonio, </w:t>
-      </w:r>
-      <w:r>
-        <w:rPr>
-          <w:i/>
-          <w:iCs/>
-        </w:rPr>
-        <w:t>wanqa</w:t>
-      </w:r>
-      <w:r>
-        <w:rPr/>
-        <w:t xml:space="preserve"> es solo «piedra muy grande» (Bertonio, 2011 [1612]: 506). Pero Pierre Duviols advierte que los diccionarios callan el «contenido religioso» que dejan ver los juicios coloniales contra la idolatría. Allí, el </w:t>
-      </w:r>
-      <w:r>
-        <w:rPr>
-          <w:i/>
-          <w:iCs/>
-        </w:rPr>
-        <w:t>huanca</w:t>
-      </w:r>
-      <w:r>
-        <w:rPr/>
-        <w:t xml:space="preserve"> era «el doble mineral del cadáver sagrado» (Duviols, 1979: 8), una piedra que recordaba «al Huari que primero amojonó tal campo, al que lo cercó, al que lo desbrozó» (ibid.: 13). </w:t>
-      </w:r>
-      <w:r>
-        <w:rPr>
-          <w:i/>
-          <w:iCs/>
-        </w:rPr>
-        <w:t>Huanca</w:t>
-      </w:r>
-      <w:r>
-        <w:rPr/>
-        <w:t xml:space="preserve">, grafía colonial de </w:t>
-      </w:r>
-      <w:r>
-        <w:rPr>
-          <w:i/>
-          <w:iCs/>
-        </w:rPr>
-        <w:t>wank’a</w:t>
-      </w:r>
-      <w:r>
-        <w:rPr/>
-        <w:t xml:space="preserve">, era también nombre de varón (Dean, 2010: 44, 202, n. 86), como el apellido de Paulo Huanca y su familia. La novela no lo desarrolla, pero lo registra: «mojones que han sido puestos allí desde tiempos antiguos» señalan las pertenencias del ayllu (Botelho Gosálvez, 1982 [1945]: 9), y los Huanca viven «en los linderos» (ibid.: 30). En cambio, cuando Paulo Huanca baja a los Yungas, su «organismo de piedra del Kollasuyo» termina «despedazado» (ibid.: 133). La </w:t>
-      </w:r>
-      <w:r>
-        <w:rPr>
-          <w:i/>
-          <w:iCs/>
-        </w:rPr>
-        <w:t>wank’a</w:t>
-      </w:r>
-      <w:r>
-        <w:rPr/>
-        <w:t xml:space="preserve"> es una piedra con dueño y con lugar; la del narrador, una abstracción.</w:t>
-      </w:r>
-    </w:p>
-    <w:p>
-      <w:pPr>
-        <w:pStyle w:val="BodyText"/>
-        <w:rPr/>
-      </w:pPr>
-      <w:r>
-        <w:rPr/>
-        <w:t xml:space="preserve">¿Con qué leer, entonces? Con las manos. De las imágenes de la materia, Gaston Bachelard escribió: «La vista las nombra, pero la mano las conoce» (Bachelard, 1978 [1942]: 7-8, cit. en Pallasmaa, 2014: 53). En </w:t>
-      </w:r>
-      <w:r>
-        <w:rPr>
-          <w:i/>
-          <w:iCs/>
-        </w:rPr>
-        <w:t>Altiplano</w:t>
-      </w:r>
-      <w:r>
-        <w:rPr/>
-        <w:t xml:space="preserve">, el narrador nombra; el comunario, que despeja y amontona, conoce. Cárcamo Pino llama </w:t>
-      </w:r>
-      <w:r>
-        <w:rPr>
-          <w:i/>
-          <w:iCs/>
-        </w:rPr>
-        <w:t>manuaje</w:t>
-      </w:r>
-      <w:r>
-        <w:rPr/>
-        <w:t xml:space="preserve"> a lo que hacen las manos cuando piensan, expresan o comunican: un «neologismo homólogo al lenguaje, pero con las manos» (Cárcamo Pino, 2019: 1412, cit. en Cárcamo Pino, 2025b: 244). Escribir es una de esas acciones, y cada oficio tiene su </w:t>
-      </w:r>
-      <w:r>
-        <w:rPr>
-          <w:i/>
-          <w:iCs/>
-        </w:rPr>
-        <w:t>manoaje</w:t>
-      </w:r>
-      <w:r>
-        <w:rPr/>
-        <w:t xml:space="preserve">, «un subgrupo contextual de acciones manuales» (Cárcamo Pino, 2025b: 259). Cárcamo Pino recuerda además que la misma mano hace dos agarres: el de fuerza, como al tomar un martillo, y el de precisión, como al «sujetar un papel con dos yemas dactilares» (Cárcamo Pino, 2025a: 10). </w:t>
-      </w:r>
-      <w:r>
-        <w:rPr>
-          <w:i/>
-          <w:iCs/>
-        </w:rPr>
-        <w:t>Altiplano</w:t>
-      </w:r>
-      <w:r>
-        <w:rPr/>
-        <w:t xml:space="preserve"> pone los dos a la vista. Paulo Huanca sale de su chujlla «con la madera del arado en un hombro y las correas del yugo en las manos» (Botelho Gosálvez, 1982 [1945]: 34); el doctor Mendoza firma la ordenanza que dejará sin ganado a los Villca (ibid.: 96). No es una mano frente a un papel, sino dos manos con dos agarres.</w:t>
-      </w:r>
-    </w:p>
-    <w:p>
-      <w:pPr>
-        <w:pStyle w:val="BodyText"/>
-        <w:rPr/>
-      </w:pPr>
-      <w:r>
-        <w:rPr/>
-        <w:t xml:space="preserve">La oposición entre la mano que ara y el papel que despoja la enuncia el poder. En Umacachi, los vecinos niegan la escuela a los indios: «Que tiren palotes con el arado», dicen, porque esa es «la más recomendable caligrafía para los indios» (Botelho Gosálvez, 1982 [1945]: 87). Repetirla sería repetir su lógica, y la novela la repite por omisión: el ayllu que «es, en realidad, Warisata» (ibid.: 5) no tiene escuela, cuando allí funcionaba desde 1931 la escuela-ayllu del maestro indio Avelino Siñani y de Elizardo Pérez (Rivera Cusicanqui, 2010 [1984]: 105, 113), y los </w:t>
-      </w:r>
-      <w:r>
-        <w:rPr>
-          <w:i/>
-          <w:iCs/>
-        </w:rPr>
-        <w:t>kuraka</w:t>
-      </w:r>
-      <w:r>
-        <w:rPr/>
-        <w:t xml:space="preserve"> de Achacachi sostenían escuelas propias ya en 1929 (Barnadas, 1978 [1975]: 84). La pregunta no es si la mano o el papel, sino qué prácticas se autorizan y cuáles quedaron «minusvaloradas, invisibilizadas» por el «monopolio de la escritura y el lenguaje» (Cárcamo Pino, 2025b: 259).</w:t>
-      </w:r>
-    </w:p>
-    <w:p>
-      <w:pPr>
-        <w:pStyle w:val="BodyText"/>
-        <w:rPr/>
-      </w:pPr>
-      <w:r>
-        <w:rPr/>
-        <w:t>No todo dibujo descubre algo. Javier Seguí de la Riva distingue el dibujo que puede «servir como ilustración de un texto narrativo previo» del que deja a la mano encontrar lo que no se sabía (Seguí de la Riva, 2010: 93). Tim Ingold separa los dibujos que cuentan de los que «especifican» (Ingold, 2013: 125), como los planos de arquitectos e ingenieros. Los esquemas de encaje que aquí se reproducen pertenecen al dibujo que ilustra y especifica: no descubren nada, pero obligan a decidir.</w:t>
-      </w:r>
-    </w:p>
-    <w:p>
-      <w:pPr>
-        <w:pStyle w:val="BodyText"/>
-        <w:rPr/>
-      </w:pPr>
-      <w:r>
-        <w:rPr/>
-        <w:t xml:space="preserve">El método sigue los cuatro pasos que Simon Lundberg propone para explorar la imagen arquitectónica: observación, disección, ensamblaje e inmersión (Lundberg, 2019: 3). La </w:t>
-      </w:r>
-      <w:r>
-        <w:rPr>
-          <w:i/>
-          <w:iCs/>
-        </w:rPr>
-        <w:t>observación</w:t>
-      </w:r>
-      <w:r>
-        <w:rPr/>
-        <w:t xml:space="preserve"> reúne en un fichero los datos del texto, con su página. La </w:t>
-      </w:r>
-      <w:r>
-        <w:rPr>
-          <w:i/>
-          <w:iCs/>
-        </w:rPr>
-        <w:t>disección</w:t>
-      </w:r>
-      <w:r>
-        <w:rPr/>
-        <w:t xml:space="preserve"> separa las partes y las ordena según cuatro funciones constructivas: apoyo, vano, masa y límite (Cuadro 1). El </w:t>
-      </w:r>
-      <w:r>
-        <w:rPr>
-          <w:i/>
-          <w:iCs/>
-        </w:rPr>
-        <w:t>ensamblaje</w:t>
-      </w:r>
-      <w:r>
-        <w:rPr/>
-        <w:t xml:space="preserve"> las vuelve a juntar, como el </w:t>
-      </w:r>
-      <w:r>
-        <w:rPr>
-          <w:i/>
-          <w:iCs/>
-        </w:rPr>
-        <w:t>capriccio</w:t>
-      </w:r>
-      <w:r>
-        <w:rPr/>
-        <w:t xml:space="preserve"> de Canaletto</w:t>
-      </w:r>
-      <w:ins w:id="9" w:author="Unknown Author" w:date="2026-09-27T03:35:50Z">
-        <w:r>
-          <w:rPr/>
-          <w:t xml:space="preserve"> junta</w:t>
-        </w:r>
-      </w:ins>
-      <w:del w:id="10" w:author="Unknown Author" w:date="2026-09-27T03:35:50Z">
-        <w:r>
-          <w:rPr/>
-          <w:delText>, que reunía</w:delText>
-        </w:r>
-      </w:del>
-      <w:r>
-        <w:rPr/>
-        <w:t xml:space="preserve"> edificios de ciudades distintas en una ciudad «completamente imaginaria» (ibid.: 3); sus decisiones, un perfil o una analogía, son del dibujante y no cuentan como hallazgos. La </w:t>
-      </w:r>
-      <w:r>
-        <w:rPr>
-          <w:i/>
-          <w:iCs/>
-        </w:rPr>
-        <w:t>inmersión</w:t>
-      </w:r>
-      <w:r>
-        <w:rPr/>
-        <w:t xml:space="preserve"> da atmósfera, sin confundirse «con el realismo visual» (ibid.: 21). Los dos primeros pasos se hacen sobre el texto; los dos últimos, en el pastel.</w:t>
-      </w:r>
-    </w:p>
-    <w:p>
-      <w:pPr>
-        <w:pStyle w:val="BodyText"/>
-        <w:rPr/>
-      </w:pPr>
-      <w:r>
-        <w:rPr/>
-        <w:t xml:space="preserve">El pastel conviene a esta novela porque su prosa mide el espacio con el cuerpo. En la jaula de la mina, Condori siente, «como si faltase suelo bajo sus pies», «la vertiginosa caída» (Botelho Gosálvez, 1982 [1945]: 143). Abbie Garrington llama </w:t>
-      </w:r>
-      <w:r>
-        <w:rPr>
-          <w:i/>
-          <w:iCs/>
-        </w:rPr>
-        <w:t>háptico</w:t>
-      </w:r>
-      <w:r>
-        <w:rPr/>
-        <w:t xml:space="preserve"> a ese registro, el del tacto y el movimiento del cuerpo (Garrington, 2013: 16). A una prosa del tacto le corresponde un dibujo hecho con los dedos. Cada figura se examina en tres planos: (1) </w:t>
+        <w:t xml:space="preserve"> (Garrington, 2013: 16). A una prosa del tacto le corresponde un dibujo hecho con los dedos. Cada figura se examina en tres planos: (1) </w:t>
       </w:r>
       <w:r>
         <w:rPr>
@@ -1882,39 +1973,60 @@
       </w:pPr>
       <w:r>
         <w:rPr/>
-        <w:t xml:space="preserve">El narrador presenta el ayllu desde lo alto, como en un plano de situación: en la falda del cerro, «las chujllas de las familias más antiguas han trepado en los riscos del cerro y desde allí parecen ocupar un sitio de preeminencia sobre el resto de chozas» (Botelho Gosálvez, 1982 [1945]: 6). </w:t>
-      </w:r>
-      <w:ins w:id="11" w:author="Unknown Author" w:date="2026-09-27T03:35:50Z">
+        <w:t xml:space="preserve">El narrador presenta el ayllu desde lo alto, como en un plano de situación: en la falda del cerro, «las chujllas de las familias más antiguas han trepado en los riscos del cerro y desde allí parecen ocupar un sitio de preeminencia sobre el resto de chozas» (Botelho Gosálvez, 1982 [1945]: 6). La palabra clave es </w:t>
+      </w:r>
+      <w:r>
+        <w:rPr>
+          <w:i/>
+          <w:iCs/>
+        </w:rPr>
+        <w:t>parecen</w:t>
+      </w:r>
+      <w:r>
+        <w:rPr/>
+        <w:t>: la jerarquía es una lectura del narrador sobre la pendiente, no un dato de la pendiente.</w:t>
+      </w:r>
+    </w:p>
+    <w:p>
+      <w:pPr>
+        <w:pStyle w:val="BodyText"/>
+        <w:rPr/>
+      </w:pPr>
+      <w:r>
+        <w:rPr/>
+        <w:t xml:space="preserve">La chujlla de los Huanca permite medir la casa. Tiene dos metros de alto, paredes «renegridas por el hollín» y camastros de «apenas la altura de un adobe»; de las vigas, «mal unidas con lazos de paja trenzada», cuelgan «las hoces, el arado, el yugo de madera» (ibid.: 30-31). Junta las dos maneras de construir de Frampton: muros de piedra y adobe que pesan, y un armazón atado como una cestería (Frampton, 1995: 5). Se mide con el cuerpo y guarda las herramientas de las manos. Es una caja de herramientas, y para Cárcamo Pino una caja de herramientas es a las manos lo que un idioma es a la lengua (Cárcamo Pino, 2025a: 12). El narrador, en cambio, entra como un intruso que no habita, sino que escribe: los camastros son «morada de piojos y pulgas» (Botelho Gosálvez, 1982 [1945]: 31). </w:t>
+      </w:r>
+      <w:ins w:id="22" w:author="Unknown Author" w:date="2026-09-26T23:13:20Z">
         <w:r>
-          <w:rPr>
-            <w:i/>
-            <w:iCs/>
-          </w:rPr>
-          <w:t>Parecen</w:t>
+          <w:rPr/>
+          <w:t>Pallasmaa recuerda que «la casa es una metáfora del cuerpo y el cuerpo una metáfora de la casa» (Pallasmaa</w:t>
         </w:r>
       </w:ins>
-      <w:del w:id="12" w:author="Unknown Author" w:date="2026-09-27T03:35:50Z">
+      <w:del w:id="23" w:author="Unknown Author" w:date="2026-09-26T23:13:20Z">
         <w:r>
-          <w:rPr>
-            <w:i/>
-            <w:iCs/>
-          </w:rPr>
-          <w:delText>La palabra clave es parecen</w:delText>
+          <w:rPr/>
+          <w:delText>Para Gaston Bachelard, el nido, «una cosa precaria», hace soñar con la seguridad (Bachelard, 1994 [1958]: 102, cit. en Martin</w:delText>
         </w:r>
       </w:del>
       <w:r>
         <w:rPr/>
-        <w:t>: la jerarquía es una lectura del narrador sobre la pendiente, no un dato de la pendiente.</w:t>
-      </w:r>
-    </w:p>
-    <w:p>
-      <w:pPr>
-        <w:pStyle w:val="BodyText"/>
-        <w:rPr/>
-      </w:pPr>
-      <w:r>
-        <w:rPr/>
-        <w:t>La chujlla de los Huanca permite medir la casa. Tiene dos metros de alto, paredes «renegridas por el hollín» y camastros de «apenas la altura de un adobe»; de las vigas, «mal unidas con lazos de paja trenzada», cuelgan «las hoces, el arado, el yugo de madera» (ibid.: 30-31). Junta las dos maneras de construir de Frampton: muros de piedra y adobe que pesan, y un armazón atado como una cestería (Frampton, 1995: 5). Se mide con el cuerpo y guarda las herramientas de las manos. Es una caja de herramientas, y para Cárcamo Pino una caja de herramientas es a las manos lo que un idioma es a la lengua (Cárcamo Pino, 2025a: 12). El narrador, en cambio, entra como un intruso que no habita, sino que escribe: los camastros son «morada de piojos y pulgas» (Botelho Gosálvez, 1982 [1945]: 31). Pallasmaa recuerda que «la casa es una metáfora del cuerpo y el cuerpo una metáfora de la casa» (Pallasmaa, 2014: 159); el narrador hace de la chujlla una madriguera. Su umbral es el «portal de su chujlla» desde el que Paulo Huanca ve partir a los hijos que la escasez expulsa (Botelho Gosálvez, 1982 [1945]: 34).</w:t>
+        <w:t xml:space="preserve">, 2014: </w:t>
+      </w:r>
+      <w:ins w:id="24" w:author="Unknown Author" w:date="2026-09-26T23:13:20Z">
+        <w:r>
+          <w:rPr/>
+          <w:t>159); el narrador hace de la chujlla</w:t>
+        </w:r>
+      </w:ins>
+      <w:del w:id="25" w:author="Unknown Author" w:date="2026-09-26T23:13:20Z">
+        <w:r>
+          <w:rPr/>
+          <w:delText>71). Para el narrador, la chujlla es</w:delText>
+        </w:r>
+      </w:del>
+      <w:r>
+        <w:rPr/>
+        <w:t xml:space="preserve"> una madriguera. Su umbral es el «portal de su chujlla» desde el que Paulo Huanca ve partir a los hijos que la escasez expulsa (Botelho Gosálvez, 1982 [1945]: 34).</w:t>
       </w:r>
     </w:p>
     <w:p>
@@ -1969,7 +2081,27 @@
       </w:r>
       <w:r>
         <w:rPr/>
-        <w:t xml:space="preserve">. Un corte a la altura de una persona sentada junto al brasero. La hoja se cubre de negro y siena, el color del hollín, y la luz se saca quitando materia: el esgrafiado abre en la masa oscura las vigas, las hoces y el yugo, como el comunario abre la tierra quitándole piedras. El perfil de cráneo (la bóveda de paja como calota, la puerta como órbita, el fuego en el lugar del pensamiento) es una decisión de ensamblaje, no un hallazgo: lleva al dibujo esa correspondencia entre casa y cuerpo. (3) </w:t>
+        <w:t>. Un corte a la altura de una persona sentada junto al brasero. La hoja se cubre de negro y siena, el color del hollín, y la luz se saca quitando materia: el esgrafiado abre en la masa oscura las vigas, las hoces y el yugo, como el comunario abre la tierra quitándole piedras. El perfil de cráneo (la bóveda de paja como calota, la puerta como órbita, el fuego en el lugar del pensamiento) es una decisión de ensamblaje</w:t>
+      </w:r>
+      <w:del w:id="26" w:author="Unknown Author" w:date="2026-09-26T23:13:20Z">
+        <w:r>
+          <w:rPr/>
+          <w:delText xml:space="preserve"> tomada de Bachelard</w:delText>
+        </w:r>
+      </w:del>
+      <w:r>
+        <w:rPr/>
+        <w:t>, no un hallazgo</w:t>
+      </w:r>
+      <w:ins w:id="27" w:author="Unknown Author" w:date="2026-09-26T23:13:20Z">
+        <w:r>
+          <w:rPr/>
+          <w:t>: lleva al dibujo esa correspondencia entre casa y cuerpo</w:t>
+        </w:r>
+      </w:ins>
+      <w:r>
+        <w:rPr/>
+        <w:t xml:space="preserve">. (3) </w:t>
       </w:r>
       <w:r>
         <w:rPr>
@@ -2140,33 +2272,7 @@
       </w:r>
       <w:r>
         <w:rPr/>
-        <w:t xml:space="preserve">. El dato está en el texto; el esquema no lo descubre, pero lo vuelve imposible de ignorar: dibujado en la misma hoja, el signo no encaja en la pendiente, porque el peón vive en un escalón alto y los Villca terminarán en el pesebre de la aldea. La escalera se rehace en el cocal y en la mina (Botelho Gosálvez, 1982 [1945]: 112, 135). El </w:t>
-      </w:r>
-      <w:del w:id="13" w:author="Unknown Author" w:date="2026-09-27T03:35:50Z">
-        <w:r>
-          <w:rPr/>
-          <w:delText xml:space="preserve">signo no es una jerarquía fija, sino un mecanismo que vuelve a escalonar a la gente en cada lugar; y el </w:delText>
-        </w:r>
-      </w:del>
-      <w:r>
-        <w:rPr/>
-        <w:t>mito y el mapa no se oponen</w:t>
-      </w:r>
-      <w:ins w:id="14" w:author="Unknown Author" w:date="2026-09-27T03:35:50Z">
-        <w:r>
-          <w:rPr/>
-          <w:t>:</w:t>
-        </w:r>
-      </w:ins>
-      <w:del w:id="15" w:author="Unknown Author" w:date="2026-09-27T03:35:50Z">
-        <w:r>
-          <w:rPr/>
-          <w:delText>, porque</w:delText>
-        </w:r>
-      </w:del>
-      <w:r>
-        <w:rPr/>
-        <w:t xml:space="preserve"> los dos escalonan.</w:t>
+        <w:t>. El dato está en el texto; el esquema no lo descubre, pero lo vuelve imposible de ignorar: dibujado en la misma hoja, el signo no encaja en la pendiente, porque el peón vive en un escalón alto y los Villca terminarán en el pesebre de la aldea. La escalera se rehace en el cocal y en la mina (Botelho Gosálvez, 1982 [1945]: 112, 135). El signo no es una jerarquía fija, sino un mecanismo que vuelve a escalonar a la gente en cada lugar; y el mito y el mapa no se oponen, porque los dos escalonan.</w:t>
       </w:r>
     </w:p>
     <w:p>
@@ -2264,6 +2370,12 @@
         <w:rPr/>
         <w:t>Umacachi, la aldea, está hecha de ocupaciones sucesivas: un tambo incaico, una iglesia y un fuerte coloniales y, con la República, la decisión de «situar la Sub-prefectura, el Municipio y la Policía donde antes aposentaba la reducida guarnición hispana» (Botelho Gosálvez, 1982 [1945]: 83). Cada poder se instala en la cáscara del anterior.</w:t>
       </w:r>
+      <w:del w:id="28" w:author="Unknown Author" w:date="2026-09-26T23:13:20Z">
+        <w:r>
+          <w:rPr/>
+          <w:delText xml:space="preserve"> Es el espacio de los papeles en su versión de pueblo.</w:delText>
+        </w:r>
+      </w:del>
     </w:p>
     <w:p>
       <w:pPr>
@@ -2293,24 +2405,92 @@
       </w:pPr>
       <w:r>
         <w:rPr/>
-        <w:t>Los Villca llegan a la aldea con treinta y cuatro ovejas, y la chola Encarnación, por cincuenta bolivianos, les cede el corral: «Tu familia puede acomodarse en el pesebre» (ibid.: 92). Entonces llega la letra: «Todos los animales de carneo que existen dentro del radio urbano serán requisados […] (Fdo.) Dr. Margarito Mendoza» (ibid.: 96). El radio urbano funciona como un corral invisible: un círculo trazado en un papel encierra a todos los animales que quedan dentro, y lo cierra una firma. La aldea mide con compás; el ayllu medía con la pendiente y con las piedras. James C. Scott observa que un mapa catastral «no se limita a describir un sistema de tenencia de la tierra; lo crea», porque da a sus categorías «la fuerza de la ley» (Scott, 2020 [1998]: 3). El radio hace lo mismo con el ganado, y no trata a todos igual: a los mestizos «no les alcanzaba la Ordenanza» (Botelho Gosálvez, 1982 [1945]: 102). En una sociedad «de dudosa cuantificación como Bolivia» (Zavaleta Mercado, 1986: 21, n. 1), el poder cuenta a ojo: los animales de los indios, tasados «a ojo de buen cubero», entran por el «embudo» de las fincas del Alcalde «hasta esfumarse» (Botelho Gosálvez, 1982 [1945]: 102). Por un lado entran bueyes, vacas y ovejas; por el otro sale papel: la fortuna de los Villca se reduce «a mil seiscientos bolivianos en papel» (ibid.: 103).</w:t>
-      </w:r>
-    </w:p>
-    <w:p>
-      <w:pPr>
-        <w:pStyle w:val="BodyText"/>
-        <w:rPr/>
-      </w:pPr>
-      <w:r>
-        <w:rPr/>
-        <w:t>La letra, además, pesa. En el cuartucho del tinterillo al que Vicente acude hay «un desordenado montón de papeles y libracos» (ibid.): otra vez un montón. El letrado cobra la defensa por peso: señala «un Código Penal en infolio y un manual del Procedimiento Civil» y asegura que el grande «tiene más peso legal y jurídico que el chiquitito» (ibid.: 104). El tinterillo no escribe: señala, compara y, al final, «recontó los billetes»; Vicente, para pagar, tiene que «desanudar la punta de la faja» donde guarda «un atado de pobres y traposos billetes» (ibid.: 105). Como en la escena de Cajamarca que abre el libro de Cornejo Polar, el libro es «mucho más fetiche que texto y mucho más gesto de dominio que acto de lenguaje» (Cornejo Polar, 2003 [1994]: 41). Vicente no puede leer el código, pero sabe leer a quien lo vende: «estos tinterillos son de una sola casta y todos obran con una mala fe del demonio» (Botelho Gosálvez, 1982 [1945]: 104). Rechaza la defensa, aunque una amenaza lo obliga a pagar la consulta (ibid.: 105). La escena no enfrenta a un indio ignorante con la escritura. Y calla que, en la historia real, los «abogados de pueblo (peyorativamente designados como “tinterillos”)» asesoraron la lucha legal de las comunidades y fueron «la manifestación embrionaria del indigenismo criollo» (Rivera Cusicanqui, 2010 [1984]: 101), el mismo indigenismo al que pertenece la novela.</w:t>
-      </w:r>
-    </w:p>
-    <w:p>
-      <w:pPr>
-        <w:pStyle w:val="BodyText"/>
-        <w:rPr/>
-      </w:pPr>
+        <w:t xml:space="preserve">Los Villca llegan a la aldea con treinta y cuatro ovejas, y la chola Encarnación, por cincuenta bolivianos, les cede el corral: «Tu familia puede acomodarse en el pesebre» (ibid.: 92). Entonces llega la letra: «Todos los animales de carneo que existen dentro del radio urbano serán requisados […] (Fdo.) Dr. Margarito Mendoza» (ibid.: 96). El radio urbano funciona como un corral invisible: un círculo trazado en un papel encierra a todos los animales que quedan dentro, y lo cierra una firma. </w:t>
+      </w:r>
+      <w:ins w:id="29" w:author="Unknown Author" w:date="2026-09-26T23:13:20Z">
+        <w:r>
+          <w:rPr/>
+          <w:t xml:space="preserve">La aldea mide con compás; el ayllu medía con la pendiente y con las piedras. </w:t>
+        </w:r>
+      </w:ins>
+      <w:r>
+        <w:rPr/>
+        <w:t xml:space="preserve">James C. Scott observa que un mapa catastral «no se limita a describir un sistema de tenencia de la tierra; lo crea», porque da a sus categorías «la fuerza de la ley» (Scott, 2020 [1998]: 3). El radio hace lo mismo con el ganado, y no trata a todos igual: a los mestizos «no les alcanzaba la Ordenanza» (Botelho Gosálvez, 1982 [1945]: 102). En una sociedad «de dudosa cuantificación como Bolivia» (Zavaleta Mercado, 1986: 21, n. 1), el poder cuenta a ojo: los animales de los indios, tasados «a ojo de buen cubero», </w:t>
+      </w:r>
+      <w:ins w:id="30" w:author="Unknown Author" w:date="2026-09-26T23:13:20Z">
+        <w:r>
+          <w:rPr/>
+          <w:t>entran por el</w:t>
+        </w:r>
+      </w:ins>
+      <w:del w:id="31" w:author="Unknown Author" w:date="2026-09-26T23:13:20Z">
+        <w:r>
+          <w:rPr/>
+          <w:delText>terminan en las fincas del Alcalde. La novela encuentra la imagen exacta: por aquel</w:delText>
+        </w:r>
+      </w:del>
+      <w:r>
+        <w:rPr/>
+        <w:t xml:space="preserve"> «embudo» </w:t>
+      </w:r>
+      <w:ins w:id="32" w:author="Unknown Author" w:date="2026-09-26T23:13:20Z">
+        <w:r>
+          <w:rPr/>
+          <w:t>de las fincas del Alcalde</w:t>
+        </w:r>
+      </w:ins>
+      <w:del w:id="33" w:author="Unknown Author" w:date="2026-09-26T23:13:20Z">
+        <w:r>
+          <w:rPr/>
+          <w:delText>entraron los animales</w:delText>
+        </w:r>
+      </w:del>
+      <w:r>
+        <w:rPr/>
+        <w:t xml:space="preserve"> «hasta esfumarse» (Botelho Gosálvez, 1982 [1945]: 102). Por un lado entran bueyes, vacas y ovejas; por el otro sale papel: la fortuna de los Villca se reduce «a mil seiscientos bolivianos en papel» (ibid.: 103).</w:t>
+      </w:r>
+    </w:p>
+    <w:p>
+      <w:pPr>
+        <w:pStyle w:val="BodyText"/>
+        <w:rPr/>
+      </w:pPr>
+      <w:r>
+        <w:rPr/>
+        <w:t xml:space="preserve">La letra, además, pesa. En el cuartucho del tinterillo al que Vicente acude hay «un desordenado montón de papeles y libracos» (ibid.): otra vez un montón. El letrado cobra la defensa por peso: señala «un Código Penal en infolio y un manual del Procedimiento Civil» y asegura que el grande «tiene más peso legal y jurídico que el chiquitito» (ibid.: 104). </w:t>
+      </w:r>
+      <w:del w:id="34" w:author="Unknown Author" w:date="2026-09-26T23:13:20Z">
+        <w:r>
+          <w:rPr/>
+          <w:delText xml:space="preserve">Conviene mirar las manos. </w:delText>
+        </w:r>
+      </w:del>
+      <w:r>
+        <w:rPr/>
+        <w:t>El tinterillo no escribe: señala, compara y, al final, «recontó los billetes»; Vicente, para pagar, tiene que «desanudar la punta de la faja» donde guarda «un atado de pobres y traposos billetes» (ibid.: 105). Como en la escena de Cajamarca que abre el libro de Cornejo Polar, el libro es «mucho más fetiche que texto y mucho más gesto de dominio que acto de lenguaje» (Cornejo Polar, 2003 [1994]: 41). Vicente no puede leer el código, pero sabe leer a quien lo vende: «estos tinterillos son de una sola casta y todos obran con una mala fe del demonio» (Botelho Gosálvez, 1982 [1945]: 104). Rechaza la defensa, aunque una amenaza lo obliga a pagar la consulta (ibid.: 105). La escena no enfrenta a un indio ignorante con la escritura</w:t>
+      </w:r>
+      <w:del w:id="35" w:author="Unknown Author" w:date="2026-09-26T23:13:20Z">
+        <w:r>
+          <w:rPr/>
+          <w:delText>: junta el peso del libro, un argumento tramposo, el buen juicio del personaje y la coerción</w:delText>
+        </w:r>
+      </w:del>
+      <w:r>
+        <w:rPr/>
+        <w:t>. Y calla que, en la historia real, los «abogados de pueblo (peyorativamente designados como “tinterillos”)» asesoraron la lucha legal de las comunidades y fueron «la manifestación embrionaria del indigenismo criollo» (Rivera Cusicanqui, 2010 [1984]: 101), el mismo indigenismo al que pertenece la novela.</w:t>
+      </w:r>
+    </w:p>
+    <w:p>
+      <w:pPr>
+        <w:pStyle w:val="BodyText"/>
+        <w:rPr/>
+      </w:pPr>
+      <w:del w:id="36" w:author="Unknown Author" w:date="2026-09-26T23:13:20Z">
+        <w:r>
+          <w:rPr/>
+          <w:delText xml:space="preserve">La aldea termina su obra. </w:delText>
+        </w:r>
+      </w:del>
       <w:r>
         <w:rPr/>
         <w:t xml:space="preserve">Dos niños mueren de hambre y los entierran «allí mismo, bajo el suelo del pesebre, para evitar el pago al cura y el municipio» (Botelho Gosálvez, 1982 [1945]: 106). El pesebre, «donde el viento entraba por todas partes» (ibid.: 105), pasa de refugio a jaula y de jaula a tumba. Los Villca «habían sido domesticados por la aldea» (ibid.: 107), y </w:t>
@@ -2367,7 +2547,49 @@
       </w:pPr>
       <w:r>
         <w:rPr/>
-        <w:t xml:space="preserve">Del otro lado, las manos del puneño pierden su oficio: «Sabrás arar en la puna, pero aquí esa es otra música» (ibid.: 113). Paulo se consume «derritiéndose como muñeco de cera» (ibid.: 123). En el aserradero, el contratista le echa en cara que otro puneño «se ha cercenado una mano en la sierra», y solo lo anota en la planilla cuando Paulo se ofrece como «peón, siquiera» (ibid.: 129): la mutilación se usa como argumento contra las víctimas. La hija mayor de Paulo, a quien el narrador presenta dejando «ver sus nacientes senos» (ibid.: 125), «había sido desflorada por el patrón»; «en seguida vinieron los capataces y peones: le daban dinero», y la desesperación la «obligó a venderse» hasta que «con su propia mano se quitó la vida» (ibid.: 132). Ella no tiene nombre, y su historia cabe en un inciso: «vieja historia». Así, una violencia que empezó el patrón se cuenta como una venta de la muchacha. Su padre jura que fue un crimen, pero «las pruebas eran irrefutables» (ibid.). La palabra </w:t>
+        <w:t xml:space="preserve">Del otro lado, </w:t>
+      </w:r>
+      <w:ins w:id="37" w:author="Unknown Author" w:date="2026-09-26T23:13:20Z">
+        <w:r>
+          <w:rPr/>
+          <w:t>las manos</w:t>
+        </w:r>
+      </w:ins>
+      <w:del w:id="38" w:author="Unknown Author" w:date="2026-09-26T23:13:20Z">
+        <w:r>
+          <w:rPr/>
+          <w:delText>el cuerpo</w:delText>
+        </w:r>
+      </w:del>
+      <w:r>
+        <w:rPr/>
+        <w:t xml:space="preserve"> del puneño </w:t>
+      </w:r>
+      <w:ins w:id="39" w:author="Unknown Author" w:date="2026-09-26T23:13:20Z">
+        <w:r>
+          <w:rPr/>
+          <w:t>pierden</w:t>
+        </w:r>
+      </w:ins>
+      <w:del w:id="40" w:author="Unknown Author" w:date="2026-09-26T23:13:20Z">
+        <w:r>
+          <w:rPr/>
+          <w:delText>pierde</w:delText>
+        </w:r>
+      </w:del>
+      <w:r>
+        <w:rPr/>
+        <w:t xml:space="preserve"> su oficio</w:t>
+      </w:r>
+      <w:del w:id="41" w:author="Unknown Author" w:date="2026-09-26T23:13:20Z">
+        <w:r>
+          <w:rPr/>
+          <w:delText>. Lo que saben sus manos no sirve allí</w:delText>
+        </w:r>
+      </w:del>
+      <w:r>
+        <w:rPr/>
+        <w:t xml:space="preserve">: «Sabrás arar en la puna, pero aquí esa es otra música» (ibid.: 113). Paulo se consume «derritiéndose como muñeco de cera» (ibid.: 123). En el aserradero, el contratista le echa en cara que otro puneño «se ha cercenado una mano en la sierra», y solo lo anota en la planilla cuando Paulo se ofrece como «peón, siquiera» (ibid.: 129): la mutilación se usa como argumento contra las víctimas. La hija mayor de Paulo, a quien el narrador presenta dejando «ver sus nacientes senos» (ibid.: 125), «había sido desflorada por el patrón»; «en seguida vinieron los capataces y peones: le daban dinero», y la desesperación la «obligó a venderse» hasta que «con su propia mano se quitó la vida» (ibid.: 132). Ella no tiene nombre, y su historia cabe en un inciso: «vieja historia». Así, una violencia que empezó el patrón se cuenta como una venta de la muchacha. Su padre jura que fue un crimen, pero «las pruebas eran irrefutables» (ibid.). La palabra </w:t>
       </w:r>
       <w:r>
         <w:rPr>
@@ -2378,7 +2600,17 @@
       </w:r>
       <w:r>
         <w:rPr/>
-        <w:t>, que el narrador reserva para la muerte de Condori (ibid.: 154), no alcanza al patrón, y lo único que la novela deja hacer a la mano de la muchacha es quitarse la vida. El único cruce logrado lo hacen los monos: forman sobre el río «una cadena cogiéndose de manos» (ibid.: 121). Es una arquitectura de manos.</w:t>
+        <w:t>, que el narrador reserva para la muerte de Condori (ibid.: 154), no alcanza al patrón, y lo único que la novela deja hacer a la mano de la muchacha es quitarse la vida. El único cruce logrado lo hacen los monos: forman sobre el río «una cadena cogiéndose de manos</w:t>
+      </w:r>
+      <w:del w:id="42" w:author="Unknown Author" w:date="2026-09-26T23:13:20Z">
+        <w:r>
+          <w:rPr/>
+          <w:delText>» hasta alcanzar un árbol «en la otra orilla</w:delText>
+        </w:r>
+      </w:del>
+      <w:r>
+        <w:rPr/>
+        <w:t>» (ibid.: 121). Es una arquitectura de manos.</w:t>
       </w:r>
     </w:p>
     <w:p>
@@ -2626,14 +2858,8 @@
       </w:r>
       <w:r>
         <w:rPr/>
-        <w:t>. Puestos uno sobre otro, la escalera de la superficie y los niveles de abajo muestran la mina como un doble invertido del ayllu: el mismo gesto, despejar y amontonar piedras, capturado por una máquina que lo convierte en mercancía y convierte el cuerpo en material.</w:t>
-      </w:r>
-      <w:del w:id="16" w:author="Unknown Author" w:date="2026-09-27T03:35:50Z">
-        <w:r>
-          <w:rPr/>
-          <w:delText xml:space="preserve"> La montaña de piedras que los comunarios soñaban más alta que el cerro (Botelho Gosálvez, 1982 [1945]: 9) crece, pero como desmonte: el cascote se sube «a la superficie» (ibid.: 144).</w:delText>
-        </w:r>
-      </w:del>
+        <w:t>. Puestos uno sobre otro, la escalera de la superficie y los niveles de abajo muestran la mina como un doble invertido del ayllu: el mismo gesto, despejar y amontonar piedras, capturado por una máquina que lo convierte en mercancía y convierte el cuerpo en material. La montaña de piedras que los comunarios soñaban más alta que el cerro (Botelho Gosálvez, 1982 [1945]: 9) crece, pero como desmonte: el cascote se sube «a la superficie» (ibid.: 144).</w:t>
+      </w:r>
     </w:p>
     <w:p>
       <w:pPr>
@@ -2728,14 +2954,8 @@
       </w:pPr>
       <w:r>
         <w:rPr/>
-        <w:t>La sequía se cuenta con palabras de arquitecto y de dibujante: las sementeras «se agrietan como paredes envejecidas» (Botelho Gosálvez, 1982 [1945]: 56); «Ni una pincelada enturbió el papel celeste y deslumbrador del cielo» (ibid.: 57). En la rogativa, los comunarios avanzan de rodillas y su piel sangrante deja «manchones en el cascajo» (ibid.: 60): los cuerpos dibujan sobre el suelo. Pronto, «cielo y tierra eran para ellos como una tremenda cárcel» (ibid.: 72).</w:t>
-      </w:r>
-      <w:del w:id="17" w:author="Unknown Author" w:date="2026-09-27T03:35:50Z">
-        <w:r>
-          <w:rPr/>
-          <w:delText xml:space="preserve"> La llanura sin límites se vuelve una jaula, y el cerco se cerrará sobre un hombre.</w:delText>
-        </w:r>
-      </w:del>
+        <w:t>La sequía se cuenta con palabras de arquitecto y de dibujante: las sementeras «se agrietan como paredes envejecidas» (Botelho Gosálvez, 1982 [1945]: 56); «Ni una pincelada enturbió el papel celeste y deslumbrador del cielo» (ibid.: 57). En la rogativa, los comunarios avanzan de rodillas y su piel sangrante deja «manchones en el cascajo» (ibid.: 60): los cuerpos dibujan sobre el suelo. Pronto, «cielo y tierra eran para ellos como una tremenda cárcel» (ibid.: 72). La llanura sin límites se vuelve una jaula, y el cerco se cerrará sobre un hombre.</w:t>
+      </w:r>
     </w:p>
     <w:p>
       <w:pPr>
@@ -3134,650 +3354,656 @@
       </w:r>
       <w:r>
         <w:rPr/>
-        <w:t xml:space="preserve">: «mojonar las chácaras con montones de piedra» (Bertonio, 2011 [1612]: 466). </w:t>
-      </w:r>
-      <w:del w:id="18" w:author="Unknown Author" w:date="2026-09-27T03:35:50Z">
+        <w:t xml:space="preserve">: «mojonar las chácaras con montones de piedra» (Bertonio, 2011 [1612]: 466). Falta, además, la fuerza animal. En Umacachi, la ordenanza se llevó los bueyes de los Villca, que se lamentaban: «Y ni siquiera tenemos una yunta» (Botelho Gosálvez, 1982 [1945]: 105). Al volver, sin yuntas, «los mismos hombres eran quienes tiraban el arado» (ibid.: 156). El cuerpo ocupa el lugar del buey. Y el narrador vuelve a convertirlos en piedra: trabajan «con una voluntad de siglos de piedra» (ibid.), una piedra fuera de la historia, no la </w:t>
+      </w:r>
+      <w:r>
+        <w:rPr>
+          <w:i/>
+          <w:iCs/>
+        </w:rPr>
+        <w:t>wank’a</w:t>
+      </w:r>
+      <w:r>
+        <w:rPr/>
+        <w:t xml:space="preserve"> con dueño y con lugar.</w:t>
+      </w:r>
+    </w:p>
+    <w:p>
+      <w:pPr>
+        <w:pStyle w:val="BodyText"/>
+        <w:rPr/>
+      </w:pPr>
+      <w:r>
+        <w:rPr/>
+        <w:t>La memoria se construye igual que la casa. Cada uno guarda sus padecimientos «con el mismo pudor de los ex carcelados», y la memoria «no recordaba sino lo pasado antiguo, lo bueno y lo alegre de las cosechas» (ibid.):</w:t>
+      </w:r>
+    </w:p>
+    <w:p>
+      <w:pPr>
+        <w:pStyle w:val="BlockText"/>
+        <w:rPr/>
+      </w:pPr>
+      <w:r>
+        <w:rPr/>
+        <w:t>Tras la muralla de su visión, como foso hondo y alquitranado, estaba el intervalo del hambre; los comunarios, desde la atalaya de la esperanza, sólo miraban el horizonte, sin atreverse a bajar la cabeza al tremendo hoyo de la escasez pretérita (ibid.: 156-157).</w:t>
+      </w:r>
+    </w:p>
+    <w:p>
+      <w:pPr>
+        <w:pStyle w:val="FirstParagraph"/>
+        <w:rPr/>
+      </w:pPr>
+      <w:r>
+        <w:rPr/>
+        <w:t>Muralla, foso, atalaya: recordar es construir, y olvidar también. Es lo contrario del lema que abre este artículo: los comunarios de la novela no caminan mirando al pasado; lo esconden en un foso. La selección tiene nombres: «Llegaron los Villca, los Huanca, los Huallpa, los Yupanqui, los Ticona, los Choque, los Chuquihuanca» (ibid.: 156). Faltan los Condori, los Mamani y los Quispe, la «legión» sin tierra que cerraba la escalera del narrador (ibid.: 22). Juan Condori está enterrado en el cementerio de los mineros; los miembros de Basilio Quispe, «en muchos sitios» (ibid.: 69). El Signo Escalonado se rehace sin su último escalón. Con la cosecha, los derrotados «olvidaron la pesadilla pasada», y la Pachamama recuperó «su prestigio de hembra paridora y múltiple» (ibid.: 159). La paz se paga con ese olvido.</w:t>
+      </w:r>
+    </w:p>
+    <w:p>
+      <w:pPr>
+        <w:pStyle w:val="BodyText"/>
+        <w:rPr/>
+      </w:pPr>
+      <w:bookmarkStart w:id="9" w:name="Xd33dadc6dc41c4f190a3160c8a87a45b956b4eb"/>
+      <w:r>
+        <w:rPr/>
+        <w:t>Ursula K. Le Guin opuso dos formas de contar: la del arma, con forma de flecha, y la del recipiente. «Una novela es un botiquín», escribió, «que contiene cosas en una relación particular, poderosa, entre sí, y con nosotros» (Le Guin, 2021 [1986]: 10). La mina pertenece a la historia del arma: jornal, revólver, boquete. El ayllu del retorno, a la del recipiente: la casa, «un recipiente para personas» (ibid.: 8), vuelve a guardar la cosecha y a reunir los nombres. Pero todo recipiente elige qué guarda. El pesebre fue tumba, y el ayllu reparado deja fuera a los sin tierra. El narrador cierra con héroes: los derrotados vuelven a ser «los patriarcas fecundadores del suelo, los sembradores del destino» (Botelho Gosálvez, 1982 [1945]: 159). El héroe, advierte Le Guin, no cabe en la bolsa: «Necesita un escenario, o un pedestal, o una cima» (Le Guin, 2021 [1986]: 11). Aquí, la atalaya. La novela, que guarda lo que el ayllu prefiere no mirar, es el recipiente más grande.</w:t>
+      </w:r>
+      <w:bookmarkEnd w:id="9"/>
+    </w:p>
+    <w:p>
+      <w:pPr>
+        <w:pStyle w:val="Heading2"/>
+        <w:rPr/>
+      </w:pPr>
+      <w:bookmarkStart w:id="10" w:name="X6513926464102a35f22aafc801b0596a5c3805e"/>
+      <w:r>
+        <w:rPr/>
+        <w:t>8. Conclusiones: lo que muestra el dibujo y sus límites</w:t>
+      </w:r>
+    </w:p>
+    <w:p>
+      <w:pPr>
+        <w:pStyle w:val="FirstParagraph"/>
+        <w:rPr/>
+      </w:pPr>
+      <w:r>
+        <w:rPr/>
+        <w:t>La lectura permite sostener cuatro hallazgos. Primero: el montón de piedras es la arquitectura mínima de la novela, masa sin edificio, y la cosecha de estaño que promete el capataz (Botelho Gosálvez, 1982 [1945]: 142) es la captura de ese gesto por la máquina. Segundo: el Signo Escalonado vuelve a escalonar a la gente en el ayllu, la aldea, el cocal y el campamento, y el retorno lo rehace sin su último escalón. Tercero: el despojo funciona con una cadena de personas, instituciones y soportes (expediente, papel sellado, radio urbano, infolio, huella dactilar) que vuelven legibles la tierra y los cuerpos. La oposición entre la mano y el papel es el discurso de la aldea, y la novela la confirma al callar lo que los aymaras hicieron con la escritura: títulos coloniales, tinterillos aliados, escuelas propias. Cuarto: el narrador, que convierte a los comunarios en piedra fuera de la historia y culmina su desigualdad de género en la muchacha sin nombre, vuelve paisaje una posesión que la novela, a sus espaldas, deja escrita en la piedra: mojones, pircas, linderos, un apellido.</w:t>
+      </w:r>
+    </w:p>
+    <w:p>
+      <w:pPr>
+        <w:pStyle w:val="BodyText"/>
+        <w:rPr/>
+      </w:pPr>
+      <w:r>
+        <w:rPr/>
+        <w:t>¿Qué muestra el dibujo? Ante todo, posiciones. Los esquemas obligan a decidir lo que el texto deja abierto (desde dónde se mira, a qué escala, qué queda dentro y qué fuera), y cada decisión deja ver la del narrador: fuera de la chujlla, en la tribuna del linchamiento, frente a las cumbres góticas. Cuando la decisión es del dibujante, como el cráneo o los mojones, la comparación con el texto y con el vocabulario aymara dice si se sostiene. Además, las operaciones del pastel (sumar, quitar, manchar, rayar, disolver) repiten las de la novela: amontonar, despejar, dejar «manchones» (ibid.: 60, 156), escribir, derretirse. Leer con la mano no es solo ilustrar escenas, sino repetir operaciones: un manuaje de la lectura, táctil como la prosa que lee.</w:t>
+      </w:r>
+    </w:p>
+    <w:p>
+      <w:pPr>
+        <w:pStyle w:val="BodyText"/>
+        <w:rPr/>
+      </w:pPr>
+      <w:r>
+        <w:rPr/>
+        <w:t xml:space="preserve">El trabajo tiene tres límites. El primero es el que advertía Hall: el corte, el </w:t>
+      </w:r>
+      <w:r>
+        <w:rPr>
+          <w:i/>
+          <w:iCs/>
+        </w:rPr>
+        <w:t>capriccio</w:t>
+      </w:r>
+      <w:r>
+        <w:rPr/>
+        <w:t>, Bacon, la tectónica y hasta la pelvis son maneras de ver ajenas al mundo narrado. Los dibujos hablan de la novela, no del ayllu ni de la manera aymara de entender el espacio, que pedirían otras fuentes y otros autores: los de la historia que los aymaras, escribía Roberto Choque Canqui, «hace tiempo, hemos añorado por escribir» (Choque Canqui, 1978 [1974]: s. p.). El segundo es ético: la inmersión seduce, y un pastel puede embellecer la miseria o fabricar efigies; por eso la serie no dibuja el linchamiento ni los sueños que el narrador declara inaccesibles. El tercero es de método: el dibujo depende de los datos del texto y hereda sus silencios. Puede hacerlos visibles, pero no llenarlos.</w:t>
+      </w:r>
+    </w:p>
+    <w:p>
+      <w:pPr>
+        <w:pStyle w:val="BodyText"/>
+        <w:rPr/>
+      </w:pPr>
+      <w:r>
+        <w:rPr/>
+        <w:t xml:space="preserve">Queda el montón. «Quizá un día la montaña de piedras sobrepase la altura del cerro», esperaban los comunarios (Botelho Gosálvez, 1982 [1945]: 9). La novela cumple la profecía al revés: la montaña crece en el desmonte de la mina y en el «informe montón» que sepulta a Juan Condori (ibid.: 154). El dibujo no repara lo que la novela deja caer al foso; a lo sumo, puede impedir que el foso se cierre. Si en Jatun-Kolla habitar es despejar piedras, leer </w:t>
+      </w:r>
+      <w:r>
+        <w:rPr>
+          <w:i/>
+          <w:iCs/>
+        </w:rPr>
+        <w:t>Altiplano</w:t>
+      </w:r>
+      <w:r>
+        <w:rPr/>
+        <w:t xml:space="preserve"> con la mano es, quizá, volver a amontonarlas para ver qué queda debajo.</w:t>
+      </w:r>
+      <w:bookmarkEnd w:id="10"/>
+    </w:p>
+    <w:p>
+      <w:pPr>
+        <w:pStyle w:val="Heading2"/>
+        <w:rPr/>
+      </w:pPr>
+      <w:bookmarkStart w:id="11" w:name="declaraciones-finales"/>
+      <w:r>
+        <w:rPr/>
+        <w:t>Declaraciones finales</w:t>
+      </w:r>
+    </w:p>
+    <w:p>
+      <w:pPr>
+        <w:pStyle w:val="FirstParagraph"/>
+        <w:rPr/>
+      </w:pPr>
+      <w:r>
+        <w:rPr>
+          <w:b/>
+          <w:bCs/>
+        </w:rPr>
+        <w:t>Conflicto de intereses.</w:t>
+      </w:r>
+      <w:r>
+        <w:rPr/>
+        <w:t xml:space="preserve"> El autor declara no tener conflictos de intereses.</w:t>
+      </w:r>
+    </w:p>
+    <w:p>
+      <w:pPr>
+        <w:pStyle w:val="BodyText"/>
+        <w:rPr/>
+      </w:pPr>
+      <w:r>
+        <w:rPr>
+          <w:b/>
+          <w:bCs/>
+        </w:rPr>
+        <w:t>Declaración de uso de inteligencia artificial.</w:t>
+      </w:r>
+      <w:r>
+        <w:rPr/>
+        <w:t xml:space="preserve"> a) </w:t>
+      </w:r>
+      <w:r>
+        <w:rPr>
+          <w:i/>
+          <w:iCs/>
+        </w:rPr>
+        <w:t>Herramientas</w:t>
+      </w:r>
+      <w:r>
+        <w:rPr/>
+        <w:t xml:space="preserve">: Claude (Anthropic) y ChatGPT (OpenAI), asistentes de inteligencia artificial generativa. b) </w:t>
+      </w:r>
+      <w:r>
+        <w:rPr>
+          <w:i/>
+          <w:iCs/>
+        </w:rPr>
+        <w:t>Alcance</w:t>
+      </w:r>
+      <w:r>
+        <w:rPr/>
+        <w:t xml:space="preserve">: se emplearon en la exploración bibliográfica, la transcripción y paginación de fuentes digitalizadas, la localización y el cotejo de citas con su página, el contraste de pasajes de la novela, la revisión conceptual y la redacción de borradores, y la codificación vectorial de los esquemas de encaje de las figuras 1 a 6. c) </w:t>
+      </w:r>
+      <w:r>
+        <w:rPr>
+          <w:i/>
+          <w:iCs/>
+        </w:rPr>
+        <w:t>Rol</w:t>
+      </w:r>
+      <w:r>
+        <w:rPr/>
+        <w:t>: el autor concibió la hipótesis original, diseñó la metodología de lectura tectónica, seleccionó las fuentes, decidió las interpretaciones, dirigió y revisó la redacción y es autor exclusivo de los pasteles al óleo que sustentan la investigación; asume la plena responsabilidad intelectual por la versión final del manuscrito.</w:t>
+      </w:r>
+      <w:bookmarkEnd w:id="11"/>
+    </w:p>
+    <w:p>
+      <w:pPr>
+        <w:pStyle w:val="Heading2"/>
+        <w:rPr/>
+      </w:pPr>
+      <w:bookmarkStart w:id="12" w:name="bibliografía"/>
+      <w:r>
+        <w:rPr/>
+        <w:t>Bibliografía</w:t>
+      </w:r>
+    </w:p>
+    <w:p>
+      <w:pPr>
+        <w:pStyle w:val="FirstParagraph"/>
+        <w:rPr>
+          <w:ins w:id="46" w:author="Unknown Author" w:date="2026-09-26T23:13:20Z"/>
+        </w:rPr>
+      </w:pPr>
+      <w:ins w:id="43" w:author="Unknown Author" w:date="2026-09-26T23:13:20Z">
         <w:r>
           <w:rPr/>
-          <w:delText xml:space="preserve">Falta, además, la fuerza animal. </w:delText>
-        </w:r>
-      </w:del>
-      <w:r>
-        <w:rPr/>
-        <w:t xml:space="preserve">En Umacachi, la ordenanza se llevó los bueyes de los Villca, que se lamentaban: «Y ni siquiera tenemos una yunta» (Botelho Gosálvez, 1982 [1945]: 105). Al volver, sin yuntas, «los mismos hombres eran quienes tiraban el arado» (ibid.: 156). El cuerpo ocupa el lugar del buey. Y el narrador vuelve a convertirlos en piedra: trabajan «con una voluntad de siglos de piedra» (ibid.), una piedra fuera de la historia, no la </w:t>
-      </w:r>
-      <w:r>
-        <w:rPr>
-          <w:i/>
-          <w:iCs/>
-        </w:rPr>
-        <w:t>wank’a</w:t>
-      </w:r>
-      <w:r>
-        <w:rPr/>
-        <w:t xml:space="preserve"> con dueño y con lugar.</w:t>
-      </w:r>
-    </w:p>
-    <w:p>
-      <w:pPr>
-        <w:pStyle w:val="BodyText"/>
-        <w:rPr/>
-      </w:pPr>
-      <w:r>
-        <w:rPr/>
-        <w:t>La memoria se construye igual que la casa. Cada uno guarda sus padecimientos «con el mismo pudor de los ex carcelados», y la memoria «no recordaba sino lo pasado antiguo, lo bueno y lo alegre de las cosechas» (ibid.):</w:t>
-      </w:r>
-    </w:p>
-    <w:p>
-      <w:pPr>
-        <w:pStyle w:val="BlockText"/>
-        <w:rPr/>
-      </w:pPr>
-      <w:r>
-        <w:rPr/>
-        <w:t>Tras la muralla de su visión, como foso hondo y alquitranado, estaba el intervalo del hambre; los comunarios, desde la atalaya de la esperanza, sólo miraban el horizonte, sin atreverse a bajar la cabeza al tremendo hoyo de la escasez pretérita (ibid.: 156-157).</w:t>
-      </w:r>
-    </w:p>
-    <w:p>
-      <w:pPr>
-        <w:pStyle w:val="FirstParagraph"/>
-        <w:rPr/>
-      </w:pPr>
-      <w:r>
-        <w:rPr/>
-        <w:t>Muralla, foso, atalaya: recordar es construir, y olvidar también. Es lo contrario del lema que abre este artículo: los comunarios de la novela no caminan mirando al pasado; lo esconden en un foso. La selección tiene nombres: «Llegaron los Villca, los Huanca, los Huallpa, los Yupanqui, los Ticona, los Choque, los Chuquihuanca» (ibid.: 156). Faltan los Condori, los Mamani y los Quispe, la «legión» sin tierra que cerraba la escalera del narrador (ibid.: 22). Juan Condori está enterrado en el cementerio de los mineros; los miembros de Basilio Quispe, «en muchos sitios» (ibid.: 69). El Signo Escalonado se rehace sin su último escalón. Con la cosecha, los derrotados «olvidaron la pesadilla pasada», y la Pachamama recuperó «su prestigio de hembra paridora y múltiple» (ibid.: 159). La paz se paga con ese olvido.</w:t>
-      </w:r>
-    </w:p>
-    <w:p>
-      <w:pPr>
-        <w:pStyle w:val="BodyText"/>
-        <w:rPr/>
-      </w:pPr>
-      <w:bookmarkStart w:id="9" w:name="Xd33dadc6dc41c4f190a3160c8a87a45b956b4eb"/>
-      <w:r>
-        <w:rPr/>
-        <w:t>Ursula K. Le Guin opuso dos formas de contar: la del arma, con forma de flecha, y la del recipiente. «Una novela es un botiquín», escribió, «que contiene cosas en una relación particular, poderosa, entre sí, y con nosotros» (Le Guin, 2021 [1986]: 10). La mina pertenece a la historia del arma: jornal, revólver, boquete. El ayllu del retorno, a la del recipiente: la casa, «un recipiente para personas» (ibid.: 8), vuelve a guardar la cosecha y a reunir los nombres. Pero todo recipiente elige qué guarda. El pesebre fue tumba, y el ayllu reparado deja fuera a los sin tierra. El narrador cierra con héroes: los derrotados vuelven a ser «los patriarcas fecundadores del suelo, los sembradores del destino» (Botelho Gosálvez, 1982 [1945]: 159). El héroe, advierte Le Guin, no cabe en la bolsa: «Necesita un escenario, o un pedestal, o una cima» (Le Guin, 2021 [1986]: 11). Aquí, la atalaya. La novela, que guarda lo que el ayllu prefiere no mirar, es el recipiente más grande.</w:t>
-      </w:r>
-      <w:bookmarkEnd w:id="9"/>
-    </w:p>
-    <w:p>
-      <w:pPr>
-        <w:pStyle w:val="Heading2"/>
-        <w:rPr/>
-      </w:pPr>
-      <w:bookmarkStart w:id="10" w:name="X6513926464102a35f22aafc801b0596a5c3805e"/>
-      <w:r>
-        <w:rPr/>
-        <w:t>8. Conclusiones: lo que muestra el dibujo y sus límites</w:t>
-      </w:r>
-    </w:p>
-    <w:p>
-      <w:pPr>
-        <w:pStyle w:val="FirstParagraph"/>
-        <w:rPr/>
-      </w:pPr>
-      <w:r>
-        <w:rPr/>
-        <w:t>La lectura permite sostener cuatro hallazgos. Primero: el montón de piedras es la arquitectura mínima de la novela, masa sin edificio, y la cosecha de estaño que promete el capataz (Botelho Gosálvez, 1982 [1945]: 142) es la captura de ese gesto por la máquina. Segundo: el Signo Escalonado vuelve a escalonar a la gente en el ayllu, la aldea, el cocal y el campamento, y el retorno lo rehace sin su último escalón. Tercero: el despojo funciona con una cadena de personas, instituciones y soportes (expediente, papel sellado, radio urbano, infolio, huella dactilar) que vuelven legibles la tierra y los cuerpos. La oposición entre la mano y el papel es el discurso de la aldea, y la novela la confirma al callar lo que los aymaras hicieron con la escritura: títulos coloniales, tinterillos aliados, escuelas propias. Cuarto: el narrador, que convierte a los comunarios en piedra fuera de la historia y culmina su desigualdad de género en la muchacha sin nombre, vuelve paisaje una posesión que la novela, a sus espaldas, deja escrita en la piedra: mojones, pircas, linderos, un apellido.</w:t>
-      </w:r>
-    </w:p>
-    <w:p>
-      <w:pPr>
-        <w:pStyle w:val="BodyText"/>
-        <w:rPr/>
-      </w:pPr>
-      <w:r>
-        <w:rPr/>
-        <w:t>¿Qué muestra el dibujo? Ante todo, posiciones. Los esquemas obligan a decidir lo que el texto deja abierto (desde dónde se mira, a qué escala, qué queda dentro y qué fuera), y cada decisión deja ver la del narrador: fuera de la chujlla, en la tribuna del linchamiento, frente a las cumbres góticas. Cuando la decisión es del dibujante, como el cráneo o los mojones, la comparación con el texto y con el vocabulario aymara dice si se sostiene. Además, las operaciones del pastel (sumar, quitar, manchar, rayar, disolver) repiten las de la novela: amontonar, despejar, dejar «manchones» (ibid.: 60, 156), escribir, derretirse. Leer con la mano no es solo ilustrar escenas, sino repetir operaciones: un manuaje de la lectura, táctil como la prosa que lee.</w:t>
-      </w:r>
-    </w:p>
-    <w:p>
-      <w:pPr>
-        <w:pStyle w:val="BodyText"/>
-        <w:rPr/>
-      </w:pPr>
-      <w:r>
-        <w:rPr/>
-        <w:t xml:space="preserve">El trabajo tiene tres límites. El primero es el que advertía Hall: el corte, el </w:t>
-      </w:r>
-      <w:r>
-        <w:rPr>
-          <w:i/>
-          <w:iCs/>
-        </w:rPr>
-        <w:t>capriccio</w:t>
-      </w:r>
-      <w:r>
-        <w:rPr/>
-        <w:t>, Bacon, la tectónica y hasta la pelvis son maneras de ver ajenas al mundo narrado. Los dibujos hablan de la novela, no del ayllu ni de la manera aymara de entender el espacio, que pedirían otras fuentes y otros autores: los de la historia que los aymaras, escribía Roberto Choque Canqui, «hace tiempo, hemos añorado por escribir» (Choque Canqui, 1978 [1974]: s. p.). El segundo es ético: la inmersión seduce, y un pastel puede embellecer la miseria o fabricar efigies; por eso la serie no dibuja el linchamiento ni los sueños que el narrador declara inaccesibles. El tercero es de método: el dibujo depende de los datos del texto y hereda sus silencios. Puede hacerlos visibles, pero no llenarlos.</w:t>
-      </w:r>
-    </w:p>
-    <w:p>
-      <w:pPr>
-        <w:pStyle w:val="BodyText"/>
-        <w:rPr/>
-      </w:pPr>
-      <w:r>
-        <w:rPr/>
-        <w:t xml:space="preserve">Queda el montón. «Quizá un día la montaña de piedras sobrepase la altura del cerro», esperaban los comunarios (Botelho Gosálvez, 1982 [1945]: 9). La novela cumple la profecía al revés: la montaña crece en el desmonte de la mina y en el «informe montón» que sepulta a Juan Condori (ibid.: 154). El dibujo no repara lo que la novela deja caer al foso; a lo sumo, puede impedir que el foso se cierre. Si en Jatun-Kolla habitar es despejar piedras, leer </w:t>
-      </w:r>
-      <w:r>
-        <w:rPr>
-          <w:i/>
-          <w:iCs/>
-        </w:rPr>
-        <w:t>Altiplano</w:t>
-      </w:r>
-      <w:r>
-        <w:rPr/>
-        <w:t xml:space="preserve"> con la mano es, quizá, volver a amontonarlas para ver qué queda debajo.</w:t>
-      </w:r>
-      <w:bookmarkEnd w:id="10"/>
-    </w:p>
-    <w:p>
-      <w:pPr>
-        <w:pStyle w:val="Heading2"/>
-        <w:rPr/>
-      </w:pPr>
-      <w:bookmarkStart w:id="11" w:name="declaraciones-finales"/>
-      <w:r>
-        <w:rPr/>
-        <w:t>Declaraciones finales</w:t>
-      </w:r>
-    </w:p>
-    <w:p>
-      <w:pPr>
-        <w:pStyle w:val="FirstParagraph"/>
-        <w:rPr/>
-      </w:pPr>
-      <w:r>
-        <w:rPr>
-          <w:b/>
-          <w:bCs/>
-        </w:rPr>
-        <w:t>Conflicto de intereses.</w:t>
-      </w:r>
-      <w:r>
-        <w:rPr/>
-        <w:t xml:space="preserve"> El autor declara no tener conflictos de intereses.</w:t>
-      </w:r>
-    </w:p>
-    <w:p>
-      <w:pPr>
-        <w:pStyle w:val="BodyText"/>
-        <w:rPr/>
-      </w:pPr>
-      <w:r>
-        <w:rPr>
-          <w:b/>
-          <w:bCs/>
-        </w:rPr>
-        <w:t>Declaración de uso de inteligencia artificial.</w:t>
-      </w:r>
-      <w:r>
-        <w:rPr/>
-        <w:t xml:space="preserve"> a) </w:t>
-      </w:r>
-      <w:r>
-        <w:rPr>
-          <w:i/>
-          <w:iCs/>
-        </w:rPr>
-        <w:t>Herramientas</w:t>
-      </w:r>
-      <w:r>
-        <w:rPr/>
-        <w:t xml:space="preserve">: Claude (Anthropic) y ChatGPT (OpenAI), asistentes de inteligencia artificial generativa. b) </w:t>
-      </w:r>
-      <w:r>
-        <w:rPr>
-          <w:i/>
-          <w:iCs/>
-        </w:rPr>
-        <w:t>Alcance</w:t>
-      </w:r>
-      <w:r>
-        <w:rPr/>
-        <w:t xml:space="preserve">: se emplearon en la exploración bibliográfica, la transcripción y paginación de fuentes digitalizadas, la localización y el cotejo de citas con su página, el contraste de pasajes de la novela, la revisión conceptual y la redacción de borradores, y la codificación vectorial de los esquemas de encaje de las figuras 1 a 6. c) </w:t>
-      </w:r>
-      <w:r>
-        <w:rPr>
-          <w:i/>
-          <w:iCs/>
-        </w:rPr>
-        <w:t>Rol</w:t>
-      </w:r>
-      <w:r>
-        <w:rPr/>
-        <w:t>: el autor concibió la hipótesis original, diseñó la metodología de lectura tectónica, seleccionó las fuentes, decidió las interpretaciones, dirigió y revisó la redacción y es autor exclusivo de los pasteles al óleo que sustentan la investigación; asume la plena responsabilidad intelectual por la versión final del manuscrito.</w:t>
-      </w:r>
-      <w:bookmarkEnd w:id="11"/>
-    </w:p>
-    <w:p>
-      <w:pPr>
-        <w:pStyle w:val="Heading2"/>
-        <w:rPr/>
-      </w:pPr>
-      <w:bookmarkStart w:id="12" w:name="bibliografía"/>
-      <w:r>
-        <w:rPr/>
-        <w:t>Bibliografía</w:t>
-      </w:r>
-    </w:p>
-    <w:p>
-      <w:pPr>
-        <w:pStyle w:val="FirstParagraph"/>
-        <w:rPr/>
-      </w:pPr>
-      <w:r>
-        <w:rPr/>
-        <w:t xml:space="preserve">Bachelard, Gaston (1978 [1942]). </w:t>
-      </w:r>
-      <w:r>
-        <w:rPr>
-          <w:i/>
-          <w:iCs/>
-        </w:rPr>
-        <w:t>El agua y los sueños. Ensayo sobre la imaginación de la materia</w:t>
-      </w:r>
-      <w:r>
-        <w:rPr/>
-        <w:t>. México: Fondo de Cultura Económica.</w:t>
-      </w:r>
-    </w:p>
-    <w:p>
-      <w:pPr>
-        <w:pStyle w:val="BodyText"/>
-        <w:rPr/>
-      </w:pPr>
-      <w:r>
-        <w:rPr/>
-        <w:t xml:space="preserve">Barnadas, Josep M. (1978 [1975]). </w:t>
-      </w:r>
-      <w:r>
-        <w:rPr>
-          <w:i/>
-          <w:iCs/>
-        </w:rPr>
-        <w:t>Apuntes para una historia aymara</w:t>
-      </w:r>
-      <w:r>
-        <w:rPr/>
-        <w:t>. 2.ª ed. La Paz: CIPCA (Cuadernos de Investigación, 6).</w:t>
-      </w:r>
-    </w:p>
-    <w:p>
-      <w:pPr>
-        <w:pStyle w:val="BodyText"/>
-        <w:rPr/>
-      </w:pPr>
-      <w:r>
-        <w:rPr/>
-        <w:t xml:space="preserve">Bertonio, Ludovico (2011 [1612]). </w:t>
-      </w:r>
-      <w:r>
-        <w:rPr>
-          <w:i/>
-          <w:iCs/>
-        </w:rPr>
-        <w:t>Transcripción del vocabulario de la lengua aymara</w:t>
-      </w:r>
-      <w:r>
-        <w:rPr/>
-        <w:t>. La Paz: Radio San Gabriel (1993) e ILLA-A (ed. digital).</w:t>
-      </w:r>
-    </w:p>
-    <w:p>
-      <w:pPr>
-        <w:pStyle w:val="BodyText"/>
-        <w:rPr/>
-      </w:pPr>
-      <w:r>
-        <w:rPr/>
-        <w:t xml:space="preserve">Botelho Gosálvez, Raúl (1982 [1945]). </w:t>
-      </w:r>
-      <w:r>
-        <w:rPr>
-          <w:i/>
-          <w:iCs/>
-        </w:rPr>
-        <w:t>Altiplano</w:t>
-      </w:r>
-      <w:r>
-        <w:rPr/>
-        <w:t>. 7.ª ed. La Paz: Librería Editorial Juventud.</w:t>
-      </w:r>
-    </w:p>
-    <w:p>
-      <w:pPr>
-        <w:pStyle w:val="BodyText"/>
-        <w:rPr/>
-      </w:pPr>
-      <w:r>
-        <w:rPr/>
-        <w:t xml:space="preserve">Cárcamo Pino, Mauricio Arnoldo (2019). “Thinking and Intelligence in the Architectural Design. A Review from Language, Graphuage and Manuage”. En Carlos Luis Marcos Alba (ed.), </w:t>
-      </w:r>
-      <w:r>
-        <w:rPr>
-          <w:i/>
-          <w:iCs/>
-        </w:rPr>
-        <w:t>Graphic Imprints. The Influence of Representation and Ideation Tools in Architecture. EGA 2018</w:t>
-      </w:r>
-      <w:r>
-        <w:rPr/>
-        <w:t>. Cham: Springer: 1411-1423.</w:t>
-      </w:r>
-    </w:p>
-    <w:p>
-      <w:pPr>
-        <w:pStyle w:val="BodyText"/>
-        <w:rPr/>
-      </w:pPr>
-      <w:r>
-        <w:rPr/>
-        <w:t xml:space="preserve">Cárcamo Pino, Mauricio Arnoldo (2025a). “Madera, herramientas y manuaje. Notas para una ontología evolutiva del diseñar”. </w:t>
-      </w:r>
-      <w:r>
-        <w:rPr>
-          <w:i/>
-          <w:iCs/>
-        </w:rPr>
-        <w:t>Revista Arteoficio</w:t>
-      </w:r>
-      <w:r>
-        <w:rPr/>
-        <w:t>, 21: 5-12. https://doi.org/10.35588/nn3v3487</w:t>
-      </w:r>
-    </w:p>
-    <w:p>
-      <w:pPr>
-        <w:pStyle w:val="BodyText"/>
-        <w:rPr/>
-      </w:pPr>
-      <w:r>
-        <w:rPr/>
-        <w:t xml:space="preserve">Cárcamo Pino, Mauricio Arnoldo (2025b). “Oralitura/literatura y manuaje/lenguaje: una revisión por reescritura”. </w:t>
-      </w:r>
-      <w:r>
-        <w:rPr>
-          <w:i/>
-          <w:iCs/>
-        </w:rPr>
-        <w:t>Revista Chilena de Literatura</w:t>
-      </w:r>
-      <w:r>
-        <w:rPr/>
-        <w:t>, 112: 233-264.</w:t>
-      </w:r>
-    </w:p>
-    <w:p>
-      <w:pPr>
-        <w:pStyle w:val="BodyText"/>
-        <w:rPr/>
-      </w:pPr>
-      <w:r>
-        <w:rPr/>
-        <w:t xml:space="preserve">Choque Canqui, Roberto (1978 [1974]). “Prólogo”. En Josep M. Barnadas, </w:t>
-      </w:r>
-      <w:r>
-        <w:rPr>
-          <w:i/>
-          <w:iCs/>
-        </w:rPr>
-        <w:t>Apuntes para una historia aymara</w:t>
-      </w:r>
-      <w:r>
-        <w:rPr/>
-        <w:t>. 2.ª ed. La Paz: CIPCA: s. p.</w:t>
-      </w:r>
-    </w:p>
-    <w:p>
-      <w:pPr>
-        <w:pStyle w:val="BodyText"/>
-        <w:rPr/>
-      </w:pPr>
-      <w:r>
-        <w:rPr/>
-        <w:t xml:space="preserve">Cornejo Polar, Antonio (2003 [1994]). </w:t>
-      </w:r>
-      <w:r>
-        <w:rPr>
-          <w:i/>
-          <w:iCs/>
-        </w:rPr>
-        <w:t>Escribir en el aire. Ensayo sobre la heterogeneidad socio-cultural en las literaturas andinas</w:t>
-      </w:r>
-      <w:r>
-        <w:rPr/>
-        <w:t>. 2.ª ed. Lima y Berkeley: CELACP y Latinoamericana Editores.</w:t>
-      </w:r>
-    </w:p>
-    <w:p>
-      <w:pPr>
-        <w:pStyle w:val="BodyText"/>
-        <w:rPr/>
-      </w:pPr>
-      <w:r>
-        <w:rPr/>
-        <w:t xml:space="preserve">Dean, Carolyn (2010). </w:t>
-      </w:r>
-      <w:r>
-        <w:rPr>
-          <w:i/>
-          <w:iCs/>
-        </w:rPr>
-        <w:t>A Culture of Stone: Inka Perspectives on Rock</w:t>
-      </w:r>
-      <w:r>
-        <w:rPr/>
-        <w:t>. Durham y Londres: Duke University Press.</w:t>
-      </w:r>
-    </w:p>
-    <w:p>
-      <w:pPr>
-        <w:pStyle w:val="BodyText"/>
-        <w:rPr/>
-      </w:pPr>
-      <w:r>
-        <w:rPr/>
-        <w:t xml:space="preserve">Duviols, Pierre (1979). “Un symbolisme de l’occupation, de l’aménagement et de l’exploitation de l’espace: le monolithe «huanca» et sa fonction dans les Andes préhispaniques”. </w:t>
-      </w:r>
-      <w:r>
-        <w:rPr>
-          <w:i/>
-          <w:iCs/>
-        </w:rPr>
-        <w:t>L’Homme</w:t>
-      </w:r>
-      <w:r>
-        <w:rPr/>
-        <w:t>, 19(2): 7-31.</w:t>
-      </w:r>
-    </w:p>
-    <w:p>
-      <w:pPr>
-        <w:pStyle w:val="BodyText"/>
-        <w:rPr/>
-      </w:pPr>
-      <w:r>
-        <w:rPr/>
-        <w:t xml:space="preserve">Frampton, Kenneth (1995). </w:t>
-      </w:r>
-      <w:r>
-        <w:rPr>
-          <w:i/>
-          <w:iCs/>
-        </w:rPr>
-        <w:t>Studies in Tectonic Culture: The Poetics of Construction in Nineteenth and Twentieth Century Architecture</w:t>
-      </w:r>
-      <w:r>
-        <w:rPr/>
-        <w:t>. Ed. John Cava. Cambridge, MA y Londres: MIT Press.</w:t>
-      </w:r>
-    </w:p>
-    <w:p>
-      <w:pPr>
-        <w:pStyle w:val="BodyText"/>
-        <w:rPr/>
-      </w:pPr>
-      <w:r>
-        <w:rPr/>
-        <w:t xml:space="preserve">Garrington, Abbie (2013). </w:t>
-      </w:r>
-      <w:r>
-        <w:rPr>
-          <w:i/>
-          <w:iCs/>
-        </w:rPr>
-        <w:t>Haptic Modernism: Touch and the Tactile in Modernist Writing</w:t>
-      </w:r>
-      <w:r>
-        <w:rPr/>
-        <w:t>. Edimburgo: Edinburgh University Press.</w:t>
-      </w:r>
-    </w:p>
-    <w:p>
-      <w:pPr>
-        <w:pStyle w:val="BodyText"/>
-        <w:rPr/>
-      </w:pPr>
-      <w:r>
-        <w:rPr/>
-        <w:t xml:space="preserve">Hall, Edward T. (1973 [1966]). </w:t>
-      </w:r>
-      <w:r>
-        <w:rPr>
-          <w:i/>
-          <w:iCs/>
-        </w:rPr>
-        <w:t>La dimensión oculta: enfoque antropológico del uso del espacio</w:t>
-      </w:r>
-      <w:r>
-        <w:rPr/>
-        <w:t>. Madrid: Instituto de Estudios de Administración Local.</w:t>
-      </w:r>
-    </w:p>
-    <w:p>
-      <w:pPr>
-        <w:pStyle w:val="BodyText"/>
-        <w:rPr/>
-      </w:pPr>
-      <w:r>
-        <w:rPr/>
-        <w:t xml:space="preserve">Ingold, Tim (2013). </w:t>
-      </w:r>
-      <w:r>
-        <w:rPr>
-          <w:i/>
-          <w:iCs/>
-        </w:rPr>
-        <w:t>Making: Anthropology, Archaeology, Art and Architecture</w:t>
-      </w:r>
-      <w:r>
-        <w:rPr/>
-        <w:t>. Londres y Nueva York: Routledge.</w:t>
-      </w:r>
-    </w:p>
-    <w:p>
-      <w:pPr>
-        <w:pStyle w:val="BodyText"/>
-        <w:rPr/>
-      </w:pPr>
-      <w:r>
-        <w:rPr/>
-        <w:t>Le Guin, Ursula K. (2021 [1986]). “La teoría de la bolsa de transporte de la ficción”. Trad. Kamen Nedev y José Pérez de Lama. Biblioteca Anarquista. https://es.theanarchistlibrary.org</w:t>
-      </w:r>
-    </w:p>
-    <w:p>
-      <w:pPr>
-        <w:pStyle w:val="BodyText"/>
-        <w:rPr/>
-      </w:pPr>
-      <w:r>
-        <w:rPr/>
-        <w:t xml:space="preserve">Lundberg, Simon (2019). </w:t>
-      </w:r>
-      <w:r>
-        <w:rPr>
-          <w:i/>
-          <w:iCs/>
-        </w:rPr>
-        <w:t>Architecture as Image</w:t>
-      </w:r>
-      <w:r>
-        <w:rPr/>
-        <w:t>. Proyecto de grado en Arquitectura, nivel avanzado. Estocolmo: KTH, TRITA-ABE-MBT-19132.</w:t>
-      </w:r>
-    </w:p>
-    <w:p>
-      <w:pPr>
-        <w:pStyle w:val="BodyText"/>
-        <w:rPr/>
-      </w:pPr>
-      <w:r>
-        <w:rPr/>
-        <w:t xml:space="preserve">Martin, Richard (2014). </w:t>
-      </w:r>
-      <w:r>
-        <w:rPr>
-          <w:i/>
-          <w:iCs/>
-        </w:rPr>
-        <w:t>The Architecture of David Lynch</w:t>
-      </w:r>
-      <w:r>
-        <w:rPr/>
-        <w:t>. Londres y Nueva York: Bloomsbury Academic.</w:t>
-      </w:r>
-    </w:p>
-    <w:p>
-      <w:pPr>
-        <w:pStyle w:val="BodyText"/>
-        <w:rPr/>
-      </w:pPr>
-      <w:r>
-        <w:rPr/>
-        <w:t xml:space="preserve">Pallasmaa, Juhani (2014 [2011]). </w:t>
-      </w:r>
-      <w:r>
-        <w:rPr>
-          <w:i/>
-          <w:iCs/>
-        </w:rPr>
-        <w:t>La imagen corpórea. Imaginación e imaginario en la arquitectura</w:t>
-      </w:r>
-      <w:r>
-        <w:rPr/>
-        <w:t>. Trad. Carles Muro. Barcelona: Gustavo Gili.</w:t>
-      </w:r>
-    </w:p>
-    <w:p>
-      <w:pPr>
-        <w:pStyle w:val="BodyText"/>
-        <w:rPr>
-          <w:ins w:id="22" w:author="Unknown Author" w:date="2026-09-27T03:35:50Z"/>
-        </w:rPr>
-      </w:pPr>
-      <w:ins w:id="19" w:author="Unknown Author" w:date="2026-09-27T03:35:50Z">
-        <w:r>
-          <w:rPr/>
-          <w:t xml:space="preserve">Potteiger, Matthew y Purinton, Jamie (1998). </w:t>
+          <w:t xml:space="preserve">Bachelard, Gaston (1978 [1942]). </w:t>
         </w:r>
       </w:ins>
-      <w:ins w:id="20" w:author="Unknown Author" w:date="2026-09-27T03:35:50Z">
+      <w:ins w:id="44" w:author="Unknown Author" w:date="2026-09-26T23:13:20Z">
         <w:r>
           <w:rPr>
             <w:i/>
             <w:iCs/>
           </w:rPr>
-          <w:t>Landscape Narratives: Design Practices for Telling Stories</w:t>
+          <w:t>El agua y los sueños. Ensayo sobre la imaginación de la materia</w:t>
         </w:r>
       </w:ins>
-      <w:ins w:id="21" w:author="Unknown Author" w:date="2026-09-27T03:35:50Z">
+      <w:ins w:id="45" w:author="Unknown Author" w:date="2026-09-26T23:13:20Z">
         <w:r>
           <w:rPr/>
-          <w:t>. Nueva York: John Wiley &amp; Sons.</w:t>
+          <w:t>. México: Fondo de Cultura Económica.</w:t>
+        </w:r>
+      </w:ins>
+    </w:p>
+    <w:p>
+      <w:pPr>
+        <w:pStyle w:val="FirstParagraph"/>
+        <w:rPr>
+          <w:del w:id="50" w:author="Unknown Author" w:date="2026-09-26T23:13:20Z"/>
+        </w:rPr>
+      </w:pPr>
+      <w:del w:id="47" w:author="Unknown Author" w:date="2026-09-26T23:13:20Z">
+        <w:r>
+          <w:rPr/>
+          <w:delText xml:space="preserve">Bachelard, Gaston (1994 [1958]). </w:delText>
+        </w:r>
+      </w:del>
+      <w:del w:id="48" w:author="Unknown Author" w:date="2026-09-26T23:13:20Z">
+        <w:r>
+          <w:rPr>
+            <w:i/>
+            <w:iCs/>
+          </w:rPr>
+          <w:delText>The Poetics of Space</w:delText>
+        </w:r>
+      </w:del>
+      <w:del w:id="49" w:author="Unknown Author" w:date="2026-09-26T23:13:20Z">
+        <w:r>
+          <w:rPr/>
+          <w:delText>. Trad. Maria Jolas. Boston: Beacon Press.</w:delText>
+        </w:r>
+      </w:del>
+    </w:p>
+    <w:p>
+      <w:pPr>
+        <w:pStyle w:val="FirstParagraph"/>
+        <w:rPr/>
+      </w:pPr>
+      <w:r>
+        <w:rPr/>
+        <w:t xml:space="preserve">Barnadas, Josep M. (1978 [1975]). </w:t>
+      </w:r>
+      <w:r>
+        <w:rPr>
+          <w:i/>
+          <w:iCs/>
+        </w:rPr>
+        <w:t>Apuntes para una historia aymara</w:t>
+      </w:r>
+      <w:r>
+        <w:rPr/>
+        <w:t>. 2.ª ed. La Paz: CIPCA (Cuadernos de Investigación, 6).</w:t>
+      </w:r>
+    </w:p>
+    <w:p>
+      <w:pPr>
+        <w:pStyle w:val="BodyText"/>
+        <w:rPr/>
+      </w:pPr>
+      <w:r>
+        <w:rPr/>
+        <w:t xml:space="preserve">Bertonio, Ludovico (2011 [1612]). </w:t>
+      </w:r>
+      <w:r>
+        <w:rPr>
+          <w:i/>
+          <w:iCs/>
+        </w:rPr>
+        <w:t>Transcripción del vocabulario de la lengua aymara</w:t>
+      </w:r>
+      <w:r>
+        <w:rPr/>
+        <w:t>. La Paz: Radio San Gabriel (1993) e ILLA-A (ed. digital).</w:t>
+      </w:r>
+    </w:p>
+    <w:p>
+      <w:pPr>
+        <w:pStyle w:val="BodyText"/>
+        <w:rPr/>
+      </w:pPr>
+      <w:r>
+        <w:rPr/>
+        <w:t xml:space="preserve">Botelho Gosálvez, Raúl (1982 [1945]). </w:t>
+      </w:r>
+      <w:r>
+        <w:rPr>
+          <w:i/>
+          <w:iCs/>
+        </w:rPr>
+        <w:t>Altiplano</w:t>
+      </w:r>
+      <w:r>
+        <w:rPr/>
+        <w:t>. 7.ª ed. La Paz: Librería Editorial Juventud.</w:t>
+      </w:r>
+    </w:p>
+    <w:p>
+      <w:pPr>
+        <w:pStyle w:val="BodyText"/>
+        <w:rPr/>
+      </w:pPr>
+      <w:r>
+        <w:rPr/>
+        <w:t xml:space="preserve">Cárcamo Pino, Mauricio Arnoldo (2019). “Thinking and Intelligence in the Architectural Design. A Review from Language, Graphuage and Manuage”. En Carlos Luis Marcos Alba (ed.), </w:t>
+      </w:r>
+      <w:r>
+        <w:rPr>
+          <w:i/>
+          <w:iCs/>
+        </w:rPr>
+        <w:t>Graphic Imprints. The Influence of Representation and Ideation Tools in Architecture. EGA 2018</w:t>
+      </w:r>
+      <w:r>
+        <w:rPr/>
+        <w:t>. Cham: Springer: 1411-1423.</w:t>
+      </w:r>
+    </w:p>
+    <w:p>
+      <w:pPr>
+        <w:pStyle w:val="BodyText"/>
+        <w:rPr/>
+      </w:pPr>
+      <w:r>
+        <w:rPr/>
+        <w:t xml:space="preserve">Cárcamo Pino, Mauricio Arnoldo (2025a). “Madera, herramientas y manuaje. Notas para una ontología evolutiva del diseñar”. </w:t>
+      </w:r>
+      <w:r>
+        <w:rPr>
+          <w:i/>
+          <w:iCs/>
+        </w:rPr>
+        <w:t>Revista Arteoficio</w:t>
+      </w:r>
+      <w:r>
+        <w:rPr/>
+        <w:t>, 21: 5-12. https://doi.org/10.35588/nn3v3487</w:t>
+      </w:r>
+    </w:p>
+    <w:p>
+      <w:pPr>
+        <w:pStyle w:val="BodyText"/>
+        <w:rPr/>
+      </w:pPr>
+      <w:r>
+        <w:rPr/>
+        <w:t xml:space="preserve">Cárcamo Pino, Mauricio Arnoldo (2025b). “Oralitura/literatura y manuaje/lenguaje: una revisión por reescritura”. </w:t>
+      </w:r>
+      <w:r>
+        <w:rPr>
+          <w:i/>
+          <w:iCs/>
+        </w:rPr>
+        <w:t>Revista Chilena de Literatura</w:t>
+      </w:r>
+      <w:r>
+        <w:rPr/>
+        <w:t>, 112: 233-264.</w:t>
+      </w:r>
+    </w:p>
+    <w:p>
+      <w:pPr>
+        <w:pStyle w:val="BodyText"/>
+        <w:rPr/>
+      </w:pPr>
+      <w:r>
+        <w:rPr/>
+        <w:t xml:space="preserve">Choque Canqui, Roberto (1978 [1974]). “Prólogo”. En Josep M. Barnadas, </w:t>
+      </w:r>
+      <w:r>
+        <w:rPr>
+          <w:i/>
+          <w:iCs/>
+        </w:rPr>
+        <w:t>Apuntes para una historia aymara</w:t>
+      </w:r>
+      <w:r>
+        <w:rPr/>
+        <w:t>. 2.ª ed. La Paz: CIPCA: s. p.</w:t>
+      </w:r>
+    </w:p>
+    <w:p>
+      <w:pPr>
+        <w:pStyle w:val="BodyText"/>
+        <w:rPr/>
+      </w:pPr>
+      <w:r>
+        <w:rPr/>
+        <w:t xml:space="preserve">Cornejo Polar, Antonio (2003 [1994]). </w:t>
+      </w:r>
+      <w:r>
+        <w:rPr>
+          <w:i/>
+          <w:iCs/>
+        </w:rPr>
+        <w:t>Escribir en el aire. Ensayo sobre la heterogeneidad socio-cultural en las literaturas andinas</w:t>
+      </w:r>
+      <w:r>
+        <w:rPr/>
+        <w:t>. 2.ª ed. Lima y Berkeley: CELACP y Latinoamericana Editores.</w:t>
+      </w:r>
+    </w:p>
+    <w:p>
+      <w:pPr>
+        <w:pStyle w:val="BodyText"/>
+        <w:rPr/>
+      </w:pPr>
+      <w:r>
+        <w:rPr/>
+        <w:t xml:space="preserve">Dean, Carolyn (2010). </w:t>
+      </w:r>
+      <w:r>
+        <w:rPr>
+          <w:i/>
+          <w:iCs/>
+        </w:rPr>
+        <w:t>A Culture of Stone: Inka Perspectives on Rock</w:t>
+      </w:r>
+      <w:r>
+        <w:rPr/>
+        <w:t>. Durham y Londres: Duke University Press.</w:t>
+      </w:r>
+    </w:p>
+    <w:p>
+      <w:pPr>
+        <w:pStyle w:val="BodyText"/>
+        <w:rPr/>
+      </w:pPr>
+      <w:r>
+        <w:rPr/>
+        <w:t xml:space="preserve">Duviols, Pierre (1979). “Un symbolisme de l’occupation, de l’aménagement et de l’exploitation de l’espace: le monolithe «huanca» et sa fonction dans les Andes préhispaniques”. </w:t>
+      </w:r>
+      <w:r>
+        <w:rPr>
+          <w:i/>
+          <w:iCs/>
+        </w:rPr>
+        <w:t>L’Homme</w:t>
+      </w:r>
+      <w:r>
+        <w:rPr/>
+        <w:t>, 19(2): 7-31.</w:t>
+      </w:r>
+    </w:p>
+    <w:p>
+      <w:pPr>
+        <w:pStyle w:val="BodyText"/>
+        <w:rPr/>
+      </w:pPr>
+      <w:r>
+        <w:rPr/>
+        <w:t xml:space="preserve">Frampton, Kenneth (1995). </w:t>
+      </w:r>
+      <w:r>
+        <w:rPr>
+          <w:i/>
+          <w:iCs/>
+        </w:rPr>
+        <w:t>Studies in Tectonic Culture: The Poetics of Construction in Nineteenth and Twentieth Century Architecture</w:t>
+      </w:r>
+      <w:r>
+        <w:rPr/>
+        <w:t>. Ed. John Cava. Cambridge, MA y Londres: MIT Press.</w:t>
+      </w:r>
+    </w:p>
+    <w:p>
+      <w:pPr>
+        <w:pStyle w:val="BodyText"/>
+        <w:rPr/>
+      </w:pPr>
+      <w:r>
+        <w:rPr/>
+        <w:t xml:space="preserve">Garrington, Abbie (2013). </w:t>
+      </w:r>
+      <w:r>
+        <w:rPr>
+          <w:i/>
+          <w:iCs/>
+        </w:rPr>
+        <w:t>Haptic Modernism: Touch and the Tactile in Modernist Writing</w:t>
+      </w:r>
+      <w:r>
+        <w:rPr/>
+        <w:t>. Edimburgo: Edinburgh University Press.</w:t>
+      </w:r>
+    </w:p>
+    <w:p>
+      <w:pPr>
+        <w:pStyle w:val="BodyText"/>
+        <w:rPr/>
+      </w:pPr>
+      <w:r>
+        <w:rPr/>
+        <w:t xml:space="preserve">Hall, Edward T. (1973 [1966]). </w:t>
+      </w:r>
+      <w:r>
+        <w:rPr>
+          <w:i/>
+          <w:iCs/>
+        </w:rPr>
+        <w:t>La dimensión oculta: enfoque antropológico del uso del espacio</w:t>
+      </w:r>
+      <w:r>
+        <w:rPr/>
+        <w:t>. Madrid: Instituto de Estudios de Administración Local.</w:t>
+      </w:r>
+    </w:p>
+    <w:p>
+      <w:pPr>
+        <w:pStyle w:val="BodyText"/>
+        <w:rPr/>
+      </w:pPr>
+      <w:r>
+        <w:rPr/>
+        <w:t xml:space="preserve">Ingold, Tim (2013). </w:t>
+      </w:r>
+      <w:r>
+        <w:rPr>
+          <w:i/>
+          <w:iCs/>
+        </w:rPr>
+        <w:t>Making: Anthropology, Archaeology, Art and Architecture</w:t>
+      </w:r>
+      <w:r>
+        <w:rPr/>
+        <w:t>. Londres y Nueva York: Routledge.</w:t>
+      </w:r>
+    </w:p>
+    <w:p>
+      <w:pPr>
+        <w:pStyle w:val="BodyText"/>
+        <w:rPr/>
+      </w:pPr>
+      <w:r>
+        <w:rPr/>
+        <w:t>Le Guin, Ursula K. (2021 [1986]). “La teoría de la bolsa de transporte de la ficción”. Trad. Kamen Nedev y José Pérez de Lama. Biblioteca Anarquista. https://es.theanarchistlibrary.org</w:t>
+      </w:r>
+    </w:p>
+    <w:p>
+      <w:pPr>
+        <w:pStyle w:val="BodyText"/>
+        <w:rPr/>
+      </w:pPr>
+      <w:r>
+        <w:rPr/>
+        <w:t xml:space="preserve">Lundberg, Simon (2019). </w:t>
+      </w:r>
+      <w:r>
+        <w:rPr>
+          <w:i/>
+          <w:iCs/>
+        </w:rPr>
+        <w:t>Architecture as Image</w:t>
+      </w:r>
+      <w:r>
+        <w:rPr/>
+        <w:t>. Proyecto de grado en Arquitectura, nivel avanzado. Estocolmo: KTH, TRITA-ABE-MBT-19132.</w:t>
+      </w:r>
+    </w:p>
+    <w:p>
+      <w:pPr>
+        <w:pStyle w:val="BodyText"/>
+        <w:rPr/>
+      </w:pPr>
+      <w:r>
+        <w:rPr/>
+        <w:t xml:space="preserve">Martin, Richard (2014). </w:t>
+      </w:r>
+      <w:r>
+        <w:rPr>
+          <w:i/>
+          <w:iCs/>
+        </w:rPr>
+        <w:t>The Architecture of David Lynch</w:t>
+      </w:r>
+      <w:r>
+        <w:rPr/>
+        <w:t>. Londres y Nueva York: Bloomsbury Academic.</w:t>
+      </w:r>
+    </w:p>
+    <w:p>
+      <w:pPr>
+        <w:pStyle w:val="BodyText"/>
+        <w:rPr>
+          <w:ins w:id="54" w:author="Unknown Author" w:date="2026-09-26T23:13:20Z"/>
+        </w:rPr>
+      </w:pPr>
+      <w:ins w:id="51" w:author="Unknown Author" w:date="2026-09-26T23:13:20Z">
+        <w:r>
+          <w:rPr/>
+          <w:t xml:space="preserve">Pallasmaa, Juhani (2014 [2011]). </w:t>
+        </w:r>
+      </w:ins>
+      <w:ins w:id="52" w:author="Unknown Author" w:date="2026-09-26T23:13:20Z">
+        <w:r>
+          <w:rPr>
+            <w:i/>
+            <w:iCs/>
+          </w:rPr>
+          <w:t>La imagen corpórea. Imaginación e imaginario en la arquitectura</w:t>
+        </w:r>
+      </w:ins>
+      <w:ins w:id="53" w:author="Unknown Author" w:date="2026-09-26T23:13:20Z">
+        <w:r>
+          <w:rPr/>
+          <w:t>. Trad. Carles Muro. Barcelona: Gustavo Gili.</w:t>
         </w:r>
       </w:ins>
     </w:p>

--- a/articulo/articulo_cosecha_de_piedras_cambios.docx
+++ b/articulo/articulo_cosecha_de_piedras_cambios.docx
@@ -300,38 +300,69 @@
       </w:r>
       <w:r>
         <w:rPr/>
-        <w:t xml:space="preserve">, para las piedras «que amontonan limpiando las chácaras» y para la piedra «hincada en la pared para atar en ella los palos del techo» (ibid.: 330). La misma palabra nombra la piedra que se saca del campo y la que sujeta el techo. </w:t>
-      </w:r>
-      <w:ins w:id="0" w:author="Unknown Author" w:date="2026-09-26T23:13:20Z">
+        <w:t xml:space="preserve">, para las piedras «que amontonan limpiando las chácaras» y para la piedra «hincada en la pared para atar en ella los palos del techo» (ibid.: 330). La misma palabra nombra la piedra que se saca del campo y la que sujeta el techo. Que la faena tenga verbo importa: para Juhani Pallasmaa, «las experiencias arquitectónicas básicas tienen carácter de verbos más que de sustantivos» (Pallasmaa, 2014: 158). Un arquitecto reconoce aquí dos maneras de construir. Kenneth Frampton distingue la masa formada por «apilamiento repetitivo de elementos pesados», «ya sea piedra o adobe», del armazón que ensambla «componentes ligeros y lineales» (Frampton, 1995: 5): la estereotomía y la tectónica. El montón es masa sin edificio, y </w:t>
+      </w:r>
+      <w:r>
+        <w:rPr>
+          <w:i/>
+          <w:iCs/>
+        </w:rPr>
+        <w:t>chhaxwa</w:t>
+      </w:r>
+      <w:r>
+        <w:rPr/>
+        <w:t xml:space="preserve"> nombra el punto exacto donde la masa y el armazón se tocan. Esa tensión entre la piedra que pesa y la madera que ata recorre la novela, de la chujlla a la mina.</w:t>
+      </w:r>
+    </w:p>
+    <w:p>
+      <w:pPr>
+        <w:pStyle w:val="BodyText"/>
+        <w:rPr/>
+      </w:pPr>
+      <w:r>
+        <w:rPr/>
+        <w:t xml:space="preserve">Este artículo hace dos preguntas. ¿Qué sabe </w:t>
+      </w:r>
+      <w:r>
+        <w:rPr>
+          <w:i/>
+          <w:iCs/>
+        </w:rPr>
+        <w:t>Altiplano</w:t>
+      </w:r>
+      <w:r>
+        <w:rPr/>
+        <w:t xml:space="preserve"> sobre el habitar cuando se la lee siguiendo sus piedras? ¿Y qué añade a esa lectura un dibujo hecho con una materia, el pastel al óleo, que trabaja como el comunario, sumando y quitando?</w:t>
+      </w:r>
+      <w:r>
+        <w:rPr>
+          <w:rStyle w:val="FootnoteReference"/>
+        </w:rPr>
+        <w:footnoteReference w:id="4"/>
+      </w:r>
+      <w:r>
+        <w:rPr/>
+        <w:t xml:space="preserve"> Nuestra respuesta es que la novela registra, a espaldas de su narrador, la mecánica material del despojo: cómo se pierde la tierra, con qué objetos y con qué gestos. </w:t>
+      </w:r>
+      <w:ins w:id="0" w:author="Unknown Author" w:date="2026-09-27T04:57:26Z">
         <w:r>
           <w:rPr/>
-          <w:t xml:space="preserve">Que la faena tenga verbo importa: para Juhani Pallasmaa, «las experiencias arquitectónicas básicas tienen carácter de verbos más que de sustantivos» (Pallasmaa, 2014: 158). </w:t>
+          <w:t xml:space="preserve">Leer así se parece al esgrafiado: se raspa la capa del narrador para que aparezca la de abajo. </w:t>
         </w:r>
       </w:ins>
       <w:r>
         <w:rPr/>
-        <w:t xml:space="preserve">Un arquitecto reconoce aquí dos maneras de construir. Kenneth Frampton distingue la masa formada por «apilamiento repetitivo de elementos pesados», «ya sea piedra o adobe», del armazón que ensambla «componentes ligeros y lineales» (Frampton, 1995: 5): la estereotomía y la tectónica. El montón es masa sin edificio, y </w:t>
-      </w:r>
-      <w:r>
-        <w:rPr>
-          <w:i/>
-          <w:iCs/>
-        </w:rPr>
-        <w:t>chhaxwa</w:t>
-      </w:r>
-      <w:r>
-        <w:rPr/>
-        <w:t xml:space="preserve"> nombra el punto exacto donde la masa y el armazón se tocan. Esa tensión entre la piedra que pesa y la madera que ata recorre la novela, de la chujlla a la mina.</w:t>
-      </w:r>
-    </w:p>
-    <w:p>
-      <w:pPr>
-        <w:pStyle w:val="BodyText"/>
-        <w:rPr/>
-      </w:pPr>
-      <w:r>
-        <w:rPr/>
-        <w:t xml:space="preserve">Este artículo hace dos preguntas. ¿Qué sabe </w:t>
+        <w:t>El argumento cabe en tres materiales. El ayllu marca su tierra con piedras: despeja, amontona, cerca y amojona. La aldea la reescribe con papeles: títulos, expedientes, ordenanzas. La mina convierte el mismo gesto en mercancía con máquinas. Entre la piedra y el papel el intercambio no es parejo: ante la ley, un mojón no vale lo que un título. El dibujo, al repetir las operaciones de la novela con otra materia, obliga a decidir lo que el texto deja abierto y deja ver lo que el narrador impone.</w:t>
+      </w:r>
+    </w:p>
+    <w:p>
+      <w:pPr>
+        <w:pStyle w:val="BodyText"/>
+        <w:rPr/>
+      </w:pPr>
+      <w:r>
+        <w:rPr/>
+        <w:t xml:space="preserve">El narrador, además, no es inocente. La novela se publicó en Buenos Aires en 1945 y se cita aquí por una reedición paceña de 1982, cuya nota editorial asegura que el autor «ama al indio», que enseñó en la Escuela Indigenal de Warisata y que Jatun-Kolla «es, en realidad, Warisata» (Botelho Gosálvez, 1982 [1945]: 5). Aquí no se lee la novela ni como documento ni como redención. Antonio Cornejo Polar mostró que el narrador indigenista, «ajeno al mundo indio aunque se solidarice con él», imagina esa vida «más en términos de naturaleza que de historia» (Cornejo Polar, 2003 [1994]: 180). El de </w:t>
       </w:r>
       <w:r>
         <w:rPr>
@@ -342,79 +373,17 @@
       </w:r>
       <w:r>
         <w:rPr/>
-        <w:t xml:space="preserve"> sobre el habitar cuando se la lee siguiendo sus piedras? ¿Y qué añade a esa lectura un dibujo hecho con una materia, el pastel al óleo, que trabaja como el comunario, sumando y quitando?</w:t>
-      </w:r>
-      <w:r>
-        <w:rPr>
-          <w:rStyle w:val="FootnoteReference"/>
-        </w:rPr>
-        <w:footnoteReference w:id="4"/>
-      </w:r>
-      <w:r>
-        <w:rPr/>
-        <w:t xml:space="preserve"> Nuestra respuesta es que la novela registra, a espaldas de su narrador, la mecánica material del despojo: cómo se pierde la tierra, con qué objetos y con qué gestos. El argumento cabe en tres materiales. El ayllu marca su tierra con piedras: despeja, amontona, cerca y amojona. La aldea la reescribe con papeles: títulos, expedientes, ordenanzas. La mina convierte el mismo gesto en mercancía con máquinas. Entre la piedra y el papel el intercambio no es parejo: ante la ley, un mojón no vale lo que un título. El dibujo, al repetir las operaciones de la novela con otra materia, obliga a decidir lo que el texto deja abierto y deja ver lo que el narrador impone.</w:t>
-      </w:r>
-    </w:p>
-    <w:p>
-      <w:pPr>
-        <w:pStyle w:val="BodyText"/>
-        <w:rPr/>
-      </w:pPr>
-      <w:r>
-        <w:rPr/>
-        <w:t xml:space="preserve">El narrador, además, no es inocente. La novela se publicó en Buenos Aires en 1945 y se cita aquí por una reedición paceña de 1982, cuya nota editorial asegura que el autor «ama al indio», que enseñó en la Escuela Indigenal de Warisata y que Jatun-Kolla «es, en realidad, Warisata» (Botelho Gosálvez, 1982 [1945]: 5). </w:t>
-      </w:r>
-      <w:ins w:id="1" w:author="Unknown Author" w:date="2026-09-26T23:13:20Z">
-        <w:r>
-          <w:rPr/>
-          <w:t xml:space="preserve">Aquí no se lee </w:t>
-        </w:r>
-      </w:ins>
-      <w:del w:id="2" w:author="Unknown Author" w:date="2026-09-26T23:13:20Z">
-        <w:r>
-          <w:rPr/>
-          <w:delText xml:space="preserve">Esa nota invita a leer </w:delText>
-        </w:r>
-      </w:del>
-      <w:r>
-        <w:rPr/>
-        <w:t xml:space="preserve">la novela </w:t>
-      </w:r>
-      <w:ins w:id="3" w:author="Unknown Author" w:date="2026-09-26T23:13:20Z">
-        <w:r>
-          <w:rPr/>
-          <w:t xml:space="preserve">ni </w:t>
-        </w:r>
-      </w:ins>
-      <w:r>
-        <w:rPr/>
-        <w:t xml:space="preserve">como documento </w:t>
-      </w:r>
-      <w:ins w:id="4" w:author="Unknown Author" w:date="2026-09-26T23:13:20Z">
-        <w:r>
-          <w:rPr/>
-          <w:t>ni</w:t>
-        </w:r>
-      </w:ins>
-      <w:del w:id="5" w:author="Unknown Author" w:date="2026-09-26T23:13:20Z">
-        <w:r>
-          <w:rPr/>
-          <w:delText>y</w:delText>
-        </w:r>
-      </w:del>
-      <w:r>
-        <w:rPr/>
-        <w:t xml:space="preserve"> como redención</w:t>
-      </w:r>
-      <w:del w:id="6" w:author="Unknown Author" w:date="2026-09-26T23:13:20Z">
-        <w:r>
-          <w:rPr/>
-          <w:delText>; aquí no se sigue ninguna de las dos lecturas</w:delText>
-        </w:r>
-      </w:del>
-      <w:r>
-        <w:rPr/>
-        <w:t xml:space="preserve">. Antonio Cornejo Polar mostró que el narrador indigenista, «ajeno al mundo indio aunque se solidarice con él», imagina esa vida «más en términos de naturaleza que de historia» (Cornejo Polar, 2003 [1994]: 180). El de </w:t>
+        <w:t xml:space="preserve"> no es la excepción. Denuncia el despojo, pero trata a los comunarios como animales, como cuerpos sexuales o como piedras: las chozas son «verrugas en la piel sarmentosa del altiplano» (Botelho Gosálvez, 1982 [1945]: 10), y un minero muestra sus «pobres costillas zafadas como surcos» (ibid.: 145). No se trata de repetir esa crítica, sino de buscar la historia que el texto guarda en sus cosas mientras el narrador la convierte en paisaje.</w:t>
+      </w:r>
+    </w:p>
+    <w:p>
+      <w:pPr>
+        <w:pStyle w:val="BodyText"/>
+        <w:rPr/>
+      </w:pPr>
+      <w:r>
+        <w:rPr/>
+        <w:t xml:space="preserve">La lectura se hace desde la arquitectura y el dibujo, con las herramientas de ese oficio: la planta, el corte, el peso de los materiales, la mano que dibuja. Hay tres razones para hacerlo así. Primero, en </w:t>
       </w:r>
       <w:r>
         <w:rPr>
@@ -425,17 +394,50 @@
       </w:r>
       <w:r>
         <w:rPr/>
-        <w:t xml:space="preserve"> no es la excepción. Denuncia el despojo, pero trata a los comunarios como animales, como cuerpos sexuales o como piedras: las chozas son «verrugas en la piel sarmentosa del altiplano» (Botelho Gosálvez, 1982 [1945]: 10), y un minero muestra sus «pobres costillas zafadas como surcos» (ibid.: 145). No se trata de repetir esa crítica, sino de buscar la historia que el texto guarda en sus cosas mientras el narrador la convierte en paisaje.</w:t>
-      </w:r>
-    </w:p>
-    <w:p>
-      <w:pPr>
-        <w:pStyle w:val="BodyText"/>
-        <w:rPr/>
-      </w:pPr>
-      <w:r>
-        <w:rPr/>
-        <w:t xml:space="preserve">La lectura se hace desde la arquitectura y el dibujo, con las herramientas de ese oficio: la planta, el corte, el peso de los materiales, la mano que dibuja. Hay tres razones para hacerlo así. Primero, en </w:t>
+        <w:t xml:space="preserve"> el saber sobre el espacio es material: piedra, adobe, paja y papel. Segundo, el dibujo, que obliga a decidir punto de vista, escala y límite, deja a la vista las categorías que el lector proyecta. Tercero, si dibujar es, como propone Mauricio Cárcamo Pino, un </w:t>
+      </w:r>
+      <w:r>
+        <w:rPr>
+          <w:i/>
+          <w:iCs/>
+        </w:rPr>
+        <w:t>manuaje</w:t>
+      </w:r>
+      <w:r>
+        <w:rPr/>
+        <w:t>, una manera de pensar y de decir con las manos (Cárcamo Pino, 2025b: 244), dibujar una novela es leerla con otro órgano. El recorrido cambia de escala: la casa y el ayllu (sección 3), la aldea (4), el éxodo (5), el cuerpo (6) y el retorno (7). Allí se sitúan los seis pasteles de la serie, de los que se reproduce el esquema de encaje, el trazado que fija la composición (figuras 1-6). Se trata de una investigación en desarrollo.</w:t>
+      </w:r>
+      <w:bookmarkEnd w:id="1"/>
+    </w:p>
+    <w:p>
+      <w:pPr>
+        <w:pStyle w:val="Heading2"/>
+        <w:rPr/>
+      </w:pPr>
+      <w:bookmarkStart w:id="2" w:name="X92427c7b6fba06e7fef4b61070b9c7628a70d2e"/>
+      <w:r>
+        <w:rPr/>
+        <w:t>2. Cómo leer: el espacio, las manos y el dibujo (marco teórico y método)</w:t>
+      </w:r>
+    </w:p>
+    <w:p>
+      <w:pPr>
+        <w:pStyle w:val="FirstParagraph"/>
+        <w:rPr/>
+      </w:pPr>
+      <w:r>
+        <w:rPr/>
+        <w:t>Fernando Vázquez Ramos y sus colegas recuerdan que el espacio es un tema moderno y abstracto, que «no habla sobre la arquitectura, sino sobre nosotros» (Vázquez Ramos et al., 2023: 4). Citan también a Edward T. Hall, que advertía contra quienes «proyectan sobre el mundo visual del pasado las estructuras del mundo visual del presente» (Hall, 1973: 133, cit. en ibid.: 3). La advertencia vale para nosotros: no hay que atribuir al ayllu una idea de espacio que la novela no formula, porque sus categorías son otras: la piedra, la pirca, el mojón, el título. Y vale para el narrador, que mira Jatun-Kolla con la sociología de la ciudad: los Villca «son la burguesía usurpadora»; los Condori, Mamani y Quispe, «el proletariado campesino» (Botelho Gosálvez, 1982 [1945]: 22).</w:t>
+      </w:r>
+    </w:p>
+    <w:p>
+      <w:pPr>
+        <w:pStyle w:val="BodyText"/>
+        <w:rPr/>
+      </w:pPr>
+      <w:r>
+        <w:rPr/>
+        <w:t xml:space="preserve">En Bolivia, René Zavaleta Mercado opuso «dos concepciones que son ambas espacialistas»: la andina, un «archipiélago» en el que «este espacio no puede concebirse sin otro espacio», y la señorial, que concibe «el dominio final del suelo como atribución ligada a una estirpe» (Zavaleta Mercado, 1986: 29-30). Dicho de manera simple: para la primera, la tierra es un conjunto de lugares a distintas alturas que se trabajan juntos, como la puna y el valle; para la segunda, un terreno cercado que se hereda por apellido. </w:t>
       </w:r>
       <w:r>
         <w:rPr>
@@ -446,7 +448,93 @@
       </w:r>
       <w:r>
         <w:rPr/>
-        <w:t xml:space="preserve"> el saber sobre el espacio es material: piedra, adobe, paja y papel. Segundo, el dibujo, que obliga a decidir punto de vista, escala y límite, deja a la vista las categorías que el lector proyecta. Tercero, si dibujar es, como propone Mauricio Cárcamo Pino, un </w:t>
+        <w:t xml:space="preserve"> muestra las dos, y cómo la segunda gana terreno.</w:t>
+      </w:r>
+    </w:p>
+    <w:p>
+      <w:pPr>
+        <w:pStyle w:val="BodyText"/>
+        <w:rPr/>
+      </w:pPr>
+      <w:r>
+        <w:rPr/>
+        <w:t xml:space="preserve">Tampoco la piedra andina es la piedra del narrador. En el aymara de Bertonio, </w:t>
+      </w:r>
+      <w:r>
+        <w:rPr>
+          <w:i/>
+          <w:iCs/>
+        </w:rPr>
+        <w:t>wanqa</w:t>
+      </w:r>
+      <w:r>
+        <w:rPr/>
+        <w:t xml:space="preserve"> es solo «piedra muy grande» (Bertonio, 2011 [1612]: 506). Pero Pierre Duviols advierte que los diccionarios callan el «contenido religioso» que dejan ver los juicios coloniales contra la idolatría. Allí, el </w:t>
+      </w:r>
+      <w:r>
+        <w:rPr>
+          <w:i/>
+          <w:iCs/>
+        </w:rPr>
+        <w:t>huanca</w:t>
+      </w:r>
+      <w:r>
+        <w:rPr/>
+        <w:t xml:space="preserve"> era «el doble mineral del cadáver sagrado» (Duviols, 1979: 8), una piedra que recordaba «al Huari que primero amojonó tal campo, al que lo cercó, al que lo desbrozó» (ibid.: 13). </w:t>
+      </w:r>
+      <w:r>
+        <w:rPr>
+          <w:i/>
+          <w:iCs/>
+        </w:rPr>
+        <w:t>Huanca</w:t>
+      </w:r>
+      <w:r>
+        <w:rPr/>
+        <w:t xml:space="preserve">, grafía colonial de </w:t>
+      </w:r>
+      <w:r>
+        <w:rPr>
+          <w:i/>
+          <w:iCs/>
+        </w:rPr>
+        <w:t>wank’a</w:t>
+      </w:r>
+      <w:r>
+        <w:rPr/>
+        <w:t xml:space="preserve">, era también nombre de varón (Dean, 2010: 44, 202, n. 86), como el apellido de Paulo Huanca y su familia. La novela no lo desarrolla, pero lo registra: «mojones que han sido puestos allí desde tiempos antiguos» señalan las pertenencias del ayllu (Botelho Gosálvez, 1982 [1945]: 9), y los Huanca viven «en los linderos» (ibid.: 30). En cambio, cuando Paulo Huanca baja a los Yungas, su «organismo de piedra del Kollasuyo» termina «despedazado» (ibid.: 133). La </w:t>
+      </w:r>
+      <w:r>
+        <w:rPr>
+          <w:i/>
+          <w:iCs/>
+        </w:rPr>
+        <w:t>wank’a</w:t>
+      </w:r>
+      <w:r>
+        <w:rPr/>
+        <w:t xml:space="preserve"> es una piedra con dueño y con lugar; la del narrador, una abstracción.</w:t>
+      </w:r>
+    </w:p>
+    <w:p>
+      <w:pPr>
+        <w:pStyle w:val="BodyText"/>
+        <w:rPr/>
+      </w:pPr>
+      <w:r>
+        <w:rPr/>
+        <w:t xml:space="preserve">¿Con qué leer, entonces? Con las manos. De las imágenes de la materia, Gaston Bachelard escribió: «La vista las nombra, pero la mano las conoce» (Bachelard, 1978 [1942]: 7-8, cit. en Pallasmaa, 2014: 53). En </w:t>
+      </w:r>
+      <w:r>
+        <w:rPr>
+          <w:i/>
+          <w:iCs/>
+        </w:rPr>
+        <w:t>Altiplano</w:t>
+      </w:r>
+      <w:r>
+        <w:rPr/>
+        <w:t xml:space="preserve">, el narrador nombra; el comunario, que despeja y amontona, conoce. Cárcamo Pino llama </w:t>
       </w:r>
       <w:r>
         <w:rPr>
@@ -457,71 +545,18 @@
       </w:r>
       <w:r>
         <w:rPr/>
-        <w:t xml:space="preserve">, una manera de pensar y de decir con las manos (Cárcamo Pino, 2025b: 244), dibujar una novela es leerla con otro órgano. El recorrido cambia de escala: la casa y el ayllu (sección 3), la aldea (4), el éxodo (5), el cuerpo (6) y el retorno (7). </w:t>
-      </w:r>
-      <w:ins w:id="7" w:author="Unknown Author" w:date="2026-09-26T23:13:20Z">
-        <w:r>
-          <w:rPr/>
-          <w:t>Allí</w:t>
-        </w:r>
-      </w:ins>
-      <w:del w:id="8" w:author="Unknown Author" w:date="2026-09-26T23:13:20Z">
-        <w:r>
-          <w:rPr/>
-          <w:delText>En ese recorrido</w:delText>
-        </w:r>
-      </w:del>
-      <w:r>
-        <w:rPr/>
-        <w:t xml:space="preserve"> se sitúan los seis pasteles de la serie, de los que se reproduce el esquema de encaje, el trazado que fija la composición (figuras 1-6). Se trata de una investigación en desarrollo.</w:t>
-      </w:r>
-      <w:bookmarkEnd w:id="1"/>
-    </w:p>
-    <w:p>
-      <w:pPr>
-        <w:pStyle w:val="Heading2"/>
-        <w:rPr/>
-      </w:pPr>
-      <w:bookmarkStart w:id="2" w:name="X92427c7b6fba06e7fef4b61070b9c7628a70d2e"/>
-      <w:r>
-        <w:rPr/>
-        <w:t>2. Cómo leer: el espacio, las manos y el dibujo (marco teórico y método)</w:t>
-      </w:r>
-    </w:p>
-    <w:p>
-      <w:pPr>
-        <w:pStyle w:val="FirstParagraph"/>
-        <w:rPr/>
-      </w:pPr>
-      <w:r>
-        <w:rPr/>
-        <w:t xml:space="preserve">Fernando Vázquez Ramos y sus colegas recuerdan que el espacio es un tema </w:t>
-      </w:r>
-      <w:ins w:id="9" w:author="Unknown Author" w:date="2026-09-26T23:13:20Z">
-        <w:r>
-          <w:rPr/>
-          <w:t>moderno y abstracto</w:t>
-        </w:r>
-      </w:ins>
-      <w:del w:id="10" w:author="Unknown Author" w:date="2026-09-26T23:13:20Z">
-        <w:r>
-          <w:rPr/>
-          <w:delText>«esencialmente moderno y, como tal, movedizo y, sobre todo, abstracto»</w:delText>
-        </w:r>
-      </w:del>
-      <w:r>
-        <w:rPr/>
-        <w:t>, que «no habla sobre la arquitectura, sino sobre nosotros» (Vázquez Ramos et al., 2023: 4). Citan también a Edward T. Hall, que advertía contra quienes «proyectan sobre el mundo visual del pasado las estructuras del mundo visual del presente» (Hall, 1973: 133, cit. en ibid.: 3). La advertencia vale para nosotros: no hay que atribuir al ayllu una idea de espacio que la novela no formula, porque sus categorías son otras: la piedra, la pirca, el mojón, el título. Y vale para el narrador, que mira Jatun-Kolla con la sociología de la ciudad: los Villca «son la burguesía usurpadora»; los Condori, Mamani y Quispe, «el proletariado campesino» (Botelho Gosálvez, 1982 [1945]: 22).</w:t>
-      </w:r>
-    </w:p>
-    <w:p>
-      <w:pPr>
-        <w:pStyle w:val="BodyText"/>
-        <w:rPr/>
-      </w:pPr>
-      <w:r>
-        <w:rPr/>
-        <w:t xml:space="preserve">En Bolivia, René Zavaleta Mercado opuso «dos concepciones que son ambas espacialistas»: la andina, un «archipiélago» en el que «este espacio no puede concebirse sin otro espacio», y la señorial, que concibe «el dominio final del suelo como atribución ligada a una estirpe» (Zavaleta Mercado, 1986: 29-30). Dicho de manera simple: para la primera, la tierra es un conjunto de lugares a distintas alturas que se trabajan juntos, como la puna y el valle; para la segunda, un terreno cercado que se hereda por apellido. </w:t>
+        <w:t xml:space="preserve"> a lo que hacen las manos cuando piensan, expresan o comunican: un «neologismo homólogo al lenguaje, pero con las manos» (Cárcamo Pino, 2019: 1412, cit. en Cárcamo Pino, 2025b: 244). Escribir es una de esas acciones, y cada oficio tiene su </w:t>
+      </w:r>
+      <w:r>
+        <w:rPr>
+          <w:i/>
+          <w:iCs/>
+        </w:rPr>
+        <w:t>manoaje</w:t>
+      </w:r>
+      <w:r>
+        <w:rPr/>
+        <w:t xml:space="preserve">, «un subgrupo contextual de acciones manuales» (Cárcamo Pino, 2025b: 259). Cárcamo Pino recuerda además que la misma mano hace dos agarres: el de fuerza, como al tomar un martillo, y el de precisión, como al «sujetar un papel con dos yemas dactilares» (Cárcamo Pino, 2025a: 10). </w:t>
       </w:r>
       <w:r>
         <w:rPr>
@@ -532,145 +567,6 @@
       </w:r>
       <w:r>
         <w:rPr/>
-        <w:t xml:space="preserve"> muestra las dos, y cómo la segunda gana terreno.</w:t>
-      </w:r>
-    </w:p>
-    <w:p>
-      <w:pPr>
-        <w:pStyle w:val="BodyText"/>
-        <w:rPr/>
-      </w:pPr>
-      <w:r>
-        <w:rPr/>
-        <w:t xml:space="preserve">Tampoco la piedra andina es la piedra del narrador. En el aymara de Bertonio, </w:t>
-      </w:r>
-      <w:r>
-        <w:rPr>
-          <w:i/>
-          <w:iCs/>
-        </w:rPr>
-        <w:t>wanqa</w:t>
-      </w:r>
-      <w:r>
-        <w:rPr/>
-        <w:t xml:space="preserve"> es solo «piedra muy grande» (Bertonio, 2011 [1612]: 506). Pero Pierre Duviols advierte que los diccionarios callan el «contenido religioso» que dejan ver los juicios coloniales contra la idolatría. Allí, el </w:t>
-      </w:r>
-      <w:r>
-        <w:rPr>
-          <w:i/>
-          <w:iCs/>
-        </w:rPr>
-        <w:t>huanca</w:t>
-      </w:r>
-      <w:r>
-        <w:rPr/>
-        <w:t xml:space="preserve"> era «el doble mineral del cadáver sagrado» (Duviols, 1979: 8), una piedra que recordaba «al Huari que primero amojonó tal campo, al que lo cercó, al que lo desbrozó» (ibid.: 13). </w:t>
-      </w:r>
-      <w:r>
-        <w:rPr>
-          <w:i/>
-          <w:iCs/>
-        </w:rPr>
-        <w:t>Huanca</w:t>
-      </w:r>
-      <w:r>
-        <w:rPr/>
-        <w:t xml:space="preserve">, grafía colonial de </w:t>
-      </w:r>
-      <w:r>
-        <w:rPr>
-          <w:i/>
-          <w:iCs/>
-        </w:rPr>
-        <w:t>wank’a</w:t>
-      </w:r>
-      <w:r>
-        <w:rPr/>
-        <w:t xml:space="preserve">, era también nombre de varón (Dean, 2010: 44, 202, n. 86), como el apellido de Paulo Huanca y su familia. La novela no lo desarrolla, pero lo registra: «mojones que han sido puestos allí desde tiempos antiguos» señalan las pertenencias del ayllu (Botelho Gosálvez, 1982 [1945]: 9), y los Huanca viven «en los linderos» (ibid.: 30). En cambio, cuando Paulo Huanca baja a los Yungas, su «organismo de piedra del Kollasuyo» termina «despedazado» (ibid.: 133). La </w:t>
-      </w:r>
-      <w:r>
-        <w:rPr>
-          <w:i/>
-          <w:iCs/>
-        </w:rPr>
-        <w:t>wank’a</w:t>
-      </w:r>
-      <w:r>
-        <w:rPr/>
-        <w:t xml:space="preserve"> es una piedra con dueño y con lugar; la del narrador, una abstracción.</w:t>
-      </w:r>
-    </w:p>
-    <w:p>
-      <w:pPr>
-        <w:pStyle w:val="BodyText"/>
-        <w:rPr/>
-      </w:pPr>
-      <w:r>
-        <w:rPr/>
-        <w:t>¿Con qué leer, entonces? Con las manos</w:t>
-      </w:r>
-      <w:ins w:id="11" w:author="Unknown Author" w:date="2026-09-26T23:13:20Z">
-        <w:r>
-          <w:rPr/>
-          <w:t xml:space="preserve">. De las imágenes de la materia, Gaston Bachelard escribió: «La vista las nombra, pero la mano las conoce» (Bachelard, 1978 [1942]: 7-8, cit. en Pallasmaa, 2014: 53). En </w:t>
-        </w:r>
-      </w:ins>
-      <w:ins w:id="12" w:author="Unknown Author" w:date="2026-09-26T23:13:20Z">
-        <w:r>
-          <w:rPr>
-            <w:i/>
-            <w:iCs/>
-          </w:rPr>
-          <w:t>Altiplano</w:t>
-        </w:r>
-      </w:ins>
-      <w:ins w:id="13" w:author="Unknown Author" w:date="2026-09-26T23:13:20Z">
-        <w:r>
-          <w:rPr/>
-          <w:t>, el narrador nombra; el comunario, que despeja y amontona, conoce</w:t>
-        </w:r>
-      </w:ins>
-      <w:del w:id="14" w:author="Unknown Author" w:date="2026-09-26T23:13:20Z">
-        <w:r>
-          <w:rPr/>
-          <w:delText>, pero sin oponerlas al papel</w:delText>
-        </w:r>
-      </w:del>
-      <w:r>
-        <w:rPr/>
-        <w:t xml:space="preserve">. Cárcamo Pino llama </w:t>
-      </w:r>
-      <w:r>
-        <w:rPr>
-          <w:i/>
-          <w:iCs/>
-        </w:rPr>
-        <w:t>manuaje</w:t>
-      </w:r>
-      <w:r>
-        <w:rPr/>
-        <w:t xml:space="preserve"> a lo que hacen las manos cuando piensan, expresan o comunican: un «neologismo homólogo al lenguaje, pero con las manos» (Cárcamo Pino, 2019: 1412, cit. en Cárcamo Pino, 2025b: 244). Escribir es una de esas acciones, y cada oficio tiene su </w:t>
-      </w:r>
-      <w:r>
-        <w:rPr>
-          <w:i/>
-          <w:iCs/>
-        </w:rPr>
-        <w:t>manoaje</w:t>
-      </w:r>
-      <w:r>
-        <w:rPr/>
-        <w:t xml:space="preserve">, «un subgrupo contextual de acciones manuales» (Cárcamo Pino, 2025b: 259). Cárcamo Pino recuerda además que la misma mano hace dos agarres: el de fuerza, como al tomar un martillo, y el de precisión, como al «sujetar un papel con dos yemas dactilares» (Cárcamo Pino, 2025a: 10). </w:t>
-      </w:r>
-      <w:r>
-        <w:rPr>
-          <w:i/>
-          <w:iCs/>
-        </w:rPr>
-        <w:t>Altiplano</w:t>
-      </w:r>
-      <w:r>
-        <w:rPr/>
         <w:t xml:space="preserve"> pone los dos a la vista. Paulo Huanca sale de su chujlla «con la madera del arado en un hombro y las correas del yugo en las manos» (Botelho Gosálvez, 1982 [1945]: 34); el doctor Mendoza firma la ordenanza que dejará sin ganado a los Villca (ibid.: 96). No es una mano frente a un papel, sino dos manos con dos agarres.</w:t>
       </w:r>
     </w:p>
@@ -700,21 +596,9 @@
         <w:pStyle w:val="BodyText"/>
         <w:rPr/>
       </w:pPr>
-      <w:ins w:id="15" w:author="Unknown Author" w:date="2026-09-26T23:13:20Z">
-        <w:r>
-          <w:rPr/>
-          <w:t>No</w:t>
-        </w:r>
-      </w:ins>
-      <w:del w:id="16" w:author="Unknown Author" w:date="2026-09-26T23:13:20Z">
-        <w:r>
-          <w:rPr/>
-          <w:delText>Falta decir qué dibujo se usa, porque no</w:delText>
-        </w:r>
-      </w:del>
-      <w:r>
-        <w:rPr/>
-        <w:t xml:space="preserve"> todo dibujo descubre algo. Javier Seguí de la Riva distingue el dibujo que puede «servir como ilustración de un texto narrativo previo» del que deja a la mano encontrar lo que no se sabía (Seguí de la Riva, 2010: 93). Tim Ingold separa los dibujos que cuentan de los que «especifican» (Ingold, 2013: 125), como los planos de arquitectos e ingenieros. Los esquemas de encaje que aquí se reproducen pertenecen al dibujo que ilustra y especifica: no descubren nada, pero obligan a decidir.</w:t>
+      <w:r>
+        <w:rPr/>
+        <w:t>No todo dibujo descubre algo. Javier Seguí de la Riva distingue el dibujo que puede «servir como ilustración de un texto narrativo previo» del que deja a la mano encontrar lo que no se sabía (Seguí de la Riva, 2010: 93). Tim Ingold separa los dibujos que cuentan de los que «especifican» (Ingold, 2013: 125), como los planos de arquitectos e ingenieros. Los esquemas de encaje que aquí se reproducen pertenecen al dibujo que ilustra y especifica: no descubren nada, pero obligan a decidir.</w:t>
       </w:r>
     </w:p>
     <w:p>
@@ -735,33 +619,7 @@
       </w:r>
       <w:r>
         <w:rPr/>
-        <w:t xml:space="preserve"> reúne </w:t>
-      </w:r>
-      <w:ins w:id="17" w:author="Unknown Author" w:date="2026-09-26T23:13:20Z">
-        <w:r>
-          <w:rPr/>
-          <w:t xml:space="preserve">en un fichero </w:t>
-        </w:r>
-      </w:ins>
-      <w:r>
-        <w:rPr/>
-        <w:t>los datos del texto</w:t>
-      </w:r>
-      <w:ins w:id="18" w:author="Unknown Author" w:date="2026-09-26T23:13:20Z">
-        <w:r>
-          <w:rPr/>
-          <w:t>,</w:t>
-        </w:r>
-      </w:ins>
-      <w:del w:id="19" w:author="Unknown Author" w:date="2026-09-26T23:13:20Z">
-        <w:r>
-          <w:rPr/>
-          <w:delText xml:space="preserve"> (lugar, materia, medida, luz, color) en una «biblioteca de observaciones» (ibid.: 15); aquí, un fichero de pasajes</w:delText>
-        </w:r>
-      </w:del>
-      <w:r>
-        <w:rPr/>
-        <w:t xml:space="preserve"> con su página. La </w:t>
+        <w:t xml:space="preserve"> reúne en un fichero los datos del texto, con su página. La </w:t>
       </w:r>
       <w:r>
         <w:rPr>
@@ -826,23 +684,7 @@
       </w:r>
       <w:r>
         <w:rPr/>
-        <w:t xml:space="preserve"> a ese registro</w:t>
-      </w:r>
-      <w:ins w:id="20" w:author="Unknown Author" w:date="2026-09-26T23:13:20Z">
-        <w:r>
-          <w:rPr/>
-          <w:t>, el del tacto y el movimiento del cuerpo</w:t>
-        </w:r>
-      </w:ins>
-      <w:del w:id="21" w:author="Unknown Author" w:date="2026-09-26T23:13:20Z">
-        <w:r>
-          <w:rPr/>
-          <w:delText>: lo que se sabe por el tacto, el movimiento, la posición del cuerpo y el equilibrio</w:delText>
-        </w:r>
-      </w:del>
-      <w:r>
-        <w:rPr/>
-        <w:t xml:space="preserve"> (Garrington, 2013: 16). A una prosa del tacto le corresponde un dibujo hecho con los dedos. Cada figura se examina en tres planos: (1) </w:t>
+        <w:t xml:space="preserve"> a ese registro, el del tacto y el movimiento del cuerpo (Garrington, 2013: 16). A una prosa del tacto le corresponde un dibujo hecho con los dedos. Cada figura se examina en tres planos: (1) </w:t>
       </w:r>
       <w:r>
         <w:rPr>
@@ -1994,39 +1836,43 @@
       </w:pPr>
       <w:r>
         <w:rPr/>
-        <w:t xml:space="preserve">La chujlla de los Huanca permite medir la casa. Tiene dos metros de alto, paredes «renegridas por el hollín» y camastros de «apenas la altura de un adobe»; de las vigas, «mal unidas con lazos de paja trenzada», cuelgan «las hoces, el arado, el yugo de madera» (ibid.: 30-31). Junta las dos maneras de construir de Frampton: muros de piedra y adobe que pesan, y un armazón atado como una cestería (Frampton, 1995: 5). Se mide con el cuerpo y guarda las herramientas de las manos. Es una caja de herramientas, y para Cárcamo Pino una caja de herramientas es a las manos lo que un idioma es a la lengua (Cárcamo Pino, 2025a: 12). El narrador, en cambio, entra como un intruso que no habita, sino que escribe: los camastros son «morada de piojos y pulgas» (Botelho Gosálvez, 1982 [1945]: 31). </w:t>
-      </w:r>
-      <w:ins w:id="22" w:author="Unknown Author" w:date="2026-09-26T23:13:20Z">
+        <w:t xml:space="preserve">La chujlla de los Huanca permite medir la casa. Tiene dos metros de alto, paredes «renegridas por el hollín» y camastros de «apenas la altura de un adobe»; de las vigas, «mal unidas con lazos de paja trenzada», cuelgan «las hoces, el arado, el yugo de madera» (ibid.: 30-31). Junta las dos maneras de construir de Frampton: muros de piedra y adobe que pesan, y un armazón atado como una cestería (Frampton, 1995: 5). Se mide con el cuerpo y guarda las herramientas de las manos. Es una caja de herramientas, </w:t>
+      </w:r>
+      <w:ins w:id="1" w:author="Unknown Author" w:date="2026-09-27T04:57:26Z">
         <w:r>
           <w:rPr/>
-          <w:t>Pallasmaa recuerda que «la casa es una metáfora del cuerpo y el cuerpo una metáfora de la casa» (Pallasmaa</w:t>
+          <w:t>que</w:t>
         </w:r>
       </w:ins>
-      <w:del w:id="23" w:author="Unknown Author" w:date="2026-09-26T23:13:20Z">
+      <w:del w:id="2" w:author="Unknown Author" w:date="2026-09-27T04:57:26Z">
         <w:r>
           <w:rPr/>
-          <w:delText>Para Gaston Bachelard, el nido, «una cosa precaria», hace soñar con la seguridad (Bachelard, 1994 [1958]: 102, cit. en Martin</w:delText>
+          <w:delText>y</w:delText>
         </w:r>
       </w:del>
       <w:r>
         <w:rPr/>
-        <w:t xml:space="preserve">, 2014: </w:t>
-      </w:r>
-      <w:ins w:id="24" w:author="Unknown Author" w:date="2026-09-26T23:13:20Z">
+        <w:t xml:space="preserve"> para Cárcamo Pino </w:t>
+      </w:r>
+      <w:del w:id="3" w:author="Unknown Author" w:date="2026-09-27T04:57:26Z">
         <w:r>
           <w:rPr/>
-          <w:t>159); el narrador hace de la chujlla</w:t>
+          <w:delText xml:space="preserve">una caja de herramientas </w:delText>
         </w:r>
-      </w:ins>
-      <w:del w:id="25" w:author="Unknown Author" w:date="2026-09-26T23:13:20Z">
+      </w:del>
+      <w:r>
+        <w:rPr/>
+        <w:t>es a las manos lo que un idioma</w:t>
+      </w:r>
+      <w:del w:id="4" w:author="Unknown Author" w:date="2026-09-27T04:57:26Z">
         <w:r>
           <w:rPr/>
-          <w:delText>71). Para el narrador, la chujlla es</w:delText>
+          <w:delText xml:space="preserve"> es</w:delText>
         </w:r>
       </w:del>
       <w:r>
         <w:rPr/>
-        <w:t xml:space="preserve"> una madriguera. Su umbral es el «portal de su chujlla» desde el que Paulo Huanca ve partir a los hijos que la escasez expulsa (Botelho Gosálvez, 1982 [1945]: 34).</w:t>
+        <w:t xml:space="preserve"> a la lengua (Cárcamo Pino, 2025a: 12). El narrador, en cambio, entra como un intruso que no habita, sino que escribe: los camastros son «morada de piojos y pulgas» (Botelho Gosálvez, 1982 [1945]: 31). Pallasmaa recuerda que «la casa es una metáfora del cuerpo y el cuerpo una metáfora de la casa» (Pallasmaa, 2014: 159); el narrador hace de la chujlla una madriguera. Su umbral es el «portal de su chujlla» desde el que Paulo Huanca ve partir a los hijos que la escasez expulsa (Botelho Gosálvez, 1982 [1945]: 34).</w:t>
       </w:r>
     </w:p>
     <w:p>
@@ -2081,27 +1927,7 @@
       </w:r>
       <w:r>
         <w:rPr/>
-        <w:t>. Un corte a la altura de una persona sentada junto al brasero. La hoja se cubre de negro y siena, el color del hollín, y la luz se saca quitando materia: el esgrafiado abre en la masa oscura las vigas, las hoces y el yugo, como el comunario abre la tierra quitándole piedras. El perfil de cráneo (la bóveda de paja como calota, la puerta como órbita, el fuego en el lugar del pensamiento) es una decisión de ensamblaje</w:t>
-      </w:r>
-      <w:del w:id="26" w:author="Unknown Author" w:date="2026-09-26T23:13:20Z">
-        <w:r>
-          <w:rPr/>
-          <w:delText xml:space="preserve"> tomada de Bachelard</w:delText>
-        </w:r>
-      </w:del>
-      <w:r>
-        <w:rPr/>
-        <w:t>, no un hallazgo</w:t>
-      </w:r>
-      <w:ins w:id="27" w:author="Unknown Author" w:date="2026-09-26T23:13:20Z">
-        <w:r>
-          <w:rPr/>
-          <w:t>: lleva al dibujo esa correspondencia entre casa y cuerpo</w:t>
-        </w:r>
-      </w:ins>
-      <w:r>
-        <w:rPr/>
-        <w:t xml:space="preserve">. (3) </w:t>
+        <w:t xml:space="preserve">. Un corte a la altura de una persona sentada junto al brasero. La hoja se cubre de negro y siena, el color del hollín, y la luz se saca quitando materia: el esgrafiado abre en la masa oscura las vigas, las hoces y el yugo, como el comunario abre la tierra quitándole piedras. El perfil de cráneo (la bóveda de paja como calota, la puerta como órbita, el fuego en el lugar del pensamiento) es una decisión de ensamblaje, no un hallazgo: lleva al dibujo esa correspondencia entre casa y cuerpo. (3) </w:t>
       </w:r>
       <w:r>
         <w:rPr>
@@ -2272,7 +2098,33 @@
       </w:r>
       <w:r>
         <w:rPr/>
-        <w:t>. El dato está en el texto; el esquema no lo descubre, pero lo vuelve imposible de ignorar: dibujado en la misma hoja, el signo no encaja en la pendiente, porque el peón vive en un escalón alto y los Villca terminarán en el pesebre de la aldea. La escalera se rehace en el cocal y en la mina (Botelho Gosálvez, 1982 [1945]: 112, 135). El signo no es una jerarquía fija, sino un mecanismo que vuelve a escalonar a la gente en cada lugar; y el mito y el mapa no se oponen, porque los dos escalonan.</w:t>
+        <w:t xml:space="preserve">. El dato está en el texto; el esquema no lo descubre, pero lo vuelve imposible de ignorar: dibujado en la misma hoja, el signo no encaja en la pendiente, porque el peón vive en un escalón alto y los Villca terminarán en el pesebre de la aldea. La escalera se rehace en el cocal y en la mina (Botelho Gosálvez, 1982 [1945]: 112, 135). El </w:t>
+      </w:r>
+      <w:del w:id="5" w:author="Unknown Author" w:date="2026-09-27T04:57:26Z">
+        <w:r>
+          <w:rPr/>
+          <w:delText xml:space="preserve">signo no es una jerarquía fija, sino un mecanismo que vuelve a escalonar a la gente en cada lugar; y el </w:delText>
+        </w:r>
+      </w:del>
+      <w:r>
+        <w:rPr/>
+        <w:t>mito y el mapa no se oponen</w:t>
+      </w:r>
+      <w:ins w:id="6" w:author="Unknown Author" w:date="2026-09-27T04:57:26Z">
+        <w:r>
+          <w:rPr/>
+          <w:t>:</w:t>
+        </w:r>
+      </w:ins>
+      <w:del w:id="7" w:author="Unknown Author" w:date="2026-09-27T04:57:26Z">
+        <w:r>
+          <w:rPr/>
+          <w:delText>, porque</w:delText>
+        </w:r>
+      </w:del>
+      <w:r>
+        <w:rPr/>
+        <w:t xml:space="preserve"> los dos escalonan.</w:t>
       </w:r>
     </w:p>
     <w:p>
@@ -2370,12 +2222,6 @@
         <w:rPr/>
         <w:t>Umacachi, la aldea, está hecha de ocupaciones sucesivas: un tambo incaico, una iglesia y un fuerte coloniales y, con la República, la decisión de «situar la Sub-prefectura, el Municipio y la Policía donde antes aposentaba la reducida guarnición hispana» (Botelho Gosálvez, 1982 [1945]: 83). Cada poder se instala en la cáscara del anterior.</w:t>
       </w:r>
-      <w:del w:id="28" w:author="Unknown Author" w:date="2026-09-26T23:13:20Z">
-        <w:r>
-          <w:rPr/>
-          <w:delText xml:space="preserve"> Es el espacio de los papeles en su versión de pueblo.</w:delText>
-        </w:r>
-      </w:del>
     </w:p>
     <w:p>
       <w:pPr>
@@ -2405,92 +2251,24 @@
       </w:pPr>
       <w:r>
         <w:rPr/>
-        <w:t xml:space="preserve">Los Villca llegan a la aldea con treinta y cuatro ovejas, y la chola Encarnación, por cincuenta bolivianos, les cede el corral: «Tu familia puede acomodarse en el pesebre» (ibid.: 92). Entonces llega la letra: «Todos los animales de carneo que existen dentro del radio urbano serán requisados […] (Fdo.) Dr. Margarito Mendoza» (ibid.: 96). El radio urbano funciona como un corral invisible: un círculo trazado en un papel encierra a todos los animales que quedan dentro, y lo cierra una firma. </w:t>
-      </w:r>
-      <w:ins w:id="29" w:author="Unknown Author" w:date="2026-09-26T23:13:20Z">
-        <w:r>
-          <w:rPr/>
-          <w:t xml:space="preserve">La aldea mide con compás; el ayllu medía con la pendiente y con las piedras. </w:t>
-        </w:r>
-      </w:ins>
-      <w:r>
-        <w:rPr/>
-        <w:t xml:space="preserve">James C. Scott observa que un mapa catastral «no se limita a describir un sistema de tenencia de la tierra; lo crea», porque da a sus categorías «la fuerza de la ley» (Scott, 2020 [1998]: 3). El radio hace lo mismo con el ganado, y no trata a todos igual: a los mestizos «no les alcanzaba la Ordenanza» (Botelho Gosálvez, 1982 [1945]: 102). En una sociedad «de dudosa cuantificación como Bolivia» (Zavaleta Mercado, 1986: 21, n. 1), el poder cuenta a ojo: los animales de los indios, tasados «a ojo de buen cubero», </w:t>
-      </w:r>
-      <w:ins w:id="30" w:author="Unknown Author" w:date="2026-09-26T23:13:20Z">
-        <w:r>
-          <w:rPr/>
-          <w:t>entran por el</w:t>
-        </w:r>
-      </w:ins>
-      <w:del w:id="31" w:author="Unknown Author" w:date="2026-09-26T23:13:20Z">
-        <w:r>
-          <w:rPr/>
-          <w:delText>terminan en las fincas del Alcalde. La novela encuentra la imagen exacta: por aquel</w:delText>
-        </w:r>
-      </w:del>
-      <w:r>
-        <w:rPr/>
-        <w:t xml:space="preserve"> «embudo» </w:t>
-      </w:r>
-      <w:ins w:id="32" w:author="Unknown Author" w:date="2026-09-26T23:13:20Z">
-        <w:r>
-          <w:rPr/>
-          <w:t>de las fincas del Alcalde</w:t>
-        </w:r>
-      </w:ins>
-      <w:del w:id="33" w:author="Unknown Author" w:date="2026-09-26T23:13:20Z">
-        <w:r>
-          <w:rPr/>
-          <w:delText>entraron los animales</w:delText>
-        </w:r>
-      </w:del>
-      <w:r>
-        <w:rPr/>
-        <w:t xml:space="preserve"> «hasta esfumarse» (Botelho Gosálvez, 1982 [1945]: 102). Por un lado entran bueyes, vacas y ovejas; por el otro sale papel: la fortuna de los Villca se reduce «a mil seiscientos bolivianos en papel» (ibid.: 103).</w:t>
-      </w:r>
-    </w:p>
-    <w:p>
-      <w:pPr>
-        <w:pStyle w:val="BodyText"/>
-        <w:rPr/>
-      </w:pPr>
-      <w:r>
-        <w:rPr/>
-        <w:t xml:space="preserve">La letra, además, pesa. En el cuartucho del tinterillo al que Vicente acude hay «un desordenado montón de papeles y libracos» (ibid.): otra vez un montón. El letrado cobra la defensa por peso: señala «un Código Penal en infolio y un manual del Procedimiento Civil» y asegura que el grande «tiene más peso legal y jurídico que el chiquitito» (ibid.: 104). </w:t>
-      </w:r>
-      <w:del w:id="34" w:author="Unknown Author" w:date="2026-09-26T23:13:20Z">
-        <w:r>
-          <w:rPr/>
-          <w:delText xml:space="preserve">Conviene mirar las manos. </w:delText>
-        </w:r>
-      </w:del>
-      <w:r>
-        <w:rPr/>
-        <w:t>El tinterillo no escribe: señala, compara y, al final, «recontó los billetes»; Vicente, para pagar, tiene que «desanudar la punta de la faja» donde guarda «un atado de pobres y traposos billetes» (ibid.: 105). Como en la escena de Cajamarca que abre el libro de Cornejo Polar, el libro es «mucho más fetiche que texto y mucho más gesto de dominio que acto de lenguaje» (Cornejo Polar, 2003 [1994]: 41). Vicente no puede leer el código, pero sabe leer a quien lo vende: «estos tinterillos son de una sola casta y todos obran con una mala fe del demonio» (Botelho Gosálvez, 1982 [1945]: 104). Rechaza la defensa, aunque una amenaza lo obliga a pagar la consulta (ibid.: 105). La escena no enfrenta a un indio ignorante con la escritura</w:t>
-      </w:r>
-      <w:del w:id="35" w:author="Unknown Author" w:date="2026-09-26T23:13:20Z">
-        <w:r>
-          <w:rPr/>
-          <w:delText>: junta el peso del libro, un argumento tramposo, el buen juicio del personaje y la coerción</w:delText>
-        </w:r>
-      </w:del>
-      <w:r>
-        <w:rPr/>
-        <w:t>. Y calla que, en la historia real, los «abogados de pueblo (peyorativamente designados como “tinterillos”)» asesoraron la lucha legal de las comunidades y fueron «la manifestación embrionaria del indigenismo criollo» (Rivera Cusicanqui, 2010 [1984]: 101), el mismo indigenismo al que pertenece la novela.</w:t>
-      </w:r>
-    </w:p>
-    <w:p>
-      <w:pPr>
-        <w:pStyle w:val="BodyText"/>
-        <w:rPr/>
-      </w:pPr>
-      <w:del w:id="36" w:author="Unknown Author" w:date="2026-09-26T23:13:20Z">
-        <w:r>
-          <w:rPr/>
-          <w:delText xml:space="preserve">La aldea termina su obra. </w:delText>
-        </w:r>
-      </w:del>
+        <w:t>Los Villca llegan a la aldea con treinta y cuatro ovejas, y la chola Encarnación, por cincuenta bolivianos, les cede el corral: «Tu familia puede acomodarse en el pesebre» (ibid.: 92). Entonces llega la letra: «Todos los animales de carneo que existen dentro del radio urbano serán requisados […] (Fdo.) Dr. Margarito Mendoza» (ibid.: 96). El radio urbano funciona como un corral invisible: un círculo trazado en un papel encierra a todos los animales que quedan dentro, y lo cierra una firma. La aldea mide con compás; el ayllu medía con la pendiente y con las piedras. James C. Scott observa que un mapa catastral «no se limita a describir un sistema de tenencia de la tierra; lo crea», porque da a sus categorías «la fuerza de la ley» (Scott, 2020 [1998]: 3). El radio hace lo mismo con el ganado, y no trata a todos igual: a los mestizos «no les alcanzaba la Ordenanza» (Botelho Gosálvez, 1982 [1945]: 102). En una sociedad «de dudosa cuantificación como Bolivia» (Zavaleta Mercado, 1986: 21, n. 1), el poder cuenta a ojo: los animales de los indios, tasados «a ojo de buen cubero», entran por el «embudo» de las fincas del Alcalde «hasta esfumarse» (Botelho Gosálvez, 1982 [1945]: 102). Por un lado entran bueyes, vacas y ovejas; por el otro sale papel: la fortuna de los Villca se reduce «a mil seiscientos bolivianos en papel» (ibid.: 103).</w:t>
+      </w:r>
+    </w:p>
+    <w:p>
+      <w:pPr>
+        <w:pStyle w:val="BodyText"/>
+        <w:rPr/>
+      </w:pPr>
+      <w:r>
+        <w:rPr/>
+        <w:t>La letra, además, pesa. En el cuartucho del tinterillo al que Vicente acude hay «un desordenado montón de papeles y libracos» (ibid.): otra vez un montón. El letrado cobra la defensa por peso: señala «un Código Penal en infolio y un manual del Procedimiento Civil» y asegura que el grande «tiene más peso legal y jurídico que el chiquitito» (ibid.: 104). El tinterillo no escribe: señala, compara y, al final, «recontó los billetes»; Vicente, para pagar, tiene que «desanudar la punta de la faja» donde guarda «un atado de pobres y traposos billetes» (ibid.: 105). Como en la escena de Cajamarca que abre el libro de Cornejo Polar, el libro es «mucho más fetiche que texto y mucho más gesto de dominio que acto de lenguaje» (Cornejo Polar, 2003 [1994]: 41). Vicente no puede leer el código, pero sabe leer a quien lo vende: «estos tinterillos son de una sola casta y todos obran con una mala fe del demonio» (Botelho Gosálvez, 1982 [1945]: 104). Rechaza la defensa, aunque una amenaza lo obliga a pagar la consulta (ibid.: 105). La escena no enfrenta a un indio ignorante con la escritura. Y calla que, en la historia real, los «abogados de pueblo (peyorativamente designados como “tinterillos”)» asesoraron la lucha legal de las comunidades y fueron «la manifestación embrionaria del indigenismo criollo» (Rivera Cusicanqui, 2010 [1984]: 101), el mismo indigenismo al que pertenece la novela.</w:t>
+      </w:r>
+    </w:p>
+    <w:p>
+      <w:pPr>
+        <w:pStyle w:val="BodyText"/>
+        <w:rPr/>
+      </w:pPr>
       <w:r>
         <w:rPr/>
         <w:t xml:space="preserve">Dos niños mueren de hambre y los entierran «allí mismo, bajo el suelo del pesebre, para evitar el pago al cura y el municipio» (Botelho Gosálvez, 1982 [1945]: 106). El pesebre, «donde el viento entraba por todas partes» (ibid.: 105), pasa de refugio a jaula y de jaula a tumba. Los Villca «habían sido domesticados por la aldea» (ibid.: 107), y </w:t>
@@ -2547,49 +2325,7 @@
       </w:pPr>
       <w:r>
         <w:rPr/>
-        <w:t xml:space="preserve">Del otro lado, </w:t>
-      </w:r>
-      <w:ins w:id="37" w:author="Unknown Author" w:date="2026-09-26T23:13:20Z">
-        <w:r>
-          <w:rPr/>
-          <w:t>las manos</w:t>
-        </w:r>
-      </w:ins>
-      <w:del w:id="38" w:author="Unknown Author" w:date="2026-09-26T23:13:20Z">
-        <w:r>
-          <w:rPr/>
-          <w:delText>el cuerpo</w:delText>
-        </w:r>
-      </w:del>
-      <w:r>
-        <w:rPr/>
-        <w:t xml:space="preserve"> del puneño </w:t>
-      </w:r>
-      <w:ins w:id="39" w:author="Unknown Author" w:date="2026-09-26T23:13:20Z">
-        <w:r>
-          <w:rPr/>
-          <w:t>pierden</w:t>
-        </w:r>
-      </w:ins>
-      <w:del w:id="40" w:author="Unknown Author" w:date="2026-09-26T23:13:20Z">
-        <w:r>
-          <w:rPr/>
-          <w:delText>pierde</w:delText>
-        </w:r>
-      </w:del>
-      <w:r>
-        <w:rPr/>
-        <w:t xml:space="preserve"> su oficio</w:t>
-      </w:r>
-      <w:del w:id="41" w:author="Unknown Author" w:date="2026-09-26T23:13:20Z">
-        <w:r>
-          <w:rPr/>
-          <w:delText>. Lo que saben sus manos no sirve allí</w:delText>
-        </w:r>
-      </w:del>
-      <w:r>
-        <w:rPr/>
-        <w:t xml:space="preserve">: «Sabrás arar en la puna, pero aquí esa es otra música» (ibid.: 113). Paulo se consume «derritiéndose como muñeco de cera» (ibid.: 123). En el aserradero, el contratista le echa en cara que otro puneño «se ha cercenado una mano en la sierra», y solo lo anota en la planilla cuando Paulo se ofrece como «peón, siquiera» (ibid.: 129): la mutilación se usa como argumento contra las víctimas. La hija mayor de Paulo, a quien el narrador presenta dejando «ver sus nacientes senos» (ibid.: 125), «había sido desflorada por el patrón»; «en seguida vinieron los capataces y peones: le daban dinero», y la desesperación la «obligó a venderse» hasta que «con su propia mano se quitó la vida» (ibid.: 132). Ella no tiene nombre, y su historia cabe en un inciso: «vieja historia». Así, una violencia que empezó el patrón se cuenta como una venta de la muchacha. Su padre jura que fue un crimen, pero «las pruebas eran irrefutables» (ibid.). La palabra </w:t>
+        <w:t xml:space="preserve">Del otro lado, las manos del puneño pierden su oficio: «Sabrás arar en la puna, pero aquí esa es otra música» (ibid.: 113). Paulo se consume «derritiéndose como muñeco de cera» (ibid.: 123). En el aserradero, el contratista le echa en cara que otro puneño «se ha cercenado una mano en la sierra», y solo lo anota en la planilla cuando Paulo se ofrece como «peón, siquiera» (ibid.: 129): la mutilación se usa como argumento contra las víctimas. La hija mayor de Paulo, a quien el narrador presenta dejando «ver sus nacientes senos» (ibid.: 125), «había sido desflorada por el patrón»; «en seguida vinieron los capataces y peones: le daban dinero», y la desesperación la «obligó a venderse» hasta que «con su propia mano se quitó la vida» (ibid.: 132). Ella no tiene nombre, y su historia cabe en un inciso: «vieja historia». Así, una violencia que empezó el patrón se cuenta como una venta de la muchacha. Su padre jura que fue un crimen, pero «las pruebas eran irrefutables» (ibid.). La palabra </w:t>
       </w:r>
       <w:r>
         <w:rPr>
@@ -2600,17 +2336,7 @@
       </w:r>
       <w:r>
         <w:rPr/>
-        <w:t>, que el narrador reserva para la muerte de Condori (ibid.: 154), no alcanza al patrón, y lo único que la novela deja hacer a la mano de la muchacha es quitarse la vida. El único cruce logrado lo hacen los monos: forman sobre el río «una cadena cogiéndose de manos</w:t>
-      </w:r>
-      <w:del w:id="42" w:author="Unknown Author" w:date="2026-09-26T23:13:20Z">
-        <w:r>
-          <w:rPr/>
-          <w:delText>» hasta alcanzar un árbol «en la otra orilla</w:delText>
-        </w:r>
-      </w:del>
-      <w:r>
-        <w:rPr/>
-        <w:t>» (ibid.: 121). Es una arquitectura de manos.</w:t>
+        <w:t>, que el narrador reserva para la muerte de Condori (ibid.: 154), no alcanza al patrón, y lo único que la novela deja hacer a la mano de la muchacha es quitarse la vida. El único cruce logrado lo hacen los monos: forman sobre el río «una cadena cogiéndose de manos» (ibid.: 121). Es una arquitectura de manos.</w:t>
       </w:r>
     </w:p>
     <w:p>
@@ -2858,8 +2584,14 @@
       </w:r>
       <w:r>
         <w:rPr/>
-        <w:t>. Puestos uno sobre otro, la escalera de la superficie y los niveles de abajo muestran la mina como un doble invertido del ayllu: el mismo gesto, despejar y amontonar piedras, capturado por una máquina que lo convierte en mercancía y convierte el cuerpo en material. La montaña de piedras que los comunarios soñaban más alta que el cerro (Botelho Gosálvez, 1982 [1945]: 9) crece, pero como desmonte: el cascote se sube «a la superficie» (ibid.: 144).</w:t>
-      </w:r>
+        <w:t>. Puestos uno sobre otro, la escalera de la superficie y los niveles de abajo muestran la mina como un doble invertido del ayllu: el mismo gesto, despejar y amontonar piedras, capturado por una máquina que lo convierte en mercancía y convierte el cuerpo en material.</w:t>
+      </w:r>
+      <w:del w:id="8" w:author="Unknown Author" w:date="2026-09-27T04:57:26Z">
+        <w:r>
+          <w:rPr/>
+          <w:delText xml:space="preserve"> La montaña de piedras que los comunarios soñaban más alta que el cerro (Botelho Gosálvez, 1982 [1945]: 9) crece, pero como desmonte: el cascote se sube «a la superficie» (ibid.: 144).</w:delText>
+        </w:r>
+      </w:del>
     </w:p>
     <w:p>
       <w:pPr>
@@ -2954,8 +2686,14 @@
       </w:pPr>
       <w:r>
         <w:rPr/>
-        <w:t>La sequía se cuenta con palabras de arquitecto y de dibujante: las sementeras «se agrietan como paredes envejecidas» (Botelho Gosálvez, 1982 [1945]: 56); «Ni una pincelada enturbió el papel celeste y deslumbrador del cielo» (ibid.: 57). En la rogativa, los comunarios avanzan de rodillas y su piel sangrante deja «manchones en el cascajo» (ibid.: 60): los cuerpos dibujan sobre el suelo. Pronto, «cielo y tierra eran para ellos como una tremenda cárcel» (ibid.: 72). La llanura sin límites se vuelve una jaula, y el cerco se cerrará sobre un hombre.</w:t>
-      </w:r>
+        <w:t>La sequía se cuenta con palabras de arquitecto y de dibujante: las sementeras «se agrietan como paredes envejecidas» (Botelho Gosálvez, 1982 [1945]: 56); «Ni una pincelada enturbió el papel celeste y deslumbrador del cielo» (ibid.: 57). En la rogativa, los comunarios avanzan de rodillas y su piel sangrante deja «manchones en el cascajo» (ibid.: 60): los cuerpos dibujan sobre el suelo. Pronto, «cielo y tierra eran para ellos como una tremenda cárcel» (ibid.: 72).</w:t>
+      </w:r>
+      <w:del w:id="9" w:author="Unknown Author" w:date="2026-09-27T04:57:26Z">
+        <w:r>
+          <w:rPr/>
+          <w:delText xml:space="preserve"> La llanura sin límites se vuelve una jaula, y el cerco se cerrará sobre un hombre.</w:delText>
+        </w:r>
+      </w:del>
     </w:p>
     <w:p>
       <w:pPr>
@@ -3354,7 +3092,17 @@
       </w:r>
       <w:r>
         <w:rPr/>
-        <w:t xml:space="preserve">: «mojonar las chácaras con montones de piedra» (Bertonio, 2011 [1612]: 466). Falta, además, la fuerza animal. En Umacachi, la ordenanza se llevó los bueyes de los Villca, que se lamentaban: «Y ni siquiera tenemos una yunta» (Botelho Gosálvez, 1982 [1945]: 105). Al volver, sin yuntas, «los mismos hombres eran quienes tiraban el arado» (ibid.: 156). El cuerpo ocupa el lugar del buey. Y el narrador vuelve a convertirlos en piedra: trabajan «con una voluntad de siglos de piedra» (ibid.), una piedra fuera de la historia, no la </w:t>
+        <w:t xml:space="preserve">: «mojonar las chácaras con montones de piedra» (Bertonio, 2011 [1612]: 466). </w:t>
+      </w:r>
+      <w:del w:id="10" w:author="Unknown Author" w:date="2026-09-27T04:57:26Z">
+        <w:r>
+          <w:rPr/>
+          <w:delText xml:space="preserve">Falta, además, la fuerza animal. </w:delText>
+        </w:r>
+      </w:del>
+      <w:r>
+        <w:rPr/>
+        <w:t xml:space="preserve">En Umacachi, la ordenanza se llevó los bueyes de los Villca, que se lamentaban: «Y ni siquiera tenemos una yunta» (Botelho Gosálvez, 1982 [1945]: 105). Al volver, sin yuntas, «los mismos hombres eran quienes tiraban el arado» (ibid.: 156). El cuerpo ocupa el lugar del buey. Y el narrador vuelve a convertirlos en piedra: trabajan «con una voluntad de siglos de piedra» (ibid.), una piedra fuera de la historia, no la </w:t>
       </w:r>
       <w:r>
         <w:rPr>
@@ -3395,18 +3143,111 @@
       </w:pPr>
       <w:r>
         <w:rPr/>
-        <w:t>Muralla, foso, atalaya: recordar es construir, y olvidar también. Es lo contrario del lema que abre este artículo: los comunarios de la novela no caminan mirando al pasado; lo esconden en un foso. La selección tiene nombres: «Llegaron los Villca, los Huanca, los Huallpa, los Yupanqui, los Ticona, los Choque, los Chuquihuanca» (ibid.: 156). Faltan los Condori, los Mamani y los Quispe, la «legión» sin tierra que cerraba la escalera del narrador (ibid.: 22). Juan Condori está enterrado en el cementerio de los mineros; los miembros de Basilio Quispe, «en muchos sitios» (ibid.: 69). El Signo Escalonado se rehace sin su último escalón. Con la cosecha, los derrotados «olvidaron la pesadilla pasada», y la Pachamama recuperó «su prestigio de hembra paridora y múltiple» (ibid.: 159). La paz se paga con ese olvido.</w:t>
-      </w:r>
-    </w:p>
-    <w:p>
-      <w:pPr>
-        <w:pStyle w:val="BodyText"/>
-        <w:rPr/>
-      </w:pPr>
-      <w:bookmarkStart w:id="9" w:name="Xd33dadc6dc41c4f190a3160c8a87a45b956b4eb"/>
-      <w:r>
-        <w:rPr/>
-        <w:t>Ursula K. Le Guin opuso dos formas de contar: la del arma, con forma de flecha, y la del recipiente. «Una novela es un botiquín», escribió, «que contiene cosas en una relación particular, poderosa, entre sí, y con nosotros» (Le Guin, 2021 [1986]: 10). La mina pertenece a la historia del arma: jornal, revólver, boquete. El ayllu del retorno, a la del recipiente: la casa, «un recipiente para personas» (ibid.: 8), vuelve a guardar la cosecha y a reunir los nombres. Pero todo recipiente elige qué guarda. El pesebre fue tumba, y el ayllu reparado deja fuera a los sin tierra. El narrador cierra con héroes: los derrotados vuelven a ser «los patriarcas fecundadores del suelo, los sembradores del destino» (Botelho Gosálvez, 1982 [1945]: 159). El héroe, advierte Le Guin, no cabe en la bolsa: «Necesita un escenario, o un pedestal, o una cima» (Le Guin, 2021 [1986]: 11). Aquí, la atalaya. La novela, que guarda lo que el ayllu prefiere no mirar, es el recipiente más grande.</w:t>
+        <w:t xml:space="preserve">Muralla, foso, atalaya: recordar es construir, y olvidar también. Es lo contrario del lema que abre este artículo: los comunarios de la novela no caminan mirando al pasado; lo esconden en un foso. La selección tiene nombres: «Llegaron los Villca, los Huanca, los Huallpa, los Yupanqui, los Ticona, los Choque, los Chuquihuanca» (ibid.: 156). Faltan los Condori, los Mamani y los Quispe, la «legión» sin tierra que cerraba la escalera del narrador (ibid.: 22). Juan Condori está enterrado en el cementerio de los mineros; los miembros de Basilio Quispe, «en muchos sitios» (ibid.: 69). El Signo Escalonado se rehace sin su último escalón. </w:t>
+      </w:r>
+      <w:ins w:id="11" w:author="Unknown Author" w:date="2026-09-27T04:57:26Z">
+        <w:r>
+          <w:rPr/>
+          <w:t xml:space="preserve">Una pirca de doble cara enseña lo que esa memoria olvida: las piedras grandes dan la cara, pero adentro, apretadas entre las dos caras, van las menudas, y sin ese relleno el muro se cae. El narrador también llama «legión» a la «piedrecilla menuda» que baja del cerro hasta las pircas (ibid.: 8). Los sin tierra fueron ese relleno: tres de ellos, sin nombre, cuidaron el ayllu vacío, y el retorno no los cuenta. </w:t>
+        </w:r>
+      </w:ins>
+      <w:r>
+        <w:rPr/>
+        <w:t>Con la cosecha, los derrotados «olvidaron la pesadilla pasada», y la Pachamama recuperó «su prestigio de hembra paridora y múltiple» (ibid.: 159). La paz se paga con ese olvido.</w:t>
+      </w:r>
+    </w:p>
+    <w:p>
+      <w:pPr>
+        <w:pStyle w:val="BodyText"/>
+        <w:rPr/>
+      </w:pPr>
+      <w:r>
+        <w:rPr/>
+        <w:t xml:space="preserve">Ursula K. Le Guin opuso dos formas de contar: la del arma, con forma de flecha, y la del recipiente. «Una novela es un botiquín», escribió, «que contiene cosas en una relación particular, poderosa, entre sí, y con nosotros» (Le Guin, 2021 [1986]: 10). La mina pertenece a la historia del arma: jornal, revólver, boquete. El ayllu del retorno, a la del recipiente: la casa, «un recipiente para personas» (ibid.: 8), vuelve a guardar la cosecha y a reunir los nombres. Pero todo recipiente elige qué guarda. El </w:t>
+      </w:r>
+      <w:del w:id="12" w:author="Unknown Author" w:date="2026-09-27T04:57:26Z">
+        <w:r>
+          <w:rPr/>
+          <w:delText xml:space="preserve">pesebre fue tumba, y el ayllu reparado deja fuera a los sin tierra. El </w:delText>
+        </w:r>
+      </w:del>
+      <w:r>
+        <w:rPr/>
+        <w:t>narrador cierra con héroes: los derrotados vuelven a ser «los patriarcas fecundadores del suelo, los sembradores del destino» (Botelho Gosálvez, 1982 [1945]: 159). El héroe, advierte Le Guin, no cabe en la bolsa: «Necesita un escenario, o un pedestal, o una cima» (Le Guin, 2021 [1986]: 11). Aquí, la atalaya. La novela, que guarda lo que el ayllu prefiere no mirar, es el recipiente más grande.</w:t>
+      </w:r>
+      <w:bookmarkEnd w:id="8"/>
+    </w:p>
+    <w:p>
+      <w:pPr>
+        <w:pStyle w:val="Heading2"/>
+        <w:rPr/>
+      </w:pPr>
+      <w:bookmarkStart w:id="9" w:name="X6513926464102a35f22aafc801b0596a5c3805e"/>
+      <w:r>
+        <w:rPr/>
+        <w:t>8. Conclusiones: lo que muestra el dibujo y sus límites</w:t>
+      </w:r>
+    </w:p>
+    <w:p>
+      <w:pPr>
+        <w:pStyle w:val="FirstParagraph"/>
+        <w:rPr/>
+      </w:pPr>
+      <w:r>
+        <w:rPr/>
+        <w:t>La lectura permite sostener cuatro hallazgos. Primero: el montón de piedras es la arquitectura mínima de la novela, masa sin edificio, y la cosecha de estaño que promete el capataz (Botelho Gosálvez, 1982 [1945]: 142) es la captura de ese gesto por la máquina. Segundo: el Signo Escalonado vuelve a escalonar a la gente en el ayllu, la aldea, el cocal y el campamento, y el retorno lo rehace sin su último escalón. Tercero: el despojo funciona con una cadena de personas, instituciones y soportes (expediente, papel sellado, radio urbano, infolio, huella dactilar) que vuelven legibles la tierra y los cuerpos. La oposición entre la mano y el papel es el discurso de la aldea, y la novela la confirma al callar lo que los aymaras hicieron con la escritura: títulos coloniales, tinterillos aliados, escuelas propias. Cuarto: el narrador, que convierte a los comunarios en piedra fuera de la historia y culmina su desigualdad de género en la muchacha sin nombre, vuelve paisaje una posesión que la novela, a sus espaldas, deja escrita en la piedra: mojones, pircas, linderos, un apellido.</w:t>
+      </w:r>
+    </w:p>
+    <w:p>
+      <w:pPr>
+        <w:pStyle w:val="BodyText"/>
+        <w:rPr/>
+      </w:pPr>
+      <w:r>
+        <w:rPr/>
+        <w:t>¿Qué muestra el dibujo? Ante todo, posiciones. Los esquemas obligan a decidir lo que el texto deja abierto (desde dónde se mira, a qué escala, qué queda dentro y qué fuera), y cada decisión deja ver la del narrador: fuera de la chujlla, en la tribuna del linchamiento, frente a las cumbres góticas. Cuando la decisión es del dibujante, como el cráneo o los mojones, la comparación con el texto y con el vocabulario aymara dice si se sostiene. Además, las operaciones del pastel (sumar, quitar, manchar, rayar, disolver) repiten las de la novela: amontonar, despejar, dejar «manchones» (ibid.: 60, 156), escribir, derretirse. Leer con la mano no es solo ilustrar escenas, sino repetir operaciones: un manuaje de la lectura, táctil como la prosa que lee.</w:t>
+      </w:r>
+    </w:p>
+    <w:p>
+      <w:pPr>
+        <w:pStyle w:val="BodyText"/>
+        <w:rPr/>
+      </w:pPr>
+      <w:r>
+        <w:rPr/>
+        <w:t xml:space="preserve">El trabajo tiene tres límites. El primero es el que advertía Hall: el corte, el </w:t>
+      </w:r>
+      <w:r>
+        <w:rPr>
+          <w:i/>
+          <w:iCs/>
+        </w:rPr>
+        <w:t>capriccio</w:t>
+      </w:r>
+      <w:r>
+        <w:rPr/>
+        <w:t>, Bacon, la tectónica y hasta la pelvis son maneras de ver ajenas al mundo narrado. Los dibujos hablan de la novela, no del ayllu ni de la manera aymara de entender el espacio, que pedirían otras fuentes y otros autores: los de la historia que los aymaras, escribía Roberto Choque Canqui, «hace tiempo, hemos añorado por escribir» (Choque Canqui, 1978 [1974]: s. p.). El segundo es ético: la inmersión seduce, y un pastel puede embellecer la miseria o fabricar efigies; por eso la serie no dibuja el linchamiento ni los sueños que el narrador declara inaccesibles. El tercero es de método: el dibujo depende de los datos del texto y hereda sus silencios. Puede hacerlos visibles, pero no llenarlos.</w:t>
+      </w:r>
+    </w:p>
+    <w:p>
+      <w:pPr>
+        <w:pStyle w:val="BodyText"/>
+        <w:rPr/>
+      </w:pPr>
+      <w:r>
+        <w:rPr/>
+        <w:t xml:space="preserve">Queda el montón. «Quizá un día la montaña de piedras sobrepase la altura del cerro», esperaban los comunarios (Botelho Gosálvez, 1982 [1945]: 9). La novela cumple la profecía al revés: la montaña crece en el desmonte de la mina y en el «informe montón» que sepulta a Juan Condori (ibid.: 154). El dibujo no repara lo que la novela deja caer al foso; a lo sumo, puede impedir que el foso se cierre. Si en Jatun-Kolla habitar es despejar piedras, leer </w:t>
+      </w:r>
+      <w:r>
+        <w:rPr>
+          <w:i/>
+          <w:iCs/>
+        </w:rPr>
+        <w:t>Altiplano</w:t>
+      </w:r>
+      <w:r>
+        <w:rPr/>
+        <w:t xml:space="preserve"> con la mano es, quizá, volver a amontonarlas para ver qué queda debajo.</w:t>
       </w:r>
       <w:bookmarkEnd w:id="9"/>
     </w:p>
@@ -3415,81 +3256,7 @@
         <w:pStyle w:val="Heading2"/>
         <w:rPr/>
       </w:pPr>
-      <w:bookmarkStart w:id="10" w:name="X6513926464102a35f22aafc801b0596a5c3805e"/>
-      <w:r>
-        <w:rPr/>
-        <w:t>8. Conclusiones: lo que muestra el dibujo y sus límites</w:t>
-      </w:r>
-    </w:p>
-    <w:p>
-      <w:pPr>
-        <w:pStyle w:val="FirstParagraph"/>
-        <w:rPr/>
-      </w:pPr>
-      <w:r>
-        <w:rPr/>
-        <w:t>La lectura permite sostener cuatro hallazgos. Primero: el montón de piedras es la arquitectura mínima de la novela, masa sin edificio, y la cosecha de estaño que promete el capataz (Botelho Gosálvez, 1982 [1945]: 142) es la captura de ese gesto por la máquina. Segundo: el Signo Escalonado vuelve a escalonar a la gente en el ayllu, la aldea, el cocal y el campamento, y el retorno lo rehace sin su último escalón. Tercero: el despojo funciona con una cadena de personas, instituciones y soportes (expediente, papel sellado, radio urbano, infolio, huella dactilar) que vuelven legibles la tierra y los cuerpos. La oposición entre la mano y el papel es el discurso de la aldea, y la novela la confirma al callar lo que los aymaras hicieron con la escritura: títulos coloniales, tinterillos aliados, escuelas propias. Cuarto: el narrador, que convierte a los comunarios en piedra fuera de la historia y culmina su desigualdad de género en la muchacha sin nombre, vuelve paisaje una posesión que la novela, a sus espaldas, deja escrita en la piedra: mojones, pircas, linderos, un apellido.</w:t>
-      </w:r>
-    </w:p>
-    <w:p>
-      <w:pPr>
-        <w:pStyle w:val="BodyText"/>
-        <w:rPr/>
-      </w:pPr>
-      <w:r>
-        <w:rPr/>
-        <w:t>¿Qué muestra el dibujo? Ante todo, posiciones. Los esquemas obligan a decidir lo que el texto deja abierto (desde dónde se mira, a qué escala, qué queda dentro y qué fuera), y cada decisión deja ver la del narrador: fuera de la chujlla, en la tribuna del linchamiento, frente a las cumbres góticas. Cuando la decisión es del dibujante, como el cráneo o los mojones, la comparación con el texto y con el vocabulario aymara dice si se sostiene. Además, las operaciones del pastel (sumar, quitar, manchar, rayar, disolver) repiten las de la novela: amontonar, despejar, dejar «manchones» (ibid.: 60, 156), escribir, derretirse. Leer con la mano no es solo ilustrar escenas, sino repetir operaciones: un manuaje de la lectura, táctil como la prosa que lee.</w:t>
-      </w:r>
-    </w:p>
-    <w:p>
-      <w:pPr>
-        <w:pStyle w:val="BodyText"/>
-        <w:rPr/>
-      </w:pPr>
-      <w:r>
-        <w:rPr/>
-        <w:t xml:space="preserve">El trabajo tiene tres límites. El primero es el que advertía Hall: el corte, el </w:t>
-      </w:r>
-      <w:r>
-        <w:rPr>
-          <w:i/>
-          <w:iCs/>
-        </w:rPr>
-        <w:t>capriccio</w:t>
-      </w:r>
-      <w:r>
-        <w:rPr/>
-        <w:t>, Bacon, la tectónica y hasta la pelvis son maneras de ver ajenas al mundo narrado. Los dibujos hablan de la novela, no del ayllu ni de la manera aymara de entender el espacio, que pedirían otras fuentes y otros autores: los de la historia que los aymaras, escribía Roberto Choque Canqui, «hace tiempo, hemos añorado por escribir» (Choque Canqui, 1978 [1974]: s. p.). El segundo es ético: la inmersión seduce, y un pastel puede embellecer la miseria o fabricar efigies; por eso la serie no dibuja el linchamiento ni los sueños que el narrador declara inaccesibles. El tercero es de método: el dibujo depende de los datos del texto y hereda sus silencios. Puede hacerlos visibles, pero no llenarlos.</w:t>
-      </w:r>
-    </w:p>
-    <w:p>
-      <w:pPr>
-        <w:pStyle w:val="BodyText"/>
-        <w:rPr/>
-      </w:pPr>
-      <w:r>
-        <w:rPr/>
-        <w:t xml:space="preserve">Queda el montón. «Quizá un día la montaña de piedras sobrepase la altura del cerro», esperaban los comunarios (Botelho Gosálvez, 1982 [1945]: 9). La novela cumple la profecía al revés: la montaña crece en el desmonte de la mina y en el «informe montón» que sepulta a Juan Condori (ibid.: 154). El dibujo no repara lo que la novela deja caer al foso; a lo sumo, puede impedir que el foso se cierre. Si en Jatun-Kolla habitar es despejar piedras, leer </w:t>
-      </w:r>
-      <w:r>
-        <w:rPr>
-          <w:i/>
-          <w:iCs/>
-        </w:rPr>
-        <w:t>Altiplano</w:t>
-      </w:r>
-      <w:r>
-        <w:rPr/>
-        <w:t xml:space="preserve"> con la mano es, quizá, volver a amontonarlas para ver qué queda debajo.</w:t>
-      </w:r>
-      <w:bookmarkEnd w:id="10"/>
-    </w:p>
-    <w:p>
-      <w:pPr>
-        <w:pStyle w:val="Heading2"/>
-        <w:rPr/>
-      </w:pPr>
-      <w:bookmarkStart w:id="11" w:name="declaraciones-finales"/>
+      <w:bookmarkStart w:id="10" w:name="declaraciones-finales"/>
       <w:r>
         <w:rPr/>
         <w:t>Declaraciones finales</w:t>
@@ -3561,559 +3328,514 @@
         <w:rPr/>
         <w:t>: el autor concibió la hipótesis original, diseñó la metodología de lectura tectónica, seleccionó las fuentes, decidió las interpretaciones, dirigió y revisó la redacción y es autor exclusivo de los pasteles al óleo que sustentan la investigación; asume la plena responsabilidad intelectual por la versión final del manuscrito.</w:t>
       </w:r>
+      <w:bookmarkEnd w:id="10"/>
+    </w:p>
+    <w:p>
+      <w:pPr>
+        <w:pStyle w:val="Heading2"/>
+        <w:rPr/>
+      </w:pPr>
+      <w:bookmarkStart w:id="11" w:name="bibliografía"/>
+      <w:r>
+        <w:rPr/>
+        <w:t>Bibliografía</w:t>
+      </w:r>
+    </w:p>
+    <w:p>
+      <w:pPr>
+        <w:pStyle w:val="FirstParagraph"/>
+        <w:rPr/>
+      </w:pPr>
+      <w:r>
+        <w:rPr/>
+        <w:t xml:space="preserve">Bachelard, Gaston (1978 [1942]). </w:t>
+      </w:r>
+      <w:r>
+        <w:rPr>
+          <w:i/>
+          <w:iCs/>
+        </w:rPr>
+        <w:t>El agua y los sueños. Ensayo sobre la imaginación de la materia</w:t>
+      </w:r>
+      <w:r>
+        <w:rPr/>
+        <w:t>. México: Fondo de Cultura Económica.</w:t>
+      </w:r>
+    </w:p>
+    <w:p>
+      <w:pPr>
+        <w:pStyle w:val="BodyText"/>
+        <w:rPr/>
+      </w:pPr>
+      <w:r>
+        <w:rPr/>
+        <w:t xml:space="preserve">Barnadas, Josep M. (1978 [1975]). </w:t>
+      </w:r>
+      <w:r>
+        <w:rPr>
+          <w:i/>
+          <w:iCs/>
+        </w:rPr>
+        <w:t>Apuntes para una historia aymara</w:t>
+      </w:r>
+      <w:r>
+        <w:rPr/>
+        <w:t>. 2.ª ed. La Paz: CIPCA (Cuadernos de Investigación, 6).</w:t>
+      </w:r>
+    </w:p>
+    <w:p>
+      <w:pPr>
+        <w:pStyle w:val="BodyText"/>
+        <w:rPr/>
+      </w:pPr>
+      <w:r>
+        <w:rPr/>
+        <w:t xml:space="preserve">Bertonio, Ludovico (2011 [1612]). </w:t>
+      </w:r>
+      <w:r>
+        <w:rPr>
+          <w:i/>
+          <w:iCs/>
+        </w:rPr>
+        <w:t>Transcripción del vocabulario de la lengua aymara</w:t>
+      </w:r>
+      <w:r>
+        <w:rPr/>
+        <w:t>. La Paz: Radio San Gabriel (1993) e ILLA-A (ed. digital).</w:t>
+      </w:r>
+    </w:p>
+    <w:p>
+      <w:pPr>
+        <w:pStyle w:val="BodyText"/>
+        <w:rPr/>
+      </w:pPr>
+      <w:r>
+        <w:rPr/>
+        <w:t xml:space="preserve">Botelho Gosálvez, Raúl (1982 [1945]). </w:t>
+      </w:r>
+      <w:r>
+        <w:rPr>
+          <w:i/>
+          <w:iCs/>
+        </w:rPr>
+        <w:t>Altiplano</w:t>
+      </w:r>
+      <w:r>
+        <w:rPr/>
+        <w:t>. 7.ª ed. La Paz: Librería Editorial Juventud.</w:t>
+      </w:r>
+    </w:p>
+    <w:p>
+      <w:pPr>
+        <w:pStyle w:val="BodyText"/>
+        <w:rPr/>
+      </w:pPr>
+      <w:r>
+        <w:rPr/>
+        <w:t xml:space="preserve">Cárcamo Pino, Mauricio Arnoldo (2019). “Thinking and Intelligence in the Architectural Design. A Review from Language, Graphuage and Manuage”. En Carlos Luis Marcos Alba (ed.), </w:t>
+      </w:r>
+      <w:r>
+        <w:rPr>
+          <w:i/>
+          <w:iCs/>
+        </w:rPr>
+        <w:t>Graphic Imprints. The Influence of Representation and Ideation Tools in Architecture. EGA 2018</w:t>
+      </w:r>
+      <w:r>
+        <w:rPr/>
+        <w:t>. Cham: Springer: 1411-1423.</w:t>
+      </w:r>
+    </w:p>
+    <w:p>
+      <w:pPr>
+        <w:pStyle w:val="BodyText"/>
+        <w:rPr/>
+      </w:pPr>
+      <w:r>
+        <w:rPr/>
+        <w:t xml:space="preserve">Cárcamo Pino, Mauricio Arnoldo (2025a). “Madera, herramientas y manuaje. Notas para una ontología evolutiva del diseñar”. </w:t>
+      </w:r>
+      <w:r>
+        <w:rPr>
+          <w:i/>
+          <w:iCs/>
+        </w:rPr>
+        <w:t>Revista Arteoficio</w:t>
+      </w:r>
+      <w:r>
+        <w:rPr/>
+        <w:t>, 21: 5-12. https://doi.org/10.35588/nn3v3487</w:t>
+      </w:r>
+    </w:p>
+    <w:p>
+      <w:pPr>
+        <w:pStyle w:val="BodyText"/>
+        <w:rPr/>
+      </w:pPr>
+      <w:r>
+        <w:rPr/>
+        <w:t xml:space="preserve">Cárcamo Pino, Mauricio Arnoldo (2025b). “Oralitura/literatura y manuaje/lenguaje: una revisión por reescritura”. </w:t>
+      </w:r>
+      <w:r>
+        <w:rPr>
+          <w:i/>
+          <w:iCs/>
+        </w:rPr>
+        <w:t>Revista Chilena de Literatura</w:t>
+      </w:r>
+      <w:r>
+        <w:rPr/>
+        <w:t>, 112: 233-264.</w:t>
+      </w:r>
+    </w:p>
+    <w:p>
+      <w:pPr>
+        <w:pStyle w:val="BodyText"/>
+        <w:rPr/>
+      </w:pPr>
+      <w:r>
+        <w:rPr/>
+        <w:t xml:space="preserve">Choque Canqui, Roberto (1978 [1974]). “Prólogo”. En Josep M. Barnadas, </w:t>
+      </w:r>
+      <w:r>
+        <w:rPr>
+          <w:i/>
+          <w:iCs/>
+        </w:rPr>
+        <w:t>Apuntes para una historia aymara</w:t>
+      </w:r>
+      <w:r>
+        <w:rPr/>
+        <w:t>. 2.ª ed. La Paz: CIPCA: s. p.</w:t>
+      </w:r>
+    </w:p>
+    <w:p>
+      <w:pPr>
+        <w:pStyle w:val="BodyText"/>
+        <w:rPr/>
+      </w:pPr>
+      <w:r>
+        <w:rPr/>
+        <w:t xml:space="preserve">Cornejo Polar, Antonio (2003 [1994]). </w:t>
+      </w:r>
+      <w:r>
+        <w:rPr>
+          <w:i/>
+          <w:iCs/>
+        </w:rPr>
+        <w:t>Escribir en el aire. Ensayo sobre la heterogeneidad socio-cultural en las literaturas andinas</w:t>
+      </w:r>
+      <w:r>
+        <w:rPr/>
+        <w:t>. 2.ª ed. Lima y Berkeley: CELACP y Latinoamericana Editores.</w:t>
+      </w:r>
+    </w:p>
+    <w:p>
+      <w:pPr>
+        <w:pStyle w:val="BodyText"/>
+        <w:rPr/>
+      </w:pPr>
+      <w:r>
+        <w:rPr/>
+        <w:t xml:space="preserve">Dean, Carolyn (2010). </w:t>
+      </w:r>
+      <w:r>
+        <w:rPr>
+          <w:i/>
+          <w:iCs/>
+        </w:rPr>
+        <w:t>A Culture of Stone: Inka Perspectives on Rock</w:t>
+      </w:r>
+      <w:r>
+        <w:rPr/>
+        <w:t>. Durham y Londres: Duke University Press.</w:t>
+      </w:r>
+    </w:p>
+    <w:p>
+      <w:pPr>
+        <w:pStyle w:val="BodyText"/>
+        <w:rPr/>
+      </w:pPr>
+      <w:r>
+        <w:rPr/>
+        <w:t xml:space="preserve">Duviols, Pierre (1979). “Un symbolisme de l’occupation, de l’aménagement et de l’exploitation de l’espace: le monolithe «huanca» et sa fonction dans les Andes préhispaniques”. </w:t>
+      </w:r>
+      <w:r>
+        <w:rPr>
+          <w:i/>
+          <w:iCs/>
+        </w:rPr>
+        <w:t>L’Homme</w:t>
+      </w:r>
+      <w:r>
+        <w:rPr/>
+        <w:t>, 19(2): 7-31.</w:t>
+      </w:r>
+    </w:p>
+    <w:p>
+      <w:pPr>
+        <w:pStyle w:val="BodyText"/>
+        <w:rPr/>
+      </w:pPr>
+      <w:r>
+        <w:rPr/>
+        <w:t xml:space="preserve">Frampton, Kenneth (1995). </w:t>
+      </w:r>
+      <w:r>
+        <w:rPr>
+          <w:i/>
+          <w:iCs/>
+        </w:rPr>
+        <w:t>Studies in Tectonic Culture: The Poetics of Construction in Nineteenth and Twentieth Century Architecture</w:t>
+      </w:r>
+      <w:r>
+        <w:rPr/>
+        <w:t>. Ed. John Cava. Cambridge, MA y Londres: MIT Press.</w:t>
+      </w:r>
+    </w:p>
+    <w:p>
+      <w:pPr>
+        <w:pStyle w:val="BodyText"/>
+        <w:rPr/>
+      </w:pPr>
+      <w:r>
+        <w:rPr/>
+        <w:t xml:space="preserve">Garrington, Abbie (2013). </w:t>
+      </w:r>
+      <w:r>
+        <w:rPr>
+          <w:i/>
+          <w:iCs/>
+        </w:rPr>
+        <w:t>Haptic Modernism: Touch and the Tactile in Modernist Writing</w:t>
+      </w:r>
+      <w:r>
+        <w:rPr/>
+        <w:t>. Edimburgo: Edinburgh University Press.</w:t>
+      </w:r>
+    </w:p>
+    <w:p>
+      <w:pPr>
+        <w:pStyle w:val="BodyText"/>
+        <w:rPr/>
+      </w:pPr>
+      <w:r>
+        <w:rPr/>
+        <w:t xml:space="preserve">Hall, Edward T. (1973 [1966]). </w:t>
+      </w:r>
+      <w:r>
+        <w:rPr>
+          <w:i/>
+          <w:iCs/>
+        </w:rPr>
+        <w:t>La dimensión oculta: enfoque antropológico del uso del espacio</w:t>
+      </w:r>
+      <w:r>
+        <w:rPr/>
+        <w:t>. Madrid: Instituto de Estudios de Administración Local.</w:t>
+      </w:r>
+    </w:p>
+    <w:p>
+      <w:pPr>
+        <w:pStyle w:val="BodyText"/>
+        <w:rPr/>
+      </w:pPr>
+      <w:r>
+        <w:rPr/>
+        <w:t xml:space="preserve">Ingold, Tim (2013). </w:t>
+      </w:r>
+      <w:r>
+        <w:rPr>
+          <w:i/>
+          <w:iCs/>
+        </w:rPr>
+        <w:t>Making: Anthropology, Archaeology, Art and Architecture</w:t>
+      </w:r>
+      <w:r>
+        <w:rPr/>
+        <w:t>. Londres y Nueva York: Routledge.</w:t>
+      </w:r>
+    </w:p>
+    <w:p>
+      <w:pPr>
+        <w:pStyle w:val="BodyText"/>
+        <w:rPr/>
+      </w:pPr>
+      <w:r>
+        <w:rPr/>
+        <w:t>Le Guin, Ursula K. (2021 [1986]). “La teoría de la bolsa de transporte de la ficción”. Trad. Kamen Nedev y José Pérez de Lama. Biblioteca Anarquista. https://es.theanarchistlibrary.org</w:t>
+      </w:r>
+    </w:p>
+    <w:p>
+      <w:pPr>
+        <w:pStyle w:val="BodyText"/>
+        <w:rPr/>
+      </w:pPr>
+      <w:r>
+        <w:rPr/>
+        <w:t xml:space="preserve">Lundberg, Simon (2019). </w:t>
+      </w:r>
+      <w:r>
+        <w:rPr>
+          <w:i/>
+          <w:iCs/>
+        </w:rPr>
+        <w:t>Architecture as Image</w:t>
+      </w:r>
+      <w:r>
+        <w:rPr/>
+        <w:t>. Proyecto de grado en Arquitectura, nivel avanzado. Estocolmo: KTH, TRITA-ABE-MBT-19132.</w:t>
+      </w:r>
+    </w:p>
+    <w:p>
+      <w:pPr>
+        <w:pStyle w:val="BodyText"/>
+        <w:rPr/>
+      </w:pPr>
+      <w:r>
+        <w:rPr/>
+        <w:t xml:space="preserve">Martin, Richard (2014). </w:t>
+      </w:r>
+      <w:r>
+        <w:rPr>
+          <w:i/>
+          <w:iCs/>
+        </w:rPr>
+        <w:t>The Architecture of David Lynch</w:t>
+      </w:r>
+      <w:r>
+        <w:rPr/>
+        <w:t>. Londres y Nueva York: Bloomsbury Academic.</w:t>
+      </w:r>
+    </w:p>
+    <w:p>
+      <w:pPr>
+        <w:pStyle w:val="BodyText"/>
+        <w:rPr/>
+      </w:pPr>
+      <w:r>
+        <w:rPr/>
+        <w:t xml:space="preserve">Pallasmaa, Juhani (2014 [2011]). </w:t>
+      </w:r>
+      <w:r>
+        <w:rPr>
+          <w:i/>
+          <w:iCs/>
+        </w:rPr>
+        <w:t>La imagen corpórea. Imaginación e imaginario en la arquitectura</w:t>
+      </w:r>
+      <w:r>
+        <w:rPr/>
+        <w:t>. Trad. Carles Muro. Barcelona: Gustavo Gili.</w:t>
+      </w:r>
+    </w:p>
+    <w:p>
+      <w:pPr>
+        <w:pStyle w:val="BodyText"/>
+        <w:rPr/>
+      </w:pPr>
+      <w:r>
+        <w:rPr/>
+        <w:t xml:space="preserve">Rivera Cusicanqui, Silvia (2010 [1984]). </w:t>
+      </w:r>
+      <w:r>
+        <w:rPr>
+          <w:i/>
+          <w:iCs/>
+        </w:rPr>
+        <w:t>«Oprimidos pero no vencidos». Luchas del campesinado aymara y qhechwa 1900-1980</w:t>
+      </w:r>
+      <w:r>
+        <w:rPr/>
+        <w:t>. 4.ª ed. La Paz: WA-GUI.</w:t>
+      </w:r>
+    </w:p>
+    <w:p>
+      <w:pPr>
+        <w:pStyle w:val="BodyText"/>
+        <w:rPr/>
+      </w:pPr>
+      <w:r>
+        <w:rPr/>
+        <w:t xml:space="preserve">Scott, James C. (2020 [1998]). </w:t>
+      </w:r>
+      <w:r>
+        <w:rPr>
+          <w:i/>
+          <w:iCs/>
+        </w:rPr>
+        <w:t>Seeing Like a State: How Certain Schemes to Improve the Human Condition Have Failed</w:t>
+      </w:r>
+      <w:r>
+        <w:rPr/>
+        <w:t>. New Haven y Londres: Yale University Press.</w:t>
+      </w:r>
+    </w:p>
+    <w:p>
+      <w:pPr>
+        <w:pStyle w:val="BodyText"/>
+        <w:rPr/>
+      </w:pPr>
+      <w:r>
+        <w:rPr/>
+        <w:t xml:space="preserve">Seguí de la Riva, Javier (2010). </w:t>
+      </w:r>
+      <w:r>
+        <w:rPr>
+          <w:i/>
+          <w:iCs/>
+        </w:rPr>
+        <w:t>Ser dibujo</w:t>
+      </w:r>
+      <w:r>
+        <w:rPr/>
+        <w:t>. Madrid: Mairea Libros y Escuela Técnica Superior de Arquitectura de Madrid.</w:t>
+      </w:r>
+    </w:p>
+    <w:p>
+      <w:pPr>
+        <w:pStyle w:val="BodyText"/>
+        <w:rPr/>
+      </w:pPr>
+      <w:r>
+        <w:rPr/>
+        <w:t xml:space="preserve">Vázquez Ramos, Fernando Guillermo; Dias Ribeiro, Carlos Eduardo; Quedas Campoy, Carlos y Ferreira de Paula, Franklin Roberto (2023). “Reflexões sobre a construção histórica do conceito de espaço: uma aproximação”. </w:t>
+      </w:r>
+      <w:r>
+        <w:rPr>
+          <w:i/>
+          <w:iCs/>
+        </w:rPr>
+        <w:t>Risco. Revista de Pesquisa em Arquitetura e Urbanismo</w:t>
+      </w:r>
+      <w:r>
+        <w:rPr/>
+        <w:t>, 21: 1-18. https://doi.org/10.11606/1984-4506.risco.2023.187844</w:t>
+      </w:r>
+    </w:p>
+    <w:p>
+      <w:pPr>
+        <w:pStyle w:val="BodyText"/>
+        <w:spacing w:lineRule="auto" w:line="360" w:before="0" w:after="120"/>
+        <w:rPr/>
+      </w:pPr>
+      <w:r>
+        <w:rPr/>
+        <w:t xml:space="preserve">Zavaleta Mercado, René (1986). </w:t>
+      </w:r>
+      <w:r>
+        <w:rPr>
+          <w:i/>
+          <w:iCs/>
+        </w:rPr>
+        <w:t>Lo nacional-popular en Bolivia</w:t>
+      </w:r>
+      <w:r>
+        <w:rPr/>
+        <w:t>. México: Siglo XXI.</w:t>
+      </w:r>
+      <w:bookmarkEnd w:id="0"/>
       <w:bookmarkEnd w:id="11"/>
-    </w:p>
-    <w:p>
-      <w:pPr>
-        <w:pStyle w:val="Heading2"/>
-        <w:rPr/>
-      </w:pPr>
-      <w:bookmarkStart w:id="12" w:name="bibliografía"/>
-      <w:r>
-        <w:rPr/>
-        <w:t>Bibliografía</w:t>
-      </w:r>
-    </w:p>
-    <w:p>
-      <w:pPr>
-        <w:pStyle w:val="FirstParagraph"/>
-        <w:rPr>
-          <w:ins w:id="46" w:author="Unknown Author" w:date="2026-09-26T23:13:20Z"/>
-        </w:rPr>
-      </w:pPr>
-      <w:ins w:id="43" w:author="Unknown Author" w:date="2026-09-26T23:13:20Z">
-        <w:r>
-          <w:rPr/>
-          <w:t xml:space="preserve">Bachelard, Gaston (1978 [1942]). </w:t>
-        </w:r>
-      </w:ins>
-      <w:ins w:id="44" w:author="Unknown Author" w:date="2026-09-26T23:13:20Z">
-        <w:r>
-          <w:rPr>
-            <w:i/>
-            <w:iCs/>
-          </w:rPr>
-          <w:t>El agua y los sueños. Ensayo sobre la imaginación de la materia</w:t>
-        </w:r>
-      </w:ins>
-      <w:ins w:id="45" w:author="Unknown Author" w:date="2026-09-26T23:13:20Z">
-        <w:r>
-          <w:rPr/>
-          <w:t>. México: Fondo de Cultura Económica.</w:t>
-        </w:r>
-      </w:ins>
-    </w:p>
-    <w:p>
-      <w:pPr>
-        <w:pStyle w:val="FirstParagraph"/>
-        <w:rPr>
-          <w:del w:id="50" w:author="Unknown Author" w:date="2026-09-26T23:13:20Z"/>
-        </w:rPr>
-      </w:pPr>
-      <w:del w:id="47" w:author="Unknown Author" w:date="2026-09-26T23:13:20Z">
-        <w:r>
-          <w:rPr/>
-          <w:delText xml:space="preserve">Bachelard, Gaston (1994 [1958]). </w:delText>
-        </w:r>
-      </w:del>
-      <w:del w:id="48" w:author="Unknown Author" w:date="2026-09-26T23:13:20Z">
-        <w:r>
-          <w:rPr>
-            <w:i/>
-            <w:iCs/>
-          </w:rPr>
-          <w:delText>The Poetics of Space</w:delText>
-        </w:r>
-      </w:del>
-      <w:del w:id="49" w:author="Unknown Author" w:date="2026-09-26T23:13:20Z">
-        <w:r>
-          <w:rPr/>
-          <w:delText>. Trad. Maria Jolas. Boston: Beacon Press.</w:delText>
-        </w:r>
-      </w:del>
-    </w:p>
-    <w:p>
-      <w:pPr>
-        <w:pStyle w:val="FirstParagraph"/>
-        <w:rPr/>
-      </w:pPr>
-      <w:r>
-        <w:rPr/>
-        <w:t xml:space="preserve">Barnadas, Josep M. (1978 [1975]). </w:t>
-      </w:r>
-      <w:r>
-        <w:rPr>
-          <w:i/>
-          <w:iCs/>
-        </w:rPr>
-        <w:t>Apuntes para una historia aymara</w:t>
-      </w:r>
-      <w:r>
-        <w:rPr/>
-        <w:t>. 2.ª ed. La Paz: CIPCA (Cuadernos de Investigación, 6).</w:t>
-      </w:r>
-    </w:p>
-    <w:p>
-      <w:pPr>
-        <w:pStyle w:val="BodyText"/>
-        <w:rPr/>
-      </w:pPr>
-      <w:r>
-        <w:rPr/>
-        <w:t xml:space="preserve">Bertonio, Ludovico (2011 [1612]). </w:t>
-      </w:r>
-      <w:r>
-        <w:rPr>
-          <w:i/>
-          <w:iCs/>
-        </w:rPr>
-        <w:t>Transcripción del vocabulario de la lengua aymara</w:t>
-      </w:r>
-      <w:r>
-        <w:rPr/>
-        <w:t>. La Paz: Radio San Gabriel (1993) e ILLA-A (ed. digital).</w:t>
-      </w:r>
-    </w:p>
-    <w:p>
-      <w:pPr>
-        <w:pStyle w:val="BodyText"/>
-        <w:rPr/>
-      </w:pPr>
-      <w:r>
-        <w:rPr/>
-        <w:t xml:space="preserve">Botelho Gosálvez, Raúl (1982 [1945]). </w:t>
-      </w:r>
-      <w:r>
-        <w:rPr>
-          <w:i/>
-          <w:iCs/>
-        </w:rPr>
-        <w:t>Altiplano</w:t>
-      </w:r>
-      <w:r>
-        <w:rPr/>
-        <w:t>. 7.ª ed. La Paz: Librería Editorial Juventud.</w:t>
-      </w:r>
-    </w:p>
-    <w:p>
-      <w:pPr>
-        <w:pStyle w:val="BodyText"/>
-        <w:rPr/>
-      </w:pPr>
-      <w:r>
-        <w:rPr/>
-        <w:t xml:space="preserve">Cárcamo Pino, Mauricio Arnoldo (2019). “Thinking and Intelligence in the Architectural Design. A Review from Language, Graphuage and Manuage”. En Carlos Luis Marcos Alba (ed.), </w:t>
-      </w:r>
-      <w:r>
-        <w:rPr>
-          <w:i/>
-          <w:iCs/>
-        </w:rPr>
-        <w:t>Graphic Imprints. The Influence of Representation and Ideation Tools in Architecture. EGA 2018</w:t>
-      </w:r>
-      <w:r>
-        <w:rPr/>
-        <w:t>. Cham: Springer: 1411-1423.</w:t>
-      </w:r>
-    </w:p>
-    <w:p>
-      <w:pPr>
-        <w:pStyle w:val="BodyText"/>
-        <w:rPr/>
-      </w:pPr>
-      <w:r>
-        <w:rPr/>
-        <w:t xml:space="preserve">Cárcamo Pino, Mauricio Arnoldo (2025a). “Madera, herramientas y manuaje. Notas para una ontología evolutiva del diseñar”. </w:t>
-      </w:r>
-      <w:r>
-        <w:rPr>
-          <w:i/>
-          <w:iCs/>
-        </w:rPr>
-        <w:t>Revista Arteoficio</w:t>
-      </w:r>
-      <w:r>
-        <w:rPr/>
-        <w:t>, 21: 5-12. https://doi.org/10.35588/nn3v3487</w:t>
-      </w:r>
-    </w:p>
-    <w:p>
-      <w:pPr>
-        <w:pStyle w:val="BodyText"/>
-        <w:rPr/>
-      </w:pPr>
-      <w:r>
-        <w:rPr/>
-        <w:t xml:space="preserve">Cárcamo Pino, Mauricio Arnoldo (2025b). “Oralitura/literatura y manuaje/lenguaje: una revisión por reescritura”. </w:t>
-      </w:r>
-      <w:r>
-        <w:rPr>
-          <w:i/>
-          <w:iCs/>
-        </w:rPr>
-        <w:t>Revista Chilena de Literatura</w:t>
-      </w:r>
-      <w:r>
-        <w:rPr/>
-        <w:t>, 112: 233-264.</w:t>
-      </w:r>
-    </w:p>
-    <w:p>
-      <w:pPr>
-        <w:pStyle w:val="BodyText"/>
-        <w:rPr/>
-      </w:pPr>
-      <w:r>
-        <w:rPr/>
-        <w:t xml:space="preserve">Choque Canqui, Roberto (1978 [1974]). “Prólogo”. En Josep M. Barnadas, </w:t>
-      </w:r>
-      <w:r>
-        <w:rPr>
-          <w:i/>
-          <w:iCs/>
-        </w:rPr>
-        <w:t>Apuntes para una historia aymara</w:t>
-      </w:r>
-      <w:r>
-        <w:rPr/>
-        <w:t>. 2.ª ed. La Paz: CIPCA: s. p.</w:t>
-      </w:r>
-    </w:p>
-    <w:p>
-      <w:pPr>
-        <w:pStyle w:val="BodyText"/>
-        <w:rPr/>
-      </w:pPr>
-      <w:r>
-        <w:rPr/>
-        <w:t xml:space="preserve">Cornejo Polar, Antonio (2003 [1994]). </w:t>
-      </w:r>
-      <w:r>
-        <w:rPr>
-          <w:i/>
-          <w:iCs/>
-        </w:rPr>
-        <w:t>Escribir en el aire. Ensayo sobre la heterogeneidad socio-cultural en las literaturas andinas</w:t>
-      </w:r>
-      <w:r>
-        <w:rPr/>
-        <w:t>. 2.ª ed. Lima y Berkeley: CELACP y Latinoamericana Editores.</w:t>
-      </w:r>
-    </w:p>
-    <w:p>
-      <w:pPr>
-        <w:pStyle w:val="BodyText"/>
-        <w:rPr/>
-      </w:pPr>
-      <w:r>
-        <w:rPr/>
-        <w:t xml:space="preserve">Dean, Carolyn (2010). </w:t>
-      </w:r>
-      <w:r>
-        <w:rPr>
-          <w:i/>
-          <w:iCs/>
-        </w:rPr>
-        <w:t>A Culture of Stone: Inka Perspectives on Rock</w:t>
-      </w:r>
-      <w:r>
-        <w:rPr/>
-        <w:t>. Durham y Londres: Duke University Press.</w:t>
-      </w:r>
-    </w:p>
-    <w:p>
-      <w:pPr>
-        <w:pStyle w:val="BodyText"/>
-        <w:rPr/>
-      </w:pPr>
-      <w:r>
-        <w:rPr/>
-        <w:t xml:space="preserve">Duviols, Pierre (1979). “Un symbolisme de l’occupation, de l’aménagement et de l’exploitation de l’espace: le monolithe «huanca» et sa fonction dans les Andes préhispaniques”. </w:t>
-      </w:r>
-      <w:r>
-        <w:rPr>
-          <w:i/>
-          <w:iCs/>
-        </w:rPr>
-        <w:t>L’Homme</w:t>
-      </w:r>
-      <w:r>
-        <w:rPr/>
-        <w:t>, 19(2): 7-31.</w:t>
-      </w:r>
-    </w:p>
-    <w:p>
-      <w:pPr>
-        <w:pStyle w:val="BodyText"/>
-        <w:rPr/>
-      </w:pPr>
-      <w:r>
-        <w:rPr/>
-        <w:t xml:space="preserve">Frampton, Kenneth (1995). </w:t>
-      </w:r>
-      <w:r>
-        <w:rPr>
-          <w:i/>
-          <w:iCs/>
-        </w:rPr>
-        <w:t>Studies in Tectonic Culture: The Poetics of Construction in Nineteenth and Twentieth Century Architecture</w:t>
-      </w:r>
-      <w:r>
-        <w:rPr/>
-        <w:t>. Ed. John Cava. Cambridge, MA y Londres: MIT Press.</w:t>
-      </w:r>
-    </w:p>
-    <w:p>
-      <w:pPr>
-        <w:pStyle w:val="BodyText"/>
-        <w:rPr/>
-      </w:pPr>
-      <w:r>
-        <w:rPr/>
-        <w:t xml:space="preserve">Garrington, Abbie (2013). </w:t>
-      </w:r>
-      <w:r>
-        <w:rPr>
-          <w:i/>
-          <w:iCs/>
-        </w:rPr>
-        <w:t>Haptic Modernism: Touch and the Tactile in Modernist Writing</w:t>
-      </w:r>
-      <w:r>
-        <w:rPr/>
-        <w:t>. Edimburgo: Edinburgh University Press.</w:t>
-      </w:r>
-    </w:p>
-    <w:p>
-      <w:pPr>
-        <w:pStyle w:val="BodyText"/>
-        <w:rPr/>
-      </w:pPr>
-      <w:r>
-        <w:rPr/>
-        <w:t xml:space="preserve">Hall, Edward T. (1973 [1966]). </w:t>
-      </w:r>
-      <w:r>
-        <w:rPr>
-          <w:i/>
-          <w:iCs/>
-        </w:rPr>
-        <w:t>La dimensión oculta: enfoque antropológico del uso del espacio</w:t>
-      </w:r>
-      <w:r>
-        <w:rPr/>
-        <w:t>. Madrid: Instituto de Estudios de Administración Local.</w:t>
-      </w:r>
-    </w:p>
-    <w:p>
-      <w:pPr>
-        <w:pStyle w:val="BodyText"/>
-        <w:rPr/>
-      </w:pPr>
-      <w:r>
-        <w:rPr/>
-        <w:t xml:space="preserve">Ingold, Tim (2013). </w:t>
-      </w:r>
-      <w:r>
-        <w:rPr>
-          <w:i/>
-          <w:iCs/>
-        </w:rPr>
-        <w:t>Making: Anthropology, Archaeology, Art and Architecture</w:t>
-      </w:r>
-      <w:r>
-        <w:rPr/>
-        <w:t>. Londres y Nueva York: Routledge.</w:t>
-      </w:r>
-    </w:p>
-    <w:p>
-      <w:pPr>
-        <w:pStyle w:val="BodyText"/>
-        <w:rPr/>
-      </w:pPr>
-      <w:r>
-        <w:rPr/>
-        <w:t>Le Guin, Ursula K. (2021 [1986]). “La teoría de la bolsa de transporte de la ficción”. Trad. Kamen Nedev y José Pérez de Lama. Biblioteca Anarquista. https://es.theanarchistlibrary.org</w:t>
-      </w:r>
-    </w:p>
-    <w:p>
-      <w:pPr>
-        <w:pStyle w:val="BodyText"/>
-        <w:rPr/>
-      </w:pPr>
-      <w:r>
-        <w:rPr/>
-        <w:t xml:space="preserve">Lundberg, Simon (2019). </w:t>
-      </w:r>
-      <w:r>
-        <w:rPr>
-          <w:i/>
-          <w:iCs/>
-        </w:rPr>
-        <w:t>Architecture as Image</w:t>
-      </w:r>
-      <w:r>
-        <w:rPr/>
-        <w:t>. Proyecto de grado en Arquitectura, nivel avanzado. Estocolmo: KTH, TRITA-ABE-MBT-19132.</w:t>
-      </w:r>
-    </w:p>
-    <w:p>
-      <w:pPr>
-        <w:pStyle w:val="BodyText"/>
-        <w:rPr/>
-      </w:pPr>
-      <w:r>
-        <w:rPr/>
-        <w:t xml:space="preserve">Martin, Richard (2014). </w:t>
-      </w:r>
-      <w:r>
-        <w:rPr>
-          <w:i/>
-          <w:iCs/>
-        </w:rPr>
-        <w:t>The Architecture of David Lynch</w:t>
-      </w:r>
-      <w:r>
-        <w:rPr/>
-        <w:t>. Londres y Nueva York: Bloomsbury Academic.</w:t>
-      </w:r>
-    </w:p>
-    <w:p>
-      <w:pPr>
-        <w:pStyle w:val="BodyText"/>
-        <w:rPr>
-          <w:ins w:id="54" w:author="Unknown Author" w:date="2026-09-26T23:13:20Z"/>
-        </w:rPr>
-      </w:pPr>
-      <w:ins w:id="51" w:author="Unknown Author" w:date="2026-09-26T23:13:20Z">
-        <w:r>
-          <w:rPr/>
-          <w:t xml:space="preserve">Pallasmaa, Juhani (2014 [2011]). </w:t>
-        </w:r>
-      </w:ins>
-      <w:ins w:id="52" w:author="Unknown Author" w:date="2026-09-26T23:13:20Z">
-        <w:r>
-          <w:rPr>
-            <w:i/>
-            <w:iCs/>
-          </w:rPr>
-          <w:t>La imagen corpórea. Imaginación e imaginario en la arquitectura</w:t>
-        </w:r>
-      </w:ins>
-      <w:ins w:id="53" w:author="Unknown Author" w:date="2026-09-26T23:13:20Z">
-        <w:r>
-          <w:rPr/>
-          <w:t>. Trad. Carles Muro. Barcelona: Gustavo Gili.</w:t>
-        </w:r>
-      </w:ins>
-    </w:p>
-    <w:p>
-      <w:pPr>
-        <w:pStyle w:val="BodyText"/>
-        <w:rPr/>
-      </w:pPr>
-      <w:r>
-        <w:rPr/>
-        <w:t xml:space="preserve">Rivera Cusicanqui, Silvia (2010 [1984]). </w:t>
-      </w:r>
-      <w:r>
-        <w:rPr>
-          <w:i/>
-          <w:iCs/>
-        </w:rPr>
-        <w:t>«Oprimidos pero no vencidos». Luchas del campesinado aymara y qhechwa 1900-1980</w:t>
-      </w:r>
-      <w:r>
-        <w:rPr/>
-        <w:t>. 4.ª ed. La Paz: WA-GUI.</w:t>
-      </w:r>
-    </w:p>
-    <w:p>
-      <w:pPr>
-        <w:pStyle w:val="BodyText"/>
-        <w:rPr/>
-      </w:pPr>
-      <w:r>
-        <w:rPr/>
-        <w:t xml:space="preserve">Scott, James C. (2020 [1998]). </w:t>
-      </w:r>
-      <w:r>
-        <w:rPr>
-          <w:i/>
-          <w:iCs/>
-        </w:rPr>
-        <w:t>Seeing Like a State: How Certain Schemes to Improve the Human Condition Have Failed</w:t>
-      </w:r>
-      <w:r>
-        <w:rPr/>
-        <w:t>. New Haven y Londres: Yale University Press.</w:t>
-      </w:r>
-    </w:p>
-    <w:p>
-      <w:pPr>
-        <w:pStyle w:val="BodyText"/>
-        <w:rPr/>
-      </w:pPr>
-      <w:r>
-        <w:rPr/>
-        <w:t xml:space="preserve">Seguí de la Riva, Javier (2010). </w:t>
-      </w:r>
-      <w:r>
-        <w:rPr>
-          <w:i/>
-          <w:iCs/>
-        </w:rPr>
-        <w:t>Ser dibujo</w:t>
-      </w:r>
-      <w:r>
-        <w:rPr/>
-        <w:t>. Madrid: Mairea Libros y Escuela Técnica Superior de Arquitectura de Madrid.</w:t>
-      </w:r>
-    </w:p>
-    <w:p>
-      <w:pPr>
-        <w:pStyle w:val="BodyText"/>
-        <w:rPr/>
-      </w:pPr>
-      <w:r>
-        <w:rPr/>
-        <w:t xml:space="preserve">Vázquez Ramos, Fernando Guillermo; Dias Ribeiro, Carlos Eduardo; Quedas Campoy, Carlos y Ferreira de Paula, Franklin Roberto (2023). “Reflexões sobre a construção histórica do conceito de espaço: uma aproximação”. </w:t>
-      </w:r>
-      <w:r>
-        <w:rPr>
-          <w:i/>
-          <w:iCs/>
-        </w:rPr>
-        <w:t>Risco. Revista de Pesquisa em Arquitetura e Urbanismo</w:t>
-      </w:r>
-      <w:r>
-        <w:rPr/>
-        <w:t>, 21: 1-18. https://doi.org/10.11606/1984-4506.risco.2023.187844</w:t>
-      </w:r>
-    </w:p>
-    <w:p>
-      <w:pPr>
-        <w:pStyle w:val="BodyText"/>
-        <w:spacing w:lineRule="auto" w:line="360" w:before="0" w:after="120"/>
-        <w:rPr/>
-      </w:pPr>
-      <w:r>
-        <w:rPr/>
-        <w:t xml:space="preserve">Zavaleta Mercado, René (1986). </w:t>
-      </w:r>
-      <w:r>
-        <w:rPr>
-          <w:i/>
-          <w:iCs/>
-        </w:rPr>
-        <w:t>Lo nacional-popular en Bolivia</w:t>
-      </w:r>
-      <w:r>
-        <w:rPr/>
-        <w:t>. México: Siglo XXI.</w:t>
-      </w:r>
-      <w:bookmarkEnd w:id="0"/>
-      <w:bookmarkEnd w:id="12"/>
     </w:p>
     <w:sectPr>
       <w:footnotePr>

--- a/articulo/articulo_cosecha_de_piedras_cambios.docx
+++ b/articulo/articulo_cosecha_de_piedras_cambios.docx
@@ -342,38 +342,44 @@
       </w:r>
       <w:r>
         <w:rPr/>
-        <w:t xml:space="preserve"> Nuestra respuesta es que la novela registra, a espaldas de su narrador, la mecánica material del despojo: cómo se pierde la tierra, con qué objetos y con qué gestos. </w:t>
-      </w:r>
-      <w:ins w:id="0" w:author="Unknown Author" w:date="2026-09-27T04:57:26Z">
+        <w:t xml:space="preserve"> Nuestra respuesta es que la novela registra, a espaldas de su narrador, la mecánica material del despojo: cómo se pierde la tierra, con qué objetos y con qué gestos. Leer así se parece al esgrafiado: se raspa la capa del narrador para que aparezca la de abajo. El argumento cabe en tres materiales. El ayllu marca su tierra con piedras: despeja, amontona, cerca y amojona. La aldea la reescribe con papeles: títulos, expedientes, ordenanzas. La mina convierte el mismo gesto en mercancía con máquinas. Entre la piedra y el papel el intercambio no es parejo: ante la ley, un mojón no vale lo que un título. El dibujo, al repetir las operaciones de la novela con otra materia, obliga a decidir lo que el texto deja abierto y deja ver lo que el narrador impone.</w:t>
+      </w:r>
+    </w:p>
+    <w:p>
+      <w:pPr>
+        <w:pStyle w:val="BodyText"/>
+        <w:rPr/>
+      </w:pPr>
+      <w:r>
+        <w:rPr/>
+        <w:t xml:space="preserve">El narrador, además, no es inocente. La novela se publicó en Buenos Aires en 1945 y se cita aquí por una reedición paceña de 1982, cuya nota editorial asegura que el autor «ama al indio», que enseñó en la Escuela Indigenal de Warisata y que Jatun-Kolla «es, en realidad, Warisata» (Botelho Gosálvez, 1982 [1945]: 5). Aquí no se lee la novela ni como documento ni como redención. Antonio Cornejo Polar mostró que el narrador indigenista, «ajeno al mundo indio aunque se solidarice con él», imagina esa vida «más en términos de naturaleza que de historia» (Cornejo Polar, 2003 [1994]: 180). El de </w:t>
+      </w:r>
+      <w:r>
+        <w:rPr>
+          <w:i/>
+          <w:iCs/>
+        </w:rPr>
+        <w:t>Altiplano</w:t>
+      </w:r>
+      <w:r>
+        <w:rPr/>
+        <w:t xml:space="preserve"> </w:t>
+      </w:r>
+      <w:ins w:id="0" w:author="Unknown Author" w:date="2026-09-28T16:12:25Z">
         <w:r>
           <w:rPr/>
-          <w:t xml:space="preserve">Leer así se parece al esgrafiado: se raspa la capa del narrador para que aparezca la de abajo. </w:t>
+          <w:t>denuncia</w:t>
         </w:r>
       </w:ins>
-      <w:r>
-        <w:rPr/>
-        <w:t>El argumento cabe en tres materiales. El ayllu marca su tierra con piedras: despeja, amontona, cerca y amojona. La aldea la reescribe con papeles: títulos, expedientes, ordenanzas. La mina convierte el mismo gesto en mercancía con máquinas. Entre la piedra y el papel el intercambio no es parejo: ante la ley, un mojón no vale lo que un título. El dibujo, al repetir las operaciones de la novela con otra materia, obliga a decidir lo que el texto deja abierto y deja ver lo que el narrador impone.</w:t>
-      </w:r>
-    </w:p>
-    <w:p>
-      <w:pPr>
-        <w:pStyle w:val="BodyText"/>
-        <w:rPr/>
-      </w:pPr>
-      <w:r>
-        <w:rPr/>
-        <w:t xml:space="preserve">El narrador, además, no es inocente. La novela se publicó en Buenos Aires en 1945 y se cita aquí por una reedición paceña de 1982, cuya nota editorial asegura que el autor «ama al indio», que enseñó en la Escuela Indigenal de Warisata y que Jatun-Kolla «es, en realidad, Warisata» (Botelho Gosálvez, 1982 [1945]: 5). Aquí no se lee la novela ni como documento ni como redención. Antonio Cornejo Polar mostró que el narrador indigenista, «ajeno al mundo indio aunque se solidarice con él», imagina esa vida «más en términos de naturaleza que de historia» (Cornejo Polar, 2003 [1994]: 180). El de </w:t>
-      </w:r>
-      <w:r>
-        <w:rPr>
-          <w:i/>
-          <w:iCs/>
-        </w:rPr>
-        <w:t>Altiplano</w:t>
-      </w:r>
-      <w:r>
-        <w:rPr/>
-        <w:t xml:space="preserve"> no es la excepción. Denuncia el despojo, pero trata a los comunarios como animales, como cuerpos sexuales o como piedras: las chozas son «verrugas en la piel sarmentosa del altiplano» (Botelho Gosálvez, 1982 [1945]: 10), y un minero muestra sus «pobres costillas zafadas como surcos» (ibid.: 145). No se trata de repetir esa crítica, sino de buscar la historia que el texto guarda en sus cosas mientras el narrador la convierte en paisaje.</w:t>
+      <w:del w:id="1" w:author="Unknown Author" w:date="2026-09-28T16:12:25Z">
+        <w:r>
+          <w:rPr/>
+          <w:delText>no es la excepción. Denuncia</w:delText>
+        </w:r>
+      </w:del>
+      <w:r>
+        <w:rPr/>
+        <w:t xml:space="preserve"> el despojo, pero trata a los comunarios como animales, como cuerpos sexuales o como piedras: las chozas son «verrugas en la piel sarmentosa del altiplano» (Botelho Gosálvez, 1982 [1945]: 10), y un minero muestra sus «pobres costillas zafadas como surcos» (ibid.: 145). No se trata de repetir esa crítica, sino de buscar la historia que el texto guarda en sus cosas mientras el narrador la convierte en paisaje.</w:t>
       </w:r>
     </w:p>
     <w:p>
@@ -1836,109 +1842,115 @@
       </w:pPr>
       <w:r>
         <w:rPr/>
-        <w:t xml:space="preserve">La chujlla de los Huanca permite medir la casa. Tiene dos metros de alto, paredes «renegridas por el hollín» y camastros de «apenas la altura de un adobe»; de las vigas, «mal unidas con lazos de paja trenzada», cuelgan «las hoces, el arado, el yugo de madera» (ibid.: 30-31). Junta las dos maneras de construir de Frampton: muros de piedra y adobe que pesan, y un armazón atado como una cestería (Frampton, 1995: 5). Se mide con el cuerpo y guarda las herramientas de las manos. Es una caja de herramientas, </w:t>
-      </w:r>
-      <w:ins w:id="1" w:author="Unknown Author" w:date="2026-09-27T04:57:26Z">
+        <w:t>La chujlla de los Huanca permite medir la casa. Tiene dos metros de alto, paredes «renegridas por el hollín» y camastros de «apenas la altura de un adobe»; de las vigas, «mal unidas con lazos de paja trenzada», cuelgan «las hoces, el arado, el yugo de madera» (ibid.: 30-31). Junta las dos maneras de construir de Frampton: muros de piedra y adobe que pesan, y un armazón atado como una cestería (Frampton, 1995: 5). Se mide con el cuerpo y guarda las herramientas de las manos. Es una caja de herramientas, que para Cárcamo Pino es a las manos lo que un idioma a la lengua (Cárcamo Pino, 2025a: 12). El narrador, en cambio, entra como un intruso que no habita, sino que escribe: los camastros son «morada de piojos y pulgas» (Botelho Gosálvez, 1982 [1945]: 31). Pallasmaa recuerda que «la casa es una metáfora del cuerpo y el cuerpo una metáfora de la casa» (Pallasmaa, 2014: 159); el narrador hace de la chujlla una madriguera. Su umbral es el «portal de su chujlla» desde el que Paulo Huanca ve partir a los hijos que la escasez expulsa (Botelho Gosálvez, 1982 [1945]: 34).</w:t>
+      </w:r>
+    </w:p>
+    <w:p>
+      <w:pPr>
+        <w:pStyle w:val="BodyText"/>
+        <w:rPr/>
+      </w:pPr>
+      <w:r>
+        <w:rPr>
+          <w:b/>
+          <w:bCs/>
+        </w:rPr>
+        <w:t xml:space="preserve">Figura 1. </w:t>
+      </w:r>
+      <w:r>
+        <w:rPr>
+          <w:b/>
+          <w:bCs/>
+          <w:i/>
+          <w:iCs/>
+        </w:rPr>
+        <w:t>Cráneo/nido</w:t>
+      </w:r>
+      <w:r>
+        <w:rPr>
+          <w:b/>
+          <w:bCs/>
+        </w:rPr>
+        <w:t>.</w:t>
+      </w:r>
+      <w:r>
+        <w:rPr/>
+        <w:t xml:space="preserve"> (1) </w:t>
+      </w:r>
+      <w:r>
+        <w:rPr>
+          <w:i/>
+          <w:iCs/>
+        </w:rPr>
+        <w:t>Texto</w:t>
+      </w:r>
+      <w:r>
+        <w:rPr/>
+        <w:t xml:space="preserve">. Muros de piedra de dos metros de alto, fuego al centro, herramientas colgadas de las vigas (ibid.: 8, 30-31) y, en el techo, un crucifijo con «una pequeña huaca de barro cocido» (ibid.: 10). (2) </w:t>
+      </w:r>
+      <w:r>
+        <w:rPr>
+          <w:i/>
+          <w:iCs/>
+        </w:rPr>
+        <w:t>Operación</w:t>
+      </w:r>
+      <w:r>
+        <w:rPr/>
+        <w:t xml:space="preserve">. Un corte a la altura de una persona sentada junto al brasero. La hoja se cubre de negro y siena, el color del hollín, y la luz se saca quitando materia: el esgrafiado abre en la masa oscura las vigas, las hoces y el yugo, como el comunario abre la tierra quitándole piedras. El perfil de cráneo (la bóveda de paja como calota, la puerta como órbita, el fuego en el lugar del pensamiento) es una decisión de ensamblaje, no un hallazgo: lleva al dibujo esa correspondencia entre casa y cuerpo. (3) </w:t>
+      </w:r>
+      <w:r>
+        <w:rPr>
+          <w:i/>
+          <w:iCs/>
+        </w:rPr>
+        <w:t>Contraste</w:t>
+      </w:r>
+      <w:r>
+        <w:rPr/>
+        <w:t xml:space="preserve">. El esquema tiene que decidir desde dónde se mira, y el texto ofrece dos lugares: el del narrador, intruso en la puerta, y el del cuerpo que habita, al que remiten el hollín, los camastros y las herramientas. El corte elige el segundo y se detiene </w:t>
+      </w:r>
+      <w:ins w:id="2" w:author="Unknown Author" w:date="2026-09-28T16:12:25Z">
         <w:r>
           <w:rPr/>
-          <w:t>que</w:t>
+          <w:t xml:space="preserve">ante el </w:t>
         </w:r>
       </w:ins>
-      <w:del w:id="2" w:author="Unknown Author" w:date="2026-09-27T04:57:26Z">
+      <w:del w:id="3" w:author="Unknown Author" w:date="2026-09-28T16:12:25Z">
         <w:r>
           <w:rPr/>
-          <w:delText>y</w:delText>
+          <w:delText xml:space="preserve">donde se detiene el narrador: en el </w:delText>
         </w:r>
       </w:del>
       <w:r>
         <w:rPr/>
-        <w:t xml:space="preserve"> para Cárcamo Pino </w:t>
-      </w:r>
-      <w:del w:id="3" w:author="Unknown Author" w:date="2026-09-27T04:57:26Z">
+        <w:t xml:space="preserve">alma de los comunarios, </w:t>
+      </w:r>
+      <w:ins w:id="4" w:author="Unknown Author" w:date="2026-09-28T16:12:25Z">
         <w:r>
           <w:rPr/>
-          <w:delText xml:space="preserve">una caja de herramientas </w:delText>
+          <w:t>para no hablar por ellos. El narrador, en cambio, la declara cerrada, «</w:t>
+        </w:r>
+      </w:ins>
+      <w:del w:id="5" w:author="Unknown Author" w:date="2026-09-28T16:12:25Z">
+        <w:r>
+          <w:rPr/>
+          <w:delText xml:space="preserve">porque «en su secreto, </w:delText>
         </w:r>
       </w:del>
       <w:r>
         <w:rPr/>
-        <w:t>es a las manos lo que un idioma</w:t>
-      </w:r>
-      <w:del w:id="4" w:author="Unknown Author" w:date="2026-09-27T04:57:26Z">
+        <w:t>nadie podía entrar</w:t>
+      </w:r>
+      <w:ins w:id="6" w:author="Unknown Author" w:date="2026-09-28T16:12:25Z">
         <w:r>
           <w:rPr/>
-          <w:delText xml:space="preserve"> es</w:delText>
+          <w:t>», y los ve como estatuas de «hierático aspecto</w:t>
         </w:r>
-      </w:del>
-      <w:r>
-        <w:rPr/>
-        <w:t xml:space="preserve"> a la lengua (Cárcamo Pino, 2025a: 12). El narrador, en cambio, entra como un intruso que no habita, sino que escribe: los camastros son «morada de piojos y pulgas» (Botelho Gosálvez, 1982 [1945]: 31). Pallasmaa recuerda que «la casa es una metáfora del cuerpo y el cuerpo una metáfora de la casa» (Pallasmaa, 2014: 159); el narrador hace de la chujlla una madriguera. Su umbral es el «portal de su chujlla» desde el que Paulo Huanca ve partir a los hijos que la escasez expulsa (Botelho Gosálvez, 1982 [1945]: 34).</w:t>
-      </w:r>
-    </w:p>
-    <w:p>
-      <w:pPr>
-        <w:pStyle w:val="BodyText"/>
-        <w:rPr/>
-      </w:pPr>
-      <w:r>
-        <w:rPr>
-          <w:b/>
-          <w:bCs/>
-        </w:rPr>
-        <w:t xml:space="preserve">Figura 1. </w:t>
-      </w:r>
-      <w:r>
-        <w:rPr>
-          <w:b/>
-          <w:bCs/>
-          <w:i/>
-          <w:iCs/>
-        </w:rPr>
-        <w:t>Cráneo/nido</w:t>
-      </w:r>
-      <w:r>
-        <w:rPr>
-          <w:b/>
-          <w:bCs/>
-        </w:rPr>
-        <w:t>.</w:t>
-      </w:r>
-      <w:r>
-        <w:rPr/>
-        <w:t xml:space="preserve"> (1) </w:t>
-      </w:r>
-      <w:r>
-        <w:rPr>
-          <w:i/>
-          <w:iCs/>
-        </w:rPr>
-        <w:t>Texto</w:t>
-      </w:r>
-      <w:r>
-        <w:rPr/>
-        <w:t xml:space="preserve">. Muros de piedra de dos metros de alto, fuego al centro, herramientas colgadas de las vigas (ibid.: 8, 30-31) y, en el techo, un crucifijo con «una pequeña huaca de barro cocido» (ibid.: 10). (2) </w:t>
-      </w:r>
-      <w:r>
-        <w:rPr>
-          <w:i/>
-          <w:iCs/>
-        </w:rPr>
-        <w:t>Operación</w:t>
-      </w:r>
-      <w:r>
-        <w:rPr/>
-        <w:t xml:space="preserve">. Un corte a la altura de una persona sentada junto al brasero. La hoja se cubre de negro y siena, el color del hollín, y la luz se saca quitando materia: el esgrafiado abre en la masa oscura las vigas, las hoces y el yugo, como el comunario abre la tierra quitándole piedras. El perfil de cráneo (la bóveda de paja como calota, la puerta como órbita, el fuego en el lugar del pensamiento) es una decisión de ensamblaje, no un hallazgo: lleva al dibujo esa correspondencia entre casa y cuerpo. (3) </w:t>
-      </w:r>
-      <w:r>
-        <w:rPr>
-          <w:i/>
-          <w:iCs/>
-        </w:rPr>
-        <w:t>Contraste</w:t>
-      </w:r>
-      <w:r>
-        <w:rPr/>
-        <w:t>. El esquema tiene que decidir desde dónde se mira, y el texto ofrece dos lugares: el del narrador, intruso en la puerta, y el del cuerpo que habita, al que remiten el hollín, los camastros y las herramientas. El corte elige el segundo y se detiene donde se detiene el narrador: en el alma de los comunarios, porque «en su secreto, nadie podía entrar» (Botelho Gosálvez, 1982 [1945]: 65).</w:t>
+      </w:ins>
+      <w:r>
+        <w:rPr/>
+        <w:t>» (Botelho Gosálvez, 1982 [1945]: 65).</w:t>
       </w:r>
     </w:p>
     <w:p>
@@ -2098,33 +2110,7 @@
       </w:r>
       <w:r>
         <w:rPr/>
-        <w:t xml:space="preserve">. El dato está en el texto; el esquema no lo descubre, pero lo vuelve imposible de ignorar: dibujado en la misma hoja, el signo no encaja en la pendiente, porque el peón vive en un escalón alto y los Villca terminarán en el pesebre de la aldea. La escalera se rehace en el cocal y en la mina (Botelho Gosálvez, 1982 [1945]: 112, 135). El </w:t>
-      </w:r>
-      <w:del w:id="5" w:author="Unknown Author" w:date="2026-09-27T04:57:26Z">
-        <w:r>
-          <w:rPr/>
-          <w:delText xml:space="preserve">signo no es una jerarquía fija, sino un mecanismo que vuelve a escalonar a la gente en cada lugar; y el </w:delText>
-        </w:r>
-      </w:del>
-      <w:r>
-        <w:rPr/>
-        <w:t>mito y el mapa no se oponen</w:t>
-      </w:r>
-      <w:ins w:id="6" w:author="Unknown Author" w:date="2026-09-27T04:57:26Z">
-        <w:r>
-          <w:rPr/>
-          <w:t>:</w:t>
-        </w:r>
-      </w:ins>
-      <w:del w:id="7" w:author="Unknown Author" w:date="2026-09-27T04:57:26Z">
-        <w:r>
-          <w:rPr/>
-          <w:delText>, porque</w:delText>
-        </w:r>
-      </w:del>
-      <w:r>
-        <w:rPr/>
-        <w:t xml:space="preserve"> los dos escalonan.</w:t>
+        <w:t>. El dato está en el texto; el esquema no lo descubre, pero lo vuelve imposible de ignorar: dibujado en la misma hoja, el signo no encaja en la pendiente, porque el peón vive en un escalón alto y los Villca terminarán en el pesebre de la aldea. La escalera se rehace en el cocal y en la mina (Botelho Gosálvez, 1982 [1945]: 112, 135). El mito y el mapa no se oponen: los dos escalonan.</w:t>
       </w:r>
     </w:p>
     <w:p>
@@ -2573,25 +2559,29 @@
       </w:r>
       <w:r>
         <w:rPr/>
-        <w:t xml:space="preserve">. Formato vertical. Arriba, la torre rayada en la cera como un encaje y el desmonte por el que se entra a la mina (ibid.: 140); debajo, el pique y los niveles, como los pisos de un edificio al revés. Los siete cuerpos de la jaula se hacen con el dedo, sin línea, y la rejilla se raya encima. Al fondo, pastel disuelto sube por los cuerpos como el agua. (3) </w:t>
-      </w:r>
-      <w:r>
-        <w:rPr>
-          <w:i/>
-          <w:iCs/>
-        </w:rPr>
-        <w:t>Contraste</w:t>
-      </w:r>
-      <w:r>
-        <w:rPr/>
-        <w:t>. Puestos uno sobre otro, la escalera de la superficie y los niveles de abajo muestran la mina como un doble invertido del ayllu: el mismo gesto, despejar y amontonar piedras, capturado por una máquina que lo convierte en mercancía y convierte el cuerpo en material.</w:t>
-      </w:r>
-      <w:del w:id="8" w:author="Unknown Author" w:date="2026-09-27T04:57:26Z">
+        <w:t xml:space="preserve">. </w:t>
+      </w:r>
+      <w:del w:id="7" w:author="Unknown Author" w:date="2026-09-28T16:12:25Z">
         <w:r>
           <w:rPr/>
-          <w:delText xml:space="preserve"> La montaña de piedras que los comunarios soñaban más alta que el cerro (Botelho Gosálvez, 1982 [1945]: 9) crece, pero como desmonte: el cascote se sube «a la superficie» (ibid.: 144).</w:delText>
+          <w:delText xml:space="preserve">Formato vertical. </w:delText>
         </w:r>
       </w:del>
+      <w:r>
+        <w:rPr/>
+        <w:t xml:space="preserve">Arriba, la torre rayada en la cera como un encaje y el desmonte por el que se entra a la mina (ibid.: 140); debajo, el pique y los niveles, como los pisos de un edificio al revés. Los siete cuerpos de la jaula se hacen con el dedo, sin línea, y la rejilla se raya encima. Al fondo, pastel disuelto sube por los cuerpos como el agua. (3) </w:t>
+      </w:r>
+      <w:r>
+        <w:rPr>
+          <w:i/>
+          <w:iCs/>
+        </w:rPr>
+        <w:t>Contraste</w:t>
+      </w:r>
+      <w:r>
+        <w:rPr/>
+        <w:t>. Puestos uno sobre otro, la escalera de la superficie y los niveles de abajo muestran la mina como un doble invertido del ayllu: el mismo gesto, despejar y amontonar piedras, capturado por una máquina que lo convierte en mercancía y convierte el cuerpo en material.</w:t>
+      </w:r>
     </w:p>
     <w:p>
       <w:pPr>
@@ -2688,12 +2678,6 @@
         <w:rPr/>
         <w:t>La sequía se cuenta con palabras de arquitecto y de dibujante: las sementeras «se agrietan como paredes envejecidas» (Botelho Gosálvez, 1982 [1945]: 56); «Ni una pincelada enturbió el papel celeste y deslumbrador del cielo» (ibid.: 57). En la rogativa, los comunarios avanzan de rodillas y su piel sangrante deja «manchones en el cascajo» (ibid.: 60): los cuerpos dibujan sobre el suelo. Pronto, «cielo y tierra eran para ellos como una tremenda cárcel» (ibid.: 72).</w:t>
       </w:r>
-      <w:del w:id="9" w:author="Unknown Author" w:date="2026-09-27T04:57:26Z">
-        <w:r>
-          <w:rPr/>
-          <w:delText xml:space="preserve"> La llanura sin límites se vuelve una jaula, y el cerco se cerrará sobre un hombre.</w:delText>
-        </w:r>
-      </w:del>
     </w:p>
     <w:p>
       <w:pPr>
@@ -3092,48 +3076,87 @@
       </w:r>
       <w:r>
         <w:rPr/>
-        <w:t xml:space="preserve">: «mojonar las chácaras con montones de piedra» (Bertonio, 2011 [1612]: 466). </w:t>
-      </w:r>
-      <w:del w:id="10" w:author="Unknown Author" w:date="2026-09-27T04:57:26Z">
+        <w:t xml:space="preserve">: «mojonar las chácaras con montones de piedra» (Bertonio, 2011 [1612]: 466). En Umacachi, la ordenanza se llevó los bueyes de los Villca, que se lamentaban: «Y ni siquiera tenemos una yunta» (Botelho Gosálvez, 1982 [1945]: 105). Al volver, sin yuntas, «los mismos hombres eran quienes tiraban el arado» (ibid.: 156). El cuerpo ocupa el lugar del buey. Y el narrador vuelve a convertirlos en piedra: trabajan «con una voluntad de siglos de piedra» (ibid.), una piedra fuera de la historia, no la </w:t>
+      </w:r>
+      <w:r>
+        <w:rPr>
+          <w:i/>
+          <w:iCs/>
+        </w:rPr>
+        <w:t>wank’a</w:t>
+      </w:r>
+      <w:r>
+        <w:rPr/>
+        <w:t xml:space="preserve"> con dueño y con lugar.</w:t>
+      </w:r>
+    </w:p>
+    <w:p>
+      <w:pPr>
+        <w:pStyle w:val="BodyText"/>
+        <w:rPr/>
+      </w:pPr>
+      <w:r>
+        <w:rPr/>
+        <w:t>La memoria se construye igual que la casa. Cada uno guarda sus padecimientos «con el mismo pudor de los ex carcelados», y la memoria «no recordaba sino lo pasado antiguo, lo bueno y lo alegre de las cosechas» (ibid.):</w:t>
+      </w:r>
+    </w:p>
+    <w:p>
+      <w:pPr>
+        <w:pStyle w:val="BlockText"/>
+        <w:rPr/>
+      </w:pPr>
+      <w:r>
+        <w:rPr/>
+        <w:t>Tras la muralla de su visión, como foso hondo y alquitranado, estaba el intervalo del hambre; los comunarios, desde la atalaya de la esperanza, sólo miraban el horizonte, sin atreverse a bajar la cabeza al tremendo hoyo de la escasez pretérita (ibid.: 156-157).</w:t>
+      </w:r>
+    </w:p>
+    <w:p>
+      <w:pPr>
+        <w:pStyle w:val="FirstParagraph"/>
+        <w:rPr/>
+      </w:pPr>
+      <w:r>
+        <w:rPr/>
+        <w:t xml:space="preserve">Muralla, foso, atalaya: recordar es construir, y olvidar también. Es lo contrario del lema </w:t>
+      </w:r>
+      <w:ins w:id="8" w:author="Unknown Author" w:date="2026-09-28T16:12:25Z">
         <w:r>
           <w:rPr/>
-          <w:delText xml:space="preserve">Falta, además, la fuerza animal. </w:delText>
+          <w:t>del epígrafe</w:t>
+        </w:r>
+      </w:ins>
+      <w:del w:id="9" w:author="Unknown Author" w:date="2026-09-28T16:12:25Z">
+        <w:r>
+          <w:rPr/>
+          <w:delText>que abre este artículo</w:delText>
         </w:r>
       </w:del>
       <w:r>
         <w:rPr/>
-        <w:t xml:space="preserve">En Umacachi, la ordenanza se llevó los bueyes de los Villca, que se lamentaban: «Y ni siquiera tenemos una yunta» (Botelho Gosálvez, 1982 [1945]: 105). Al volver, sin yuntas, «los mismos hombres eran quienes tiraban el arado» (ibid.: 156). El cuerpo ocupa el lugar del buey. Y el narrador vuelve a convertirlos en piedra: trabajan «con una voluntad de siglos de piedra» (ibid.), una piedra fuera de la historia, no la </w:t>
-      </w:r>
-      <w:r>
-        <w:rPr>
-          <w:i/>
-          <w:iCs/>
-        </w:rPr>
-        <w:t>wank’a</w:t>
-      </w:r>
-      <w:r>
-        <w:rPr/>
-        <w:t xml:space="preserve"> con dueño y con lugar.</w:t>
-      </w:r>
-    </w:p>
-    <w:p>
-      <w:pPr>
-        <w:pStyle w:val="BodyText"/>
-        <w:rPr/>
-      </w:pPr>
-      <w:r>
-        <w:rPr/>
-        <w:t>La memoria se construye igual que la casa. Cada uno guarda sus padecimientos «con el mismo pudor de los ex carcelados», y la memoria «no recordaba sino lo pasado antiguo, lo bueno y lo alegre de las cosechas» (ibid.):</w:t>
-      </w:r>
-    </w:p>
-    <w:p>
-      <w:pPr>
-        <w:pStyle w:val="BlockText"/>
-        <w:rPr/>
-      </w:pPr>
-      <w:r>
-        <w:rPr/>
-        <w:t>Tras la muralla de su visión, como foso hondo y alquitranado, estaba el intervalo del hambre; los comunarios, desde la atalaya de la esperanza, sólo miraban el horizonte, sin atreverse a bajar la cabeza al tremendo hoyo de la escasez pretérita (ibid.: 156-157).</w:t>
+        <w:t>: los comunarios de la novela no caminan mirando al pasado; lo esconden en un foso. La selección tiene nombres: «Llegaron los Villca, los Huanca, los Huallpa, los Yupanqui, los Ticona, los Choque, los Chuquihuanca» (ibid.: 156). Faltan los Condori, los Mamani y los Quispe, la «legión» sin tierra que cerraba la escalera del narrador (ibid.: 22). Juan Condori está enterrado en el cementerio de los mineros; los miembros de Basilio Quispe, «en muchos sitios» (ibid.: 69). El Signo Escalonado se rehace sin su último escalón. Una pirca de doble cara enseña lo que esa memoria olvida: las piedras grandes dan la cara, pero adentro, apretadas entre las dos caras, van las menudas, y sin ese relleno el muro se cae. El narrador también llama «legión» a la «piedrecilla menuda» que baja del cerro hasta las pircas (ibid.: 8). Los sin tierra fueron ese relleno: tres de ellos, sin nombre, cuidaron el ayllu vacío, y el retorno no los cuenta. Con la cosecha, los derrotados «olvidaron la pesadilla pasada», y la Pachamama recuperó «su prestigio de hembra paridora y múltiple» (ibid.: 159). La paz se paga con ese olvido.</w:t>
+      </w:r>
+    </w:p>
+    <w:p>
+      <w:pPr>
+        <w:pStyle w:val="BodyText"/>
+        <w:rPr/>
+      </w:pPr>
+      <w:bookmarkStart w:id="9" w:name="Xd33dadc6dc41c4f190a3160c8a87a45b956b4eb"/>
+      <w:r>
+        <w:rPr/>
+        <w:t>Ursula K. Le Guin opuso dos formas de contar: la del arma, con forma de flecha, y la del recipiente. «Una novela es un botiquín», escribió, «que contiene cosas en una relación particular, poderosa, entre sí, y con nosotros» (Le Guin, 2021 [1986]: 10). La mina pertenece a la historia del arma: jornal, revólver, boquete. El ayllu del retorno, a la del recipiente: la casa, «un recipiente para personas» (ibid.: 8), vuelve a guardar la cosecha y a reunir los nombres. Pero todo recipiente elige qué guarda. El narrador cierra con héroes: los derrotados vuelven a ser «los patriarcas fecundadores del suelo, los sembradores del destino» (Botelho Gosálvez, 1982 [1945]: 159). El héroe, advierte Le Guin, no cabe en la bolsa: «Necesita un escenario, o un pedestal, o una cima» (Le Guin, 2021 [1986]: 11). Aquí, la atalaya. La novela, que guarda lo que el ayllu prefiere no mirar, es el recipiente más grande.</w:t>
+      </w:r>
+      <w:bookmarkEnd w:id="9"/>
+    </w:p>
+    <w:p>
+      <w:pPr>
+        <w:pStyle w:val="Heading2"/>
+        <w:rPr/>
+      </w:pPr>
+      <w:bookmarkStart w:id="10" w:name="X6513926464102a35f22aafc801b0596a5c3805e"/>
+      <w:r>
+        <w:rPr/>
+        <w:t>8. Conclusiones: lo que muestra el dibujo y sus límites</w:t>
       </w:r>
     </w:p>
     <w:p>
@@ -3143,120 +3166,100 @@
       </w:pPr>
       <w:r>
         <w:rPr/>
-        <w:t xml:space="preserve">Muralla, foso, atalaya: recordar es construir, y olvidar también. Es lo contrario del lema que abre este artículo: los comunarios de la novela no caminan mirando al pasado; lo esconden en un foso. La selección tiene nombres: «Llegaron los Villca, los Huanca, los Huallpa, los Yupanqui, los Ticona, los Choque, los Chuquihuanca» (ibid.: 156). Faltan los Condori, los Mamani y los Quispe, la «legión» sin tierra que cerraba la escalera del narrador (ibid.: 22). Juan Condori está enterrado en el cementerio de los mineros; los miembros de Basilio Quispe, «en muchos sitios» (ibid.: 69). El Signo Escalonado se rehace sin su último escalón. </w:t>
-      </w:r>
-      <w:ins w:id="11" w:author="Unknown Author" w:date="2026-09-27T04:57:26Z">
+        <w:t>La lectura permite sostener cuatro hallazgos. Primero: el montón de piedras es la arquitectura mínima de la novela, masa sin edificio, y la cosecha de estaño que promete el capataz (Botelho Gosálvez, 1982 [1945]: 142) es la captura de ese gesto por la máquina. Segundo: el Signo Escalonado vuelve a escalonar a la gente en el ayllu, la aldea, el cocal y el campamento, y el retorno lo rehace sin su último escalón. Tercero: el despojo funciona con una cadena de personas, instituciones y soportes (expediente, papel sellado, radio urbano, infolio, huella dactilar) que vuelven legibles la tierra y los cuerpos. La oposición entre la mano y el papel es el discurso de la aldea, y la novela la confirma al callar lo que los aymaras hicieron con la escritura: títulos coloniales, tinterillos aliados, escuelas propias. Cuarto: el narrador, que convierte a los comunarios en piedra fuera de la historia y culmina su desigualdad de género en la muchacha sin nombre, vuelve paisaje una posesión que la novela, a sus espaldas, deja escrita en la piedra: mojones, pircas, linderos, un apellido.</w:t>
+      </w:r>
+    </w:p>
+    <w:p>
+      <w:pPr>
+        <w:pStyle w:val="BodyText"/>
+        <w:rPr/>
+      </w:pPr>
+      <w:r>
+        <w:rPr/>
+        <w:t>¿Qué muestra el dibujo? Ante todo, posiciones. Los esquemas obligan a decidir lo que el texto deja abierto (desde dónde se mira, a qué escala, qué queda dentro y qué fuera), y cada decisión deja ver la del narrador: fuera de la chujlla, en la tribuna del linchamiento, frente a las cumbres góticas. Cuando la decisión es del dibujante, como el cráneo o los mojones, la comparación con el texto y con el vocabulario aymara dice si se sostiene. Además, las operaciones del pastel (sumar, quitar, manchar, rayar, disolver) repiten las de la novela: amontonar, despejar, dejar «manchones» (ibid.: 60, 156), escribir, derretirse. Leer con la mano no es solo ilustrar escenas, sino repetir operaciones: un manuaje de la lectura, táctil como la prosa que lee.</w:t>
+      </w:r>
+    </w:p>
+    <w:p>
+      <w:pPr>
+        <w:pStyle w:val="BodyText"/>
+        <w:rPr/>
+      </w:pPr>
+      <w:r>
+        <w:rPr/>
+        <w:t xml:space="preserve">El trabajo tiene tres límites. El primero es el que advertía Hall: el corte, el </w:t>
+      </w:r>
+      <w:r>
+        <w:rPr>
+          <w:i/>
+          <w:iCs/>
+        </w:rPr>
+        <w:t>capriccio</w:t>
+      </w:r>
+      <w:r>
+        <w:rPr/>
+        <w:t xml:space="preserve">, Bacon, la tectónica y hasta la pelvis son maneras de ver ajenas al mundo narrado. Los dibujos hablan de la novela, no del ayllu ni de la manera aymara de entender el espacio, que pedirían otras fuentes y otros autores: los de la historia que los aymaras, escribía Roberto Choque Canqui, «hace tiempo, hemos añorado por escribir» (Choque Canqui, 1978 [1974]: s. p.). El segundo es ético: la inmersión seduce, y un pastel puede embellecer la miseria o fabricar efigies; por eso la serie no dibuja el linchamiento ni </w:t>
+      </w:r>
+      <w:ins w:id="10" w:author="Unknown Author" w:date="2026-09-28T16:12:25Z">
         <w:r>
           <w:rPr/>
-          <w:t xml:space="preserve">Una pirca de doble cara enseña lo que esa memoria olvida: las piedras grandes dan la cara, pero adentro, apretadas entre las dos caras, van las menudas, y sin ese relleno el muro se cae. El narrador también llama «legión» a la «piedrecilla menuda» que baja del cerro hasta las pircas (ibid.: 8). Los sin tierra fueron ese relleno: tres de ellos, sin nombre, cuidaron el ayllu vacío, y el retorno no los cuenta. </w:t>
+          <w:t>el alma</w:t>
         </w:r>
       </w:ins>
-      <w:r>
-        <w:rPr/>
-        <w:t>Con la cosecha, los derrotados «olvidaron la pesadilla pasada», y la Pachamama recuperó «su prestigio de hembra paridora y múltiple» (ibid.: 159). La paz se paga con ese olvido.</w:t>
-      </w:r>
-    </w:p>
-    <w:p>
-      <w:pPr>
-        <w:pStyle w:val="BodyText"/>
-        <w:rPr/>
-      </w:pPr>
-      <w:r>
-        <w:rPr/>
-        <w:t xml:space="preserve">Ursula K. Le Guin opuso dos formas de contar: la del arma, con forma de flecha, y la del recipiente. «Una novela es un botiquín», escribió, «que contiene cosas en una relación particular, poderosa, entre sí, y con nosotros» (Le Guin, 2021 [1986]: 10). La mina pertenece a la historia del arma: jornal, revólver, boquete. El ayllu del retorno, a la del recipiente: la casa, «un recipiente para personas» (ibid.: 8), vuelve a guardar la cosecha y a reunir los nombres. Pero todo recipiente elige qué guarda. El </w:t>
-      </w:r>
-      <w:del w:id="12" w:author="Unknown Author" w:date="2026-09-27T04:57:26Z">
+      <w:del w:id="11" w:author="Unknown Author" w:date="2026-09-28T16:12:25Z">
         <w:r>
           <w:rPr/>
-          <w:delText xml:space="preserve">pesebre fue tumba, y el ayllu reparado deja fuera a los sin tierra. El </w:delText>
+          <w:delText>los sueños</w:delText>
         </w:r>
       </w:del>
       <w:r>
         <w:rPr/>
-        <w:t>narrador cierra con héroes: los derrotados vuelven a ser «los patriarcas fecundadores del suelo, los sembradores del destino» (Botelho Gosálvez, 1982 [1945]: 159). El héroe, advierte Le Guin, no cabe en la bolsa: «Necesita un escenario, o un pedestal, o una cima» (Le Guin, 2021 [1986]: 11). Aquí, la atalaya. La novela, que guarda lo que el ayllu prefiere no mirar, es el recipiente más grande.</w:t>
-      </w:r>
-      <w:bookmarkEnd w:id="8"/>
+        <w:t xml:space="preserve"> que el narrador declara </w:t>
+      </w:r>
+      <w:ins w:id="12" w:author="Unknown Author" w:date="2026-09-28T16:12:25Z">
+        <w:r>
+          <w:rPr/>
+          <w:t>cerrada</w:t>
+        </w:r>
+      </w:ins>
+      <w:del w:id="13" w:author="Unknown Author" w:date="2026-09-28T16:12:25Z">
+        <w:r>
+          <w:rPr/>
+          <w:delText>inaccesibles</w:delText>
+        </w:r>
+      </w:del>
+      <w:r>
+        <w:rPr/>
+        <w:t>. El tercero es de método: el dibujo depende de los datos del texto y hereda sus silencios. Puede hacerlos visibles, pero no llenarlos.</w:t>
+      </w:r>
+    </w:p>
+    <w:p>
+      <w:pPr>
+        <w:pStyle w:val="BodyText"/>
+        <w:rPr/>
+      </w:pPr>
+      <w:r>
+        <w:rPr/>
+        <w:t xml:space="preserve">Queda el montón. «Quizá un día la montaña de piedras sobrepase la altura del cerro», esperaban los comunarios (Botelho Gosálvez, 1982 [1945]: 9). La novela cumple la profecía al revés: la montaña crece en el desmonte de la mina y en el «informe montón» que sepulta a Juan Condori (ibid.: 154). El dibujo no repara lo que la novela deja caer al foso; a lo sumo, puede impedir que el foso se cierre. Si en Jatun-Kolla habitar es despejar piedras, leer </w:t>
+      </w:r>
+      <w:r>
+        <w:rPr>
+          <w:i/>
+          <w:iCs/>
+        </w:rPr>
+        <w:t>Altiplano</w:t>
+      </w:r>
+      <w:r>
+        <w:rPr/>
+        <w:t xml:space="preserve"> con la mano es, quizá, volver a amontonarlas para ver qué queda debajo.</w:t>
+      </w:r>
+      <w:bookmarkEnd w:id="10"/>
     </w:p>
     <w:p>
       <w:pPr>
         <w:pStyle w:val="Heading2"/>
         <w:rPr/>
       </w:pPr>
-      <w:bookmarkStart w:id="9" w:name="X6513926464102a35f22aafc801b0596a5c3805e"/>
-      <w:r>
-        <w:rPr/>
-        <w:t>8. Conclusiones: lo que muestra el dibujo y sus límites</w:t>
-      </w:r>
-    </w:p>
-    <w:p>
-      <w:pPr>
-        <w:pStyle w:val="FirstParagraph"/>
-        <w:rPr/>
-      </w:pPr>
-      <w:r>
-        <w:rPr/>
-        <w:t>La lectura permite sostener cuatro hallazgos. Primero: el montón de piedras es la arquitectura mínima de la novela, masa sin edificio, y la cosecha de estaño que promete el capataz (Botelho Gosálvez, 1982 [1945]: 142) es la captura de ese gesto por la máquina. Segundo: el Signo Escalonado vuelve a escalonar a la gente en el ayllu, la aldea, el cocal y el campamento, y el retorno lo rehace sin su último escalón. Tercero: el despojo funciona con una cadena de personas, instituciones y soportes (expediente, papel sellado, radio urbano, infolio, huella dactilar) que vuelven legibles la tierra y los cuerpos. La oposición entre la mano y el papel es el discurso de la aldea, y la novela la confirma al callar lo que los aymaras hicieron con la escritura: títulos coloniales, tinterillos aliados, escuelas propias. Cuarto: el narrador, que convierte a los comunarios en piedra fuera de la historia y culmina su desigualdad de género en la muchacha sin nombre, vuelve paisaje una posesión que la novela, a sus espaldas, deja escrita en la piedra: mojones, pircas, linderos, un apellido.</w:t>
-      </w:r>
-    </w:p>
-    <w:p>
-      <w:pPr>
-        <w:pStyle w:val="BodyText"/>
-        <w:rPr/>
-      </w:pPr>
-      <w:r>
-        <w:rPr/>
-        <w:t>¿Qué muestra el dibujo? Ante todo, posiciones. Los esquemas obligan a decidir lo que el texto deja abierto (desde dónde se mira, a qué escala, qué queda dentro y qué fuera), y cada decisión deja ver la del narrador: fuera de la chujlla, en la tribuna del linchamiento, frente a las cumbres góticas. Cuando la decisión es del dibujante, como el cráneo o los mojones, la comparación con el texto y con el vocabulario aymara dice si se sostiene. Además, las operaciones del pastel (sumar, quitar, manchar, rayar, disolver) repiten las de la novela: amontonar, despejar, dejar «manchones» (ibid.: 60, 156), escribir, derretirse. Leer con la mano no es solo ilustrar escenas, sino repetir operaciones: un manuaje de la lectura, táctil como la prosa que lee.</w:t>
-      </w:r>
-    </w:p>
-    <w:p>
-      <w:pPr>
-        <w:pStyle w:val="BodyText"/>
-        <w:rPr/>
-      </w:pPr>
-      <w:r>
-        <w:rPr/>
-        <w:t xml:space="preserve">El trabajo tiene tres límites. El primero es el que advertía Hall: el corte, el </w:t>
-      </w:r>
-      <w:r>
-        <w:rPr>
-          <w:i/>
-          <w:iCs/>
-        </w:rPr>
-        <w:t>capriccio</w:t>
-      </w:r>
-      <w:r>
-        <w:rPr/>
-        <w:t>, Bacon, la tectónica y hasta la pelvis son maneras de ver ajenas al mundo narrado. Los dibujos hablan de la novela, no del ayllu ni de la manera aymara de entender el espacio, que pedirían otras fuentes y otros autores: los de la historia que los aymaras, escribía Roberto Choque Canqui, «hace tiempo, hemos añorado por escribir» (Choque Canqui, 1978 [1974]: s. p.). El segundo es ético: la inmersión seduce, y un pastel puede embellecer la miseria o fabricar efigies; por eso la serie no dibuja el linchamiento ni los sueños que el narrador declara inaccesibles. El tercero es de método: el dibujo depende de los datos del texto y hereda sus silencios. Puede hacerlos visibles, pero no llenarlos.</w:t>
-      </w:r>
-    </w:p>
-    <w:p>
-      <w:pPr>
-        <w:pStyle w:val="BodyText"/>
-        <w:rPr/>
-      </w:pPr>
-      <w:r>
-        <w:rPr/>
-        <w:t xml:space="preserve">Queda el montón. «Quizá un día la montaña de piedras sobrepase la altura del cerro», esperaban los comunarios (Botelho Gosálvez, 1982 [1945]: 9). La novela cumple la profecía al revés: la montaña crece en el desmonte de la mina y en el «informe montón» que sepulta a Juan Condori (ibid.: 154). El dibujo no repara lo que la novela deja caer al foso; a lo sumo, puede impedir que el foso se cierre. Si en Jatun-Kolla habitar es despejar piedras, leer </w:t>
-      </w:r>
-      <w:r>
-        <w:rPr>
-          <w:i/>
-          <w:iCs/>
-        </w:rPr>
-        <w:t>Altiplano</w:t>
-      </w:r>
-      <w:r>
-        <w:rPr/>
-        <w:t xml:space="preserve"> con la mano es, quizá, volver a amontonarlas para ver qué queda debajo.</w:t>
-      </w:r>
-      <w:bookmarkEnd w:id="9"/>
-    </w:p>
-    <w:p>
-      <w:pPr>
-        <w:pStyle w:val="Heading2"/>
-        <w:rPr/>
-      </w:pPr>
-      <w:bookmarkStart w:id="10" w:name="declaraciones-finales"/>
+      <w:bookmarkStart w:id="11" w:name="declaraciones-finales"/>
       <w:r>
         <w:rPr/>
         <w:t>Declaraciones finales</w:t>
@@ -3328,14 +3331,14 @@
         <w:rPr/>
         <w:t>: el autor concibió la hipótesis original, diseñó la metodología de lectura tectónica, seleccionó las fuentes, decidió las interpretaciones, dirigió y revisó la redacción y es autor exclusivo de los pasteles al óleo que sustentan la investigación; asume la plena responsabilidad intelectual por la versión final del manuscrito.</w:t>
       </w:r>
-      <w:bookmarkEnd w:id="10"/>
+      <w:bookmarkEnd w:id="11"/>
     </w:p>
     <w:p>
       <w:pPr>
         <w:pStyle w:val="Heading2"/>
         <w:rPr/>
       </w:pPr>
-      <w:bookmarkStart w:id="11" w:name="bibliografía"/>
+      <w:bookmarkStart w:id="12" w:name="bibliografía"/>
       <w:r>
         <w:rPr/>
         <w:t>Bibliografía</w:t>
@@ -3835,7 +3838,7 @@
         <w:t>. México: Siglo XXI.</w:t>
       </w:r>
       <w:bookmarkEnd w:id="0"/>
-      <w:bookmarkEnd w:id="11"/>
+      <w:bookmarkEnd w:id="12"/>
     </w:p>
     <w:sectPr>
       <w:footnotePr>

--- a/articulo/articulo_cosecha_de_piedras_cambios.docx
+++ b/articulo/articulo_cosecha_de_piedras_cambios.docx
@@ -10,22 +10,35 @@
         <w:spacing w:lineRule="auto" w:line="360" w:before="240" w:after="120"/>
         <w:rPr/>
       </w:pPr>
-      <w:bookmarkStart w:id="0" w:name="Xb77f2b31b346d0baf66ecb196d493a47741f34c"/>
-      <w:r>
-        <w:rPr/>
-        <w:t xml:space="preserve">La cosecha de piedras: dibujar el habitar en </w:t>
-      </w:r>
-      <w:r>
-        <w:rPr>
-          <w:i/>
-          <w:iCs/>
-        </w:rPr>
-        <w:t>Altiplano</w:t>
-      </w:r>
-      <w:r>
-        <w:rPr/>
-        <w:t xml:space="preserve"> de Botelho Gosálvez</w:t>
-      </w:r>
+      <w:bookmarkStart w:id="0" w:name="Xfdf5c4b111121f61c3e47682ce38e3b1cc2db9c"/>
+      <w:r>
+        <w:rPr/>
+        <w:t xml:space="preserve">La cosecha de piedras: </w:t>
+      </w:r>
+      <w:ins w:id="0" w:author="Unknown Author" w:date="2026-09-29T14:03:57Z">
+        <w:r>
+          <w:rPr/>
+          <w:t xml:space="preserve">piedra, papel y máquina en </w:t>
+        </w:r>
+      </w:ins>
+      <w:ins w:id="1" w:author="Unknown Author" w:date="2026-09-29T14:03:57Z">
+        <w:r>
+          <w:rPr>
+            <w:i/>
+            <w:iCs/>
+          </w:rPr>
+          <w:t>Altiplano</w:t>
+        </w:r>
+      </w:ins>
+      <w:del w:id="2" w:author="Unknown Author" w:date="2026-09-29T14:03:57Z">
+        <w:r>
+          <w:rPr>
+            <w:i/>
+            <w:iCs/>
+          </w:rPr>
+          <w:delText>dibujar el habitar en Altiplano de Botelho Gosálvez</w:delText>
+        </w:r>
+      </w:del>
     </w:p>
     <w:p>
       <w:pPr>
@@ -37,66 +50,57 @@
           <w:b/>
           <w:bCs/>
         </w:rPr>
-        <w:t xml:space="preserve">The Harvest of Stones: Drawing Dwelling in Botelho Gosálvez’s </w:t>
-      </w:r>
+        <w:t xml:space="preserve">The Harvest of Stones: </w:t>
+      </w:r>
+      <w:ins w:id="3" w:author="Unknown Author" w:date="2026-09-29T14:03:57Z">
+        <w:r>
+          <w:rPr>
+            <w:b/>
+            <w:bCs/>
+          </w:rPr>
+          <w:t>Stone, Paper and Machine in</w:t>
+        </w:r>
+      </w:ins>
+      <w:del w:id="4" w:author="Unknown Author" w:date="2026-09-29T14:03:57Z">
+        <w:r>
+          <w:rPr>
+            <w:b/>
+            <w:bCs/>
+          </w:rPr>
+          <w:delText>Drawing Dwelling in Botelho Gosálvez’s</w:delText>
+        </w:r>
+      </w:del>
       <w:r>
         <w:rPr>
           <w:b/>
           <w:bCs/>
-          <w:i/>
-          <w:iCs/>
-        </w:rPr>
-        <w:t>Altiplano</w:t>
-      </w:r>
-    </w:p>
-    <w:p>
-      <w:pPr>
-        <w:pStyle w:val="BodyText"/>
-        <w:rPr/>
-      </w:pPr>
-      <w:r>
-        <w:rPr/>
-        <w:t>Joaquin Max Cuevas Ventura</w:t>
-      </w:r>
-      <w:r>
-        <w:rPr>
-          <w:rStyle w:val="FootnoteReference"/>
-        </w:rPr>
-        <w:footnoteReference w:id="2"/>
-      </w:r>
-    </w:p>
-    <w:p>
-      <w:pPr>
-        <w:pStyle w:val="BodyText"/>
-        <w:rPr/>
-      </w:pPr>
+        </w:rPr>
+        <w:t xml:space="preserve"> </w:t>
+      </w:r>
       <w:r>
         <w:rPr>
           <w:b/>
           <w:bCs/>
-        </w:rPr>
-        <w:t>Resumen</w:t>
-      </w:r>
-    </w:p>
-    <w:p>
-      <w:pPr>
-        <w:pStyle w:val="BodyText"/>
-        <w:rPr/>
-      </w:pPr>
-      <w:r>
-        <w:rPr/>
-        <w:t xml:space="preserve">El artículo lee </w:t>
-      </w:r>
-      <w:r>
-        <w:rPr>
           <w:i/>
           <w:iCs/>
         </w:rPr>
         <w:t>Altiplano</w:t>
       </w:r>
-      <w:r>
-        <w:rPr/>
-        <w:t xml:space="preserve"> (1945), de Raúl Botelho Gosálvez, desde la arquitectura y el dibujo, siguiendo sus piedras. La crítica ya mostró que el narrador indigenista convierte la historia india en naturaleza; aquí se estudia lo que la novela registra a espaldas de su narrador: cómo funciona, materialmente, el despojo. Con el vocabulario aymara colonial, la historia andina y seis pasteles al óleo como herramienta de lectura, se sostiene que la novela marca la posesión con piedras (mojón, pirca, montón), narra su pérdida ante papeles y máquinas, calla el uso aymara de la escritura y recuerda de manera selectiva.</w:t>
+    </w:p>
+    <w:p>
+      <w:pPr>
+        <w:pStyle w:val="BodyText"/>
+        <w:rPr/>
+      </w:pPr>
+      <w:r>
+        <w:rPr/>
+        <w:t>Joaquin Max Cuevas Ventura</w:t>
+      </w:r>
+      <w:r>
+        <w:rPr>
+          <w:rStyle w:val="FootnoteReference"/>
+        </w:rPr>
+        <w:footnoteReference w:id="2"/>
       </w:r>
     </w:p>
     <w:p>
@@ -109,11 +113,28 @@
           <w:b/>
           <w:bCs/>
         </w:rPr>
-        <w:t>Palabras clave:</w:t>
-      </w:r>
-      <w:r>
-        <w:rPr/>
-        <w:t xml:space="preserve"> Botelho Gosálvez; ayllu; despojo; manuaje; dibujo como investigación.</w:t>
+        <w:t>Resumen</w:t>
+      </w:r>
+    </w:p>
+    <w:p>
+      <w:pPr>
+        <w:pStyle w:val="BodyText"/>
+        <w:rPr/>
+      </w:pPr>
+      <w:r>
+        <w:rPr/>
+        <w:t xml:space="preserve">El artículo lee </w:t>
+      </w:r>
+      <w:r>
+        <w:rPr>
+          <w:i/>
+          <w:iCs/>
+        </w:rPr>
+        <w:t>Altiplano</w:t>
+      </w:r>
+      <w:r>
+        <w:rPr/>
+        <w:t xml:space="preserve"> (1945), de Raúl Botelho Gosálvez, desde la arquitectura y el dibujo, siguiendo sus piedras. La crítica ya mostró que el narrador indigenista convierte la historia india en naturaleza; aquí se estudia lo que la novela registra a espaldas de su narrador: cómo funciona, materialmente, el despojo. Con el vocabulario aymara colonial, la historia andina y seis pasteles al óleo como herramienta de lectura, se sostiene que la novela marca la posesión con piedras (mojón, pirca, montón), narra su pérdida ante papeles y máquinas, calla el uso aymara de la escritura y recuerda de manera selectiva.</w:t>
       </w:r>
     </w:p>
     <w:p>
@@ -126,28 +147,11 @@
           <w:b/>
           <w:bCs/>
         </w:rPr>
-        <w:t>Abstract</w:t>
-      </w:r>
-    </w:p>
-    <w:p>
-      <w:pPr>
-        <w:pStyle w:val="BodyText"/>
-        <w:rPr/>
-      </w:pPr>
-      <w:r>
-        <w:rPr/>
-        <w:t xml:space="preserve">This article reads </w:t>
-      </w:r>
-      <w:r>
-        <w:rPr>
-          <w:i/>
-          <w:iCs/>
-        </w:rPr>
-        <w:t>Altiplano</w:t>
-      </w:r>
-      <w:r>
-        <w:rPr/>
-        <w:t xml:space="preserve"> (1945), by Raúl Botelho Gosálvez, from the standpoint of architecture and drawing, following its stones. Criticism has shown that the indigenista narrator turns Indian history into nature; this study examines what the novel records behind its narrator’s back: how dispossession works, materially. Drawing on colonial Aymara vocabulary, Andean history and six oil pastels used as reading tools, it argues that the novel marks possession with stones (boundary marker, dry wall, heap), narrates its loss to papers and machines, silences Aymara uses of writing, and remembers selectively.</w:t>
+        <w:t>Palabras clave:</w:t>
+      </w:r>
+      <w:r>
+        <w:rPr/>
+        <w:t xml:space="preserve"> Botelho Gosálvez; ayllu; despojo; manuaje; dibujo como investigación.</w:t>
       </w:r>
     </w:p>
     <w:p>
@@ -160,6 +164,40 @@
           <w:b/>
           <w:bCs/>
         </w:rPr>
+        <w:t>Abstract</w:t>
+      </w:r>
+    </w:p>
+    <w:p>
+      <w:pPr>
+        <w:pStyle w:val="BodyText"/>
+        <w:rPr/>
+      </w:pPr>
+      <w:r>
+        <w:rPr/>
+        <w:t xml:space="preserve">This article reads </w:t>
+      </w:r>
+      <w:r>
+        <w:rPr>
+          <w:i/>
+          <w:iCs/>
+        </w:rPr>
+        <w:t>Altiplano</w:t>
+      </w:r>
+      <w:r>
+        <w:rPr/>
+        <w:t xml:space="preserve"> (1945), by Raúl Botelho Gosálvez, from the standpoint of architecture and drawing, following its stones. Criticism has shown that the indigenista narrator turns Indian history into nature; this study examines what the novel records behind its narrator’s back: how dispossession works, materially. Drawing on colonial Aymara vocabulary, Andean history and six oil pastels used as reading tools, it argues that the novel marks possession with stones (boundary marker, dry wall, heap), narrates its loss to papers and machines, silences Aymara uses of writing, and remembers selectively.</w:t>
+      </w:r>
+    </w:p>
+    <w:p>
+      <w:pPr>
+        <w:pStyle w:val="BodyText"/>
+        <w:rPr/>
+      </w:pPr>
+      <w:r>
+        <w:rPr>
+          <w:b/>
+          <w:bCs/>
+        </w:rPr>
         <w:t>Keywords:</w:t>
       </w:r>
       <w:r>
@@ -300,86 +338,112 @@
       </w:r>
       <w:r>
         <w:rPr/>
-        <w:t xml:space="preserve">, para las piedras «que amontonan limpiando las chácaras» y para la piedra «hincada en la pared para atar en ella los palos del techo» (ibid.: 330). La misma palabra nombra la piedra que se saca del campo y la que sujeta el techo. Que la faena tenga verbo importa: para Juhani Pallasmaa, «las experiencias arquitectónicas básicas tienen carácter de verbos más que de sustantivos» (Pallasmaa, 2014: 158). Un arquitecto reconoce aquí dos maneras de construir. Kenneth Frampton distingue la masa formada por «apilamiento repetitivo de elementos pesados», «ya sea piedra o adobe», del armazón que ensambla «componentes ligeros y lineales» (Frampton, 1995: 5): la estereotomía y la tectónica. El montón es masa sin edificio, y </w:t>
-      </w:r>
-      <w:r>
-        <w:rPr>
-          <w:i/>
-          <w:iCs/>
-        </w:rPr>
-        <w:t>chhaxwa</w:t>
-      </w:r>
-      <w:r>
-        <w:rPr/>
-        <w:t xml:space="preserve"> nombra el punto exacto donde la masa y el armazón se tocan. Esa tensión entre la piedra que pesa y la madera que ata recorre la novela, de la chujlla a la mina.</w:t>
-      </w:r>
-    </w:p>
-    <w:p>
-      <w:pPr>
-        <w:pStyle w:val="BodyText"/>
-        <w:rPr/>
-      </w:pPr>
-      <w:r>
-        <w:rPr/>
-        <w:t xml:space="preserve">Este artículo hace dos preguntas. ¿Qué sabe </w:t>
-      </w:r>
-      <w:r>
-        <w:rPr>
-          <w:i/>
-          <w:iCs/>
-        </w:rPr>
-        <w:t>Altiplano</w:t>
-      </w:r>
-      <w:r>
-        <w:rPr/>
-        <w:t xml:space="preserve"> sobre el habitar cuando se la lee siguiendo sus piedras? ¿Y qué añade a esa lectura un dibujo hecho con una materia, el pastel al óleo, que trabaja como el comunario, sumando y quitando?</w:t>
-      </w:r>
-      <w:r>
-        <w:rPr>
-          <w:rStyle w:val="FootnoteReference"/>
-        </w:rPr>
-        <w:footnoteReference w:id="4"/>
-      </w:r>
-      <w:r>
-        <w:rPr/>
-        <w:t xml:space="preserve"> Nuestra respuesta es que la novela registra, a espaldas de su narrador, la mecánica material del despojo: cómo se pierde la tierra, con qué objetos y con qué gestos. Leer así se parece al esgrafiado: se raspa la capa del narrador para que aparezca la de abajo. El argumento cabe en tres materiales. El ayllu marca su tierra con piedras: despeja, amontona, cerca y amojona. La aldea la reescribe con papeles: títulos, expedientes, ordenanzas. La mina convierte el mismo gesto en mercancía con máquinas. Entre la piedra y el papel el intercambio no es parejo: ante la ley, un mojón no vale lo que un título. El dibujo, al repetir las operaciones de la novela con otra materia, obliga a decidir lo que el texto deja abierto y deja ver lo que el narrador impone.</w:t>
-      </w:r>
-    </w:p>
-    <w:p>
-      <w:pPr>
-        <w:pStyle w:val="BodyText"/>
-        <w:rPr/>
-      </w:pPr>
-      <w:r>
-        <w:rPr/>
-        <w:t xml:space="preserve">El narrador, además, no es inocente. La novela se publicó en Buenos Aires en 1945 y se cita aquí por una reedición paceña de 1982, cuya nota editorial asegura que el autor «ama al indio», que enseñó en la Escuela Indigenal de Warisata y que Jatun-Kolla «es, en realidad, Warisata» (Botelho Gosálvez, 1982 [1945]: 5). Aquí no se lee la novela ni como documento ni como redención. Antonio Cornejo Polar mostró que el narrador indigenista, «ajeno al mundo indio aunque se solidarice con él», imagina esa vida «más en términos de naturaleza que de historia» (Cornejo Polar, 2003 [1994]: 180). El de </w:t>
-      </w:r>
-      <w:r>
-        <w:rPr>
-          <w:i/>
-          <w:iCs/>
-        </w:rPr>
-        <w:t>Altiplano</w:t>
-      </w:r>
-      <w:r>
-        <w:rPr/>
-        <w:t xml:space="preserve"> </w:t>
-      </w:r>
-      <w:ins w:id="0" w:author="Unknown Author" w:date="2026-09-28T16:12:25Z">
+        <w:t xml:space="preserve">, para las piedras «que amontonan limpiando las chácaras» y para la piedra «hincada en la pared para atar en ella los palos del techo» (ibid.: 330). </w:t>
+      </w:r>
+      <w:del w:id="5" w:author="Unknown Author" w:date="2026-09-29T14:03:57Z">
         <w:r>
           <w:rPr/>
-          <w:t>denuncia</w:t>
+          <w:delText xml:space="preserve">La misma palabra nombra la piedra que se saca del campo y la que sujeta el techo. </w:delText>
+        </w:r>
+      </w:del>
+      <w:r>
+        <w:rPr/>
+        <w:t xml:space="preserve">Que la faena tenga verbo importa: para Juhani Pallasmaa, «las experiencias arquitectónicas básicas tienen carácter de verbos más que de sustantivos» (Pallasmaa, 2014: 158). Un arquitecto reconoce aquí dos maneras de construir. Kenneth Frampton distingue la masa formada por «apilamiento repetitivo de elementos pesados», «ya sea piedra o adobe», del armazón que ensambla «componentes ligeros y lineales» (Frampton, 1995: 5): la estereotomía y la tectónica. El montón es masa sin edificio, y </w:t>
+      </w:r>
+      <w:r>
+        <w:rPr>
+          <w:i/>
+          <w:iCs/>
+        </w:rPr>
+        <w:t>chhaxwa</w:t>
+      </w:r>
+      <w:r>
+        <w:rPr/>
+        <w:t xml:space="preserve"> nombra el punto exacto donde la masa y el armazón se tocan. Esa tensión entre la piedra que pesa y la madera que ata recorre la novela, de la chujlla a la mina.</w:t>
+      </w:r>
+    </w:p>
+    <w:p>
+      <w:pPr>
+        <w:pStyle w:val="BodyText"/>
+        <w:rPr/>
+      </w:pPr>
+      <w:r>
+        <w:rPr/>
+        <w:t xml:space="preserve">Este artículo hace dos preguntas. ¿Qué sabe </w:t>
+      </w:r>
+      <w:r>
+        <w:rPr>
+          <w:i/>
+          <w:iCs/>
+        </w:rPr>
+        <w:t>Altiplano</w:t>
+      </w:r>
+      <w:r>
+        <w:rPr/>
+        <w:t xml:space="preserve"> sobre el habitar cuando se la lee siguiendo sus piedras? ¿Y qué añade a esa lectura un dibujo hecho con una materia, el pastel al óleo, que trabaja como el comunario, sumando y quitando?</w:t>
+      </w:r>
+      <w:r>
+        <w:rPr>
+          <w:rStyle w:val="FootnoteReference"/>
+        </w:rPr>
+        <w:footnoteReference w:id="4"/>
+      </w:r>
+      <w:r>
+        <w:rPr/>
+        <w:t xml:space="preserve"> Nuestra respuesta es que la novela registra, a espaldas de su narrador, la mecánica material del despojo: cómo se pierde la tierra, con qué objetos y con qué gestos. Leer así se parece al esgrafiado: se raspa la capa del narrador para que aparezca la de abajo. El argumento cabe en tres materiales. El ayllu marca su tierra con piedras: despeja, amontona, cerca y amojona. La aldea la reescribe con papeles: títulos, expedientes, ordenanzas. La mina convierte el mismo gesto en mercancía con máquinas. </w:t>
+      </w:r>
+      <w:ins w:id="6" w:author="Unknown Author" w:date="2026-09-29T14:03:57Z">
+        <w:r>
+          <w:rPr/>
+          <w:t xml:space="preserve">Como en el juego de piedra, papel o tijera, </w:t>
         </w:r>
       </w:ins>
-      <w:del w:id="1" w:author="Unknown Author" w:date="2026-09-28T16:12:25Z">
+      <w:del w:id="7" w:author="Unknown Author" w:date="2026-09-29T14:03:57Z">
         <w:r>
           <w:rPr/>
-          <w:delText>no es la excepción. Denuncia</w:delText>
+          <w:delText xml:space="preserve">Entre la piedra y </w:delText>
         </w:r>
       </w:del>
       <w:r>
         <w:rPr/>
-        <w:t xml:space="preserve"> el despojo, pero trata a los comunarios como animales, como cuerpos sexuales o como piedras: las chozas son «verrugas en la piel sarmentosa del altiplano» (Botelho Gosálvez, 1982 [1945]: 10), y un minero muestra sus «pobres costillas zafadas como surcos» (ibid.: 145). No se trata de repetir esa crítica, sino de buscar la historia que el texto guarda en sus cosas mientras el narrador la convierte en paisaje.</w:t>
+        <w:t xml:space="preserve">el papel </w:t>
+      </w:r>
+      <w:ins w:id="8" w:author="Unknown Author" w:date="2026-09-29T14:03:57Z">
+        <w:r>
+          <w:rPr/>
+          <w:t>le gana a la piedra por regla, no por peso</w:t>
+        </w:r>
+      </w:ins>
+      <w:del w:id="9" w:author="Unknown Author" w:date="2026-09-29T14:03:57Z">
+        <w:r>
+          <w:rPr/>
+          <w:delText>el intercambio no es parejo</w:delText>
+        </w:r>
+      </w:del>
+      <w:r>
+        <w:rPr/>
+        <w:t>: ante la ley, un mojón no vale lo que un título. El dibujo, al repetir las operaciones de la novela con otra materia, obliga a decidir lo que el texto deja abierto y deja ver lo que el narrador impone.</w:t>
+      </w:r>
+    </w:p>
+    <w:p>
+      <w:pPr>
+        <w:pStyle w:val="BodyText"/>
+        <w:rPr/>
+      </w:pPr>
+      <w:r>
+        <w:rPr/>
+        <w:t xml:space="preserve">El narrador, además, no es inocente. La novela se publicó en Buenos Aires en 1945 y se cita aquí por una reedición paceña de 1982, cuya nota editorial asegura que el autor «ama al indio», que enseñó en la Escuela Indigenal de Warisata y que Jatun-Kolla «es, en realidad, Warisata» (Botelho Gosálvez, 1982 [1945]: 5). Aquí no se lee la novela ni como documento ni como redención. Antonio Cornejo Polar mostró que el narrador indigenista, «ajeno al mundo indio aunque se solidarice con él», imagina esa vida «más en términos de naturaleza que de historia» (Cornejo Polar, 2003 [1994]: 180). El de </w:t>
+      </w:r>
+      <w:r>
+        <w:rPr>
+          <w:i/>
+          <w:iCs/>
+        </w:rPr>
+        <w:t>Altiplano</w:t>
+      </w:r>
+      <w:r>
+        <w:rPr/>
+        <w:t xml:space="preserve"> denuncia el despojo, pero trata a los comunarios como animales, como cuerpos sexuales o como piedras: las chozas son «verrugas en la piel sarmentosa del altiplano» (Botelho Gosálvez, 1982 [1945]: 10), y un minero muestra sus «pobres costillas zafadas como surcos» (ibid.: 145). No se trata de repetir esa crítica, sino de buscar la historia que el texto guarda en sus cosas mientras el narrador la convierte en paisaje.</w:t>
       </w:r>
     </w:p>
     <w:p>
@@ -564,16 +628,24 @@
         <w:rPr/>
         <w:t xml:space="preserve">, «un subgrupo contextual de acciones manuales» (Cárcamo Pino, 2025b: 259). Cárcamo Pino recuerda además que la misma mano hace dos agarres: el de fuerza, como al tomar un martillo, y el de precisión, como al «sujetar un papel con dos yemas dactilares» (Cárcamo Pino, 2025a: 10). </w:t>
       </w:r>
-      <w:r>
-        <w:rPr>
-          <w:i/>
-          <w:iCs/>
-        </w:rPr>
-        <w:t>Altiplano</w:t>
-      </w:r>
-      <w:r>
-        <w:rPr/>
-        <w:t xml:space="preserve"> pone los dos a la vista. Paulo Huanca sale de su chujlla «con la madera del arado en un hombro y las correas del yugo en las manos» (Botelho Gosálvez, 1982 [1945]: 34); el doctor Mendoza firma la ordenanza que dejará sin ganado a los Villca (ibid.: 96). No es una mano frente a un papel, sino dos manos con dos agarres.</w:t>
+      <w:del w:id="10" w:author="Unknown Author" w:date="2026-09-29T14:03:57Z">
+        <w:r>
+          <w:rPr>
+            <w:i/>
+            <w:iCs/>
+          </w:rPr>
+          <w:delText>Altiplano</w:delText>
+        </w:r>
+      </w:del>
+      <w:del w:id="11" w:author="Unknown Author" w:date="2026-09-29T14:03:57Z">
+        <w:r>
+          <w:rPr/>
+          <w:delText xml:space="preserve"> pone los dos a la vista. </w:delText>
+        </w:r>
+      </w:del>
+      <w:r>
+        <w:rPr/>
+        <w:t>Paulo Huanca sale de su chujlla «con la madera del arado en un hombro y las correas del yugo en las manos» (Botelho Gosálvez, 1982 [1945]: 34); el doctor Mendoza firma la ordenanza que dejará sin ganado a los Villca (ibid.: 96). No es una mano frente a un papel, sino dos manos con dos agarres.</w:t>
       </w:r>
     </w:p>
     <w:p>
@@ -1842,7 +1914,23 @@
       </w:pPr>
       <w:r>
         <w:rPr/>
-        <w:t>La chujlla de los Huanca permite medir la casa. Tiene dos metros de alto, paredes «renegridas por el hollín» y camastros de «apenas la altura de un adobe»; de las vigas, «mal unidas con lazos de paja trenzada», cuelgan «las hoces, el arado, el yugo de madera» (ibid.: 30-31). Junta las dos maneras de construir de Frampton: muros de piedra y adobe que pesan, y un armazón atado como una cestería (Frampton, 1995: 5). Se mide con el cuerpo y guarda las herramientas de las manos. Es una caja de herramientas, que para Cárcamo Pino es a las manos lo que un idioma a la lengua (Cárcamo Pino, 2025a: 12). El narrador, en cambio, entra como un intruso que no habita, sino que escribe: los camastros son «morada de piojos y pulgas» (Botelho Gosálvez, 1982 [1945]: 31). Pallasmaa recuerda que «la casa es una metáfora del cuerpo y el cuerpo una metáfora de la casa» (Pallasmaa, 2014: 159); el narrador hace de la chujlla una madriguera. Su umbral es el «portal de su chujlla» desde el que Paulo Huanca ve partir a los hijos que la escasez expulsa (Botelho Gosálvez, 1982 [1945]: 34).</w:t>
+        <w:t xml:space="preserve">La chujlla de los Huanca </w:t>
+      </w:r>
+      <w:ins w:id="12" w:author="Unknown Author" w:date="2026-09-29T14:03:57Z">
+        <w:r>
+          <w:rPr/>
+          <w:t>tiene</w:t>
+        </w:r>
+      </w:ins>
+      <w:del w:id="13" w:author="Unknown Author" w:date="2026-09-29T14:03:57Z">
+        <w:r>
+          <w:rPr/>
+          <w:delText>permite medir la casa. Tiene</w:delText>
+        </w:r>
+      </w:del>
+      <w:r>
+        <w:rPr/>
+        <w:t xml:space="preserve"> dos metros de alto, paredes «renegridas por el hollín» y camastros de «apenas la altura de un adobe»; de las vigas, «mal unidas con lazos de paja trenzada», cuelgan «las hoces, el arado, el yugo de madera» (ibid.: 30-31). Junta las dos maneras de construir de Frampton: muros de piedra y adobe que pesan, y un armazón atado como una cestería (Frampton, 1995: 5). Se mide con el cuerpo y guarda las herramientas de las manos. Es una caja de herramientas, que para Cárcamo Pino es a las manos lo que un idioma a la lengua (Cárcamo Pino, 2025a: 12). El narrador, en cambio, entra como un intruso que no habita, sino que escribe: los camastros son «morada de piojos y pulgas» (Botelho Gosálvez, 1982 [1945]: 31). Pallasmaa recuerda que «la casa es una metáfora del cuerpo y el cuerpo una metáfora de la casa» (Pallasmaa, 2014: 159); el narrador hace de la chujlla una madriguera. Su umbral es el «portal de su chujlla» desde el que Paulo Huanca ve partir a los hijos que la escasez expulsa (Botelho Gosálvez, 1982 [1945]: 34).</w:t>
       </w:r>
     </w:p>
     <w:p>
@@ -1908,49 +1996,7 @@
       </w:r>
       <w:r>
         <w:rPr/>
-        <w:t xml:space="preserve">. El esquema tiene que decidir desde dónde se mira, y el texto ofrece dos lugares: el del narrador, intruso en la puerta, y el del cuerpo que habita, al que remiten el hollín, los camastros y las herramientas. El corte elige el segundo y se detiene </w:t>
-      </w:r>
-      <w:ins w:id="2" w:author="Unknown Author" w:date="2026-09-28T16:12:25Z">
-        <w:r>
-          <w:rPr/>
-          <w:t xml:space="preserve">ante el </w:t>
-        </w:r>
-      </w:ins>
-      <w:del w:id="3" w:author="Unknown Author" w:date="2026-09-28T16:12:25Z">
-        <w:r>
-          <w:rPr/>
-          <w:delText xml:space="preserve">donde se detiene el narrador: en el </w:delText>
-        </w:r>
-      </w:del>
-      <w:r>
-        <w:rPr/>
-        <w:t xml:space="preserve">alma de los comunarios, </w:t>
-      </w:r>
-      <w:ins w:id="4" w:author="Unknown Author" w:date="2026-09-28T16:12:25Z">
-        <w:r>
-          <w:rPr/>
-          <w:t>para no hablar por ellos. El narrador, en cambio, la declara cerrada, «</w:t>
-        </w:r>
-      </w:ins>
-      <w:del w:id="5" w:author="Unknown Author" w:date="2026-09-28T16:12:25Z">
-        <w:r>
-          <w:rPr/>
-          <w:delText xml:space="preserve">porque «en su secreto, </w:delText>
-        </w:r>
-      </w:del>
-      <w:r>
-        <w:rPr/>
-        <w:t>nadie podía entrar</w:t>
-      </w:r>
-      <w:ins w:id="6" w:author="Unknown Author" w:date="2026-09-28T16:12:25Z">
-        <w:r>
-          <w:rPr/>
-          <w:t>», y los ve como estatuas de «hierático aspecto</w:t>
-        </w:r>
-      </w:ins>
-      <w:r>
-        <w:rPr/>
-        <w:t>» (Botelho Gosálvez, 1982 [1945]: 65).</w:t>
+        <w:t>. El esquema tiene que decidir desde dónde se mira, y el texto ofrece dos lugares: el del narrador, intruso en la puerta, y el del cuerpo que habita, al que remiten el hollín, los camastros y las herramientas. El corte elige el segundo y se detiene ante el alma de los comunarios, para no hablar por ellos. El narrador, en cambio, la declara cerrada, «nadie podía entrar», y los ve como estatuas de «hierático aspecto» (Botelho Gosálvez, 1982 [1945]: 65).</w:t>
       </w:r>
     </w:p>
     <w:p>
@@ -2247,7 +2293,17 @@
       </w:pPr>
       <w:r>
         <w:rPr/>
-        <w:t>La letra, además, pesa. En el cuartucho del tinterillo al que Vicente acude hay «un desordenado montón de papeles y libracos» (ibid.): otra vez un montón. El letrado cobra la defensa por peso: señala «un Código Penal en infolio y un manual del Procedimiento Civil» y asegura que el grande «tiene más peso legal y jurídico que el chiquitito» (ibid.: 104). El tinterillo no escribe: señala, compara y, al final, «recontó los billetes»; Vicente, para pagar, tiene que «desanudar la punta de la faja» donde guarda «un atado de pobres y traposos billetes» (ibid.: 105). Como en la escena de Cajamarca que abre el libro de Cornejo Polar, el libro es «mucho más fetiche que texto y mucho más gesto de dominio que acto de lenguaje» (Cornejo Polar, 2003 [1994]: 41). Vicente no puede leer el código, pero sabe leer a quien lo vende: «estos tinterillos son de una sola casta y todos obran con una mala fe del demonio» (Botelho Gosálvez, 1982 [1945]: 104). Rechaza la defensa, aunque una amenaza lo obliga a pagar la consulta (ibid.: 105). La escena no enfrenta a un indio ignorante con la escritura. Y calla que, en la historia real, los «abogados de pueblo (peyorativamente designados como “tinterillos”)» asesoraron la lucha legal de las comunidades y fueron «la manifestación embrionaria del indigenismo criollo» (Rivera Cusicanqui, 2010 [1984]: 101), el mismo indigenismo al que pertenece la novela.</w:t>
+        <w:t xml:space="preserve">La letra, además, pesa. En el cuartucho del tinterillo al que Vicente acude hay «un desordenado montón de papeles y libracos» (ibid.): otra vez un montón. El letrado cobra la defensa por peso: señala «un Código Penal en infolio y un manual del Procedimiento Civil» y asegura que el grande «tiene más peso legal y jurídico que el chiquitito» (ibid.: 104). El tinterillo no escribe: señala, compara y, al final, «recontó los billetes»; Vicente, para pagar, tiene que «desanudar la punta de la faja» donde guarda «un atado de pobres y traposos billetes» (ibid.: 105). Como en la escena de Cajamarca que abre el libro de Cornejo Polar, el libro es «mucho más fetiche que texto y mucho más gesto de dominio que acto de lenguaje» (Cornejo Polar, 2003 [1994]: 41). Vicente no puede leer el código, pero sabe leer a quien lo vende: «estos tinterillos son de una sola casta y todos obran con una mala fe del demonio» (Botelho Gosálvez, 1982 [1945]: 104). </w:t>
+      </w:r>
+      <w:del w:id="14" w:author="Unknown Author" w:date="2026-09-29T14:03:57Z">
+        <w:r>
+          <w:rPr/>
+          <w:delText xml:space="preserve">Rechaza la defensa, aunque una amenaza lo obliga a pagar la consulta (ibid.: 105). </w:delText>
+        </w:r>
+      </w:del>
+      <w:r>
+        <w:rPr/>
+        <w:t>La escena no enfrenta a un indio ignorante con la escritura. Y calla que, en la historia real, los «abogados de pueblo (peyorativamente designados como “tinterillos”)» asesoraron la lucha legal de las comunidades y fueron «la manifestación embrionaria del indigenismo criollo» (Rivera Cusicanqui, 2010 [1984]: 101), el mismo indigenismo al que pertenece la novela.</w:t>
       </w:r>
     </w:p>
     <w:p>
@@ -2559,17 +2615,7 @@
       </w:r>
       <w:r>
         <w:rPr/>
-        <w:t xml:space="preserve">. </w:t>
-      </w:r>
-      <w:del w:id="7" w:author="Unknown Author" w:date="2026-09-28T16:12:25Z">
-        <w:r>
-          <w:rPr/>
-          <w:delText xml:space="preserve">Formato vertical. </w:delText>
-        </w:r>
-      </w:del>
-      <w:r>
-        <w:rPr/>
-        <w:t xml:space="preserve">Arriba, la torre rayada en la cera como un encaje y el desmonte por el que se entra a la mina (ibid.: 140); debajo, el pique y los niveles, como los pisos de un edificio al revés. Los siete cuerpos de la jaula se hacen con el dedo, sin línea, y la rejilla se raya encima. Al fondo, pastel disuelto sube por los cuerpos como el agua. (3) </w:t>
+        <w:t xml:space="preserve">. Arriba, la torre rayada en la cera como un encaje y el desmonte por el que se entra a la mina (ibid.: 140); debajo, el pique y los niveles, como los pisos de un edificio al revés. Los siete cuerpos de la jaula se hacen con el dedo, sin línea, y la rejilla se raya encima. Al fondo, pastel disuelto sube por los cuerpos como el agua. (3) </w:t>
       </w:r>
       <w:r>
         <w:rPr>
@@ -2678,6 +2724,12 @@
         <w:rPr/>
         <w:t>La sequía se cuenta con palabras de arquitecto y de dibujante: las sementeras «se agrietan como paredes envejecidas» (Botelho Gosálvez, 1982 [1945]: 56); «Ni una pincelada enturbió el papel celeste y deslumbrador del cielo» (ibid.: 57). En la rogativa, los comunarios avanzan de rodillas y su piel sangrante deja «manchones en el cascajo» (ibid.: 60): los cuerpos dibujan sobre el suelo. Pronto, «cielo y tierra eran para ellos como una tremenda cárcel» (ibid.: 72).</w:t>
       </w:r>
+      <w:ins w:id="15" w:author="Unknown Author" w:date="2026-09-29T14:03:57Z">
+        <w:r>
+          <w:rPr/>
+          <w:t xml:space="preserve"> Al salir del ayllu, las casas ajenas se les cierran: a los vecinos, la sequía «les endureció el alma como había endurecido la tierra», y los reciben «dándoles con las puertas» y a pedradas (ibid.: 80).</w:t>
+        </w:r>
+      </w:ins>
     </w:p>
     <w:p>
       <w:pPr>
@@ -3117,23 +3169,7 @@
       </w:pPr>
       <w:r>
         <w:rPr/>
-        <w:t xml:space="preserve">Muralla, foso, atalaya: recordar es construir, y olvidar también. Es lo contrario del lema </w:t>
-      </w:r>
-      <w:ins w:id="8" w:author="Unknown Author" w:date="2026-09-28T16:12:25Z">
-        <w:r>
-          <w:rPr/>
-          <w:t>del epígrafe</w:t>
-        </w:r>
-      </w:ins>
-      <w:del w:id="9" w:author="Unknown Author" w:date="2026-09-28T16:12:25Z">
-        <w:r>
-          <w:rPr/>
-          <w:delText>que abre este artículo</w:delText>
-        </w:r>
-      </w:del>
-      <w:r>
-        <w:rPr/>
-        <w:t>: los comunarios de la novela no caminan mirando al pasado; lo esconden en un foso. La selección tiene nombres: «Llegaron los Villca, los Huanca, los Huallpa, los Yupanqui, los Ticona, los Choque, los Chuquihuanca» (ibid.: 156). Faltan los Condori, los Mamani y los Quispe, la «legión» sin tierra que cerraba la escalera del narrador (ibid.: 22). Juan Condori está enterrado en el cementerio de los mineros; los miembros de Basilio Quispe, «en muchos sitios» (ibid.: 69). El Signo Escalonado se rehace sin su último escalón. Una pirca de doble cara enseña lo que esa memoria olvida: las piedras grandes dan la cara, pero adentro, apretadas entre las dos caras, van las menudas, y sin ese relleno el muro se cae. El narrador también llama «legión» a la «piedrecilla menuda» que baja del cerro hasta las pircas (ibid.: 8). Los sin tierra fueron ese relleno: tres de ellos, sin nombre, cuidaron el ayllu vacío, y el retorno no los cuenta. Con la cosecha, los derrotados «olvidaron la pesadilla pasada», y la Pachamama recuperó «su prestigio de hembra paridora y múltiple» (ibid.: 159). La paz se paga con ese olvido.</w:t>
+        <w:t>Muralla, foso, atalaya: recordar es construir, y olvidar también. Es lo contrario del lema del epígrafe: los comunarios de la novela no caminan mirando al pasado; lo esconden en un foso. La selección tiene nombres: «Llegaron los Villca, los Huanca, los Huallpa, los Yupanqui, los Ticona, los Choque, los Chuquihuanca» (ibid.: 156). Faltan los Condori, los Mamani y los Quispe, la «legión» sin tierra que cerraba la escalera del narrador (ibid.: 22). Juan Condori está enterrado en el cementerio de los mineros; los miembros de Basilio Quispe, «en muchos sitios» (ibid.: 69). El Signo Escalonado se rehace sin su último escalón. Una pirca de doble cara enseña lo que esa memoria olvida: las piedras grandes dan la cara, pero adentro, apretadas entre las dos caras, van las menudas, y sin ese relleno el muro se cae. El narrador también llama «legión» a la «piedrecilla menuda» que baja del cerro hasta las pircas (ibid.: 8). Los sin tierra fueron ese relleno: tres de ellos, sin nombre, cuidaron el ayllu vacío, y el retorno no los cuenta. Con la cosecha, los derrotados «olvidaron la pesadilla pasada», y la Pachamama recuperó «su prestigio de hembra paridora y múltiple» (ibid.: 159). La paz se paga con ese olvido.</w:t>
       </w:r>
     </w:p>
     <w:p>
@@ -3197,39 +3233,7 @@
       </w:r>
       <w:r>
         <w:rPr/>
-        <w:t xml:space="preserve">, Bacon, la tectónica y hasta la pelvis son maneras de ver ajenas al mundo narrado. Los dibujos hablan de la novela, no del ayllu ni de la manera aymara de entender el espacio, que pedirían otras fuentes y otros autores: los de la historia que los aymaras, escribía Roberto Choque Canqui, «hace tiempo, hemos añorado por escribir» (Choque Canqui, 1978 [1974]: s. p.). El segundo es ético: la inmersión seduce, y un pastel puede embellecer la miseria o fabricar efigies; por eso la serie no dibuja el linchamiento ni </w:t>
-      </w:r>
-      <w:ins w:id="10" w:author="Unknown Author" w:date="2026-09-28T16:12:25Z">
-        <w:r>
-          <w:rPr/>
-          <w:t>el alma</w:t>
-        </w:r>
-      </w:ins>
-      <w:del w:id="11" w:author="Unknown Author" w:date="2026-09-28T16:12:25Z">
-        <w:r>
-          <w:rPr/>
-          <w:delText>los sueños</w:delText>
-        </w:r>
-      </w:del>
-      <w:r>
-        <w:rPr/>
-        <w:t xml:space="preserve"> que el narrador declara </w:t>
-      </w:r>
-      <w:ins w:id="12" w:author="Unknown Author" w:date="2026-09-28T16:12:25Z">
-        <w:r>
-          <w:rPr/>
-          <w:t>cerrada</w:t>
-        </w:r>
-      </w:ins>
-      <w:del w:id="13" w:author="Unknown Author" w:date="2026-09-28T16:12:25Z">
-        <w:r>
-          <w:rPr/>
-          <w:delText>inaccesibles</w:delText>
-        </w:r>
-      </w:del>
-      <w:r>
-        <w:rPr/>
-        <w:t>. El tercero es de método: el dibujo depende de los datos del texto y hereda sus silencios. Puede hacerlos visibles, pero no llenarlos.</w:t>
+        <w:t>, Bacon, la tectónica y hasta la pelvis son maneras de ver ajenas al mundo narrado. Los dibujos hablan de la novela, no del ayllu ni de la manera aymara de entender el espacio, que pedirían otras fuentes y otros autores: los de la historia que los aymaras, escribía Roberto Choque Canqui, «hace tiempo, hemos añorado por escribir» (Choque Canqui, 1978 [1974]: s. p.). El segundo es ético: la inmersión seduce, y un pastel puede embellecer la miseria o fabricar efigies; por eso la serie no dibuja el linchamiento ni el alma que el narrador declara cerrada. El tercero es de método: el dibujo depende de los datos del texto y hereda sus silencios. Puede hacerlos visibles, pero no llenarlos.</w:t>
       </w:r>
     </w:p>
     <w:p>

--- a/articulo/articulo_cosecha_de_piedras_cambios.docx
+++ b/articulo/articulo_cosecha_de_piedras_cambios.docx
@@ -13,736 +13,675 @@
       <w:bookmarkStart w:id="0" w:name="Xfdf5c4b111121f61c3e47682ce38e3b1cc2db9c"/>
       <w:r>
         <w:rPr/>
-        <w:t xml:space="preserve">La cosecha de piedras: </w:t>
-      </w:r>
-      <w:ins w:id="0" w:author="Unknown Author" w:date="2026-09-29T14:03:57Z">
+        <w:t xml:space="preserve">La cosecha de piedras: piedra, papel y máquina en </w:t>
+      </w:r>
+      <w:r>
+        <w:rPr>
+          <w:i/>
+          <w:iCs/>
+        </w:rPr>
+        <w:t>Altiplano</w:t>
+      </w:r>
+    </w:p>
+    <w:p>
+      <w:pPr>
+        <w:pStyle w:val="FirstParagraph"/>
+        <w:rPr/>
+      </w:pPr>
+      <w:r>
+        <w:rPr>
+          <w:b/>
+          <w:bCs/>
+        </w:rPr>
+        <w:t xml:space="preserve">The Harvest of Stones: Stone, Paper and Machine in </w:t>
+      </w:r>
+      <w:r>
+        <w:rPr>
+          <w:b/>
+          <w:bCs/>
+          <w:i/>
+          <w:iCs/>
+        </w:rPr>
+        <w:t>Altiplano</w:t>
+      </w:r>
+    </w:p>
+    <w:p>
+      <w:pPr>
+        <w:pStyle w:val="BodyText"/>
+        <w:rPr/>
+      </w:pPr>
+      <w:r>
+        <w:rPr/>
+        <w:t>Joaquin Max Cuevas Ventura</w:t>
+      </w:r>
+      <w:r>
+        <w:rPr>
+          <w:rStyle w:val="FootnoteReference"/>
+        </w:rPr>
+        <w:footnoteReference w:id="2"/>
+      </w:r>
+    </w:p>
+    <w:p>
+      <w:pPr>
+        <w:pStyle w:val="BodyText"/>
+        <w:rPr/>
+      </w:pPr>
+      <w:r>
+        <w:rPr>
+          <w:b/>
+          <w:bCs/>
+        </w:rPr>
+        <w:t>Resumen</w:t>
+      </w:r>
+    </w:p>
+    <w:p>
+      <w:pPr>
+        <w:pStyle w:val="BodyText"/>
+        <w:rPr/>
+      </w:pPr>
+      <w:r>
+        <w:rPr/>
+        <w:t xml:space="preserve">El artículo lee </w:t>
+      </w:r>
+      <w:r>
+        <w:rPr>
+          <w:i/>
+          <w:iCs/>
+        </w:rPr>
+        <w:t>Altiplano</w:t>
+      </w:r>
+      <w:r>
+        <w:rPr/>
+        <w:t xml:space="preserve"> (1945), de Raúl Botelho Gosálvez, desde la arquitectura y el dibujo, siguiendo sus piedras. La crítica ya mostró que el narrador indigenista convierte la historia india en naturaleza; aquí se estudia lo que la novela registra a espaldas de su narrador: cómo funciona, materialmente, el despojo. Con el vocabulario aymara colonial, la historia andina y seis pasteles al óleo como herramienta de lectura, se sostiene que la novela marca la posesión con piedras (mojón, pirca, montón), narra su pérdida ante papeles y máquinas, calla el uso aymara de la escritura y recuerda de manera selectiva.</w:t>
+      </w:r>
+    </w:p>
+    <w:p>
+      <w:pPr>
+        <w:pStyle w:val="BodyText"/>
+        <w:rPr/>
+      </w:pPr>
+      <w:r>
+        <w:rPr>
+          <w:b/>
+          <w:bCs/>
+        </w:rPr>
+        <w:t>Palabras clave:</w:t>
+      </w:r>
+      <w:r>
+        <w:rPr/>
+        <w:t xml:space="preserve"> Botelho Gosálvez; ayllu; despojo; manuaje; dibujo como investigación.</w:t>
+      </w:r>
+    </w:p>
+    <w:p>
+      <w:pPr>
+        <w:pStyle w:val="BodyText"/>
+        <w:rPr/>
+      </w:pPr>
+      <w:r>
+        <w:rPr>
+          <w:b/>
+          <w:bCs/>
+        </w:rPr>
+        <w:t>Abstract</w:t>
+      </w:r>
+    </w:p>
+    <w:p>
+      <w:pPr>
+        <w:pStyle w:val="BodyText"/>
+        <w:rPr/>
+      </w:pPr>
+      <w:r>
+        <w:rPr/>
+        <w:t xml:space="preserve">This article reads </w:t>
+      </w:r>
+      <w:r>
+        <w:rPr>
+          <w:i/>
+          <w:iCs/>
+        </w:rPr>
+        <w:t>Altiplano</w:t>
+      </w:r>
+      <w:r>
+        <w:rPr/>
+        <w:t xml:space="preserve"> (1945), by Raúl Botelho Gosálvez, from the standpoint of architecture and drawing, following its stones. Criticism has shown that the indigenista narrator turns Indian history into nature; this study examines what the novel records behind its narrator’s back: how dispossession works, materially. Drawing on colonial Aymara vocabulary, Andean history and six oil pastels used as reading tools, it argues that the novel marks possession with stones (boundary marker, dry wall, heap), narrates its loss to papers and machines, silences Aymara uses of writing, and remembers selectively.</w:t>
+      </w:r>
+    </w:p>
+    <w:p>
+      <w:pPr>
+        <w:pStyle w:val="BodyText"/>
+        <w:rPr/>
+      </w:pPr>
+      <w:r>
+        <w:rPr>
+          <w:b/>
+          <w:bCs/>
+        </w:rPr>
+        <w:t>Keywords:</w:t>
+      </w:r>
+      <w:r>
+        <w:rPr/>
+        <w:t xml:space="preserve"> Botelho Gosálvez; ayllu; dispossession; manuage; drawing as research.</w:t>
+      </w:r>
+    </w:p>
+    <w:p>
+      <w:pPr>
+        <w:pStyle w:val="Epgrafe"/>
+        <w:rPr/>
+      </w:pPr>
+      <w:r>
+        <w:rPr/>
+        <w:t>«Mirando al pasado para caminar por el presente y el futuro (</w:t>
+      </w:r>
+      <w:r>
+        <w:rPr>
+          <w:i/>
+          <w:iCs/>
+        </w:rPr>
+        <w:t>qhip nayr uñtasis sarnaqapxañani</w:t>
+      </w:r>
+      <w:r>
+        <w:rPr/>
+        <w:t>)».</w:t>
+      </w:r>
+    </w:p>
+    <w:p>
+      <w:pPr>
+        <w:pStyle w:val="Epgrafe"/>
+        <w:rPr/>
+      </w:pPr>
+      <w:r>
+        <w:rPr/>
+        <w:t>Lema del Taller de Historia Oral Andina (Rivera Cusicanqui, 2010 [1984]: 17)</w:t>
+      </w:r>
+    </w:p>
+    <w:p>
+      <w:pPr>
+        <w:pStyle w:val="Heading2"/>
+        <w:rPr/>
+      </w:pPr>
+      <w:bookmarkStart w:id="1" w:name="introducción-una-cosecha-de-piedras"/>
+      <w:r>
+        <w:rPr/>
+        <w:t>1. Introducción: una cosecha de piedras</w:t>
+      </w:r>
+    </w:p>
+    <w:p>
+      <w:pPr>
+        <w:pStyle w:val="FirstParagraph"/>
+        <w:rPr/>
+      </w:pPr>
+      <w:r>
+        <w:rPr/>
+        <w:t>En Jatun-Kolla, el ayllu aymara que Raúl Botelho Gosálvez sitúa «en la planta de una alta y rojiza peñería» (Botelho Gosálvez, 1982 [1945]: 6), la tierra de labranza no pasa de cien hectáreas; el resto es «erial de piedras». Los comunarios lo limpian año tras año, sin fortuna:</w:t>
+      </w:r>
+    </w:p>
+    <w:p>
+      <w:pPr>
+        <w:pStyle w:val="BlockText"/>
+        <w:rPr/>
+      </w:pPr>
+      <w:r>
+        <w:rPr/>
+        <w:t>A medida que extraen piedras y las amontonan, brotan más y más, como paridas por la tierra. ¡Piedras! El trabajo más duro, más reñido y tenaz en Jatun-Kolla, rinde cosecha de piedras. Pero no importa: quizá un día la montaña de piedras sobrepase la altura del cerro; entonces será buena la tierra rescatada (ibid.: 9).</w:t>
+      </w:r>
+    </w:p>
+    <w:p>
+      <w:pPr>
+        <w:pStyle w:val="FirstParagraph"/>
+        <w:rPr/>
+      </w:pPr>
+      <w:r>
+        <w:rPr/>
+        <w:t xml:space="preserve">La escena encierra una paradoja: lo que se cosecha es el obstáculo, y la tierra </w:t>
+      </w:r>
+      <w:r>
+        <w:rPr>
+          <w:i/>
+          <w:iCs/>
+        </w:rPr>
+        <w:t>pare</w:t>
+      </w:r>
+      <w:r>
+        <w:rPr/>
+        <w:t xml:space="preserve"> justamente lo que impide sembrar. Esas piedras cambian de oficio. Con ellas se hicieron «los cimientos y paredes de las chujllas» (ibid.: 8), las chozas del ayllu. Con ellas cubre Juan Condori a su compañera muerta: «amontonó piedras sobre el cadáver» (ibid.: 35). Y a Condori, asesinado en la mina, lo sepulta «un informe montón de rocas, lodo y maderos astillados» (ibid.: 154). Pirca, casa, tumba, escombro: el montón de piedras es la arquitectura mínima de </w:t>
+      </w:r>
+      <w:r>
+        <w:rPr>
+          <w:i/>
+          <w:iCs/>
+        </w:rPr>
+        <w:t>Altiplano</w:t>
+      </w:r>
+      <w:r>
+        <w:rPr/>
+        <w:t>, aquella en la que habitar y enterrar casi no se distinguen. Como observa Tim Ingold, el montón «no se construye: crece» (Ingold, 2013: 78)</w:t>
+      </w:r>
+      <w:r>
+        <w:rPr>
+          <w:rStyle w:val="FootnoteReference"/>
+        </w:rPr>
+        <w:footnoteReference w:id="3"/>
+      </w:r>
+      <w:r>
+        <w:rPr/>
+        <w:t>; en Jatun-Kolla, crece con cada cosecha.</w:t>
+      </w:r>
+    </w:p>
+    <w:p>
+      <w:pPr>
+        <w:pStyle w:val="BodyText"/>
+        <w:rPr/>
+      </w:pPr>
+      <w:r>
+        <w:rPr/>
+        <w:t xml:space="preserve">El aymara colonial tenía palabras para todo esto. El vocabulario que el jesuita Ludovico Bertonio publicó en 1612 registra un verbo para la faena, </w:t>
+      </w:r>
+      <w:r>
+        <w:rPr>
+          <w:i/>
+          <w:iCs/>
+        </w:rPr>
+        <w:t>wanqathapiña</w:t>
+      </w:r>
+      <w:r>
+        <w:rPr/>
+        <w:t xml:space="preserve">, «amontonar piedras sacándolas» (Bertonio, 2011 [1612]: 77), y un solo nombre, </w:t>
+      </w:r>
+      <w:r>
+        <w:rPr>
+          <w:i/>
+          <w:iCs/>
+        </w:rPr>
+        <w:t>chhaxwa</w:t>
+      </w:r>
+      <w:r>
+        <w:rPr/>
+        <w:t xml:space="preserve">, para las piedras «que amontonan limpiando las chácaras» y para la piedra «hincada en la pared para atar en ella los palos del techo» (ibid.: 330). Que la faena tenga verbo importa: para Juhani Pallasmaa, «las experiencias arquitectónicas básicas tienen carácter de verbos más que de sustantivos» (Pallasmaa, 2014: 158). </w:t>
+      </w:r>
+      <w:del w:id="0" w:author="Unknown Author" w:date="2026-09-29T15:38:02Z">
         <w:r>
           <w:rPr/>
-          <w:t xml:space="preserve">piedra, papel y máquina en </w:t>
+          <w:delText xml:space="preserve">Un arquitecto reconoce aquí dos maneras de construir. </w:delText>
+        </w:r>
+      </w:del>
+      <w:r>
+        <w:rPr/>
+        <w:t xml:space="preserve">Kenneth Frampton distingue la masa formada por «apilamiento repetitivo de elementos pesados», «ya sea piedra o adobe», del armazón que ensambla «componentes ligeros y lineales» (Frampton, 1995: 5): la estereotomía y la tectónica. El montón es masa sin edificio, y </w:t>
+      </w:r>
+      <w:r>
+        <w:rPr>
+          <w:i/>
+          <w:iCs/>
+        </w:rPr>
+        <w:t>chhaxwa</w:t>
+      </w:r>
+      <w:r>
+        <w:rPr/>
+        <w:t xml:space="preserve"> nombra el punto exacto donde la masa y el armazón se tocan. Esa tensión entre la piedra que pesa y la madera que ata recorre la novela, de la chujlla a la mina.</w:t>
+      </w:r>
+    </w:p>
+    <w:p>
+      <w:pPr>
+        <w:pStyle w:val="BodyText"/>
+        <w:rPr/>
+      </w:pPr>
+      <w:r>
+        <w:rPr/>
+        <w:t xml:space="preserve">Este artículo hace dos preguntas. ¿Qué sabe </w:t>
+      </w:r>
+      <w:r>
+        <w:rPr>
+          <w:i/>
+          <w:iCs/>
+        </w:rPr>
+        <w:t>Altiplano</w:t>
+      </w:r>
+      <w:r>
+        <w:rPr/>
+        <w:t xml:space="preserve"> sobre el habitar cuando se la lee siguiendo sus piedras? ¿Y qué añade a esa lectura un dibujo hecho con una materia, el pastel al óleo, que trabaja como el comunario, sumando y quitando?</w:t>
+      </w:r>
+      <w:r>
+        <w:rPr>
+          <w:rStyle w:val="FootnoteReference"/>
+        </w:rPr>
+        <w:footnoteReference w:id="4"/>
+      </w:r>
+      <w:r>
+        <w:rPr/>
+        <w:t xml:space="preserve"> Nuestra respuesta es que la novela registra, a espaldas de su narrador, la mecánica material del despojo: cómo se pierde la tierra, con qué objetos y con qué gestos. Leer así se parece al esgrafiado: se raspa la capa del narrador para que aparezca la de abajo. El argumento cabe en tres materiales. El ayllu marca su tierra con piedras: despeja, amontona, cerca y amojona. La aldea la reescribe con papeles: títulos, expedientes, ordenanzas. La mina convierte el mismo gesto en mercancía con máquinas. Como en el juego de piedra, papel o tijera, el papel le gana a la piedra por regla, no por peso: ante la ley, un mojón no vale lo que un título. El dibujo, al repetir las operaciones de la novela con otra materia, obliga a decidir lo que el texto deja abierto y deja ver lo que el narrador impone.</w:t>
+      </w:r>
+    </w:p>
+    <w:p>
+      <w:pPr>
+        <w:pStyle w:val="BodyText"/>
+        <w:rPr/>
+      </w:pPr>
+      <w:r>
+        <w:rPr/>
+        <w:t xml:space="preserve">El narrador, además, no es inocente. La novela se publicó en Buenos Aires en 1945 y se cita aquí por una reedición paceña de 1982, cuya nota editorial asegura que el autor «ama al indio», que enseñó en la Escuela Indigenal de Warisata y que Jatun-Kolla «es, en realidad, Warisata» (Botelho Gosálvez, 1982 [1945]: 5). Aquí no se lee la novela ni como documento ni como redención. Antonio Cornejo Polar mostró que el narrador indigenista, «ajeno al mundo indio aunque se solidarice con él», imagina esa vida «más en términos de naturaleza que de historia» (Cornejo Polar, 2003 [1994]: 180). El de </w:t>
+      </w:r>
+      <w:r>
+        <w:rPr>
+          <w:i/>
+          <w:iCs/>
+        </w:rPr>
+        <w:t>Altiplano</w:t>
+      </w:r>
+      <w:r>
+        <w:rPr/>
+        <w:t xml:space="preserve"> denuncia el despojo, pero trata a los comunarios como animales, como cuerpos sexuales o como piedras: las chozas son «verrugas en la piel sarmentosa del altiplano» (Botelho Gosálvez, 1982 [1945]: 10), y un minero muestra sus «pobres costillas zafadas como surcos» (ibid.: 145). No se trata de repetir esa crítica, sino de buscar la historia que el texto guarda en sus cosas mientras el narrador la convierte en paisaje.</w:t>
+      </w:r>
+    </w:p>
+    <w:p>
+      <w:pPr>
+        <w:pStyle w:val="BodyText"/>
+        <w:rPr/>
+      </w:pPr>
+      <w:r>
+        <w:rPr/>
+        <w:t xml:space="preserve">La lectura se hace desde la arquitectura y el dibujo, con las herramientas de ese oficio: la planta, el corte, el peso de los materiales, la mano que dibuja. </w:t>
+      </w:r>
+      <w:del w:id="1" w:author="Unknown Author" w:date="2026-09-29T15:38:02Z">
+        <w:r>
+          <w:rPr/>
+          <w:delText xml:space="preserve">Hay tres razones para hacerlo así. </w:delText>
+        </w:r>
+      </w:del>
+      <w:r>
+        <w:rPr/>
+        <w:t xml:space="preserve">Primero, en </w:t>
+      </w:r>
+      <w:r>
+        <w:rPr>
+          <w:i/>
+          <w:iCs/>
+        </w:rPr>
+        <w:t>Altiplano</w:t>
+      </w:r>
+      <w:r>
+        <w:rPr/>
+        <w:t xml:space="preserve"> el saber sobre el espacio es material: piedra, adobe, paja y papel. Segundo, el dibujo, que obliga a decidir punto de vista, escala y límite, deja a la vista las categorías que el lector proyecta. Tercero, si dibujar es, como propone Mauricio Cárcamo Pino, un </w:t>
+      </w:r>
+      <w:r>
+        <w:rPr>
+          <w:i/>
+          <w:iCs/>
+        </w:rPr>
+        <w:t>manuaje</w:t>
+      </w:r>
+      <w:r>
+        <w:rPr/>
+        <w:t>, una manera de pensar y de decir con las manos (Cárcamo Pino, 2025b: 244), dibujar una novela es leerla con otro órgano. El recorrido cambia de escala: la casa y el ayllu (sección 3), la aldea (4), el éxodo (5), el cuerpo (6) y el retorno (7). Allí se sitúan los seis pasteles de la serie, de los que se reproduce el esquema de encaje, el trazado que fija la composición (figuras 1-6). Se trata de una investigación en desarrollo.</w:t>
+      </w:r>
+      <w:bookmarkEnd w:id="1"/>
+    </w:p>
+    <w:p>
+      <w:pPr>
+        <w:pStyle w:val="Heading2"/>
+        <w:rPr/>
+      </w:pPr>
+      <w:bookmarkStart w:id="2" w:name="X92427c7b6fba06e7fef4b61070b9c7628a70d2e"/>
+      <w:r>
+        <w:rPr/>
+        <w:t>2. Cómo leer: el espacio, las manos y el dibujo (marco teórico y método)</w:t>
+      </w:r>
+    </w:p>
+    <w:p>
+      <w:pPr>
+        <w:pStyle w:val="FirstParagraph"/>
+        <w:rPr/>
+      </w:pPr>
+      <w:r>
+        <w:rPr/>
+        <w:t>Fernando Vázquez Ramos y sus colegas recuerdan que el espacio es un tema moderno y abstracto, que «no habla sobre la arquitectura, sino sobre nosotros» (Vázquez Ramos et al., 2023: 4). Citan también a Edward T. Hall, que advertía contra quienes «proyectan sobre el mundo visual del pasado las estructuras del mundo visual del presente» (Hall, 1973: 133, cit. en ibid.: 3). La advertencia vale para nosotros: no hay que atribuir al ayllu una idea de espacio que la novela no formula, porque sus categorías son otras: la piedra, la pirca, el mojón, el título. Y vale para el narrador, que mira Jatun-Kolla con la sociología de la ciudad: los Villca «son la burguesía usurpadora»; los Condori, Mamani y Quispe, «el proletariado campesino» (Botelho Gosálvez, 1982 [1945]: 22).</w:t>
+      </w:r>
+    </w:p>
+    <w:p>
+      <w:pPr>
+        <w:pStyle w:val="BodyText"/>
+        <w:rPr/>
+      </w:pPr>
+      <w:r>
+        <w:rPr/>
+        <w:t xml:space="preserve">En Bolivia, René Zavaleta Mercado opuso «dos concepciones que son ambas espacialistas»: la andina, un «archipiélago» en el que «este espacio no puede concebirse sin otro espacio», y la señorial, que concibe «el dominio final del suelo como atribución ligada a una estirpe» (Zavaleta Mercado, 1986: 29-30). </w:t>
+      </w:r>
+      <w:ins w:id="2" w:author="Unknown Author" w:date="2026-09-29T15:38:02Z">
+        <w:r>
+          <w:rPr/>
+          <w:t>Es decir</w:t>
         </w:r>
       </w:ins>
-      <w:ins w:id="1" w:author="Unknown Author" w:date="2026-09-29T14:03:57Z">
+      <w:del w:id="3" w:author="Unknown Author" w:date="2026-09-29T15:38:02Z">
         <w:r>
-          <w:rPr>
-            <w:i/>
-            <w:iCs/>
-          </w:rPr>
-          <w:t>Altiplano</w:t>
-        </w:r>
-      </w:ins>
-      <w:del w:id="2" w:author="Unknown Author" w:date="2026-09-29T14:03:57Z">
-        <w:r>
-          <w:rPr>
-            <w:i/>
-            <w:iCs/>
-          </w:rPr>
-          <w:delText>dibujar el habitar en Altiplano de Botelho Gosálvez</w:delText>
+          <w:rPr/>
+          <w:delText>Dicho de manera simple</w:delText>
         </w:r>
       </w:del>
-    </w:p>
-    <w:p>
-      <w:pPr>
-        <w:pStyle w:val="FirstParagraph"/>
-        <w:rPr/>
-      </w:pPr>
-      <w:r>
-        <w:rPr>
-          <w:b/>
-          <w:bCs/>
-        </w:rPr>
-        <w:t xml:space="preserve">The Harvest of Stones: </w:t>
-      </w:r>
-      <w:ins w:id="3" w:author="Unknown Author" w:date="2026-09-29T14:03:57Z">
+      <w:r>
+        <w:rPr/>
+        <w:t xml:space="preserve">: para la primera, la tierra es un conjunto de lugares a distintas alturas que se trabajan juntos, como la puna y el valle; para la segunda, un terreno cercado que se hereda por apellido. </w:t>
+      </w:r>
+      <w:r>
+        <w:rPr>
+          <w:i/>
+          <w:iCs/>
+        </w:rPr>
+        <w:t>Altiplano</w:t>
+      </w:r>
+      <w:r>
+        <w:rPr/>
+        <w:t xml:space="preserve"> muestra las dos, y cómo la segunda gana terreno.</w:t>
+      </w:r>
+    </w:p>
+    <w:p>
+      <w:pPr>
+        <w:pStyle w:val="BodyText"/>
+        <w:rPr/>
+      </w:pPr>
+      <w:r>
+        <w:rPr/>
+        <w:t xml:space="preserve">Tampoco la piedra andina es la piedra del narrador. En el aymara de Bertonio, </w:t>
+      </w:r>
+      <w:r>
+        <w:rPr>
+          <w:i/>
+          <w:iCs/>
+        </w:rPr>
+        <w:t>wanqa</w:t>
+      </w:r>
+      <w:r>
+        <w:rPr/>
+        <w:t xml:space="preserve"> es solo «piedra muy grande» (Bertonio, 2011 [1612]: 506). Pero Pierre Duviols advierte que los diccionarios callan el «contenido religioso» que dejan ver los juicios coloniales contra la idolatría. Allí, el </w:t>
+      </w:r>
+      <w:r>
+        <w:rPr>
+          <w:i/>
+          <w:iCs/>
+        </w:rPr>
+        <w:t>huanca</w:t>
+      </w:r>
+      <w:r>
+        <w:rPr/>
+        <w:t xml:space="preserve"> era «el doble mineral del cadáver sagrado» (Duviols, 1979: 8), una piedra que recordaba «al Huari que primero amojonó tal campo, al que lo cercó, al que lo desbrozó» (ibid.: 13). </w:t>
+      </w:r>
+      <w:r>
+        <w:rPr>
+          <w:i/>
+          <w:iCs/>
+        </w:rPr>
+        <w:t>Huanca</w:t>
+      </w:r>
+      <w:r>
+        <w:rPr/>
+        <w:t xml:space="preserve">, grafía colonial de </w:t>
+      </w:r>
+      <w:r>
+        <w:rPr>
+          <w:i/>
+          <w:iCs/>
+        </w:rPr>
+        <w:t>wank’a</w:t>
+      </w:r>
+      <w:r>
+        <w:rPr/>
+        <w:t xml:space="preserve">, era también nombre de varón (Dean, 2010: 44, 202, n. 86), como el apellido de Paulo Huanca y su familia. La novela no lo desarrolla, pero lo registra: «mojones que han sido puestos allí desde tiempos antiguos» señalan las pertenencias del ayllu (Botelho Gosálvez, 1982 [1945]: 9), y los Huanca viven «en los linderos» (ibid.: 30). En cambio, cuando Paulo Huanca baja a los Yungas, su «organismo de piedra del Kollasuyo» termina «despedazado» (ibid.: 133). La </w:t>
+      </w:r>
+      <w:r>
+        <w:rPr>
+          <w:i/>
+          <w:iCs/>
+        </w:rPr>
+        <w:t>wank’a</w:t>
+      </w:r>
+      <w:r>
+        <w:rPr/>
+        <w:t xml:space="preserve"> es una piedra con dueño y con lugar; la del narrador, una abstracción.</w:t>
+      </w:r>
+    </w:p>
+    <w:p>
+      <w:pPr>
+        <w:pStyle w:val="BodyText"/>
+        <w:rPr/>
+      </w:pPr>
+      <w:r>
+        <w:rPr/>
+        <w:t xml:space="preserve">¿Con qué leer, entonces? Con las manos. De las imágenes de la materia, Gaston Bachelard escribió: «La vista las nombra, pero la mano las conoce» (Bachelard, 1978 [1942]: 7-8, cit. en Pallasmaa, 2014: 53). En </w:t>
+      </w:r>
+      <w:r>
+        <w:rPr>
+          <w:i/>
+          <w:iCs/>
+        </w:rPr>
+        <w:t>Altiplano</w:t>
+      </w:r>
+      <w:r>
+        <w:rPr/>
+        <w:t xml:space="preserve">, el narrador nombra; el comunario, que despeja y amontona, conoce. Cárcamo Pino llama </w:t>
+      </w:r>
+      <w:r>
+        <w:rPr>
+          <w:i/>
+          <w:iCs/>
+        </w:rPr>
+        <w:t>manuaje</w:t>
+      </w:r>
+      <w:r>
+        <w:rPr/>
+        <w:t xml:space="preserve"> a lo que hacen las manos cuando piensan, expresan o comunican: un «neologismo homólogo al lenguaje, pero con las manos» (Cárcamo Pino, 2019: 1412, cit. en Cárcamo Pino, 2025b: 244). Escribir es una de esas acciones, y cada oficio tiene su </w:t>
+      </w:r>
+      <w:r>
+        <w:rPr>
+          <w:i/>
+          <w:iCs/>
+        </w:rPr>
+        <w:t>manoaje</w:t>
+      </w:r>
+      <w:r>
+        <w:rPr/>
+        <w:t>, «un subgrupo contextual de acciones manuales» (Cárcamo Pino, 2025b: 259). Cárcamo Pino recuerda además que la misma mano hace dos agarres: el de fuerza, como al tomar un martillo, y el de precisión, como al «sujetar un papel con dos yemas dactilares» (Cárcamo Pino, 2025a: 10). Paulo Huanca sale de su chujlla «con la madera del arado en un hombro y las correas del yugo en las manos» (Botelho Gosálvez, 1982 [1945]: 34); el doctor Mendoza firma la ordenanza que dejará sin ganado a los Villca (ibid.: 96). No es una mano frente a un papel, sino dos manos con dos agarres.</w:t>
+      </w:r>
+    </w:p>
+    <w:p>
+      <w:pPr>
+        <w:pStyle w:val="BodyText"/>
+        <w:rPr/>
+      </w:pPr>
+      <w:r>
+        <w:rPr/>
+        <w:t xml:space="preserve">La oposición entre la mano que ara y el papel que despoja la enuncia el poder. En Umacachi, los vecinos niegan la escuela a los indios: «Que tiren palotes con el arado», dicen, porque esa es «la más recomendable caligrafía para los indios» (Botelho Gosálvez, 1982 [1945]: 87). Repetirla sería repetir su lógica, y la novela la repite por omisión: el ayllu que «es, en realidad, Warisata» (ibid.: 5) no tiene escuela, cuando allí funcionaba desde 1931 la escuela-ayllu del maestro indio Avelino Siñani y de Elizardo Pérez (Rivera Cusicanqui, 2010 [1984]: 105, 113), y los </w:t>
+      </w:r>
+      <w:r>
+        <w:rPr>
+          <w:i/>
+          <w:iCs/>
+        </w:rPr>
+        <w:t>kuraka</w:t>
+      </w:r>
+      <w:r>
+        <w:rPr/>
+        <w:t xml:space="preserve"> de Achacachi sostenían escuelas propias ya en 1929 (Barnadas, 1978 [1975]: 84). La pregunta no es si la mano o el papel, sino qué prácticas se autorizan y cuáles quedaron «minusvaloradas, invisibilizadas» por el «monopolio de la escritura y el lenguaje» (Cárcamo Pino, 2025b: 259).</w:t>
+      </w:r>
+    </w:p>
+    <w:p>
+      <w:pPr>
+        <w:pStyle w:val="BodyText"/>
+        <w:rPr/>
+      </w:pPr>
+      <w:r>
+        <w:rPr/>
+        <w:t>No todo dibujo descubre algo. Javier Seguí de la Riva distingue el dibujo que puede «servir como ilustración de un texto narrativo previo» del que deja a la mano encontrar lo que no se sabía (Seguí de la Riva, 2010: 93). Tim Ingold separa los dibujos que cuentan de los que «especifican» (Ingold, 2013: 125), como los planos de arquitectos e ingenieros. Los esquemas de encaje que aquí se reproducen pertenecen al dibujo que ilustra y especifica: no descubren nada, pero obligan a decidir.</w:t>
+      </w:r>
+    </w:p>
+    <w:p>
+      <w:pPr>
+        <w:pStyle w:val="BodyText"/>
+        <w:rPr/>
+      </w:pPr>
+      <w:r>
+        <w:rPr/>
+        <w:t xml:space="preserve">El método sigue los cuatro pasos que Simon Lundberg propone para explorar la imagen arquitectónica: observación, disección, ensamblaje e inmersión (Lundberg, 2019: 3). La </w:t>
+      </w:r>
+      <w:r>
+        <w:rPr>
+          <w:i/>
+          <w:iCs/>
+        </w:rPr>
+        <w:t>observación</w:t>
+      </w:r>
+      <w:r>
+        <w:rPr/>
+        <w:t xml:space="preserve"> reúne en un fichero los datos del texto, con su página. La </w:t>
+      </w:r>
+      <w:r>
+        <w:rPr>
+          <w:i/>
+          <w:iCs/>
+        </w:rPr>
+        <w:t>disección</w:t>
+      </w:r>
+      <w:r>
+        <w:rPr/>
+        <w:t xml:space="preserve"> separa las partes y las ordena según cuatro funciones constructivas: apoyo, vano, masa y límite (Cuadro 1). El </w:t>
+      </w:r>
+      <w:r>
+        <w:rPr>
+          <w:i/>
+          <w:iCs/>
+        </w:rPr>
+        <w:t>ensamblaje</w:t>
+      </w:r>
+      <w:r>
+        <w:rPr/>
+        <w:t xml:space="preserve"> las vuelve a juntar, como el </w:t>
+      </w:r>
+      <w:r>
+        <w:rPr>
+          <w:i/>
+          <w:iCs/>
+        </w:rPr>
+        <w:t>capriccio</w:t>
+      </w:r>
+      <w:r>
+        <w:rPr/>
+        <w:t xml:space="preserve"> de Canaletto, que reunía edificios de ciudades distintas en una ciudad «completamente imaginaria» (ibid.: 3); sus decisiones, un perfil o una analogía, son del dibujante y no cuentan como hallazgos. La </w:t>
+      </w:r>
+      <w:r>
+        <w:rPr>
+          <w:i/>
+          <w:iCs/>
+        </w:rPr>
+        <w:t>inmersión</w:t>
+      </w:r>
+      <w:r>
+        <w:rPr/>
+        <w:t xml:space="preserve"> da atmósfera, sin confundirse «con el realismo visual» (ibid.: 21).</w:t>
+      </w:r>
+      <w:del w:id="4" w:author="Unknown Author" w:date="2026-09-29T15:38:02Z">
         <w:r>
-          <w:rPr>
-            <w:b/>
-            <w:bCs/>
-          </w:rPr>
-          <w:t>Stone, Paper and Machine in</w:t>
-        </w:r>
-      </w:ins>
-      <w:del w:id="4" w:author="Unknown Author" w:date="2026-09-29T14:03:57Z">
-        <w:r>
-          <w:rPr>
-            <w:b/>
-            <w:bCs/>
-          </w:rPr>
-          <w:delText>Drawing Dwelling in Botelho Gosálvez’s</w:delText>
+          <w:rPr/>
+          <w:delText xml:space="preserve"> Los dos primeros pasos se hacen sobre el texto; los dos últimos, en el pastel.</w:delText>
         </w:r>
       </w:del>
-      <w:r>
-        <w:rPr>
-          <w:b/>
-          <w:bCs/>
-        </w:rPr>
-        <w:t xml:space="preserve"> </w:t>
-      </w:r>
-      <w:r>
-        <w:rPr>
-          <w:b/>
-          <w:bCs/>
-          <w:i/>
-          <w:iCs/>
-        </w:rPr>
-        <w:t>Altiplano</w:t>
-      </w:r>
-    </w:p>
-    <w:p>
-      <w:pPr>
-        <w:pStyle w:val="BodyText"/>
-        <w:rPr/>
-      </w:pPr>
-      <w:r>
-        <w:rPr/>
-        <w:t>Joaquin Max Cuevas Ventura</w:t>
-      </w:r>
-      <w:r>
-        <w:rPr>
-          <w:rStyle w:val="FootnoteReference"/>
-        </w:rPr>
-        <w:footnoteReference w:id="2"/>
-      </w:r>
-    </w:p>
-    <w:p>
-      <w:pPr>
-        <w:pStyle w:val="BodyText"/>
-        <w:rPr/>
-      </w:pPr>
-      <w:r>
-        <w:rPr>
-          <w:b/>
-          <w:bCs/>
-        </w:rPr>
-        <w:t>Resumen</w:t>
-      </w:r>
-    </w:p>
-    <w:p>
-      <w:pPr>
-        <w:pStyle w:val="BodyText"/>
-        <w:rPr/>
-      </w:pPr>
-      <w:r>
-        <w:rPr/>
-        <w:t xml:space="preserve">El artículo lee </w:t>
-      </w:r>
-      <w:r>
-        <w:rPr>
-          <w:i/>
-          <w:iCs/>
-        </w:rPr>
-        <w:t>Altiplano</w:t>
-      </w:r>
-      <w:r>
-        <w:rPr/>
-        <w:t xml:space="preserve"> (1945), de Raúl Botelho Gosálvez, desde la arquitectura y el dibujo, siguiendo sus piedras. La crítica ya mostró que el narrador indigenista convierte la historia india en naturaleza; aquí se estudia lo que la novela registra a espaldas de su narrador: cómo funciona, materialmente, el despojo. Con el vocabulario aymara colonial, la historia andina y seis pasteles al óleo como herramienta de lectura, se sostiene que la novela marca la posesión con piedras (mojón, pirca, montón), narra su pérdida ante papeles y máquinas, calla el uso aymara de la escritura y recuerda de manera selectiva.</w:t>
-      </w:r>
-    </w:p>
-    <w:p>
-      <w:pPr>
-        <w:pStyle w:val="BodyText"/>
-        <w:rPr/>
-      </w:pPr>
-      <w:r>
-        <w:rPr>
-          <w:b/>
-          <w:bCs/>
-        </w:rPr>
-        <w:t>Palabras clave:</w:t>
-      </w:r>
-      <w:r>
-        <w:rPr/>
-        <w:t xml:space="preserve"> Botelho Gosálvez; ayllu; despojo; manuaje; dibujo como investigación.</w:t>
-      </w:r>
-    </w:p>
-    <w:p>
-      <w:pPr>
-        <w:pStyle w:val="BodyText"/>
-        <w:rPr/>
-      </w:pPr>
-      <w:r>
-        <w:rPr>
-          <w:b/>
-          <w:bCs/>
-        </w:rPr>
-        <w:t>Abstract</w:t>
-      </w:r>
-    </w:p>
-    <w:p>
-      <w:pPr>
-        <w:pStyle w:val="BodyText"/>
-        <w:rPr/>
-      </w:pPr>
-      <w:r>
-        <w:rPr/>
-        <w:t xml:space="preserve">This article reads </w:t>
-      </w:r>
-      <w:r>
-        <w:rPr>
-          <w:i/>
-          <w:iCs/>
-        </w:rPr>
-        <w:t>Altiplano</w:t>
-      </w:r>
-      <w:r>
-        <w:rPr/>
-        <w:t xml:space="preserve"> (1945), by Raúl Botelho Gosálvez, from the standpoint of architecture and drawing, following its stones. Criticism has shown that the indigenista narrator turns Indian history into nature; this study examines what the novel records behind its narrator’s back: how dispossession works, materially. Drawing on colonial Aymara vocabulary, Andean history and six oil pastels used as reading tools, it argues that the novel marks possession with stones (boundary marker, dry wall, heap), narrates its loss to papers and machines, silences Aymara uses of writing, and remembers selectively.</w:t>
-      </w:r>
-    </w:p>
-    <w:p>
-      <w:pPr>
-        <w:pStyle w:val="BodyText"/>
-        <w:rPr/>
-      </w:pPr>
-      <w:r>
-        <w:rPr>
-          <w:b/>
-          <w:bCs/>
-        </w:rPr>
-        <w:t>Keywords:</w:t>
-      </w:r>
-      <w:r>
-        <w:rPr/>
-        <w:t xml:space="preserve"> Botelho Gosálvez; ayllu; dispossession; manuage; drawing as research.</w:t>
-      </w:r>
-    </w:p>
-    <w:p>
-      <w:pPr>
-        <w:pStyle w:val="Epgrafe"/>
-        <w:rPr/>
-      </w:pPr>
-      <w:r>
-        <w:rPr/>
-        <w:t>«Mirando al pasado para caminar por el presente y el futuro (</w:t>
-      </w:r>
-      <w:r>
-        <w:rPr>
-          <w:i/>
-          <w:iCs/>
-        </w:rPr>
-        <w:t>qhip nayr uñtasis sarnaqapxañani</w:t>
-      </w:r>
-      <w:r>
-        <w:rPr/>
-        <w:t>)».</w:t>
-      </w:r>
-    </w:p>
-    <w:p>
-      <w:pPr>
-        <w:pStyle w:val="Epgrafe"/>
-        <w:rPr/>
-      </w:pPr>
-      <w:r>
-        <w:rPr/>
-        <w:t>Lema del Taller de Historia Oral Andina (Rivera Cusicanqui, 2010 [1984]: 17)</w:t>
-      </w:r>
-    </w:p>
-    <w:p>
-      <w:pPr>
-        <w:pStyle w:val="Heading2"/>
-        <w:rPr/>
-      </w:pPr>
-      <w:bookmarkStart w:id="1" w:name="introducción-una-cosecha-de-piedras"/>
-      <w:r>
-        <w:rPr/>
-        <w:t>1. Introducción: una cosecha de piedras</w:t>
-      </w:r>
-    </w:p>
-    <w:p>
-      <w:pPr>
-        <w:pStyle w:val="FirstParagraph"/>
-        <w:rPr/>
-      </w:pPr>
-      <w:r>
-        <w:rPr/>
-        <w:t>En Jatun-Kolla, el ayllu aymara que Raúl Botelho Gosálvez sitúa «en la planta de una alta y rojiza peñería» (Botelho Gosálvez, 1982 [1945]: 6), la tierra de labranza no pasa de cien hectáreas; el resto es «erial de piedras». Los comunarios lo limpian año tras año, sin fortuna:</w:t>
-      </w:r>
-    </w:p>
-    <w:p>
-      <w:pPr>
-        <w:pStyle w:val="BlockText"/>
-        <w:rPr/>
-      </w:pPr>
-      <w:r>
-        <w:rPr/>
-        <w:t>A medida que extraen piedras y las amontonan, brotan más y más, como paridas por la tierra. ¡Piedras! El trabajo más duro, más reñido y tenaz en Jatun-Kolla, rinde cosecha de piedras. Pero no importa: quizá un día la montaña de piedras sobrepase la altura del cerro; entonces será buena la tierra rescatada (ibid.: 9).</w:t>
-      </w:r>
-    </w:p>
-    <w:p>
-      <w:pPr>
-        <w:pStyle w:val="FirstParagraph"/>
-        <w:rPr/>
-      </w:pPr>
-      <w:r>
-        <w:rPr/>
-        <w:t xml:space="preserve">La escena encierra una paradoja: lo que se cosecha es el obstáculo, y la tierra </w:t>
-      </w:r>
-      <w:r>
-        <w:rPr>
-          <w:i/>
-          <w:iCs/>
-        </w:rPr>
-        <w:t>pare</w:t>
-      </w:r>
-      <w:r>
-        <w:rPr/>
-        <w:t xml:space="preserve"> justamente lo que impide sembrar. Esas piedras cambian de oficio. Con ellas se hicieron «los cimientos y paredes de las chujllas» (ibid.: 8), las chozas del ayllu. Con ellas cubre Juan Condori a su compañera muerta: «amontonó piedras sobre el cadáver» (ibid.: 35). Y a Condori, asesinado en la mina, lo sepulta «un informe montón de rocas, lodo y maderos astillados» (ibid.: 154). Pirca, casa, tumba, escombro: el montón de piedras es la arquitectura mínima de </w:t>
-      </w:r>
-      <w:r>
-        <w:rPr>
-          <w:i/>
-          <w:iCs/>
-        </w:rPr>
-        <w:t>Altiplano</w:t>
-      </w:r>
-      <w:r>
-        <w:rPr/>
-        <w:t>, aquella en la que habitar y enterrar casi no se distinguen. Como observa Tim Ingold, el montón «no se construye: crece» (Ingold, 2013: 78)</w:t>
-      </w:r>
-      <w:r>
-        <w:rPr>
-          <w:rStyle w:val="FootnoteReference"/>
-        </w:rPr>
-        <w:footnoteReference w:id="3"/>
-      </w:r>
-      <w:r>
-        <w:rPr/>
-        <w:t>; en Jatun-Kolla, crece con cada cosecha.</w:t>
-      </w:r>
-    </w:p>
-    <w:p>
-      <w:pPr>
-        <w:pStyle w:val="BodyText"/>
-        <w:rPr/>
-      </w:pPr>
-      <w:r>
-        <w:rPr/>
-        <w:t xml:space="preserve">El aymara colonial tenía palabras para todo esto. El vocabulario que el jesuita Ludovico Bertonio publicó en 1612 registra un verbo para la faena, </w:t>
-      </w:r>
-      <w:r>
-        <w:rPr>
-          <w:i/>
-          <w:iCs/>
-        </w:rPr>
-        <w:t>wanqathapiña</w:t>
-      </w:r>
-      <w:r>
-        <w:rPr/>
-        <w:t xml:space="preserve">, «amontonar piedras sacándolas» (Bertonio, 2011 [1612]: 77), y un solo nombre, </w:t>
-      </w:r>
-      <w:r>
-        <w:rPr>
-          <w:i/>
-          <w:iCs/>
-        </w:rPr>
-        <w:t>chhaxwa</w:t>
-      </w:r>
-      <w:r>
-        <w:rPr/>
-        <w:t xml:space="preserve">, para las piedras «que amontonan limpiando las chácaras» y para la piedra «hincada en la pared para atar en ella los palos del techo» (ibid.: 330). </w:t>
-      </w:r>
-      <w:del w:id="5" w:author="Unknown Author" w:date="2026-09-29T14:03:57Z">
-        <w:r>
-          <w:rPr/>
-          <w:delText xml:space="preserve">La misma palabra nombra la piedra que se saca del campo y la que sujeta el techo. </w:delText>
-        </w:r>
-      </w:del>
-      <w:r>
-        <w:rPr/>
-        <w:t xml:space="preserve">Que la faena tenga verbo importa: para Juhani Pallasmaa, «las experiencias arquitectónicas básicas tienen carácter de verbos más que de sustantivos» (Pallasmaa, 2014: 158). Un arquitecto reconoce aquí dos maneras de construir. Kenneth Frampton distingue la masa formada por «apilamiento repetitivo de elementos pesados», «ya sea piedra o adobe», del armazón que ensambla «componentes ligeros y lineales» (Frampton, 1995: 5): la estereotomía y la tectónica. El montón es masa sin edificio, y </w:t>
-      </w:r>
-      <w:r>
-        <w:rPr>
-          <w:i/>
-          <w:iCs/>
-        </w:rPr>
-        <w:t>chhaxwa</w:t>
-      </w:r>
-      <w:r>
-        <w:rPr/>
-        <w:t xml:space="preserve"> nombra el punto exacto donde la masa y el armazón se tocan. Esa tensión entre la piedra que pesa y la madera que ata recorre la novela, de la chujlla a la mina.</w:t>
-      </w:r>
-    </w:p>
-    <w:p>
-      <w:pPr>
-        <w:pStyle w:val="BodyText"/>
-        <w:rPr/>
-      </w:pPr>
-      <w:r>
-        <w:rPr/>
-        <w:t xml:space="preserve">Este artículo hace dos preguntas. ¿Qué sabe </w:t>
-      </w:r>
-      <w:r>
-        <w:rPr>
-          <w:i/>
-          <w:iCs/>
-        </w:rPr>
-        <w:t>Altiplano</w:t>
-      </w:r>
-      <w:r>
-        <w:rPr/>
-        <w:t xml:space="preserve"> sobre el habitar cuando se la lee siguiendo sus piedras? ¿Y qué añade a esa lectura un dibujo hecho con una materia, el pastel al óleo, que trabaja como el comunario, sumando y quitando?</w:t>
-      </w:r>
-      <w:r>
-        <w:rPr>
-          <w:rStyle w:val="FootnoteReference"/>
-        </w:rPr>
-        <w:footnoteReference w:id="4"/>
-      </w:r>
-      <w:r>
-        <w:rPr/>
-        <w:t xml:space="preserve"> Nuestra respuesta es que la novela registra, a espaldas de su narrador, la mecánica material del despojo: cómo se pierde la tierra, con qué objetos y con qué gestos. Leer así se parece al esgrafiado: se raspa la capa del narrador para que aparezca la de abajo. El argumento cabe en tres materiales. El ayllu marca su tierra con piedras: despeja, amontona, cerca y amojona. La aldea la reescribe con papeles: títulos, expedientes, ordenanzas. La mina convierte el mismo gesto en mercancía con máquinas. </w:t>
-      </w:r>
-      <w:ins w:id="6" w:author="Unknown Author" w:date="2026-09-29T14:03:57Z">
-        <w:r>
-          <w:rPr/>
-          <w:t xml:space="preserve">Como en el juego de piedra, papel o tijera, </w:t>
-        </w:r>
-      </w:ins>
-      <w:del w:id="7" w:author="Unknown Author" w:date="2026-09-29T14:03:57Z">
-        <w:r>
-          <w:rPr/>
-          <w:delText xml:space="preserve">Entre la piedra y </w:delText>
-        </w:r>
-      </w:del>
-      <w:r>
-        <w:rPr/>
-        <w:t xml:space="preserve">el papel </w:t>
-      </w:r>
-      <w:ins w:id="8" w:author="Unknown Author" w:date="2026-09-29T14:03:57Z">
-        <w:r>
-          <w:rPr/>
-          <w:t>le gana a la piedra por regla, no por peso</w:t>
-        </w:r>
-      </w:ins>
-      <w:del w:id="9" w:author="Unknown Author" w:date="2026-09-29T14:03:57Z">
-        <w:r>
-          <w:rPr/>
-          <w:delText>el intercambio no es parejo</w:delText>
-        </w:r>
-      </w:del>
-      <w:r>
-        <w:rPr/>
-        <w:t>: ante la ley, un mojón no vale lo que un título. El dibujo, al repetir las operaciones de la novela con otra materia, obliga a decidir lo que el texto deja abierto y deja ver lo que el narrador impone.</w:t>
-      </w:r>
-    </w:p>
-    <w:p>
-      <w:pPr>
-        <w:pStyle w:val="BodyText"/>
-        <w:rPr/>
-      </w:pPr>
-      <w:r>
-        <w:rPr/>
-        <w:t xml:space="preserve">El narrador, además, no es inocente. La novela se publicó en Buenos Aires en 1945 y se cita aquí por una reedición paceña de 1982, cuya nota editorial asegura que el autor «ama al indio», que enseñó en la Escuela Indigenal de Warisata y que Jatun-Kolla «es, en realidad, Warisata» (Botelho Gosálvez, 1982 [1945]: 5). Aquí no se lee la novela ni como documento ni como redención. Antonio Cornejo Polar mostró que el narrador indigenista, «ajeno al mundo indio aunque se solidarice con él», imagina esa vida «más en términos de naturaleza que de historia» (Cornejo Polar, 2003 [1994]: 180). El de </w:t>
-      </w:r>
-      <w:r>
-        <w:rPr>
-          <w:i/>
-          <w:iCs/>
-        </w:rPr>
-        <w:t>Altiplano</w:t>
-      </w:r>
-      <w:r>
-        <w:rPr/>
-        <w:t xml:space="preserve"> denuncia el despojo, pero trata a los comunarios como animales, como cuerpos sexuales o como piedras: las chozas son «verrugas en la piel sarmentosa del altiplano» (Botelho Gosálvez, 1982 [1945]: 10), y un minero muestra sus «pobres costillas zafadas como surcos» (ibid.: 145). No se trata de repetir esa crítica, sino de buscar la historia que el texto guarda en sus cosas mientras el narrador la convierte en paisaje.</w:t>
-      </w:r>
-    </w:p>
-    <w:p>
-      <w:pPr>
-        <w:pStyle w:val="BodyText"/>
-        <w:rPr/>
-      </w:pPr>
-      <w:r>
-        <w:rPr/>
-        <w:t xml:space="preserve">La lectura se hace desde la arquitectura y el dibujo, con las herramientas de ese oficio: la planta, el corte, el peso de los materiales, la mano que dibuja. Hay tres razones para hacerlo así. Primero, en </w:t>
-      </w:r>
-      <w:r>
-        <w:rPr>
-          <w:i/>
-          <w:iCs/>
-        </w:rPr>
-        <w:t>Altiplano</w:t>
-      </w:r>
-      <w:r>
-        <w:rPr/>
-        <w:t xml:space="preserve"> el saber sobre el espacio es material: piedra, adobe, paja y papel. Segundo, el dibujo, que obliga a decidir punto de vista, escala y límite, deja a la vista las categorías que el lector proyecta. Tercero, si dibujar es, como propone Mauricio Cárcamo Pino, un </w:t>
-      </w:r>
-      <w:r>
-        <w:rPr>
-          <w:i/>
-          <w:iCs/>
-        </w:rPr>
-        <w:t>manuaje</w:t>
-      </w:r>
-      <w:r>
-        <w:rPr/>
-        <w:t>, una manera de pensar y de decir con las manos (Cárcamo Pino, 2025b: 244), dibujar una novela es leerla con otro órgano. El recorrido cambia de escala: la casa y el ayllu (sección 3), la aldea (4), el éxodo (5), el cuerpo (6) y el retorno (7). Allí se sitúan los seis pasteles de la serie, de los que se reproduce el esquema de encaje, el trazado que fija la composición (figuras 1-6). Se trata de una investigación en desarrollo.</w:t>
-      </w:r>
-      <w:bookmarkEnd w:id="1"/>
-    </w:p>
-    <w:p>
-      <w:pPr>
-        <w:pStyle w:val="Heading2"/>
-        <w:rPr/>
-      </w:pPr>
-      <w:bookmarkStart w:id="2" w:name="X92427c7b6fba06e7fef4b61070b9c7628a70d2e"/>
-      <w:r>
-        <w:rPr/>
-        <w:t>2. Cómo leer: el espacio, las manos y el dibujo (marco teórico y método)</w:t>
-      </w:r>
-    </w:p>
-    <w:p>
-      <w:pPr>
-        <w:pStyle w:val="FirstParagraph"/>
-        <w:rPr/>
-      </w:pPr>
-      <w:r>
-        <w:rPr/>
-        <w:t>Fernando Vázquez Ramos y sus colegas recuerdan que el espacio es un tema moderno y abstracto, que «no habla sobre la arquitectura, sino sobre nosotros» (Vázquez Ramos et al., 2023: 4). Citan también a Edward T. Hall, que advertía contra quienes «proyectan sobre el mundo visual del pasado las estructuras del mundo visual del presente» (Hall, 1973: 133, cit. en ibid.: 3). La advertencia vale para nosotros: no hay que atribuir al ayllu una idea de espacio que la novela no formula, porque sus categorías son otras: la piedra, la pirca, el mojón, el título. Y vale para el narrador, que mira Jatun-Kolla con la sociología de la ciudad: los Villca «son la burguesía usurpadora»; los Condori, Mamani y Quispe, «el proletariado campesino» (Botelho Gosálvez, 1982 [1945]: 22).</w:t>
-      </w:r>
-    </w:p>
-    <w:p>
-      <w:pPr>
-        <w:pStyle w:val="BodyText"/>
-        <w:rPr/>
-      </w:pPr>
-      <w:r>
-        <w:rPr/>
-        <w:t xml:space="preserve">En Bolivia, René Zavaleta Mercado opuso «dos concepciones que son ambas espacialistas»: la andina, un «archipiélago» en el que «este espacio no puede concebirse sin otro espacio», y la señorial, que concibe «el dominio final del suelo como atribución ligada a una estirpe» (Zavaleta Mercado, 1986: 29-30). Dicho de manera simple: para la primera, la tierra es un conjunto de lugares a distintas alturas que se trabajan juntos, como la puna y el valle; para la segunda, un terreno cercado que se hereda por apellido. </w:t>
-      </w:r>
-      <w:r>
-        <w:rPr>
-          <w:i/>
-          <w:iCs/>
-        </w:rPr>
-        <w:t>Altiplano</w:t>
-      </w:r>
-      <w:r>
-        <w:rPr/>
-        <w:t xml:space="preserve"> muestra las dos, y cómo la segunda gana terreno.</w:t>
-      </w:r>
-    </w:p>
-    <w:p>
-      <w:pPr>
-        <w:pStyle w:val="BodyText"/>
-        <w:rPr/>
-      </w:pPr>
-      <w:r>
-        <w:rPr/>
-        <w:t xml:space="preserve">Tampoco la piedra andina es la piedra del narrador. En el aymara de Bertonio, </w:t>
-      </w:r>
-      <w:r>
-        <w:rPr>
-          <w:i/>
-          <w:iCs/>
-        </w:rPr>
-        <w:t>wanqa</w:t>
-      </w:r>
-      <w:r>
-        <w:rPr/>
-        <w:t xml:space="preserve"> es solo «piedra muy grande» (Bertonio, 2011 [1612]: 506). Pero Pierre Duviols advierte que los diccionarios callan el «contenido religioso» que dejan ver los juicios coloniales contra la idolatría. Allí, el </w:t>
-      </w:r>
-      <w:r>
-        <w:rPr>
-          <w:i/>
-          <w:iCs/>
-        </w:rPr>
-        <w:t>huanca</w:t>
-      </w:r>
-      <w:r>
-        <w:rPr/>
-        <w:t xml:space="preserve"> era «el doble mineral del cadáver sagrado» (Duviols, 1979: 8), una piedra que recordaba «al Huari que primero amojonó tal campo, al que lo cercó, al que lo desbrozó» (ibid.: 13). </w:t>
-      </w:r>
-      <w:r>
-        <w:rPr>
-          <w:i/>
-          <w:iCs/>
-        </w:rPr>
-        <w:t>Huanca</w:t>
-      </w:r>
-      <w:r>
-        <w:rPr/>
-        <w:t xml:space="preserve">, grafía colonial de </w:t>
-      </w:r>
-      <w:r>
-        <w:rPr>
-          <w:i/>
-          <w:iCs/>
-        </w:rPr>
-        <w:t>wank’a</w:t>
-      </w:r>
-      <w:r>
-        <w:rPr/>
-        <w:t xml:space="preserve">, era también nombre de varón (Dean, 2010: 44, 202, n. 86), como el apellido de Paulo Huanca y su familia. La novela no lo desarrolla, pero lo registra: «mojones que han sido puestos allí desde tiempos antiguos» señalan las pertenencias del ayllu (Botelho Gosálvez, 1982 [1945]: 9), y los Huanca viven «en los linderos» (ibid.: 30). En cambio, cuando Paulo Huanca baja a los Yungas, su «organismo de piedra del Kollasuyo» termina «despedazado» (ibid.: 133). La </w:t>
-      </w:r>
-      <w:r>
-        <w:rPr>
-          <w:i/>
-          <w:iCs/>
-        </w:rPr>
-        <w:t>wank’a</w:t>
-      </w:r>
-      <w:r>
-        <w:rPr/>
-        <w:t xml:space="preserve"> es una piedra con dueño y con lugar; la del narrador, una abstracción.</w:t>
-      </w:r>
-    </w:p>
-    <w:p>
-      <w:pPr>
-        <w:pStyle w:val="BodyText"/>
-        <w:rPr/>
-      </w:pPr>
-      <w:r>
-        <w:rPr/>
-        <w:t xml:space="preserve">¿Con qué leer, entonces? Con las manos. De las imágenes de la materia, Gaston Bachelard escribió: «La vista las nombra, pero la mano las conoce» (Bachelard, 1978 [1942]: 7-8, cit. en Pallasmaa, 2014: 53). En </w:t>
-      </w:r>
-      <w:r>
-        <w:rPr>
-          <w:i/>
-          <w:iCs/>
-        </w:rPr>
-        <w:t>Altiplano</w:t>
-      </w:r>
-      <w:r>
-        <w:rPr/>
-        <w:t xml:space="preserve">, el narrador nombra; el comunario, que despeja y amontona, conoce. Cárcamo Pino llama </w:t>
-      </w:r>
-      <w:r>
-        <w:rPr>
-          <w:i/>
-          <w:iCs/>
-        </w:rPr>
-        <w:t>manuaje</w:t>
-      </w:r>
-      <w:r>
-        <w:rPr/>
-        <w:t xml:space="preserve"> a lo que hacen las manos cuando piensan, expresan o comunican: un «neologismo homólogo al lenguaje, pero con las manos» (Cárcamo Pino, 2019: 1412, cit. en Cárcamo Pino, 2025b: 244). Escribir es una de esas acciones, y cada oficio tiene su </w:t>
-      </w:r>
-      <w:r>
-        <w:rPr>
-          <w:i/>
-          <w:iCs/>
-        </w:rPr>
-        <w:t>manoaje</w:t>
-      </w:r>
-      <w:r>
-        <w:rPr/>
-        <w:t xml:space="preserve">, «un subgrupo contextual de acciones manuales» (Cárcamo Pino, 2025b: 259). Cárcamo Pino recuerda además que la misma mano hace dos agarres: el de fuerza, como al tomar un martillo, y el de precisión, como al «sujetar un papel con dos yemas dactilares» (Cárcamo Pino, 2025a: 10). </w:t>
-      </w:r>
-      <w:del w:id="10" w:author="Unknown Author" w:date="2026-09-29T14:03:57Z">
-        <w:r>
-          <w:rPr>
-            <w:i/>
-            <w:iCs/>
-          </w:rPr>
-          <w:delText>Altiplano</w:delText>
-        </w:r>
-      </w:del>
-      <w:del w:id="11" w:author="Unknown Author" w:date="2026-09-29T14:03:57Z">
-        <w:r>
-          <w:rPr/>
-          <w:delText xml:space="preserve"> pone los dos a la vista. </w:delText>
-        </w:r>
-      </w:del>
-      <w:r>
-        <w:rPr/>
-        <w:t>Paulo Huanca sale de su chujlla «con la madera del arado en un hombro y las correas del yugo en las manos» (Botelho Gosálvez, 1982 [1945]: 34); el doctor Mendoza firma la ordenanza que dejará sin ganado a los Villca (ibid.: 96). No es una mano frente a un papel, sino dos manos con dos agarres.</w:t>
-      </w:r>
-    </w:p>
-    <w:p>
-      <w:pPr>
-        <w:pStyle w:val="BodyText"/>
-        <w:rPr/>
-      </w:pPr>
-      <w:r>
-        <w:rPr/>
-        <w:t xml:space="preserve">La oposición entre la mano que ara y el papel que despoja la enuncia el poder. En Umacachi, los vecinos niegan la escuela a los indios: «Que tiren palotes con el arado», dicen, porque esa es «la más recomendable caligrafía para los indios» (Botelho Gosálvez, 1982 [1945]: 87). Repetirla sería repetir su lógica, y la novela la repite por omisión: el ayllu que «es, en realidad, Warisata» (ibid.: 5) no tiene escuela, cuando allí funcionaba desde 1931 la escuela-ayllu del maestro indio Avelino Siñani y de Elizardo Pérez (Rivera Cusicanqui, 2010 [1984]: 105, 113), y los </w:t>
-      </w:r>
-      <w:r>
-        <w:rPr>
-          <w:i/>
-          <w:iCs/>
-        </w:rPr>
-        <w:t>kuraka</w:t>
-      </w:r>
-      <w:r>
-        <w:rPr/>
-        <w:t xml:space="preserve"> de Achacachi sostenían escuelas propias ya en 1929 (Barnadas, 1978 [1975]: 84). La pregunta no es si la mano o el papel, sino qué prácticas se autorizan y cuáles quedaron «minusvaloradas, invisibilizadas» por el «monopolio de la escritura y el lenguaje» (Cárcamo Pino, 2025b: 259).</w:t>
-      </w:r>
-    </w:p>
-    <w:p>
-      <w:pPr>
-        <w:pStyle w:val="BodyText"/>
-        <w:rPr/>
-      </w:pPr>
-      <w:r>
-        <w:rPr/>
-        <w:t>No todo dibujo descubre algo. Javier Seguí de la Riva distingue el dibujo que puede «servir como ilustración de un texto narrativo previo» del que deja a la mano encontrar lo que no se sabía (Seguí de la Riva, 2010: 93). Tim Ingold separa los dibujos que cuentan de los que «especifican» (Ingold, 2013: 125), como los planos de arquitectos e ingenieros. Los esquemas de encaje que aquí se reproducen pertenecen al dibujo que ilustra y especifica: no descubren nada, pero obligan a decidir.</w:t>
-      </w:r>
-    </w:p>
-    <w:p>
-      <w:pPr>
-        <w:pStyle w:val="BodyText"/>
-        <w:rPr/>
-      </w:pPr>
-      <w:r>
-        <w:rPr/>
-        <w:t xml:space="preserve">El método sigue los cuatro pasos que Simon Lundberg propone para explorar la imagen arquitectónica: observación, disección, ensamblaje e inmersión (Lundberg, 2019: 3). La </w:t>
-      </w:r>
-      <w:r>
-        <w:rPr>
-          <w:i/>
-          <w:iCs/>
-        </w:rPr>
-        <w:t>observación</w:t>
-      </w:r>
-      <w:r>
-        <w:rPr/>
-        <w:t xml:space="preserve"> reúne en un fichero los datos del texto, con su página. La </w:t>
-      </w:r>
-      <w:r>
-        <w:rPr>
-          <w:i/>
-          <w:iCs/>
-        </w:rPr>
-        <w:t>disección</w:t>
-      </w:r>
-      <w:r>
-        <w:rPr/>
-        <w:t xml:space="preserve"> separa las partes y las ordena según cuatro funciones constructivas: apoyo, vano, masa y límite (Cuadro 1). El </w:t>
-      </w:r>
-      <w:r>
-        <w:rPr>
-          <w:i/>
-          <w:iCs/>
-        </w:rPr>
-        <w:t>ensamblaje</w:t>
-      </w:r>
-      <w:r>
-        <w:rPr/>
-        <w:t xml:space="preserve"> las vuelve a juntar, como el </w:t>
-      </w:r>
-      <w:r>
-        <w:rPr>
-          <w:i/>
-          <w:iCs/>
-        </w:rPr>
-        <w:t>capriccio</w:t>
-      </w:r>
-      <w:r>
-        <w:rPr/>
-        <w:t xml:space="preserve"> de Canaletto, que reunía edificios de ciudades distintas en una ciudad «completamente imaginaria» (ibid.: 3); sus decisiones, un perfil o una analogía, son del dibujante y no cuentan como hallazgos. La </w:t>
-      </w:r>
-      <w:r>
-        <w:rPr>
-          <w:i/>
-          <w:iCs/>
-        </w:rPr>
-        <w:t>inmersión</w:t>
-      </w:r>
-      <w:r>
-        <w:rPr/>
-        <w:t xml:space="preserve"> da atmósfera, sin confundirse «con el realismo visual» (ibid.: 21). Los dos primeros pasos se hacen sobre el texto; los dos últimos, en el pastel.</w:t>
-      </w:r>
     </w:p>
     <w:p>
       <w:pPr>
@@ -1914,23 +1853,7 @@
       </w:pPr>
       <w:r>
         <w:rPr/>
-        <w:t xml:space="preserve">La chujlla de los Huanca </w:t>
-      </w:r>
-      <w:ins w:id="12" w:author="Unknown Author" w:date="2026-09-29T14:03:57Z">
-        <w:r>
-          <w:rPr/>
-          <w:t>tiene</w:t>
-        </w:r>
-      </w:ins>
-      <w:del w:id="13" w:author="Unknown Author" w:date="2026-09-29T14:03:57Z">
-        <w:r>
-          <w:rPr/>
-          <w:delText>permite medir la casa. Tiene</w:delText>
-        </w:r>
-      </w:del>
-      <w:r>
-        <w:rPr/>
-        <w:t xml:space="preserve"> dos metros de alto, paredes «renegridas por el hollín» y camastros de «apenas la altura de un adobe»; de las vigas, «mal unidas con lazos de paja trenzada», cuelgan «las hoces, el arado, el yugo de madera» (ibid.: 30-31). Junta las dos maneras de construir de Frampton: muros de piedra y adobe que pesan, y un armazón atado como una cestería (Frampton, 1995: 5). Se mide con el cuerpo y guarda las herramientas de las manos. Es una caja de herramientas, que para Cárcamo Pino es a las manos lo que un idioma a la lengua (Cárcamo Pino, 2025a: 12). El narrador, en cambio, entra como un intruso que no habita, sino que escribe: los camastros son «morada de piojos y pulgas» (Botelho Gosálvez, 1982 [1945]: 31). Pallasmaa recuerda que «la casa es una metáfora del cuerpo y el cuerpo una metáfora de la casa» (Pallasmaa, 2014: 159); el narrador hace de la chujlla una madriguera. Su umbral es el «portal de su chujlla» desde el que Paulo Huanca ve partir a los hijos que la escasez expulsa (Botelho Gosálvez, 1982 [1945]: 34).</w:t>
+        <w:t>La chujlla de los Huanca tiene dos metros de alto, paredes «renegridas por el hollín» y camastros de «apenas la altura de un adobe»; de las vigas, «mal unidas con lazos de paja trenzada», cuelgan «las hoces, el arado, el yugo de madera» (ibid.: 30-31). Junta las dos maneras de construir de Frampton: muros de piedra y adobe que pesan, y un armazón atado como una cestería (Frampton, 1995: 5). Se mide con el cuerpo y guarda las herramientas de las manos. Es una caja de herramientas, que para Cárcamo Pino es a las manos lo que un idioma a la lengua (Cárcamo Pino, 2025a: 12). El narrador, en cambio, entra como un intruso que no habita, sino que escribe: los camastros son «morada de piojos y pulgas» (Botelho Gosálvez, 1982 [1945]: 31). Pallasmaa recuerda que «la casa es una metáfora del cuerpo y el cuerpo una metáfora de la casa» (Pallasmaa, 2014: 159); el narrador hace de la chujlla una madriguera. Su umbral es el «portal de su chujlla» desde el que Paulo Huanca ve partir a los hijos que la escasez expulsa (Botelho Gosálvez, 1982 [1945]: 34).</w:t>
       </w:r>
     </w:p>
     <w:p>
@@ -2293,71 +2216,77 @@
       </w:pPr>
       <w:r>
         <w:rPr/>
-        <w:t xml:space="preserve">La letra, además, pesa. En el cuartucho del tinterillo al que Vicente acude hay «un desordenado montón de papeles y libracos» (ibid.): otra vez un montón. El letrado cobra la defensa por peso: señala «un Código Penal en infolio y un manual del Procedimiento Civil» y asegura que el grande «tiene más peso legal y jurídico que el chiquitito» (ibid.: 104). El tinterillo no escribe: señala, compara y, al final, «recontó los billetes»; Vicente, para pagar, tiene que «desanudar la punta de la faja» donde guarda «un atado de pobres y traposos billetes» (ibid.: 105). Como en la escena de Cajamarca que abre el libro de Cornejo Polar, el libro es «mucho más fetiche que texto y mucho más gesto de dominio que acto de lenguaje» (Cornejo Polar, 2003 [1994]: 41). Vicente no puede leer el código, pero sabe leer a quien lo vende: «estos tinterillos son de una sola casta y todos obran con una mala fe del demonio» (Botelho Gosálvez, 1982 [1945]: 104). </w:t>
-      </w:r>
-      <w:del w:id="14" w:author="Unknown Author" w:date="2026-09-29T14:03:57Z">
+        <w:t>La letra, además, pesa. En el cuartucho del tinterillo al que Vicente acude hay «un desordenado montón de papeles y libracos» (ibid.): otra vez un montón. El letrado cobra la defensa por peso: señala «un Código Penal en infolio y un manual del Procedimiento Civil» y asegura que el grande «tiene más peso legal y jurídico que el chiquitito» (ibid.: 104). El tinterillo no escribe: señala, compara y, al final, «recontó los billetes»; Vicente, para pagar, tiene que «desanudar la punta de la faja» donde guarda «un atado de pobres y traposos billetes» (ibid.: 105). Como en la escena de Cajamarca que abre el libro de Cornejo Polar, el libro es «mucho más fetiche que texto y mucho más gesto de dominio que acto de lenguaje» (Cornejo Polar, 2003 [1994]: 41). Vicente no puede leer el código, pero sabe leer a quien lo vende: «estos tinterillos son de una sola casta y todos obran con una mala fe del demonio» (Botelho Gosálvez, 1982 [1945]: 104). La escena no enfrenta a un indio ignorante con la escritura. Y calla que, en la historia real, los «abogados de pueblo (peyorativamente designados como “tinterillos”)» asesoraron la lucha legal de las comunidades y fueron «la manifestación embrionaria del indigenismo criollo» (Rivera Cusicanqui, 2010 [1984]: 101), el mismo indigenismo al que pertenece la novela.</w:t>
+      </w:r>
+    </w:p>
+    <w:p>
+      <w:pPr>
+        <w:pStyle w:val="BodyText"/>
+        <w:rPr/>
+      </w:pPr>
+      <w:r>
+        <w:rPr/>
+        <w:t xml:space="preserve">Dos niños mueren de hambre y los entierran «allí mismo, bajo el suelo del pesebre, para evitar el pago al cura y el municipio» (Botelho Gosálvez, 1982 [1945]: 106). El pesebre, «donde el viento entraba por todas partes» (ibid.: 105), pasa de refugio a jaula y de jaula a tumba. Los Villca «habían sido domesticados por la aldea» (ibid.: 107), y </w:t>
+      </w:r>
+      <w:r>
+        <w:rPr>
+          <w:i/>
+          <w:iCs/>
+        </w:rPr>
+        <w:t>domesticar</w:t>
+      </w:r>
+      <w:r>
+        <w:rPr/>
+        <w:t xml:space="preserve"> viene de </w:t>
+      </w:r>
+      <w:r>
+        <w:rPr>
+          <w:i/>
+          <w:iCs/>
+        </w:rPr>
+        <w:t>domus</w:t>
+      </w:r>
+      <w:r>
+        <w:rPr/>
+        <w:t>, casa: la aldea los alojó como a animales de casa.</w:t>
+      </w:r>
+      <w:bookmarkEnd w:id="5"/>
+    </w:p>
+    <w:p>
+      <w:pPr>
+        <w:pStyle w:val="Heading2"/>
+        <w:rPr/>
+      </w:pPr>
+      <w:bookmarkStart w:id="6" w:name="el-éxodo-los-yungas-y-la-mina"/>
+      <w:r>
+        <w:rPr/>
+        <w:t>5. El éxodo: los Yungas y la mina</w:t>
+      </w:r>
+    </w:p>
+    <w:p>
+      <w:pPr>
+        <w:pStyle w:val="FirstParagraph"/>
+        <w:rPr/>
+      </w:pPr>
+      <w:r>
+        <w:rPr/>
+        <w:t xml:space="preserve">El éxodo a los Yungas empieza en un umbral: «Tras de la muralla que condena el horizonte del altiplano empieza el yunga» (Botelho Gosálvez, 1982 [1945]: 108). El valle, que en el archipiélago de Zavaleta sería otro piso de la misma tierra, es para los jóvenes del ayllu una «fábula» (ibid.: 7), y del otro lado espera la finca. En la apacheta, el viento sacude el poncho de Paulo Huanca «como un gallardete clavado en la ceja de la apacheta», su familia reza de rodillas y las cumbres se alzan «semejantes a fantásticas construcciones góticas» (ibid.: 109). El narrador </w:t>
+      </w:r>
+      <w:ins w:id="5" w:author="Unknown Author" w:date="2026-09-29T15:38:02Z">
         <w:r>
           <w:rPr/>
-          <w:delText xml:space="preserve">Rechaza la defensa, aunque una amenaza lo obliga a pagar la consulta (ibid.: 105). </w:delText>
+          <w:t>ve en la cordillera</w:t>
+        </w:r>
+      </w:ins>
+      <w:del w:id="6" w:author="Unknown Author" w:date="2026-09-29T15:38:02Z">
+        <w:r>
+          <w:rPr/>
+          <w:delText>vuelve a proyectar: mira la cordillera con</w:delText>
         </w:r>
       </w:del>
       <w:r>
         <w:rPr/>
-        <w:t>La escena no enfrenta a un indio ignorante con la escritura. Y calla que, en la historia real, los «abogados de pueblo (peyorativamente designados como “tinterillos”)» asesoraron la lucha legal de las comunidades y fueron «la manifestación embrionaria del indigenismo criollo» (Rivera Cusicanqui, 2010 [1984]: 101), el mismo indigenismo al que pertenece la novela.</w:t>
-      </w:r>
-    </w:p>
-    <w:p>
-      <w:pPr>
-        <w:pStyle w:val="BodyText"/>
-        <w:rPr/>
-      </w:pPr>
-      <w:r>
-        <w:rPr/>
-        <w:t xml:space="preserve">Dos niños mueren de hambre y los entierran «allí mismo, bajo el suelo del pesebre, para evitar el pago al cura y el municipio» (Botelho Gosálvez, 1982 [1945]: 106). El pesebre, «donde el viento entraba por todas partes» (ibid.: 105), pasa de refugio a jaula y de jaula a tumba. Los Villca «habían sido domesticados por la aldea» (ibid.: 107), y </w:t>
-      </w:r>
-      <w:r>
-        <w:rPr>
-          <w:i/>
-          <w:iCs/>
-        </w:rPr>
-        <w:t>domesticar</w:t>
-      </w:r>
-      <w:r>
-        <w:rPr/>
-        <w:t xml:space="preserve"> viene de </w:t>
-      </w:r>
-      <w:r>
-        <w:rPr>
-          <w:i/>
-          <w:iCs/>
-        </w:rPr>
-        <w:t>domus</w:t>
-      </w:r>
-      <w:r>
-        <w:rPr/>
-        <w:t>, casa: la aldea los alojó como a animales de casa.</w:t>
-      </w:r>
-      <w:bookmarkEnd w:id="5"/>
-    </w:p>
-    <w:p>
-      <w:pPr>
-        <w:pStyle w:val="Heading2"/>
-        <w:rPr/>
-      </w:pPr>
-      <w:bookmarkStart w:id="6" w:name="el-éxodo-los-yungas-y-la-mina"/>
-      <w:r>
-        <w:rPr/>
-        <w:t>5. El éxodo: los Yungas y la mina</w:t>
-      </w:r>
-    </w:p>
-    <w:p>
-      <w:pPr>
-        <w:pStyle w:val="FirstParagraph"/>
-        <w:rPr/>
-      </w:pPr>
-      <w:r>
-        <w:rPr/>
-        <w:t>El éxodo a los Yungas empieza en un umbral: «Tras de la muralla que condena el horizonte del altiplano empieza el yunga» (Botelho Gosálvez, 1982 [1945]: 108). El valle, que en el archipiélago de Zavaleta sería otro piso de la misma tierra, es para los jóvenes del ayllu una «fábula» (ibid.: 7), y del otro lado espera la finca. En la apacheta, el viento sacude el poncho de Paulo Huanca «como un gallardete clavado en la ceja de la apacheta», su familia reza de rodillas y las cumbres se alzan «semejantes a fantásticas construcciones góticas» (ibid.: 109). El narrador vuelve a proyectar: mira la cordillera con la arquitectura de Europa.</w:t>
+        <w:t xml:space="preserve"> la arquitectura de Europa.</w:t>
       </w:r>
     </w:p>
     <w:p>
@@ -2378,8 +2307,14 @@
       </w:r>
       <w:r>
         <w:rPr/>
-        <w:t>, que el narrador reserva para la muerte de Condori (ibid.: 154), no alcanza al patrón, y lo único que la novela deja hacer a la mano de la muchacha es quitarse la vida. El único cruce logrado lo hacen los monos: forman sobre el río «una cadena cogiéndose de manos» (ibid.: 121). Es una arquitectura de manos.</w:t>
-      </w:r>
+        <w:t>, que el narrador reserva para la muerte de Condori (ibid.: 154), no alcanza al patrón, y lo único que la novela deja hacer a la mano de la muchacha es quitarse la vida. El único cruce logrado lo hacen los monos: forman sobre el río «una cadena cogiéndose de manos» (ibid.: 121).</w:t>
+      </w:r>
+      <w:del w:id="7" w:author="Unknown Author" w:date="2026-09-29T15:38:02Z">
+        <w:r>
+          <w:rPr/>
+          <w:delText xml:space="preserve"> Es una arquitectura de manos.</w:delText>
+        </w:r>
+      </w:del>
     </w:p>
     <w:p>
       <w:pPr>
@@ -2422,7 +2357,17 @@
       </w:r>
       <w:r>
         <w:rPr/>
-        <w:t xml:space="preserve">. Un umbral sin piedras. El glosario define la apacheta como «abra de las cordilleras y cumbre de los caminos» (Botelho Gosálvez, 1982 [1945]: 160): un lugar, no un montón. La novela la marca con un cuerpo erguido, la familia arrodillada y la «fauce» del yunga (ibid.: 109) y, más abajo, el puente de monos (ibid.: 121). (2) </w:t>
+        <w:t xml:space="preserve">. </w:t>
+      </w:r>
+      <w:del w:id="8" w:author="Unknown Author" w:date="2026-09-29T15:38:02Z">
+        <w:r>
+          <w:rPr/>
+          <w:delText xml:space="preserve">Un umbral sin piedras. </w:delText>
+        </w:r>
+      </w:del>
+      <w:r>
+        <w:rPr/>
+        <w:t xml:space="preserve">El glosario define la apacheta como «abra de las cordilleras y cumbre de los caminos» (Botelho Gosálvez, 1982 [1945]: 160): un lugar, no un montón. La novela la marca con un cuerpo erguido, la familia arrodillada y la «fauce» del yunga (ibid.: 109) y, más abajo, el puente de monos (ibid.: 121). (2) </w:t>
       </w:r>
       <w:r>
         <w:rPr>
@@ -2722,14 +2667,8 @@
       </w:pPr>
       <w:r>
         <w:rPr/>
-        <w:t>La sequía se cuenta con palabras de arquitecto y de dibujante: las sementeras «se agrietan como paredes envejecidas» (Botelho Gosálvez, 1982 [1945]: 56); «Ni una pincelada enturbió el papel celeste y deslumbrador del cielo» (ibid.: 57). En la rogativa, los comunarios avanzan de rodillas y su piel sangrante deja «manchones en el cascajo» (ibid.: 60): los cuerpos dibujan sobre el suelo. Pronto, «cielo y tierra eran para ellos como una tremenda cárcel» (ibid.: 72).</w:t>
-      </w:r>
-      <w:ins w:id="15" w:author="Unknown Author" w:date="2026-09-29T14:03:57Z">
-        <w:r>
-          <w:rPr/>
-          <w:t xml:space="preserve"> Al salir del ayllu, las casas ajenas se les cierran: a los vecinos, la sequía «les endureció el alma como había endurecido la tierra», y los reciben «dándoles con las puertas» y a pedradas (ibid.: 80).</w:t>
-        </w:r>
-      </w:ins>
+        <w:t>La sequía se cuenta con palabras de arquitecto y de dibujante: las sementeras «se agrietan como paredes envejecidas» (Botelho Gosálvez, 1982 [1945]: 56); «Ni una pincelada enturbió el papel celeste y deslumbrador del cielo» (ibid.: 57). En la rogativa, los comunarios avanzan de rodillas y su piel sangrante deja «manchones en el cascajo» (ibid.: 60): los cuerpos dibujan sobre el suelo. Pronto, «cielo y tierra eran para ellos como una tremenda cárcel» (ibid.: 72). Al salir del ayllu, las casas ajenas se les cierran: a los vecinos, la sequía «les endureció el alma como había endurecido la tierra», y los reciben «dándoles con las puertas» y a pedradas (ibid.: 80).</w:t>
+      </w:r>
     </w:p>
     <w:p>
       <w:pPr>
@@ -3169,18 +3108,126 @@
       </w:pPr>
       <w:r>
         <w:rPr/>
-        <w:t>Muralla, foso, atalaya: recordar es construir, y olvidar también. Es lo contrario del lema del epígrafe: los comunarios de la novela no caminan mirando al pasado; lo esconden en un foso. La selección tiene nombres: «Llegaron los Villca, los Huanca, los Huallpa, los Yupanqui, los Ticona, los Choque, los Chuquihuanca» (ibid.: 156). Faltan los Condori, los Mamani y los Quispe, la «legión» sin tierra que cerraba la escalera del narrador (ibid.: 22). Juan Condori está enterrado en el cementerio de los mineros; los miembros de Basilio Quispe, «en muchos sitios» (ibid.: 69). El Signo Escalonado se rehace sin su último escalón. Una pirca de doble cara enseña lo que esa memoria olvida: las piedras grandes dan la cara, pero adentro, apretadas entre las dos caras, van las menudas, y sin ese relleno el muro se cae. El narrador también llama «legión» a la «piedrecilla menuda» que baja del cerro hasta las pircas (ibid.: 8). Los sin tierra fueron ese relleno: tres de ellos, sin nombre, cuidaron el ayllu vacío, y el retorno no los cuenta. Con la cosecha, los derrotados «olvidaron la pesadilla pasada», y la Pachamama recuperó «su prestigio de hembra paridora y múltiple» (ibid.: 159). La paz se paga con ese olvido.</w:t>
-      </w:r>
-    </w:p>
-    <w:p>
-      <w:pPr>
-        <w:pStyle w:val="BodyText"/>
-        <w:rPr/>
-      </w:pPr>
-      <w:bookmarkStart w:id="9" w:name="Xd33dadc6dc41c4f190a3160c8a87a45b956b4eb"/>
-      <w:r>
-        <w:rPr/>
-        <w:t>Ursula K. Le Guin opuso dos formas de contar: la del arma, con forma de flecha, y la del recipiente. «Una novela es un botiquín», escribió, «que contiene cosas en una relación particular, poderosa, entre sí, y con nosotros» (Le Guin, 2021 [1986]: 10). La mina pertenece a la historia del arma: jornal, revólver, boquete. El ayllu del retorno, a la del recipiente: la casa, «un recipiente para personas» (ibid.: 8), vuelve a guardar la cosecha y a reunir los nombres. Pero todo recipiente elige qué guarda. El narrador cierra con héroes: los derrotados vuelven a ser «los patriarcas fecundadores del suelo, los sembradores del destino» (Botelho Gosálvez, 1982 [1945]: 159). El héroe, advierte Le Guin, no cabe en la bolsa: «Necesita un escenario, o un pedestal, o una cima» (Le Guin, 2021 [1986]: 11). Aquí, la atalaya. La novela, que guarda lo que el ayllu prefiere no mirar, es el recipiente más grande.</w:t>
+        <w:t xml:space="preserve">Muralla, foso, atalaya: recordar es construir, y olvidar también. Es lo contrario del lema del epígrafe: los comunarios de la novela no caminan mirando al pasado; lo esconden en un foso. La selección tiene nombres: «Llegaron los Villca, los Huanca, los Huallpa, los Yupanqui, los Ticona, los Choque, los Chuquihuanca» (ibid.: 156). Faltan los Condori, los Mamani y los Quispe, la «legión» sin tierra que cerraba la escalera del narrador (ibid.: 22). Juan Condori está enterrado en el cementerio de los mineros; los miembros de Basilio Quispe, «en muchos sitios» (ibid.: 69). El Signo Escalonado se rehace sin su último escalón. Una pirca de doble cara enseña lo que esa memoria olvida: las piedras grandes dan la cara, pero adentro, apretadas entre las dos caras, van las menudas, y sin ese relleno el muro se cae. El narrador también llama «legión» a la «piedrecilla menuda» que baja del cerro hasta las pircas (ibid.: 8). Los sin tierra fueron ese relleno: tres de ellos, sin nombre, cuidaron el ayllu vacío, y el retorno no los cuenta. Con la cosecha, los derrotados «olvidaron la pesadilla pasada», y la Pachamama recuperó «su prestigio de hembra paridora y múltiple» (ibid.: 159). </w:t>
+      </w:r>
+      <w:ins w:id="9" w:author="Unknown Author" w:date="2026-09-29T15:38:02Z">
+        <w:r>
+          <w:rPr/>
+          <w:t xml:space="preserve">Endurecerse para no sufrir la pérdida tiene nombre en aymara: </w:t>
+        </w:r>
+      </w:ins>
+      <w:ins w:id="10" w:author="Unknown Author" w:date="2026-09-29T15:38:02Z">
+        <w:r>
+          <w:rPr>
+            <w:i/>
+            <w:iCs/>
+          </w:rPr>
+          <w:t>qalachuyma</w:t>
+        </w:r>
+      </w:ins>
+      <w:ins w:id="11" w:author="Unknown Author" w:date="2026-09-29T15:38:02Z">
+        <w:r>
+          <w:rPr/>
+          <w:t xml:space="preserve">, «corazón de piedra»; para volverse así, «hay que lamer el batán de moler» (Spedding, 2025: XV). </w:t>
+        </w:r>
+      </w:ins>
+      <w:r>
+        <w:rPr/>
+        <w:t>La paz se paga con ese olvido.</w:t>
+      </w:r>
+    </w:p>
+    <w:p>
+      <w:pPr>
+        <w:pStyle w:val="BodyText"/>
+        <w:rPr/>
+      </w:pPr>
+      <w:r>
+        <w:rPr/>
+        <w:t>Ursula K. Le Guin opuso dos formas de contar: la del arma</w:t>
+      </w:r>
+      <w:del w:id="12" w:author="Unknown Author" w:date="2026-09-29T15:38:02Z">
+        <w:r>
+          <w:rPr/>
+          <w:delText>, con forma de flecha,</w:delText>
+        </w:r>
+      </w:del>
+      <w:r>
+        <w:rPr/>
+        <w:t xml:space="preserve"> y la del recipiente. «Una novela es un botiquín», escribió, «que contiene cosas en una relación particular, poderosa, entre sí, y con nosotros» (Le Guin, 2021 [1986]: 10). La mina pertenece a la historia del arma: jornal, revólver, boquete. El ayllu del retorno, a la del recipiente: la casa, «un recipiente para personas» (ibid.: 8), vuelve a guardar la cosecha y a reunir los nombres. Pero todo recipiente elige qué guarda. El narrador cierra con héroes: los derrotados vuelven a ser «los patriarcas fecundadores del suelo, los sembradores del destino» (Botelho Gosálvez, 1982 [1945]: 159). El héroe, advierte Le Guin, no cabe en la bolsa: «Necesita un escenario, o un pedestal, o una cima» (Le Guin, 2021 [1986]: 11). Aquí, la atalaya. La novela, que guarda lo que el ayllu prefiere no mirar, es el recipiente más grande.</w:t>
+      </w:r>
+      <w:bookmarkEnd w:id="8"/>
+    </w:p>
+    <w:p>
+      <w:pPr>
+        <w:pStyle w:val="Heading2"/>
+        <w:rPr/>
+      </w:pPr>
+      <w:bookmarkStart w:id="9" w:name="X6513926464102a35f22aafc801b0596a5c3805e"/>
+      <w:r>
+        <w:rPr/>
+        <w:t>8. Conclusiones: lo que muestra el dibujo y sus límites</w:t>
+      </w:r>
+    </w:p>
+    <w:p>
+      <w:pPr>
+        <w:pStyle w:val="FirstParagraph"/>
+        <w:rPr/>
+      </w:pPr>
+      <w:r>
+        <w:rPr/>
+        <w:t>La lectura permite sostener cuatro hallazgos. Primero: el montón de piedras es la arquitectura mínima de la novela, masa sin edificio, y la cosecha de estaño que promete el capataz (Botelho Gosálvez, 1982 [1945]: 142) es la captura de ese gesto por la máquina. Segundo: el Signo Escalonado vuelve a escalonar a la gente en el ayllu, la aldea, el cocal y el campamento, y el retorno lo rehace sin su último escalón. Tercero: el despojo funciona con una cadena de personas, instituciones y soportes (expediente, papel sellado, radio urbano, infolio, huella dactilar) que vuelven legibles la tierra y los cuerpos. La oposición entre la mano y el papel es el discurso de la aldea, y la novela la confirma al callar lo que los aymaras hicieron con la escritura: títulos coloniales, tinterillos aliados, escuelas propias. Cuarto: el narrador, que convierte a los comunarios en piedra fuera de la historia y culmina su desigualdad de género en la muchacha sin nombre, vuelve paisaje una posesión que la novela, a sus espaldas, deja escrita en la piedra: mojones, pircas, linderos, un apellido.</w:t>
+      </w:r>
+    </w:p>
+    <w:p>
+      <w:pPr>
+        <w:pStyle w:val="BodyText"/>
+        <w:rPr/>
+      </w:pPr>
+      <w:r>
+        <w:rPr/>
+        <w:t>¿Qué muestra el dibujo? Ante todo, posiciones. Los esquemas obligan a decidir lo que el texto deja abierto (desde dónde se mira, a qué escala, qué queda dentro y qué fuera), y cada decisión deja ver la del narrador: fuera de la chujlla, en la tribuna del linchamiento, frente a las cumbres góticas. Cuando la decisión es del dibujante, como el cráneo o los mojones, la comparación con el texto y con el vocabulario aymara dice si se sostiene. Además, las operaciones del pastel (sumar, quitar, manchar, rayar, disolver) repiten las de la novela: amontonar, despejar, dejar «manchones» (ibid.: 60, 156), escribir, derretirse. Leer con la mano no es solo ilustrar escenas, sino repetir operaciones: un manuaje de la lectura, táctil como la prosa que lee.</w:t>
+      </w:r>
+    </w:p>
+    <w:p>
+      <w:pPr>
+        <w:pStyle w:val="BodyText"/>
+        <w:rPr/>
+      </w:pPr>
+      <w:r>
+        <w:rPr/>
+        <w:t xml:space="preserve">El trabajo tiene tres límites. El primero es el que advertía Hall: el corte, el </w:t>
+      </w:r>
+      <w:r>
+        <w:rPr>
+          <w:i/>
+          <w:iCs/>
+        </w:rPr>
+        <w:t>capriccio</w:t>
+      </w:r>
+      <w:r>
+        <w:rPr/>
+        <w:t>, Bacon, la tectónica y hasta la pelvis son maneras de ver ajenas al mundo narrado. Los dibujos hablan de la novela, no del ayllu ni de la manera aymara de entender el espacio, que pedirían otras fuentes y otros autores: los de la historia que los aymaras, escribía Roberto Choque Canqui, «hace tiempo, hemos añorado por escribir» (Choque Canqui, 1978 [1974]: s. p.). El segundo es ético: la inmersión seduce, y un pastel puede embellecer la miseria o fabricar efigies; por eso la serie no dibuja el linchamiento ni el alma que el narrador declara cerrada. El tercero es de método: el dibujo depende de los datos del texto y hereda sus silencios. Puede hacerlos visibles, pero no llenarlos.</w:t>
+      </w:r>
+    </w:p>
+    <w:p>
+      <w:pPr>
+        <w:pStyle w:val="BodyText"/>
+        <w:rPr/>
+      </w:pPr>
+      <w:r>
+        <w:rPr/>
+        <w:t xml:space="preserve">Queda el montón. «Quizá un día la montaña de piedras sobrepase la altura del cerro», esperaban los comunarios (Botelho Gosálvez, 1982 [1945]: 9). La novela cumple la profecía al revés: la montaña crece en el desmonte de la mina y en el «informe montón» que sepulta a Juan Condori (ibid.: 154). El dibujo no repara lo que la novela deja caer al foso; a lo sumo, puede impedir que el foso se cierre. Si en Jatun-Kolla habitar es despejar piedras, leer </w:t>
+      </w:r>
+      <w:r>
+        <w:rPr>
+          <w:i/>
+          <w:iCs/>
+        </w:rPr>
+        <w:t>Altiplano</w:t>
+      </w:r>
+      <w:r>
+        <w:rPr/>
+        <w:t xml:space="preserve"> con la mano es, quizá, volver a amontonarlas para ver qué queda debajo.</w:t>
       </w:r>
       <w:bookmarkEnd w:id="9"/>
     </w:p>
@@ -3189,81 +3236,7 @@
         <w:pStyle w:val="Heading2"/>
         <w:rPr/>
       </w:pPr>
-      <w:bookmarkStart w:id="10" w:name="X6513926464102a35f22aafc801b0596a5c3805e"/>
-      <w:r>
-        <w:rPr/>
-        <w:t>8. Conclusiones: lo que muestra el dibujo y sus límites</w:t>
-      </w:r>
-    </w:p>
-    <w:p>
-      <w:pPr>
-        <w:pStyle w:val="FirstParagraph"/>
-        <w:rPr/>
-      </w:pPr>
-      <w:r>
-        <w:rPr/>
-        <w:t>La lectura permite sostener cuatro hallazgos. Primero: el montón de piedras es la arquitectura mínima de la novela, masa sin edificio, y la cosecha de estaño que promete el capataz (Botelho Gosálvez, 1982 [1945]: 142) es la captura de ese gesto por la máquina. Segundo: el Signo Escalonado vuelve a escalonar a la gente en el ayllu, la aldea, el cocal y el campamento, y el retorno lo rehace sin su último escalón. Tercero: el despojo funciona con una cadena de personas, instituciones y soportes (expediente, papel sellado, radio urbano, infolio, huella dactilar) que vuelven legibles la tierra y los cuerpos. La oposición entre la mano y el papel es el discurso de la aldea, y la novela la confirma al callar lo que los aymaras hicieron con la escritura: títulos coloniales, tinterillos aliados, escuelas propias. Cuarto: el narrador, que convierte a los comunarios en piedra fuera de la historia y culmina su desigualdad de género en la muchacha sin nombre, vuelve paisaje una posesión que la novela, a sus espaldas, deja escrita en la piedra: mojones, pircas, linderos, un apellido.</w:t>
-      </w:r>
-    </w:p>
-    <w:p>
-      <w:pPr>
-        <w:pStyle w:val="BodyText"/>
-        <w:rPr/>
-      </w:pPr>
-      <w:r>
-        <w:rPr/>
-        <w:t>¿Qué muestra el dibujo? Ante todo, posiciones. Los esquemas obligan a decidir lo que el texto deja abierto (desde dónde se mira, a qué escala, qué queda dentro y qué fuera), y cada decisión deja ver la del narrador: fuera de la chujlla, en la tribuna del linchamiento, frente a las cumbres góticas. Cuando la decisión es del dibujante, como el cráneo o los mojones, la comparación con el texto y con el vocabulario aymara dice si se sostiene. Además, las operaciones del pastel (sumar, quitar, manchar, rayar, disolver) repiten las de la novela: amontonar, despejar, dejar «manchones» (ibid.: 60, 156), escribir, derretirse. Leer con la mano no es solo ilustrar escenas, sino repetir operaciones: un manuaje de la lectura, táctil como la prosa que lee.</w:t>
-      </w:r>
-    </w:p>
-    <w:p>
-      <w:pPr>
-        <w:pStyle w:val="BodyText"/>
-        <w:rPr/>
-      </w:pPr>
-      <w:r>
-        <w:rPr/>
-        <w:t xml:space="preserve">El trabajo tiene tres límites. El primero es el que advertía Hall: el corte, el </w:t>
-      </w:r>
-      <w:r>
-        <w:rPr>
-          <w:i/>
-          <w:iCs/>
-        </w:rPr>
-        <w:t>capriccio</w:t>
-      </w:r>
-      <w:r>
-        <w:rPr/>
-        <w:t>, Bacon, la tectónica y hasta la pelvis son maneras de ver ajenas al mundo narrado. Los dibujos hablan de la novela, no del ayllu ni de la manera aymara de entender el espacio, que pedirían otras fuentes y otros autores: los de la historia que los aymaras, escribía Roberto Choque Canqui, «hace tiempo, hemos añorado por escribir» (Choque Canqui, 1978 [1974]: s. p.). El segundo es ético: la inmersión seduce, y un pastel puede embellecer la miseria o fabricar efigies; por eso la serie no dibuja el linchamiento ni el alma que el narrador declara cerrada. El tercero es de método: el dibujo depende de los datos del texto y hereda sus silencios. Puede hacerlos visibles, pero no llenarlos.</w:t>
-      </w:r>
-    </w:p>
-    <w:p>
-      <w:pPr>
-        <w:pStyle w:val="BodyText"/>
-        <w:rPr/>
-      </w:pPr>
-      <w:r>
-        <w:rPr/>
-        <w:t xml:space="preserve">Queda el montón. «Quizá un día la montaña de piedras sobrepase la altura del cerro», esperaban los comunarios (Botelho Gosálvez, 1982 [1945]: 9). La novela cumple la profecía al revés: la montaña crece en el desmonte de la mina y en el «informe montón» que sepulta a Juan Condori (ibid.: 154). El dibujo no repara lo que la novela deja caer al foso; a lo sumo, puede impedir que el foso se cierre. Si en Jatun-Kolla habitar es despejar piedras, leer </w:t>
-      </w:r>
-      <w:r>
-        <w:rPr>
-          <w:i/>
-          <w:iCs/>
-        </w:rPr>
-        <w:t>Altiplano</w:t>
-      </w:r>
-      <w:r>
-        <w:rPr/>
-        <w:t xml:space="preserve"> con la mano es, quizá, volver a amontonarlas para ver qué queda debajo.</w:t>
-      </w:r>
-      <w:bookmarkEnd w:id="10"/>
-    </w:p>
-    <w:p>
-      <w:pPr>
-        <w:pStyle w:val="Heading2"/>
-        <w:rPr/>
-      </w:pPr>
-      <w:bookmarkStart w:id="11" w:name="declaraciones-finales"/>
+      <w:bookmarkStart w:id="10" w:name="declaraciones-finales"/>
       <w:r>
         <w:rPr/>
         <w:t>Declaraciones finales</w:t>
@@ -3335,514 +3308,543 @@
         <w:rPr/>
         <w:t>: el autor concibió la hipótesis original, diseñó la metodología de lectura tectónica, seleccionó las fuentes, decidió las interpretaciones, dirigió y revisó la redacción y es autor exclusivo de los pasteles al óleo que sustentan la investigación; asume la plena responsabilidad intelectual por la versión final del manuscrito.</w:t>
       </w:r>
+      <w:bookmarkEnd w:id="10"/>
+    </w:p>
+    <w:p>
+      <w:pPr>
+        <w:pStyle w:val="Heading2"/>
+        <w:rPr/>
+      </w:pPr>
+      <w:bookmarkStart w:id="11" w:name="bibliografía"/>
+      <w:r>
+        <w:rPr/>
+        <w:t>Bibliografía</w:t>
+      </w:r>
+    </w:p>
+    <w:p>
+      <w:pPr>
+        <w:pStyle w:val="FirstParagraph"/>
+        <w:rPr/>
+      </w:pPr>
+      <w:r>
+        <w:rPr/>
+        <w:t xml:space="preserve">Bachelard, Gaston (1978 [1942]). </w:t>
+      </w:r>
+      <w:r>
+        <w:rPr>
+          <w:i/>
+          <w:iCs/>
+        </w:rPr>
+        <w:t>El agua y los sueños. Ensayo sobre la imaginación de la materia</w:t>
+      </w:r>
+      <w:r>
+        <w:rPr/>
+        <w:t>. México: Fondo de Cultura Económica.</w:t>
+      </w:r>
+    </w:p>
+    <w:p>
+      <w:pPr>
+        <w:pStyle w:val="BodyText"/>
+        <w:rPr/>
+      </w:pPr>
+      <w:r>
+        <w:rPr/>
+        <w:t xml:space="preserve">Barnadas, Josep M. (1978 [1975]). </w:t>
+      </w:r>
+      <w:r>
+        <w:rPr>
+          <w:i/>
+          <w:iCs/>
+        </w:rPr>
+        <w:t>Apuntes para una historia aymara</w:t>
+      </w:r>
+      <w:r>
+        <w:rPr/>
+        <w:t>. 2.ª ed. La Paz: CIPCA (Cuadernos de Investigación, 6).</w:t>
+      </w:r>
+    </w:p>
+    <w:p>
+      <w:pPr>
+        <w:pStyle w:val="BodyText"/>
+        <w:rPr/>
+      </w:pPr>
+      <w:r>
+        <w:rPr/>
+        <w:t xml:space="preserve">Bertonio, Ludovico (2011 [1612]). </w:t>
+      </w:r>
+      <w:r>
+        <w:rPr>
+          <w:i/>
+          <w:iCs/>
+        </w:rPr>
+        <w:t>Transcripción del vocabulario de la lengua aymara</w:t>
+      </w:r>
+      <w:r>
+        <w:rPr/>
+        <w:t>. La Paz: Radio San Gabriel (1993) e ILLA-A (ed. digital).</w:t>
+      </w:r>
+    </w:p>
+    <w:p>
+      <w:pPr>
+        <w:pStyle w:val="BodyText"/>
+        <w:rPr/>
+      </w:pPr>
+      <w:r>
+        <w:rPr/>
+        <w:t xml:space="preserve">Botelho Gosálvez, Raúl (1982 [1945]). </w:t>
+      </w:r>
+      <w:r>
+        <w:rPr>
+          <w:i/>
+          <w:iCs/>
+        </w:rPr>
+        <w:t>Altiplano</w:t>
+      </w:r>
+      <w:r>
+        <w:rPr/>
+        <w:t>. 7.ª ed. La Paz: Librería Editorial Juventud.</w:t>
+      </w:r>
+    </w:p>
+    <w:p>
+      <w:pPr>
+        <w:pStyle w:val="BodyText"/>
+        <w:rPr/>
+      </w:pPr>
+      <w:r>
+        <w:rPr/>
+        <w:t xml:space="preserve">Cárcamo Pino, Mauricio Arnoldo (2019). “Thinking and Intelligence in the Architectural Design. A Review from Language, Graphuage and Manuage”. En Carlos Luis Marcos Alba (ed.), </w:t>
+      </w:r>
+      <w:r>
+        <w:rPr>
+          <w:i/>
+          <w:iCs/>
+        </w:rPr>
+        <w:t>Graphic Imprints. The Influence of Representation and Ideation Tools in Architecture. EGA 2018</w:t>
+      </w:r>
+      <w:r>
+        <w:rPr/>
+        <w:t>. Cham: Springer: 1411-1423.</w:t>
+      </w:r>
+    </w:p>
+    <w:p>
+      <w:pPr>
+        <w:pStyle w:val="BodyText"/>
+        <w:rPr/>
+      </w:pPr>
+      <w:r>
+        <w:rPr/>
+        <w:t xml:space="preserve">Cárcamo Pino, Mauricio Arnoldo (2025a). “Madera, herramientas y manuaje. Notas para una ontología evolutiva del diseñar”. </w:t>
+      </w:r>
+      <w:r>
+        <w:rPr>
+          <w:i/>
+          <w:iCs/>
+        </w:rPr>
+        <w:t>Revista Arteoficio</w:t>
+      </w:r>
+      <w:r>
+        <w:rPr/>
+        <w:t>, 21: 5-12. https://doi.org/10.35588/nn3v3487</w:t>
+      </w:r>
+    </w:p>
+    <w:p>
+      <w:pPr>
+        <w:pStyle w:val="BodyText"/>
+        <w:rPr/>
+      </w:pPr>
+      <w:r>
+        <w:rPr/>
+        <w:t xml:space="preserve">Cárcamo Pino, Mauricio Arnoldo (2025b). “Oralitura/literatura y manuaje/lenguaje: una revisión por reescritura”. </w:t>
+      </w:r>
+      <w:r>
+        <w:rPr>
+          <w:i/>
+          <w:iCs/>
+        </w:rPr>
+        <w:t>Revista Chilena de Literatura</w:t>
+      </w:r>
+      <w:r>
+        <w:rPr/>
+        <w:t>, 112: 233-264.</w:t>
+      </w:r>
+    </w:p>
+    <w:p>
+      <w:pPr>
+        <w:pStyle w:val="BodyText"/>
+        <w:rPr/>
+      </w:pPr>
+      <w:r>
+        <w:rPr/>
+        <w:t xml:space="preserve">Choque Canqui, Roberto (1978 [1974]). “Prólogo”. En Josep M. Barnadas, </w:t>
+      </w:r>
+      <w:r>
+        <w:rPr>
+          <w:i/>
+          <w:iCs/>
+        </w:rPr>
+        <w:t>Apuntes para una historia aymara</w:t>
+      </w:r>
+      <w:r>
+        <w:rPr/>
+        <w:t>. 2.ª ed. La Paz: CIPCA: s. p.</w:t>
+      </w:r>
+    </w:p>
+    <w:p>
+      <w:pPr>
+        <w:pStyle w:val="BodyText"/>
+        <w:rPr/>
+      </w:pPr>
+      <w:r>
+        <w:rPr/>
+        <w:t xml:space="preserve">Cornejo Polar, Antonio (2003 [1994]). </w:t>
+      </w:r>
+      <w:r>
+        <w:rPr>
+          <w:i/>
+          <w:iCs/>
+        </w:rPr>
+        <w:t>Escribir en el aire. Ensayo sobre la heterogeneidad socio-cultural en las literaturas andinas</w:t>
+      </w:r>
+      <w:r>
+        <w:rPr/>
+        <w:t>. 2.ª ed. Lima y Berkeley: CELACP y Latinoamericana Editores.</w:t>
+      </w:r>
+    </w:p>
+    <w:p>
+      <w:pPr>
+        <w:pStyle w:val="BodyText"/>
+        <w:rPr/>
+      </w:pPr>
+      <w:r>
+        <w:rPr/>
+        <w:t xml:space="preserve">Dean, Carolyn (2010). </w:t>
+      </w:r>
+      <w:r>
+        <w:rPr>
+          <w:i/>
+          <w:iCs/>
+        </w:rPr>
+        <w:t>A Culture of Stone: Inka Perspectives on Rock</w:t>
+      </w:r>
+      <w:r>
+        <w:rPr/>
+        <w:t>. Durham y Londres: Duke University Press.</w:t>
+      </w:r>
+    </w:p>
+    <w:p>
+      <w:pPr>
+        <w:pStyle w:val="BodyText"/>
+        <w:rPr/>
+      </w:pPr>
+      <w:r>
+        <w:rPr/>
+        <w:t xml:space="preserve">Duviols, Pierre (1979). “Un symbolisme de l’occupation, de l’aménagement et de l’exploitation de l’espace: le monolithe «huanca» et sa fonction dans les Andes préhispaniques”. </w:t>
+      </w:r>
+      <w:r>
+        <w:rPr>
+          <w:i/>
+          <w:iCs/>
+        </w:rPr>
+        <w:t>L’Homme</w:t>
+      </w:r>
+      <w:r>
+        <w:rPr/>
+        <w:t>, 19(2): 7-31.</w:t>
+      </w:r>
+    </w:p>
+    <w:p>
+      <w:pPr>
+        <w:pStyle w:val="BodyText"/>
+        <w:rPr/>
+      </w:pPr>
+      <w:r>
+        <w:rPr/>
+        <w:t xml:space="preserve">Frampton, Kenneth (1995). </w:t>
+      </w:r>
+      <w:r>
+        <w:rPr>
+          <w:i/>
+          <w:iCs/>
+        </w:rPr>
+        <w:t>Studies in Tectonic Culture: The Poetics of Construction in Nineteenth and Twentieth Century Architecture</w:t>
+      </w:r>
+      <w:r>
+        <w:rPr/>
+        <w:t>. Ed. John Cava. Cambridge, MA y Londres: MIT Press.</w:t>
+      </w:r>
+    </w:p>
+    <w:p>
+      <w:pPr>
+        <w:pStyle w:val="BodyText"/>
+        <w:rPr/>
+      </w:pPr>
+      <w:r>
+        <w:rPr/>
+        <w:t xml:space="preserve">Garrington, Abbie (2013). </w:t>
+      </w:r>
+      <w:r>
+        <w:rPr>
+          <w:i/>
+          <w:iCs/>
+        </w:rPr>
+        <w:t>Haptic Modernism: Touch and the Tactile in Modernist Writing</w:t>
+      </w:r>
+      <w:r>
+        <w:rPr/>
+        <w:t>. Edimburgo: Edinburgh University Press.</w:t>
+      </w:r>
+    </w:p>
+    <w:p>
+      <w:pPr>
+        <w:pStyle w:val="BodyText"/>
+        <w:rPr/>
+      </w:pPr>
+      <w:r>
+        <w:rPr/>
+        <w:t xml:space="preserve">Hall, Edward T. (1973 [1966]). </w:t>
+      </w:r>
+      <w:r>
+        <w:rPr>
+          <w:i/>
+          <w:iCs/>
+        </w:rPr>
+        <w:t>La dimensión oculta: enfoque antropológico del uso del espacio</w:t>
+      </w:r>
+      <w:r>
+        <w:rPr/>
+        <w:t>. Madrid: Instituto de Estudios de Administración Local.</w:t>
+      </w:r>
+    </w:p>
+    <w:p>
+      <w:pPr>
+        <w:pStyle w:val="BodyText"/>
+        <w:rPr/>
+      </w:pPr>
+      <w:r>
+        <w:rPr/>
+        <w:t xml:space="preserve">Ingold, Tim (2013). </w:t>
+      </w:r>
+      <w:r>
+        <w:rPr>
+          <w:i/>
+          <w:iCs/>
+        </w:rPr>
+        <w:t>Making: Anthropology, Archaeology, Art and Architecture</w:t>
+      </w:r>
+      <w:r>
+        <w:rPr/>
+        <w:t>. Londres y Nueva York: Routledge.</w:t>
+      </w:r>
+    </w:p>
+    <w:p>
+      <w:pPr>
+        <w:pStyle w:val="BodyText"/>
+        <w:rPr/>
+      </w:pPr>
+      <w:r>
+        <w:rPr/>
+        <w:t>Le Guin, Ursula K. (2021 [1986]). “La teoría de la bolsa de transporte de la ficción”. Trad. Kamen Nedev y José Pérez de Lama. Biblioteca Anarquista. https://es.theanarchistlibrary.org</w:t>
+      </w:r>
+    </w:p>
+    <w:p>
+      <w:pPr>
+        <w:pStyle w:val="BodyText"/>
+        <w:rPr/>
+      </w:pPr>
+      <w:r>
+        <w:rPr/>
+        <w:t xml:space="preserve">Lundberg, Simon (2019). </w:t>
+      </w:r>
+      <w:r>
+        <w:rPr>
+          <w:i/>
+          <w:iCs/>
+        </w:rPr>
+        <w:t>Architecture as Image</w:t>
+      </w:r>
+      <w:r>
+        <w:rPr/>
+        <w:t>. Proyecto de grado en Arquitectura, nivel avanzado. Estocolmo: KTH, TRITA-ABE-MBT-19132.</w:t>
+      </w:r>
+    </w:p>
+    <w:p>
+      <w:pPr>
+        <w:pStyle w:val="BodyText"/>
+        <w:rPr/>
+      </w:pPr>
+      <w:r>
+        <w:rPr/>
+        <w:t xml:space="preserve">Martin, Richard (2014). </w:t>
+      </w:r>
+      <w:r>
+        <w:rPr>
+          <w:i/>
+          <w:iCs/>
+        </w:rPr>
+        <w:t>The Architecture of David Lynch</w:t>
+      </w:r>
+      <w:r>
+        <w:rPr/>
+        <w:t>. Londres y Nueva York: Bloomsbury Academic.</w:t>
+      </w:r>
+    </w:p>
+    <w:p>
+      <w:pPr>
+        <w:pStyle w:val="BodyText"/>
+        <w:rPr/>
+      </w:pPr>
+      <w:r>
+        <w:rPr/>
+        <w:t xml:space="preserve">Pallasmaa, Juhani (2014 [2011]). </w:t>
+      </w:r>
+      <w:r>
+        <w:rPr>
+          <w:i/>
+          <w:iCs/>
+        </w:rPr>
+        <w:t>La imagen corpórea. Imaginación e imaginario en la arquitectura</w:t>
+      </w:r>
+      <w:r>
+        <w:rPr/>
+        <w:t>. Trad. Carles Muro. Barcelona: Gustavo Gili.</w:t>
+      </w:r>
+    </w:p>
+    <w:p>
+      <w:pPr>
+        <w:pStyle w:val="BodyText"/>
+        <w:rPr/>
+      </w:pPr>
+      <w:r>
+        <w:rPr/>
+        <w:t xml:space="preserve">Rivera Cusicanqui, Silvia (2010 [1984]). </w:t>
+      </w:r>
+      <w:r>
+        <w:rPr>
+          <w:i/>
+          <w:iCs/>
+        </w:rPr>
+        <w:t>«Oprimidos pero no vencidos». Luchas del campesinado aymara y qhechwa 1900-1980</w:t>
+      </w:r>
+      <w:r>
+        <w:rPr/>
+        <w:t>. 4.ª ed. La Paz: WA-GUI.</w:t>
+      </w:r>
+    </w:p>
+    <w:p>
+      <w:pPr>
+        <w:pStyle w:val="BodyText"/>
+        <w:rPr/>
+      </w:pPr>
+      <w:r>
+        <w:rPr/>
+        <w:t xml:space="preserve">Scott, James C. (2020 [1998]). </w:t>
+      </w:r>
+      <w:r>
+        <w:rPr>
+          <w:i/>
+          <w:iCs/>
+        </w:rPr>
+        <w:t>Seeing Like a State: How Certain Schemes to Improve the Human Condition Have Failed</w:t>
+      </w:r>
+      <w:r>
+        <w:rPr/>
+        <w:t>. New Haven y Londres: Yale University Press.</w:t>
+      </w:r>
+    </w:p>
+    <w:p>
+      <w:pPr>
+        <w:pStyle w:val="BodyText"/>
+        <w:rPr/>
+      </w:pPr>
+      <w:r>
+        <w:rPr/>
+        <w:t xml:space="preserve">Seguí de la Riva, Javier (2010). </w:t>
+      </w:r>
+      <w:r>
+        <w:rPr>
+          <w:i/>
+          <w:iCs/>
+        </w:rPr>
+        <w:t>Ser dibujo</w:t>
+      </w:r>
+      <w:r>
+        <w:rPr/>
+        <w:t>. Madrid: Mairea Libros y Escuela Técnica Superior de Arquitectura de Madrid.</w:t>
+      </w:r>
+    </w:p>
+    <w:p>
+      <w:pPr>
+        <w:pStyle w:val="BodyText"/>
+        <w:rPr>
+          <w:ins w:id="16" w:author="Unknown Author" w:date="2026-09-29T15:38:02Z"/>
+        </w:rPr>
+      </w:pPr>
+      <w:ins w:id="13" w:author="Unknown Author" w:date="2026-09-29T15:38:02Z">
+        <w:r>
+          <w:rPr/>
+          <w:t xml:space="preserve">Spedding, Alison (2025). “Piedras en el camino”. En </w:t>
+        </w:r>
+      </w:ins>
+      <w:ins w:id="14" w:author="Unknown Author" w:date="2026-09-29T15:38:02Z">
+        <w:r>
+          <w:rPr>
+            <w:i/>
+            <w:iCs/>
+          </w:rPr>
+          <w:t>Susto al susto</w:t>
+        </w:r>
+      </w:ins>
+      <w:ins w:id="15" w:author="Unknown Author" w:date="2026-09-29T15:38:02Z">
+        <w:r>
+          <w:rPr/>
+          <w:t>. La Paz: A ediciones: XIII-XXIII.</w:t>
+        </w:r>
+      </w:ins>
+    </w:p>
+    <w:p>
+      <w:pPr>
+        <w:pStyle w:val="BodyText"/>
+        <w:rPr/>
+      </w:pPr>
+      <w:r>
+        <w:rPr/>
+        <w:t xml:space="preserve">Vázquez Ramos, Fernando Guillermo; Dias Ribeiro, Carlos Eduardo; Quedas Campoy, Carlos y Ferreira de Paula, Franklin Roberto (2023). “Reflexões sobre a construção histórica do conceito de espaço: uma aproximação”. </w:t>
+      </w:r>
+      <w:r>
+        <w:rPr>
+          <w:i/>
+          <w:iCs/>
+        </w:rPr>
+        <w:t>Risco. Revista de Pesquisa em Arquitetura e Urbanismo</w:t>
+      </w:r>
+      <w:r>
+        <w:rPr/>
+        <w:t>, 21: 1-18. https://doi.org/10.11606/1984-4506.risco.2023.187844</w:t>
+      </w:r>
+    </w:p>
+    <w:p>
+      <w:pPr>
+        <w:pStyle w:val="BodyText"/>
+        <w:spacing w:lineRule="auto" w:line="360" w:before="0" w:after="120"/>
+        <w:rPr/>
+      </w:pPr>
+      <w:r>
+        <w:rPr/>
+        <w:t xml:space="preserve">Zavaleta Mercado, René (1986). </w:t>
+      </w:r>
+      <w:r>
+        <w:rPr>
+          <w:i/>
+          <w:iCs/>
+        </w:rPr>
+        <w:t>Lo nacional-popular en Bolivia</w:t>
+      </w:r>
+      <w:r>
+        <w:rPr/>
+        <w:t>. México: Siglo XXI.</w:t>
+      </w:r>
+      <w:bookmarkEnd w:id="0"/>
       <w:bookmarkEnd w:id="11"/>
-    </w:p>
-    <w:p>
-      <w:pPr>
-        <w:pStyle w:val="Heading2"/>
-        <w:rPr/>
-      </w:pPr>
-      <w:bookmarkStart w:id="12" w:name="bibliografía"/>
-      <w:r>
-        <w:rPr/>
-        <w:t>Bibliografía</w:t>
-      </w:r>
-    </w:p>
-    <w:p>
-      <w:pPr>
-        <w:pStyle w:val="FirstParagraph"/>
-        <w:rPr/>
-      </w:pPr>
-      <w:r>
-        <w:rPr/>
-        <w:t xml:space="preserve">Bachelard, Gaston (1978 [1942]). </w:t>
-      </w:r>
-      <w:r>
-        <w:rPr>
-          <w:i/>
-          <w:iCs/>
-        </w:rPr>
-        <w:t>El agua y los sueños. Ensayo sobre la imaginación de la materia</w:t>
-      </w:r>
-      <w:r>
-        <w:rPr/>
-        <w:t>. México: Fondo de Cultura Económica.</w:t>
-      </w:r>
-    </w:p>
-    <w:p>
-      <w:pPr>
-        <w:pStyle w:val="BodyText"/>
-        <w:rPr/>
-      </w:pPr>
-      <w:r>
-        <w:rPr/>
-        <w:t xml:space="preserve">Barnadas, Josep M. (1978 [1975]). </w:t>
-      </w:r>
-      <w:r>
-        <w:rPr>
-          <w:i/>
-          <w:iCs/>
-        </w:rPr>
-        <w:t>Apuntes para una historia aymara</w:t>
-      </w:r>
-      <w:r>
-        <w:rPr/>
-        <w:t>. 2.ª ed. La Paz: CIPCA (Cuadernos de Investigación, 6).</w:t>
-      </w:r>
-    </w:p>
-    <w:p>
-      <w:pPr>
-        <w:pStyle w:val="BodyText"/>
-        <w:rPr/>
-      </w:pPr>
-      <w:r>
-        <w:rPr/>
-        <w:t xml:space="preserve">Bertonio, Ludovico (2011 [1612]). </w:t>
-      </w:r>
-      <w:r>
-        <w:rPr>
-          <w:i/>
-          <w:iCs/>
-        </w:rPr>
-        <w:t>Transcripción del vocabulario de la lengua aymara</w:t>
-      </w:r>
-      <w:r>
-        <w:rPr/>
-        <w:t>. La Paz: Radio San Gabriel (1993) e ILLA-A (ed. digital).</w:t>
-      </w:r>
-    </w:p>
-    <w:p>
-      <w:pPr>
-        <w:pStyle w:val="BodyText"/>
-        <w:rPr/>
-      </w:pPr>
-      <w:r>
-        <w:rPr/>
-        <w:t xml:space="preserve">Botelho Gosálvez, Raúl (1982 [1945]). </w:t>
-      </w:r>
-      <w:r>
-        <w:rPr>
-          <w:i/>
-          <w:iCs/>
-        </w:rPr>
-        <w:t>Altiplano</w:t>
-      </w:r>
-      <w:r>
-        <w:rPr/>
-        <w:t>. 7.ª ed. La Paz: Librería Editorial Juventud.</w:t>
-      </w:r>
-    </w:p>
-    <w:p>
-      <w:pPr>
-        <w:pStyle w:val="BodyText"/>
-        <w:rPr/>
-      </w:pPr>
-      <w:r>
-        <w:rPr/>
-        <w:t xml:space="preserve">Cárcamo Pino, Mauricio Arnoldo (2019). “Thinking and Intelligence in the Architectural Design. A Review from Language, Graphuage and Manuage”. En Carlos Luis Marcos Alba (ed.), </w:t>
-      </w:r>
-      <w:r>
-        <w:rPr>
-          <w:i/>
-          <w:iCs/>
-        </w:rPr>
-        <w:t>Graphic Imprints. The Influence of Representation and Ideation Tools in Architecture. EGA 2018</w:t>
-      </w:r>
-      <w:r>
-        <w:rPr/>
-        <w:t>. Cham: Springer: 1411-1423.</w:t>
-      </w:r>
-    </w:p>
-    <w:p>
-      <w:pPr>
-        <w:pStyle w:val="BodyText"/>
-        <w:rPr/>
-      </w:pPr>
-      <w:r>
-        <w:rPr/>
-        <w:t xml:space="preserve">Cárcamo Pino, Mauricio Arnoldo (2025a). “Madera, herramientas y manuaje. Notas para una ontología evolutiva del diseñar”. </w:t>
-      </w:r>
-      <w:r>
-        <w:rPr>
-          <w:i/>
-          <w:iCs/>
-        </w:rPr>
-        <w:t>Revista Arteoficio</w:t>
-      </w:r>
-      <w:r>
-        <w:rPr/>
-        <w:t>, 21: 5-12. https://doi.org/10.35588/nn3v3487</w:t>
-      </w:r>
-    </w:p>
-    <w:p>
-      <w:pPr>
-        <w:pStyle w:val="BodyText"/>
-        <w:rPr/>
-      </w:pPr>
-      <w:r>
-        <w:rPr/>
-        <w:t xml:space="preserve">Cárcamo Pino, Mauricio Arnoldo (2025b). “Oralitura/literatura y manuaje/lenguaje: una revisión por reescritura”. </w:t>
-      </w:r>
-      <w:r>
-        <w:rPr>
-          <w:i/>
-          <w:iCs/>
-        </w:rPr>
-        <w:t>Revista Chilena de Literatura</w:t>
-      </w:r>
-      <w:r>
-        <w:rPr/>
-        <w:t>, 112: 233-264.</w:t>
-      </w:r>
-    </w:p>
-    <w:p>
-      <w:pPr>
-        <w:pStyle w:val="BodyText"/>
-        <w:rPr/>
-      </w:pPr>
-      <w:r>
-        <w:rPr/>
-        <w:t xml:space="preserve">Choque Canqui, Roberto (1978 [1974]). “Prólogo”. En Josep M. Barnadas, </w:t>
-      </w:r>
-      <w:r>
-        <w:rPr>
-          <w:i/>
-          <w:iCs/>
-        </w:rPr>
-        <w:t>Apuntes para una historia aymara</w:t>
-      </w:r>
-      <w:r>
-        <w:rPr/>
-        <w:t>. 2.ª ed. La Paz: CIPCA: s. p.</w:t>
-      </w:r>
-    </w:p>
-    <w:p>
-      <w:pPr>
-        <w:pStyle w:val="BodyText"/>
-        <w:rPr/>
-      </w:pPr>
-      <w:r>
-        <w:rPr/>
-        <w:t xml:space="preserve">Cornejo Polar, Antonio (2003 [1994]). </w:t>
-      </w:r>
-      <w:r>
-        <w:rPr>
-          <w:i/>
-          <w:iCs/>
-        </w:rPr>
-        <w:t>Escribir en el aire. Ensayo sobre la heterogeneidad socio-cultural en las literaturas andinas</w:t>
-      </w:r>
-      <w:r>
-        <w:rPr/>
-        <w:t>. 2.ª ed. Lima y Berkeley: CELACP y Latinoamericana Editores.</w:t>
-      </w:r>
-    </w:p>
-    <w:p>
-      <w:pPr>
-        <w:pStyle w:val="BodyText"/>
-        <w:rPr/>
-      </w:pPr>
-      <w:r>
-        <w:rPr/>
-        <w:t xml:space="preserve">Dean, Carolyn (2010). </w:t>
-      </w:r>
-      <w:r>
-        <w:rPr>
-          <w:i/>
-          <w:iCs/>
-        </w:rPr>
-        <w:t>A Culture of Stone: Inka Perspectives on Rock</w:t>
-      </w:r>
-      <w:r>
-        <w:rPr/>
-        <w:t>. Durham y Londres: Duke University Press.</w:t>
-      </w:r>
-    </w:p>
-    <w:p>
-      <w:pPr>
-        <w:pStyle w:val="BodyText"/>
-        <w:rPr/>
-      </w:pPr>
-      <w:r>
-        <w:rPr/>
-        <w:t xml:space="preserve">Duviols, Pierre (1979). “Un symbolisme de l’occupation, de l’aménagement et de l’exploitation de l’espace: le monolithe «huanca» et sa fonction dans les Andes préhispaniques”. </w:t>
-      </w:r>
-      <w:r>
-        <w:rPr>
-          <w:i/>
-          <w:iCs/>
-        </w:rPr>
-        <w:t>L’Homme</w:t>
-      </w:r>
-      <w:r>
-        <w:rPr/>
-        <w:t>, 19(2): 7-31.</w:t>
-      </w:r>
-    </w:p>
-    <w:p>
-      <w:pPr>
-        <w:pStyle w:val="BodyText"/>
-        <w:rPr/>
-      </w:pPr>
-      <w:r>
-        <w:rPr/>
-        <w:t xml:space="preserve">Frampton, Kenneth (1995). </w:t>
-      </w:r>
-      <w:r>
-        <w:rPr>
-          <w:i/>
-          <w:iCs/>
-        </w:rPr>
-        <w:t>Studies in Tectonic Culture: The Poetics of Construction in Nineteenth and Twentieth Century Architecture</w:t>
-      </w:r>
-      <w:r>
-        <w:rPr/>
-        <w:t>. Ed. John Cava. Cambridge, MA y Londres: MIT Press.</w:t>
-      </w:r>
-    </w:p>
-    <w:p>
-      <w:pPr>
-        <w:pStyle w:val="BodyText"/>
-        <w:rPr/>
-      </w:pPr>
-      <w:r>
-        <w:rPr/>
-        <w:t xml:space="preserve">Garrington, Abbie (2013). </w:t>
-      </w:r>
-      <w:r>
-        <w:rPr>
-          <w:i/>
-          <w:iCs/>
-        </w:rPr>
-        <w:t>Haptic Modernism: Touch and the Tactile in Modernist Writing</w:t>
-      </w:r>
-      <w:r>
-        <w:rPr/>
-        <w:t>. Edimburgo: Edinburgh University Press.</w:t>
-      </w:r>
-    </w:p>
-    <w:p>
-      <w:pPr>
-        <w:pStyle w:val="BodyText"/>
-        <w:rPr/>
-      </w:pPr>
-      <w:r>
-        <w:rPr/>
-        <w:t xml:space="preserve">Hall, Edward T. (1973 [1966]). </w:t>
-      </w:r>
-      <w:r>
-        <w:rPr>
-          <w:i/>
-          <w:iCs/>
-        </w:rPr>
-        <w:t>La dimensión oculta: enfoque antropológico del uso del espacio</w:t>
-      </w:r>
-      <w:r>
-        <w:rPr/>
-        <w:t>. Madrid: Instituto de Estudios de Administración Local.</w:t>
-      </w:r>
-    </w:p>
-    <w:p>
-      <w:pPr>
-        <w:pStyle w:val="BodyText"/>
-        <w:rPr/>
-      </w:pPr>
-      <w:r>
-        <w:rPr/>
-        <w:t xml:space="preserve">Ingold, Tim (2013). </w:t>
-      </w:r>
-      <w:r>
-        <w:rPr>
-          <w:i/>
-          <w:iCs/>
-        </w:rPr>
-        <w:t>Making: Anthropology, Archaeology, Art and Architecture</w:t>
-      </w:r>
-      <w:r>
-        <w:rPr/>
-        <w:t>. Londres y Nueva York: Routledge.</w:t>
-      </w:r>
-    </w:p>
-    <w:p>
-      <w:pPr>
-        <w:pStyle w:val="BodyText"/>
-        <w:rPr/>
-      </w:pPr>
-      <w:r>
-        <w:rPr/>
-        <w:t>Le Guin, Ursula K. (2021 [1986]). “La teoría de la bolsa de transporte de la ficción”. Trad. Kamen Nedev y José Pérez de Lama. Biblioteca Anarquista. https://es.theanarchistlibrary.org</w:t>
-      </w:r>
-    </w:p>
-    <w:p>
-      <w:pPr>
-        <w:pStyle w:val="BodyText"/>
-        <w:rPr/>
-      </w:pPr>
-      <w:r>
-        <w:rPr/>
-        <w:t xml:space="preserve">Lundberg, Simon (2019). </w:t>
-      </w:r>
-      <w:r>
-        <w:rPr>
-          <w:i/>
-          <w:iCs/>
-        </w:rPr>
-        <w:t>Architecture as Image</w:t>
-      </w:r>
-      <w:r>
-        <w:rPr/>
-        <w:t>. Proyecto de grado en Arquitectura, nivel avanzado. Estocolmo: KTH, TRITA-ABE-MBT-19132.</w:t>
-      </w:r>
-    </w:p>
-    <w:p>
-      <w:pPr>
-        <w:pStyle w:val="BodyText"/>
-        <w:rPr/>
-      </w:pPr>
-      <w:r>
-        <w:rPr/>
-        <w:t xml:space="preserve">Martin, Richard (2014). </w:t>
-      </w:r>
-      <w:r>
-        <w:rPr>
-          <w:i/>
-          <w:iCs/>
-        </w:rPr>
-        <w:t>The Architecture of David Lynch</w:t>
-      </w:r>
-      <w:r>
-        <w:rPr/>
-        <w:t>. Londres y Nueva York: Bloomsbury Academic.</w:t>
-      </w:r>
-    </w:p>
-    <w:p>
-      <w:pPr>
-        <w:pStyle w:val="BodyText"/>
-        <w:rPr/>
-      </w:pPr>
-      <w:r>
-        <w:rPr/>
-        <w:t xml:space="preserve">Pallasmaa, Juhani (2014 [2011]). </w:t>
-      </w:r>
-      <w:r>
-        <w:rPr>
-          <w:i/>
-          <w:iCs/>
-        </w:rPr>
-        <w:t>La imagen corpórea. Imaginación e imaginario en la arquitectura</w:t>
-      </w:r>
-      <w:r>
-        <w:rPr/>
-        <w:t>. Trad. Carles Muro. Barcelona: Gustavo Gili.</w:t>
-      </w:r>
-    </w:p>
-    <w:p>
-      <w:pPr>
-        <w:pStyle w:val="BodyText"/>
-        <w:rPr/>
-      </w:pPr>
-      <w:r>
-        <w:rPr/>
-        <w:t xml:space="preserve">Rivera Cusicanqui, Silvia (2010 [1984]). </w:t>
-      </w:r>
-      <w:r>
-        <w:rPr>
-          <w:i/>
-          <w:iCs/>
-        </w:rPr>
-        <w:t>«Oprimidos pero no vencidos». Luchas del campesinado aymara y qhechwa 1900-1980</w:t>
-      </w:r>
-      <w:r>
-        <w:rPr/>
-        <w:t>. 4.ª ed. La Paz: WA-GUI.</w:t>
-      </w:r>
-    </w:p>
-    <w:p>
-      <w:pPr>
-        <w:pStyle w:val="BodyText"/>
-        <w:rPr/>
-      </w:pPr>
-      <w:r>
-        <w:rPr/>
-        <w:t xml:space="preserve">Scott, James C. (2020 [1998]). </w:t>
-      </w:r>
-      <w:r>
-        <w:rPr>
-          <w:i/>
-          <w:iCs/>
-        </w:rPr>
-        <w:t>Seeing Like a State: How Certain Schemes to Improve the Human Condition Have Failed</w:t>
-      </w:r>
-      <w:r>
-        <w:rPr/>
-        <w:t>. New Haven y Londres: Yale University Press.</w:t>
-      </w:r>
-    </w:p>
-    <w:p>
-      <w:pPr>
-        <w:pStyle w:val="BodyText"/>
-        <w:rPr/>
-      </w:pPr>
-      <w:r>
-        <w:rPr/>
-        <w:t xml:space="preserve">Seguí de la Riva, Javier (2010). </w:t>
-      </w:r>
-      <w:r>
-        <w:rPr>
-          <w:i/>
-          <w:iCs/>
-        </w:rPr>
-        <w:t>Ser dibujo</w:t>
-      </w:r>
-      <w:r>
-        <w:rPr/>
-        <w:t>. Madrid: Mairea Libros y Escuela Técnica Superior de Arquitectura de Madrid.</w:t>
-      </w:r>
-    </w:p>
-    <w:p>
-      <w:pPr>
-        <w:pStyle w:val="BodyText"/>
-        <w:rPr/>
-      </w:pPr>
-      <w:r>
-        <w:rPr/>
-        <w:t xml:space="preserve">Vázquez Ramos, Fernando Guillermo; Dias Ribeiro, Carlos Eduardo; Quedas Campoy, Carlos y Ferreira de Paula, Franklin Roberto (2023). “Reflexões sobre a construção histórica do conceito de espaço: uma aproximação”. </w:t>
-      </w:r>
-      <w:r>
-        <w:rPr>
-          <w:i/>
-          <w:iCs/>
-        </w:rPr>
-        <w:t>Risco. Revista de Pesquisa em Arquitetura e Urbanismo</w:t>
-      </w:r>
-      <w:r>
-        <w:rPr/>
-        <w:t>, 21: 1-18. https://doi.org/10.11606/1984-4506.risco.2023.187844</w:t>
-      </w:r>
-    </w:p>
-    <w:p>
-      <w:pPr>
-        <w:pStyle w:val="BodyText"/>
-        <w:spacing w:lineRule="auto" w:line="360" w:before="0" w:after="120"/>
-        <w:rPr/>
-      </w:pPr>
-      <w:r>
-        <w:rPr/>
-        <w:t xml:space="preserve">Zavaleta Mercado, René (1986). </w:t>
-      </w:r>
-      <w:r>
-        <w:rPr>
-          <w:i/>
-          <w:iCs/>
-        </w:rPr>
-        <w:t>Lo nacional-popular en Bolivia</w:t>
-      </w:r>
-      <w:r>
-        <w:rPr/>
-        <w:t>. México: Siglo XXI.</w:t>
-      </w:r>
-      <w:bookmarkEnd w:id="0"/>
-      <w:bookmarkEnd w:id="12"/>
     </w:p>
     <w:sectPr>
       <w:footnotePr>

--- a/articulo/articulo_cosecha_de_piedras_cambios.docx
+++ b/articulo/articulo_cosecha_de_piedras_cambios.docx
@@ -296,38 +296,69 @@
       </w:r>
       <w:r>
         <w:rPr/>
-        <w:t xml:space="preserve">, para las piedras «que amontonan limpiando las chácaras» y para la piedra «hincada en la pared para atar en ella los palos del techo» (ibid.: 330). Que la faena tenga verbo importa: para Juhani Pallasmaa, «las experiencias arquitectónicas básicas tienen carácter de verbos más que de sustantivos» (Pallasmaa, 2014: 158). </w:t>
-      </w:r>
-      <w:del w:id="0" w:author="Unknown Author" w:date="2026-09-29T15:38:02Z">
+        <w:t xml:space="preserve">, para las piedras «que amontonan limpiando las chácaras» y para la piedra «hincada en la pared para atar en ella los palos del techo» (ibid.: 330). Que la faena tenga verbo importa: para Juhani Pallasmaa, «las experiencias arquitectónicas básicas tienen carácter de verbos más que de sustantivos» (Pallasmaa, 2014: 158). Kenneth Frampton distingue la masa formada por «apilamiento repetitivo de elementos pesados», «ya sea piedra o adobe», del armazón que ensambla «componentes ligeros y lineales» (Frampton, 1995: 5): la estereotomía y la tectónica. El montón es masa sin edificio, y </w:t>
+      </w:r>
+      <w:r>
+        <w:rPr>
+          <w:i/>
+          <w:iCs/>
+        </w:rPr>
+        <w:t>chhaxwa</w:t>
+      </w:r>
+      <w:r>
+        <w:rPr/>
+        <w:t xml:space="preserve"> nombra el punto exacto donde la masa y el armazón se tocan. Esa tensión entre la piedra que pesa y la madera que ata recorre la novela, de la chujlla a la mina.</w:t>
+      </w:r>
+    </w:p>
+    <w:p>
+      <w:pPr>
+        <w:pStyle w:val="BodyText"/>
+        <w:rPr/>
+      </w:pPr>
+      <w:r>
+        <w:rPr/>
+        <w:t xml:space="preserve">Este artículo hace dos preguntas. ¿Qué sabe </w:t>
+      </w:r>
+      <w:r>
+        <w:rPr>
+          <w:i/>
+          <w:iCs/>
+        </w:rPr>
+        <w:t>Altiplano</w:t>
+      </w:r>
+      <w:r>
+        <w:rPr/>
+        <w:t xml:space="preserve"> sobre el habitar cuando se la lee siguiendo sus piedras? ¿Y qué añade a esa lectura un dibujo hecho con una materia, el pastel al óleo, que trabaja como el comunario, sumando y quitando?</w:t>
+      </w:r>
+      <w:r>
+        <w:rPr>
+          <w:rStyle w:val="FootnoteReference"/>
+        </w:rPr>
+        <w:footnoteReference w:id="4"/>
+      </w:r>
+      <w:r>
+        <w:rPr/>
+        <w:t xml:space="preserve"> Nuestra respuesta es que la novela registra, a espaldas de su narrador, la mecánica material del despojo: cómo se pierde la tierra, con qué objetos y con qué gestos. Leer así se parece al esgrafiado: se raspa la capa del narrador para que aparezca la de abajo. El argumento cabe en tres materiales. El ayllu marca su tierra con piedras: despeja, amontona, cerca y amojona. La aldea la reescribe con papeles: títulos, expedientes, ordenanzas. La mina convierte el mismo gesto en mercancía con máquinas. Como en el juego de piedra, papel o tijera, el papel le gana a la piedra por regla, no por peso: ante la ley, un mojón no vale lo que un título. El dibujo, al repetir las operaciones de la novela con otra materia, obliga a decidir lo que el texto deja abierto y deja ver lo que el narrador impone.</w:t>
+      </w:r>
+    </w:p>
+    <w:p>
+      <w:pPr>
+        <w:pStyle w:val="BodyText"/>
+        <w:rPr/>
+      </w:pPr>
+      <w:r>
+        <w:rPr/>
+        <w:t xml:space="preserve">El narrador, además, no es inocente. La novela se publicó en Buenos Aires en 1945 y se cita aquí por una reedición paceña de 1982, cuya nota editorial asegura que el autor «ama al indio», que enseñó en la Escuela Indigenal de Warisata y que Jatun-Kolla «es, en realidad, Warisata» (Botelho Gosálvez, 1982 [1945]: 5). </w:t>
+      </w:r>
+      <w:del w:id="0" w:author="Unknown Author" w:date="2026-09-29T17:12:01Z">
         <w:r>
           <w:rPr/>
-          <w:delText xml:space="preserve">Un arquitecto reconoce aquí dos maneras de construir. </w:delText>
+          <w:delText xml:space="preserve">Aquí no se lee la novela ni como documento ni como redención. </w:delText>
         </w:r>
       </w:del>
       <w:r>
         <w:rPr/>
-        <w:t xml:space="preserve">Kenneth Frampton distingue la masa formada por «apilamiento repetitivo de elementos pesados», «ya sea piedra o adobe», del armazón que ensambla «componentes ligeros y lineales» (Frampton, 1995: 5): la estereotomía y la tectónica. El montón es masa sin edificio, y </w:t>
-      </w:r>
-      <w:r>
-        <w:rPr>
-          <w:i/>
-          <w:iCs/>
-        </w:rPr>
-        <w:t>chhaxwa</w:t>
-      </w:r>
-      <w:r>
-        <w:rPr/>
-        <w:t xml:space="preserve"> nombra el punto exacto donde la masa y el armazón se tocan. Esa tensión entre la piedra que pesa y la madera que ata recorre la novela, de la chujlla a la mina.</w:t>
-      </w:r>
-    </w:p>
-    <w:p>
-      <w:pPr>
-        <w:pStyle w:val="BodyText"/>
-        <w:rPr/>
-      </w:pPr>
-      <w:r>
-        <w:rPr/>
-        <w:t xml:space="preserve">Este artículo hace dos preguntas. ¿Qué sabe </w:t>
+        <w:t xml:space="preserve">Antonio Cornejo Polar mostró que el narrador indigenista, «ajeno al mundo indio aunque se solidarice con él», imagina esa vida «más en términos de naturaleza que de historia» (Cornejo Polar, 2003 [1994]: 180). El de </w:t>
       </w:r>
       <w:r>
         <w:rPr>
@@ -338,27 +369,17 @@
       </w:r>
       <w:r>
         <w:rPr/>
-        <w:t xml:space="preserve"> sobre el habitar cuando se la lee siguiendo sus piedras? ¿Y qué añade a esa lectura un dibujo hecho con una materia, el pastel al óleo, que trabaja como el comunario, sumando y quitando?</w:t>
-      </w:r>
-      <w:r>
-        <w:rPr>
-          <w:rStyle w:val="FootnoteReference"/>
-        </w:rPr>
-        <w:footnoteReference w:id="4"/>
-      </w:r>
-      <w:r>
-        <w:rPr/>
-        <w:t xml:space="preserve"> Nuestra respuesta es que la novela registra, a espaldas de su narrador, la mecánica material del despojo: cómo se pierde la tierra, con qué objetos y con qué gestos. Leer así se parece al esgrafiado: se raspa la capa del narrador para que aparezca la de abajo. El argumento cabe en tres materiales. El ayllu marca su tierra con piedras: despeja, amontona, cerca y amojona. La aldea la reescribe con papeles: títulos, expedientes, ordenanzas. La mina convierte el mismo gesto en mercancía con máquinas. Como en el juego de piedra, papel o tijera, el papel le gana a la piedra por regla, no por peso: ante la ley, un mojón no vale lo que un título. El dibujo, al repetir las operaciones de la novela con otra materia, obliga a decidir lo que el texto deja abierto y deja ver lo que el narrador impone.</w:t>
-      </w:r>
-    </w:p>
-    <w:p>
-      <w:pPr>
-        <w:pStyle w:val="BodyText"/>
-        <w:rPr/>
-      </w:pPr>
-      <w:r>
-        <w:rPr/>
-        <w:t xml:space="preserve">El narrador, además, no es inocente. La novela se publicó en Buenos Aires en 1945 y se cita aquí por una reedición paceña de 1982, cuya nota editorial asegura que el autor «ama al indio», que enseñó en la Escuela Indigenal de Warisata y que Jatun-Kolla «es, en realidad, Warisata» (Botelho Gosálvez, 1982 [1945]: 5). Aquí no se lee la novela ni como documento ni como redención. Antonio Cornejo Polar mostró que el narrador indigenista, «ajeno al mundo indio aunque se solidarice con él», imagina esa vida «más en términos de naturaleza que de historia» (Cornejo Polar, 2003 [1994]: 180). El de </w:t>
+        <w:t xml:space="preserve"> denuncia el despojo, pero trata a los comunarios como animales, como cuerpos sexuales o como piedras: las chozas son «verrugas en la piel sarmentosa del altiplano» (Botelho Gosálvez, 1982 [1945]: 10), y un minero muestra sus «pobres costillas zafadas como surcos» (ibid.: 145). No se trata de repetir esa crítica, sino de buscar la historia que el texto guarda en sus cosas mientras el narrador la convierte en paisaje.</w:t>
+      </w:r>
+    </w:p>
+    <w:p>
+      <w:pPr>
+        <w:pStyle w:val="BodyText"/>
+        <w:rPr/>
+      </w:pPr>
+      <w:r>
+        <w:rPr/>
+        <w:t xml:space="preserve">La lectura se hace desde la arquitectura y el dibujo, con las herramientas de ese oficio: la planta, el corte, el peso de los materiales, la mano que dibuja. Primero, en </w:t>
       </w:r>
       <w:r>
         <w:rPr>
@@ -369,216 +390,183 @@
       </w:r>
       <w:r>
         <w:rPr/>
-        <w:t xml:space="preserve"> denuncia el despojo, pero trata a los comunarios como animales, como cuerpos sexuales o como piedras: las chozas son «verrugas en la piel sarmentosa del altiplano» (Botelho Gosálvez, 1982 [1945]: 10), y un minero muestra sus «pobres costillas zafadas como surcos» (ibid.: 145). No se trata de repetir esa crítica, sino de buscar la historia que el texto guarda en sus cosas mientras el narrador la convierte en paisaje.</w:t>
-      </w:r>
-    </w:p>
-    <w:p>
-      <w:pPr>
-        <w:pStyle w:val="BodyText"/>
-        <w:rPr/>
-      </w:pPr>
-      <w:r>
-        <w:rPr/>
-        <w:t xml:space="preserve">La lectura se hace desde la arquitectura y el dibujo, con las herramientas de ese oficio: la planta, el corte, el peso de los materiales, la mano que dibuja. </w:t>
-      </w:r>
-      <w:del w:id="1" w:author="Unknown Author" w:date="2026-09-29T15:38:02Z">
+        <w:t xml:space="preserve"> el saber sobre el espacio es material: piedra, adobe, paja y papel. Segundo, el dibujo, que obliga a decidir punto de vista, escala y límite, deja a la vista las categorías que el lector proyecta. Tercero, si dibujar es, como propone Mauricio Cárcamo Pino, un </w:t>
+      </w:r>
+      <w:r>
+        <w:rPr>
+          <w:i/>
+          <w:iCs/>
+        </w:rPr>
+        <w:t>manuaje</w:t>
+      </w:r>
+      <w:r>
+        <w:rPr/>
+        <w:t>, una manera de pensar y de decir con las manos (Cárcamo Pino, 2025b: 244), dibujar una novela es leerla con otro órgano. El recorrido cambia de escala: la casa y el ayllu (sección 3), la aldea (4), el éxodo (5), el cuerpo (6) y el retorno (7). Allí se sitúan los seis pasteles de la serie, de los que se reproduce el esquema de encaje, el trazado que fija la composición (figuras 1-6). Se trata de una investigación en desarrollo.</w:t>
+      </w:r>
+      <w:bookmarkEnd w:id="1"/>
+    </w:p>
+    <w:p>
+      <w:pPr>
+        <w:pStyle w:val="Heading2"/>
+        <w:rPr/>
+      </w:pPr>
+      <w:bookmarkStart w:id="2" w:name="X92427c7b6fba06e7fef4b61070b9c7628a70d2e"/>
+      <w:r>
+        <w:rPr/>
+        <w:t>2. Cómo leer: el espacio, las manos y el dibujo (marco teórico y método)</w:t>
+      </w:r>
+    </w:p>
+    <w:p>
+      <w:pPr>
+        <w:pStyle w:val="FirstParagraph"/>
+        <w:rPr/>
+      </w:pPr>
+      <w:r>
+        <w:rPr/>
+        <w:t>Fernando Vázquez Ramos y sus colegas recuerdan que el espacio es un tema moderno y abstracto, que «no habla sobre la arquitectura, sino sobre nosotros» (Vázquez Ramos et al., 2023: 4). Citan también a Edward T. Hall, que advertía contra quienes «proyectan sobre el mundo visual del pasado las estructuras del mundo visual del presente» (Hall, 1973: 133, cit. en ibid.: 3). La advertencia vale para nosotros: no hay que atribuir al ayllu una idea de espacio que la novela no formula, porque sus categorías son otras: la piedra, la pirca, el mojón, el título. Y vale para el narrador, que mira Jatun-Kolla con la sociología de la ciudad: los Villca «son la burguesía usurpadora»; los Condori, Mamani y Quispe, «el proletariado campesino» (Botelho Gosálvez, 1982 [1945]: 22).</w:t>
+      </w:r>
+    </w:p>
+    <w:p>
+      <w:pPr>
+        <w:pStyle w:val="BodyText"/>
+        <w:rPr/>
+      </w:pPr>
+      <w:r>
+        <w:rPr/>
+        <w:t xml:space="preserve">En Bolivia, René Zavaleta Mercado opuso «dos concepciones que son ambas espacialistas»: la andina, un «archipiélago» en el que «este espacio no puede concebirse sin otro espacio», y la señorial, que concibe «el dominio final del suelo como atribución ligada a una estirpe» (Zavaleta Mercado, 1986: 29-30). Es decir: para la primera, la tierra es un conjunto de lugares a distintas alturas que se trabajan juntos, como la puna y el valle; para la segunda, un terreno cercado que se hereda por apellido. </w:t>
+      </w:r>
+      <w:r>
+        <w:rPr>
+          <w:i/>
+          <w:iCs/>
+        </w:rPr>
+        <w:t>Altiplano</w:t>
+      </w:r>
+      <w:r>
+        <w:rPr/>
+        <w:t xml:space="preserve"> muestra las dos, y cómo la segunda gana terreno.</w:t>
+      </w:r>
+    </w:p>
+    <w:p>
+      <w:pPr>
+        <w:pStyle w:val="BodyText"/>
+        <w:rPr/>
+      </w:pPr>
+      <w:r>
+        <w:rPr/>
+        <w:t xml:space="preserve">Tampoco la piedra andina es la piedra del narrador. En el aymara de Bertonio, </w:t>
+      </w:r>
+      <w:r>
+        <w:rPr>
+          <w:i/>
+          <w:iCs/>
+        </w:rPr>
+        <w:t>wanqa</w:t>
+      </w:r>
+      <w:r>
+        <w:rPr/>
+        <w:t xml:space="preserve"> es solo «piedra muy grande» (Bertonio, 2011 [1612]: 506). Pero Pierre Duviols advierte que los diccionarios callan el «contenido religioso» que dejan ver los juicios coloniales contra la idolatría. Allí, el </w:t>
+      </w:r>
+      <w:r>
+        <w:rPr>
+          <w:i/>
+          <w:iCs/>
+        </w:rPr>
+        <w:t>huanca</w:t>
+      </w:r>
+      <w:r>
+        <w:rPr/>
+        <w:t xml:space="preserve"> era «el doble mineral del cadáver sagrado» (Duviols, 1979: 8), una piedra que recordaba «al Huari que primero amojonó tal campo, al que lo cercó, al que lo desbrozó» (ibid.: 13). </w:t>
+      </w:r>
+      <w:r>
+        <w:rPr>
+          <w:i/>
+          <w:iCs/>
+        </w:rPr>
+        <w:t>Huanca</w:t>
+      </w:r>
+      <w:r>
+        <w:rPr/>
+        <w:t xml:space="preserve">, grafía colonial de </w:t>
+      </w:r>
+      <w:r>
+        <w:rPr>
+          <w:i/>
+          <w:iCs/>
+        </w:rPr>
+        <w:t>wank’a</w:t>
+      </w:r>
+      <w:r>
+        <w:rPr/>
+        <w:t xml:space="preserve">, era también nombre de varón (Dean, 2010: 44, 202, n. 86), como el apellido de Paulo Huanca y su familia. La novela no lo desarrolla, pero lo registra: «mojones que han sido puestos allí desde tiempos antiguos» señalan las pertenencias del ayllu (Botelho Gosálvez, 1982 [1945]: 9), y los Huanca viven «en los linderos» (ibid.: 30). En cambio, cuando Paulo Huanca baja a los Yungas, su «organismo de piedra del Kollasuyo» termina «despedazado» (ibid.: 133). La </w:t>
+      </w:r>
+      <w:r>
+        <w:rPr>
+          <w:i/>
+          <w:iCs/>
+        </w:rPr>
+        <w:t>wank’a</w:t>
+      </w:r>
+      <w:r>
+        <w:rPr/>
+        <w:t xml:space="preserve"> es una piedra con dueño y con lugar; la del narrador, una abstracción.</w:t>
+      </w:r>
+    </w:p>
+    <w:p>
+      <w:pPr>
+        <w:pStyle w:val="BodyText"/>
+        <w:rPr/>
+      </w:pPr>
+      <w:r>
+        <w:rPr/>
+        <w:t xml:space="preserve">¿Con qué leer, entonces? Con las manos. De las imágenes de la materia, Gaston Bachelard escribió: «La vista las nombra, pero la mano las conoce» (Bachelard, 1978 [1942]: 7-8, cit. en Pallasmaa, 2014: 53). En </w:t>
+      </w:r>
+      <w:r>
+        <w:rPr>
+          <w:i/>
+          <w:iCs/>
+        </w:rPr>
+        <w:t>Altiplano</w:t>
+      </w:r>
+      <w:r>
+        <w:rPr/>
+        <w:t xml:space="preserve">, el narrador nombra; el comunario, que despeja y amontona, conoce. Cárcamo Pino llama </w:t>
+      </w:r>
+      <w:r>
+        <w:rPr>
+          <w:i/>
+          <w:iCs/>
+        </w:rPr>
+        <w:t>manuaje</w:t>
+      </w:r>
+      <w:r>
+        <w:rPr/>
+        <w:t xml:space="preserve"> a lo que hacen las manos cuando piensan, expresan o comunican: un «neologismo homólogo al lenguaje, pero con las manos» (Cárcamo Pino, 2019: 1412, cit. en Cárcamo Pino, 2025b: 244). Escribir es una de esas acciones</w:t>
+      </w:r>
+      <w:del w:id="1" w:author="Unknown Author" w:date="2026-09-29T17:12:01Z">
         <w:r>
           <w:rPr/>
-          <w:delText xml:space="preserve">Hay tres razones para hacerlo así. </w:delText>
+          <w:delText xml:space="preserve">, y cada oficio tiene su </w:delText>
         </w:r>
       </w:del>
-      <w:r>
-        <w:rPr/>
-        <w:t xml:space="preserve">Primero, en </w:t>
-      </w:r>
-      <w:r>
-        <w:rPr>
-          <w:i/>
-          <w:iCs/>
-        </w:rPr>
-        <w:t>Altiplano</w:t>
-      </w:r>
-      <w:r>
-        <w:rPr/>
-        <w:t xml:space="preserve"> el saber sobre el espacio es material: piedra, adobe, paja y papel. Segundo, el dibujo, que obliga a decidir punto de vista, escala y límite, deja a la vista las categorías que el lector proyecta. Tercero, si dibujar es, como propone Mauricio Cárcamo Pino, un </w:t>
-      </w:r>
-      <w:r>
-        <w:rPr>
-          <w:i/>
-          <w:iCs/>
-        </w:rPr>
-        <w:t>manuaje</w:t>
-      </w:r>
-      <w:r>
-        <w:rPr/>
-        <w:t>, una manera de pensar y de decir con las manos (Cárcamo Pino, 2025b: 244), dibujar una novela es leerla con otro órgano. El recorrido cambia de escala: la casa y el ayllu (sección 3), la aldea (4), el éxodo (5), el cuerpo (6) y el retorno (7). Allí se sitúan los seis pasteles de la serie, de los que se reproduce el esquema de encaje, el trazado que fija la composición (figuras 1-6). Se trata de una investigación en desarrollo.</w:t>
-      </w:r>
-      <w:bookmarkEnd w:id="1"/>
-    </w:p>
-    <w:p>
-      <w:pPr>
-        <w:pStyle w:val="Heading2"/>
-        <w:rPr/>
-      </w:pPr>
-      <w:bookmarkStart w:id="2" w:name="X92427c7b6fba06e7fef4b61070b9c7628a70d2e"/>
-      <w:r>
-        <w:rPr/>
-        <w:t>2. Cómo leer: el espacio, las manos y el dibujo (marco teórico y método)</w:t>
-      </w:r>
-    </w:p>
-    <w:p>
-      <w:pPr>
-        <w:pStyle w:val="FirstParagraph"/>
-        <w:rPr/>
-      </w:pPr>
-      <w:r>
-        <w:rPr/>
-        <w:t>Fernando Vázquez Ramos y sus colegas recuerdan que el espacio es un tema moderno y abstracto, que «no habla sobre la arquitectura, sino sobre nosotros» (Vázquez Ramos et al., 2023: 4). Citan también a Edward T. Hall, que advertía contra quienes «proyectan sobre el mundo visual del pasado las estructuras del mundo visual del presente» (Hall, 1973: 133, cit. en ibid.: 3). La advertencia vale para nosotros: no hay que atribuir al ayllu una idea de espacio que la novela no formula, porque sus categorías son otras: la piedra, la pirca, el mojón, el título. Y vale para el narrador, que mira Jatun-Kolla con la sociología de la ciudad: los Villca «son la burguesía usurpadora»; los Condori, Mamani y Quispe, «el proletariado campesino» (Botelho Gosálvez, 1982 [1945]: 22).</w:t>
-      </w:r>
-    </w:p>
-    <w:p>
-      <w:pPr>
-        <w:pStyle w:val="BodyText"/>
-        <w:rPr/>
-      </w:pPr>
-      <w:r>
-        <w:rPr/>
-        <w:t xml:space="preserve">En Bolivia, René Zavaleta Mercado opuso «dos concepciones que son ambas espacialistas»: la andina, un «archipiélago» en el que «este espacio no puede concebirse sin otro espacio», y la señorial, que concibe «el dominio final del suelo como atribución ligada a una estirpe» (Zavaleta Mercado, 1986: 29-30). </w:t>
-      </w:r>
-      <w:ins w:id="2" w:author="Unknown Author" w:date="2026-09-29T15:38:02Z">
+      <w:del w:id="2" w:author="Unknown Author" w:date="2026-09-29T17:12:01Z">
+        <w:r>
+          <w:rPr>
+            <w:i/>
+            <w:iCs/>
+          </w:rPr>
+          <w:delText>manoaje</w:delText>
+        </w:r>
+      </w:del>
+      <w:del w:id="3" w:author="Unknown Author" w:date="2026-09-29T17:12:01Z">
         <w:r>
           <w:rPr/>
-          <w:t>Es decir</w:t>
-        </w:r>
-      </w:ins>
-      <w:del w:id="3" w:author="Unknown Author" w:date="2026-09-29T15:38:02Z">
-        <w:r>
-          <w:rPr/>
-          <w:delText>Dicho de manera simple</w:delText>
+          <w:delText>, «un subgrupo contextual de acciones manuales» (Cárcamo Pino, 2025b: 259)</w:delText>
         </w:r>
       </w:del>
       <w:r>
         <w:rPr/>
-        <w:t xml:space="preserve">: para la primera, la tierra es un conjunto de lugares a distintas alturas que se trabajan juntos, como la puna y el valle; para la segunda, un terreno cercado que se hereda por apellido. </w:t>
-      </w:r>
-      <w:r>
-        <w:rPr>
-          <w:i/>
-          <w:iCs/>
-        </w:rPr>
-        <w:t>Altiplano</w:t>
-      </w:r>
-      <w:r>
-        <w:rPr/>
-        <w:t xml:space="preserve"> muestra las dos, y cómo la segunda gana terreno.</w:t>
-      </w:r>
-    </w:p>
-    <w:p>
-      <w:pPr>
-        <w:pStyle w:val="BodyText"/>
-        <w:rPr/>
-      </w:pPr>
-      <w:r>
-        <w:rPr/>
-        <w:t xml:space="preserve">Tampoco la piedra andina es la piedra del narrador. En el aymara de Bertonio, </w:t>
-      </w:r>
-      <w:r>
-        <w:rPr>
-          <w:i/>
-          <w:iCs/>
-        </w:rPr>
-        <w:t>wanqa</w:t>
-      </w:r>
-      <w:r>
-        <w:rPr/>
-        <w:t xml:space="preserve"> es solo «piedra muy grande» (Bertonio, 2011 [1612]: 506). Pero Pierre Duviols advierte que los diccionarios callan el «contenido religioso» que dejan ver los juicios coloniales contra la idolatría. Allí, el </w:t>
-      </w:r>
-      <w:r>
-        <w:rPr>
-          <w:i/>
-          <w:iCs/>
-        </w:rPr>
-        <w:t>huanca</w:t>
-      </w:r>
-      <w:r>
-        <w:rPr/>
-        <w:t xml:space="preserve"> era «el doble mineral del cadáver sagrado» (Duviols, 1979: 8), una piedra que recordaba «al Huari que primero amojonó tal campo, al que lo cercó, al que lo desbrozó» (ibid.: 13). </w:t>
-      </w:r>
-      <w:r>
-        <w:rPr>
-          <w:i/>
-          <w:iCs/>
-        </w:rPr>
-        <w:t>Huanca</w:t>
-      </w:r>
-      <w:r>
-        <w:rPr/>
-        <w:t xml:space="preserve">, grafía colonial de </w:t>
-      </w:r>
-      <w:r>
-        <w:rPr>
-          <w:i/>
-          <w:iCs/>
-        </w:rPr>
-        <w:t>wank’a</w:t>
-      </w:r>
-      <w:r>
-        <w:rPr/>
-        <w:t xml:space="preserve">, era también nombre de varón (Dean, 2010: 44, 202, n. 86), como el apellido de Paulo Huanca y su familia. La novela no lo desarrolla, pero lo registra: «mojones que han sido puestos allí desde tiempos antiguos» señalan las pertenencias del ayllu (Botelho Gosálvez, 1982 [1945]: 9), y los Huanca viven «en los linderos» (ibid.: 30). En cambio, cuando Paulo Huanca baja a los Yungas, su «organismo de piedra del Kollasuyo» termina «despedazado» (ibid.: 133). La </w:t>
-      </w:r>
-      <w:r>
-        <w:rPr>
-          <w:i/>
-          <w:iCs/>
-        </w:rPr>
-        <w:t>wank’a</w:t>
-      </w:r>
-      <w:r>
-        <w:rPr/>
-        <w:t xml:space="preserve"> es una piedra con dueño y con lugar; la del narrador, una abstracción.</w:t>
-      </w:r>
-    </w:p>
-    <w:p>
-      <w:pPr>
-        <w:pStyle w:val="BodyText"/>
-        <w:rPr/>
-      </w:pPr>
-      <w:r>
-        <w:rPr/>
-        <w:t xml:space="preserve">¿Con qué leer, entonces? Con las manos. De las imágenes de la materia, Gaston Bachelard escribió: «La vista las nombra, pero la mano las conoce» (Bachelard, 1978 [1942]: 7-8, cit. en Pallasmaa, 2014: 53). En </w:t>
-      </w:r>
-      <w:r>
-        <w:rPr>
-          <w:i/>
-          <w:iCs/>
-        </w:rPr>
-        <w:t>Altiplano</w:t>
-      </w:r>
-      <w:r>
-        <w:rPr/>
-        <w:t xml:space="preserve">, el narrador nombra; el comunario, que despeja y amontona, conoce. Cárcamo Pino llama </w:t>
-      </w:r>
-      <w:r>
-        <w:rPr>
-          <w:i/>
-          <w:iCs/>
-        </w:rPr>
-        <w:t>manuaje</w:t>
-      </w:r>
-      <w:r>
-        <w:rPr/>
-        <w:t xml:space="preserve"> a lo que hacen las manos cuando piensan, expresan o comunican: un «neologismo homólogo al lenguaje, pero con las manos» (Cárcamo Pino, 2019: 1412, cit. en Cárcamo Pino, 2025b: 244). Escribir es una de esas acciones, y cada oficio tiene su </w:t>
-      </w:r>
-      <w:r>
-        <w:rPr>
-          <w:i/>
-          <w:iCs/>
-        </w:rPr>
-        <w:t>manoaje</w:t>
-      </w:r>
-      <w:r>
-        <w:rPr/>
-        <w:t>, «un subgrupo contextual de acciones manuales» (Cárcamo Pino, 2025b: 259). Cárcamo Pino recuerda además que la misma mano hace dos agarres: el de fuerza, como al tomar un martillo, y el de precisión, como al «sujetar un papel con dos yemas dactilares» (Cárcamo Pino, 2025a: 10). Paulo Huanca sale de su chujlla «con la madera del arado en un hombro y las correas del yugo en las manos» (Botelho Gosálvez, 1982 [1945]: 34); el doctor Mendoza firma la ordenanza que dejará sin ganado a los Villca (ibid.: 96). No es una mano frente a un papel, sino dos manos con dos agarres.</w:t>
+        <w:t>. Cárcamo Pino recuerda además que la misma mano hace dos agarres: el de fuerza, como al tomar un martillo, y el de precisión, como al «sujetar un papel con dos yemas dactilares» (Cárcamo Pino, 2025a: 10). Paulo Huanca sale de su chujlla «con la madera del arado en un hombro y las correas del yugo en las manos» (Botelho Gosálvez, 1982 [1945]: 34); el doctor Mendoza firma la ordenanza que dejará sin ganado a los Villca (ibid.: 96). No es una mano frente a un papel, sino dos manos con dos agarres.</w:t>
       </w:r>
     </w:p>
     <w:p>
@@ -676,12 +664,6 @@
         <w:rPr/>
         <w:t xml:space="preserve"> da atmósfera, sin confundirse «con el realismo visual» (ibid.: 21).</w:t>
       </w:r>
-      <w:del w:id="4" w:author="Unknown Author" w:date="2026-09-29T15:38:02Z">
-        <w:r>
-          <w:rPr/>
-          <w:delText xml:space="preserve"> Los dos primeros pasos se hacen sobre el texto; los dos últimos, en el pastel.</w:delText>
-        </w:r>
-      </w:del>
     </w:p>
     <w:p>
       <w:pPr>
@@ -1853,7 +1835,33 @@
       </w:pPr>
       <w:r>
         <w:rPr/>
-        <w:t>La chujlla de los Huanca tiene dos metros de alto, paredes «renegridas por el hollín» y camastros de «apenas la altura de un adobe»; de las vigas, «mal unidas con lazos de paja trenzada», cuelgan «las hoces, el arado, el yugo de madera» (ibid.: 30-31). Junta las dos maneras de construir de Frampton: muros de piedra y adobe que pesan, y un armazón atado como una cestería (Frampton, 1995: 5). Se mide con el cuerpo y guarda las herramientas de las manos. Es una caja de herramientas, que para Cárcamo Pino es a las manos lo que un idioma a la lengua (Cárcamo Pino, 2025a: 12). El narrador, en cambio, entra como un intruso que no habita, sino que escribe: los camastros son «morada de piojos y pulgas» (Botelho Gosálvez, 1982 [1945]: 31). Pallasmaa recuerda que «la casa es una metáfora del cuerpo y el cuerpo una metáfora de la casa» (Pallasmaa, 2014: 159); el narrador hace de la chujlla una madriguera. Su umbral es el «portal de su chujlla» desde el que Paulo Huanca ve partir a los hijos que la escasez expulsa (Botelho Gosálvez, 1982 [1945]: 34).</w:t>
+        <w:t xml:space="preserve">La chujlla de los Huanca tiene dos metros de alto, paredes «renegridas por el hollín» y camastros de «apenas la altura de un adobe»; de las vigas, «mal unidas con lazos de paja trenzada», cuelgan «las hoces, el arado, el yugo de madera» (ibid.: 30-31). Junta las dos maneras de construir de Frampton: muros de piedra y adobe que pesan, y un armazón atado como una cestería (Frampton, 1995: 5). Se mide con el cuerpo y </w:t>
+      </w:r>
+      <w:ins w:id="4" w:author="Unknown Author" w:date="2026-09-29T17:12:01Z">
+        <w:r>
+          <w:rPr/>
+          <w:t xml:space="preserve">es </w:t>
+        </w:r>
+      </w:ins>
+      <w:del w:id="5" w:author="Unknown Author" w:date="2026-09-29T17:12:01Z">
+        <w:r>
+          <w:rPr/>
+          <w:delText xml:space="preserve">guarda las herramientas de las manos. Es </w:delText>
+        </w:r>
+      </w:del>
+      <w:r>
+        <w:rPr/>
+        <w:t>una caja de herramientas, que para Cárcamo Pino es a las manos lo que un idioma a la lengua (Cárcamo Pino, 2025a: 12). El narrador, en cambio, entra como un intruso que no habita, sino que escribe: los camastros son «morada de piojos y pulgas» (Botelho Gosálvez, 1982 [1945]: 31). Pallasmaa recuerda que «la casa es una metáfora del cuerpo y el cuerpo una metáfora de la casa» (Pallasmaa, 2014: 159); el narrador hace de la chujlla una madriguera</w:t>
+      </w:r>
+      <w:del w:id="6" w:author="Unknown Author" w:date="2026-09-29T17:12:01Z">
+        <w:r>
+          <w:rPr/>
+          <w:delText>. Su umbral es el «portal de su chujlla» desde el que Paulo Huanca ve partir a los hijos que la escasez expulsa (Botelho Gosálvez, 1982 [1945]: 34)</w:delText>
+        </w:r>
+      </w:del>
+      <w:r>
+        <w:rPr/>
+        <w:t>.</w:t>
       </w:r>
     </w:p>
     <w:p>
@@ -1897,7 +1905,23 @@
       </w:r>
       <w:r>
         <w:rPr/>
-        <w:t xml:space="preserve">. Muros de piedra de dos metros de alto, fuego al centro, herramientas colgadas de las vigas (ibid.: 8, 30-31) y, en el techo, un crucifijo con «una pequeña huaca de barro cocido» (ibid.: 10). (2) </w:t>
+        <w:t>. Muros de piedra de dos metros de alto, fuego al centro, herramientas colgadas de las vigas (</w:t>
+      </w:r>
+      <w:moveTo w:id="7" w:author="Unknown Author" w:date="2026-09-29T17:12:01Z">
+        <w:r>
+          <w:rPr/>
+          <w:t>Botelho Gosálvez, 1982 [1945]</w:t>
+        </w:r>
+      </w:moveTo>
+      <w:del w:id="8" w:author="Unknown Author" w:date="2026-09-29T17:12:01Z">
+        <w:r>
+          <w:rPr/>
+          <w:delText>ibid.</w:delText>
+        </w:r>
+      </w:del>
+      <w:r>
+        <w:rPr/>
+        <w:t xml:space="preserve">: 8, 30-31) y, en el techo, un crucifijo con «una pequeña huaca de barro cocido» (ibid.: 10). (2) </w:t>
       </w:r>
       <w:r>
         <w:rPr>
@@ -2270,137 +2294,121 @@
       </w:pPr>
       <w:r>
         <w:rPr/>
-        <w:t xml:space="preserve">El éxodo a los Yungas empieza en un umbral: «Tras de la muralla que condena el horizonte del altiplano empieza el yunga» (Botelho Gosálvez, 1982 [1945]: 108). El valle, que en el archipiélago de Zavaleta sería otro piso de la misma tierra, es para los jóvenes del ayllu una «fábula» (ibid.: 7), y del otro lado espera la finca. En la apacheta, el viento sacude el poncho de Paulo Huanca «como un gallardete clavado en la ceja de la apacheta», su familia reza de rodillas y las cumbres se alzan «semejantes a fantásticas construcciones góticas» (ibid.: 109). El narrador </w:t>
-      </w:r>
-      <w:ins w:id="5" w:author="Unknown Author" w:date="2026-09-29T15:38:02Z">
+        <w:t>El éxodo a los Yungas empieza en un umbral: «Tras de la muralla que condena el horizonte del altiplano empieza el yunga» (Botelho Gosálvez, 1982 [1945]: 108). El valle, que en el archipiélago de Zavaleta sería otro piso de la misma tierra, es para los jóvenes del ayllu una «fábula» (ibid.: 7), y del otro lado espera la finca. En la apacheta, el viento sacude el poncho de Paulo Huanca «como un gallardete clavado en la ceja de la apacheta», su familia reza de rodillas y las cumbres se alzan «semejantes a fantásticas construcciones góticas» (ibid.: 109).</w:t>
+      </w:r>
+      <w:del w:id="9" w:author="Unknown Author" w:date="2026-09-29T17:12:01Z">
         <w:r>
           <w:rPr/>
-          <w:t>ve en la cordillera</w:t>
+          <w:delText xml:space="preserve"> El narrador ve en la cordillera la arquitectura de Europa.</w:delText>
         </w:r>
-      </w:ins>
-      <w:del w:id="6" w:author="Unknown Author" w:date="2026-09-29T15:38:02Z">
+      </w:del>
+    </w:p>
+    <w:p>
+      <w:pPr>
+        <w:pStyle w:val="BodyText"/>
+        <w:rPr/>
+      </w:pPr>
+      <w:r>
+        <w:rPr/>
+        <w:t xml:space="preserve">Del otro lado, las manos del puneño pierden su oficio: «Sabrás arar en la puna, pero aquí esa es otra música» (ibid.: 113). Paulo se consume «derritiéndose como muñeco de cera» (ibid.: 123). En el aserradero, el contratista le echa en cara que otro puneño «se ha cercenado una mano en la sierra», y solo lo anota en la planilla cuando Paulo se ofrece como «peón, siquiera» (ibid.: 129): la mutilación se usa como argumento contra las víctimas. La hija mayor de Paulo, a quien el narrador presenta dejando «ver sus nacientes senos» (ibid.: 125), «había sido desflorada por el patrón»; «en seguida vinieron los capataces y peones: le daban dinero», y la desesperación la «obligó a venderse» hasta que «con su propia mano se quitó la vida» (ibid.: 132). Ella no tiene nombre, y su historia cabe en un inciso: «vieja historia». Así, una violencia que empezó el patrón se cuenta como una venta de la muchacha. Su padre jura que fue un crimen, pero «las pruebas eran irrefutables» (ibid.). La palabra </w:t>
+      </w:r>
+      <w:r>
+        <w:rPr>
+          <w:i/>
+          <w:iCs/>
+        </w:rPr>
+        <w:t>crimen</w:t>
+      </w:r>
+      <w:r>
+        <w:rPr/>
+        <w:t>, que el narrador reserva para la muerte de Condori (ibid.: 154), no alcanza al patrón, y lo único que la novela deja hacer a la mano de la muchacha es quitarse la vida. El único cruce logrado lo hacen los monos: forman sobre el río «una cadena cogiéndose de manos» (ibid.: 121).</w:t>
+      </w:r>
+    </w:p>
+    <w:p>
+      <w:pPr>
+        <w:pStyle w:val="BodyText"/>
+        <w:rPr/>
+      </w:pPr>
+      <w:r>
+        <w:rPr>
+          <w:b/>
+          <w:bCs/>
+        </w:rPr>
+        <w:t xml:space="preserve">Figura 3. </w:t>
+      </w:r>
+      <w:r>
+        <w:rPr>
+          <w:b/>
+          <w:bCs/>
+          <w:i/>
+          <w:iCs/>
+        </w:rPr>
+        <w:t>Umbral de la apacheta</w:t>
+      </w:r>
+      <w:r>
+        <w:rPr>
+          <w:b/>
+          <w:bCs/>
+        </w:rPr>
+        <w:t>.</w:t>
+      </w:r>
+      <w:r>
+        <w:rPr/>
+        <w:t xml:space="preserve"> (1) </w:t>
+      </w:r>
+      <w:r>
+        <w:rPr>
+          <w:i/>
+          <w:iCs/>
+        </w:rPr>
+        <w:t>Texto</w:t>
+      </w:r>
+      <w:r>
+        <w:rPr/>
+        <w:t xml:space="preserve">. El glosario define la apacheta como «abra de las cordilleras y cumbre de los caminos» (Botelho Gosálvez, 1982 [1945]: 160): un lugar, no un montón. La novela la marca con un cuerpo erguido, la familia arrodillada y la «fauce» del yunga (ibid.: 109) y, más abajo, el puente de monos (ibid.: 121). (2) </w:t>
+      </w:r>
+      <w:r>
+        <w:rPr>
+          <w:i/>
+          <w:iCs/>
+        </w:rPr>
+        <w:t>Operación</w:t>
+      </w:r>
+      <w:r>
+        <w:rPr/>
+        <w:t xml:space="preserve">. Una hoja apaisada partida por la cresta. Del lado de la puna, pastel seco sobre papel de grano grueso, que asoma como piedra; del lado del yunga, pastel disuelto en capas transparentes que chorrean. En la cresta, una técnica se vuelve la otra. (3) </w:t>
+      </w:r>
+      <w:r>
+        <w:rPr>
+          <w:i/>
+          <w:iCs/>
+        </w:rPr>
+        <w:t>Contraste</w:t>
+      </w:r>
+      <w:r>
+        <w:rPr/>
+        <w:t xml:space="preserve">. El esquema sigue al texto y dibuja un umbral sin montón. Pero el aymara colonial llama </w:t>
+      </w:r>
+      <w:r>
+        <w:rPr>
+          <w:i/>
+          <w:iCs/>
+        </w:rPr>
+        <w:t>apachita</w:t>
+      </w:r>
+      <w:r>
+        <w:rPr/>
+        <w:t xml:space="preserve"> al «montón de piedras, que por superstición van haciendo los caminantes y los adoran» (Bertonio, 2011 [1612]: 317), en el que se pegaba «coca mascada con las manos» (ibid.: 349): un montón que crece con cada viajero</w:t>
+      </w:r>
+      <w:del w:id="10" w:author="Unknown Author" w:date="2026-09-29T17:12:01Z">
         <w:r>
           <w:rPr/>
-          <w:delText>vuelve a proyectar: mira la cordillera con</w:delText>
+          <w:delText>, obra de muchas manos</w:delText>
         </w:r>
       </w:del>
       <w:r>
         <w:rPr/>
-        <w:t xml:space="preserve"> la arquitectura de Europa.</w:t>
-      </w:r>
-    </w:p>
-    <w:p>
-      <w:pPr>
-        <w:pStyle w:val="BodyText"/>
-        <w:rPr/>
-      </w:pPr>
-      <w:r>
-        <w:rPr/>
-        <w:t xml:space="preserve">Del otro lado, las manos del puneño pierden su oficio: «Sabrás arar en la puna, pero aquí esa es otra música» (ibid.: 113). Paulo se consume «derritiéndose como muñeco de cera» (ibid.: 123). En el aserradero, el contratista le echa en cara que otro puneño «se ha cercenado una mano en la sierra», y solo lo anota en la planilla cuando Paulo se ofrece como «peón, siquiera» (ibid.: 129): la mutilación se usa como argumento contra las víctimas. La hija mayor de Paulo, a quien el narrador presenta dejando «ver sus nacientes senos» (ibid.: 125), «había sido desflorada por el patrón»; «en seguida vinieron los capataces y peones: le daban dinero», y la desesperación la «obligó a venderse» hasta que «con su propia mano se quitó la vida» (ibid.: 132). Ella no tiene nombre, y su historia cabe en un inciso: «vieja historia». Así, una violencia que empezó el patrón se cuenta como una venta de la muchacha. Su padre jura que fue un crimen, pero «las pruebas eran irrefutables» (ibid.). La palabra </w:t>
-      </w:r>
-      <w:r>
-        <w:rPr>
-          <w:i/>
-          <w:iCs/>
-        </w:rPr>
-        <w:t>crimen</w:t>
-      </w:r>
-      <w:r>
-        <w:rPr/>
-        <w:t>, que el narrador reserva para la muerte de Condori (ibid.: 154), no alcanza al patrón, y lo único que la novela deja hacer a la mano de la muchacha es quitarse la vida. El único cruce logrado lo hacen los monos: forman sobre el río «una cadena cogiéndose de manos» (ibid.: 121).</w:t>
-      </w:r>
-      <w:del w:id="7" w:author="Unknown Author" w:date="2026-09-29T15:38:02Z">
-        <w:r>
-          <w:rPr/>
-          <w:delText xml:space="preserve"> Es una arquitectura de manos.</w:delText>
-        </w:r>
-      </w:del>
-    </w:p>
-    <w:p>
-      <w:pPr>
-        <w:pStyle w:val="BodyText"/>
-        <w:rPr/>
-      </w:pPr>
-      <w:r>
-        <w:rPr>
-          <w:b/>
-          <w:bCs/>
-        </w:rPr>
-        <w:t xml:space="preserve">Figura 3. </w:t>
-      </w:r>
-      <w:r>
-        <w:rPr>
-          <w:b/>
-          <w:bCs/>
-          <w:i/>
-          <w:iCs/>
-        </w:rPr>
-        <w:t>Umbral de la apacheta</w:t>
-      </w:r>
-      <w:r>
-        <w:rPr>
-          <w:b/>
-          <w:bCs/>
-        </w:rPr>
-        <w:t>.</w:t>
-      </w:r>
-      <w:r>
-        <w:rPr/>
-        <w:t xml:space="preserve"> (1) </w:t>
-      </w:r>
-      <w:r>
-        <w:rPr>
-          <w:i/>
-          <w:iCs/>
-        </w:rPr>
-        <w:t>Texto</w:t>
-      </w:r>
-      <w:r>
-        <w:rPr/>
-        <w:t xml:space="preserve">. </w:t>
-      </w:r>
-      <w:del w:id="8" w:author="Unknown Author" w:date="2026-09-29T15:38:02Z">
-        <w:r>
-          <w:rPr/>
-          <w:delText xml:space="preserve">Un umbral sin piedras. </w:delText>
-        </w:r>
-      </w:del>
-      <w:r>
-        <w:rPr/>
-        <w:t xml:space="preserve">El glosario define la apacheta como «abra de las cordilleras y cumbre de los caminos» (Botelho Gosálvez, 1982 [1945]: 160): un lugar, no un montón. La novela la marca con un cuerpo erguido, la familia arrodillada y la «fauce» del yunga (ibid.: 109) y, más abajo, el puente de monos (ibid.: 121). (2) </w:t>
-      </w:r>
-      <w:r>
-        <w:rPr>
-          <w:i/>
-          <w:iCs/>
-        </w:rPr>
-        <w:t>Operación</w:t>
-      </w:r>
-      <w:r>
-        <w:rPr/>
-        <w:t xml:space="preserve">. Una hoja apaisada partida por la cresta. Del lado de la puna, pastel seco sobre papel de grano grueso, que asoma como piedra; del lado del yunga, pastel disuelto en capas transparentes que chorrean. En la cresta, una técnica se vuelve la otra. (3) </w:t>
-      </w:r>
-      <w:r>
-        <w:rPr>
-          <w:i/>
-          <w:iCs/>
-        </w:rPr>
-        <w:t>Contraste</w:t>
-      </w:r>
-      <w:r>
-        <w:rPr/>
-        <w:t xml:space="preserve">. El esquema sigue al texto y dibuja un umbral sin montón. Pero el aymara colonial llama </w:t>
-      </w:r>
-      <w:r>
-        <w:rPr>
-          <w:i/>
-          <w:iCs/>
-        </w:rPr>
-        <w:t>apachita</w:t>
-      </w:r>
-      <w:r>
-        <w:rPr/>
-        <w:t xml:space="preserve"> al «montón de piedras, que por superstición van haciendo los caminantes y los adoran» (Bertonio, 2011 [1612]: 317), en el que se pegaba «coca mascada con las manos» (ibid.: 349): un montón que crece con cada viajero, obra de muchas manos. La novela lo cambia por una muralla y un cuerpo clavado. En la hoja partida, los Yungas son un cambio de estado de la materia y de la mano: la cera se funde como Paulo, </w:t>
+        <w:t xml:space="preserve">. La novela lo cambia por una muralla y un cuerpo clavado. En la hoja partida, los Yungas son un cambio de estado de la materia y de la mano: la cera se funde como Paulo, </w:t>
       </w:r>
       <w:r>
         <w:rPr>
@@ -2677,7 +2685,39 @@
       </w:pPr>
       <w:r>
         <w:rPr/>
-        <w:t xml:space="preserve">El yatiri Basilio Quispe es acusado de causar la sequía: de sus ropas caen «dos muñequitos de lana» atravesados por una espina (Botelho Gosálvez, 1982 [1945]: 67). Justina Huanca lo araña «como la fiera y brava hembra del puma» y «los indios le descuartizaron» (ibid.: 68). El narrador anota «un ardor bestial» y cierra con una dispersión: «cada cual se llevó un miembro»; Justina atraviesa con espinos los genitales del muerto, «sintiendo en lo íntimo de su conciencia de hembra» la venganza, y «en muchos sitios enterraron los pedazos del cuerpo» (ibid.: 69). La escena admite dos lecturas. Una pasa por Francis Bacon: en </w:t>
+        <w:t>El yatiri Basilio Quispe</w:t>
+      </w:r>
+      <w:ins w:id="11" w:author="Unknown Author" w:date="2026-09-29T17:12:01Z">
+        <w:r>
+          <w:rPr/>
+          <w:t xml:space="preserve">, que vendía «piedra bezoar» (Botelho Gosálvez, 1982 [1945]: 66), </w:t>
+        </w:r>
+      </w:ins>
+      <w:del w:id="12" w:author="Unknown Author" w:date="2026-09-29T17:12:01Z">
+        <w:r>
+          <w:rPr/>
+          <w:delText xml:space="preserve"> </w:delText>
+        </w:r>
+      </w:del>
+      <w:r>
+        <w:rPr/>
+        <w:t>es acusado de causar la sequía: de sus ropas caen «dos muñequitos de lana» atravesados por una espina (</w:t>
+      </w:r>
+      <w:ins w:id="13" w:author="Unknown Author" w:date="2026-09-29T17:12:01Z">
+        <w:r>
+          <w:rPr/>
+          <w:t>ibid.</w:t>
+        </w:r>
+      </w:ins>
+      <w:moveFrom w:id="14" w:author="Unknown Author" w:date="2026-09-29T17:12:01Z">
+        <w:r>
+          <w:rPr/>
+          <w:t>Botelho Gosálvez, 1982 [1945]</w:t>
+        </w:r>
+      </w:moveFrom>
+      <w:r>
+        <w:rPr/>
+        <w:t xml:space="preserve">: 67). Justina Huanca lo araña «como la fiera y brava hembra del puma» y «los indios le descuartizaron» (ibid.: 68). El narrador anota «un ardor bestial» y cierra con una dispersión: «cada cual se llevó un miembro»; Justina atraviesa con espinos los genitales del muerto, «sintiendo en lo íntimo de su conciencia de hembra» la venganza, y «en muchos sitios enterraron los pedazos del cuerpo» (ibid.: 69). La escena admite dos lecturas. Una pasa por Francis Bacon: en </w:t>
       </w:r>
       <w:r>
         <w:rPr>
@@ -2776,7 +2816,33 @@
       </w:r>
       <w:r>
         <w:rPr/>
-        <w:t xml:space="preserve"> era «nombre de reverencia», y se le decía «yo seré tu hijo» (Bertonio, 2011 [1612]: 420); las montañas, en cambio, suelen ser masculinas (Dean, 2010: 68), como el cerro «padre del ayllu» (Botelho Gosálvez, 1982 [1945]: 8). Lo que sí es del narrador es el tono: una tierra que «abortó en plena gestación» (ibid.: 66) y, al final, «hembra paridora» (ibid.: 159); hasta el ayllu vacío es un «solar histérico, infecundo» (ibid.: 79), de </w:t>
+        <w:t xml:space="preserve"> era «nombre de reverencia», y se le decía «yo seré tu hijo» (Bertonio, 2011 [1612]: 420)</w:t>
+      </w:r>
+      <w:del w:id="15" w:author="Unknown Author" w:date="2026-09-29T17:12:01Z">
+        <w:r>
+          <w:rPr/>
+          <w:delText>; las montañas, en cambio, suelen ser masculinas (Dean, 2010: 68), como el cerro «padre del ayllu» (Botelho Gosálvez, 1982 [1945]: 8)</w:delText>
+        </w:r>
+      </w:del>
+      <w:r>
+        <w:rPr/>
+        <w:t>. Lo que sí es del narrador es el tono: una tierra que «abortó en plena gestación» (</w:t>
+      </w:r>
+      <w:moveTo w:id="16" w:author="Unknown Author" w:date="2026-09-29T17:12:01Z">
+        <w:r>
+          <w:rPr/>
+          <w:t>Botelho Gosálvez, 1982 [1945]</w:t>
+        </w:r>
+      </w:moveTo>
+      <w:del w:id="17" w:author="Unknown Author" w:date="2026-09-29T17:12:01Z">
+        <w:r>
+          <w:rPr/>
+          <w:delText>ibid.</w:delText>
+        </w:r>
+      </w:del>
+      <w:r>
+        <w:rPr/>
+        <w:t xml:space="preserve">: 66) y, al final, «hembra paridora» (ibid.: 159); hasta el ayllu vacío es un «solar histérico, infecundo» (ibid.: 79), de </w:t>
       </w:r>
       <w:r>
         <w:rPr>
@@ -3045,747 +3111,753 @@
       </w:pPr>
       <w:r>
         <w:rPr/>
-        <w:t xml:space="preserve">Con las heladas vuelven los sobrevivientes: «en el dintel de Jatun-Kolla se detenían para ponerse de rodillas y besar el suelo» (Botelho Gosálvez, 1982 [1945]: 155). El ayllu tiene dintel: es una casa. Han muerto más de ciento cincuenta comunarios (ibid.: 156). Reparar es un trabajo de manos y de piedra: «Las chujllas fueron reparadas del estrago, las pircas de piedra que separan las parcelas fueron compuestas» (ibid.). </w:t>
-      </w:r>
-      <w:r>
-        <w:rPr>
-          <w:i/>
-          <w:iCs/>
-        </w:rPr>
-        <w:t>Compuestas</w:t>
-      </w:r>
-      <w:r>
-        <w:rPr/>
-        <w:t xml:space="preserve">: la palabra que los tratados de arquitectura reservaban al arquitecto vuelve aquí como faena comunal. Recomponer la pirca es volver a amojonar, lo que el aymara llama </w:t>
-      </w:r>
-      <w:r>
-        <w:rPr>
-          <w:i/>
-          <w:iCs/>
-        </w:rPr>
-        <w:t>saywaña</w:t>
-      </w:r>
-      <w:r>
-        <w:rPr/>
-        <w:t xml:space="preserve">: «mojonar las chácaras con montones de piedra» (Bertonio, 2011 [1612]: 466). En Umacachi, la ordenanza se llevó los bueyes de los Villca, que se lamentaban: «Y ni siquiera tenemos una yunta» (Botelho Gosálvez, 1982 [1945]: 105). Al volver, sin yuntas, «los mismos hombres eran quienes tiraban el arado» (ibid.: 156). El cuerpo ocupa el lugar del buey. Y el narrador vuelve a convertirlos en piedra: trabajan «con una voluntad de siglos de piedra» (ibid.), una piedra fuera de la historia, no la </w:t>
-      </w:r>
-      <w:r>
-        <w:rPr>
-          <w:i/>
-          <w:iCs/>
-        </w:rPr>
-        <w:t>wank’a</w:t>
-      </w:r>
-      <w:r>
-        <w:rPr/>
-        <w:t xml:space="preserve"> con dueño y con lugar.</w:t>
-      </w:r>
-    </w:p>
-    <w:p>
-      <w:pPr>
-        <w:pStyle w:val="BodyText"/>
-        <w:rPr/>
-      </w:pPr>
-      <w:r>
-        <w:rPr/>
-        <w:t>La memoria se construye igual que la casa. Cada uno guarda sus padecimientos «con el mismo pudor de los ex carcelados», y la memoria «no recordaba sino lo pasado antiguo, lo bueno y lo alegre de las cosechas» (ibid.):</w:t>
-      </w:r>
-    </w:p>
-    <w:p>
-      <w:pPr>
-        <w:pStyle w:val="BlockText"/>
-        <w:rPr/>
-      </w:pPr>
-      <w:r>
-        <w:rPr/>
-        <w:t>Tras la muralla de su visión, como foso hondo y alquitranado, estaba el intervalo del hambre; los comunarios, desde la atalaya de la esperanza, sólo miraban el horizonte, sin atreverse a bajar la cabeza al tremendo hoyo de la escasez pretérita (ibid.: 156-157).</w:t>
-      </w:r>
-    </w:p>
-    <w:p>
-      <w:pPr>
-        <w:pStyle w:val="FirstParagraph"/>
-        <w:rPr/>
-      </w:pPr>
-      <w:r>
-        <w:rPr/>
-        <w:t xml:space="preserve">Muralla, foso, atalaya: recordar es construir, y olvidar también. Es lo contrario del lema del epígrafe: los comunarios de la novela no caminan mirando al pasado; lo esconden en un foso. La selección tiene nombres: «Llegaron los Villca, los Huanca, los Huallpa, los Yupanqui, los Ticona, los Choque, los Chuquihuanca» (ibid.: 156). Faltan los Condori, los Mamani y los Quispe, la «legión» sin tierra que cerraba la escalera del narrador (ibid.: 22). Juan Condori está enterrado en el cementerio de los mineros; los miembros de Basilio Quispe, «en muchos sitios» (ibid.: 69). El Signo Escalonado se rehace sin su último escalón. Una pirca de doble cara enseña lo que esa memoria olvida: las piedras grandes dan la cara, pero adentro, apretadas entre las dos caras, van las menudas, y sin ese relleno el muro se cae. El narrador también llama «legión» a la «piedrecilla menuda» que baja del cerro hasta las pircas (ibid.: 8). Los sin tierra fueron ese relleno: tres de ellos, sin nombre, cuidaron el ayllu vacío, y el retorno no los cuenta. Con la cosecha, los derrotados «olvidaron la pesadilla pasada», y la Pachamama recuperó «su prestigio de hembra paridora y múltiple» (ibid.: 159). </w:t>
-      </w:r>
-      <w:ins w:id="9" w:author="Unknown Author" w:date="2026-09-29T15:38:02Z">
+        <w:t>Con las heladas vuelven los sobrevivientes: «en el dintel de Jatun-Kolla se detenían para ponerse de rodillas y besar el suelo</w:t>
+      </w:r>
+      <w:ins w:id="18" w:author="Unknown Author" w:date="2026-09-29T17:12:01Z">
         <w:r>
           <w:rPr/>
-          <w:t xml:space="preserve">Endurecerse para no sufrir la pérdida tiene nombre en aymara: </w:t>
+          <w:t xml:space="preserve"> que habían abandonado en el terror</w:t>
         </w:r>
       </w:ins>
-      <w:ins w:id="10" w:author="Unknown Author" w:date="2026-09-29T15:38:02Z">
+      <w:r>
+        <w:rPr/>
+        <w:t xml:space="preserve">» (Botelho Gosálvez, 1982 [1945]: 155). El ayllu tiene dintel: es una casa. Han muerto más de ciento cincuenta comunarios (ibid.: 156). Reparar es un trabajo de manos y de piedra: «Las chujllas fueron reparadas del estrago, las pircas de piedra que separan las parcelas fueron compuestas» (ibid.). </w:t>
+      </w:r>
+      <w:r>
+        <w:rPr>
+          <w:i/>
+          <w:iCs/>
+        </w:rPr>
+        <w:t>Compuestas</w:t>
+      </w:r>
+      <w:r>
+        <w:rPr/>
+        <w:t xml:space="preserve">: la palabra que los tratados de arquitectura reservaban al arquitecto vuelve aquí como faena comunal. Recomponer la pirca es volver a amojonar, lo que el aymara llama </w:t>
+      </w:r>
+      <w:r>
+        <w:rPr>
+          <w:i/>
+          <w:iCs/>
+        </w:rPr>
+        <w:t>saywaña</w:t>
+      </w:r>
+      <w:r>
+        <w:rPr/>
+        <w:t xml:space="preserve">: «mojonar las chácaras con montones de piedra» (Bertonio, 2011 [1612]: 466). En Umacachi, la ordenanza se llevó los bueyes de los Villca, que se lamentaban: «Y ni siquiera tenemos una yunta» (Botelho Gosálvez, 1982 [1945]: 105). Al volver, sin yuntas, «los mismos hombres eran quienes tiraban el arado» (ibid.: 156). El cuerpo ocupa el lugar del buey. Y el narrador vuelve a convertirlos en piedra: trabajan «con una voluntad de siglos de piedra» (ibid.), una piedra fuera de la historia, no la </w:t>
+      </w:r>
+      <w:r>
+        <w:rPr>
+          <w:i/>
+          <w:iCs/>
+        </w:rPr>
+        <w:t>wank’a</w:t>
+      </w:r>
+      <w:r>
+        <w:rPr/>
+        <w:t xml:space="preserve"> con dueño y con lugar.</w:t>
+      </w:r>
+    </w:p>
+    <w:p>
+      <w:pPr>
+        <w:pStyle w:val="BodyText"/>
+        <w:rPr/>
+      </w:pPr>
+      <w:r>
+        <w:rPr/>
+        <w:t>La memoria se construye igual que la casa. Cada uno guarda sus padecimientos «con el mismo pudor de los ex carcelados», y la memoria «no recordaba sino lo pasado antiguo, lo bueno y lo alegre de las cosechas» (ibid.):</w:t>
+      </w:r>
+    </w:p>
+    <w:p>
+      <w:pPr>
+        <w:pStyle w:val="BlockText"/>
+        <w:rPr/>
+      </w:pPr>
+      <w:r>
+        <w:rPr/>
+        <w:t>Tras la muralla de su visión, como foso hondo y alquitranado, estaba el intervalo del hambre; los comunarios, desde la atalaya de la esperanza, sólo miraban el horizonte, sin atreverse a bajar la cabeza al tremendo hoyo de la escasez pretérita (ibid.: 156-157).</w:t>
+      </w:r>
+    </w:p>
+    <w:p>
+      <w:pPr>
+        <w:pStyle w:val="FirstParagraph"/>
+        <w:rPr/>
+      </w:pPr>
+      <w:r>
+        <w:rPr/>
+        <w:t>Muralla, foso, atalaya: recordar es construir, y olvidar también. Es lo contrario del lema del epígrafe: los comunarios de la novela no caminan mirando al pasado; lo esconden en un foso. La selección tiene nombres: «Llegaron los Villca, los Huanca, los Huallpa, los Yupanqui, los Ticona, los Choque, los Chuquihuanca» (ibid.: 156). Faltan los Condori, los Mamani y los Quispe, la «legión» sin tierra que cerraba la escalera del narrador (ibid.: 22). Juan Condori está enterrado en el cementerio de los mineros; los miembros de Basilio Quispe, «en muchos sitios» (ibid.: 69). El Signo Escalonado se rehace sin su último escalón. Una pirca de doble cara enseña lo que esa memoria olvida: las piedras grandes dan la cara, pero adentro, apretadas entre las dos caras, van las menudas, y sin ese relleno el muro se cae. El narrador también llama «legión» a la «piedrecilla menuda» que baja del cerro hasta las pircas (ibid.: 8). Los sin tierra fueron ese relleno: tres de ellos, sin nombre, cuidaron el ayllu vacío, y el retorno no los cuenta. Con la cosecha, los derrotados «olvidaron la pesadilla pasada»</w:t>
+      </w:r>
+      <w:ins w:id="19" w:author="Unknown Author" w:date="2026-09-29T17:12:01Z">
+        <w:r>
+          <w:rPr/>
+          <w:t xml:space="preserve"> </w:t>
+        </w:r>
+      </w:ins>
+      <w:del w:id="20" w:author="Unknown Author" w:date="2026-09-29T17:12:01Z">
+        <w:r>
+          <w:rPr/>
+          <w:delText xml:space="preserve">, y la Pachamama recuperó «su prestigio de hembra paridora y múltiple» </w:delText>
+        </w:r>
+      </w:del>
+      <w:r>
+        <w:rPr/>
+        <w:t xml:space="preserve">(ibid.: 159). Endurecerse para no sufrir la pérdida tiene nombre en aymara: </w:t>
+      </w:r>
+      <w:r>
+        <w:rPr>
+          <w:i/>
+          <w:iCs/>
+        </w:rPr>
+        <w:t>qalachuyma</w:t>
+      </w:r>
+      <w:r>
+        <w:rPr/>
+        <w:t xml:space="preserve">, «corazón de piedra»; </w:t>
+      </w:r>
+      <w:ins w:id="21" w:author="Unknown Author" w:date="2026-09-29T17:12:01Z">
+        <w:r>
+          <w:rPr/>
+          <w:t xml:space="preserve">en un relato de Spedding, </w:t>
+        </w:r>
+      </w:ins>
+      <w:r>
+        <w:rPr/>
+        <w:t>para volverse así</w:t>
+      </w:r>
+      <w:del w:id="22" w:author="Unknown Author" w:date="2026-09-29T17:12:01Z">
+        <w:r>
+          <w:rPr/>
+          <w:delText>,</w:delText>
+        </w:r>
+      </w:del>
+      <w:r>
+        <w:rPr/>
+        <w:t xml:space="preserve"> «hay que lamer el batán de moler» (Spedding, 2025: XV)</w:t>
+      </w:r>
+      <w:ins w:id="23" w:author="Unknown Author" w:date="2026-09-29T17:12:01Z">
+        <w:r>
+          <w:rPr/>
+          <w:t xml:space="preserve">. Contra el susto, la piedra se usa al revés: se come el bezoar del yatiri, en aymara </w:t>
+        </w:r>
+      </w:ins>
+      <w:ins w:id="24" w:author="Unknown Author" w:date="2026-09-29T17:12:01Z">
         <w:r>
           <w:rPr>
             <w:i/>
             <w:iCs/>
           </w:rPr>
-          <w:t>qalachuyma</w:t>
+          <w:t>jayintilla</w:t>
         </w:r>
       </w:ins>
-      <w:ins w:id="11" w:author="Unknown Author" w:date="2026-09-29T15:38:02Z">
+      <w:ins w:id="25" w:author="Unknown Author" w:date="2026-09-29T17:12:01Z">
         <w:r>
           <w:rPr/>
-          <w:t xml:space="preserve">, «corazón de piedra»; para volverse así, «hay que lamer el batán de moler» (Spedding, 2025: XV). </w:t>
+          <w:t xml:space="preserve"> (Bertonio, 2011 [1612]: 361), o la tierra del lugar del miedo, para «retornar al territorio y a la memoria» (Rodríguez y Rodríguez, 2025: 55). Los comunarios besan el suelo, pero no vuelven a la memoria</w:t>
         </w:r>
       </w:ins>
       <w:r>
         <w:rPr/>
-        <w:t>La paz se paga con ese olvido.</w:t>
-      </w:r>
-    </w:p>
-    <w:p>
-      <w:pPr>
-        <w:pStyle w:val="BodyText"/>
-        <w:rPr/>
-      </w:pPr>
-      <w:r>
-        <w:rPr/>
-        <w:t>Ursula K. Le Guin opuso dos formas de contar: la del arma</w:t>
-      </w:r>
-      <w:del w:id="12" w:author="Unknown Author" w:date="2026-09-29T15:38:02Z">
+        <w:t>. La paz se paga con ese olvido.</w:t>
+      </w:r>
+    </w:p>
+    <w:p>
+      <w:pPr>
+        <w:pStyle w:val="BodyText"/>
+        <w:rPr/>
+      </w:pPr>
+      <w:bookmarkStart w:id="9" w:name="Xd33dadc6dc41c4f190a3160c8a87a45b956b4eb"/>
+      <w:r>
+        <w:rPr/>
+        <w:t>Ursula K. Le Guin opuso dos formas de contar: la del arma y la del recipiente. «Una novela es un botiquín», escribió, «que contiene cosas en una relación particular, poderosa, entre sí, y con nosotros» (Le Guin, 2021 [1986]: 10). La mina pertenece a la historia del arma: jornal, revólver, boquete. El ayllu del retorno, a la del recipiente: la casa, «un recipiente para personas» (ibid.: 8), vuelve a guardar la cosecha y a reunir los nombres. Pero todo recipiente elige qué guarda. El narrador cierra con héroes: los derrotados vuelven a ser «los patriarcas fecundadores del suelo, los sembradores del destino» (Botelho Gosálvez, 1982 [1945]: 159). El héroe, advierte Le Guin, no cabe en la bolsa: «Necesita un escenario, o un pedestal, o una cima» (Le Guin, 2021 [1986]: 11). Aquí, la atalaya. La novela, que guarda lo que el ayllu prefiere no mirar, es el recipiente más grande.</w:t>
+      </w:r>
+      <w:bookmarkEnd w:id="9"/>
+    </w:p>
+    <w:p>
+      <w:pPr>
+        <w:pStyle w:val="Heading2"/>
+        <w:rPr/>
+      </w:pPr>
+      <w:bookmarkStart w:id="10" w:name="X6513926464102a35f22aafc801b0596a5c3805e"/>
+      <w:r>
+        <w:rPr/>
+        <w:t>8. Conclusiones: lo que muestra el dibujo y sus límites</w:t>
+      </w:r>
+    </w:p>
+    <w:p>
+      <w:pPr>
+        <w:pStyle w:val="FirstParagraph"/>
+        <w:rPr/>
+      </w:pPr>
+      <w:r>
+        <w:rPr/>
+        <w:t>La lectura permite sostener cuatro hallazgos. Primero: el montón de piedras es la arquitectura mínima de la novela, masa sin edificio, y la cosecha de estaño que promete el capataz (Botelho Gosálvez, 1982 [1945]: 142) es la captura de ese gesto por la máquina. Segundo: el Signo Escalonado vuelve a escalonar a la gente en el ayllu, la aldea, el cocal y el campamento, y el retorno lo rehace sin su último escalón. Tercero: el despojo funciona con una cadena de personas, instituciones y soportes (expediente, papel sellado, radio urbano, infolio, huella dactilar) que vuelven legibles la tierra y los cuerpos. La oposición entre la mano y el papel es el discurso de la aldea, y la novela la confirma al callar lo que los aymaras hicieron con la escritura: títulos coloniales, tinterillos aliados, escuelas propias. Cuarto: el narrador, que convierte a los comunarios en piedra fuera de la historia y culmina su desigualdad de género en la muchacha sin nombre, vuelve paisaje una posesión que la novela, a sus espaldas, deja escrita en la piedra: mojones, pircas, linderos, un apellido.</w:t>
+      </w:r>
+    </w:p>
+    <w:p>
+      <w:pPr>
+        <w:pStyle w:val="BodyText"/>
+        <w:rPr/>
+      </w:pPr>
+      <w:r>
+        <w:rPr/>
+        <w:t>¿Qué muestra el dibujo? Ante todo, posiciones. Los esquemas obligan a decidir lo que el texto deja abierto (desde dónde se mira, a qué escala, qué queda dentro y qué fuera), y cada decisión deja ver la del narrador: fuera de la chujlla, en la tribuna del linchamiento, frente a las cumbres góticas. Cuando la decisión es del dibujante, como el cráneo o los mojones, la comparación con el texto y con el vocabulario aymara dice si se sostiene. Además, las operaciones del pastel (sumar, quitar, manchar, rayar, disolver) repiten las de la novela: amontonar, despejar, dejar «manchones» (ibid.: 60, 156), escribir, derretirse. Leer con la mano no es solo ilustrar escenas, sino repetir operaciones: un manuaje de la lectura, táctil como la prosa que lee.</w:t>
+      </w:r>
+    </w:p>
+    <w:p>
+      <w:pPr>
+        <w:pStyle w:val="BodyText"/>
+        <w:rPr/>
+      </w:pPr>
+      <w:r>
+        <w:rPr/>
+        <w:t xml:space="preserve">El trabajo tiene tres límites. El primero es el que advertía Hall: el corte, el </w:t>
+      </w:r>
+      <w:r>
+        <w:rPr>
+          <w:i/>
+          <w:iCs/>
+        </w:rPr>
+        <w:t>capriccio</w:t>
+      </w:r>
+      <w:r>
+        <w:rPr/>
+        <w:t>, Bacon, la tectónica y hasta la pelvis son maneras de ver ajenas al mundo narrado. Los dibujos hablan de la novela, no del ayllu ni de la manera aymara de entender el espacio, que pedirían otras fuentes y otros autores: los de la historia que los aymaras, escribía Roberto Choque Canqui, «hace tiempo, hemos añorado por escribir» (Choque Canqui, 1978 [1974]: s. p.). El segundo es ético: la inmersión seduce, y un pastel puede embellecer la miseria o fabricar efigies; por eso la serie no dibuja el linchamiento ni el alma que el narrador declara cerrada. El tercero es de método: el dibujo depende de los datos del texto y hereda sus silencios. Puede hacerlos visibles, pero no llenarlos.</w:t>
+      </w:r>
+    </w:p>
+    <w:p>
+      <w:pPr>
+        <w:pStyle w:val="BodyText"/>
+        <w:rPr/>
+      </w:pPr>
+      <w:r>
+        <w:rPr/>
+        <w:t xml:space="preserve">Queda el montón. «Quizá un día la montaña de piedras sobrepase la altura del cerro», esperaban los comunarios (Botelho Gosálvez, 1982 [1945]: 9). La novela cumple la profecía al revés: la montaña crece en el desmonte de la mina y en el «informe montón» que sepulta a Juan Condori (ibid.: 154). El dibujo no repara lo que la novela deja caer al foso; a lo sumo, puede impedir que el foso se cierre. Si en Jatun-Kolla habitar es despejar piedras, leer </w:t>
+      </w:r>
+      <w:r>
+        <w:rPr>
+          <w:i/>
+          <w:iCs/>
+        </w:rPr>
+        <w:t>Altiplano</w:t>
+      </w:r>
+      <w:r>
+        <w:rPr/>
+        <w:t xml:space="preserve"> con la mano es, quizá, volver a amontonarlas para ver qué queda debajo.</w:t>
+      </w:r>
+      <w:bookmarkEnd w:id="10"/>
+    </w:p>
+    <w:p>
+      <w:pPr>
+        <w:pStyle w:val="Heading2"/>
+        <w:rPr/>
+      </w:pPr>
+      <w:bookmarkStart w:id="11" w:name="declaraciones-finales"/>
+      <w:r>
+        <w:rPr/>
+        <w:t>Declaraciones finales</w:t>
+      </w:r>
+    </w:p>
+    <w:p>
+      <w:pPr>
+        <w:pStyle w:val="FirstParagraph"/>
+        <w:rPr/>
+      </w:pPr>
+      <w:r>
+        <w:rPr>
+          <w:b/>
+          <w:bCs/>
+        </w:rPr>
+        <w:t>Conflicto de intereses.</w:t>
+      </w:r>
+      <w:r>
+        <w:rPr/>
+        <w:t xml:space="preserve"> El autor declara no tener conflictos de intereses.</w:t>
+      </w:r>
+    </w:p>
+    <w:p>
+      <w:pPr>
+        <w:pStyle w:val="BodyText"/>
+        <w:rPr/>
+      </w:pPr>
+      <w:r>
+        <w:rPr>
+          <w:b/>
+          <w:bCs/>
+        </w:rPr>
+        <w:t>Declaración de uso de inteligencia artificial.</w:t>
+      </w:r>
+      <w:r>
+        <w:rPr/>
+        <w:t xml:space="preserve"> a) </w:t>
+      </w:r>
+      <w:r>
+        <w:rPr>
+          <w:i/>
+          <w:iCs/>
+        </w:rPr>
+        <w:t>Herramientas</w:t>
+      </w:r>
+      <w:r>
+        <w:rPr/>
+        <w:t xml:space="preserve">: Claude (Anthropic) y ChatGPT (OpenAI), asistentes de inteligencia artificial generativa. b) </w:t>
+      </w:r>
+      <w:r>
+        <w:rPr>
+          <w:i/>
+          <w:iCs/>
+        </w:rPr>
+        <w:t>Alcance</w:t>
+      </w:r>
+      <w:r>
+        <w:rPr/>
+        <w:t xml:space="preserve">: se emplearon en la exploración bibliográfica, la transcripción y paginación de fuentes digitalizadas, la localización y el cotejo de citas con su página, el contraste de pasajes de la novela, la revisión conceptual y la redacción de borradores, y la codificación vectorial de los esquemas de encaje de las figuras 1 a 6. c) </w:t>
+      </w:r>
+      <w:r>
+        <w:rPr>
+          <w:i/>
+          <w:iCs/>
+        </w:rPr>
+        <w:t>Rol</w:t>
+      </w:r>
+      <w:r>
+        <w:rPr/>
+        <w:t>: el autor concibió la hipótesis original, diseñó la metodología de lectura tectónica, seleccionó las fuentes, decidió las interpretaciones, dirigió y revisó la redacción y es autor exclusivo de los pasteles al óleo que sustentan la investigación; asume la plena responsabilidad intelectual por la versión final del manuscrito.</w:t>
+      </w:r>
+      <w:bookmarkEnd w:id="11"/>
+    </w:p>
+    <w:p>
+      <w:pPr>
+        <w:pStyle w:val="Heading2"/>
+        <w:rPr/>
+      </w:pPr>
+      <w:bookmarkStart w:id="12" w:name="bibliografía"/>
+      <w:r>
+        <w:rPr/>
+        <w:t>Bibliografía</w:t>
+      </w:r>
+    </w:p>
+    <w:p>
+      <w:pPr>
+        <w:pStyle w:val="FirstParagraph"/>
+        <w:rPr/>
+      </w:pPr>
+      <w:r>
+        <w:rPr/>
+        <w:t xml:space="preserve">Bachelard, Gaston (1978 [1942]). </w:t>
+      </w:r>
+      <w:r>
+        <w:rPr>
+          <w:i/>
+          <w:iCs/>
+        </w:rPr>
+        <w:t>El agua y los sueños. Ensayo sobre la imaginación de la materia</w:t>
+      </w:r>
+      <w:r>
+        <w:rPr/>
+        <w:t>. México: Fondo de Cultura Económica.</w:t>
+      </w:r>
+    </w:p>
+    <w:p>
+      <w:pPr>
+        <w:pStyle w:val="BodyText"/>
+        <w:rPr/>
+      </w:pPr>
+      <w:r>
+        <w:rPr/>
+        <w:t xml:space="preserve">Barnadas, Josep M. (1978 [1975]). </w:t>
+      </w:r>
+      <w:r>
+        <w:rPr>
+          <w:i/>
+          <w:iCs/>
+        </w:rPr>
+        <w:t>Apuntes para una historia aymara</w:t>
+      </w:r>
+      <w:r>
+        <w:rPr/>
+        <w:t>. 2.ª ed. La Paz: CIPCA (Cuadernos de Investigación, 6).</w:t>
+      </w:r>
+    </w:p>
+    <w:p>
+      <w:pPr>
+        <w:pStyle w:val="BodyText"/>
+        <w:rPr/>
+      </w:pPr>
+      <w:r>
+        <w:rPr/>
+        <w:t xml:space="preserve">Bertonio, Ludovico (2011 [1612]). </w:t>
+      </w:r>
+      <w:r>
+        <w:rPr>
+          <w:i/>
+          <w:iCs/>
+        </w:rPr>
+        <w:t>Transcripción del vocabulario de la lengua aymara</w:t>
+      </w:r>
+      <w:r>
+        <w:rPr/>
+        <w:t>. La Paz: Radio San Gabriel (1993) e ILLA-A (ed. digital).</w:t>
+      </w:r>
+    </w:p>
+    <w:p>
+      <w:pPr>
+        <w:pStyle w:val="BodyText"/>
+        <w:rPr/>
+      </w:pPr>
+      <w:r>
+        <w:rPr/>
+        <w:t xml:space="preserve">Botelho Gosálvez, Raúl (1982 [1945]). </w:t>
+      </w:r>
+      <w:r>
+        <w:rPr>
+          <w:i/>
+          <w:iCs/>
+        </w:rPr>
+        <w:t>Altiplano</w:t>
+      </w:r>
+      <w:r>
+        <w:rPr/>
+        <w:t>. 7.ª ed. La Paz: Librería Editorial Juventud.</w:t>
+      </w:r>
+    </w:p>
+    <w:p>
+      <w:pPr>
+        <w:pStyle w:val="BodyText"/>
+        <w:rPr/>
+      </w:pPr>
+      <w:r>
+        <w:rPr/>
+        <w:t xml:space="preserve">Cárcamo Pino, Mauricio Arnoldo (2019). “Thinking and Intelligence in the Architectural Design. A Review from Language, Graphuage and Manuage”. En Carlos Luis Marcos Alba (ed.), </w:t>
+      </w:r>
+      <w:r>
+        <w:rPr>
+          <w:i/>
+          <w:iCs/>
+        </w:rPr>
+        <w:t>Graphic Imprints. The Influence of Representation and Ideation Tools in Architecture. EGA 2018</w:t>
+      </w:r>
+      <w:r>
+        <w:rPr/>
+        <w:t>. Cham: Springer: 1411-1423.</w:t>
+      </w:r>
+    </w:p>
+    <w:p>
+      <w:pPr>
+        <w:pStyle w:val="BodyText"/>
+        <w:rPr/>
+      </w:pPr>
+      <w:r>
+        <w:rPr/>
+        <w:t xml:space="preserve">Cárcamo Pino, Mauricio Arnoldo (2025a). “Madera, herramientas y manuaje. Notas para una ontología evolutiva del diseñar”. </w:t>
+      </w:r>
+      <w:r>
+        <w:rPr>
+          <w:i/>
+          <w:iCs/>
+        </w:rPr>
+        <w:t>Revista Arteoficio</w:t>
+      </w:r>
+      <w:r>
+        <w:rPr/>
+        <w:t>, 21: 5-12. https://doi.org/10.35588/nn3v3487</w:t>
+      </w:r>
+    </w:p>
+    <w:p>
+      <w:pPr>
+        <w:pStyle w:val="BodyText"/>
+        <w:rPr/>
+      </w:pPr>
+      <w:r>
+        <w:rPr/>
+        <w:t xml:space="preserve">Cárcamo Pino, Mauricio Arnoldo (2025b). “Oralitura/literatura y manuaje/lenguaje: una revisión por reescritura”. </w:t>
+      </w:r>
+      <w:r>
+        <w:rPr>
+          <w:i/>
+          <w:iCs/>
+        </w:rPr>
+        <w:t>Revista Chilena de Literatura</w:t>
+      </w:r>
+      <w:r>
+        <w:rPr/>
+        <w:t>, 112: 233-264.</w:t>
+      </w:r>
+    </w:p>
+    <w:p>
+      <w:pPr>
+        <w:pStyle w:val="BodyText"/>
+        <w:rPr/>
+      </w:pPr>
+      <w:r>
+        <w:rPr/>
+        <w:t xml:space="preserve">Choque Canqui, Roberto (1978 [1974]). “Prólogo”. En Josep M. Barnadas, </w:t>
+      </w:r>
+      <w:r>
+        <w:rPr>
+          <w:i/>
+          <w:iCs/>
+        </w:rPr>
+        <w:t>Apuntes para una historia aymara</w:t>
+      </w:r>
+      <w:r>
+        <w:rPr/>
+        <w:t>. 2.ª ed. La Paz: CIPCA: s. p.</w:t>
+      </w:r>
+    </w:p>
+    <w:p>
+      <w:pPr>
+        <w:pStyle w:val="BodyText"/>
+        <w:rPr/>
+      </w:pPr>
+      <w:r>
+        <w:rPr/>
+        <w:t xml:space="preserve">Cornejo Polar, Antonio (2003 [1994]). </w:t>
+      </w:r>
+      <w:r>
+        <w:rPr>
+          <w:i/>
+          <w:iCs/>
+        </w:rPr>
+        <w:t>Escribir en el aire. Ensayo sobre la heterogeneidad socio-cultural en las literaturas andinas</w:t>
+      </w:r>
+      <w:r>
+        <w:rPr/>
+        <w:t>. 2.ª ed. Lima y Berkeley: CELACP y Latinoamericana Editores.</w:t>
+      </w:r>
+    </w:p>
+    <w:p>
+      <w:pPr>
+        <w:pStyle w:val="BodyText"/>
+        <w:rPr/>
+      </w:pPr>
+      <w:r>
+        <w:rPr/>
+        <w:t xml:space="preserve">Dean, Carolyn (2010). </w:t>
+      </w:r>
+      <w:r>
+        <w:rPr>
+          <w:i/>
+          <w:iCs/>
+        </w:rPr>
+        <w:t>A Culture of Stone: Inka Perspectives on Rock</w:t>
+      </w:r>
+      <w:r>
+        <w:rPr/>
+        <w:t>. Durham y Londres: Duke University Press.</w:t>
+      </w:r>
+    </w:p>
+    <w:p>
+      <w:pPr>
+        <w:pStyle w:val="BodyText"/>
+        <w:rPr/>
+      </w:pPr>
+      <w:r>
+        <w:rPr/>
+        <w:t xml:space="preserve">Duviols, Pierre (1979). “Un symbolisme de l’occupation, de l’aménagement et de l’exploitation de l’espace: le monolithe «huanca» et sa fonction dans les Andes préhispaniques”. </w:t>
+      </w:r>
+      <w:r>
+        <w:rPr>
+          <w:i/>
+          <w:iCs/>
+        </w:rPr>
+        <w:t>L’Homme</w:t>
+      </w:r>
+      <w:r>
+        <w:rPr/>
+        <w:t>, 19(2): 7-31.</w:t>
+      </w:r>
+    </w:p>
+    <w:p>
+      <w:pPr>
+        <w:pStyle w:val="BodyText"/>
+        <w:rPr/>
+      </w:pPr>
+      <w:r>
+        <w:rPr/>
+        <w:t xml:space="preserve">Frampton, Kenneth (1995). </w:t>
+      </w:r>
+      <w:r>
+        <w:rPr>
+          <w:i/>
+          <w:iCs/>
+        </w:rPr>
+        <w:t>Studies in Tectonic Culture: The Poetics of Construction in Nineteenth and Twentieth Century Architecture</w:t>
+      </w:r>
+      <w:r>
+        <w:rPr/>
+        <w:t>. Ed. John Cava. Cambridge, MA y Londres: MIT Press.</w:t>
+      </w:r>
+    </w:p>
+    <w:p>
+      <w:pPr>
+        <w:pStyle w:val="BodyText"/>
+        <w:rPr/>
+      </w:pPr>
+      <w:r>
+        <w:rPr/>
+        <w:t xml:space="preserve">Garrington, Abbie (2013). </w:t>
+      </w:r>
+      <w:r>
+        <w:rPr>
+          <w:i/>
+          <w:iCs/>
+        </w:rPr>
+        <w:t>Haptic Modernism: Touch and the Tactile in Modernist Writing</w:t>
+      </w:r>
+      <w:r>
+        <w:rPr/>
+        <w:t>. Edimburgo: Edinburgh University Press.</w:t>
+      </w:r>
+    </w:p>
+    <w:p>
+      <w:pPr>
+        <w:pStyle w:val="BodyText"/>
+        <w:rPr/>
+      </w:pPr>
+      <w:r>
+        <w:rPr/>
+        <w:t xml:space="preserve">Hall, Edward T. (1973 [1966]). </w:t>
+      </w:r>
+      <w:r>
+        <w:rPr>
+          <w:i/>
+          <w:iCs/>
+        </w:rPr>
+        <w:t>La dimensión oculta: enfoque antropológico del uso del espacio</w:t>
+      </w:r>
+      <w:r>
+        <w:rPr/>
+        <w:t>. Madrid: Instituto de Estudios de Administración Local.</w:t>
+      </w:r>
+    </w:p>
+    <w:p>
+      <w:pPr>
+        <w:pStyle w:val="BodyText"/>
+        <w:rPr/>
+      </w:pPr>
+      <w:r>
+        <w:rPr/>
+        <w:t xml:space="preserve">Ingold, Tim (2013). </w:t>
+      </w:r>
+      <w:r>
+        <w:rPr>
+          <w:i/>
+          <w:iCs/>
+        </w:rPr>
+        <w:t>Making: Anthropology, Archaeology, Art and Architecture</w:t>
+      </w:r>
+      <w:r>
+        <w:rPr/>
+        <w:t>. Londres y Nueva York: Routledge.</w:t>
+      </w:r>
+    </w:p>
+    <w:p>
+      <w:pPr>
+        <w:pStyle w:val="BodyText"/>
+        <w:rPr/>
+      </w:pPr>
+      <w:r>
+        <w:rPr/>
+        <w:t>Le Guin, Ursula K. (2021 [1986]). “La teoría de la bolsa de transporte de la ficción”. Trad. Kamen Nedev y José Pérez de Lama. Biblioteca Anarquista. https://es.theanarchistlibrary.org</w:t>
+      </w:r>
+    </w:p>
+    <w:p>
+      <w:pPr>
+        <w:pStyle w:val="BodyText"/>
+        <w:rPr/>
+      </w:pPr>
+      <w:r>
+        <w:rPr/>
+        <w:t xml:space="preserve">Lundberg, Simon (2019). </w:t>
+      </w:r>
+      <w:r>
+        <w:rPr>
+          <w:i/>
+          <w:iCs/>
+        </w:rPr>
+        <w:t>Architecture as Image</w:t>
+      </w:r>
+      <w:r>
+        <w:rPr/>
+        <w:t>. Proyecto de grado en Arquitectura, nivel avanzado. Estocolmo: KTH, TRITA-ABE-MBT-19132.</w:t>
+      </w:r>
+    </w:p>
+    <w:p>
+      <w:pPr>
+        <w:pStyle w:val="BodyText"/>
+        <w:rPr/>
+      </w:pPr>
+      <w:r>
+        <w:rPr/>
+        <w:t xml:space="preserve">Martin, Richard (2014). </w:t>
+      </w:r>
+      <w:r>
+        <w:rPr>
+          <w:i/>
+          <w:iCs/>
+        </w:rPr>
+        <w:t>The Architecture of David Lynch</w:t>
+      </w:r>
+      <w:r>
+        <w:rPr/>
+        <w:t>. Londres y Nueva York: Bloomsbury Academic.</w:t>
+      </w:r>
+    </w:p>
+    <w:p>
+      <w:pPr>
+        <w:pStyle w:val="BodyText"/>
+        <w:rPr/>
+      </w:pPr>
+      <w:r>
+        <w:rPr/>
+        <w:t xml:space="preserve">Pallasmaa, Juhani (2014 [2011]). </w:t>
+      </w:r>
+      <w:r>
+        <w:rPr>
+          <w:i/>
+          <w:iCs/>
+        </w:rPr>
+        <w:t>La imagen corpórea. Imaginación e imaginario en la arquitectura</w:t>
+      </w:r>
+      <w:r>
+        <w:rPr/>
+        <w:t>. Trad. Carles Muro. Barcelona: Gustavo Gili.</w:t>
+      </w:r>
+    </w:p>
+    <w:p>
+      <w:pPr>
+        <w:pStyle w:val="BodyText"/>
+        <w:rPr/>
+      </w:pPr>
+      <w:r>
+        <w:rPr/>
+        <w:t xml:space="preserve">Rivera Cusicanqui, Silvia (2010 [1984]). </w:t>
+      </w:r>
+      <w:r>
+        <w:rPr>
+          <w:i/>
+          <w:iCs/>
+        </w:rPr>
+        <w:t>«Oprimidos pero no vencidos». Luchas del campesinado aymara y qhechwa 1900-1980</w:t>
+      </w:r>
+      <w:r>
+        <w:rPr/>
+        <w:t>. 4.ª ed. La Paz: WA-GUI.</w:t>
+      </w:r>
+    </w:p>
+    <w:p>
+      <w:pPr>
+        <w:pStyle w:val="BodyText"/>
+        <w:rPr>
+          <w:ins w:id="29" w:author="Unknown Author" w:date="2026-09-29T17:12:01Z"/>
+        </w:rPr>
+      </w:pPr>
+      <w:ins w:id="26" w:author="Unknown Author" w:date="2026-09-29T17:12:01Z">
         <w:r>
           <w:rPr/>
-          <w:delText>, con forma de flecha,</w:delText>
-        </w:r>
-      </w:del>
-      <w:r>
-        <w:rPr/>
-        <w:t xml:space="preserve"> y la del recipiente. «Una novela es un botiquín», escribió, «que contiene cosas en una relación particular, poderosa, entre sí, y con nosotros» (Le Guin, 2021 [1986]: 10). La mina pertenece a la historia del arma: jornal, revólver, boquete. El ayllu del retorno, a la del recipiente: la casa, «un recipiente para personas» (ibid.: 8), vuelve a guardar la cosecha y a reunir los nombres. Pero todo recipiente elige qué guarda. El narrador cierra con héroes: los derrotados vuelven a ser «los patriarcas fecundadores del suelo, los sembradores del destino» (Botelho Gosálvez, 1982 [1945]: 159). El héroe, advierte Le Guin, no cabe en la bolsa: «Necesita un escenario, o un pedestal, o una cima» (Le Guin, 2021 [1986]: 11). Aquí, la atalaya. La novela, que guarda lo que el ayllu prefiere no mirar, es el recipiente más grande.</w:t>
-      </w:r>
-      <w:bookmarkEnd w:id="8"/>
-    </w:p>
-    <w:p>
-      <w:pPr>
-        <w:pStyle w:val="Heading2"/>
-        <w:rPr/>
-      </w:pPr>
-      <w:bookmarkStart w:id="9" w:name="X6513926464102a35f22aafc801b0596a5c3805e"/>
-      <w:r>
-        <w:rPr/>
-        <w:t>8. Conclusiones: lo que muestra el dibujo y sus límites</w:t>
-      </w:r>
-    </w:p>
-    <w:p>
-      <w:pPr>
-        <w:pStyle w:val="FirstParagraph"/>
-        <w:rPr/>
-      </w:pPr>
-      <w:r>
-        <w:rPr/>
-        <w:t>La lectura permite sostener cuatro hallazgos. Primero: el montón de piedras es la arquitectura mínima de la novela, masa sin edificio, y la cosecha de estaño que promete el capataz (Botelho Gosálvez, 1982 [1945]: 142) es la captura de ese gesto por la máquina. Segundo: el Signo Escalonado vuelve a escalonar a la gente en el ayllu, la aldea, el cocal y el campamento, y el retorno lo rehace sin su último escalón. Tercero: el despojo funciona con una cadena de personas, instituciones y soportes (expediente, papel sellado, radio urbano, infolio, huella dactilar) que vuelven legibles la tierra y los cuerpos. La oposición entre la mano y el papel es el discurso de la aldea, y la novela la confirma al callar lo que los aymaras hicieron con la escritura: títulos coloniales, tinterillos aliados, escuelas propias. Cuarto: el narrador, que convierte a los comunarios en piedra fuera de la historia y culmina su desigualdad de género en la muchacha sin nombre, vuelve paisaje una posesión que la novela, a sus espaldas, deja escrita en la piedra: mojones, pircas, linderos, un apellido.</w:t>
-      </w:r>
-    </w:p>
-    <w:p>
-      <w:pPr>
-        <w:pStyle w:val="BodyText"/>
-        <w:rPr/>
-      </w:pPr>
-      <w:r>
-        <w:rPr/>
-        <w:t>¿Qué muestra el dibujo? Ante todo, posiciones. Los esquemas obligan a decidir lo que el texto deja abierto (desde dónde se mira, a qué escala, qué queda dentro y qué fuera), y cada decisión deja ver la del narrador: fuera de la chujlla, en la tribuna del linchamiento, frente a las cumbres góticas. Cuando la decisión es del dibujante, como el cráneo o los mojones, la comparación con el texto y con el vocabulario aymara dice si se sostiene. Además, las operaciones del pastel (sumar, quitar, manchar, rayar, disolver) repiten las de la novela: amontonar, despejar, dejar «manchones» (ibid.: 60, 156), escribir, derretirse. Leer con la mano no es solo ilustrar escenas, sino repetir operaciones: un manuaje de la lectura, táctil como la prosa que lee.</w:t>
-      </w:r>
-    </w:p>
-    <w:p>
-      <w:pPr>
-        <w:pStyle w:val="BodyText"/>
-        <w:rPr/>
-      </w:pPr>
-      <w:r>
-        <w:rPr/>
-        <w:t xml:space="preserve">El trabajo tiene tres límites. El primero es el que advertía Hall: el corte, el </w:t>
-      </w:r>
-      <w:r>
-        <w:rPr>
-          <w:i/>
-          <w:iCs/>
-        </w:rPr>
-        <w:t>capriccio</w:t>
-      </w:r>
-      <w:r>
-        <w:rPr/>
-        <w:t>, Bacon, la tectónica y hasta la pelvis son maneras de ver ajenas al mundo narrado. Los dibujos hablan de la novela, no del ayllu ni de la manera aymara de entender el espacio, que pedirían otras fuentes y otros autores: los de la historia que los aymaras, escribía Roberto Choque Canqui, «hace tiempo, hemos añorado por escribir» (Choque Canqui, 1978 [1974]: s. p.). El segundo es ético: la inmersión seduce, y un pastel puede embellecer la miseria o fabricar efigies; por eso la serie no dibuja el linchamiento ni el alma que el narrador declara cerrada. El tercero es de método: el dibujo depende de los datos del texto y hereda sus silencios. Puede hacerlos visibles, pero no llenarlos.</w:t>
-      </w:r>
-    </w:p>
-    <w:p>
-      <w:pPr>
-        <w:pStyle w:val="BodyText"/>
-        <w:rPr/>
-      </w:pPr>
-      <w:r>
-        <w:rPr/>
-        <w:t xml:space="preserve">Queda el montón. «Quizá un día la montaña de piedras sobrepase la altura del cerro», esperaban los comunarios (Botelho Gosálvez, 1982 [1945]: 9). La novela cumple la profecía al revés: la montaña crece en el desmonte de la mina y en el «informe montón» que sepulta a Juan Condori (ibid.: 154). El dibujo no repara lo que la novela deja caer al foso; a lo sumo, puede impedir que el foso se cierre. Si en Jatun-Kolla habitar es despejar piedras, leer </w:t>
-      </w:r>
-      <w:r>
-        <w:rPr>
-          <w:i/>
-          <w:iCs/>
-        </w:rPr>
-        <w:t>Altiplano</w:t>
-      </w:r>
-      <w:r>
-        <w:rPr/>
-        <w:t xml:space="preserve"> con la mano es, quizá, volver a amontonarlas para ver qué queda debajo.</w:t>
-      </w:r>
-      <w:bookmarkEnd w:id="9"/>
-    </w:p>
-    <w:p>
-      <w:pPr>
-        <w:pStyle w:val="Heading2"/>
-        <w:rPr/>
-      </w:pPr>
-      <w:bookmarkStart w:id="10" w:name="declaraciones-finales"/>
-      <w:r>
-        <w:rPr/>
-        <w:t>Declaraciones finales</w:t>
-      </w:r>
-    </w:p>
-    <w:p>
-      <w:pPr>
-        <w:pStyle w:val="FirstParagraph"/>
-        <w:rPr/>
-      </w:pPr>
-      <w:r>
-        <w:rPr>
-          <w:b/>
-          <w:bCs/>
-        </w:rPr>
-        <w:t>Conflicto de intereses.</w:t>
-      </w:r>
-      <w:r>
-        <w:rPr/>
-        <w:t xml:space="preserve"> El autor declara no tener conflictos de intereses.</w:t>
-      </w:r>
-    </w:p>
-    <w:p>
-      <w:pPr>
-        <w:pStyle w:val="BodyText"/>
-        <w:rPr/>
-      </w:pPr>
-      <w:r>
-        <w:rPr>
-          <w:b/>
-          <w:bCs/>
-        </w:rPr>
-        <w:t>Declaración de uso de inteligencia artificial.</w:t>
-      </w:r>
-      <w:r>
-        <w:rPr/>
-        <w:t xml:space="preserve"> a) </w:t>
-      </w:r>
-      <w:r>
-        <w:rPr>
-          <w:i/>
-          <w:iCs/>
-        </w:rPr>
-        <w:t>Herramientas</w:t>
-      </w:r>
-      <w:r>
-        <w:rPr/>
-        <w:t xml:space="preserve">: Claude (Anthropic) y ChatGPT (OpenAI), asistentes de inteligencia artificial generativa. b) </w:t>
-      </w:r>
-      <w:r>
-        <w:rPr>
-          <w:i/>
-          <w:iCs/>
-        </w:rPr>
-        <w:t>Alcance</w:t>
-      </w:r>
-      <w:r>
-        <w:rPr/>
-        <w:t xml:space="preserve">: se emplearon en la exploración bibliográfica, la transcripción y paginación de fuentes digitalizadas, la localización y el cotejo de citas con su página, el contraste de pasajes de la novela, la revisión conceptual y la redacción de borradores, y la codificación vectorial de los esquemas de encaje de las figuras 1 a 6. c) </w:t>
-      </w:r>
-      <w:r>
-        <w:rPr>
-          <w:i/>
-          <w:iCs/>
-        </w:rPr>
-        <w:t>Rol</w:t>
-      </w:r>
-      <w:r>
-        <w:rPr/>
-        <w:t>: el autor concibió la hipótesis original, diseñó la metodología de lectura tectónica, seleccionó las fuentes, decidió las interpretaciones, dirigió y revisó la redacción y es autor exclusivo de los pasteles al óleo que sustentan la investigación; asume la plena responsabilidad intelectual por la versión final del manuscrito.</w:t>
-      </w:r>
-      <w:bookmarkEnd w:id="10"/>
-    </w:p>
-    <w:p>
-      <w:pPr>
-        <w:pStyle w:val="Heading2"/>
-        <w:rPr/>
-      </w:pPr>
-      <w:bookmarkStart w:id="11" w:name="bibliografía"/>
-      <w:r>
-        <w:rPr/>
-        <w:t>Bibliografía</w:t>
-      </w:r>
-    </w:p>
-    <w:p>
-      <w:pPr>
-        <w:pStyle w:val="FirstParagraph"/>
-        <w:rPr/>
-      </w:pPr>
-      <w:r>
-        <w:rPr/>
-        <w:t xml:space="preserve">Bachelard, Gaston (1978 [1942]). </w:t>
-      </w:r>
-      <w:r>
-        <w:rPr>
-          <w:i/>
-          <w:iCs/>
-        </w:rPr>
-        <w:t>El agua y los sueños. Ensayo sobre la imaginación de la materia</w:t>
-      </w:r>
-      <w:r>
-        <w:rPr/>
-        <w:t>. México: Fondo de Cultura Económica.</w:t>
-      </w:r>
-    </w:p>
-    <w:p>
-      <w:pPr>
-        <w:pStyle w:val="BodyText"/>
-        <w:rPr/>
-      </w:pPr>
-      <w:r>
-        <w:rPr/>
-        <w:t xml:space="preserve">Barnadas, Josep M. (1978 [1975]). </w:t>
-      </w:r>
-      <w:r>
-        <w:rPr>
-          <w:i/>
-          <w:iCs/>
-        </w:rPr>
-        <w:t>Apuntes para una historia aymara</w:t>
-      </w:r>
-      <w:r>
-        <w:rPr/>
-        <w:t>. 2.ª ed. La Paz: CIPCA (Cuadernos de Investigación, 6).</w:t>
-      </w:r>
-    </w:p>
-    <w:p>
-      <w:pPr>
-        <w:pStyle w:val="BodyText"/>
-        <w:rPr/>
-      </w:pPr>
-      <w:r>
-        <w:rPr/>
-        <w:t xml:space="preserve">Bertonio, Ludovico (2011 [1612]). </w:t>
-      </w:r>
-      <w:r>
-        <w:rPr>
-          <w:i/>
-          <w:iCs/>
-        </w:rPr>
-        <w:t>Transcripción del vocabulario de la lengua aymara</w:t>
-      </w:r>
-      <w:r>
-        <w:rPr/>
-        <w:t>. La Paz: Radio San Gabriel (1993) e ILLA-A (ed. digital).</w:t>
-      </w:r>
-    </w:p>
-    <w:p>
-      <w:pPr>
-        <w:pStyle w:val="BodyText"/>
-        <w:rPr/>
-      </w:pPr>
-      <w:r>
-        <w:rPr/>
-        <w:t xml:space="preserve">Botelho Gosálvez, Raúl (1982 [1945]). </w:t>
-      </w:r>
-      <w:r>
-        <w:rPr>
-          <w:i/>
-          <w:iCs/>
-        </w:rPr>
-        <w:t>Altiplano</w:t>
-      </w:r>
-      <w:r>
-        <w:rPr/>
-        <w:t>. 7.ª ed. La Paz: Librería Editorial Juventud.</w:t>
-      </w:r>
-    </w:p>
-    <w:p>
-      <w:pPr>
-        <w:pStyle w:val="BodyText"/>
-        <w:rPr/>
-      </w:pPr>
-      <w:r>
-        <w:rPr/>
-        <w:t xml:space="preserve">Cárcamo Pino, Mauricio Arnoldo (2019). “Thinking and Intelligence in the Architectural Design. A Review from Language, Graphuage and Manuage”. En Carlos Luis Marcos Alba (ed.), </w:t>
-      </w:r>
-      <w:r>
-        <w:rPr>
-          <w:i/>
-          <w:iCs/>
-        </w:rPr>
-        <w:t>Graphic Imprints. The Influence of Representation and Ideation Tools in Architecture. EGA 2018</w:t>
-      </w:r>
-      <w:r>
-        <w:rPr/>
-        <w:t>. Cham: Springer: 1411-1423.</w:t>
-      </w:r>
-    </w:p>
-    <w:p>
-      <w:pPr>
-        <w:pStyle w:val="BodyText"/>
-        <w:rPr/>
-      </w:pPr>
-      <w:r>
-        <w:rPr/>
-        <w:t xml:space="preserve">Cárcamo Pino, Mauricio Arnoldo (2025a). “Madera, herramientas y manuaje. Notas para una ontología evolutiva del diseñar”. </w:t>
-      </w:r>
-      <w:r>
-        <w:rPr>
-          <w:i/>
-          <w:iCs/>
-        </w:rPr>
-        <w:t>Revista Arteoficio</w:t>
-      </w:r>
-      <w:r>
-        <w:rPr/>
-        <w:t>, 21: 5-12. https://doi.org/10.35588/nn3v3487</w:t>
-      </w:r>
-    </w:p>
-    <w:p>
-      <w:pPr>
-        <w:pStyle w:val="BodyText"/>
-        <w:rPr/>
-      </w:pPr>
-      <w:r>
-        <w:rPr/>
-        <w:t xml:space="preserve">Cárcamo Pino, Mauricio Arnoldo (2025b). “Oralitura/literatura y manuaje/lenguaje: una revisión por reescritura”. </w:t>
-      </w:r>
-      <w:r>
-        <w:rPr>
-          <w:i/>
-          <w:iCs/>
-        </w:rPr>
-        <w:t>Revista Chilena de Literatura</w:t>
-      </w:r>
-      <w:r>
-        <w:rPr/>
-        <w:t>, 112: 233-264.</w:t>
-      </w:r>
-    </w:p>
-    <w:p>
-      <w:pPr>
-        <w:pStyle w:val="BodyText"/>
-        <w:rPr/>
-      </w:pPr>
-      <w:r>
-        <w:rPr/>
-        <w:t xml:space="preserve">Choque Canqui, Roberto (1978 [1974]). “Prólogo”. En Josep M. Barnadas, </w:t>
-      </w:r>
-      <w:r>
-        <w:rPr>
-          <w:i/>
-          <w:iCs/>
-        </w:rPr>
-        <w:t>Apuntes para una historia aymara</w:t>
-      </w:r>
-      <w:r>
-        <w:rPr/>
-        <w:t>. 2.ª ed. La Paz: CIPCA: s. p.</w:t>
-      </w:r>
-    </w:p>
-    <w:p>
-      <w:pPr>
-        <w:pStyle w:val="BodyText"/>
-        <w:rPr/>
-      </w:pPr>
-      <w:r>
-        <w:rPr/>
-        <w:t xml:space="preserve">Cornejo Polar, Antonio (2003 [1994]). </w:t>
-      </w:r>
-      <w:r>
-        <w:rPr>
-          <w:i/>
-          <w:iCs/>
-        </w:rPr>
-        <w:t>Escribir en el aire. Ensayo sobre la heterogeneidad socio-cultural en las literaturas andinas</w:t>
-      </w:r>
-      <w:r>
-        <w:rPr/>
-        <w:t>. 2.ª ed. Lima y Berkeley: CELACP y Latinoamericana Editores.</w:t>
-      </w:r>
-    </w:p>
-    <w:p>
-      <w:pPr>
-        <w:pStyle w:val="BodyText"/>
-        <w:rPr/>
-      </w:pPr>
-      <w:r>
-        <w:rPr/>
-        <w:t xml:space="preserve">Dean, Carolyn (2010). </w:t>
-      </w:r>
-      <w:r>
-        <w:rPr>
-          <w:i/>
-          <w:iCs/>
-        </w:rPr>
-        <w:t>A Culture of Stone: Inka Perspectives on Rock</w:t>
-      </w:r>
-      <w:r>
-        <w:rPr/>
-        <w:t>. Durham y Londres: Duke University Press.</w:t>
-      </w:r>
-    </w:p>
-    <w:p>
-      <w:pPr>
-        <w:pStyle w:val="BodyText"/>
-        <w:rPr/>
-      </w:pPr>
-      <w:r>
-        <w:rPr/>
-        <w:t xml:space="preserve">Duviols, Pierre (1979). “Un symbolisme de l’occupation, de l’aménagement et de l’exploitation de l’espace: le monolithe «huanca» et sa fonction dans les Andes préhispaniques”. </w:t>
-      </w:r>
-      <w:r>
-        <w:rPr>
-          <w:i/>
-          <w:iCs/>
-        </w:rPr>
-        <w:t>L’Homme</w:t>
-      </w:r>
-      <w:r>
-        <w:rPr/>
-        <w:t>, 19(2): 7-31.</w:t>
-      </w:r>
-    </w:p>
-    <w:p>
-      <w:pPr>
-        <w:pStyle w:val="BodyText"/>
-        <w:rPr/>
-      </w:pPr>
-      <w:r>
-        <w:rPr/>
-        <w:t xml:space="preserve">Frampton, Kenneth (1995). </w:t>
-      </w:r>
-      <w:r>
-        <w:rPr>
-          <w:i/>
-          <w:iCs/>
-        </w:rPr>
-        <w:t>Studies in Tectonic Culture: The Poetics of Construction in Nineteenth and Twentieth Century Architecture</w:t>
-      </w:r>
-      <w:r>
-        <w:rPr/>
-        <w:t>. Ed. John Cava. Cambridge, MA y Londres: MIT Press.</w:t>
-      </w:r>
-    </w:p>
-    <w:p>
-      <w:pPr>
-        <w:pStyle w:val="BodyText"/>
-        <w:rPr/>
-      </w:pPr>
-      <w:r>
-        <w:rPr/>
-        <w:t xml:space="preserve">Garrington, Abbie (2013). </w:t>
-      </w:r>
-      <w:r>
-        <w:rPr>
-          <w:i/>
-          <w:iCs/>
-        </w:rPr>
-        <w:t>Haptic Modernism: Touch and the Tactile in Modernist Writing</w:t>
-      </w:r>
-      <w:r>
-        <w:rPr/>
-        <w:t>. Edimburgo: Edinburgh University Press.</w:t>
-      </w:r>
-    </w:p>
-    <w:p>
-      <w:pPr>
-        <w:pStyle w:val="BodyText"/>
-        <w:rPr/>
-      </w:pPr>
-      <w:r>
-        <w:rPr/>
-        <w:t xml:space="preserve">Hall, Edward T. (1973 [1966]). </w:t>
-      </w:r>
-      <w:r>
-        <w:rPr>
-          <w:i/>
-          <w:iCs/>
-        </w:rPr>
-        <w:t>La dimensión oculta: enfoque antropológico del uso del espacio</w:t>
-      </w:r>
-      <w:r>
-        <w:rPr/>
-        <w:t>. Madrid: Instituto de Estudios de Administración Local.</w:t>
-      </w:r>
-    </w:p>
-    <w:p>
-      <w:pPr>
-        <w:pStyle w:val="BodyText"/>
-        <w:rPr/>
-      </w:pPr>
-      <w:r>
-        <w:rPr/>
-        <w:t xml:space="preserve">Ingold, Tim (2013). </w:t>
-      </w:r>
-      <w:r>
-        <w:rPr>
-          <w:i/>
-          <w:iCs/>
-        </w:rPr>
-        <w:t>Making: Anthropology, Archaeology, Art and Architecture</w:t>
-      </w:r>
-      <w:r>
-        <w:rPr/>
-        <w:t>. Londres y Nueva York: Routledge.</w:t>
-      </w:r>
-    </w:p>
-    <w:p>
-      <w:pPr>
-        <w:pStyle w:val="BodyText"/>
-        <w:rPr/>
-      </w:pPr>
-      <w:r>
-        <w:rPr/>
-        <w:t>Le Guin, Ursula K. (2021 [1986]). “La teoría de la bolsa de transporte de la ficción”. Trad. Kamen Nedev y José Pérez de Lama. Biblioteca Anarquista. https://es.theanarchistlibrary.org</w:t>
-      </w:r>
-    </w:p>
-    <w:p>
-      <w:pPr>
-        <w:pStyle w:val="BodyText"/>
-        <w:rPr/>
-      </w:pPr>
-      <w:r>
-        <w:rPr/>
-        <w:t xml:space="preserve">Lundberg, Simon (2019). </w:t>
-      </w:r>
-      <w:r>
-        <w:rPr>
-          <w:i/>
-          <w:iCs/>
-        </w:rPr>
-        <w:t>Architecture as Image</w:t>
-      </w:r>
-      <w:r>
-        <w:rPr/>
-        <w:t>. Proyecto de grado en Arquitectura, nivel avanzado. Estocolmo: KTH, TRITA-ABE-MBT-19132.</w:t>
-      </w:r>
-    </w:p>
-    <w:p>
-      <w:pPr>
-        <w:pStyle w:val="BodyText"/>
-        <w:rPr/>
-      </w:pPr>
-      <w:r>
-        <w:rPr/>
-        <w:t xml:space="preserve">Martin, Richard (2014). </w:t>
-      </w:r>
-      <w:r>
-        <w:rPr>
-          <w:i/>
-          <w:iCs/>
-        </w:rPr>
-        <w:t>The Architecture of David Lynch</w:t>
-      </w:r>
-      <w:r>
-        <w:rPr/>
-        <w:t>. Londres y Nueva York: Bloomsbury Academic.</w:t>
-      </w:r>
-    </w:p>
-    <w:p>
-      <w:pPr>
-        <w:pStyle w:val="BodyText"/>
-        <w:rPr/>
-      </w:pPr>
-      <w:r>
-        <w:rPr/>
-        <w:t xml:space="preserve">Pallasmaa, Juhani (2014 [2011]). </w:t>
-      </w:r>
-      <w:r>
-        <w:rPr>
-          <w:i/>
-          <w:iCs/>
-        </w:rPr>
-        <w:t>La imagen corpórea. Imaginación e imaginario en la arquitectura</w:t>
-      </w:r>
-      <w:r>
-        <w:rPr/>
-        <w:t>. Trad. Carles Muro. Barcelona: Gustavo Gili.</w:t>
-      </w:r>
-    </w:p>
-    <w:p>
-      <w:pPr>
-        <w:pStyle w:val="BodyText"/>
-        <w:rPr/>
-      </w:pPr>
-      <w:r>
-        <w:rPr/>
-        <w:t xml:space="preserve">Rivera Cusicanqui, Silvia (2010 [1984]). </w:t>
-      </w:r>
-      <w:r>
-        <w:rPr>
-          <w:i/>
-          <w:iCs/>
-        </w:rPr>
-        <w:t>«Oprimidos pero no vencidos». Luchas del campesinado aymara y qhechwa 1900-1980</w:t>
-      </w:r>
-      <w:r>
-        <w:rPr/>
-        <w:t>. 4.ª ed. La Paz: WA-GUI.</w:t>
-      </w:r>
-    </w:p>
-    <w:p>
-      <w:pPr>
-        <w:pStyle w:val="BodyText"/>
-        <w:rPr/>
-      </w:pPr>
-      <w:r>
-        <w:rPr/>
-        <w:t xml:space="preserve">Scott, James C. (2020 [1998]). </w:t>
-      </w:r>
-      <w:r>
-        <w:rPr>
-          <w:i/>
-          <w:iCs/>
-        </w:rPr>
-        <w:t>Seeing Like a State: How Certain Schemes to Improve the Human Condition Have Failed</w:t>
-      </w:r>
-      <w:r>
-        <w:rPr/>
-        <w:t>. New Haven y Londres: Yale University Press.</w:t>
-      </w:r>
-    </w:p>
-    <w:p>
-      <w:pPr>
-        <w:pStyle w:val="BodyText"/>
-        <w:rPr/>
-      </w:pPr>
-      <w:r>
-        <w:rPr/>
-        <w:t xml:space="preserve">Seguí de la Riva, Javier (2010). </w:t>
-      </w:r>
-      <w:r>
-        <w:rPr>
-          <w:i/>
-          <w:iCs/>
-        </w:rPr>
-        <w:t>Ser dibujo</w:t>
-      </w:r>
-      <w:r>
-        <w:rPr/>
-        <w:t>. Madrid: Mairea Libros y Escuela Técnica Superior de Arquitectura de Madrid.</w:t>
-      </w:r>
-    </w:p>
-    <w:p>
-      <w:pPr>
-        <w:pStyle w:val="BodyText"/>
-        <w:rPr>
-          <w:ins w:id="16" w:author="Unknown Author" w:date="2026-09-29T15:38:02Z"/>
-        </w:rPr>
-      </w:pPr>
-      <w:ins w:id="13" w:author="Unknown Author" w:date="2026-09-29T15:38:02Z">
-        <w:r>
-          <w:rPr/>
-          <w:t xml:space="preserve">Spedding, Alison (2025). “Piedras en el camino”. En </w:t>
+          <w:t xml:space="preserve">Rodríguez, Malena y Rodríguez, Gabriel (2025). “Susto andino y violencia política”. En Eloísa Paz y alfonso borragán (dirs.), </w:t>
         </w:r>
       </w:ins>
-      <w:ins w:id="14" w:author="Unknown Author" w:date="2026-09-29T15:38:02Z">
+      <w:ins w:id="27" w:author="Unknown Author" w:date="2026-09-29T17:12:01Z">
         <w:r>
           <w:rPr>
             <w:i/>
@@ -3794,10 +3866,10 @@
           <w:t>Susto al susto</w:t>
         </w:r>
       </w:ins>
-      <w:ins w:id="15" w:author="Unknown Author" w:date="2026-09-29T15:38:02Z">
+      <w:ins w:id="28" w:author="Unknown Author" w:date="2026-09-29T17:12:01Z">
         <w:r>
           <w:rPr/>
-          <w:t>. La Paz: A ediciones: XIII-XXIII.</w:t>
+          <w:t>. La Paz: A ediciones: 43-61.</w:t>
         </w:r>
       </w:ins>
     </w:p>
@@ -3808,6 +3880,75 @@
       </w:pPr>
       <w:r>
         <w:rPr/>
+        <w:t xml:space="preserve">Scott, James C. (2020 [1998]). </w:t>
+      </w:r>
+      <w:r>
+        <w:rPr>
+          <w:i/>
+          <w:iCs/>
+        </w:rPr>
+        <w:t>Seeing Like a State: How Certain Schemes to Improve the Human Condition Have Failed</w:t>
+      </w:r>
+      <w:r>
+        <w:rPr/>
+        <w:t>. New Haven y Londres: Yale University Press.</w:t>
+      </w:r>
+    </w:p>
+    <w:p>
+      <w:pPr>
+        <w:pStyle w:val="BodyText"/>
+        <w:rPr/>
+      </w:pPr>
+      <w:r>
+        <w:rPr/>
+        <w:t xml:space="preserve">Seguí de la Riva, Javier (2010). </w:t>
+      </w:r>
+      <w:r>
+        <w:rPr>
+          <w:i/>
+          <w:iCs/>
+        </w:rPr>
+        <w:t>Ser dibujo</w:t>
+      </w:r>
+      <w:r>
+        <w:rPr/>
+        <w:t>. Madrid: Mairea Libros y Escuela Técnica Superior de Arquitectura de Madrid.</w:t>
+      </w:r>
+    </w:p>
+    <w:p>
+      <w:pPr>
+        <w:pStyle w:val="BodyText"/>
+        <w:rPr/>
+      </w:pPr>
+      <w:r>
+        <w:rPr/>
+        <w:t xml:space="preserve">Spedding, Alison (2025). “Piedras en el camino”. En </w:t>
+      </w:r>
+      <w:ins w:id="30" w:author="Unknown Author" w:date="2026-09-29T17:12:01Z">
+        <w:r>
+          <w:rPr/>
+          <w:t xml:space="preserve">Eloísa Paz y alfonso borragán (dirs.), </w:t>
+        </w:r>
+      </w:ins>
+      <w:r>
+        <w:rPr>
+          <w:i/>
+          <w:iCs/>
+        </w:rPr>
+        <w:t>Susto al susto</w:t>
+      </w:r>
+      <w:r>
+        <w:rPr/>
+        <w:t>. La Paz: A ediciones: XIII-XXIII.</w:t>
+      </w:r>
+    </w:p>
+    <w:p>
+      <w:pPr>
+        <w:pStyle w:val="BodyText"/>
+        <w:rPr/>
+      </w:pPr>
+      <w:r>
+        <w:rPr/>
         <w:t xml:space="preserve">Vázquez Ramos, Fernando Guillermo; Dias Ribeiro, Carlos Eduardo; Quedas Campoy, Carlos y Ferreira de Paula, Franklin Roberto (2023). “Reflexões sobre a construção histórica do conceito de espaço: uma aproximação”. </w:t>
       </w:r>
       <w:r>
@@ -3844,7 +3985,7 @@
         <w:t>. México: Siglo XXI.</w:t>
       </w:r>
       <w:bookmarkEnd w:id="0"/>
-      <w:bookmarkEnd w:id="11"/>
+      <w:bookmarkEnd w:id="12"/>
     </w:p>
     <w:sectPr>
       <w:footnotePr>
@@ -3954,7 +4095,7 @@
       </w:r>
       <w:r>
         <w:rPr/>
-        <w:t>El pastel al óleo es pigmento unido con cera y aceite. A diferencia de la tinta, que fija la línea al secar, no llega a secar del todo: se puede empastar, arrastrar con el dedo, raspar con una punta hasta descubrir la capa de abajo (esgrafiado) o disolver con solvente. Por eso se trabaja sumando y quitando materia, como se modela un barro o se limpia un campo, más que trazando líneas.</w:t>
+        <w:t>El pastel al óleo es pigmento unido con cera y aceite. A diferencia de la tinta, que fija la línea al secar, no llega a secar del todo: se puede empastar, arrastrar con el dedo, raspar con una punta hasta descubrir la capa de abajo (esgrafiado) o disolver con solvente. Por eso se trabaja sumando y quitando materia, como se limpia un campo, más que trazando líneas.</w:t>
       </w:r>
     </w:p>
   </w:footnote>

--- a/articulo/articulo_cosecha_de_piedras_cambios.docx
+++ b/articulo/articulo_cosecha_de_piedras_cambios.docx
@@ -350,7 +350,7 @@
         <w:rPr/>
         <w:t xml:space="preserve">El narrador, además, no es inocente. La novela se publicó en Buenos Aires en 1945 y se cita aquí por una reedición paceña de 1982, cuya nota editorial asegura que el autor «ama al indio», que enseñó en la Escuela Indigenal de Warisata y que Jatun-Kolla «es, en realidad, Warisata» (Botelho Gosálvez, 1982 [1945]: 5). </w:t>
       </w:r>
-      <w:del w:id="0" w:author="Unknown Author" w:date="2026-09-29T17:12:01Z">
+      <w:del w:id="0" w:author="Unknown Author" w:date="2026-09-30T18:30:03Z">
         <w:r>
           <w:rPr/>
           <w:delText xml:space="preserve">Aquí no se lee la novela ni como documento ni como redención. </w:delText>
@@ -543,13 +543,13 @@
         <w:rPr/>
         <w:t xml:space="preserve"> a lo que hacen las manos cuando piensan, expresan o comunican: un «neologismo homólogo al lenguaje, pero con las manos» (Cárcamo Pino, 2019: 1412, cit. en Cárcamo Pino, 2025b: 244). Escribir es una de esas acciones</w:t>
       </w:r>
-      <w:del w:id="1" w:author="Unknown Author" w:date="2026-09-29T17:12:01Z">
+      <w:del w:id="1" w:author="Unknown Author" w:date="2026-09-30T18:30:03Z">
         <w:r>
           <w:rPr/>
           <w:delText xml:space="preserve">, y cada oficio tiene su </w:delText>
         </w:r>
       </w:del>
-      <w:del w:id="2" w:author="Unknown Author" w:date="2026-09-29T17:12:01Z">
+      <w:del w:id="2" w:author="Unknown Author" w:date="2026-09-30T18:30:03Z">
         <w:r>
           <w:rPr>
             <w:i/>
@@ -558,7 +558,7 @@
           <w:delText>manoaje</w:delText>
         </w:r>
       </w:del>
-      <w:del w:id="3" w:author="Unknown Author" w:date="2026-09-29T17:12:01Z">
+      <w:del w:id="3" w:author="Unknown Author" w:date="2026-09-30T18:30:03Z">
         <w:r>
           <w:rPr/>
           <w:delText>, «un subgrupo contextual de acciones manuales» (Cárcamo Pino, 2025b: 259)</w:delText>
@@ -1837,13 +1837,13 @@
         <w:rPr/>
         <w:t xml:space="preserve">La chujlla de los Huanca tiene dos metros de alto, paredes «renegridas por el hollín» y camastros de «apenas la altura de un adobe»; de las vigas, «mal unidas con lazos de paja trenzada», cuelgan «las hoces, el arado, el yugo de madera» (ibid.: 30-31). Junta las dos maneras de construir de Frampton: muros de piedra y adobe que pesan, y un armazón atado como una cestería (Frampton, 1995: 5). Se mide con el cuerpo y </w:t>
       </w:r>
-      <w:ins w:id="4" w:author="Unknown Author" w:date="2026-09-29T17:12:01Z">
+      <w:ins w:id="4" w:author="Unknown Author" w:date="2026-09-30T18:30:03Z">
         <w:r>
           <w:rPr/>
           <w:t xml:space="preserve">es </w:t>
         </w:r>
       </w:ins>
-      <w:del w:id="5" w:author="Unknown Author" w:date="2026-09-29T17:12:01Z">
+      <w:del w:id="5" w:author="Unknown Author" w:date="2026-09-30T18:30:03Z">
         <w:r>
           <w:rPr/>
           <w:delText xml:space="preserve">guarda las herramientas de las manos. Es </w:delText>
@@ -1853,7 +1853,7 @@
         <w:rPr/>
         <w:t>una caja de herramientas, que para Cárcamo Pino es a las manos lo que un idioma a la lengua (Cárcamo Pino, 2025a: 12). El narrador, en cambio, entra como un intruso que no habita, sino que escribe: los camastros son «morada de piojos y pulgas» (Botelho Gosálvez, 1982 [1945]: 31). Pallasmaa recuerda que «la casa es una metáfora del cuerpo y el cuerpo una metáfora de la casa» (Pallasmaa, 2014: 159); el narrador hace de la chujlla una madriguera</w:t>
       </w:r>
-      <w:del w:id="6" w:author="Unknown Author" w:date="2026-09-29T17:12:01Z">
+      <w:del w:id="6" w:author="Unknown Author" w:date="2026-09-30T18:30:03Z">
         <w:r>
           <w:rPr/>
           <w:delText>. Su umbral es el «portal de su chujlla» desde el que Paulo Huanca ve partir a los hijos que la escasez expulsa (Botelho Gosálvez, 1982 [1945]: 34)</w:delText>
@@ -1907,13 +1907,13 @@
         <w:rPr/>
         <w:t>. Muros de piedra de dos metros de alto, fuego al centro, herramientas colgadas de las vigas (</w:t>
       </w:r>
-      <w:moveTo w:id="7" w:author="Unknown Author" w:date="2026-09-29T17:12:01Z">
+      <w:moveTo w:id="7" w:author="Unknown Author" w:date="2026-09-30T18:30:03Z">
         <w:r>
           <w:rPr/>
           <w:t>Botelho Gosálvez, 1982 [1945]</w:t>
         </w:r>
       </w:moveTo>
-      <w:del w:id="8" w:author="Unknown Author" w:date="2026-09-29T17:12:01Z">
+      <w:del w:id="8" w:author="Unknown Author" w:date="2026-09-30T18:30:03Z">
         <w:r>
           <w:rPr/>
           <w:delText>ibid.</w:delText>
@@ -2296,7 +2296,7 @@
         <w:rPr/>
         <w:t>El éxodo a los Yungas empieza en un umbral: «Tras de la muralla que condena el horizonte del altiplano empieza el yunga» (Botelho Gosálvez, 1982 [1945]: 108). El valle, que en el archipiélago de Zavaleta sería otro piso de la misma tierra, es para los jóvenes del ayllu una «fábula» (ibid.: 7), y del otro lado espera la finca. En la apacheta, el viento sacude el poncho de Paulo Huanca «como un gallardete clavado en la ceja de la apacheta», su familia reza de rodillas y las cumbres se alzan «semejantes a fantásticas construcciones góticas» (ibid.: 109).</w:t>
       </w:r>
-      <w:del w:id="9" w:author="Unknown Author" w:date="2026-09-29T17:12:01Z">
+      <w:del w:id="9" w:author="Unknown Author" w:date="2026-09-30T18:30:03Z">
         <w:r>
           <w:rPr/>
           <w:delText xml:space="preserve"> El narrador ve en la cordillera la arquitectura de Europa.</w:delText>
@@ -2400,7 +2400,7 @@
         <w:rPr/>
         <w:t xml:space="preserve"> al «montón de piedras, que por superstición van haciendo los caminantes y los adoran» (Bertonio, 2011 [1612]: 317), en el que se pegaba «coca mascada con las manos» (ibid.: 349): un montón que crece con cada viajero</w:t>
       </w:r>
-      <w:del w:id="10" w:author="Unknown Author" w:date="2026-09-29T17:12:01Z">
+      <w:del w:id="10" w:author="Unknown Author" w:date="2026-09-30T18:30:03Z">
         <w:r>
           <w:rPr/>
           <w:delText>, obra de muchas manos</w:delText>
@@ -2687,13 +2687,13 @@
         <w:rPr/>
         <w:t>El yatiri Basilio Quispe</w:t>
       </w:r>
-      <w:ins w:id="11" w:author="Unknown Author" w:date="2026-09-29T17:12:01Z">
+      <w:ins w:id="11" w:author="Unknown Author" w:date="2026-09-30T18:30:03Z">
         <w:r>
           <w:rPr/>
           <w:t xml:space="preserve">, que vendía «piedra bezoar» (Botelho Gosálvez, 1982 [1945]: 66), </w:t>
         </w:r>
       </w:ins>
-      <w:del w:id="12" w:author="Unknown Author" w:date="2026-09-29T17:12:01Z">
+      <w:del w:id="12" w:author="Unknown Author" w:date="2026-09-30T18:30:03Z">
         <w:r>
           <w:rPr/>
           <w:delText xml:space="preserve"> </w:delText>
@@ -2703,13 +2703,13 @@
         <w:rPr/>
         <w:t>es acusado de causar la sequía: de sus ropas caen «dos muñequitos de lana» atravesados por una espina (</w:t>
       </w:r>
-      <w:ins w:id="13" w:author="Unknown Author" w:date="2026-09-29T17:12:01Z">
+      <w:ins w:id="13" w:author="Unknown Author" w:date="2026-09-30T18:30:03Z">
         <w:r>
           <w:rPr/>
           <w:t>ibid.</w:t>
         </w:r>
       </w:ins>
-      <w:moveFrom w:id="14" w:author="Unknown Author" w:date="2026-09-29T17:12:01Z">
+      <w:moveFrom w:id="14" w:author="Unknown Author" w:date="2026-09-30T18:30:03Z">
         <w:r>
           <w:rPr/>
           <w:t>Botelho Gosálvez, 1982 [1945]</w:t>
@@ -2818,7 +2818,7 @@
         <w:rPr/>
         <w:t xml:space="preserve"> era «nombre de reverencia», y se le decía «yo seré tu hijo» (Bertonio, 2011 [1612]: 420)</w:t>
       </w:r>
-      <w:del w:id="15" w:author="Unknown Author" w:date="2026-09-29T17:12:01Z">
+      <w:del w:id="15" w:author="Unknown Author" w:date="2026-09-30T18:30:03Z">
         <w:r>
           <w:rPr/>
           <w:delText>; las montañas, en cambio, suelen ser masculinas (Dean, 2010: 68), como el cerro «padre del ayllu» (Botelho Gosálvez, 1982 [1945]: 8)</w:delText>
@@ -2828,13 +2828,13 @@
         <w:rPr/>
         <w:t>. Lo que sí es del narrador es el tono: una tierra que «abortó en plena gestación» (</w:t>
       </w:r>
-      <w:moveTo w:id="16" w:author="Unknown Author" w:date="2026-09-29T17:12:01Z">
+      <w:moveTo w:id="16" w:author="Unknown Author" w:date="2026-09-30T18:30:03Z">
         <w:r>
           <w:rPr/>
           <w:t>Botelho Gosálvez, 1982 [1945]</w:t>
         </w:r>
       </w:moveTo>
-      <w:del w:id="17" w:author="Unknown Author" w:date="2026-09-29T17:12:01Z">
+      <w:del w:id="17" w:author="Unknown Author" w:date="2026-09-30T18:30:03Z">
         <w:r>
           <w:rPr/>
           <w:delText>ibid.</w:delText>
@@ -3113,7 +3113,7 @@
         <w:rPr/>
         <w:t>Con las heladas vuelven los sobrevivientes: «en el dintel de Jatun-Kolla se detenían para ponerse de rodillas y besar el suelo</w:t>
       </w:r>
-      <w:ins w:id="18" w:author="Unknown Author" w:date="2026-09-29T17:12:01Z">
+      <w:ins w:id="18" w:author="Unknown Author" w:date="2026-09-30T18:30:03Z">
         <w:r>
           <w:rPr/>
           <w:t xml:space="preserve"> que habían abandonado en el terror</w:t>
@@ -3186,13 +3186,13 @@
         <w:rPr/>
         <w:t>Muralla, foso, atalaya: recordar es construir, y olvidar también. Es lo contrario del lema del epígrafe: los comunarios de la novela no caminan mirando al pasado; lo esconden en un foso. La selección tiene nombres: «Llegaron los Villca, los Huanca, los Huallpa, los Yupanqui, los Ticona, los Choque, los Chuquihuanca» (ibid.: 156). Faltan los Condori, los Mamani y los Quispe, la «legión» sin tierra que cerraba la escalera del narrador (ibid.: 22). Juan Condori está enterrado en el cementerio de los mineros; los miembros de Basilio Quispe, «en muchos sitios» (ibid.: 69). El Signo Escalonado se rehace sin su último escalón. Una pirca de doble cara enseña lo que esa memoria olvida: las piedras grandes dan la cara, pero adentro, apretadas entre las dos caras, van las menudas, y sin ese relleno el muro se cae. El narrador también llama «legión» a la «piedrecilla menuda» que baja del cerro hasta las pircas (ibid.: 8). Los sin tierra fueron ese relleno: tres de ellos, sin nombre, cuidaron el ayllu vacío, y el retorno no los cuenta. Con la cosecha, los derrotados «olvidaron la pesadilla pasada»</w:t>
       </w:r>
-      <w:ins w:id="19" w:author="Unknown Author" w:date="2026-09-29T17:12:01Z">
+      <w:ins w:id="19" w:author="Unknown Author" w:date="2026-09-30T18:30:03Z">
         <w:r>
           <w:rPr/>
           <w:t xml:space="preserve"> </w:t>
         </w:r>
       </w:ins>
-      <w:del w:id="20" w:author="Unknown Author" w:date="2026-09-29T17:12:01Z">
+      <w:del w:id="20" w:author="Unknown Author" w:date="2026-09-30T18:30:03Z">
         <w:r>
           <w:rPr/>
           <w:delText xml:space="preserve">, y la Pachamama recuperó «su prestigio de hembra paridora y múltiple» </w:delText>
@@ -3213,7 +3213,7 @@
         <w:rPr/>
         <w:t xml:space="preserve">, «corazón de piedra»; </w:t>
       </w:r>
-      <w:ins w:id="21" w:author="Unknown Author" w:date="2026-09-29T17:12:01Z">
+      <w:ins w:id="21" w:author="Unknown Author" w:date="2026-09-30T18:30:03Z">
         <w:r>
           <w:rPr/>
           <w:t xml:space="preserve">en un relato de Spedding, </w:t>
@@ -3223,7 +3223,7 @@
         <w:rPr/>
         <w:t>para volverse así</w:t>
       </w:r>
-      <w:del w:id="22" w:author="Unknown Author" w:date="2026-09-29T17:12:01Z">
+      <w:del w:id="22" w:author="Unknown Author" w:date="2026-09-30T18:30:03Z">
         <w:r>
           <w:rPr/>
           <w:delText>,</w:delText>
@@ -3233,13 +3233,13 @@
         <w:rPr/>
         <w:t xml:space="preserve"> «hay que lamer el batán de moler» (Spedding, 2025: XV)</w:t>
       </w:r>
-      <w:ins w:id="23" w:author="Unknown Author" w:date="2026-09-29T17:12:01Z">
+      <w:ins w:id="23" w:author="Unknown Author" w:date="2026-09-30T18:30:03Z">
         <w:r>
           <w:rPr/>
           <w:t xml:space="preserve">. Contra el susto, la piedra se usa al revés: se come el bezoar del yatiri, en aymara </w:t>
         </w:r>
       </w:ins>
-      <w:ins w:id="24" w:author="Unknown Author" w:date="2026-09-29T17:12:01Z">
+      <w:ins w:id="24" w:author="Unknown Author" w:date="2026-09-30T18:30:03Z">
         <w:r>
           <w:rPr>
             <w:i/>
@@ -3248,7 +3248,7 @@
           <w:t>jayintilla</w:t>
         </w:r>
       </w:ins>
-      <w:ins w:id="25" w:author="Unknown Author" w:date="2026-09-29T17:12:01Z">
+      <w:ins w:id="25" w:author="Unknown Author" w:date="2026-09-30T18:30:03Z">
         <w:r>
           <w:rPr/>
           <w:t xml:space="preserve"> (Bertonio, 2011 [1612]: 361), o la tierra del lugar del miedo, para «retornar al territorio y a la memoria» (Rodríguez y Rodríguez, 2025: 55). Los comunarios besan el suelo, pero no vuelven a la memoria</w:t>
@@ -3848,16 +3848,16 @@
       <w:pPr>
         <w:pStyle w:val="BodyText"/>
         <w:rPr>
-          <w:ins w:id="29" w:author="Unknown Author" w:date="2026-09-29T17:12:01Z"/>
-        </w:rPr>
-      </w:pPr>
-      <w:ins w:id="26" w:author="Unknown Author" w:date="2026-09-29T17:12:01Z">
+          <w:ins w:id="29" w:author="Unknown Author" w:date="2026-09-30T18:30:03Z"/>
+        </w:rPr>
+      </w:pPr>
+      <w:ins w:id="26" w:author="Unknown Author" w:date="2026-09-30T18:30:03Z">
         <w:r>
           <w:rPr/>
           <w:t xml:space="preserve">Rodríguez, Malena y Rodríguez, Gabriel (2025). “Susto andino y violencia política”. En Eloísa Paz y alfonso borragán (dirs.), </w:t>
         </w:r>
       </w:ins>
-      <w:ins w:id="27" w:author="Unknown Author" w:date="2026-09-29T17:12:01Z">
+      <w:ins w:id="27" w:author="Unknown Author" w:date="2026-09-30T18:30:03Z">
         <w:r>
           <w:rPr>
             <w:i/>
@@ -3866,7 +3866,7 @@
           <w:t>Susto al susto</w:t>
         </w:r>
       </w:ins>
-      <w:ins w:id="28" w:author="Unknown Author" w:date="2026-09-29T17:12:01Z">
+      <w:ins w:id="28" w:author="Unknown Author" w:date="2026-09-30T18:30:03Z">
         <w:r>
           <w:rPr/>
           <w:t>. La Paz: A ediciones: 43-61.</w:t>
@@ -3924,7 +3924,7 @@
         <w:rPr/>
         <w:t xml:space="preserve">Spedding, Alison (2025). “Piedras en el camino”. En </w:t>
       </w:r>
-      <w:ins w:id="30" w:author="Unknown Author" w:date="2026-09-29T17:12:01Z">
+      <w:ins w:id="30" w:author="Unknown Author" w:date="2026-09-30T18:30:03Z">
         <w:r>
           <w:rPr/>
           <w:t xml:space="preserve">Eloísa Paz y alfonso borragán (dirs.), </w:t>

--- a/articulo/articulo_cosecha_de_piedras_cambios.docx
+++ b/articulo/articulo_cosecha_de_piedras_cambios.docx
@@ -243,122 +243,17 @@
       </w:r>
       <w:r>
         <w:rPr/>
-        <w:t xml:space="preserve"> justamente lo que impide sembrar. Esas piedras cambian de oficio. Con ellas se hicieron «los cimientos y paredes de las chujllas» (ibid.: 8), las chozas del ayllu. Con ellas cubre Juan Condori a su compañera muerta: «amontonó piedras sobre el cadáver» (ibid.: 35). Y a Condori, asesinado en la mina, lo sepulta «un informe montón de rocas, lodo y maderos astillados» (ibid.: 154). Pirca, casa, tumba, escombro: el montón de piedras es la arquitectura mínima de </w:t>
-      </w:r>
-      <w:r>
-        <w:rPr>
-          <w:i/>
-          <w:iCs/>
-        </w:rPr>
-        <w:t>Altiplano</w:t>
-      </w:r>
-      <w:r>
-        <w:rPr/>
-        <w:t>, aquella en la que habitar y enterrar casi no se distinguen. Como observa Tim Ingold, el montón «no se construye: crece» (Ingold, 2013: 78)</w:t>
-      </w:r>
-      <w:r>
-        <w:rPr>
-          <w:rStyle w:val="FootnoteReference"/>
-        </w:rPr>
-        <w:footnoteReference w:id="3"/>
-      </w:r>
-      <w:r>
-        <w:rPr/>
-        <w:t>; en Jatun-Kolla, crece con cada cosecha.</w:t>
-      </w:r>
-    </w:p>
-    <w:p>
-      <w:pPr>
-        <w:pStyle w:val="BodyText"/>
-        <w:rPr/>
-      </w:pPr>
-      <w:r>
-        <w:rPr/>
-        <w:t xml:space="preserve">El aymara colonial tenía palabras para todo esto. El vocabulario que el jesuita Ludovico Bertonio publicó en 1612 registra un verbo para la faena, </w:t>
-      </w:r>
-      <w:r>
-        <w:rPr>
-          <w:i/>
-          <w:iCs/>
-        </w:rPr>
-        <w:t>wanqathapiña</w:t>
-      </w:r>
-      <w:r>
-        <w:rPr/>
-        <w:t xml:space="preserve">, «amontonar piedras sacándolas» (Bertonio, 2011 [1612]: 77), y un solo nombre, </w:t>
-      </w:r>
-      <w:r>
-        <w:rPr>
-          <w:i/>
-          <w:iCs/>
-        </w:rPr>
-        <w:t>chhaxwa</w:t>
-      </w:r>
-      <w:r>
-        <w:rPr/>
-        <w:t xml:space="preserve">, para las piedras «que amontonan limpiando las chácaras» y para la piedra «hincada en la pared para atar en ella los palos del techo» (ibid.: 330). Que la faena tenga verbo importa: para Juhani Pallasmaa, «las experiencias arquitectónicas básicas tienen carácter de verbos más que de sustantivos» (Pallasmaa, 2014: 158). Kenneth Frampton distingue la masa formada por «apilamiento repetitivo de elementos pesados», «ya sea piedra o adobe», del armazón que ensambla «componentes ligeros y lineales» (Frampton, 1995: 5): la estereotomía y la tectónica. El montón es masa sin edificio, y </w:t>
-      </w:r>
-      <w:r>
-        <w:rPr>
-          <w:i/>
-          <w:iCs/>
-        </w:rPr>
-        <w:t>chhaxwa</w:t>
-      </w:r>
-      <w:r>
-        <w:rPr/>
-        <w:t xml:space="preserve"> nombra el punto exacto donde la masa y el armazón se tocan. Esa tensión entre la piedra que pesa y la madera que ata recorre la novela, de la chujlla a la mina.</w:t>
-      </w:r>
-    </w:p>
-    <w:p>
-      <w:pPr>
-        <w:pStyle w:val="BodyText"/>
-        <w:rPr/>
-      </w:pPr>
-      <w:r>
-        <w:rPr/>
-        <w:t xml:space="preserve">Este artículo hace dos preguntas. ¿Qué sabe </w:t>
-      </w:r>
-      <w:r>
-        <w:rPr>
-          <w:i/>
-          <w:iCs/>
-        </w:rPr>
-        <w:t>Altiplano</w:t>
-      </w:r>
-      <w:r>
-        <w:rPr/>
-        <w:t xml:space="preserve"> sobre el habitar cuando se la lee siguiendo sus piedras? ¿Y qué añade a esa lectura un dibujo hecho con una materia, el pastel al óleo, que trabaja como el comunario, sumando y quitando?</w:t>
-      </w:r>
-      <w:r>
-        <w:rPr>
-          <w:rStyle w:val="FootnoteReference"/>
-        </w:rPr>
-        <w:footnoteReference w:id="4"/>
-      </w:r>
-      <w:r>
-        <w:rPr/>
-        <w:t xml:space="preserve"> Nuestra respuesta es que la novela registra, a espaldas de su narrador, la mecánica material del despojo: cómo se pierde la tierra, con qué objetos y con qué gestos. Leer así se parece al esgrafiado: se raspa la capa del narrador para que aparezca la de abajo. El argumento cabe en tres materiales. El ayllu marca su tierra con piedras: despeja, amontona, cerca y amojona. La aldea la reescribe con papeles: títulos, expedientes, ordenanzas. La mina convierte el mismo gesto en mercancía con máquinas. Como en el juego de piedra, papel o tijera, el papel le gana a la piedra por regla, no por peso: ante la ley, un mojón no vale lo que un título. El dibujo, al repetir las operaciones de la novela con otra materia, obliga a decidir lo que el texto deja abierto y deja ver lo que el narrador impone.</w:t>
-      </w:r>
-    </w:p>
-    <w:p>
-      <w:pPr>
-        <w:pStyle w:val="BodyText"/>
-        <w:rPr/>
-      </w:pPr>
-      <w:r>
-        <w:rPr/>
-        <w:t xml:space="preserve">El narrador, además, no es inocente. La novela se publicó en Buenos Aires en 1945 y se cita aquí por una reedición paceña de 1982, cuya nota editorial asegura que el autor «ama al indio», que enseñó en la Escuela Indigenal de Warisata y que Jatun-Kolla «es, en realidad, Warisata» (Botelho Gosálvez, 1982 [1945]: 5). </w:t>
-      </w:r>
-      <w:del w:id="0" w:author="Unknown Author" w:date="2026-09-30T18:30:03Z">
+        <w:t xml:space="preserve"> </w:t>
+      </w:r>
+      <w:del w:id="0" w:author="Unknown Author" w:date="2026-09-30T19:33:23Z">
         <w:r>
           <w:rPr/>
-          <w:delText xml:space="preserve">Aquí no se lee la novela ni como documento ni como redención. </w:delText>
+          <w:delText xml:space="preserve">justamente </w:delText>
         </w:r>
       </w:del>
       <w:r>
         <w:rPr/>
-        <w:t xml:space="preserve">Antonio Cornejo Polar mostró que el narrador indigenista, «ajeno al mundo indio aunque se solidarice con él», imagina esa vida «más en términos de naturaleza que de historia» (Cornejo Polar, 2003 [1994]: 180). El de </w:t>
+        <w:t xml:space="preserve">lo que impide sembrar. Esas piedras cambian de oficio. Con ellas se hicieron «los cimientos y paredes de las chujllas» (ibid.: 8), las chozas del ayllu. Con ellas cubre Juan Condori a su compañera muerta: «amontonó piedras sobre el cadáver» (ibid.: 35). Y a Condori, asesinado en la mina, lo sepulta «un informe montón de rocas, lodo y maderos astillados» (ibid.: 154). Pirca, casa, tumba, escombro: el montón de piedras es la arquitectura mínima de </w:t>
       </w:r>
       <w:r>
         <w:rPr>
@@ -369,6 +264,111 @@
       </w:r>
       <w:r>
         <w:rPr/>
+        <w:t>, aquella en la que habitar y enterrar casi no se distinguen. Como observa Tim Ingold, el montón «no se construye: crece» (Ingold, 2013: 78)</w:t>
+      </w:r>
+      <w:r>
+        <w:rPr>
+          <w:rStyle w:val="FootnoteReference"/>
+        </w:rPr>
+        <w:footnoteReference w:id="3"/>
+      </w:r>
+      <w:r>
+        <w:rPr/>
+        <w:t>; en Jatun-Kolla, crece con cada cosecha.</w:t>
+      </w:r>
+    </w:p>
+    <w:p>
+      <w:pPr>
+        <w:pStyle w:val="BodyText"/>
+        <w:rPr/>
+      </w:pPr>
+      <w:r>
+        <w:rPr/>
+        <w:t xml:space="preserve">El aymara colonial tenía palabras para todo esto. El vocabulario que el jesuita Ludovico Bertonio publicó en 1612 registra un verbo para la faena, </w:t>
+      </w:r>
+      <w:r>
+        <w:rPr>
+          <w:i/>
+          <w:iCs/>
+        </w:rPr>
+        <w:t>wanqathapiña</w:t>
+      </w:r>
+      <w:r>
+        <w:rPr/>
+        <w:t xml:space="preserve">, «amontonar piedras sacándolas» (Bertonio, 2011 [1612]: 77), y un solo nombre, </w:t>
+      </w:r>
+      <w:r>
+        <w:rPr>
+          <w:i/>
+          <w:iCs/>
+        </w:rPr>
+        <w:t>chhaxwa</w:t>
+      </w:r>
+      <w:r>
+        <w:rPr/>
+        <w:t xml:space="preserve">, para las piedras «que amontonan limpiando las chácaras» y para la piedra «hincada en la pared para atar en ella los palos del techo» (ibid.: 330). Que la faena tenga verbo importa: para Juhani Pallasmaa, «las experiencias arquitectónicas básicas tienen carácter de verbos más que de sustantivos» (Pallasmaa, 2014: 158). Kenneth Frampton distingue la masa formada por «apilamiento repetitivo de elementos pesados», «ya sea piedra o adobe», del armazón que ensambla «componentes ligeros y lineales» (Frampton, 1995: 5): la estereotomía y la tectónica. El montón es masa sin edificio, y </w:t>
+      </w:r>
+      <w:r>
+        <w:rPr>
+          <w:i/>
+          <w:iCs/>
+        </w:rPr>
+        <w:t>chhaxwa</w:t>
+      </w:r>
+      <w:r>
+        <w:rPr/>
+        <w:t xml:space="preserve"> nombra el punto exacto donde la masa y el armazón se tocan. Esa tensión entre la piedra que pesa y la madera que ata recorre la novela, de la chujlla a la mina.</w:t>
+      </w:r>
+    </w:p>
+    <w:p>
+      <w:pPr>
+        <w:pStyle w:val="BodyText"/>
+        <w:rPr/>
+      </w:pPr>
+      <w:r>
+        <w:rPr/>
+        <w:t xml:space="preserve">Este artículo hace dos preguntas. ¿Qué sabe </w:t>
+      </w:r>
+      <w:r>
+        <w:rPr>
+          <w:i/>
+          <w:iCs/>
+        </w:rPr>
+        <w:t>Altiplano</w:t>
+      </w:r>
+      <w:r>
+        <w:rPr/>
+        <w:t xml:space="preserve"> sobre el habitar cuando se la lee siguiendo sus piedras? ¿Y qué añade a esa lectura un dibujo hecho con una materia, el pastel al óleo, que trabaja como el comunario, sumando y quitando?</w:t>
+      </w:r>
+      <w:r>
+        <w:rPr>
+          <w:rStyle w:val="FootnoteReference"/>
+        </w:rPr>
+        <w:footnoteReference w:id="4"/>
+      </w:r>
+      <w:r>
+        <w:rPr/>
+        <w:t xml:space="preserve"> Nuestra respuesta es que la novela registra, a espaldas de su narrador, la mecánica material del despojo: cómo se pierde la tierra, con qué objetos y con qué gestos. Leer así se parece al esgrafiado: se raspa la capa del narrador para que aparezca la de abajo. El argumento cabe en tres materiales. El ayllu marca su tierra con piedras: despeja, amontona, cerca y amojona. La aldea la reescribe con papeles: títulos, expedientes, ordenanzas. La mina convierte el mismo gesto en mercancía con máquinas. Como en el juego de piedra, papel o tijera, el papel le gana a la piedra por regla, no por peso: ante la ley, un mojón no vale lo que un título. El dibujo, al repetir las operaciones de la novela con otra materia, obliga a decidir lo que el texto deja abierto y deja ver lo que el narrador impone.</w:t>
+      </w:r>
+    </w:p>
+    <w:p>
+      <w:pPr>
+        <w:pStyle w:val="BodyText"/>
+        <w:rPr/>
+      </w:pPr>
+      <w:r>
+        <w:rPr/>
+        <w:t xml:space="preserve">El narrador, además, no es inocente. La novela se publicó en Buenos Aires en 1945 y se cita aquí por una reedición paceña de 1982, cuya nota editorial asegura que el autor «ama al indio», que enseñó en la Escuela Indigenal de Warisata y que Jatun-Kolla «es, en realidad, Warisata» (Botelho Gosálvez, 1982 [1945]: 5). Antonio Cornejo Polar mostró que el narrador indigenista, «ajeno al mundo indio aunque se solidarice con él», imagina esa vida «más en términos de naturaleza que de historia» (Cornejo Polar, 2003 [1994]: 180). El de </w:t>
+      </w:r>
+      <w:r>
+        <w:rPr>
+          <w:i/>
+          <w:iCs/>
+        </w:rPr>
+        <w:t>Altiplano</w:t>
+      </w:r>
+      <w:r>
+        <w:rPr/>
         <w:t xml:space="preserve"> denuncia el despojo, pero trata a los comunarios como animales, como cuerpos sexuales o como piedras: las chozas son «verrugas en la piel sarmentosa del altiplano» (Botelho Gosálvez, 1982 [1945]: 10), y un minero muestra sus «pobres costillas zafadas como surcos» (ibid.: 145). No se trata de repetir esa crítica, sino de buscar la historia que el texto guarda en sus cosas mientras el narrador la convierte en paisaje.</w:t>
       </w:r>
     </w:p>
@@ -433,140 +433,131 @@
       </w:pPr>
       <w:r>
         <w:rPr/>
-        <w:t xml:space="preserve">En Bolivia, René Zavaleta Mercado opuso «dos concepciones que son ambas espacialistas»: la andina, un «archipiélago» en el que «este espacio no puede concebirse sin otro espacio», y la señorial, que concibe «el dominio final del suelo como atribución ligada a una estirpe» (Zavaleta Mercado, 1986: 29-30). Es decir: para la primera, la tierra es un conjunto de lugares a distintas alturas que se trabajan juntos, como la puna y el valle; para la segunda, un terreno cercado que se hereda por apellido. </w:t>
-      </w:r>
-      <w:r>
-        <w:rPr>
-          <w:i/>
-          <w:iCs/>
-        </w:rPr>
-        <w:t>Altiplano</w:t>
-      </w:r>
-      <w:r>
-        <w:rPr/>
-        <w:t xml:space="preserve"> muestra las dos, y cómo la segunda gana terreno.</w:t>
-      </w:r>
-    </w:p>
-    <w:p>
-      <w:pPr>
-        <w:pStyle w:val="BodyText"/>
-        <w:rPr/>
-      </w:pPr>
-      <w:r>
-        <w:rPr/>
-        <w:t xml:space="preserve">Tampoco la piedra andina es la piedra del narrador. En el aymara de Bertonio, </w:t>
-      </w:r>
-      <w:r>
-        <w:rPr>
-          <w:i/>
-          <w:iCs/>
-        </w:rPr>
-        <w:t>wanqa</w:t>
-      </w:r>
-      <w:r>
-        <w:rPr/>
-        <w:t xml:space="preserve"> es solo «piedra muy grande» (Bertonio, 2011 [1612]: 506). Pero Pierre Duviols advierte que los diccionarios callan el «contenido religioso» que dejan ver los juicios coloniales contra la idolatría. Allí, el </w:t>
-      </w:r>
-      <w:r>
-        <w:rPr>
-          <w:i/>
-          <w:iCs/>
-        </w:rPr>
-        <w:t>huanca</w:t>
-      </w:r>
-      <w:r>
-        <w:rPr/>
-        <w:t xml:space="preserve"> era «el doble mineral del cadáver sagrado» (Duviols, 1979: 8), una piedra que recordaba «al Huari que primero amojonó tal campo, al que lo cercó, al que lo desbrozó» (ibid.: 13). </w:t>
-      </w:r>
-      <w:r>
-        <w:rPr>
-          <w:i/>
-          <w:iCs/>
-        </w:rPr>
-        <w:t>Huanca</w:t>
-      </w:r>
-      <w:r>
-        <w:rPr/>
-        <w:t xml:space="preserve">, grafía colonial de </w:t>
-      </w:r>
-      <w:r>
-        <w:rPr>
-          <w:i/>
-          <w:iCs/>
-        </w:rPr>
-        <w:t>wank’a</w:t>
-      </w:r>
-      <w:r>
-        <w:rPr/>
-        <w:t xml:space="preserve">, era también nombre de varón (Dean, 2010: 44, 202, n. 86), como el apellido de Paulo Huanca y su familia. La novela no lo desarrolla, pero lo registra: «mojones que han sido puestos allí desde tiempos antiguos» señalan las pertenencias del ayllu (Botelho Gosálvez, 1982 [1945]: 9), y los Huanca viven «en los linderos» (ibid.: 30). En cambio, cuando Paulo Huanca baja a los Yungas, su «organismo de piedra del Kollasuyo» termina «despedazado» (ibid.: 133). La </w:t>
-      </w:r>
-      <w:r>
-        <w:rPr>
-          <w:i/>
-          <w:iCs/>
-        </w:rPr>
-        <w:t>wank’a</w:t>
-      </w:r>
-      <w:r>
-        <w:rPr/>
-        <w:t xml:space="preserve"> es una piedra con dueño y con lugar; la del narrador, una abstracción.</w:t>
-      </w:r>
-    </w:p>
-    <w:p>
-      <w:pPr>
-        <w:pStyle w:val="BodyText"/>
-        <w:rPr/>
-      </w:pPr>
-      <w:r>
-        <w:rPr/>
-        <w:t xml:space="preserve">¿Con qué leer, entonces? Con las manos. De las imágenes de la materia, Gaston Bachelard escribió: «La vista las nombra, pero la mano las conoce» (Bachelard, 1978 [1942]: 7-8, cit. en Pallasmaa, 2014: 53). En </w:t>
-      </w:r>
-      <w:r>
-        <w:rPr>
-          <w:i/>
-          <w:iCs/>
-        </w:rPr>
-        <w:t>Altiplano</w:t>
-      </w:r>
-      <w:r>
-        <w:rPr/>
-        <w:t xml:space="preserve">, el narrador nombra; el comunario, que despeja y amontona, conoce. Cárcamo Pino llama </w:t>
-      </w:r>
-      <w:r>
-        <w:rPr>
-          <w:i/>
-          <w:iCs/>
-        </w:rPr>
-        <w:t>manuaje</w:t>
-      </w:r>
-      <w:r>
-        <w:rPr/>
-        <w:t xml:space="preserve"> a lo que hacen las manos cuando piensan, expresan o comunican: un «neologismo homólogo al lenguaje, pero con las manos» (Cárcamo Pino, 2019: 1412, cit. en Cárcamo Pino, 2025b: 244). Escribir es una de esas acciones</w:t>
-      </w:r>
-      <w:del w:id="1" w:author="Unknown Author" w:date="2026-09-30T18:30:03Z">
+        <w:t xml:space="preserve">En Bolivia, René Zavaleta Mercado opuso «dos concepciones que son ambas espacialistas»: la andina, un «archipiélago» en el que «este espacio no puede concebirse sin otro espacio», y la señorial, que concibe «el dominio final del suelo como atribución ligada a una estirpe» (Zavaleta Mercado, 1986: 29-30). Es decir: para la primera, la tierra </w:t>
+      </w:r>
+      <w:ins w:id="1" w:author="Unknown Author" w:date="2026-09-30T19:33:23Z">
         <w:r>
           <w:rPr/>
-          <w:delText xml:space="preserve">, y cada oficio tiene su </w:delText>
+          <w:t>reúne</w:t>
+        </w:r>
+      </w:ins>
+      <w:del w:id="2" w:author="Unknown Author" w:date="2026-09-30T19:33:23Z">
+        <w:r>
+          <w:rPr/>
+          <w:delText>es un conjunto de</w:delText>
         </w:r>
       </w:del>
-      <w:del w:id="2" w:author="Unknown Author" w:date="2026-09-30T18:30:03Z">
-        <w:r>
-          <w:rPr>
-            <w:i/>
-            <w:iCs/>
-          </w:rPr>
-          <w:delText>manoaje</w:delText>
-        </w:r>
-      </w:del>
-      <w:del w:id="3" w:author="Unknown Author" w:date="2026-09-30T18:30:03Z">
-        <w:r>
-          <w:rPr/>
-          <w:delText>, «un subgrupo contextual de acciones manuales» (Cárcamo Pino, 2025b: 259)</w:delText>
-        </w:r>
-      </w:del>
-      <w:r>
-        <w:rPr/>
-        <w:t>. Cárcamo Pino recuerda además que la misma mano hace dos agarres: el de fuerza, como al tomar un martillo, y el de precisión, como al «sujetar un papel con dos yemas dactilares» (Cárcamo Pino, 2025a: 10). Paulo Huanca sale de su chujlla «con la madera del arado en un hombro y las correas del yugo en las manos» (Botelho Gosálvez, 1982 [1945]: 34); el doctor Mendoza firma la ordenanza que dejará sin ganado a los Villca (ibid.: 96). No es una mano frente a un papel, sino dos manos con dos agarres.</w:t>
+      <w:r>
+        <w:rPr/>
+        <w:t xml:space="preserve"> lugares a distintas alturas que se trabajan juntos, como la puna y el valle; para la segunda, un terreno cercado que se hereda por apellido. </w:t>
+      </w:r>
+      <w:r>
+        <w:rPr>
+          <w:i/>
+          <w:iCs/>
+        </w:rPr>
+        <w:t>Altiplano</w:t>
+      </w:r>
+      <w:r>
+        <w:rPr/>
+        <w:t xml:space="preserve"> muestra las dos, y cómo la segunda gana terreno.</w:t>
+      </w:r>
+    </w:p>
+    <w:p>
+      <w:pPr>
+        <w:pStyle w:val="BodyText"/>
+        <w:rPr/>
+      </w:pPr>
+      <w:r>
+        <w:rPr/>
+        <w:t xml:space="preserve">Tampoco la piedra andina es la piedra del narrador. En el aymara de Bertonio, </w:t>
+      </w:r>
+      <w:r>
+        <w:rPr>
+          <w:i/>
+          <w:iCs/>
+        </w:rPr>
+        <w:t>wanqa</w:t>
+      </w:r>
+      <w:r>
+        <w:rPr/>
+        <w:t xml:space="preserve"> es solo «piedra muy grande» (Bertonio, 2011 [1612]: 506). Pero Pierre Duviols advierte que los diccionarios callan el «contenido religioso» que dejan ver los juicios coloniales contra la idolatría. Allí, el </w:t>
+      </w:r>
+      <w:r>
+        <w:rPr>
+          <w:i/>
+          <w:iCs/>
+        </w:rPr>
+        <w:t>huanca</w:t>
+      </w:r>
+      <w:r>
+        <w:rPr/>
+        <w:t xml:space="preserve"> era «el doble mineral del cadáver sagrado» (Duviols, 1979: 8), una piedra que recordaba «al Huari que primero amojonó tal campo, al que lo cercó, al que lo desbrozó» (ibid.: 13). </w:t>
+      </w:r>
+      <w:r>
+        <w:rPr>
+          <w:i/>
+          <w:iCs/>
+        </w:rPr>
+        <w:t>Huanca</w:t>
+      </w:r>
+      <w:r>
+        <w:rPr/>
+        <w:t xml:space="preserve">, grafía colonial de </w:t>
+      </w:r>
+      <w:r>
+        <w:rPr>
+          <w:i/>
+          <w:iCs/>
+        </w:rPr>
+        <w:t>wank’a</w:t>
+      </w:r>
+      <w:r>
+        <w:rPr/>
+        <w:t xml:space="preserve">, era también nombre de varón (Dean, 2010: 44, 202, n. 86), como el apellido de Paulo Huanca y su familia. La novela no lo desarrolla, pero lo registra: «mojones que han sido puestos allí desde tiempos antiguos» señalan las pertenencias del ayllu (Botelho Gosálvez, 1982 [1945]: 9), y los Huanca viven «en los linderos» (ibid.: 30). En cambio, cuando Paulo Huanca baja a los Yungas, su «organismo de piedra del Kollasuyo» termina «despedazado» (ibid.: 133). La </w:t>
+      </w:r>
+      <w:r>
+        <w:rPr>
+          <w:i/>
+          <w:iCs/>
+        </w:rPr>
+        <w:t>wank’a</w:t>
+      </w:r>
+      <w:r>
+        <w:rPr/>
+        <w:t xml:space="preserve"> es una piedra con dueño y con lugar; la del narrador, una abstracción.</w:t>
+      </w:r>
+    </w:p>
+    <w:p>
+      <w:pPr>
+        <w:pStyle w:val="BodyText"/>
+        <w:rPr/>
+      </w:pPr>
+      <w:r>
+        <w:rPr/>
+        <w:t xml:space="preserve">¿Con qué leer, entonces? Con las manos. De las imágenes de la materia, Gaston Bachelard escribió: «La vista las nombra, pero la mano las conoce» (Bachelard, 1978 [1942]: 7-8, cit. en Pallasmaa, 2014: 53). En </w:t>
+      </w:r>
+      <w:r>
+        <w:rPr>
+          <w:i/>
+          <w:iCs/>
+        </w:rPr>
+        <w:t>Altiplano</w:t>
+      </w:r>
+      <w:r>
+        <w:rPr/>
+        <w:t xml:space="preserve">, el narrador nombra; el comunario, que despeja y amontona, conoce. Cárcamo Pino llama </w:t>
+      </w:r>
+      <w:r>
+        <w:rPr>
+          <w:i/>
+          <w:iCs/>
+        </w:rPr>
+        <w:t>manuaje</w:t>
+      </w:r>
+      <w:r>
+        <w:rPr/>
+        <w:t xml:space="preserve"> a lo que hacen las manos cuando piensan, expresan o comunican: un «neologismo homólogo al lenguaje, pero con las manos» (Cárcamo Pino, 2019: 1412, cit. en Cárcamo Pino, 2025b: 244). Escribir es una de esas acciones. Cárcamo Pino recuerda además que la misma mano hace dos agarres: el de fuerza, como al tomar un martillo, y el de precisión, como al «sujetar un papel con dos yemas dactilares» (Cárcamo Pino, 2025a: 10). Paulo Huanca sale de su chujlla «con la madera del arado en un hombro y las correas del yugo en las manos» (Botelho Gosálvez, 1982 [1945]: 34); el doctor Mendoza firma la ordenanza que dejará sin ganado a los Villca (ibid.: 96). No es una mano frente a un papel, sino dos manos con dos agarres.</w:t>
       </w:r>
     </w:p>
     <w:p>
@@ -1835,93 +1826,71 @@
       </w:pPr>
       <w:r>
         <w:rPr/>
-        <w:t xml:space="preserve">La chujlla de los Huanca tiene dos metros de alto, paredes «renegridas por el hollín» y camastros de «apenas la altura de un adobe»; de las vigas, «mal unidas con lazos de paja trenzada», cuelgan «las hoces, el arado, el yugo de madera» (ibid.: 30-31). Junta las dos maneras de construir de Frampton: muros de piedra y adobe que pesan, y un armazón atado como una cestería (Frampton, 1995: 5). Se mide con el cuerpo y </w:t>
-      </w:r>
-      <w:ins w:id="4" w:author="Unknown Author" w:date="2026-09-30T18:30:03Z">
+        <w:t>La chujlla de los Huanca tiene dos metros de alto, paredes «renegridas por el hollín» y camastros de «apenas la altura de un adobe»; de las vigas, «mal unidas con lazos de paja trenzada», cuelgan «las hoces, el arado, el yugo de madera» (ibid.: 30-31). Junta las dos maneras de construir de Frampton: muros de piedra y adobe que pesan, y un armazón atado como una cestería (Frampton, 1995: 5). Se mide con el cuerpo y es una caja de herramientas, que para Cárcamo Pino es a las manos lo que un idioma a la lengua (Cárcamo Pino, 2025a: 12). El narrador, en cambio, entra como un intruso que no habita, sino que escribe: los camastros son «morada de piojos y pulgas» (Botelho Gosálvez, 1982 [1945]: 31). Pallasmaa recuerda que «la casa es una metáfora del cuerpo y el cuerpo una metáfora de la casa» (Pallasmaa, 2014: 159); el narrador hace de la chujlla una madriguera.</w:t>
+      </w:r>
+    </w:p>
+    <w:p>
+      <w:pPr>
+        <w:pStyle w:val="BodyText"/>
+        <w:rPr/>
+      </w:pPr>
+      <w:r>
+        <w:rPr>
+          <w:b/>
+          <w:bCs/>
+        </w:rPr>
+        <w:t xml:space="preserve">Figura 1. </w:t>
+      </w:r>
+      <w:r>
+        <w:rPr>
+          <w:b/>
+          <w:bCs/>
+          <w:i/>
+          <w:iCs/>
+        </w:rPr>
+        <w:t>Cráneo/nido</w:t>
+      </w:r>
+      <w:r>
+        <w:rPr>
+          <w:b/>
+          <w:bCs/>
+        </w:rPr>
+        <w:t>.</w:t>
+      </w:r>
+      <w:r>
+        <w:rPr/>
+        <w:t xml:space="preserve"> (1) </w:t>
+      </w:r>
+      <w:r>
+        <w:rPr>
+          <w:i/>
+          <w:iCs/>
+        </w:rPr>
+        <w:t>Texto</w:t>
+      </w:r>
+      <w:r>
+        <w:rPr/>
+        <w:t>. Muros de piedra</w:t>
+      </w:r>
+      <w:del w:id="3" w:author="Unknown Author" w:date="2026-09-30T19:33:23Z">
         <w:r>
           <w:rPr/>
-          <w:t xml:space="preserve">es </w:t>
+          <w:delText xml:space="preserve"> de dos metros de alto</w:delText>
         </w:r>
-      </w:ins>
-      <w:del w:id="5" w:author="Unknown Author" w:date="2026-09-30T18:30:03Z">
+      </w:del>
+      <w:r>
+        <w:rPr/>
+        <w:t>, fuego al centro, herramientas colgadas</w:t>
+      </w:r>
+      <w:del w:id="4" w:author="Unknown Author" w:date="2026-09-30T19:33:23Z">
         <w:r>
           <w:rPr/>
-          <w:delText xml:space="preserve">guarda las herramientas de las manos. Es </w:delText>
+          <w:delText xml:space="preserve"> de las vigas</w:delText>
         </w:r>
       </w:del>
       <w:r>
         <w:rPr/>
-        <w:t>una caja de herramientas, que para Cárcamo Pino es a las manos lo que un idioma a la lengua (Cárcamo Pino, 2025a: 12). El narrador, en cambio, entra como un intruso que no habita, sino que escribe: los camastros son «morada de piojos y pulgas» (Botelho Gosálvez, 1982 [1945]: 31). Pallasmaa recuerda que «la casa es una metáfora del cuerpo y el cuerpo una metáfora de la casa» (Pallasmaa, 2014: 159); el narrador hace de la chujlla una madriguera</w:t>
-      </w:r>
-      <w:del w:id="6" w:author="Unknown Author" w:date="2026-09-30T18:30:03Z">
-        <w:r>
-          <w:rPr/>
-          <w:delText>. Su umbral es el «portal de su chujlla» desde el que Paulo Huanca ve partir a los hijos que la escasez expulsa (Botelho Gosálvez, 1982 [1945]: 34)</w:delText>
-        </w:r>
-      </w:del>
-      <w:r>
-        <w:rPr/>
-        <w:t>.</w:t>
-      </w:r>
-    </w:p>
-    <w:p>
-      <w:pPr>
-        <w:pStyle w:val="BodyText"/>
-        <w:rPr/>
-      </w:pPr>
-      <w:r>
-        <w:rPr>
-          <w:b/>
-          <w:bCs/>
-        </w:rPr>
-        <w:t xml:space="preserve">Figura 1. </w:t>
-      </w:r>
-      <w:r>
-        <w:rPr>
-          <w:b/>
-          <w:bCs/>
-          <w:i/>
-          <w:iCs/>
-        </w:rPr>
-        <w:t>Cráneo/nido</w:t>
-      </w:r>
-      <w:r>
-        <w:rPr>
-          <w:b/>
-          <w:bCs/>
-        </w:rPr>
-        <w:t>.</w:t>
-      </w:r>
-      <w:r>
-        <w:rPr/>
-        <w:t xml:space="preserve"> (1) </w:t>
-      </w:r>
-      <w:r>
-        <w:rPr>
-          <w:i/>
-          <w:iCs/>
-        </w:rPr>
-        <w:t>Texto</w:t>
-      </w:r>
-      <w:r>
-        <w:rPr/>
-        <w:t>. Muros de piedra de dos metros de alto, fuego al centro, herramientas colgadas de las vigas (</w:t>
-      </w:r>
-      <w:moveTo w:id="7" w:author="Unknown Author" w:date="2026-09-30T18:30:03Z">
-        <w:r>
-          <w:rPr/>
-          <w:t>Botelho Gosálvez, 1982 [1945]</w:t>
-        </w:r>
-      </w:moveTo>
-      <w:del w:id="8" w:author="Unknown Author" w:date="2026-09-30T18:30:03Z">
-        <w:r>
-          <w:rPr/>
-          <w:delText>ibid.</w:delText>
-        </w:r>
-      </w:del>
-      <w:r>
-        <w:rPr/>
-        <w:t xml:space="preserve">: 8, 30-31) y, en el techo, un crucifijo con «una pequeña huaca de barro cocido» (ibid.: 10). (2) </w:t>
+        <w:t xml:space="preserve"> (Botelho Gosálvez, 1982 [1945]: 8, 30-31) y, en el techo, un crucifijo con «una pequeña huaca de barro cocido» (ibid.: 10). (2) </w:t>
       </w:r>
       <w:r>
         <w:rPr>
@@ -2296,12 +2265,6 @@
         <w:rPr/>
         <w:t>El éxodo a los Yungas empieza en un umbral: «Tras de la muralla que condena el horizonte del altiplano empieza el yunga» (Botelho Gosálvez, 1982 [1945]: 108). El valle, que en el archipiélago de Zavaleta sería otro piso de la misma tierra, es para los jóvenes del ayllu una «fábula» (ibid.: 7), y del otro lado espera la finca. En la apacheta, el viento sacude el poncho de Paulo Huanca «como un gallardete clavado en la ceja de la apacheta», su familia reza de rodillas y las cumbres se alzan «semejantes a fantásticas construcciones góticas» (ibid.: 109).</w:t>
       </w:r>
-      <w:del w:id="9" w:author="Unknown Author" w:date="2026-09-30T18:30:03Z">
-        <w:r>
-          <w:rPr/>
-          <w:delText xml:space="preserve"> El narrador ve en la cordillera la arquitectura de Europa.</w:delText>
-        </w:r>
-      </w:del>
     </w:p>
     <w:p>
       <w:pPr>
@@ -2398,17 +2361,7 @@
       </w:r>
       <w:r>
         <w:rPr/>
-        <w:t xml:space="preserve"> al «montón de piedras, que por superstición van haciendo los caminantes y los adoran» (Bertonio, 2011 [1612]: 317), en el que se pegaba «coca mascada con las manos» (ibid.: 349): un montón que crece con cada viajero</w:t>
-      </w:r>
-      <w:del w:id="10" w:author="Unknown Author" w:date="2026-09-30T18:30:03Z">
-        <w:r>
-          <w:rPr/>
-          <w:delText>, obra de muchas manos</w:delText>
-        </w:r>
-      </w:del>
-      <w:r>
-        <w:rPr/>
-        <w:t xml:space="preserve">. La novela lo cambia por una muralla y un cuerpo clavado. En la hoja partida, los Yungas son un cambio de estado de la materia y de la mano: la cera se funde como Paulo, </w:t>
+        <w:t xml:space="preserve"> al «montón de piedras, que por superstición van haciendo los caminantes y los adoran» (Bertonio, 2011 [1612]: 317), en el que se pegaba «coca mascada con las manos» (ibid.: 349): un montón que crece con cada viajero. La novela lo cambia por una muralla y un cuerpo clavado. En la hoja partida, los Yungas son un cambio de estado de la materia y de la mano: la cera se funde como Paulo, </w:t>
       </w:r>
       <w:r>
         <w:rPr>
@@ -2685,39 +2638,7 @@
       </w:pPr>
       <w:r>
         <w:rPr/>
-        <w:t>El yatiri Basilio Quispe</w:t>
-      </w:r>
-      <w:ins w:id="11" w:author="Unknown Author" w:date="2026-09-30T18:30:03Z">
-        <w:r>
-          <w:rPr/>
-          <w:t xml:space="preserve">, que vendía «piedra bezoar» (Botelho Gosálvez, 1982 [1945]: 66), </w:t>
-        </w:r>
-      </w:ins>
-      <w:del w:id="12" w:author="Unknown Author" w:date="2026-09-30T18:30:03Z">
-        <w:r>
-          <w:rPr/>
-          <w:delText xml:space="preserve"> </w:delText>
-        </w:r>
-      </w:del>
-      <w:r>
-        <w:rPr/>
-        <w:t>es acusado de causar la sequía: de sus ropas caen «dos muñequitos de lana» atravesados por una espina (</w:t>
-      </w:r>
-      <w:ins w:id="13" w:author="Unknown Author" w:date="2026-09-30T18:30:03Z">
-        <w:r>
-          <w:rPr/>
-          <w:t>ibid.</w:t>
-        </w:r>
-      </w:ins>
-      <w:moveFrom w:id="14" w:author="Unknown Author" w:date="2026-09-30T18:30:03Z">
-        <w:r>
-          <w:rPr/>
-          <w:t>Botelho Gosálvez, 1982 [1945]</w:t>
-        </w:r>
-      </w:moveFrom>
-      <w:r>
-        <w:rPr/>
-        <w:t xml:space="preserve">: 67). Justina Huanca lo araña «como la fiera y brava hembra del puma» y «los indios le descuartizaron» (ibid.: 68). El narrador anota «un ardor bestial» y cierra con una dispersión: «cada cual se llevó un miembro»; Justina atraviesa con espinos los genitales del muerto, «sintiendo en lo íntimo de su conciencia de hembra» la venganza, y «en muchos sitios enterraron los pedazos del cuerpo» (ibid.: 69). La escena admite dos lecturas. Una pasa por Francis Bacon: en </w:t>
+        <w:t xml:space="preserve">El yatiri Basilio Quispe, que vendía «piedra bezoar» (Botelho Gosálvez, 1982 [1945]: 66), es acusado de causar la sequía: de sus ropas caen «dos muñequitos de lana» atravesados por una espina (ibid.: 67). Justina Huanca lo araña «como la fiera y brava hembra del puma» y «los indios le descuartizaron» (ibid.: 68). El narrador anota «un ardor bestial» y cierra con una dispersión: «cada cual se llevó un miembro»; Justina atraviesa con espinos los genitales del muerto, «sintiendo en lo íntimo de su conciencia de hembra» la venganza, y «en muchos sitios enterraron los pedazos del cuerpo» (ibid.: 69). La escena admite dos lecturas. Una pasa por Francis Bacon: en </w:t>
       </w:r>
       <w:r>
         <w:rPr>
@@ -2816,33 +2737,7 @@
       </w:r>
       <w:r>
         <w:rPr/>
-        <w:t xml:space="preserve"> era «nombre de reverencia», y se le decía «yo seré tu hijo» (Bertonio, 2011 [1612]: 420)</w:t>
-      </w:r>
-      <w:del w:id="15" w:author="Unknown Author" w:date="2026-09-30T18:30:03Z">
-        <w:r>
-          <w:rPr/>
-          <w:delText>; las montañas, en cambio, suelen ser masculinas (Dean, 2010: 68), como el cerro «padre del ayllu» (Botelho Gosálvez, 1982 [1945]: 8)</w:delText>
-        </w:r>
-      </w:del>
-      <w:r>
-        <w:rPr/>
-        <w:t>. Lo que sí es del narrador es el tono: una tierra que «abortó en plena gestación» (</w:t>
-      </w:r>
-      <w:moveTo w:id="16" w:author="Unknown Author" w:date="2026-09-30T18:30:03Z">
-        <w:r>
-          <w:rPr/>
-          <w:t>Botelho Gosálvez, 1982 [1945]</w:t>
-        </w:r>
-      </w:moveTo>
-      <w:del w:id="17" w:author="Unknown Author" w:date="2026-09-30T18:30:03Z">
-        <w:r>
-          <w:rPr/>
-          <w:delText>ibid.</w:delText>
-        </w:r>
-      </w:del>
-      <w:r>
-        <w:rPr/>
-        <w:t xml:space="preserve">: 66) y, al final, «hembra paridora» (ibid.: 159); hasta el ayllu vacío es un «solar histérico, infecundo» (ibid.: 79), de </w:t>
+        <w:t xml:space="preserve"> era «nombre de reverencia», y se le decía «yo seré tu hijo» (Bertonio, 2011 [1612]: 420). Lo que sí es del narrador es el tono: una tierra que «abortó en plena gestación» (Botelho Gosálvez, 1982 [1945]: 66) y, al final, «hembra paridora» (ibid.: 159); hasta el ayllu vacío es un «solar histérico, infecundo» (ibid.: 79), de </w:t>
       </w:r>
       <w:r>
         <w:rPr>
@@ -3111,153 +3006,211 @@
       </w:pPr>
       <w:r>
         <w:rPr/>
-        <w:t>Con las heladas vuelven los sobrevivientes: «en el dintel de Jatun-Kolla se detenían para ponerse de rodillas y besar el suelo</w:t>
-      </w:r>
-      <w:ins w:id="18" w:author="Unknown Author" w:date="2026-09-30T18:30:03Z">
+        <w:t xml:space="preserve">Con las heladas vuelven los sobrevivientes: «en el dintel de Jatun-Kolla se detenían para ponerse de rodillas y besar el suelo que habían abandonado en el terror» (Botelho Gosálvez, 1982 [1945]: 155). El ayllu tiene dintel: es una casa. Han muerto más de ciento cincuenta comunarios (ibid.: 156). Reparar es un trabajo de manos y de piedra: «Las chujllas fueron reparadas del estrago, las pircas de piedra que separan las parcelas fueron compuestas» (ibid.). </w:t>
+      </w:r>
+      <w:r>
+        <w:rPr>
+          <w:i/>
+          <w:iCs/>
+        </w:rPr>
+        <w:t>Compuestas</w:t>
+      </w:r>
+      <w:r>
+        <w:rPr/>
+        <w:t xml:space="preserve">: la palabra que los tratados de arquitectura reservaban al arquitecto vuelve aquí como faena comunal. Recomponer la pirca es volver a amojonar, lo que el aymara llama </w:t>
+      </w:r>
+      <w:r>
+        <w:rPr>
+          <w:i/>
+          <w:iCs/>
+        </w:rPr>
+        <w:t>saywaña</w:t>
+      </w:r>
+      <w:r>
+        <w:rPr/>
+        <w:t xml:space="preserve">: «mojonar las chácaras con montones de piedra» (Bertonio, 2011 [1612]: 466). En Umacachi, la ordenanza se llevó los bueyes de los Villca, que se lamentaban: «Y ni siquiera tenemos una yunta» (Botelho Gosálvez, 1982 [1945]: 105). Al volver, sin yuntas, «los mismos hombres eran quienes tiraban el arado» (ibid.: 156). El cuerpo ocupa el lugar del buey. Y el narrador vuelve a convertirlos en piedra: trabajan «con una voluntad de siglos de piedra» (ibid.), una piedra fuera de la historia, no la </w:t>
+      </w:r>
+      <w:r>
+        <w:rPr>
+          <w:i/>
+          <w:iCs/>
+        </w:rPr>
+        <w:t>wank’a</w:t>
+      </w:r>
+      <w:r>
+        <w:rPr/>
+        <w:t xml:space="preserve"> con dueño y con lugar.</w:t>
+      </w:r>
+    </w:p>
+    <w:p>
+      <w:pPr>
+        <w:pStyle w:val="BodyText"/>
+        <w:rPr/>
+      </w:pPr>
+      <w:r>
+        <w:rPr/>
+        <w:t>La memoria se construye igual que la casa. Cada uno guarda sus padecimientos «con el mismo pudor de los ex carcelados», y la memoria «no recordaba sino lo pasado antiguo, lo bueno y lo alegre de las cosechas» (ibid.):</w:t>
+      </w:r>
+    </w:p>
+    <w:p>
+      <w:pPr>
+        <w:pStyle w:val="BlockText"/>
+        <w:rPr/>
+      </w:pPr>
+      <w:r>
+        <w:rPr/>
+        <w:t>Tras la muralla de su visión, como foso hondo y alquitranado, estaba el intervalo del hambre; los comunarios, desde la atalaya de la esperanza, sólo miraban el horizonte, sin atreverse a bajar la cabeza al tremendo hoyo de la escasez pretérita (ibid.: 156-157).</w:t>
+      </w:r>
+    </w:p>
+    <w:p>
+      <w:pPr>
+        <w:pStyle w:val="FirstParagraph"/>
+        <w:rPr/>
+      </w:pPr>
+      <w:r>
+        <w:rPr/>
+        <w:t>Muralla, foso, atalaya: recordar es construir, y olvidar también</w:t>
+      </w:r>
+      <w:ins w:id="5" w:author="Unknown Author" w:date="2026-09-30T19:33:23Z">
         <w:r>
           <w:rPr/>
-          <w:t xml:space="preserve"> que habían abandonado en el terror</w:t>
+          <w:t xml:space="preserve"> (Figura 7)</w:t>
         </w:r>
       </w:ins>
       <w:r>
         <w:rPr/>
-        <w:t xml:space="preserve">» (Botelho Gosálvez, 1982 [1945]: 155). El ayllu tiene dintel: es una casa. Han muerto más de ciento cincuenta comunarios (ibid.: 156). Reparar es un trabajo de manos y de piedra: «Las chujllas fueron reparadas del estrago, las pircas de piedra que separan las parcelas fueron compuestas» (ibid.). </w:t>
-      </w:r>
-      <w:r>
-        <w:rPr>
-          <w:i/>
-          <w:iCs/>
-        </w:rPr>
-        <w:t>Compuestas</w:t>
-      </w:r>
-      <w:r>
-        <w:rPr/>
-        <w:t xml:space="preserve">: la palabra que los tratados de arquitectura reservaban al arquitecto vuelve aquí como faena comunal. Recomponer la pirca es volver a amojonar, lo que el aymara llama </w:t>
-      </w:r>
-      <w:r>
-        <w:rPr>
-          <w:i/>
-          <w:iCs/>
-        </w:rPr>
-        <w:t>saywaña</w:t>
-      </w:r>
-      <w:r>
-        <w:rPr/>
-        <w:t xml:space="preserve">: «mojonar las chácaras con montones de piedra» (Bertonio, 2011 [1612]: 466). En Umacachi, la ordenanza se llevó los bueyes de los Villca, que se lamentaban: «Y ni siquiera tenemos una yunta» (Botelho Gosálvez, 1982 [1945]: 105). Al volver, sin yuntas, «los mismos hombres eran quienes tiraban el arado» (ibid.: 156). El cuerpo ocupa el lugar del buey. Y el narrador vuelve a convertirlos en piedra: trabajan «con una voluntad de siglos de piedra» (ibid.), una piedra fuera de la historia, no la </w:t>
-      </w:r>
-      <w:r>
-        <w:rPr>
-          <w:i/>
-          <w:iCs/>
-        </w:rPr>
-        <w:t>wank’a</w:t>
-      </w:r>
-      <w:r>
-        <w:rPr/>
-        <w:t xml:space="preserve"> con dueño y con lugar.</w:t>
-      </w:r>
-    </w:p>
-    <w:p>
-      <w:pPr>
-        <w:pStyle w:val="BodyText"/>
-        <w:rPr/>
-      </w:pPr>
-      <w:r>
-        <w:rPr/>
-        <w:t>La memoria se construye igual que la casa. Cada uno guarda sus padecimientos «con el mismo pudor de los ex carcelados», y la memoria «no recordaba sino lo pasado antiguo, lo bueno y lo alegre de las cosechas» (ibid.):</w:t>
-      </w:r>
-    </w:p>
-    <w:p>
-      <w:pPr>
-        <w:pStyle w:val="BlockText"/>
-        <w:rPr/>
-      </w:pPr>
-      <w:r>
-        <w:rPr/>
-        <w:t>Tras la muralla de su visión, como foso hondo y alquitranado, estaba el intervalo del hambre; los comunarios, desde la atalaya de la esperanza, sólo miraban el horizonte, sin atreverse a bajar la cabeza al tremendo hoyo de la escasez pretérita (ibid.: 156-157).</w:t>
-      </w:r>
-    </w:p>
-    <w:p>
-      <w:pPr>
-        <w:pStyle w:val="FirstParagraph"/>
-        <w:rPr/>
-      </w:pPr>
-      <w:r>
-        <w:rPr/>
-        <w:t>Muralla, foso, atalaya: recordar es construir, y olvidar también. Es lo contrario del lema del epígrafe: los comunarios de la novela no caminan mirando al pasado; lo esconden en un foso. La selección tiene nombres: «Llegaron los Villca, los Huanca, los Huallpa, los Yupanqui, los Ticona, los Choque, los Chuquihuanca» (ibid.: 156). Faltan los Condori, los Mamani y los Quispe, la «legión» sin tierra que cerraba la escalera del narrador (ibid.: 22). Juan Condori está enterrado en el cementerio de los mineros; los miembros de Basilio Quispe, «en muchos sitios» (ibid.: 69). El Signo Escalonado se rehace sin su último escalón. Una pirca de doble cara enseña lo que esa memoria olvida: las piedras grandes dan la cara, pero adentro, apretadas entre las dos caras, van las menudas, y sin ese relleno el muro se cae. El narrador también llama «legión» a la «piedrecilla menuda» que baja del cerro hasta las pircas (ibid.: 8). Los sin tierra fueron ese relleno: tres de ellos, sin nombre, cuidaron el ayllu vacío, y el retorno no los cuenta. Con la cosecha, los derrotados «olvidaron la pesadilla pasada»</w:t>
-      </w:r>
-      <w:ins w:id="19" w:author="Unknown Author" w:date="2026-09-30T18:30:03Z">
+        <w:t xml:space="preserve">. Es lo contrario del lema del epígrafe: los comunarios de la novela no caminan mirando al pasado; lo esconden en un foso. La selección tiene nombres: «Llegaron los Villca, los Huanca, los Huallpa, los Yupanqui, los Ticona, los Choque, los Chuquihuanca» (ibid.: 156). Faltan los Condori, los Mamani y los Quispe, la «legión» sin tierra que cerraba la escalera del narrador (ibid.: 22). </w:t>
+      </w:r>
+      <w:del w:id="6" w:author="Unknown Author" w:date="2026-09-30T19:33:23Z">
+        <w:r>
+          <w:rPr/>
+          <w:delText xml:space="preserve">Juan Condori está enterrado en el cementerio de los mineros; los miembros de Basilio Quispe, «en muchos sitios» (ibid.: 69). </w:delText>
+        </w:r>
+      </w:del>
+      <w:r>
+        <w:rPr/>
+        <w:t>El Signo Escalonado se rehace sin su último escalón. Una pirca de doble cara enseña lo que esa memoria olvida: las piedras grandes dan la cara, pero adentro</w:t>
+      </w:r>
+      <w:del w:id="7" w:author="Unknown Author" w:date="2026-09-30T19:33:23Z">
+        <w:r>
+          <w:rPr/>
+          <w:delText>, apretadas entre las dos caras,</w:delText>
+        </w:r>
+      </w:del>
+      <w:r>
+        <w:rPr/>
+        <w:t xml:space="preserve"> van las menudas, y sin ese relleno el muro se cae. El narrador también llama «legión» a la «piedrecilla menuda» que baja del cerro hasta las pircas (ibid.: 8). Los sin tierra fueron ese relleno: tres de ellos, sin nombre, cuidaron el ayllu vacío, y el retorno no los cuenta. Con la cosecha, los derrotados «olvidaron la pesadilla pasada» (ibid.: 159). Endurecerse para no sufrir la pérdida tiene nombre en aymara: </w:t>
+      </w:r>
+      <w:r>
+        <w:rPr>
+          <w:i/>
+          <w:iCs/>
+        </w:rPr>
+        <w:t>qalachuyma</w:t>
+      </w:r>
+      <w:r>
+        <w:rPr/>
+        <w:t xml:space="preserve">, «corazón de piedra»; en un relato de Spedding, para volverse así «hay que lamer el batán de moler» (Spedding, 2025: XV). Contra el susto, la piedra se usa al revés: se come el bezoar del yatiri, en aymara </w:t>
+      </w:r>
+      <w:r>
+        <w:rPr>
+          <w:i/>
+          <w:iCs/>
+        </w:rPr>
+        <w:t>jayintilla</w:t>
+      </w:r>
+      <w:r>
+        <w:rPr/>
+        <w:t xml:space="preserve"> (Bertonio, 2011 [1612]: 361), o la tierra del lugar del miedo, para «retornar al territorio y a la memoria» (Rodríguez y Rodríguez, 2025: 55). Los comunarios besan el suelo, pero no vuelven a la memoria. La paz se paga con ese olvido.</w:t>
+      </w:r>
+    </w:p>
+    <w:p>
+      <w:pPr>
+        <w:pStyle w:val="Figura"/>
+        <w:rPr>
+          <w:ins w:id="9" w:author="Unknown Author" w:date="2026-09-30T19:33:23Z"/>
+        </w:rPr>
+      </w:pPr>
+      <w:ins w:id="8" w:author="Unknown Author" w:date="2026-09-30T19:33:23Z">
+        <w:r>
+          <w:rPr/>
+          <w:drawing>
+            <wp:inline distT="0" distB="0" distL="0" distR="0">
+              <wp:extent cx="5039995" cy="2995295"/>
+              <wp:effectExtent l="0" t="0" r="0" b="0"/>
+              <wp:docPr id="7" name="Image7" descr=""/>
+              <wp:cNvGraphicFramePr>
+                <a:graphicFrameLocks xmlns:a="http://schemas.openxmlformats.org/drawingml/2006/main" noChangeAspect="1"/>
+              </wp:cNvGraphicFramePr>
+              <a:graphic xmlns:a="http://schemas.openxmlformats.org/drawingml/2006/main">
+                <a:graphicData uri="http://schemas.openxmlformats.org/drawingml/2006/picture">
+                  <pic:pic xmlns:pic="http://schemas.openxmlformats.org/drawingml/2006/picture">
+                    <pic:nvPicPr>
+                      <pic:cNvPr id="7" name="Image7" descr=""/>
+                      <pic:cNvPicPr>
+                        <a:picLocks noChangeAspect="1" noChangeArrowheads="1"/>
+                      </pic:cNvPicPr>
+                    </pic:nvPicPr>
+                    <pic:blipFill>
+                      <a:blip r:embed="rId8"/>
+                      <a:stretch>
+                        <a:fillRect/>
+                      </a:stretch>
+                    </pic:blipFill>
+                    <pic:spPr bwMode="auto">
+                      <a:xfrm>
+                        <a:off x="0" y="0"/>
+                        <a:ext cx="5039995" cy="2995295"/>
+                      </a:xfrm>
+                      <a:prstGeom prst="rect">
+                        <a:avLst/>
+                      </a:prstGeom>
+                    </pic:spPr>
+                  </pic:pic>
+                </a:graphicData>
+              </a:graphic>
+            </wp:inline>
+          </w:drawing>
+        </w:r>
+      </w:ins>
+    </w:p>
+    <w:p>
+      <w:pPr>
+        <w:pStyle w:val="Piedefigura"/>
+        <w:rPr>
+          <w:ins w:id="14" w:author="Unknown Author" w:date="2026-09-30T19:33:23Z"/>
+        </w:rPr>
+      </w:pPr>
+      <w:ins w:id="10" w:author="Unknown Author" w:date="2026-09-30T19:33:23Z">
+        <w:r>
+          <w:rPr>
+            <w:b/>
+            <w:bCs/>
+          </w:rPr>
+          <w:t>Figura 7.</w:t>
+        </w:r>
+      </w:ins>
+      <w:ins w:id="11" w:author="Unknown Author" w:date="2026-09-30T19:33:23Z">
         <w:r>
           <w:rPr/>
           <w:t xml:space="preserve"> </w:t>
         </w:r>
       </w:ins>
-      <w:del w:id="20" w:author="Unknown Author" w:date="2026-09-30T18:30:03Z">
-        <w:r>
-          <w:rPr/>
-          <w:delText xml:space="preserve">, y la Pachamama recuperó «su prestigio de hembra paridora y múltiple» </w:delText>
-        </w:r>
-      </w:del>
-      <w:r>
-        <w:rPr/>
-        <w:t xml:space="preserve">(ibid.: 159). Endurecerse para no sufrir la pérdida tiene nombre en aymara: </w:t>
-      </w:r>
-      <w:r>
-        <w:rPr>
-          <w:i/>
-          <w:iCs/>
-        </w:rPr>
-        <w:t>qalachuyma</w:t>
-      </w:r>
-      <w:r>
-        <w:rPr/>
-        <w:t xml:space="preserve">, «corazón de piedra»; </w:t>
-      </w:r>
-      <w:ins w:id="21" w:author="Unknown Author" w:date="2026-09-30T18:30:03Z">
-        <w:r>
-          <w:rPr/>
-          <w:t xml:space="preserve">en un relato de Spedding, </w:t>
-        </w:r>
-      </w:ins>
-      <w:r>
-        <w:rPr/>
-        <w:t>para volverse así</w:t>
-      </w:r>
-      <w:del w:id="22" w:author="Unknown Author" w:date="2026-09-30T18:30:03Z">
-        <w:r>
-          <w:rPr/>
-          <w:delText>,</w:delText>
-        </w:r>
-      </w:del>
-      <w:r>
-        <w:rPr/>
-        <w:t xml:space="preserve"> «hay que lamer el batán de moler» (Spedding, 2025: XV)</w:t>
-      </w:r>
-      <w:ins w:id="23" w:author="Unknown Author" w:date="2026-09-30T18:30:03Z">
-        <w:r>
-          <w:rPr/>
-          <w:t xml:space="preserve">. Contra el susto, la piedra se usa al revés: se come el bezoar del yatiri, en aymara </w:t>
-        </w:r>
-      </w:ins>
-      <w:ins w:id="24" w:author="Unknown Author" w:date="2026-09-30T18:30:03Z">
+      <w:ins w:id="12" w:author="Unknown Author" w:date="2026-09-30T19:33:23Z">
         <w:r>
           <w:rPr>
             <w:i/>
             <w:iCs/>
           </w:rPr>
-          <w:t>jayintilla</w:t>
+          <w:t>La memoria del retorno</w:t>
         </w:r>
       </w:ins>
-      <w:ins w:id="25" w:author="Unknown Author" w:date="2026-09-30T18:30:03Z">
+      <w:ins w:id="13" w:author="Unknown Author" w:date="2026-09-30T19:33:23Z">
         <w:r>
           <w:rPr/>
-          <w:t xml:space="preserve"> (Bertonio, 2011 [1612]: 361), o la tierra del lugar del miedo, para «retornar al territorio y a la memoria» (Rodríguez y Rodríguez, 2025: 55). Los comunarios besan el suelo, pero no vuelven a la memoria</w:t>
+          <w:t>. Diagrama. Fuente: elaboración propia con asistencia de IA.</w:t>
         </w:r>
       </w:ins>
-      <w:r>
-        <w:rPr/>
-        <w:t>. La paz se paga con ese olvido.</w:t>
-      </w:r>
     </w:p>
     <w:p>
       <w:pPr>
@@ -3289,587 +3242,104 @@
       </w:pPr>
       <w:r>
         <w:rPr/>
-        <w:t>La lectura permite sostener cuatro hallazgos. Primero: el montón de piedras es la arquitectura mínima de la novela, masa sin edificio, y la cosecha de estaño que promete el capataz (Botelho Gosálvez, 1982 [1945]: 142) es la captura de ese gesto por la máquina. Segundo: el Signo Escalonado vuelve a escalonar a la gente en el ayllu, la aldea, el cocal y el campamento, y el retorno lo rehace sin su último escalón. Tercero: el despojo funciona con una cadena de personas, instituciones y soportes (expediente, papel sellado, radio urbano, infolio, huella dactilar) que vuelven legibles la tierra y los cuerpos. La oposición entre la mano y el papel es el discurso de la aldea, y la novela la confirma al callar lo que los aymaras hicieron con la escritura: títulos coloniales, tinterillos aliados, escuelas propias. Cuarto: el narrador, que convierte a los comunarios en piedra fuera de la historia y culmina su desigualdad de género en la muchacha sin nombre, vuelve paisaje una posesión que la novela, a sus espaldas, deja escrita en la piedra: mojones, pircas, linderos, un apellido.</w:t>
-      </w:r>
-    </w:p>
-    <w:p>
-      <w:pPr>
-        <w:pStyle w:val="BodyText"/>
-        <w:rPr/>
-      </w:pPr>
-      <w:r>
-        <w:rPr/>
-        <w:t>¿Qué muestra el dibujo? Ante todo, posiciones. Los esquemas obligan a decidir lo que el texto deja abierto (desde dónde se mira, a qué escala, qué queda dentro y qué fuera), y cada decisión deja ver la del narrador: fuera de la chujlla, en la tribuna del linchamiento, frente a las cumbres góticas. Cuando la decisión es del dibujante, como el cráneo o los mojones, la comparación con el texto y con el vocabulario aymara dice si se sostiene. Además, las operaciones del pastel (sumar, quitar, manchar, rayar, disolver) repiten las de la novela: amontonar, despejar, dejar «manchones» (ibid.: 60, 156), escribir, derretirse. Leer con la mano no es solo ilustrar escenas, sino repetir operaciones: un manuaje de la lectura, táctil como la prosa que lee.</w:t>
-      </w:r>
-    </w:p>
-    <w:p>
-      <w:pPr>
-        <w:pStyle w:val="BodyText"/>
-        <w:rPr/>
-      </w:pPr>
-      <w:r>
-        <w:rPr/>
-        <w:t xml:space="preserve">El trabajo tiene tres límites. El primero es el que advertía Hall: el corte, el </w:t>
-      </w:r>
-      <w:r>
-        <w:rPr>
-          <w:i/>
-          <w:iCs/>
-        </w:rPr>
-        <w:t>capriccio</w:t>
-      </w:r>
-      <w:r>
-        <w:rPr/>
-        <w:t>, Bacon, la tectónica y hasta la pelvis son maneras de ver ajenas al mundo narrado. Los dibujos hablan de la novela, no del ayllu ni de la manera aymara de entender el espacio, que pedirían otras fuentes y otros autores: los de la historia que los aymaras, escribía Roberto Choque Canqui, «hace tiempo, hemos añorado por escribir» (Choque Canqui, 1978 [1974]: s. p.). El segundo es ético: la inmersión seduce, y un pastel puede embellecer la miseria o fabricar efigies; por eso la serie no dibuja el linchamiento ni el alma que el narrador declara cerrada. El tercero es de método: el dibujo depende de los datos del texto y hereda sus silencios. Puede hacerlos visibles, pero no llenarlos.</w:t>
-      </w:r>
-    </w:p>
-    <w:p>
-      <w:pPr>
-        <w:pStyle w:val="BodyText"/>
-        <w:rPr/>
-      </w:pPr>
-      <w:r>
-        <w:rPr/>
-        <w:t xml:space="preserve">Queda el montón. «Quizá un día la montaña de piedras sobrepase la altura del cerro», esperaban los comunarios (Botelho Gosálvez, 1982 [1945]: 9). La novela cumple la profecía al revés: la montaña crece en el desmonte de la mina y en el «informe montón» que sepulta a Juan Condori (ibid.: 154). El dibujo no repara lo que la novela deja caer al foso; a lo sumo, puede impedir que el foso se cierre. Si en Jatun-Kolla habitar es despejar piedras, leer </w:t>
-      </w:r>
-      <w:r>
-        <w:rPr>
-          <w:i/>
-          <w:iCs/>
-        </w:rPr>
-        <w:t>Altiplano</w:t>
-      </w:r>
-      <w:r>
-        <w:rPr/>
-        <w:t xml:space="preserve"> con la mano es, quizá, volver a amontonarlas para ver qué queda debajo.</w:t>
-      </w:r>
-      <w:bookmarkEnd w:id="10"/>
-    </w:p>
-    <w:p>
-      <w:pPr>
-        <w:pStyle w:val="Heading2"/>
-        <w:rPr/>
-      </w:pPr>
-      <w:bookmarkStart w:id="11" w:name="declaraciones-finales"/>
-      <w:r>
-        <w:rPr/>
-        <w:t>Declaraciones finales</w:t>
-      </w:r>
-    </w:p>
-    <w:p>
-      <w:pPr>
-        <w:pStyle w:val="FirstParagraph"/>
-        <w:rPr/>
-      </w:pPr>
-      <w:r>
-        <w:rPr>
-          <w:b/>
-          <w:bCs/>
-        </w:rPr>
-        <w:t>Conflicto de intereses.</w:t>
-      </w:r>
-      <w:r>
-        <w:rPr/>
-        <w:t xml:space="preserve"> El autor declara no tener conflictos de intereses.</w:t>
-      </w:r>
-    </w:p>
-    <w:p>
-      <w:pPr>
-        <w:pStyle w:val="BodyText"/>
-        <w:rPr/>
-      </w:pPr>
-      <w:r>
-        <w:rPr>
-          <w:b/>
-          <w:bCs/>
-        </w:rPr>
-        <w:t>Declaración de uso de inteligencia artificial.</w:t>
-      </w:r>
-      <w:r>
-        <w:rPr/>
-        <w:t xml:space="preserve"> a) </w:t>
-      </w:r>
-      <w:r>
-        <w:rPr>
-          <w:i/>
-          <w:iCs/>
-        </w:rPr>
-        <w:t>Herramientas</w:t>
-      </w:r>
-      <w:r>
-        <w:rPr/>
-        <w:t xml:space="preserve">: Claude (Anthropic) y ChatGPT (OpenAI), asistentes de inteligencia artificial generativa. b) </w:t>
-      </w:r>
-      <w:r>
-        <w:rPr>
-          <w:i/>
-          <w:iCs/>
-        </w:rPr>
-        <w:t>Alcance</w:t>
-      </w:r>
-      <w:r>
-        <w:rPr/>
-        <w:t xml:space="preserve">: se emplearon en la exploración bibliográfica, la transcripción y paginación de fuentes digitalizadas, la localización y el cotejo de citas con su página, el contraste de pasajes de la novela, la revisión conceptual y la redacción de borradores, y la codificación vectorial de los esquemas de encaje de las figuras 1 a 6. c) </w:t>
-      </w:r>
-      <w:r>
-        <w:rPr>
-          <w:i/>
-          <w:iCs/>
-        </w:rPr>
-        <w:t>Rol</w:t>
-      </w:r>
-      <w:r>
-        <w:rPr/>
-        <w:t>: el autor concibió la hipótesis original, diseñó la metodología de lectura tectónica, seleccionó las fuentes, decidió las interpretaciones, dirigió y revisó la redacción y es autor exclusivo de los pasteles al óleo que sustentan la investigación; asume la plena responsabilidad intelectual por la versión final del manuscrito.</w:t>
-      </w:r>
-      <w:bookmarkEnd w:id="11"/>
-    </w:p>
-    <w:p>
-      <w:pPr>
-        <w:pStyle w:val="Heading2"/>
-        <w:rPr/>
-      </w:pPr>
-      <w:bookmarkStart w:id="12" w:name="bibliografía"/>
-      <w:r>
-        <w:rPr/>
-        <w:t>Bibliografía</w:t>
-      </w:r>
-    </w:p>
-    <w:p>
-      <w:pPr>
-        <w:pStyle w:val="FirstParagraph"/>
-        <w:rPr/>
-      </w:pPr>
-      <w:r>
-        <w:rPr/>
-        <w:t xml:space="preserve">Bachelard, Gaston (1978 [1942]). </w:t>
-      </w:r>
-      <w:r>
-        <w:rPr>
-          <w:i/>
-          <w:iCs/>
-        </w:rPr>
-        <w:t>El agua y los sueños. Ensayo sobre la imaginación de la materia</w:t>
-      </w:r>
-      <w:r>
-        <w:rPr/>
-        <w:t>. México: Fondo de Cultura Económica.</w:t>
-      </w:r>
-    </w:p>
-    <w:p>
-      <w:pPr>
-        <w:pStyle w:val="BodyText"/>
-        <w:rPr/>
-      </w:pPr>
-      <w:r>
-        <w:rPr/>
-        <w:t xml:space="preserve">Barnadas, Josep M. (1978 [1975]). </w:t>
-      </w:r>
-      <w:r>
-        <w:rPr>
-          <w:i/>
-          <w:iCs/>
-        </w:rPr>
-        <w:t>Apuntes para una historia aymara</w:t>
-      </w:r>
-      <w:r>
-        <w:rPr/>
-        <w:t>. 2.ª ed. La Paz: CIPCA (Cuadernos de Investigación, 6).</w:t>
-      </w:r>
-    </w:p>
-    <w:p>
-      <w:pPr>
-        <w:pStyle w:val="BodyText"/>
-        <w:rPr/>
-      </w:pPr>
-      <w:r>
-        <w:rPr/>
-        <w:t xml:space="preserve">Bertonio, Ludovico (2011 [1612]). </w:t>
-      </w:r>
-      <w:r>
-        <w:rPr>
-          <w:i/>
-          <w:iCs/>
-        </w:rPr>
-        <w:t>Transcripción del vocabulario de la lengua aymara</w:t>
-      </w:r>
-      <w:r>
-        <w:rPr/>
-        <w:t>. La Paz: Radio San Gabriel (1993) e ILLA-A (ed. digital).</w:t>
-      </w:r>
-    </w:p>
-    <w:p>
-      <w:pPr>
-        <w:pStyle w:val="BodyText"/>
-        <w:rPr/>
-      </w:pPr>
-      <w:r>
-        <w:rPr/>
-        <w:t xml:space="preserve">Botelho Gosálvez, Raúl (1982 [1945]). </w:t>
-      </w:r>
-      <w:r>
-        <w:rPr>
-          <w:i/>
-          <w:iCs/>
-        </w:rPr>
-        <w:t>Altiplano</w:t>
-      </w:r>
-      <w:r>
-        <w:rPr/>
-        <w:t>. 7.ª ed. La Paz: Librería Editorial Juventud.</w:t>
-      </w:r>
-    </w:p>
-    <w:p>
-      <w:pPr>
-        <w:pStyle w:val="BodyText"/>
-        <w:rPr/>
-      </w:pPr>
-      <w:r>
-        <w:rPr/>
-        <w:t xml:space="preserve">Cárcamo Pino, Mauricio Arnoldo (2019). “Thinking and Intelligence in the Architectural Design. A Review from Language, Graphuage and Manuage”. En Carlos Luis Marcos Alba (ed.), </w:t>
-      </w:r>
-      <w:r>
-        <w:rPr>
-          <w:i/>
-          <w:iCs/>
-        </w:rPr>
-        <w:t>Graphic Imprints. The Influence of Representation and Ideation Tools in Architecture. EGA 2018</w:t>
-      </w:r>
-      <w:r>
-        <w:rPr/>
-        <w:t>. Cham: Springer: 1411-1423.</w:t>
-      </w:r>
-    </w:p>
-    <w:p>
-      <w:pPr>
-        <w:pStyle w:val="BodyText"/>
-        <w:rPr/>
-      </w:pPr>
-      <w:r>
-        <w:rPr/>
-        <w:t xml:space="preserve">Cárcamo Pino, Mauricio Arnoldo (2025a). “Madera, herramientas y manuaje. Notas para una ontología evolutiva del diseñar”. </w:t>
-      </w:r>
-      <w:r>
-        <w:rPr>
-          <w:i/>
-          <w:iCs/>
-        </w:rPr>
-        <w:t>Revista Arteoficio</w:t>
-      </w:r>
-      <w:r>
-        <w:rPr/>
-        <w:t>, 21: 5-12. https://doi.org/10.35588/nn3v3487</w:t>
-      </w:r>
-    </w:p>
-    <w:p>
-      <w:pPr>
-        <w:pStyle w:val="BodyText"/>
-        <w:rPr/>
-      </w:pPr>
-      <w:r>
-        <w:rPr/>
-        <w:t xml:space="preserve">Cárcamo Pino, Mauricio Arnoldo (2025b). “Oralitura/literatura y manuaje/lenguaje: una revisión por reescritura”. </w:t>
-      </w:r>
-      <w:r>
-        <w:rPr>
-          <w:i/>
-          <w:iCs/>
-        </w:rPr>
-        <w:t>Revista Chilena de Literatura</w:t>
-      </w:r>
-      <w:r>
-        <w:rPr/>
-        <w:t>, 112: 233-264.</w:t>
-      </w:r>
-    </w:p>
-    <w:p>
-      <w:pPr>
-        <w:pStyle w:val="BodyText"/>
-        <w:rPr/>
-      </w:pPr>
-      <w:r>
-        <w:rPr/>
-        <w:t xml:space="preserve">Choque Canqui, Roberto (1978 [1974]). “Prólogo”. En Josep M. Barnadas, </w:t>
-      </w:r>
-      <w:r>
-        <w:rPr>
-          <w:i/>
-          <w:iCs/>
-        </w:rPr>
-        <w:t>Apuntes para una historia aymara</w:t>
-      </w:r>
-      <w:r>
-        <w:rPr/>
-        <w:t>. 2.ª ed. La Paz: CIPCA: s. p.</w:t>
-      </w:r>
-    </w:p>
-    <w:p>
-      <w:pPr>
-        <w:pStyle w:val="BodyText"/>
-        <w:rPr/>
-      </w:pPr>
-      <w:r>
-        <w:rPr/>
-        <w:t xml:space="preserve">Cornejo Polar, Antonio (2003 [1994]). </w:t>
-      </w:r>
-      <w:r>
-        <w:rPr>
-          <w:i/>
-          <w:iCs/>
-        </w:rPr>
-        <w:t>Escribir en el aire. Ensayo sobre la heterogeneidad socio-cultural en las literaturas andinas</w:t>
-      </w:r>
-      <w:r>
-        <w:rPr/>
-        <w:t>. 2.ª ed. Lima y Berkeley: CELACP y Latinoamericana Editores.</w:t>
-      </w:r>
-    </w:p>
-    <w:p>
-      <w:pPr>
-        <w:pStyle w:val="BodyText"/>
-        <w:rPr/>
-      </w:pPr>
-      <w:r>
-        <w:rPr/>
-        <w:t xml:space="preserve">Dean, Carolyn (2010). </w:t>
-      </w:r>
-      <w:r>
-        <w:rPr>
-          <w:i/>
-          <w:iCs/>
-        </w:rPr>
-        <w:t>A Culture of Stone: Inka Perspectives on Rock</w:t>
-      </w:r>
-      <w:r>
-        <w:rPr/>
-        <w:t>. Durham y Londres: Duke University Press.</w:t>
-      </w:r>
-    </w:p>
-    <w:p>
-      <w:pPr>
-        <w:pStyle w:val="BodyText"/>
-        <w:rPr/>
-      </w:pPr>
-      <w:r>
-        <w:rPr/>
-        <w:t xml:space="preserve">Duviols, Pierre (1979). “Un symbolisme de l’occupation, de l’aménagement et de l’exploitation de l’espace: le monolithe «huanca» et sa fonction dans les Andes préhispaniques”. </w:t>
-      </w:r>
-      <w:r>
-        <w:rPr>
-          <w:i/>
-          <w:iCs/>
-        </w:rPr>
-        <w:t>L’Homme</w:t>
-      </w:r>
-      <w:r>
-        <w:rPr/>
-        <w:t>, 19(2): 7-31.</w:t>
-      </w:r>
-    </w:p>
-    <w:p>
-      <w:pPr>
-        <w:pStyle w:val="BodyText"/>
-        <w:rPr/>
-      </w:pPr>
-      <w:r>
-        <w:rPr/>
-        <w:t xml:space="preserve">Frampton, Kenneth (1995). </w:t>
-      </w:r>
-      <w:r>
-        <w:rPr>
-          <w:i/>
-          <w:iCs/>
-        </w:rPr>
-        <w:t>Studies in Tectonic Culture: The Poetics of Construction in Nineteenth and Twentieth Century Architecture</w:t>
-      </w:r>
-      <w:r>
-        <w:rPr/>
-        <w:t>. Ed. John Cava. Cambridge, MA y Londres: MIT Press.</w:t>
-      </w:r>
-    </w:p>
-    <w:p>
-      <w:pPr>
-        <w:pStyle w:val="BodyText"/>
-        <w:rPr/>
-      </w:pPr>
-      <w:r>
-        <w:rPr/>
-        <w:t xml:space="preserve">Garrington, Abbie (2013). </w:t>
-      </w:r>
-      <w:r>
-        <w:rPr>
-          <w:i/>
-          <w:iCs/>
-        </w:rPr>
-        <w:t>Haptic Modernism: Touch and the Tactile in Modernist Writing</w:t>
-      </w:r>
-      <w:r>
-        <w:rPr/>
-        <w:t>. Edimburgo: Edinburgh University Press.</w:t>
-      </w:r>
-    </w:p>
-    <w:p>
-      <w:pPr>
-        <w:pStyle w:val="BodyText"/>
-        <w:rPr/>
-      </w:pPr>
-      <w:r>
-        <w:rPr/>
-        <w:t xml:space="preserve">Hall, Edward T. (1973 [1966]). </w:t>
-      </w:r>
-      <w:r>
-        <w:rPr>
-          <w:i/>
-          <w:iCs/>
-        </w:rPr>
-        <w:t>La dimensión oculta: enfoque antropológico del uso del espacio</w:t>
-      </w:r>
-      <w:r>
-        <w:rPr/>
-        <w:t>. Madrid: Instituto de Estudios de Administración Local.</w:t>
-      </w:r>
-    </w:p>
-    <w:p>
-      <w:pPr>
-        <w:pStyle w:val="BodyText"/>
-        <w:rPr/>
-      </w:pPr>
-      <w:r>
-        <w:rPr/>
-        <w:t xml:space="preserve">Ingold, Tim (2013). </w:t>
-      </w:r>
-      <w:r>
-        <w:rPr>
-          <w:i/>
-          <w:iCs/>
-        </w:rPr>
-        <w:t>Making: Anthropology, Archaeology, Art and Architecture</w:t>
-      </w:r>
-      <w:r>
-        <w:rPr/>
-        <w:t>. Londres y Nueva York: Routledge.</w:t>
-      </w:r>
-    </w:p>
-    <w:p>
-      <w:pPr>
-        <w:pStyle w:val="BodyText"/>
-        <w:rPr/>
-      </w:pPr>
-      <w:r>
-        <w:rPr/>
-        <w:t>Le Guin, Ursula K. (2021 [1986]). “La teoría de la bolsa de transporte de la ficción”. Trad. Kamen Nedev y José Pérez de Lama. Biblioteca Anarquista. https://es.theanarchistlibrary.org</w:t>
-      </w:r>
-    </w:p>
-    <w:p>
-      <w:pPr>
-        <w:pStyle w:val="BodyText"/>
-        <w:rPr/>
-      </w:pPr>
-      <w:r>
-        <w:rPr/>
-        <w:t xml:space="preserve">Lundberg, Simon (2019). </w:t>
-      </w:r>
-      <w:r>
-        <w:rPr>
-          <w:i/>
-          <w:iCs/>
-        </w:rPr>
-        <w:t>Architecture as Image</w:t>
-      </w:r>
-      <w:r>
-        <w:rPr/>
-        <w:t>. Proyecto de grado en Arquitectura, nivel avanzado. Estocolmo: KTH, TRITA-ABE-MBT-19132.</w:t>
-      </w:r>
-    </w:p>
-    <w:p>
-      <w:pPr>
-        <w:pStyle w:val="BodyText"/>
-        <w:rPr/>
-      </w:pPr>
-      <w:r>
-        <w:rPr/>
-        <w:t xml:space="preserve">Martin, Richard (2014). </w:t>
-      </w:r>
-      <w:r>
-        <w:rPr>
-          <w:i/>
-          <w:iCs/>
-        </w:rPr>
-        <w:t>The Architecture of David Lynch</w:t>
-      </w:r>
-      <w:r>
-        <w:rPr/>
-        <w:t>. Londres y Nueva York: Bloomsbury Academic.</w:t>
-      </w:r>
-    </w:p>
-    <w:p>
-      <w:pPr>
-        <w:pStyle w:val="BodyText"/>
-        <w:rPr/>
-      </w:pPr>
-      <w:r>
-        <w:rPr/>
-        <w:t xml:space="preserve">Pallasmaa, Juhani (2014 [2011]). </w:t>
-      </w:r>
-      <w:r>
-        <w:rPr>
-          <w:i/>
-          <w:iCs/>
-        </w:rPr>
-        <w:t>La imagen corpórea. Imaginación e imaginario en la arquitectura</w:t>
-      </w:r>
-      <w:r>
-        <w:rPr/>
-        <w:t>. Trad. Carles Muro. Barcelona: Gustavo Gili.</w:t>
-      </w:r>
-    </w:p>
-    <w:p>
-      <w:pPr>
-        <w:pStyle w:val="BodyText"/>
-        <w:rPr/>
-      </w:pPr>
-      <w:r>
-        <w:rPr/>
-        <w:t xml:space="preserve">Rivera Cusicanqui, Silvia (2010 [1984]). </w:t>
-      </w:r>
-      <w:r>
-        <w:rPr>
-          <w:i/>
-          <w:iCs/>
-        </w:rPr>
-        <w:t>«Oprimidos pero no vencidos». Luchas del campesinado aymara y qhechwa 1900-1980</w:t>
-      </w:r>
-      <w:r>
-        <w:rPr/>
-        <w:t>. 4.ª ed. La Paz: WA-GUI.</w:t>
-      </w:r>
-    </w:p>
-    <w:p>
-      <w:pPr>
-        <w:pStyle w:val="BodyText"/>
-        <w:rPr>
-          <w:ins w:id="29" w:author="Unknown Author" w:date="2026-09-30T18:30:03Z"/>
-        </w:rPr>
-      </w:pPr>
-      <w:ins w:id="26" w:author="Unknown Author" w:date="2026-09-30T18:30:03Z">
+        <w:t>La lectura permite sostener cuatro hallazgos. Primero: el montón de piedras es la arquitectura mínima de la novela, masa sin edificio, y la cosecha de estaño que promete el capataz (Botelho Gosálvez, 1982 [1945]: 142) es la captura de ese gesto por la máquina</w:t>
+      </w:r>
+      <w:ins w:id="15" w:author="Unknown Author" w:date="2026-09-30T19:33:23Z">
         <w:r>
           <w:rPr/>
-          <w:t xml:space="preserve">Rodríguez, Malena y Rodríguez, Gabriel (2025). “Susto andino y violencia política”. En Eloísa Paz y alfonso borragán (dirs.), </w:t>
+          <w:t xml:space="preserve"> (Figura 8)</w:t>
         </w:r>
       </w:ins>
-      <w:ins w:id="27" w:author="Unknown Author" w:date="2026-09-30T18:30:03Z">
+      <w:r>
+        <w:rPr/>
+        <w:t>. Segundo: el Signo Escalonado vuelve a escalonar a la gente en el ayllu, la aldea, el cocal y el campamento, y el retorno lo rehace sin su último escalón. Tercero: el despojo funciona con una cadena de personas, instituciones y soportes (expediente, papel sellado, radio urbano, infolio, huella dactilar) que vuelven legibles la tierra y los cuerpos. La oposición entre la mano y el papel es el discurso de la aldea, y la novela la confirma al callar lo que los aymaras hicieron con la escritura: títulos coloniales, tinterillos aliados, escuelas propias. Cuarto: el narrador, que convierte a los comunarios en piedra fuera de la historia y culmina su desigualdad de género en la muchacha sin nombre, vuelve paisaje una posesión que la novela, a sus espaldas, deja escrita en la piedra: mojones, pircas, linderos, un apellido.</w:t>
+      </w:r>
+    </w:p>
+    <w:p>
+      <w:pPr>
+        <w:pStyle w:val="Figura"/>
+        <w:rPr>
+          <w:ins w:id="17" w:author="Unknown Author" w:date="2026-09-30T19:33:23Z"/>
+        </w:rPr>
+      </w:pPr>
+      <w:ins w:id="16" w:author="Unknown Author" w:date="2026-09-30T19:33:23Z">
+        <w:r>
+          <w:rPr/>
+          <w:drawing>
+            <wp:inline distT="0" distB="0" distL="0" distR="0">
+              <wp:extent cx="5039995" cy="3110230"/>
+              <wp:effectExtent l="0" t="0" r="0" b="0"/>
+              <wp:docPr id="8" name="Image8" descr=""/>
+              <wp:cNvGraphicFramePr>
+                <a:graphicFrameLocks xmlns:a="http://schemas.openxmlformats.org/drawingml/2006/main" noChangeAspect="1"/>
+              </wp:cNvGraphicFramePr>
+              <a:graphic xmlns:a="http://schemas.openxmlformats.org/drawingml/2006/main">
+                <a:graphicData uri="http://schemas.openxmlformats.org/drawingml/2006/picture">
+                  <pic:pic xmlns:pic="http://schemas.openxmlformats.org/drawingml/2006/picture">
+                    <pic:nvPicPr>
+                      <pic:cNvPr id="8" name="Image8" descr=""/>
+                      <pic:cNvPicPr>
+                        <a:picLocks noChangeAspect="1" noChangeArrowheads="1"/>
+                      </pic:cNvPicPr>
+                    </pic:nvPicPr>
+                    <pic:blipFill>
+                      <a:blip r:embed="rId9"/>
+                      <a:stretch>
+                        <a:fillRect/>
+                      </a:stretch>
+                    </pic:blipFill>
+                    <pic:spPr bwMode="auto">
+                      <a:xfrm>
+                        <a:off x="0" y="0"/>
+                        <a:ext cx="5039995" cy="3110230"/>
+                      </a:xfrm>
+                      <a:prstGeom prst="rect">
+                        <a:avLst/>
+                      </a:prstGeom>
+                    </pic:spPr>
+                  </pic:pic>
+                </a:graphicData>
+              </a:graphic>
+            </wp:inline>
+          </w:drawing>
+        </w:r>
+      </w:ins>
+    </w:p>
+    <w:p>
+      <w:pPr>
+        <w:pStyle w:val="Piedefigura"/>
+        <w:rPr>
+          <w:ins w:id="22" w:author="Unknown Author" w:date="2026-09-30T19:33:23Z"/>
+        </w:rPr>
+      </w:pPr>
+      <w:ins w:id="18" w:author="Unknown Author" w:date="2026-09-30T19:33:23Z">
+        <w:r>
+          <w:rPr>
+            <w:b/>
+            <w:bCs/>
+          </w:rPr>
+          <w:t>Figura 8.</w:t>
+        </w:r>
+      </w:ins>
+      <w:ins w:id="19" w:author="Unknown Author" w:date="2026-09-30T19:33:23Z">
+        <w:r>
+          <w:rPr/>
+          <w:t xml:space="preserve"> </w:t>
+        </w:r>
+      </w:ins>
+      <w:ins w:id="20" w:author="Unknown Author" w:date="2026-09-30T19:33:23Z">
         <w:r>
           <w:rPr>
             <w:i/>
             <w:iCs/>
           </w:rPr>
-          <w:t>Susto al susto</w:t>
+          <w:t>Tres montones</w:t>
         </w:r>
       </w:ins>
-      <w:ins w:id="28" w:author="Unknown Author" w:date="2026-09-30T18:30:03Z">
+      <w:ins w:id="21" w:author="Unknown Author" w:date="2026-09-30T19:33:23Z">
         <w:r>
           <w:rPr/>
-          <w:t>. La Paz: A ediciones: 43-61.</w:t>
+          <w:t>. Diagrama. Fuente: elaboración propia con asistencia de IA.</w:t>
         </w:r>
       </w:ins>
     </w:p>
@@ -3880,56 +3350,655 @@
       </w:pPr>
       <w:r>
         <w:rPr/>
-        <w:t xml:space="preserve">Scott, James C. (2020 [1998]). </w:t>
-      </w:r>
-      <w:r>
-        <w:rPr>
-          <w:i/>
-          <w:iCs/>
-        </w:rPr>
-        <w:t>Seeing Like a State: How Certain Schemes to Improve the Human Condition Have Failed</w:t>
-      </w:r>
-      <w:r>
-        <w:rPr/>
-        <w:t>. New Haven y Londres: Yale University Press.</w:t>
-      </w:r>
-    </w:p>
-    <w:p>
-      <w:pPr>
-        <w:pStyle w:val="BodyText"/>
-        <w:rPr/>
-      </w:pPr>
-      <w:r>
-        <w:rPr/>
-        <w:t xml:space="preserve">Seguí de la Riva, Javier (2010). </w:t>
-      </w:r>
-      <w:r>
-        <w:rPr>
-          <w:i/>
-          <w:iCs/>
-        </w:rPr>
-        <w:t>Ser dibujo</w:t>
-      </w:r>
-      <w:r>
-        <w:rPr/>
-        <w:t>. Madrid: Mairea Libros y Escuela Técnica Superior de Arquitectura de Madrid.</w:t>
-      </w:r>
-    </w:p>
-    <w:p>
-      <w:pPr>
-        <w:pStyle w:val="BodyText"/>
-        <w:rPr/>
-      </w:pPr>
-      <w:r>
-        <w:rPr/>
-        <w:t xml:space="preserve">Spedding, Alison (2025). “Piedras en el camino”. En </w:t>
-      </w:r>
-      <w:ins w:id="30" w:author="Unknown Author" w:date="2026-09-30T18:30:03Z">
+        <w:t>¿Qué muestra el dibujo? Ante todo, posiciones. Los esquemas obligan a decidir lo que el texto deja abierto (desde dónde se mira, a qué escala, qué queda dentro y qué fuera), y cada decisión deja ver la del narrador: fuera de la chujlla, en la tribuna del linchamiento, frente a las cumbres góticas. Cuando la decisión es del dibujante, como el cráneo o los mojones, la comparación con el texto y con el vocabulario aymara dice si se sostiene. Además, las operaciones del pastel (sumar, quitar, manchar, rayar, disolver) repiten las de la novela: amontonar, despejar, dejar «manchones» (ibid.: 60, 156), escribir, derretirse. Leer con la mano no es solo ilustrar escenas, sino repetir operaciones: un manuaje de la lectura, táctil como la prosa que lee.</w:t>
+      </w:r>
+    </w:p>
+    <w:p>
+      <w:pPr>
+        <w:pStyle w:val="BodyText"/>
+        <w:rPr/>
+      </w:pPr>
+      <w:r>
+        <w:rPr/>
+        <w:t xml:space="preserve">El trabajo tiene tres límites. El primero es el que advertía Hall: el corte, el </w:t>
+      </w:r>
+      <w:r>
+        <w:rPr>
+          <w:i/>
+          <w:iCs/>
+        </w:rPr>
+        <w:t>capriccio</w:t>
+      </w:r>
+      <w:r>
+        <w:rPr/>
+        <w:t>, Bacon, la tectónica y hasta la pelvis son maneras de ver ajenas al mundo narrado. Los dibujos hablan de la novela, no del ayllu ni de la manera aymara de entender el espacio, que pedirían otras fuentes y otros autores: los de la historia que los aymaras, escribía Roberto Choque Canqui, «hace tiempo, hemos añorado por escribir» (Choque Canqui, 1978 [1974]: s. p.). El segundo es ético: la inmersión seduce, y un pastel puede embellecer la miseria o fabricar efigies; por eso la serie no dibuja el linchamiento ni el alma que el narrador declara cerrada. El tercero es de método: el dibujo depende de los datos del texto y hereda sus silencios. Puede hacerlos visibles, pero no llenarlos.</w:t>
+      </w:r>
+    </w:p>
+    <w:p>
+      <w:pPr>
+        <w:pStyle w:val="BodyText"/>
+        <w:rPr/>
+      </w:pPr>
+      <w:r>
+        <w:rPr/>
+        <w:t xml:space="preserve">Queda el montón. «Quizá un día la montaña de piedras sobrepase la altura del cerro», esperaban los comunarios (Botelho Gosálvez, 1982 [1945]: 9). La novela cumple la profecía al revés: la montaña crece en el desmonte de la mina y en el «informe montón» que sepulta a Juan Condori (ibid.: 154). El dibujo no repara lo que la novela deja caer al foso; a lo sumo, puede impedir que el foso se cierre. Si en Jatun-Kolla habitar es despejar piedras, leer </w:t>
+      </w:r>
+      <w:r>
+        <w:rPr>
+          <w:i/>
+          <w:iCs/>
+        </w:rPr>
+        <w:t>Altiplano</w:t>
+      </w:r>
+      <w:r>
+        <w:rPr/>
+        <w:t xml:space="preserve"> con la mano es, quizá, volver a amontonarlas para ver qué queda debajo.</w:t>
+      </w:r>
+      <w:bookmarkEnd w:id="10"/>
+    </w:p>
+    <w:p>
+      <w:pPr>
+        <w:pStyle w:val="Heading2"/>
+        <w:rPr/>
+      </w:pPr>
+      <w:bookmarkStart w:id="11" w:name="declaraciones-finales"/>
+      <w:r>
+        <w:rPr/>
+        <w:t>Declaraciones finales</w:t>
+      </w:r>
+    </w:p>
+    <w:p>
+      <w:pPr>
+        <w:pStyle w:val="FirstParagraph"/>
+        <w:rPr/>
+      </w:pPr>
+      <w:r>
+        <w:rPr>
+          <w:b/>
+          <w:bCs/>
+        </w:rPr>
+        <w:t>Conflicto de intereses.</w:t>
+      </w:r>
+      <w:r>
+        <w:rPr/>
+        <w:t xml:space="preserve"> El autor declara no tener conflictos de intereses.</w:t>
+      </w:r>
+    </w:p>
+    <w:p>
+      <w:pPr>
+        <w:pStyle w:val="BodyText"/>
+        <w:rPr/>
+      </w:pPr>
+      <w:r>
+        <w:rPr>
+          <w:b/>
+          <w:bCs/>
+        </w:rPr>
+        <w:t>Declaración de uso de inteligencia artificial.</w:t>
+      </w:r>
+      <w:r>
+        <w:rPr/>
+        <w:t xml:space="preserve"> a) </w:t>
+      </w:r>
+      <w:r>
+        <w:rPr>
+          <w:i/>
+          <w:iCs/>
+        </w:rPr>
+        <w:t>Herramientas</w:t>
+      </w:r>
+      <w:r>
+        <w:rPr/>
+        <w:t xml:space="preserve">: Claude (Anthropic) y ChatGPT (OpenAI), asistentes de </w:t>
+      </w:r>
+      <w:ins w:id="23" w:author="Unknown Author" w:date="2026-09-30T19:33:23Z">
         <w:r>
           <w:rPr/>
-          <w:t xml:space="preserve">Eloísa Paz y alfonso borragán (dirs.), </w:t>
+          <w:t xml:space="preserve">IA </w:t>
         </w:r>
       </w:ins>
+      <w:del w:id="24" w:author="Unknown Author" w:date="2026-09-30T19:33:23Z">
+        <w:r>
+          <w:rPr/>
+          <w:delText xml:space="preserve">inteligencia artificial </w:delText>
+        </w:r>
+      </w:del>
+      <w:r>
+        <w:rPr/>
+        <w:t xml:space="preserve">generativa. b) </w:t>
+      </w:r>
+      <w:r>
+        <w:rPr>
+          <w:i/>
+          <w:iCs/>
+        </w:rPr>
+        <w:t>Alcance</w:t>
+      </w:r>
+      <w:r>
+        <w:rPr/>
+        <w:t xml:space="preserve">: se emplearon en la exploración bibliográfica, la transcripción y paginación de fuentes digitalizadas, la localización y el cotejo de citas con su página, el contraste de pasajes de la novela, la revisión conceptual y la redacción de borradores, y la codificación vectorial de los esquemas de encaje </w:t>
+      </w:r>
+      <w:ins w:id="25" w:author="Unknown Author" w:date="2026-09-30T19:33:23Z">
+        <w:r>
+          <w:rPr/>
+          <w:t>(figuras 1-6) y el diseño y trazado de los diagramas (figuras 7 y 8)</w:t>
+        </w:r>
+      </w:ins>
+      <w:del w:id="26" w:author="Unknown Author" w:date="2026-09-30T19:33:23Z">
+        <w:r>
+          <w:rPr/>
+          <w:delText>de las figuras 1 a 6</w:delText>
+        </w:r>
+      </w:del>
+      <w:r>
+        <w:rPr/>
+        <w:t xml:space="preserve">. c) </w:t>
+      </w:r>
+      <w:r>
+        <w:rPr>
+          <w:i/>
+          <w:iCs/>
+        </w:rPr>
+        <w:t>Rol</w:t>
+      </w:r>
+      <w:r>
+        <w:rPr/>
+        <w:t>: el autor concibió la hipótesis original, diseñó la metodología de lectura tectónica, seleccionó las fuentes, decidió las interpretaciones, dirigió y revisó la redacción y es autor exclusivo de los pasteles al óleo que sustentan la investigación; asume la plena responsabilidad intelectual por la versión final del manuscrito.</w:t>
+      </w:r>
+      <w:bookmarkEnd w:id="11"/>
+    </w:p>
+    <w:p>
+      <w:pPr>
+        <w:pStyle w:val="Heading2"/>
+        <w:rPr/>
+      </w:pPr>
+      <w:bookmarkStart w:id="12" w:name="bibliografía"/>
+      <w:r>
+        <w:rPr/>
+        <w:t>Bibliografía</w:t>
+      </w:r>
+    </w:p>
+    <w:p>
+      <w:pPr>
+        <w:pStyle w:val="FirstParagraph"/>
+        <w:rPr/>
+      </w:pPr>
+      <w:r>
+        <w:rPr/>
+        <w:t xml:space="preserve">Bachelard, Gaston (1978 [1942]). </w:t>
+      </w:r>
+      <w:r>
+        <w:rPr>
+          <w:i/>
+          <w:iCs/>
+        </w:rPr>
+        <w:t>El agua y los sueños. Ensayo sobre la imaginación de la materia</w:t>
+      </w:r>
+      <w:r>
+        <w:rPr/>
+        <w:t>. México: Fondo de Cultura Económica.</w:t>
+      </w:r>
+    </w:p>
+    <w:p>
+      <w:pPr>
+        <w:pStyle w:val="BodyText"/>
+        <w:rPr/>
+      </w:pPr>
+      <w:r>
+        <w:rPr/>
+        <w:t xml:space="preserve">Barnadas, Josep M. (1978 [1975]). </w:t>
+      </w:r>
+      <w:r>
+        <w:rPr>
+          <w:i/>
+          <w:iCs/>
+        </w:rPr>
+        <w:t>Apuntes para una historia aymara</w:t>
+      </w:r>
+      <w:r>
+        <w:rPr/>
+        <w:t>. 2.ª ed. La Paz: CIPCA (Cuadernos de Investigación, 6).</w:t>
+      </w:r>
+    </w:p>
+    <w:p>
+      <w:pPr>
+        <w:pStyle w:val="BodyText"/>
+        <w:rPr/>
+      </w:pPr>
+      <w:r>
+        <w:rPr/>
+        <w:t xml:space="preserve">Bertonio, Ludovico (2011 [1612]). </w:t>
+      </w:r>
+      <w:r>
+        <w:rPr>
+          <w:i/>
+          <w:iCs/>
+        </w:rPr>
+        <w:t>Transcripción del vocabulario de la lengua aymara</w:t>
+      </w:r>
+      <w:r>
+        <w:rPr/>
+        <w:t>. La Paz: Radio San Gabriel (1993) e ILLA-A (ed. digital).</w:t>
+      </w:r>
+    </w:p>
+    <w:p>
+      <w:pPr>
+        <w:pStyle w:val="BodyText"/>
+        <w:rPr/>
+      </w:pPr>
+      <w:r>
+        <w:rPr/>
+        <w:t xml:space="preserve">Botelho Gosálvez, Raúl (1982 [1945]). </w:t>
+      </w:r>
+      <w:r>
+        <w:rPr>
+          <w:i/>
+          <w:iCs/>
+        </w:rPr>
+        <w:t>Altiplano</w:t>
+      </w:r>
+      <w:r>
+        <w:rPr/>
+        <w:t>. 7.ª ed. La Paz: Librería Editorial Juventud.</w:t>
+      </w:r>
+    </w:p>
+    <w:p>
+      <w:pPr>
+        <w:pStyle w:val="BodyText"/>
+        <w:rPr/>
+      </w:pPr>
+      <w:r>
+        <w:rPr/>
+        <w:t xml:space="preserve">Cárcamo Pino, Mauricio Arnoldo (2019). “Thinking and Intelligence in the Architectural Design. A Review from Language, Graphuage and Manuage”. En Carlos Luis Marcos Alba (ed.), </w:t>
+      </w:r>
+      <w:r>
+        <w:rPr>
+          <w:i/>
+          <w:iCs/>
+        </w:rPr>
+        <w:t>Graphic Imprints. The Influence of Representation and Ideation Tools in Architecture. EGA 2018</w:t>
+      </w:r>
+      <w:r>
+        <w:rPr/>
+        <w:t>. Cham: Springer: 1411-1423.</w:t>
+      </w:r>
+    </w:p>
+    <w:p>
+      <w:pPr>
+        <w:pStyle w:val="BodyText"/>
+        <w:rPr/>
+      </w:pPr>
+      <w:r>
+        <w:rPr/>
+        <w:t xml:space="preserve">Cárcamo Pino, Mauricio Arnoldo (2025a). “Madera, herramientas y manuaje. Notas para una ontología evolutiva del diseñar”. </w:t>
+      </w:r>
+      <w:r>
+        <w:rPr>
+          <w:i/>
+          <w:iCs/>
+        </w:rPr>
+        <w:t>Revista Arteoficio</w:t>
+      </w:r>
+      <w:r>
+        <w:rPr/>
+        <w:t>, 21: 5-12. https://doi.org/10.35588/nn3v3487</w:t>
+      </w:r>
+    </w:p>
+    <w:p>
+      <w:pPr>
+        <w:pStyle w:val="BodyText"/>
+        <w:rPr/>
+      </w:pPr>
+      <w:r>
+        <w:rPr/>
+        <w:t xml:space="preserve">Cárcamo Pino, Mauricio Arnoldo (2025b). “Oralitura/literatura y manuaje/lenguaje: una revisión por reescritura”. </w:t>
+      </w:r>
+      <w:r>
+        <w:rPr>
+          <w:i/>
+          <w:iCs/>
+        </w:rPr>
+        <w:t>Revista Chilena de Literatura</w:t>
+      </w:r>
+      <w:r>
+        <w:rPr/>
+        <w:t>, 112: 233-264.</w:t>
+      </w:r>
+    </w:p>
+    <w:p>
+      <w:pPr>
+        <w:pStyle w:val="BodyText"/>
+        <w:rPr/>
+      </w:pPr>
+      <w:r>
+        <w:rPr/>
+        <w:t xml:space="preserve">Choque Canqui, Roberto (1978 [1974]). “Prólogo”. En Josep M. Barnadas, </w:t>
+      </w:r>
+      <w:r>
+        <w:rPr>
+          <w:i/>
+          <w:iCs/>
+        </w:rPr>
+        <w:t>Apuntes para una historia aymara</w:t>
+      </w:r>
+      <w:r>
+        <w:rPr/>
+        <w:t>. 2.ª ed. La Paz: CIPCA: s. p.</w:t>
+      </w:r>
+    </w:p>
+    <w:p>
+      <w:pPr>
+        <w:pStyle w:val="BodyText"/>
+        <w:rPr/>
+      </w:pPr>
+      <w:r>
+        <w:rPr/>
+        <w:t xml:space="preserve">Cornejo Polar, Antonio (2003 [1994]). </w:t>
+      </w:r>
+      <w:r>
+        <w:rPr>
+          <w:i/>
+          <w:iCs/>
+        </w:rPr>
+        <w:t>Escribir en el aire. Ensayo sobre la heterogeneidad socio-cultural en las literaturas andinas</w:t>
+      </w:r>
+      <w:r>
+        <w:rPr/>
+        <w:t>. 2.ª ed. Lima y Berkeley: CELACP y Latinoamericana Editores.</w:t>
+      </w:r>
+    </w:p>
+    <w:p>
+      <w:pPr>
+        <w:pStyle w:val="BodyText"/>
+        <w:rPr/>
+      </w:pPr>
+      <w:r>
+        <w:rPr/>
+        <w:t xml:space="preserve">Dean, Carolyn (2010). </w:t>
+      </w:r>
+      <w:r>
+        <w:rPr>
+          <w:i/>
+          <w:iCs/>
+        </w:rPr>
+        <w:t>A Culture of Stone: Inka Perspectives on Rock</w:t>
+      </w:r>
+      <w:r>
+        <w:rPr/>
+        <w:t>. Durham y Londres: Duke University Press.</w:t>
+      </w:r>
+    </w:p>
+    <w:p>
+      <w:pPr>
+        <w:pStyle w:val="BodyText"/>
+        <w:rPr/>
+      </w:pPr>
+      <w:r>
+        <w:rPr/>
+        <w:t xml:space="preserve">Duviols, Pierre (1979). “Un symbolisme de l’occupation, de l’aménagement et de l’exploitation de l’espace: le monolithe «huanca» et sa fonction dans les Andes préhispaniques”. </w:t>
+      </w:r>
+      <w:r>
+        <w:rPr>
+          <w:i/>
+          <w:iCs/>
+        </w:rPr>
+        <w:t>L’Homme</w:t>
+      </w:r>
+      <w:r>
+        <w:rPr/>
+        <w:t>, 19(2): 7-31.</w:t>
+      </w:r>
+    </w:p>
+    <w:p>
+      <w:pPr>
+        <w:pStyle w:val="BodyText"/>
+        <w:rPr/>
+      </w:pPr>
+      <w:r>
+        <w:rPr/>
+        <w:t xml:space="preserve">Frampton, Kenneth (1995). </w:t>
+      </w:r>
+      <w:r>
+        <w:rPr>
+          <w:i/>
+          <w:iCs/>
+        </w:rPr>
+        <w:t>Studies in Tectonic Culture: The Poetics of Construction in Nineteenth and Twentieth Century Architecture</w:t>
+      </w:r>
+      <w:r>
+        <w:rPr/>
+        <w:t>. Ed. John Cava. Cambridge, MA y Londres: MIT Press.</w:t>
+      </w:r>
+    </w:p>
+    <w:p>
+      <w:pPr>
+        <w:pStyle w:val="BodyText"/>
+        <w:rPr/>
+      </w:pPr>
+      <w:r>
+        <w:rPr/>
+        <w:t xml:space="preserve">Garrington, Abbie (2013). </w:t>
+      </w:r>
+      <w:r>
+        <w:rPr>
+          <w:i/>
+          <w:iCs/>
+        </w:rPr>
+        <w:t>Haptic Modernism: Touch and the Tactile in Modernist Writing</w:t>
+      </w:r>
+      <w:r>
+        <w:rPr/>
+        <w:t>. Edimburgo: Edinburgh University Press.</w:t>
+      </w:r>
+    </w:p>
+    <w:p>
+      <w:pPr>
+        <w:pStyle w:val="BodyText"/>
+        <w:rPr/>
+      </w:pPr>
+      <w:r>
+        <w:rPr/>
+        <w:t xml:space="preserve">Hall, Edward T. (1973 [1966]). </w:t>
+      </w:r>
+      <w:r>
+        <w:rPr>
+          <w:i/>
+          <w:iCs/>
+        </w:rPr>
+        <w:t>La dimensión oculta: enfoque antropológico del uso del espacio</w:t>
+      </w:r>
+      <w:r>
+        <w:rPr/>
+        <w:t>. Madrid: Instituto de Estudios de Administración Local.</w:t>
+      </w:r>
+    </w:p>
+    <w:p>
+      <w:pPr>
+        <w:pStyle w:val="BodyText"/>
+        <w:rPr/>
+      </w:pPr>
+      <w:r>
+        <w:rPr/>
+        <w:t xml:space="preserve">Ingold, Tim (2013). </w:t>
+      </w:r>
+      <w:r>
+        <w:rPr>
+          <w:i/>
+          <w:iCs/>
+        </w:rPr>
+        <w:t>Making: Anthropology, Archaeology, Art and Architecture</w:t>
+      </w:r>
+      <w:r>
+        <w:rPr/>
+        <w:t>. Londres y Nueva York: Routledge.</w:t>
+      </w:r>
+    </w:p>
+    <w:p>
+      <w:pPr>
+        <w:pStyle w:val="BodyText"/>
+        <w:rPr/>
+      </w:pPr>
+      <w:r>
+        <w:rPr/>
+        <w:t>Le Guin, Ursula K. (2021 [1986]). “La teoría de la bolsa de transporte de la ficción”. Trad. Kamen Nedev y José Pérez de Lama. Biblioteca Anarquista. https://es.theanarchistlibrary.org</w:t>
+      </w:r>
+    </w:p>
+    <w:p>
+      <w:pPr>
+        <w:pStyle w:val="BodyText"/>
+        <w:rPr/>
+      </w:pPr>
+      <w:r>
+        <w:rPr/>
+        <w:t xml:space="preserve">Lundberg, Simon (2019). </w:t>
+      </w:r>
+      <w:r>
+        <w:rPr>
+          <w:i/>
+          <w:iCs/>
+        </w:rPr>
+        <w:t>Architecture as Image</w:t>
+      </w:r>
+      <w:r>
+        <w:rPr/>
+        <w:t>. Proyecto de grado en Arquitectura, nivel avanzado. Estocolmo: KTH, TRITA-ABE-MBT-19132.</w:t>
+      </w:r>
+    </w:p>
+    <w:p>
+      <w:pPr>
+        <w:pStyle w:val="BodyText"/>
+        <w:rPr/>
+      </w:pPr>
+      <w:r>
+        <w:rPr/>
+        <w:t xml:space="preserve">Martin, Richard (2014). </w:t>
+      </w:r>
+      <w:r>
+        <w:rPr>
+          <w:i/>
+          <w:iCs/>
+        </w:rPr>
+        <w:t>The Architecture of David Lynch</w:t>
+      </w:r>
+      <w:r>
+        <w:rPr/>
+        <w:t>. Londres y Nueva York: Bloomsbury Academic.</w:t>
+      </w:r>
+    </w:p>
+    <w:p>
+      <w:pPr>
+        <w:pStyle w:val="BodyText"/>
+        <w:rPr/>
+      </w:pPr>
+      <w:r>
+        <w:rPr/>
+        <w:t xml:space="preserve">Pallasmaa, Juhani (2014 [2011]). </w:t>
+      </w:r>
+      <w:r>
+        <w:rPr>
+          <w:i/>
+          <w:iCs/>
+        </w:rPr>
+        <w:t>La imagen corpórea. Imaginación e imaginario en la arquitectura</w:t>
+      </w:r>
+      <w:r>
+        <w:rPr/>
+        <w:t>. Trad. Carles Muro. Barcelona: Gustavo Gili.</w:t>
+      </w:r>
+    </w:p>
+    <w:p>
+      <w:pPr>
+        <w:pStyle w:val="BodyText"/>
+        <w:rPr/>
+      </w:pPr>
+      <w:r>
+        <w:rPr/>
+        <w:t xml:space="preserve">Rivera Cusicanqui, Silvia (2010 [1984]). </w:t>
+      </w:r>
+      <w:r>
+        <w:rPr>
+          <w:i/>
+          <w:iCs/>
+        </w:rPr>
+        <w:t>«Oprimidos pero no vencidos». Luchas del campesinado aymara y qhechwa 1900-1980</w:t>
+      </w:r>
+      <w:r>
+        <w:rPr/>
+        <w:t>. 4.ª ed. La Paz: WA-GUI.</w:t>
+      </w:r>
+    </w:p>
+    <w:p>
+      <w:pPr>
+        <w:pStyle w:val="BodyText"/>
+        <w:rPr/>
+      </w:pPr>
+      <w:r>
+        <w:rPr/>
+        <w:t xml:space="preserve">Rodríguez, Malena y Rodríguez, Gabriel (2025). “Susto andino y violencia política”. En Eloísa Paz y alfonso borragán (dirs.), </w:t>
+      </w:r>
+      <w:r>
+        <w:rPr>
+          <w:i/>
+          <w:iCs/>
+        </w:rPr>
+        <w:t>Susto al susto</w:t>
+      </w:r>
+      <w:r>
+        <w:rPr/>
+        <w:t>. La Paz: A ediciones: 43-61.</w:t>
+      </w:r>
+    </w:p>
+    <w:p>
+      <w:pPr>
+        <w:pStyle w:val="BodyText"/>
+        <w:rPr/>
+      </w:pPr>
+      <w:r>
+        <w:rPr/>
+        <w:t xml:space="preserve">Scott, James C. (2020 [1998]). </w:t>
+      </w:r>
+      <w:r>
+        <w:rPr>
+          <w:i/>
+          <w:iCs/>
+        </w:rPr>
+        <w:t>Seeing Like a State: How Certain Schemes to Improve the Human Condition Have Failed</w:t>
+      </w:r>
+      <w:r>
+        <w:rPr/>
+        <w:t>. New Haven y Londres: Yale University Press.</w:t>
+      </w:r>
+    </w:p>
+    <w:p>
+      <w:pPr>
+        <w:pStyle w:val="BodyText"/>
+        <w:rPr/>
+      </w:pPr>
+      <w:r>
+        <w:rPr/>
+        <w:t xml:space="preserve">Seguí de la Riva, Javier (2010). </w:t>
+      </w:r>
+      <w:r>
+        <w:rPr>
+          <w:i/>
+          <w:iCs/>
+        </w:rPr>
+        <w:t>Ser dibujo</w:t>
+      </w:r>
+      <w:r>
+        <w:rPr/>
+        <w:t>. Madrid: Mairea Libros y Escuela Técnica Superior de Arquitectura de Madrid.</w:t>
+      </w:r>
+    </w:p>
+    <w:p>
+      <w:pPr>
+        <w:pStyle w:val="BodyText"/>
+        <w:rPr/>
+      </w:pPr>
+      <w:r>
+        <w:rPr/>
+        <w:t xml:space="preserve">Spedding, Alison (2025). “Piedras en el camino”. En Eloísa Paz y alfonso borragán (dirs.), </w:t>
+      </w:r>
       <w:r>
         <w:rPr>
           <w:i/>

--- a/articulo/articulo_cosecha_de_piedras_cambios.docx
+++ b/articulo/articulo_cosecha_de_piedras_cambios.docx
@@ -245,7 +245,7 @@
         <w:rPr/>
         <w:t xml:space="preserve"> </w:t>
       </w:r>
-      <w:del w:id="0" w:author="Unknown Author" w:date="2026-09-30T19:33:23Z">
+      <w:del w:id="0" w:author="Unknown Author" w:date="2026-10-01T00:33:32Z">
         <w:r>
           <w:rPr/>
           <w:delText xml:space="preserve">justamente </w:delText>
@@ -435,13 +435,13 @@
         <w:rPr/>
         <w:t xml:space="preserve">En Bolivia, René Zavaleta Mercado opuso «dos concepciones que son ambas espacialistas»: la andina, un «archipiélago» en el que «este espacio no puede concebirse sin otro espacio», y la señorial, que concibe «el dominio final del suelo como atribución ligada a una estirpe» (Zavaleta Mercado, 1986: 29-30). Es decir: para la primera, la tierra </w:t>
       </w:r>
-      <w:ins w:id="1" w:author="Unknown Author" w:date="2026-09-30T19:33:23Z">
+      <w:ins w:id="1" w:author="Unknown Author" w:date="2026-10-01T00:33:32Z">
         <w:r>
           <w:rPr/>
           <w:t>reúne</w:t>
         </w:r>
       </w:ins>
-      <w:del w:id="2" w:author="Unknown Author" w:date="2026-09-30T19:33:23Z">
+      <w:del w:id="2" w:author="Unknown Author" w:date="2026-10-01T00:33:32Z">
         <w:r>
           <w:rPr/>
           <w:delText>es un conjunto de</w:delText>
@@ -1872,7 +1872,7 @@
         <w:rPr/>
         <w:t>. Muros de piedra</w:t>
       </w:r>
-      <w:del w:id="3" w:author="Unknown Author" w:date="2026-09-30T19:33:23Z">
+      <w:del w:id="3" w:author="Unknown Author" w:date="2026-10-01T00:33:32Z">
         <w:r>
           <w:rPr/>
           <w:delText xml:space="preserve"> de dos metros de alto</w:delText>
@@ -1882,7 +1882,7 @@
         <w:rPr/>
         <w:t>, fuego al centro, herramientas colgadas</w:t>
       </w:r>
-      <w:del w:id="4" w:author="Unknown Author" w:date="2026-09-30T19:33:23Z">
+      <w:del w:id="4" w:author="Unknown Author" w:date="2026-10-01T00:33:32Z">
         <w:r>
           <w:rPr/>
           <w:delText xml:space="preserve"> de las vigas</w:delText>
@@ -3071,7 +3071,7 @@
         <w:rPr/>
         <w:t>Muralla, foso, atalaya: recordar es construir, y olvidar también</w:t>
       </w:r>
-      <w:ins w:id="5" w:author="Unknown Author" w:date="2026-09-30T19:33:23Z">
+      <w:ins w:id="5" w:author="Unknown Author" w:date="2026-10-01T00:33:32Z">
         <w:r>
           <w:rPr/>
           <w:t xml:space="preserve"> (Figura 7)</w:t>
@@ -3081,7 +3081,7 @@
         <w:rPr/>
         <w:t xml:space="preserve">. Es lo contrario del lema del epígrafe: los comunarios de la novela no caminan mirando al pasado; lo esconden en un foso. La selección tiene nombres: «Llegaron los Villca, los Huanca, los Huallpa, los Yupanqui, los Ticona, los Choque, los Chuquihuanca» (ibid.: 156). Faltan los Condori, los Mamani y los Quispe, la «legión» sin tierra que cerraba la escalera del narrador (ibid.: 22). </w:t>
       </w:r>
-      <w:del w:id="6" w:author="Unknown Author" w:date="2026-09-30T19:33:23Z">
+      <w:del w:id="6" w:author="Unknown Author" w:date="2026-10-01T00:33:32Z">
         <w:r>
           <w:rPr/>
           <w:delText xml:space="preserve">Juan Condori está enterrado en el cementerio de los mineros; los miembros de Basilio Quispe, «en muchos sitios» (ibid.: 69). </w:delText>
@@ -3091,7 +3091,7 @@
         <w:rPr/>
         <w:t>El Signo Escalonado se rehace sin su último escalón. Una pirca de doble cara enseña lo que esa memoria olvida: las piedras grandes dan la cara, pero adentro</w:t>
       </w:r>
-      <w:del w:id="7" w:author="Unknown Author" w:date="2026-09-30T19:33:23Z">
+      <w:del w:id="7" w:author="Unknown Author" w:date="2026-10-01T00:33:32Z">
         <w:r>
           <w:rPr/>
           <w:delText>, apretadas entre las dos caras,</w:delText>
@@ -3128,15 +3128,15 @@
       <w:pPr>
         <w:pStyle w:val="Figura"/>
         <w:rPr>
-          <w:ins w:id="9" w:author="Unknown Author" w:date="2026-09-30T19:33:23Z"/>
-        </w:rPr>
-      </w:pPr>
-      <w:ins w:id="8" w:author="Unknown Author" w:date="2026-09-30T19:33:23Z">
+          <w:ins w:id="9" w:author="Unknown Author" w:date="2026-10-01T00:33:32Z"/>
+        </w:rPr>
+      </w:pPr>
+      <w:ins w:id="8" w:author="Unknown Author" w:date="2026-10-01T00:33:32Z">
         <w:r>
           <w:rPr/>
           <w:drawing>
             <wp:inline distT="0" distB="0" distL="0" distR="0">
-              <wp:extent cx="5039995" cy="2995295"/>
+              <wp:extent cx="5039995" cy="3239770"/>
               <wp:effectExtent l="0" t="0" r="0" b="0"/>
               <wp:docPr id="7" name="Image7" descr=""/>
               <wp:cNvGraphicFramePr>
@@ -3160,7 +3160,7 @@
                     <pic:spPr bwMode="auto">
                       <a:xfrm>
                         <a:off x="0" y="0"/>
-                        <a:ext cx="5039995" cy="2995295"/>
+                        <a:ext cx="5039995" cy="3239770"/>
                       </a:xfrm>
                       <a:prstGeom prst="rect">
                         <a:avLst/>
@@ -3178,10 +3178,10 @@
       <w:pPr>
         <w:pStyle w:val="Piedefigura"/>
         <w:rPr>
-          <w:ins w:id="14" w:author="Unknown Author" w:date="2026-09-30T19:33:23Z"/>
-        </w:rPr>
-      </w:pPr>
-      <w:ins w:id="10" w:author="Unknown Author" w:date="2026-09-30T19:33:23Z">
+          <w:ins w:id="14" w:author="Unknown Author" w:date="2026-10-01T00:33:32Z"/>
+        </w:rPr>
+      </w:pPr>
+      <w:ins w:id="10" w:author="Unknown Author" w:date="2026-10-01T00:33:32Z">
         <w:r>
           <w:rPr>
             <w:b/>
@@ -3190,13 +3190,13 @@
           <w:t>Figura 7.</w:t>
         </w:r>
       </w:ins>
-      <w:ins w:id="11" w:author="Unknown Author" w:date="2026-09-30T19:33:23Z">
+      <w:ins w:id="11" w:author="Unknown Author" w:date="2026-10-01T00:33:32Z">
         <w:r>
           <w:rPr/>
           <w:t xml:space="preserve"> </w:t>
         </w:r>
       </w:ins>
-      <w:ins w:id="12" w:author="Unknown Author" w:date="2026-09-30T19:33:23Z">
+      <w:ins w:id="12" w:author="Unknown Author" w:date="2026-10-01T00:33:32Z">
         <w:r>
           <w:rPr>
             <w:i/>
@@ -3205,7 +3205,7 @@
           <w:t>La memoria del retorno</w:t>
         </w:r>
       </w:ins>
-      <w:ins w:id="13" w:author="Unknown Author" w:date="2026-09-30T19:33:23Z">
+      <w:ins w:id="13" w:author="Unknown Author" w:date="2026-10-01T00:33:32Z">
         <w:r>
           <w:rPr/>
           <w:t>. Diagrama. Fuente: elaboración propia con asistencia de IA.</w:t>
@@ -3244,7 +3244,7 @@
         <w:rPr/>
         <w:t>La lectura permite sostener cuatro hallazgos. Primero: el montón de piedras es la arquitectura mínima de la novela, masa sin edificio, y la cosecha de estaño que promete el capataz (Botelho Gosálvez, 1982 [1945]: 142) es la captura de ese gesto por la máquina</w:t>
       </w:r>
-      <w:ins w:id="15" w:author="Unknown Author" w:date="2026-09-30T19:33:23Z">
+      <w:ins w:id="15" w:author="Unknown Author" w:date="2026-10-01T00:33:32Z">
         <w:r>
           <w:rPr/>
           <w:t xml:space="preserve"> (Figura 8)</w:t>
@@ -3259,15 +3259,15 @@
       <w:pPr>
         <w:pStyle w:val="Figura"/>
         <w:rPr>
-          <w:ins w:id="17" w:author="Unknown Author" w:date="2026-09-30T19:33:23Z"/>
-        </w:rPr>
-      </w:pPr>
-      <w:ins w:id="16" w:author="Unknown Author" w:date="2026-09-30T19:33:23Z">
+          <w:ins w:id="17" w:author="Unknown Author" w:date="2026-10-01T00:33:32Z"/>
+        </w:rPr>
+      </w:pPr>
+      <w:ins w:id="16" w:author="Unknown Author" w:date="2026-10-01T00:33:32Z">
         <w:r>
           <w:rPr/>
           <w:drawing>
             <wp:inline distT="0" distB="0" distL="0" distR="0">
-              <wp:extent cx="5039995" cy="3110230"/>
+              <wp:extent cx="4338320" cy="6120130"/>
               <wp:effectExtent l="0" t="0" r="0" b="0"/>
               <wp:docPr id="8" name="Image8" descr=""/>
               <wp:cNvGraphicFramePr>
@@ -3291,7 +3291,7 @@
                     <pic:spPr bwMode="auto">
                       <a:xfrm>
                         <a:off x="0" y="0"/>
-                        <a:ext cx="5039995" cy="3110230"/>
+                        <a:ext cx="4338320" cy="6120130"/>
                       </a:xfrm>
                       <a:prstGeom prst="rect">
                         <a:avLst/>
@@ -3309,10 +3309,10 @@
       <w:pPr>
         <w:pStyle w:val="Piedefigura"/>
         <w:rPr>
-          <w:ins w:id="22" w:author="Unknown Author" w:date="2026-09-30T19:33:23Z"/>
-        </w:rPr>
-      </w:pPr>
-      <w:ins w:id="18" w:author="Unknown Author" w:date="2026-09-30T19:33:23Z">
+          <w:ins w:id="22" w:author="Unknown Author" w:date="2026-10-01T00:33:32Z"/>
+        </w:rPr>
+      </w:pPr>
+      <w:ins w:id="18" w:author="Unknown Author" w:date="2026-10-01T00:33:32Z">
         <w:r>
           <w:rPr>
             <w:b/>
@@ -3321,13 +3321,13 @@
           <w:t>Figura 8.</w:t>
         </w:r>
       </w:ins>
-      <w:ins w:id="19" w:author="Unknown Author" w:date="2026-09-30T19:33:23Z">
+      <w:ins w:id="19" w:author="Unknown Author" w:date="2026-10-01T00:33:32Z">
         <w:r>
           <w:rPr/>
           <w:t xml:space="preserve"> </w:t>
         </w:r>
       </w:ins>
-      <w:ins w:id="20" w:author="Unknown Author" w:date="2026-09-30T19:33:23Z">
+      <w:ins w:id="20" w:author="Unknown Author" w:date="2026-10-01T00:33:32Z">
         <w:r>
           <w:rPr>
             <w:i/>
@@ -3336,7 +3336,7 @@
           <w:t>Tres montones</w:t>
         </w:r>
       </w:ins>
-      <w:ins w:id="21" w:author="Unknown Author" w:date="2026-09-30T19:33:23Z">
+      <w:ins w:id="21" w:author="Unknown Author" w:date="2026-10-01T00:33:32Z">
         <w:r>
           <w:rPr/>
           <w:t>. Diagrama. Fuente: elaboración propia con asistencia de IA.</w:t>
@@ -3451,13 +3451,13 @@
         <w:rPr/>
         <w:t xml:space="preserve">: Claude (Anthropic) y ChatGPT (OpenAI), asistentes de </w:t>
       </w:r>
-      <w:ins w:id="23" w:author="Unknown Author" w:date="2026-09-30T19:33:23Z">
+      <w:ins w:id="23" w:author="Unknown Author" w:date="2026-10-01T00:33:32Z">
         <w:r>
           <w:rPr/>
           <w:t xml:space="preserve">IA </w:t>
         </w:r>
       </w:ins>
-      <w:del w:id="24" w:author="Unknown Author" w:date="2026-09-30T19:33:23Z">
+      <w:del w:id="24" w:author="Unknown Author" w:date="2026-10-01T00:33:32Z">
         <w:r>
           <w:rPr/>
           <w:delText xml:space="preserve">inteligencia artificial </w:delText>
@@ -3478,13 +3478,13 @@
         <w:rPr/>
         <w:t xml:space="preserve">: se emplearon en la exploración bibliográfica, la transcripción y paginación de fuentes digitalizadas, la localización y el cotejo de citas con su página, el contraste de pasajes de la novela, la revisión conceptual y la redacción de borradores, y la codificación vectorial de los esquemas de encaje </w:t>
       </w:r>
-      <w:ins w:id="25" w:author="Unknown Author" w:date="2026-09-30T19:33:23Z">
+      <w:ins w:id="25" w:author="Unknown Author" w:date="2026-10-01T00:33:32Z">
         <w:r>
           <w:rPr/>
           <w:t>(figuras 1-6) y el diseño y trazado de los diagramas (figuras 7 y 8)</w:t>
         </w:r>
       </w:ins>
-      <w:del w:id="26" w:author="Unknown Author" w:date="2026-09-30T19:33:23Z">
+      <w:del w:id="26" w:author="Unknown Author" w:date="2026-10-01T00:33:32Z">
         <w:r>
           <w:rPr/>
           <w:delText>de las figuras 1 a 6</w:delText>

--- a/articulo/articulo_cosecha_de_piedras_cambios.docx
+++ b/articulo/articulo_cosecha_de_piedras_cambios.docx
@@ -245,7 +245,7 @@
         <w:rPr/>
         <w:t xml:space="preserve"> </w:t>
       </w:r>
-      <w:del w:id="0" w:author="Unknown Author" w:date="2026-10-01T00:33:32Z">
+      <w:del w:id="0" w:author="Unknown Author" w:date="2026-10-01T02:40:40Z">
         <w:r>
           <w:rPr/>
           <w:delText xml:space="preserve">justamente </w:delText>
@@ -435,13 +435,13 @@
         <w:rPr/>
         <w:t xml:space="preserve">En Bolivia, René Zavaleta Mercado opuso «dos concepciones que son ambas espacialistas»: la andina, un «archipiélago» en el que «este espacio no puede concebirse sin otro espacio», y la señorial, que concibe «el dominio final del suelo como atribución ligada a una estirpe» (Zavaleta Mercado, 1986: 29-30). Es decir: para la primera, la tierra </w:t>
       </w:r>
-      <w:ins w:id="1" w:author="Unknown Author" w:date="2026-10-01T00:33:32Z">
+      <w:ins w:id="1" w:author="Unknown Author" w:date="2026-10-01T02:40:40Z">
         <w:r>
           <w:rPr/>
           <w:t>reúne</w:t>
         </w:r>
       </w:ins>
-      <w:del w:id="2" w:author="Unknown Author" w:date="2026-10-01T00:33:32Z">
+      <w:del w:id="2" w:author="Unknown Author" w:date="2026-10-01T02:40:40Z">
         <w:r>
           <w:rPr/>
           <w:delText>es un conjunto de</w:delText>
@@ -1872,7 +1872,7 @@
         <w:rPr/>
         <w:t>. Muros de piedra</w:t>
       </w:r>
-      <w:del w:id="3" w:author="Unknown Author" w:date="2026-10-01T00:33:32Z">
+      <w:del w:id="3" w:author="Unknown Author" w:date="2026-10-01T02:40:40Z">
         <w:r>
           <w:rPr/>
           <w:delText xml:space="preserve"> de dos metros de alto</w:delText>
@@ -1880,17 +1880,17 @@
       </w:del>
       <w:r>
         <w:rPr/>
-        <w:t>, fuego al centro, herramientas colgadas</w:t>
-      </w:r>
-      <w:del w:id="4" w:author="Unknown Author" w:date="2026-10-01T00:33:32Z">
+        <w:t xml:space="preserve">, fuego al centro, herramientas colgadas </w:t>
+      </w:r>
+      <w:del w:id="4" w:author="Unknown Author" w:date="2026-10-01T02:40:40Z">
         <w:r>
           <w:rPr/>
-          <w:delText xml:space="preserve"> de las vigas</w:delText>
+          <w:delText xml:space="preserve">de las vigas </w:delText>
         </w:r>
       </w:del>
       <w:r>
         <w:rPr/>
-        <w:t xml:space="preserve"> (Botelho Gosálvez, 1982 [1945]: 8, 30-31) y, en el techo, un crucifijo con «una pequeña huaca de barro cocido» (ibid.: 10). (2) </w:t>
+        <w:t xml:space="preserve">(Botelho Gosálvez, 1982 [1945]: 8, 30-31) y, en el techo, un crucifijo con «una pequeña huaca de barro cocido» (ibid.: 10). (2) </w:t>
       </w:r>
       <w:r>
         <w:rPr>
@@ -1901,7 +1901,23 @@
       </w:r>
       <w:r>
         <w:rPr/>
-        <w:t xml:space="preserve">. Un corte a la altura de una persona sentada junto al brasero. La hoja se cubre de negro y siena, el color del hollín, y la luz se saca quitando materia: el esgrafiado abre en la masa oscura las vigas, las hoces y el yugo, como el comunario abre la tierra quitándole piedras. El perfil de cráneo (la bóveda de paja como calota, la puerta como órbita, el fuego en el lugar del pensamiento) es una decisión de ensamblaje, no un hallazgo: lleva al dibujo esa correspondencia entre casa y cuerpo. (3) </w:t>
+        <w:t xml:space="preserve">. Un corte a la altura de una persona </w:t>
+      </w:r>
+      <w:ins w:id="5" w:author="Unknown Author" w:date="2026-10-01T02:40:40Z">
+        <w:r>
+          <w:rPr/>
+          <w:t>en cuclillas</w:t>
+        </w:r>
+      </w:ins>
+      <w:del w:id="6" w:author="Unknown Author" w:date="2026-10-01T02:40:40Z">
+        <w:r>
+          <w:rPr/>
+          <w:delText>sentada</w:delText>
+        </w:r>
+      </w:del>
+      <w:r>
+        <w:rPr/>
+        <w:t xml:space="preserve"> junto al brasero. La hoja se cubre de negro y siena, el color del hollín, y la luz se saca quitando materia: el esgrafiado abre en la masa oscura las vigas, las hoces y el yugo, como el comunario abre la tierra quitándole piedras. El perfil de cráneo (la bóveda de paja como calota, la puerta como órbita, el fuego en el lugar del pensamiento) es una decisión de ensamblaje, no un hallazgo: lleva al dibujo esa correspondencia entre casa y cuerpo. (3) </w:t>
       </w:r>
       <w:r>
         <w:rPr>
@@ -1924,7 +1940,7 @@
         <w:rPr/>
         <w:drawing>
           <wp:inline distT="0" distB="0" distL="0" distR="0">
-            <wp:extent cx="5039995" cy="2867025"/>
+            <wp:extent cx="5039995" cy="3383915"/>
             <wp:effectExtent l="0" t="0" r="0" b="0"/>
             <wp:docPr id="1" name="Picture" descr=""/>
             <wp:cNvGraphicFramePr>
@@ -1948,7 +1964,7 @@
                   <pic:spPr bwMode="auto">
                     <a:xfrm>
                       <a:off x="0" y="0"/>
-                      <a:ext cx="5039995" cy="2867025"/>
+                      <a:ext cx="5039995" cy="3383915"/>
                     </a:xfrm>
                     <a:prstGeom prst="rect">
                       <a:avLst/>
@@ -2084,7 +2100,7 @@
         <w:rPr/>
         <w:drawing>
           <wp:inline distT="0" distB="0" distL="0" distR="0">
-            <wp:extent cx="4679950" cy="3786505"/>
+            <wp:extent cx="4032250" cy="5760085"/>
             <wp:effectExtent l="0" t="0" r="0" b="0"/>
             <wp:docPr id="2" name="Image2" descr=""/>
             <wp:cNvGraphicFramePr>
@@ -2108,7 +2124,7 @@
                   <pic:spPr bwMode="auto">
                     <a:xfrm>
                       <a:off x="0" y="0"/>
-                      <a:ext cx="4679950" cy="3786505"/>
+                      <a:ext cx="4032250" cy="5760085"/>
                     </a:xfrm>
                     <a:prstGeom prst="rect">
                       <a:avLst/>
@@ -2384,7 +2400,7 @@
         <w:rPr/>
         <w:drawing>
           <wp:inline distT="0" distB="0" distL="0" distR="0">
-            <wp:extent cx="5039995" cy="2827020"/>
+            <wp:extent cx="5039995" cy="3599815"/>
             <wp:effectExtent l="0" t="0" r="0" b="0"/>
             <wp:docPr id="3" name="Image3" descr=""/>
             <wp:cNvGraphicFramePr>
@@ -2408,7 +2424,7 @@
                   <pic:spPr bwMode="auto">
                     <a:xfrm>
                       <a:off x="0" y="0"/>
-                      <a:ext cx="5039995" cy="2827020"/>
+                      <a:ext cx="5039995" cy="3599815"/>
                     </a:xfrm>
                     <a:prstGeom prst="rect">
                       <a:avLst/>
@@ -2544,7 +2560,7 @@
         <w:rPr/>
         <w:drawing>
           <wp:inline distT="0" distB="0" distL="0" distR="0">
-            <wp:extent cx="3241675" cy="4679950"/>
+            <wp:extent cx="4214495" cy="5760085"/>
             <wp:effectExtent l="0" t="0" r="0" b="0"/>
             <wp:docPr id="4" name="Image4" descr=""/>
             <wp:cNvGraphicFramePr>
@@ -2568,7 +2584,7 @@
                   <pic:spPr bwMode="auto">
                     <a:xfrm>
                       <a:off x="0" y="0"/>
-                      <a:ext cx="3241675" cy="4679950"/>
+                      <a:ext cx="4214495" cy="5760085"/>
                     </a:xfrm>
                     <a:prstGeom prst="rect">
                       <a:avLst/>
@@ -2760,7 +2776,7 @@
         <w:rPr/>
         <w:drawing>
           <wp:inline distT="0" distB="0" distL="0" distR="0">
-            <wp:extent cx="5039995" cy="2741930"/>
+            <wp:extent cx="5039995" cy="3743960"/>
             <wp:effectExtent l="0" t="0" r="0" b="0"/>
             <wp:docPr id="5" name="Image5" descr=""/>
             <wp:cNvGraphicFramePr>
@@ -2784,7 +2800,7 @@
                   <pic:spPr bwMode="auto">
                     <a:xfrm>
                       <a:off x="0" y="0"/>
-                      <a:ext cx="5039995" cy="2741930"/>
+                      <a:ext cx="5039995" cy="3743960"/>
                     </a:xfrm>
                     <a:prstGeom prst="rect">
                       <a:avLst/>
@@ -2922,7 +2938,7 @@
         <w:rPr/>
         <w:drawing>
           <wp:inline distT="0" distB="0" distL="0" distR="0">
-            <wp:extent cx="3844925" cy="4679950"/>
+            <wp:extent cx="3839845" cy="5760085"/>
             <wp:effectExtent l="0" t="0" r="0" b="0"/>
             <wp:docPr id="6" name="Image6" descr=""/>
             <wp:cNvGraphicFramePr>
@@ -2946,7 +2962,7 @@
                   <pic:spPr bwMode="auto">
                     <a:xfrm>
                       <a:off x="0" y="0"/>
-                      <a:ext cx="3844925" cy="4679950"/>
+                      <a:ext cx="3839845" cy="5760085"/>
                     </a:xfrm>
                     <a:prstGeom prst="rect">
                       <a:avLst/>
@@ -3071,7 +3087,7 @@
         <w:rPr/>
         <w:t>Muralla, foso, atalaya: recordar es construir, y olvidar también</w:t>
       </w:r>
-      <w:ins w:id="5" w:author="Unknown Author" w:date="2026-10-01T00:33:32Z">
+      <w:ins w:id="7" w:author="Unknown Author" w:date="2026-10-01T02:40:40Z">
         <w:r>
           <w:rPr/>
           <w:t xml:space="preserve"> (Figura 7)</w:t>
@@ -3081,7 +3097,7 @@
         <w:rPr/>
         <w:t xml:space="preserve">. Es lo contrario del lema del epígrafe: los comunarios de la novela no caminan mirando al pasado; lo esconden en un foso. La selección tiene nombres: «Llegaron los Villca, los Huanca, los Huallpa, los Yupanqui, los Ticona, los Choque, los Chuquihuanca» (ibid.: 156). Faltan los Condori, los Mamani y los Quispe, la «legión» sin tierra que cerraba la escalera del narrador (ibid.: 22). </w:t>
       </w:r>
-      <w:del w:id="6" w:author="Unknown Author" w:date="2026-10-01T00:33:32Z">
+      <w:del w:id="8" w:author="Unknown Author" w:date="2026-10-01T02:40:40Z">
         <w:r>
           <w:rPr/>
           <w:delText xml:space="preserve">Juan Condori está enterrado en el cementerio de los mineros; los miembros de Basilio Quispe, «en muchos sitios» (ibid.: 69). </w:delText>
@@ -3091,7 +3107,7 @@
         <w:rPr/>
         <w:t>El Signo Escalonado se rehace sin su último escalón. Una pirca de doble cara enseña lo que esa memoria olvida: las piedras grandes dan la cara, pero adentro</w:t>
       </w:r>
-      <w:del w:id="7" w:author="Unknown Author" w:date="2026-10-01T00:33:32Z">
+      <w:del w:id="9" w:author="Unknown Author" w:date="2026-10-01T02:40:40Z">
         <w:r>
           <w:rPr/>
           <w:delText>, apretadas entre las dos caras,</w:delText>
@@ -3128,10 +3144,10 @@
       <w:pPr>
         <w:pStyle w:val="Figura"/>
         <w:rPr>
-          <w:ins w:id="9" w:author="Unknown Author" w:date="2026-10-01T00:33:32Z"/>
-        </w:rPr>
-      </w:pPr>
-      <w:ins w:id="8" w:author="Unknown Author" w:date="2026-10-01T00:33:32Z">
+          <w:ins w:id="11" w:author="Unknown Author" w:date="2026-10-01T02:40:40Z"/>
+        </w:rPr>
+      </w:pPr>
+      <w:ins w:id="10" w:author="Unknown Author" w:date="2026-10-01T02:40:40Z">
         <w:r>
           <w:rPr/>
           <w:drawing>
@@ -3178,10 +3194,10 @@
       <w:pPr>
         <w:pStyle w:val="Piedefigura"/>
         <w:rPr>
-          <w:ins w:id="14" w:author="Unknown Author" w:date="2026-10-01T00:33:32Z"/>
-        </w:rPr>
-      </w:pPr>
-      <w:ins w:id="10" w:author="Unknown Author" w:date="2026-10-01T00:33:32Z">
+          <w:ins w:id="16" w:author="Unknown Author" w:date="2026-10-01T02:40:40Z"/>
+        </w:rPr>
+      </w:pPr>
+      <w:ins w:id="12" w:author="Unknown Author" w:date="2026-10-01T02:40:40Z">
         <w:r>
           <w:rPr>
             <w:b/>
@@ -3190,13 +3206,13 @@
           <w:t>Figura 7.</w:t>
         </w:r>
       </w:ins>
-      <w:ins w:id="11" w:author="Unknown Author" w:date="2026-10-01T00:33:32Z">
+      <w:ins w:id="13" w:author="Unknown Author" w:date="2026-10-01T02:40:40Z">
         <w:r>
           <w:rPr/>
           <w:t xml:space="preserve"> </w:t>
         </w:r>
       </w:ins>
-      <w:ins w:id="12" w:author="Unknown Author" w:date="2026-10-01T00:33:32Z">
+      <w:ins w:id="14" w:author="Unknown Author" w:date="2026-10-01T02:40:40Z">
         <w:r>
           <w:rPr>
             <w:i/>
@@ -3205,7 +3221,7 @@
           <w:t>La memoria del retorno</w:t>
         </w:r>
       </w:ins>
-      <w:ins w:id="13" w:author="Unknown Author" w:date="2026-10-01T00:33:32Z">
+      <w:ins w:id="15" w:author="Unknown Author" w:date="2026-10-01T02:40:40Z">
         <w:r>
           <w:rPr/>
           <w:t>. Diagrama. Fuente: elaboración propia con asistencia de IA.</w:t>
@@ -3244,7 +3260,7 @@
         <w:rPr/>
         <w:t>La lectura permite sostener cuatro hallazgos. Primero: el montón de piedras es la arquitectura mínima de la novela, masa sin edificio, y la cosecha de estaño que promete el capataz (Botelho Gosálvez, 1982 [1945]: 142) es la captura de ese gesto por la máquina</w:t>
       </w:r>
-      <w:ins w:id="15" w:author="Unknown Author" w:date="2026-10-01T00:33:32Z">
+      <w:ins w:id="17" w:author="Unknown Author" w:date="2026-10-01T02:40:40Z">
         <w:r>
           <w:rPr/>
           <w:t xml:space="preserve"> (Figura 8)</w:t>
@@ -3259,10 +3275,10 @@
       <w:pPr>
         <w:pStyle w:val="Figura"/>
         <w:rPr>
-          <w:ins w:id="17" w:author="Unknown Author" w:date="2026-10-01T00:33:32Z"/>
-        </w:rPr>
-      </w:pPr>
-      <w:ins w:id="16" w:author="Unknown Author" w:date="2026-10-01T00:33:32Z">
+          <w:ins w:id="19" w:author="Unknown Author" w:date="2026-10-01T02:40:40Z"/>
+        </w:rPr>
+      </w:pPr>
+      <w:ins w:id="18" w:author="Unknown Author" w:date="2026-10-01T02:40:40Z">
         <w:r>
           <w:rPr/>
           <w:drawing>
@@ -3309,10 +3325,10 @@
       <w:pPr>
         <w:pStyle w:val="Piedefigura"/>
         <w:rPr>
-          <w:ins w:id="22" w:author="Unknown Author" w:date="2026-10-01T00:33:32Z"/>
-        </w:rPr>
-      </w:pPr>
-      <w:ins w:id="18" w:author="Unknown Author" w:date="2026-10-01T00:33:32Z">
+          <w:ins w:id="24" w:author="Unknown Author" w:date="2026-10-01T02:40:40Z"/>
+        </w:rPr>
+      </w:pPr>
+      <w:ins w:id="20" w:author="Unknown Author" w:date="2026-10-01T02:40:40Z">
         <w:r>
           <w:rPr>
             <w:b/>
@@ -3321,13 +3337,13 @@
           <w:t>Figura 8.</w:t>
         </w:r>
       </w:ins>
-      <w:ins w:id="19" w:author="Unknown Author" w:date="2026-10-01T00:33:32Z">
+      <w:ins w:id="21" w:author="Unknown Author" w:date="2026-10-01T02:40:40Z">
         <w:r>
           <w:rPr/>
           <w:t xml:space="preserve"> </w:t>
         </w:r>
       </w:ins>
-      <w:ins w:id="20" w:author="Unknown Author" w:date="2026-10-01T00:33:32Z">
+      <w:ins w:id="22" w:author="Unknown Author" w:date="2026-10-01T02:40:40Z">
         <w:r>
           <w:rPr>
             <w:i/>
@@ -3336,7 +3352,7 @@
           <w:t>Tres montones</w:t>
         </w:r>
       </w:ins>
-      <w:ins w:id="21" w:author="Unknown Author" w:date="2026-10-01T00:33:32Z">
+      <w:ins w:id="23" w:author="Unknown Author" w:date="2026-10-01T02:40:40Z">
         <w:r>
           <w:rPr/>
           <w:t>. Diagrama. Fuente: elaboración propia con asistencia de IA.</w:t>
@@ -3451,13 +3467,13 @@
         <w:rPr/>
         <w:t xml:space="preserve">: Claude (Anthropic) y ChatGPT (OpenAI), asistentes de </w:t>
       </w:r>
-      <w:ins w:id="23" w:author="Unknown Author" w:date="2026-10-01T00:33:32Z">
+      <w:ins w:id="25" w:author="Unknown Author" w:date="2026-10-01T02:40:40Z">
         <w:r>
           <w:rPr/>
           <w:t xml:space="preserve">IA </w:t>
         </w:r>
       </w:ins>
-      <w:del w:id="24" w:author="Unknown Author" w:date="2026-10-01T00:33:32Z">
+      <w:del w:id="26" w:author="Unknown Author" w:date="2026-10-01T02:40:40Z">
         <w:r>
           <w:rPr/>
           <w:delText xml:space="preserve">inteligencia artificial </w:delText>
@@ -3476,15 +3492,31 @@
       </w:r>
       <w:r>
         <w:rPr/>
-        <w:t xml:space="preserve">: se emplearon en la exploración bibliográfica, la transcripción y paginación de fuentes digitalizadas, la localización y el cotejo de citas con su página, el contraste de pasajes de la novela, la revisión conceptual y la redacción de borradores, y la codificación vectorial de los esquemas de encaje </w:t>
-      </w:r>
-      <w:ins w:id="25" w:author="Unknown Author" w:date="2026-10-01T00:33:32Z">
+        <w:t xml:space="preserve">: se emplearon en la exploración bibliográfica, la transcripción y paginación de fuentes digitalizadas, la localización y el cotejo de citas con su página, el contraste de pasajes de la novela, la revisión conceptual y la redacción de borradores, y </w:t>
+      </w:r>
+      <w:ins w:id="27" w:author="Unknown Author" w:date="2026-10-01T02:40:40Z">
         <w:r>
           <w:rPr/>
-          <w:t>(figuras 1-6) y el diseño y trazado de los diagramas (figuras 7 y 8)</w:t>
+          <w:t xml:space="preserve">el diseño y trazado </w:t>
         </w:r>
       </w:ins>
-      <w:del w:id="26" w:author="Unknown Author" w:date="2026-10-01T00:33:32Z">
+      <w:del w:id="28" w:author="Unknown Author" w:date="2026-10-01T02:40:40Z">
+        <w:r>
+          <w:rPr/>
+          <w:delText xml:space="preserve">la codificación vectorial </w:delText>
+        </w:r>
+      </w:del>
+      <w:r>
+        <w:rPr/>
+        <w:t xml:space="preserve">de los esquemas de encaje </w:t>
+      </w:r>
+      <w:ins w:id="29" w:author="Unknown Author" w:date="2026-10-01T02:40:40Z">
+        <w:r>
+          <w:rPr/>
+          <w:t>(figuras 1-6) y de los diagramas (figuras 7 y 8)</w:t>
+        </w:r>
+      </w:ins>
+      <w:del w:id="30" w:author="Unknown Author" w:date="2026-10-01T02:40:40Z">
         <w:r>
           <w:rPr/>
           <w:delText>de las figuras 1 a 6</w:delText>

--- a/articulo/articulo_cosecha_de_piedras_cambios.docx
+++ b/articulo/articulo_cosecha_de_piedras_cambios.docx
@@ -8,91 +8,126 @@
         <w:keepNext w:val="true"/>
         <w:keepLines/>
         <w:spacing w:lineRule="auto" w:line="360" w:before="240" w:after="120"/>
-        <w:rPr/>
-      </w:pPr>
-      <w:bookmarkStart w:id="0" w:name="Xfdf5c4b111121f61c3e47682ce38e3b1cc2db9c"/>
-      <w:r>
-        <w:rPr/>
-        <w:t xml:space="preserve">La cosecha de piedras: piedra, papel y máquina en </w:t>
-      </w:r>
-      <w:r>
-        <w:rPr>
-          <w:i/>
-          <w:iCs/>
-        </w:rPr>
-        <w:t>Altiplano</w:t>
-      </w:r>
-    </w:p>
-    <w:p>
-      <w:pPr>
-        <w:pStyle w:val="FirstParagraph"/>
-        <w:rPr/>
-      </w:pPr>
+        <w:rPr>
+          <w:ins w:id="3" w:author="Unknown Author" w:date="2026-10-10T12:01:19Z"/>
+        </w:rPr>
+      </w:pPr>
+      <w:ins w:id="0" w:author="Unknown Author" w:date="2026-10-10T12:01:19Z">
+        <w:bookmarkStart w:id="0" w:name="X283b9038d5fc7da7cd10d4024bb014ac454e9d4"/>
+        <w:r>
+          <w:rPr/>
+          <w:t xml:space="preserve">Cosecha de piedras: el ayllu, el Estado y la mina. Dibujando </w:t>
+        </w:r>
+      </w:ins>
+      <w:ins w:id="1" w:author="Unknown Author" w:date="2026-10-10T12:01:19Z">
+        <w:r>
+          <w:rPr>
+            <w:i/>
+            <w:iCs/>
+          </w:rPr>
+          <w:t>Altiplano</w:t>
+        </w:r>
+      </w:ins>
+      <w:ins w:id="2" w:author="Unknown Author" w:date="2026-10-10T12:01:19Z">
+        <w:r>
+          <w:rPr/>
+          <w:t xml:space="preserve"> de Raúl Botelho Gosálvez</w:t>
+        </w:r>
+      </w:ins>
+    </w:p>
+    <w:p>
+      <w:pPr>
+        <w:pStyle w:val="Heading1"/>
+        <w:rPr>
+          <w:del w:id="6" w:author="Unknown Author" w:date="2026-10-10T12:01:19Z"/>
+        </w:rPr>
+      </w:pPr>
+      <w:del w:id="4" w:author="Unknown Author" w:date="2026-10-10T12:01:19Z">
+        <w:r>
+          <w:rPr/>
+          <w:delText xml:space="preserve">La cosecha de piedras: piedra, papel y máquina en </w:delText>
+        </w:r>
+      </w:del>
+      <w:del w:id="5" w:author="Unknown Author" w:date="2026-10-10T12:01:19Z">
+        <w:r>
+          <w:rPr>
+            <w:i/>
+            <w:iCs/>
+          </w:rPr>
+          <w:delText>Altiplano</w:delText>
+        </w:r>
+      </w:del>
+    </w:p>
+    <w:p>
+      <w:pPr>
+        <w:pStyle w:val="Heading1"/>
+        <w:rPr/>
+      </w:pPr>
+      <w:del w:id="7" w:author="Unknown Author" w:date="2026-10-10T12:01:19Z">
+        <w:r>
+          <w:rPr>
+            <w:b/>
+            <w:bCs/>
+          </w:rPr>
+          <w:delText xml:space="preserve">The </w:delText>
+        </w:r>
+      </w:del>
       <w:r>
         <w:rPr>
           <w:b/>
           <w:bCs/>
         </w:rPr>
-        <w:t xml:space="preserve">The Harvest of Stones: Stone, Paper and Machine in </w:t>
-      </w:r>
+        <w:t xml:space="preserve">Harvest of Stones: </w:t>
+      </w:r>
+      <w:ins w:id="8" w:author="Unknown Author" w:date="2026-10-10T12:01:19Z">
+        <w:r>
+          <w:rPr>
+            <w:b/>
+            <w:bCs/>
+          </w:rPr>
+          <w:t>The Ayllu, the State and the Mine. Drawing Raúl Botelho Gosálvez’s</w:t>
+        </w:r>
+      </w:ins>
+      <w:del w:id="9" w:author="Unknown Author" w:date="2026-10-10T12:01:19Z">
+        <w:r>
+          <w:rPr>
+            <w:b/>
+            <w:bCs/>
+          </w:rPr>
+          <w:delText>Stone, Paper and Machine in</w:delText>
+        </w:r>
+      </w:del>
       <w:r>
         <w:rPr>
           <w:b/>
           <w:bCs/>
-          <w:i/>
-          <w:iCs/>
-        </w:rPr>
-        <w:t>Altiplano</w:t>
-      </w:r>
-    </w:p>
-    <w:p>
-      <w:pPr>
-        <w:pStyle w:val="BodyText"/>
-        <w:rPr/>
-      </w:pPr>
-      <w:r>
-        <w:rPr/>
-        <w:t>Joaquin Max Cuevas Ventura</w:t>
-      </w:r>
-      <w:r>
-        <w:rPr>
-          <w:rStyle w:val="FootnoteReference"/>
-        </w:rPr>
-        <w:footnoteReference w:id="2"/>
-      </w:r>
-    </w:p>
-    <w:p>
-      <w:pPr>
-        <w:pStyle w:val="BodyText"/>
-        <w:rPr/>
-      </w:pPr>
+        </w:rPr>
+        <w:t xml:space="preserve"> </w:t>
+      </w:r>
       <w:r>
         <w:rPr>
           <w:b/>
           <w:bCs/>
-        </w:rPr>
-        <w:t>Resumen</w:t>
-      </w:r>
-    </w:p>
-    <w:p>
-      <w:pPr>
-        <w:pStyle w:val="BodyText"/>
-        <w:rPr/>
-      </w:pPr>
-      <w:r>
-        <w:rPr/>
-        <w:t xml:space="preserve">El artículo lee </w:t>
-      </w:r>
-      <w:r>
-        <w:rPr>
           <w:i/>
           <w:iCs/>
         </w:rPr>
         <w:t>Altiplano</w:t>
       </w:r>
-      <w:r>
-        <w:rPr/>
-        <w:t xml:space="preserve"> (1945), de Raúl Botelho Gosálvez, desde la arquitectura y el dibujo, siguiendo sus piedras. La crítica ya mostró que el narrador indigenista convierte la historia india en naturaleza; aquí se estudia lo que la novela registra a espaldas de su narrador: cómo funciona, materialmente, el despojo. Con el vocabulario aymara colonial, la historia andina y seis pasteles al óleo como herramienta de lectura, se sostiene que la novela marca la posesión con piedras (mojón, pirca, montón), narra su pérdida ante papeles y máquinas, calla el uso aymara de la escritura y recuerda de manera selectiva.</w:t>
+    </w:p>
+    <w:p>
+      <w:pPr>
+        <w:pStyle w:val="BodyText"/>
+        <w:rPr/>
+      </w:pPr>
+      <w:r>
+        <w:rPr/>
+        <w:t>Joaquin Max Cuevas Ventura</w:t>
+      </w:r>
+      <w:r>
+        <w:rPr>
+          <w:rStyle w:val="FootnoteReference"/>
+        </w:rPr>
+        <w:footnoteReference w:id="2"/>
       </w:r>
     </w:p>
     <w:p>
@@ -105,11 +140,28 @@
           <w:b/>
           <w:bCs/>
         </w:rPr>
-        <w:t>Palabras clave:</w:t>
-      </w:r>
-      <w:r>
-        <w:rPr/>
-        <w:t xml:space="preserve"> Botelho Gosálvez; ayllu; despojo; manuaje; dibujo como investigación.</w:t>
+        <w:t>Resumen</w:t>
+      </w:r>
+    </w:p>
+    <w:p>
+      <w:pPr>
+        <w:pStyle w:val="BodyText"/>
+        <w:rPr/>
+      </w:pPr>
+      <w:r>
+        <w:rPr/>
+        <w:t xml:space="preserve">El artículo lee </w:t>
+      </w:r>
+      <w:r>
+        <w:rPr>
+          <w:i/>
+          <w:iCs/>
+        </w:rPr>
+        <w:t>Altiplano</w:t>
+      </w:r>
+      <w:r>
+        <w:rPr/>
+        <w:t xml:space="preserve"> (1945), de Raúl Botelho Gosálvez, desde la arquitectura y el dibujo, siguiendo sus piedras. La crítica ya mostró que el narrador indigenista convierte la historia india en naturaleza; aquí se estudia lo que la novela registra a espaldas de su narrador: cómo funciona, materialmente, el despojo. Con el vocabulario aymara colonial, la historia andina y seis pasteles al óleo como herramienta de lectura, se sostiene que la novela marca la posesión con piedras (mojón, pirca, montón), narra su pérdida ante papeles y máquinas, calla el uso aymara de la escritura y recuerda de manera selectiva.</w:t>
       </w:r>
     </w:p>
     <w:p>
@@ -122,28 +174,11 @@
           <w:b/>
           <w:bCs/>
         </w:rPr>
-        <w:t>Abstract</w:t>
-      </w:r>
-    </w:p>
-    <w:p>
-      <w:pPr>
-        <w:pStyle w:val="BodyText"/>
-        <w:rPr/>
-      </w:pPr>
-      <w:r>
-        <w:rPr/>
-        <w:t xml:space="preserve">This article reads </w:t>
-      </w:r>
-      <w:r>
-        <w:rPr>
-          <w:i/>
-          <w:iCs/>
-        </w:rPr>
-        <w:t>Altiplano</w:t>
-      </w:r>
-      <w:r>
-        <w:rPr/>
-        <w:t xml:space="preserve"> (1945), by Raúl Botelho Gosálvez, from the standpoint of architecture and drawing, following its stones. Criticism has shown that the indigenista narrator turns Indian history into nature; this study examines what the novel records behind its narrator’s back: how dispossession works, materially. Drawing on colonial Aymara vocabulary, Andean history and six oil pastels used as reading tools, it argues that the novel marks possession with stones (boundary marker, dry wall, heap), narrates its loss to papers and machines, silences Aymara uses of writing, and remembers selectively.</w:t>
+        <w:t>Palabras clave:</w:t>
+      </w:r>
+      <w:r>
+        <w:rPr/>
+        <w:t xml:space="preserve"> Botelho Gosálvez; ayllu; despojo; manuaje; dibujo como investigación.</w:t>
       </w:r>
     </w:p>
     <w:p>
@@ -156,6 +191,40 @@
           <w:b/>
           <w:bCs/>
         </w:rPr>
+        <w:t>Abstract</w:t>
+      </w:r>
+    </w:p>
+    <w:p>
+      <w:pPr>
+        <w:pStyle w:val="BodyText"/>
+        <w:rPr/>
+      </w:pPr>
+      <w:r>
+        <w:rPr/>
+        <w:t xml:space="preserve">This article reads </w:t>
+      </w:r>
+      <w:r>
+        <w:rPr>
+          <w:i/>
+          <w:iCs/>
+        </w:rPr>
+        <w:t>Altiplano</w:t>
+      </w:r>
+      <w:r>
+        <w:rPr/>
+        <w:t xml:space="preserve"> (1945), by Raúl Botelho Gosálvez, from the standpoint of architecture and drawing, following its stones. Criticism has shown that the indigenista narrator turns Indian history into nature; this study examines what the novel records behind its narrator’s back: how dispossession works, materially. Drawing on colonial Aymara vocabulary, Andean history and six oil pastels used as reading tools, it argues that the novel marks possession with stones (boundary marker, dry wall, heap), narrates its loss to papers and machines, silences Aymara uses of writing, and remembers selectively.</w:t>
+      </w:r>
+    </w:p>
+    <w:p>
+      <w:pPr>
+        <w:pStyle w:val="BodyText"/>
+        <w:rPr/>
+      </w:pPr>
+      <w:r>
+        <w:rPr>
+          <w:b/>
+          <w:bCs/>
+        </w:rPr>
         <w:t>Keywords:</w:t>
       </w:r>
       <w:r>
@@ -245,7 +314,7 @@
         <w:rPr/>
         <w:t xml:space="preserve"> </w:t>
       </w:r>
-      <w:del w:id="0" w:author="Unknown Author" w:date="2026-10-01T02:40:40Z">
+      <w:del w:id="10" w:author="Unknown Author" w:date="2026-10-10T12:01:19Z">
         <w:r>
           <w:rPr/>
           <w:delText xml:space="preserve">justamente </w:delText>
@@ -348,7 +417,23 @@
       </w:r>
       <w:r>
         <w:rPr/>
-        <w:t xml:space="preserve"> Nuestra respuesta es que la novela registra, a espaldas de su narrador, la mecánica material del despojo: cómo se pierde la tierra, con qué objetos y con qué gestos. Leer así se parece al esgrafiado: se raspa la capa del narrador para que aparezca la de abajo. El argumento cabe en tres materiales. El ayllu marca su tierra con piedras: despeja, amontona, cerca y amojona. La aldea la reescribe con papeles: títulos, expedientes, ordenanzas. La mina convierte el mismo gesto en mercancía con máquinas. Como en el juego de piedra, papel o tijera, el papel le gana a la piedra por regla, no por peso: ante la ley, un mojón no vale lo que un título. El dibujo, al repetir las operaciones de la novela con otra materia, obliga a decidir lo que el texto deja abierto y deja ver lo que el narrador impone.</w:t>
+        <w:t xml:space="preserve"> Nuestra respuesta es que la novela registra, a espaldas de su narrador, la mecánica material del despojo: cómo se pierde la tierra, con qué objetos y con qué gestos. Leer así se parece al esgrafiado: se raspa la capa del narrador para que aparezca la de abajo. El argumento cabe en tres materiales. El ayllu marca su tierra con piedras: despeja, amontona, cerca y amojona. </w:t>
+      </w:r>
+      <w:ins w:id="11" w:author="Unknown Author" w:date="2026-10-10T12:01:19Z">
+        <w:r>
+          <w:rPr/>
+          <w:t>En la aldea, el Estado</w:t>
+        </w:r>
+      </w:ins>
+      <w:del w:id="12" w:author="Unknown Author" w:date="2026-10-10T12:01:19Z">
+        <w:r>
+          <w:rPr/>
+          <w:delText>La aldea</w:delText>
+        </w:r>
+      </w:del>
+      <w:r>
+        <w:rPr/>
+        <w:t xml:space="preserve"> la reescribe con papeles: títulos, expedientes, ordenanzas. La mina convierte el mismo gesto en mercancía con máquinas. Como en el juego de piedra, papel o tijera, el papel le gana a la piedra por regla, no por peso: ante la ley, un mojón no vale lo que un título. El dibujo, al repetir las operaciones de la novela con otra materia, obliga a decidir lo que el texto deja abierto y deja ver lo que el narrador impone.</w:t>
       </w:r>
     </w:p>
     <w:p>
@@ -435,13 +520,13 @@
         <w:rPr/>
         <w:t xml:space="preserve">En Bolivia, René Zavaleta Mercado opuso «dos concepciones que son ambas espacialistas»: la andina, un «archipiélago» en el que «este espacio no puede concebirse sin otro espacio», y la señorial, que concibe «el dominio final del suelo como atribución ligada a una estirpe» (Zavaleta Mercado, 1986: 29-30). Es decir: para la primera, la tierra </w:t>
       </w:r>
-      <w:ins w:id="1" w:author="Unknown Author" w:date="2026-10-01T02:40:40Z">
+      <w:ins w:id="13" w:author="Unknown Author" w:date="2026-10-10T12:01:19Z">
         <w:r>
           <w:rPr/>
           <w:t>reúne</w:t>
         </w:r>
       </w:ins>
-      <w:del w:id="2" w:author="Unknown Author" w:date="2026-10-01T02:40:40Z">
+      <w:del w:id="14" w:author="Unknown Author" w:date="2026-10-10T12:01:19Z">
         <w:r>
           <w:rPr/>
           <w:delText>es un conjunto de</w:delText>
@@ -1872,7 +1957,7 @@
         <w:rPr/>
         <w:t>. Muros de piedra</w:t>
       </w:r>
-      <w:del w:id="3" w:author="Unknown Author" w:date="2026-10-01T02:40:40Z">
+      <w:del w:id="15" w:author="Unknown Author" w:date="2026-10-10T12:01:19Z">
         <w:r>
           <w:rPr/>
           <w:delText xml:space="preserve"> de dos metros de alto</w:delText>
@@ -1882,7 +1967,7 @@
         <w:rPr/>
         <w:t xml:space="preserve">, fuego al centro, herramientas colgadas </w:t>
       </w:r>
-      <w:del w:id="4" w:author="Unknown Author" w:date="2026-10-01T02:40:40Z">
+      <w:del w:id="16" w:author="Unknown Author" w:date="2026-10-10T12:01:19Z">
         <w:r>
           <w:rPr/>
           <w:delText xml:space="preserve">de las vigas </w:delText>
@@ -1903,13 +1988,13 @@
         <w:rPr/>
         <w:t xml:space="preserve">. Un corte a la altura de una persona </w:t>
       </w:r>
-      <w:ins w:id="5" w:author="Unknown Author" w:date="2026-10-01T02:40:40Z">
+      <w:ins w:id="17" w:author="Unknown Author" w:date="2026-10-10T12:01:19Z">
         <w:r>
           <w:rPr/>
           <w:t>en cuclillas</w:t>
         </w:r>
       </w:ins>
-      <w:del w:id="6" w:author="Unknown Author" w:date="2026-10-01T02:40:40Z">
+      <w:del w:id="18" w:author="Unknown Author" w:date="2026-10-10T12:01:19Z">
         <w:r>
           <w:rPr/>
           <w:delText>sentada</w:delText>
@@ -3087,7 +3172,7 @@
         <w:rPr/>
         <w:t>Muralla, foso, atalaya: recordar es construir, y olvidar también</w:t>
       </w:r>
-      <w:ins w:id="7" w:author="Unknown Author" w:date="2026-10-01T02:40:40Z">
+      <w:ins w:id="19" w:author="Unknown Author" w:date="2026-10-10T12:01:19Z">
         <w:r>
           <w:rPr/>
           <w:t xml:space="preserve"> (Figura 7)</w:t>
@@ -3097,7 +3182,7 @@
         <w:rPr/>
         <w:t xml:space="preserve">. Es lo contrario del lema del epígrafe: los comunarios de la novela no caminan mirando al pasado; lo esconden en un foso. La selección tiene nombres: «Llegaron los Villca, los Huanca, los Huallpa, los Yupanqui, los Ticona, los Choque, los Chuquihuanca» (ibid.: 156). Faltan los Condori, los Mamani y los Quispe, la «legión» sin tierra que cerraba la escalera del narrador (ibid.: 22). </w:t>
       </w:r>
-      <w:del w:id="8" w:author="Unknown Author" w:date="2026-10-01T02:40:40Z">
+      <w:del w:id="20" w:author="Unknown Author" w:date="2026-10-10T12:01:19Z">
         <w:r>
           <w:rPr/>
           <w:delText xml:space="preserve">Juan Condori está enterrado en el cementerio de los mineros; los miembros de Basilio Quispe, «en muchos sitios» (ibid.: 69). </w:delText>
@@ -3107,7 +3192,7 @@
         <w:rPr/>
         <w:t>El Signo Escalonado se rehace sin su último escalón. Una pirca de doble cara enseña lo que esa memoria olvida: las piedras grandes dan la cara, pero adentro</w:t>
       </w:r>
-      <w:del w:id="9" w:author="Unknown Author" w:date="2026-10-01T02:40:40Z">
+      <w:del w:id="21" w:author="Unknown Author" w:date="2026-10-10T12:01:19Z">
         <w:r>
           <w:rPr/>
           <w:delText>, apretadas entre las dos caras,</w:delText>
@@ -3144,10 +3229,10 @@
       <w:pPr>
         <w:pStyle w:val="Figura"/>
         <w:rPr>
-          <w:ins w:id="11" w:author="Unknown Author" w:date="2026-10-01T02:40:40Z"/>
-        </w:rPr>
-      </w:pPr>
-      <w:ins w:id="10" w:author="Unknown Author" w:date="2026-10-01T02:40:40Z">
+          <w:ins w:id="23" w:author="Unknown Author" w:date="2026-10-10T12:01:19Z"/>
+        </w:rPr>
+      </w:pPr>
+      <w:ins w:id="22" w:author="Unknown Author" w:date="2026-10-10T12:01:19Z">
         <w:r>
           <w:rPr/>
           <w:drawing>
@@ -3194,10 +3279,10 @@
       <w:pPr>
         <w:pStyle w:val="Piedefigura"/>
         <w:rPr>
-          <w:ins w:id="16" w:author="Unknown Author" w:date="2026-10-01T02:40:40Z"/>
-        </w:rPr>
-      </w:pPr>
-      <w:ins w:id="12" w:author="Unknown Author" w:date="2026-10-01T02:40:40Z">
+          <w:ins w:id="28" w:author="Unknown Author" w:date="2026-10-10T12:01:19Z"/>
+        </w:rPr>
+      </w:pPr>
+      <w:ins w:id="24" w:author="Unknown Author" w:date="2026-10-10T12:01:19Z">
         <w:r>
           <w:rPr>
             <w:b/>
@@ -3206,13 +3291,13 @@
           <w:t>Figura 7.</w:t>
         </w:r>
       </w:ins>
-      <w:ins w:id="13" w:author="Unknown Author" w:date="2026-10-01T02:40:40Z">
+      <w:ins w:id="25" w:author="Unknown Author" w:date="2026-10-10T12:01:19Z">
         <w:r>
           <w:rPr/>
           <w:t xml:space="preserve"> </w:t>
         </w:r>
       </w:ins>
-      <w:ins w:id="14" w:author="Unknown Author" w:date="2026-10-01T02:40:40Z">
+      <w:ins w:id="26" w:author="Unknown Author" w:date="2026-10-10T12:01:19Z">
         <w:r>
           <w:rPr>
             <w:i/>
@@ -3221,7 +3306,7 @@
           <w:t>La memoria del retorno</w:t>
         </w:r>
       </w:ins>
-      <w:ins w:id="15" w:author="Unknown Author" w:date="2026-10-01T02:40:40Z">
+      <w:ins w:id="27" w:author="Unknown Author" w:date="2026-10-10T12:01:19Z">
         <w:r>
           <w:rPr/>
           <w:t>. Diagrama. Fuente: elaboración propia con asistencia de IA.</w:t>
@@ -3260,7 +3345,7 @@
         <w:rPr/>
         <w:t>La lectura permite sostener cuatro hallazgos. Primero: el montón de piedras es la arquitectura mínima de la novela, masa sin edificio, y la cosecha de estaño que promete el capataz (Botelho Gosálvez, 1982 [1945]: 142) es la captura de ese gesto por la máquina</w:t>
       </w:r>
-      <w:ins w:id="17" w:author="Unknown Author" w:date="2026-10-01T02:40:40Z">
+      <w:ins w:id="29" w:author="Unknown Author" w:date="2026-10-10T12:01:19Z">
         <w:r>
           <w:rPr/>
           <w:t xml:space="preserve"> (Figura 8)</w:t>
@@ -3275,10 +3360,10 @@
       <w:pPr>
         <w:pStyle w:val="Figura"/>
         <w:rPr>
-          <w:ins w:id="19" w:author="Unknown Author" w:date="2026-10-01T02:40:40Z"/>
-        </w:rPr>
-      </w:pPr>
-      <w:ins w:id="18" w:author="Unknown Author" w:date="2026-10-01T02:40:40Z">
+          <w:ins w:id="31" w:author="Unknown Author" w:date="2026-10-10T12:01:19Z"/>
+        </w:rPr>
+      </w:pPr>
+      <w:ins w:id="30" w:author="Unknown Author" w:date="2026-10-10T12:01:19Z">
         <w:r>
           <w:rPr/>
           <w:drawing>
@@ -3325,10 +3410,10 @@
       <w:pPr>
         <w:pStyle w:val="Piedefigura"/>
         <w:rPr>
-          <w:ins w:id="24" w:author="Unknown Author" w:date="2026-10-01T02:40:40Z"/>
-        </w:rPr>
-      </w:pPr>
-      <w:ins w:id="20" w:author="Unknown Author" w:date="2026-10-01T02:40:40Z">
+          <w:ins w:id="36" w:author="Unknown Author" w:date="2026-10-10T12:01:19Z"/>
+        </w:rPr>
+      </w:pPr>
+      <w:ins w:id="32" w:author="Unknown Author" w:date="2026-10-10T12:01:19Z">
         <w:r>
           <w:rPr>
             <w:b/>
@@ -3337,13 +3422,13 @@
           <w:t>Figura 8.</w:t>
         </w:r>
       </w:ins>
-      <w:ins w:id="21" w:author="Unknown Author" w:date="2026-10-01T02:40:40Z">
+      <w:ins w:id="33" w:author="Unknown Author" w:date="2026-10-10T12:01:19Z">
         <w:r>
           <w:rPr/>
           <w:t xml:space="preserve"> </w:t>
         </w:r>
       </w:ins>
-      <w:ins w:id="22" w:author="Unknown Author" w:date="2026-10-01T02:40:40Z">
+      <w:ins w:id="34" w:author="Unknown Author" w:date="2026-10-10T12:01:19Z">
         <w:r>
           <w:rPr>
             <w:i/>
@@ -3352,7 +3437,7 @@
           <w:t>Tres montones</w:t>
         </w:r>
       </w:ins>
-      <w:ins w:id="23" w:author="Unknown Author" w:date="2026-10-01T02:40:40Z">
+      <w:ins w:id="35" w:author="Unknown Author" w:date="2026-10-10T12:01:19Z">
         <w:r>
           <w:rPr/>
           <w:t>. Diagrama. Fuente: elaboración propia con asistencia de IA.</w:t>
@@ -3467,13 +3552,13 @@
         <w:rPr/>
         <w:t xml:space="preserve">: Claude (Anthropic) y ChatGPT (OpenAI), asistentes de </w:t>
       </w:r>
-      <w:ins w:id="25" w:author="Unknown Author" w:date="2026-10-01T02:40:40Z">
+      <w:ins w:id="37" w:author="Unknown Author" w:date="2026-10-10T12:01:19Z">
         <w:r>
           <w:rPr/>
           <w:t xml:space="preserve">IA </w:t>
         </w:r>
       </w:ins>
-      <w:del w:id="26" w:author="Unknown Author" w:date="2026-10-01T02:40:40Z">
+      <w:del w:id="38" w:author="Unknown Author" w:date="2026-10-10T12:01:19Z">
         <w:r>
           <w:rPr/>
           <w:delText xml:space="preserve">inteligencia artificial </w:delText>
@@ -3494,13 +3579,13 @@
         <w:rPr/>
         <w:t xml:space="preserve">: se emplearon en la exploración bibliográfica, la transcripción y paginación de fuentes digitalizadas, la localización y el cotejo de citas con su página, el contraste de pasajes de la novela, la revisión conceptual y la redacción de borradores, y </w:t>
       </w:r>
-      <w:ins w:id="27" w:author="Unknown Author" w:date="2026-10-01T02:40:40Z">
+      <w:ins w:id="39" w:author="Unknown Author" w:date="2026-10-10T12:01:19Z">
         <w:r>
           <w:rPr/>
           <w:t xml:space="preserve">el diseño y trazado </w:t>
         </w:r>
       </w:ins>
-      <w:del w:id="28" w:author="Unknown Author" w:date="2026-10-01T02:40:40Z">
+      <w:del w:id="40" w:author="Unknown Author" w:date="2026-10-10T12:01:19Z">
         <w:r>
           <w:rPr/>
           <w:delText xml:space="preserve">la codificación vectorial </w:delText>
@@ -3510,13 +3595,13 @@
         <w:rPr/>
         <w:t xml:space="preserve">de los esquemas de encaje </w:t>
       </w:r>
-      <w:ins w:id="29" w:author="Unknown Author" w:date="2026-10-01T02:40:40Z">
+      <w:ins w:id="41" w:author="Unknown Author" w:date="2026-10-10T12:01:19Z">
         <w:r>
           <w:rPr/>
           <w:t>(figuras 1-6) y de los diagramas (figuras 7 y 8)</w:t>
         </w:r>
       </w:ins>
-      <w:del w:id="30" w:author="Unknown Author" w:date="2026-10-01T02:40:40Z">
+      <w:del w:id="42" w:author="Unknown Author" w:date="2026-10-10T12:01:19Z">
         <w:r>
           <w:rPr/>
           <w:delText>de las figuras 1 a 6</w:delText>

--- a/articulo/articulo_cosecha_de_piedras_cambios.docx
+++ b/articulo/articulo_cosecha_de_piedras_cambios.docx
@@ -8,18 +8,380 @@
         <w:keepNext w:val="true"/>
         <w:keepLines/>
         <w:spacing w:lineRule="auto" w:line="360" w:before="240" w:after="120"/>
-        <w:rPr>
-          <w:ins w:id="3" w:author="Unknown Author" w:date="2026-10-10T12:01:19Z"/>
-        </w:rPr>
-      </w:pPr>
-      <w:ins w:id="0" w:author="Unknown Author" w:date="2026-10-10T12:01:19Z">
-        <w:bookmarkStart w:id="0" w:name="X283b9038d5fc7da7cd10d4024bb014ac454e9d4"/>
+        <w:rPr/>
+      </w:pPr>
+      <w:bookmarkStart w:id="0" w:name="X283b9038d5fc7da7cd10d4024bb014ac454e9d4"/>
+      <w:r>
+        <w:rPr/>
+        <w:t xml:space="preserve">Cosecha de piedras: el ayllu, el Estado y la mina. Dibujando </w:t>
+      </w:r>
+      <w:r>
+        <w:rPr>
+          <w:i/>
+          <w:iCs/>
+        </w:rPr>
+        <w:t>Altiplano</w:t>
+      </w:r>
+      <w:r>
+        <w:rPr/>
+        <w:t xml:space="preserve"> de Raúl Botelho Gosálvez</w:t>
+      </w:r>
+    </w:p>
+    <w:p>
+      <w:pPr>
+        <w:pStyle w:val="FirstParagraph"/>
+        <w:rPr/>
+      </w:pPr>
+      <w:r>
+        <w:rPr>
+          <w:b/>
+          <w:bCs/>
+        </w:rPr>
+        <w:t xml:space="preserve">Harvest of Stones: The Ayllu, the State and the Mine. Drawing Raúl Botelho Gosálvez’s </w:t>
+      </w:r>
+      <w:r>
+        <w:rPr>
+          <w:b/>
+          <w:bCs/>
+          <w:i/>
+          <w:iCs/>
+        </w:rPr>
+        <w:t>Altiplano</w:t>
+      </w:r>
+    </w:p>
+    <w:p>
+      <w:pPr>
+        <w:pStyle w:val="BodyText"/>
+        <w:rPr/>
+      </w:pPr>
+      <w:r>
+        <w:rPr/>
+        <w:t>Joaquin Max Cuevas Ventura</w:t>
+      </w:r>
+      <w:r>
+        <w:rPr>
+          <w:rStyle w:val="FootnoteReference"/>
+        </w:rPr>
+        <w:footnoteReference w:id="2"/>
+      </w:r>
+    </w:p>
+    <w:p>
+      <w:pPr>
+        <w:pStyle w:val="BodyText"/>
+        <w:rPr/>
+      </w:pPr>
+      <w:r>
+        <w:rPr>
+          <w:b/>
+          <w:bCs/>
+        </w:rPr>
+        <w:t>Resumen</w:t>
+      </w:r>
+    </w:p>
+    <w:p>
+      <w:pPr>
+        <w:pStyle w:val="BodyText"/>
+        <w:rPr/>
+      </w:pPr>
+      <w:r>
+        <w:rPr/>
+        <w:t xml:space="preserve">El artículo lee </w:t>
+      </w:r>
+      <w:r>
+        <w:rPr>
+          <w:i/>
+          <w:iCs/>
+        </w:rPr>
+        <w:t>Altiplano</w:t>
+      </w:r>
+      <w:r>
+        <w:rPr/>
+        <w:t xml:space="preserve"> (1945), de Raúl Botelho Gosálvez, desde la arquitectura y el dibujo, siguiendo sus piedras. La crítica ya mostró que el narrador indigenista convierte la historia india en naturaleza; aquí se estudia lo que la novela registra a espaldas de su narrador: cómo funciona, materialmente, el despojo. Con el vocabulario aymara colonial, la historia andina y seis pasteles al óleo como herramienta de lectura, se sostiene que la novela marca la posesión con piedras (mojón, pirca, montón), narra su pérdida ante papeles y máquinas, calla el uso aymara de la escritura y recuerda de manera selectiva.</w:t>
+      </w:r>
+    </w:p>
+    <w:p>
+      <w:pPr>
+        <w:pStyle w:val="BodyText"/>
+        <w:rPr/>
+      </w:pPr>
+      <w:r>
+        <w:rPr>
+          <w:b/>
+          <w:bCs/>
+        </w:rPr>
+        <w:t>Palabras clave:</w:t>
+      </w:r>
+      <w:r>
+        <w:rPr/>
+        <w:t xml:space="preserve"> Botelho Gosálvez; ayllu; despojo; manuaje; dibujo como investigación.</w:t>
+      </w:r>
+    </w:p>
+    <w:p>
+      <w:pPr>
+        <w:pStyle w:val="BodyText"/>
+        <w:rPr/>
+      </w:pPr>
+      <w:r>
+        <w:rPr>
+          <w:b/>
+          <w:bCs/>
+        </w:rPr>
+        <w:t>Abstract</w:t>
+      </w:r>
+    </w:p>
+    <w:p>
+      <w:pPr>
+        <w:pStyle w:val="BodyText"/>
+        <w:rPr/>
+      </w:pPr>
+      <w:r>
+        <w:rPr/>
+        <w:t xml:space="preserve">This article reads </w:t>
+      </w:r>
+      <w:r>
+        <w:rPr>
+          <w:i/>
+          <w:iCs/>
+        </w:rPr>
+        <w:t>Altiplano</w:t>
+      </w:r>
+      <w:r>
+        <w:rPr/>
+        <w:t xml:space="preserve"> (1945), by Raúl Botelho Gosálvez, from the standpoint of architecture and drawing, following its stones. Criticism has shown that the indigenista narrator turns Indian history into nature; this study examines what the novel records behind its narrator’s back: how dispossession works, materially. Drawing on colonial Aymara vocabulary, Andean history and six oil pastels used as reading tools, it argues that the novel marks possession with stones (boundary marker, dry wall, heap), narrates its loss to papers and machines, silences Aymara uses of writing, and remembers selectively.</w:t>
+      </w:r>
+    </w:p>
+    <w:p>
+      <w:pPr>
+        <w:pStyle w:val="BodyText"/>
+        <w:rPr/>
+      </w:pPr>
+      <w:r>
+        <w:rPr>
+          <w:b/>
+          <w:bCs/>
+        </w:rPr>
+        <w:t>Keywords:</w:t>
+      </w:r>
+      <w:r>
+        <w:rPr/>
+        <w:t xml:space="preserve"> Botelho Gosálvez; ayllu; dispossession; manuage; drawing as research.</w:t>
+      </w:r>
+    </w:p>
+    <w:p>
+      <w:pPr>
+        <w:pStyle w:val="Epgrafe"/>
+        <w:rPr/>
+      </w:pPr>
+      <w:r>
+        <w:rPr/>
+        <w:t>«Mirando al pasado para caminar por el presente y el futuro (</w:t>
+      </w:r>
+      <w:r>
+        <w:rPr>
+          <w:i/>
+          <w:iCs/>
+        </w:rPr>
+        <w:t>qhip nayr uñtasis sarnaqapxañani</w:t>
+      </w:r>
+      <w:r>
+        <w:rPr/>
+        <w:t>)».</w:t>
+      </w:r>
+    </w:p>
+    <w:p>
+      <w:pPr>
+        <w:pStyle w:val="Epgrafe"/>
+        <w:rPr/>
+      </w:pPr>
+      <w:r>
+        <w:rPr/>
+        <w:t>Lema del Taller de Historia Oral Andina (Rivera Cusicanqui, 2010 [1984]: 17)</w:t>
+      </w:r>
+    </w:p>
+    <w:p>
+      <w:pPr>
+        <w:pStyle w:val="Heading2"/>
+        <w:rPr/>
+      </w:pPr>
+      <w:bookmarkStart w:id="1" w:name="introducción-una-cosecha-de-piedras"/>
+      <w:r>
+        <w:rPr/>
+        <w:t>1. Introducción: una cosecha de piedras</w:t>
+      </w:r>
+    </w:p>
+    <w:p>
+      <w:pPr>
+        <w:pStyle w:val="FirstParagraph"/>
+        <w:rPr/>
+      </w:pPr>
+      <w:r>
+        <w:rPr/>
+        <w:t>En Jatun-Kolla, el ayllu aymara que Raúl Botelho Gosálvez sitúa «en la planta de una alta y rojiza peñería» (Botelho Gosálvez, 1982 [1945]: 6), la tierra de labranza no pasa de cien hectáreas; el resto es «erial de piedras». Los comunarios lo limpian año tras año, sin fortuna:</w:t>
+      </w:r>
+    </w:p>
+    <w:p>
+      <w:pPr>
+        <w:pStyle w:val="BlockText"/>
+        <w:rPr/>
+      </w:pPr>
+      <w:r>
+        <w:rPr/>
+        <w:t>A medida que extraen piedras y las amontonan, brotan más y más, como paridas por la tierra. ¡Piedras! El trabajo más duro, más reñido y tenaz en Jatun-Kolla, rinde cosecha de piedras. Pero no importa: quizá un día la montaña de piedras sobrepase la altura del cerro; entonces será buena la tierra rescatada (ibid.: 9).</w:t>
+      </w:r>
+    </w:p>
+    <w:p>
+      <w:pPr>
+        <w:pStyle w:val="FirstParagraph"/>
+        <w:rPr/>
+      </w:pPr>
+      <w:r>
+        <w:rPr/>
+        <w:t xml:space="preserve">La escena encierra una paradoja: lo que se cosecha es el obstáculo, y la tierra </w:t>
+      </w:r>
+      <w:r>
+        <w:rPr>
+          <w:i/>
+          <w:iCs/>
+        </w:rPr>
+        <w:t>pare</w:t>
+      </w:r>
+      <w:r>
+        <w:rPr/>
+        <w:t xml:space="preserve"> lo que impide sembrar. Esas piedras cambian de oficio. Con ellas se hicieron «los cimientos y paredes de las chujllas» (ibid.: 8), las chozas del ayllu. Con ellas cubre Juan Condori a su compañera muerta: «amontonó piedras sobre el cadáver» (ibid.: 35). Y a Condori, asesinado en la mina, lo sepulta «un informe montón de rocas, lodo y maderos astillados» (ibid.: 154). Pirca, casa, tumba, escombro: el montón de piedras es la arquitectura mínima de </w:t>
+      </w:r>
+      <w:r>
+        <w:rPr>
+          <w:i/>
+          <w:iCs/>
+        </w:rPr>
+        <w:t>Altiplano</w:t>
+      </w:r>
+      <w:r>
+        <w:rPr/>
+        <w:t>, aquella en la que habitar y enterrar casi no se distinguen. Como observa Tim Ingold, el montón «no se construye: crece» (Ingold, 2013: 78)</w:t>
+      </w:r>
+      <w:r>
+        <w:rPr>
+          <w:rStyle w:val="FootnoteReference"/>
+        </w:rPr>
+        <w:footnoteReference w:id="3"/>
+      </w:r>
+      <w:r>
+        <w:rPr/>
+        <w:t>; en Jatun-Kolla, crece con cada cosecha.</w:t>
+      </w:r>
+    </w:p>
+    <w:p>
+      <w:pPr>
+        <w:pStyle w:val="BodyText"/>
+        <w:rPr/>
+      </w:pPr>
+      <w:r>
+        <w:rPr/>
+        <w:t xml:space="preserve">El aymara colonial tenía palabras para todo esto. El vocabulario que el jesuita Ludovico Bertonio publicó en 1612 registra un verbo para la faena, </w:t>
+      </w:r>
+      <w:r>
+        <w:rPr>
+          <w:i/>
+          <w:iCs/>
+        </w:rPr>
+        <w:t>wanqathapiña</w:t>
+      </w:r>
+      <w:r>
+        <w:rPr/>
+        <w:t xml:space="preserve">, «amontonar piedras sacándolas» (Bertonio, 2011 [1612]: 77), y un solo nombre, </w:t>
+      </w:r>
+      <w:r>
+        <w:rPr>
+          <w:i/>
+          <w:iCs/>
+        </w:rPr>
+        <w:t>chhaxwa</w:t>
+      </w:r>
+      <w:r>
+        <w:rPr/>
+        <w:t xml:space="preserve">, para las piedras «que amontonan limpiando las chácaras» y para la piedra «hincada en la pared para atar en ella los palos del techo» (ibid.: 330). Que la faena tenga verbo importa: para Juhani Pallasmaa, «las experiencias arquitectónicas básicas tienen carácter de verbos más que de sustantivos» (Pallasmaa, 2014: 158). Kenneth Frampton distingue la masa formada por «apilamiento repetitivo de elementos pesados», «ya sea piedra o adobe», del armazón que ensambla «componentes ligeros y lineales» (Frampton, 1995: 5): la estereotomía y la tectónica. El montón es masa sin edificio, y </w:t>
+      </w:r>
+      <w:r>
+        <w:rPr>
+          <w:i/>
+          <w:iCs/>
+        </w:rPr>
+        <w:t>chhaxwa</w:t>
+      </w:r>
+      <w:r>
+        <w:rPr/>
+        <w:t xml:space="preserve"> nombra el punto exacto donde la masa y el armazón se tocan. Esa tensión entre la piedra que pesa y la madera que ata recorre la novela, de la chujlla a la mina.</w:t>
+      </w:r>
+    </w:p>
+    <w:p>
+      <w:pPr>
+        <w:pStyle w:val="BodyText"/>
+        <w:rPr/>
+      </w:pPr>
+      <w:r>
+        <w:rPr/>
+        <w:t xml:space="preserve">Este artículo hace dos preguntas. ¿Qué sabe </w:t>
+      </w:r>
+      <w:r>
+        <w:rPr>
+          <w:i/>
+          <w:iCs/>
+        </w:rPr>
+        <w:t>Altiplano</w:t>
+      </w:r>
+      <w:r>
+        <w:rPr/>
+        <w:t xml:space="preserve"> sobre el habitar cuando se la lee siguiendo sus piedras? ¿Y qué añade a esa lectura un dibujo hecho con una materia, el pastel al óleo, que trabaja como el comunario, sumando y quitando?</w:t>
+      </w:r>
+      <w:r>
+        <w:rPr>
+          <w:rStyle w:val="FootnoteReference"/>
+        </w:rPr>
+        <w:footnoteReference w:id="4"/>
+      </w:r>
+      <w:r>
+        <w:rPr/>
+        <w:t xml:space="preserve"> Nuestra respuesta es que la novela registra, a espaldas de su narrador, la mecánica material del despojo: cómo se pierde la tierra, con qué objetos y con qué gestos. Leer así se parece al esgrafiado: se raspa la capa del narrador para que aparezca la de abajo. El argumento cabe en tres materiales. El ayllu marca su tierra con piedras: despeja, amontona, cerca y amojona. En la aldea, el Estado la reescribe con papeles: títulos, expedientes, ordenanzas. La mina convierte el mismo gesto en mercancía con máquinas. Como en el juego de piedra, papel o tijera, el papel le gana a la piedra por regla, no por peso: ante la ley, un mojón no vale lo que un título. El dibujo, al repetir las operaciones de la novela con otra materia, obliga a decidir lo que el texto deja abierto y deja ver lo que el narrador impone.</w:t>
+      </w:r>
+    </w:p>
+    <w:p>
+      <w:pPr>
+        <w:pStyle w:val="BodyText"/>
+        <w:rPr/>
+      </w:pPr>
+      <w:r>
+        <w:rPr/>
+        <w:t xml:space="preserve">El narrador, además, no es inocente. La novela se publicó en Buenos Aires en 1945 y se cita aquí por una reedición paceña de 1982, cuya nota editorial asegura que el autor «ama al indio», que enseñó en la Escuela Indigenal de Warisata y que Jatun-Kolla «es, en realidad, Warisata» (Botelho Gosálvez, 1982 [1945]: 5). Antonio Cornejo Polar mostró que el narrador indigenista, «ajeno al mundo indio aunque se solidarice con él», imagina esa vida «más en términos de naturaleza que de historia» (Cornejo Polar, 2003 [1994]: 180). El de </w:t>
+      </w:r>
+      <w:r>
+        <w:rPr>
+          <w:i/>
+          <w:iCs/>
+        </w:rPr>
+        <w:t>Altiplano</w:t>
+      </w:r>
+      <w:r>
+        <w:rPr/>
+        <w:t xml:space="preserve"> denuncia el despojo, pero trata a los comunarios como animales, como cuerpos sexuales o como piedras: las chozas son «verrugas en la piel sarmentosa del altiplano» (Botelho Gosálvez, 1982 [1945]: 10), y un minero muestra sus «pobres costillas zafadas como surcos» (ibid.: 145). No se trata de repetir esa crítica, sino de buscar la historia que el texto guarda en sus cosas mientras el narrador la convierte en paisaje.</w:t>
+      </w:r>
+    </w:p>
+    <w:p>
+      <w:pPr>
+        <w:pStyle w:val="BodyText"/>
+        <w:rPr/>
+      </w:pPr>
+      <w:r>
+        <w:rPr/>
+        <w:t xml:space="preserve">La lectura </w:t>
+      </w:r>
+      <w:ins w:id="0" w:author="Unknown Author" w:date="2026-10-10T12:30:57Z">
         <w:r>
           <w:rPr/>
-          <w:t xml:space="preserve">Cosecha de piedras: el ayllu, el Estado y la mina. Dibujando </w:t>
+          <w:t xml:space="preserve">parte de tres premisas. En </w:t>
         </w:r>
       </w:ins>
-      <w:ins w:id="1" w:author="Unknown Author" w:date="2026-10-10T12:01:19Z">
+      <w:ins w:id="1" w:author="Unknown Author" w:date="2026-10-10T12:30:57Z">
         <w:r>
           <w:rPr>
             <w:i/>
@@ -28,27 +390,19 @@
           <w:t>Altiplano</w:t>
         </w:r>
       </w:ins>
-      <w:ins w:id="2" w:author="Unknown Author" w:date="2026-10-10T12:01:19Z">
+      <w:ins w:id="2" w:author="Unknown Author" w:date="2026-10-10T12:30:57Z">
         <w:r>
           <w:rPr/>
-          <w:t xml:space="preserve"> de Raúl Botelho Gosálvez</w:t>
+          <w:t>,</w:t>
         </w:r>
       </w:ins>
-    </w:p>
-    <w:p>
-      <w:pPr>
-        <w:pStyle w:val="Heading1"/>
-        <w:rPr>
-          <w:del w:id="6" w:author="Unknown Author" w:date="2026-10-10T12:01:19Z"/>
-        </w:rPr>
-      </w:pPr>
-      <w:del w:id="4" w:author="Unknown Author" w:date="2026-10-10T12:01:19Z">
+      <w:del w:id="3" w:author="Unknown Author" w:date="2026-10-10T12:30:57Z">
         <w:r>
           <w:rPr/>
-          <w:delText xml:space="preserve">La cosecha de piedras: piedra, papel y máquina en </w:delText>
+          <w:delText xml:space="preserve">se hace desde la arquitectura y el dibujo, con las herramientas de ese oficio: la planta, el corte, el peso de los materiales, la mano que dibuja. Primero, en </w:delText>
         </w:r>
       </w:del>
-      <w:del w:id="5" w:author="Unknown Author" w:date="2026-10-10T12:01:19Z">
+      <w:del w:id="4" w:author="Unknown Author" w:date="2026-10-10T12:30:57Z">
         <w:r>
           <w:rPr>
             <w:i/>
@@ -57,100 +411,170 @@
           <w:delText>Altiplano</w:delText>
         </w:r>
       </w:del>
-    </w:p>
-    <w:p>
-      <w:pPr>
-        <w:pStyle w:val="Heading1"/>
-        <w:rPr/>
-      </w:pPr>
-      <w:del w:id="7" w:author="Unknown Author" w:date="2026-10-10T12:01:19Z">
+      <w:r>
+        <w:rPr/>
+        <w:t xml:space="preserve"> el saber sobre el espacio es material: piedra, adobe, paja y papel. </w:t>
+      </w:r>
+      <w:ins w:id="5" w:author="Unknown Author" w:date="2026-10-10T12:30:57Z">
         <w:r>
-          <w:rPr>
-            <w:b/>
-            <w:bCs/>
-          </w:rPr>
-          <w:delText xml:space="preserve">The </w:delText>
+          <w:rPr/>
+          <w:t xml:space="preserve">El </w:t>
+        </w:r>
+      </w:ins>
+      <w:del w:id="6" w:author="Unknown Author" w:date="2026-10-10T12:30:57Z">
+        <w:r>
+          <w:rPr/>
+          <w:delText xml:space="preserve">Segundo, el </w:delText>
         </w:r>
       </w:del>
       <w:r>
-        <w:rPr>
-          <w:b/>
-          <w:bCs/>
-        </w:rPr>
-        <w:t xml:space="preserve">Harvest of Stones: </w:t>
-      </w:r>
-      <w:ins w:id="8" w:author="Unknown Author" w:date="2026-10-10T12:01:19Z">
+        <w:rPr/>
+        <w:t xml:space="preserve">dibujo, que obliga a decidir punto de vista, escala y límite, deja a la vista las categorías que el lector proyecta. </w:t>
+      </w:r>
+      <w:ins w:id="7" w:author="Unknown Author" w:date="2026-10-10T12:30:57Z">
         <w:r>
-          <w:rPr>
-            <w:b/>
-            <w:bCs/>
-          </w:rPr>
-          <w:t>The Ayllu, the State and the Mine. Drawing Raúl Botelho Gosálvez’s</w:t>
+          <w:rPr/>
+          <w:t>Y</w:t>
         </w:r>
       </w:ins>
-      <w:del w:id="9" w:author="Unknown Author" w:date="2026-10-10T12:01:19Z">
+      <w:del w:id="8" w:author="Unknown Author" w:date="2026-10-10T12:30:57Z">
         <w:r>
-          <w:rPr>
-            <w:b/>
-            <w:bCs/>
-          </w:rPr>
-          <w:delText>Stone, Paper and Machine in</w:delText>
+          <w:rPr/>
+          <w:delText>Tercero,</w:delText>
         </w:r>
       </w:del>
       <w:r>
-        <w:rPr>
-          <w:b/>
-          <w:bCs/>
-        </w:rPr>
-        <w:t xml:space="preserve"> </w:t>
-      </w:r>
-      <w:r>
-        <w:rPr>
-          <w:b/>
-          <w:bCs/>
+        <w:rPr/>
+        <w:t xml:space="preserve"> si dibujar es, como propone Mauricio Cárcamo Pino, un </w:t>
+      </w:r>
+      <w:r>
+        <w:rPr>
+          <w:i/>
+          <w:iCs/>
+        </w:rPr>
+        <w:t>manuaje</w:t>
+      </w:r>
+      <w:r>
+        <w:rPr/>
+        <w:t>, una manera de pensar y de decir con las manos (Cárcamo Pino, 2025b: 244), dibujar una novela es leerla con otro órgano. El recorrido cambia de escala: la casa y el ayllu (sección 3), la aldea (4), el éxodo (5), el cuerpo (6) y el retorno (7). Allí se sitúan los seis pasteles de la serie, de los que se reproduce el esquema de encaje, el trazado que fija la composición (figuras 1-6). Se trata de una investigación en desarrollo.</w:t>
+      </w:r>
+      <w:bookmarkEnd w:id="1"/>
+    </w:p>
+    <w:p>
+      <w:pPr>
+        <w:pStyle w:val="Heading2"/>
+        <w:rPr/>
+      </w:pPr>
+      <w:bookmarkStart w:id="2" w:name="X92427c7b6fba06e7fef4b61070b9c7628a70d2e"/>
+      <w:r>
+        <w:rPr/>
+        <w:t>2. Cómo leer: el espacio, las manos y el dibujo (marco teórico y método)</w:t>
+      </w:r>
+    </w:p>
+    <w:p>
+      <w:pPr>
+        <w:pStyle w:val="FirstParagraph"/>
+        <w:rPr/>
+      </w:pPr>
+      <w:r>
+        <w:rPr/>
+        <w:t>Fernando Vázquez Ramos y sus colegas recuerdan que el espacio es un tema moderno y abstracto, que «no habla sobre la arquitectura, sino sobre nosotros» (Vázquez Ramos et al., 2023: 4). Citan también a Edward T. Hall, que advertía contra quienes «proyectan sobre el mundo visual del pasado las estructuras del mundo visual del presente» (Hall, 1973: 133, cit. en ibid.: 3). La advertencia vale para nosotros: no hay que atribuir al ayllu una idea de espacio que la novela no formula, porque sus categorías son otras: la piedra, la pirca, el mojón, el título. Y vale para el narrador, que mira Jatun-Kolla con la sociología de la ciudad: los Villca «son la burguesía usurpadora»; los Condori, Mamani y Quispe, «el proletariado campesino» (Botelho Gosálvez, 1982 [1945]: 22).</w:t>
+      </w:r>
+    </w:p>
+    <w:p>
+      <w:pPr>
+        <w:pStyle w:val="BodyText"/>
+        <w:rPr/>
+      </w:pPr>
+      <w:r>
+        <w:rPr/>
+        <w:t xml:space="preserve">En Bolivia, René Zavaleta Mercado opuso «dos concepciones que son ambas espacialistas»: la andina, un «archipiélago» en el que «este espacio no puede concebirse sin otro espacio», y la señorial, que concibe «el dominio final del suelo como atribución ligada a una estirpe» (Zavaleta Mercado, 1986: 29-30). Es decir: para la primera, la tierra reúne lugares a distintas alturas que se trabajan juntos, como la puna y el valle; para la segunda, un terreno cercado que se hereda por apellido. </w:t>
+      </w:r>
+      <w:r>
+        <w:rPr>
           <w:i/>
           <w:iCs/>
         </w:rPr>
         <w:t>Altiplano</w:t>
       </w:r>
-    </w:p>
-    <w:p>
-      <w:pPr>
-        <w:pStyle w:val="BodyText"/>
-        <w:rPr/>
-      </w:pPr>
-      <w:r>
-        <w:rPr/>
-        <w:t>Joaquin Max Cuevas Ventura</w:t>
-      </w:r>
-      <w:r>
-        <w:rPr>
-          <w:rStyle w:val="FootnoteReference"/>
-        </w:rPr>
-        <w:footnoteReference w:id="2"/>
-      </w:r>
-    </w:p>
-    <w:p>
-      <w:pPr>
-        <w:pStyle w:val="BodyText"/>
-        <w:rPr/>
-      </w:pPr>
-      <w:r>
-        <w:rPr>
-          <w:b/>
-          <w:bCs/>
-        </w:rPr>
-        <w:t>Resumen</w:t>
-      </w:r>
-    </w:p>
-    <w:p>
-      <w:pPr>
-        <w:pStyle w:val="BodyText"/>
-        <w:rPr/>
-      </w:pPr>
-      <w:r>
-        <w:rPr/>
-        <w:t xml:space="preserve">El artículo lee </w:t>
+      <w:r>
+        <w:rPr/>
+        <w:t xml:space="preserve"> muestra las dos, y cómo la segunda gana terreno.</w:t>
+      </w:r>
+    </w:p>
+    <w:p>
+      <w:pPr>
+        <w:pStyle w:val="BodyText"/>
+        <w:rPr/>
+      </w:pPr>
+      <w:r>
+        <w:rPr/>
+        <w:t xml:space="preserve">Tampoco la piedra andina es la piedra del narrador. En el aymara de Bertonio, </w:t>
+      </w:r>
+      <w:r>
+        <w:rPr>
+          <w:i/>
+          <w:iCs/>
+        </w:rPr>
+        <w:t>wanqa</w:t>
+      </w:r>
+      <w:r>
+        <w:rPr/>
+        <w:t xml:space="preserve"> es solo «piedra muy grande» (Bertonio, 2011 [1612]: 506). Pero Pierre Duviols advierte que los diccionarios callan el «contenido religioso» que dejan ver los juicios coloniales contra la idolatría. Allí, el </w:t>
+      </w:r>
+      <w:r>
+        <w:rPr>
+          <w:i/>
+          <w:iCs/>
+        </w:rPr>
+        <w:t>huanca</w:t>
+      </w:r>
+      <w:r>
+        <w:rPr/>
+        <w:t xml:space="preserve"> era «el doble mineral del cadáver sagrado» (Duviols, 1979: 8), una piedra que recordaba «al Huari que primero amojonó tal campo, al que lo cercó, al que lo desbrozó» (ibid.: 13). </w:t>
+      </w:r>
+      <w:r>
+        <w:rPr>
+          <w:i/>
+          <w:iCs/>
+        </w:rPr>
+        <w:t>Huanca</w:t>
+      </w:r>
+      <w:r>
+        <w:rPr/>
+        <w:t xml:space="preserve">, grafía colonial de </w:t>
+      </w:r>
+      <w:r>
+        <w:rPr>
+          <w:i/>
+          <w:iCs/>
+        </w:rPr>
+        <w:t>wank’a</w:t>
+      </w:r>
+      <w:r>
+        <w:rPr/>
+        <w:t xml:space="preserve">, era también nombre de varón (Dean, 2010: 44, 202, n. 86), como el apellido de Paulo Huanca y su familia. La novela no lo desarrolla, pero lo registra: «mojones que han sido puestos allí desde tiempos antiguos» señalan las pertenencias del ayllu (Botelho Gosálvez, 1982 [1945]: 9), y los Huanca viven «en los linderos» (ibid.: 30). En cambio, cuando Paulo Huanca baja a los Yungas, su «organismo de piedra del Kollasuyo» termina «despedazado» (ibid.: 133). La </w:t>
+      </w:r>
+      <w:r>
+        <w:rPr>
+          <w:i/>
+          <w:iCs/>
+        </w:rPr>
+        <w:t>wank’a</w:t>
+      </w:r>
+      <w:r>
+        <w:rPr/>
+        <w:t xml:space="preserve"> es una piedra con dueño y con lugar; la del narrador, una abstracción.</w:t>
+      </w:r>
+    </w:p>
+    <w:p>
+      <w:pPr>
+        <w:pStyle w:val="BodyText"/>
+        <w:rPr/>
+      </w:pPr>
+      <w:r>
+        <w:rPr/>
+        <w:t xml:space="preserve">¿Con qué leer, entonces? Con las manos. De las imágenes de la materia, Gaston Bachelard escribió: «La vista las nombra, pero la mano las conoce» (Bachelard, 1978 [1942]: 7-8, cit. en Pallasmaa, 2014: 53). En </w:t>
       </w:r>
       <w:r>
         <w:rPr>
@@ -161,488 +585,28 @@
       </w:r>
       <w:r>
         <w:rPr/>
-        <w:t xml:space="preserve"> (1945), de Raúl Botelho Gosálvez, desde la arquitectura y el dibujo, siguiendo sus piedras. La crítica ya mostró que el narrador indigenista convierte la historia india en naturaleza; aquí se estudia lo que la novela registra a espaldas de su narrador: cómo funciona, materialmente, el despojo. Con el vocabulario aymara colonial, la historia andina y seis pasteles al óleo como herramienta de lectura, se sostiene que la novela marca la posesión con piedras (mojón, pirca, montón), narra su pérdida ante papeles y máquinas, calla el uso aymara de la escritura y recuerda de manera selectiva.</w:t>
-      </w:r>
-    </w:p>
-    <w:p>
-      <w:pPr>
-        <w:pStyle w:val="BodyText"/>
-        <w:rPr/>
-      </w:pPr>
-      <w:r>
-        <w:rPr>
-          <w:b/>
-          <w:bCs/>
-        </w:rPr>
-        <w:t>Palabras clave:</w:t>
-      </w:r>
-      <w:r>
-        <w:rPr/>
-        <w:t xml:space="preserve"> Botelho Gosálvez; ayllu; despojo; manuaje; dibujo como investigación.</w:t>
-      </w:r>
-    </w:p>
-    <w:p>
-      <w:pPr>
-        <w:pStyle w:val="BodyText"/>
-        <w:rPr/>
-      </w:pPr>
-      <w:r>
-        <w:rPr>
-          <w:b/>
-          <w:bCs/>
-        </w:rPr>
-        <w:t>Abstract</w:t>
-      </w:r>
-    </w:p>
-    <w:p>
-      <w:pPr>
-        <w:pStyle w:val="BodyText"/>
-        <w:rPr/>
-      </w:pPr>
-      <w:r>
-        <w:rPr/>
-        <w:t xml:space="preserve">This article reads </w:t>
-      </w:r>
-      <w:r>
-        <w:rPr>
-          <w:i/>
-          <w:iCs/>
-        </w:rPr>
-        <w:t>Altiplano</w:t>
-      </w:r>
-      <w:r>
-        <w:rPr/>
-        <w:t xml:space="preserve"> (1945), by Raúl Botelho Gosálvez, from the standpoint of architecture and drawing, following its stones. Criticism has shown that the indigenista narrator turns Indian history into nature; this study examines what the novel records behind its narrator’s back: how dispossession works, materially. Drawing on colonial Aymara vocabulary, Andean history and six oil pastels used as reading tools, it argues that the novel marks possession with stones (boundary marker, dry wall, heap), narrates its loss to papers and machines, silences Aymara uses of writing, and remembers selectively.</w:t>
-      </w:r>
-    </w:p>
-    <w:p>
-      <w:pPr>
-        <w:pStyle w:val="BodyText"/>
-        <w:rPr/>
-      </w:pPr>
-      <w:r>
-        <w:rPr>
-          <w:b/>
-          <w:bCs/>
-        </w:rPr>
-        <w:t>Keywords:</w:t>
-      </w:r>
-      <w:r>
-        <w:rPr/>
-        <w:t xml:space="preserve"> Botelho Gosálvez; ayllu; dispossession; manuage; drawing as research.</w:t>
-      </w:r>
-    </w:p>
-    <w:p>
-      <w:pPr>
-        <w:pStyle w:val="Epgrafe"/>
-        <w:rPr/>
-      </w:pPr>
-      <w:r>
-        <w:rPr/>
-        <w:t>«Mirando al pasado para caminar por el presente y el futuro (</w:t>
-      </w:r>
-      <w:r>
-        <w:rPr>
-          <w:i/>
-          <w:iCs/>
-        </w:rPr>
-        <w:t>qhip nayr uñtasis sarnaqapxañani</w:t>
-      </w:r>
-      <w:r>
-        <w:rPr/>
-        <w:t>)».</w:t>
-      </w:r>
-    </w:p>
-    <w:p>
-      <w:pPr>
-        <w:pStyle w:val="Epgrafe"/>
-        <w:rPr/>
-      </w:pPr>
-      <w:r>
-        <w:rPr/>
-        <w:t>Lema del Taller de Historia Oral Andina (Rivera Cusicanqui, 2010 [1984]: 17)</w:t>
-      </w:r>
-    </w:p>
-    <w:p>
-      <w:pPr>
-        <w:pStyle w:val="Heading2"/>
-        <w:rPr/>
-      </w:pPr>
-      <w:bookmarkStart w:id="1" w:name="introducción-una-cosecha-de-piedras"/>
-      <w:r>
-        <w:rPr/>
-        <w:t>1. Introducción: una cosecha de piedras</w:t>
-      </w:r>
-    </w:p>
-    <w:p>
-      <w:pPr>
-        <w:pStyle w:val="FirstParagraph"/>
-        <w:rPr/>
-      </w:pPr>
-      <w:r>
-        <w:rPr/>
-        <w:t>En Jatun-Kolla, el ayllu aymara que Raúl Botelho Gosálvez sitúa «en la planta de una alta y rojiza peñería» (Botelho Gosálvez, 1982 [1945]: 6), la tierra de labranza no pasa de cien hectáreas; el resto es «erial de piedras». Los comunarios lo limpian año tras año, sin fortuna:</w:t>
-      </w:r>
-    </w:p>
-    <w:p>
-      <w:pPr>
-        <w:pStyle w:val="BlockText"/>
-        <w:rPr/>
-      </w:pPr>
-      <w:r>
-        <w:rPr/>
-        <w:t>A medida que extraen piedras y las amontonan, brotan más y más, como paridas por la tierra. ¡Piedras! El trabajo más duro, más reñido y tenaz en Jatun-Kolla, rinde cosecha de piedras. Pero no importa: quizá un día la montaña de piedras sobrepase la altura del cerro; entonces será buena la tierra rescatada (ibid.: 9).</w:t>
-      </w:r>
-    </w:p>
-    <w:p>
-      <w:pPr>
-        <w:pStyle w:val="FirstParagraph"/>
-        <w:rPr/>
-      </w:pPr>
-      <w:r>
-        <w:rPr/>
-        <w:t xml:space="preserve">La escena encierra una paradoja: lo que se cosecha es el obstáculo, y la tierra </w:t>
-      </w:r>
-      <w:r>
-        <w:rPr>
-          <w:i/>
-          <w:iCs/>
-        </w:rPr>
-        <w:t>pare</w:t>
-      </w:r>
-      <w:r>
-        <w:rPr/>
-        <w:t xml:space="preserve"> </w:t>
-      </w:r>
-      <w:del w:id="10" w:author="Unknown Author" w:date="2026-10-10T12:01:19Z">
+        <w:t xml:space="preserve">, el narrador nombra; el comunario, que despeja y amontona, conoce. Cárcamo Pino llama </w:t>
+      </w:r>
+      <w:r>
+        <w:rPr>
+          <w:i/>
+          <w:iCs/>
+        </w:rPr>
+        <w:t>manuaje</w:t>
+      </w:r>
+      <w:r>
+        <w:rPr/>
+        <w:t xml:space="preserve"> a lo que hacen las manos cuando piensan, expresan o comunican: un «neologismo homólogo al lenguaje, pero con las manos» (Cárcamo Pino, 2019: 1412, cit. en Cárcamo Pino, 2025b: 244). Escribir es una de esas acciones. Cárcamo Pino recuerda </w:t>
+      </w:r>
+      <w:del w:id="9" w:author="Unknown Author" w:date="2026-10-10T12:30:57Z">
         <w:r>
           <w:rPr/>
-          <w:delText xml:space="preserve">justamente </w:delText>
+          <w:delText xml:space="preserve">además </w:delText>
         </w:r>
       </w:del>
       <w:r>
         <w:rPr/>
-        <w:t xml:space="preserve">lo que impide sembrar. Esas piedras cambian de oficio. Con ellas se hicieron «los cimientos y paredes de las chujllas» (ibid.: 8), las chozas del ayllu. Con ellas cubre Juan Condori a su compañera muerta: «amontonó piedras sobre el cadáver» (ibid.: 35). Y a Condori, asesinado en la mina, lo sepulta «un informe montón de rocas, lodo y maderos astillados» (ibid.: 154). Pirca, casa, tumba, escombro: el montón de piedras es la arquitectura mínima de </w:t>
-      </w:r>
-      <w:r>
-        <w:rPr>
-          <w:i/>
-          <w:iCs/>
-        </w:rPr>
-        <w:t>Altiplano</w:t>
-      </w:r>
-      <w:r>
-        <w:rPr/>
-        <w:t>, aquella en la que habitar y enterrar casi no se distinguen. Como observa Tim Ingold, el montón «no se construye: crece» (Ingold, 2013: 78)</w:t>
-      </w:r>
-      <w:r>
-        <w:rPr>
-          <w:rStyle w:val="FootnoteReference"/>
-        </w:rPr>
-        <w:footnoteReference w:id="3"/>
-      </w:r>
-      <w:r>
-        <w:rPr/>
-        <w:t>; en Jatun-Kolla, crece con cada cosecha.</w:t>
-      </w:r>
-    </w:p>
-    <w:p>
-      <w:pPr>
-        <w:pStyle w:val="BodyText"/>
-        <w:rPr/>
-      </w:pPr>
-      <w:r>
-        <w:rPr/>
-        <w:t xml:space="preserve">El aymara colonial tenía palabras para todo esto. El vocabulario que el jesuita Ludovico Bertonio publicó en 1612 registra un verbo para la faena, </w:t>
-      </w:r>
-      <w:r>
-        <w:rPr>
-          <w:i/>
-          <w:iCs/>
-        </w:rPr>
-        <w:t>wanqathapiña</w:t>
-      </w:r>
-      <w:r>
-        <w:rPr/>
-        <w:t xml:space="preserve">, «amontonar piedras sacándolas» (Bertonio, 2011 [1612]: 77), y un solo nombre, </w:t>
-      </w:r>
-      <w:r>
-        <w:rPr>
-          <w:i/>
-          <w:iCs/>
-        </w:rPr>
-        <w:t>chhaxwa</w:t>
-      </w:r>
-      <w:r>
-        <w:rPr/>
-        <w:t xml:space="preserve">, para las piedras «que amontonan limpiando las chácaras» y para la piedra «hincada en la pared para atar en ella los palos del techo» (ibid.: 330). Que la faena tenga verbo importa: para Juhani Pallasmaa, «las experiencias arquitectónicas básicas tienen carácter de verbos más que de sustantivos» (Pallasmaa, 2014: 158). Kenneth Frampton distingue la masa formada por «apilamiento repetitivo de elementos pesados», «ya sea piedra o adobe», del armazón que ensambla «componentes ligeros y lineales» (Frampton, 1995: 5): la estereotomía y la tectónica. El montón es masa sin edificio, y </w:t>
-      </w:r>
-      <w:r>
-        <w:rPr>
-          <w:i/>
-          <w:iCs/>
-        </w:rPr>
-        <w:t>chhaxwa</w:t>
-      </w:r>
-      <w:r>
-        <w:rPr/>
-        <w:t xml:space="preserve"> nombra el punto exacto donde la masa y el armazón se tocan. Esa tensión entre la piedra que pesa y la madera que ata recorre la novela, de la chujlla a la mina.</w:t>
-      </w:r>
-    </w:p>
-    <w:p>
-      <w:pPr>
-        <w:pStyle w:val="BodyText"/>
-        <w:rPr/>
-      </w:pPr>
-      <w:r>
-        <w:rPr/>
-        <w:t xml:space="preserve">Este artículo hace dos preguntas. ¿Qué sabe </w:t>
-      </w:r>
-      <w:r>
-        <w:rPr>
-          <w:i/>
-          <w:iCs/>
-        </w:rPr>
-        <w:t>Altiplano</w:t>
-      </w:r>
-      <w:r>
-        <w:rPr/>
-        <w:t xml:space="preserve"> sobre el habitar cuando se la lee siguiendo sus piedras? ¿Y qué añade a esa lectura un dibujo hecho con una materia, el pastel al óleo, que trabaja como el comunario, sumando y quitando?</w:t>
-      </w:r>
-      <w:r>
-        <w:rPr>
-          <w:rStyle w:val="FootnoteReference"/>
-        </w:rPr>
-        <w:footnoteReference w:id="4"/>
-      </w:r>
-      <w:r>
-        <w:rPr/>
-        <w:t xml:space="preserve"> Nuestra respuesta es que la novela registra, a espaldas de su narrador, la mecánica material del despojo: cómo se pierde la tierra, con qué objetos y con qué gestos. Leer así se parece al esgrafiado: se raspa la capa del narrador para que aparezca la de abajo. El argumento cabe en tres materiales. El ayllu marca su tierra con piedras: despeja, amontona, cerca y amojona. </w:t>
-      </w:r>
-      <w:ins w:id="11" w:author="Unknown Author" w:date="2026-10-10T12:01:19Z">
-        <w:r>
-          <w:rPr/>
-          <w:t>En la aldea, el Estado</w:t>
-        </w:r>
-      </w:ins>
-      <w:del w:id="12" w:author="Unknown Author" w:date="2026-10-10T12:01:19Z">
-        <w:r>
-          <w:rPr/>
-          <w:delText>La aldea</w:delText>
-        </w:r>
-      </w:del>
-      <w:r>
-        <w:rPr/>
-        <w:t xml:space="preserve"> la reescribe con papeles: títulos, expedientes, ordenanzas. La mina convierte el mismo gesto en mercancía con máquinas. Como en el juego de piedra, papel o tijera, el papel le gana a la piedra por regla, no por peso: ante la ley, un mojón no vale lo que un título. El dibujo, al repetir las operaciones de la novela con otra materia, obliga a decidir lo que el texto deja abierto y deja ver lo que el narrador impone.</w:t>
-      </w:r>
-    </w:p>
-    <w:p>
-      <w:pPr>
-        <w:pStyle w:val="BodyText"/>
-        <w:rPr/>
-      </w:pPr>
-      <w:r>
-        <w:rPr/>
-        <w:t xml:space="preserve">El narrador, además, no es inocente. La novela se publicó en Buenos Aires en 1945 y se cita aquí por una reedición paceña de 1982, cuya nota editorial asegura que el autor «ama al indio», que enseñó en la Escuela Indigenal de Warisata y que Jatun-Kolla «es, en realidad, Warisata» (Botelho Gosálvez, 1982 [1945]: 5). Antonio Cornejo Polar mostró que el narrador indigenista, «ajeno al mundo indio aunque se solidarice con él», imagina esa vida «más en términos de naturaleza que de historia» (Cornejo Polar, 2003 [1994]: 180). El de </w:t>
-      </w:r>
-      <w:r>
-        <w:rPr>
-          <w:i/>
-          <w:iCs/>
-        </w:rPr>
-        <w:t>Altiplano</w:t>
-      </w:r>
-      <w:r>
-        <w:rPr/>
-        <w:t xml:space="preserve"> denuncia el despojo, pero trata a los comunarios como animales, como cuerpos sexuales o como piedras: las chozas son «verrugas en la piel sarmentosa del altiplano» (Botelho Gosálvez, 1982 [1945]: 10), y un minero muestra sus «pobres costillas zafadas como surcos» (ibid.: 145). No se trata de repetir esa crítica, sino de buscar la historia que el texto guarda en sus cosas mientras el narrador la convierte en paisaje.</w:t>
-      </w:r>
-    </w:p>
-    <w:p>
-      <w:pPr>
-        <w:pStyle w:val="BodyText"/>
-        <w:rPr/>
-      </w:pPr>
-      <w:r>
-        <w:rPr/>
-        <w:t xml:space="preserve">La lectura se hace desde la arquitectura y el dibujo, con las herramientas de ese oficio: la planta, el corte, el peso de los materiales, la mano que dibuja. Primero, en </w:t>
-      </w:r>
-      <w:r>
-        <w:rPr>
-          <w:i/>
-          <w:iCs/>
-        </w:rPr>
-        <w:t>Altiplano</w:t>
-      </w:r>
-      <w:r>
-        <w:rPr/>
-        <w:t xml:space="preserve"> el saber sobre el espacio es material: piedra, adobe, paja y papel. Segundo, el dibujo, que obliga a decidir punto de vista, escala y límite, deja a la vista las categorías que el lector proyecta. Tercero, si dibujar es, como propone Mauricio Cárcamo Pino, un </w:t>
-      </w:r>
-      <w:r>
-        <w:rPr>
-          <w:i/>
-          <w:iCs/>
-        </w:rPr>
-        <w:t>manuaje</w:t>
-      </w:r>
-      <w:r>
-        <w:rPr/>
-        <w:t>, una manera de pensar y de decir con las manos (Cárcamo Pino, 2025b: 244), dibujar una novela es leerla con otro órgano. El recorrido cambia de escala: la casa y el ayllu (sección 3), la aldea (4), el éxodo (5), el cuerpo (6) y el retorno (7). Allí se sitúan los seis pasteles de la serie, de los que se reproduce el esquema de encaje, el trazado que fija la composición (figuras 1-6). Se trata de una investigación en desarrollo.</w:t>
-      </w:r>
-      <w:bookmarkEnd w:id="1"/>
-    </w:p>
-    <w:p>
-      <w:pPr>
-        <w:pStyle w:val="Heading2"/>
-        <w:rPr/>
-      </w:pPr>
-      <w:bookmarkStart w:id="2" w:name="X92427c7b6fba06e7fef4b61070b9c7628a70d2e"/>
-      <w:r>
-        <w:rPr/>
-        <w:t>2. Cómo leer: el espacio, las manos y el dibujo (marco teórico y método)</w:t>
-      </w:r>
-    </w:p>
-    <w:p>
-      <w:pPr>
-        <w:pStyle w:val="FirstParagraph"/>
-        <w:rPr/>
-      </w:pPr>
-      <w:r>
-        <w:rPr/>
-        <w:t>Fernando Vázquez Ramos y sus colegas recuerdan que el espacio es un tema moderno y abstracto, que «no habla sobre la arquitectura, sino sobre nosotros» (Vázquez Ramos et al., 2023: 4). Citan también a Edward T. Hall, que advertía contra quienes «proyectan sobre el mundo visual del pasado las estructuras del mundo visual del presente» (Hall, 1973: 133, cit. en ibid.: 3). La advertencia vale para nosotros: no hay que atribuir al ayllu una idea de espacio que la novela no formula, porque sus categorías son otras: la piedra, la pirca, el mojón, el título. Y vale para el narrador, que mira Jatun-Kolla con la sociología de la ciudad: los Villca «son la burguesía usurpadora»; los Condori, Mamani y Quispe, «el proletariado campesino» (Botelho Gosálvez, 1982 [1945]: 22).</w:t>
-      </w:r>
-    </w:p>
-    <w:p>
-      <w:pPr>
-        <w:pStyle w:val="BodyText"/>
-        <w:rPr/>
-      </w:pPr>
-      <w:r>
-        <w:rPr/>
-        <w:t xml:space="preserve">En Bolivia, René Zavaleta Mercado opuso «dos concepciones que son ambas espacialistas»: la andina, un «archipiélago» en el que «este espacio no puede concebirse sin otro espacio», y la señorial, que concibe «el dominio final del suelo como atribución ligada a una estirpe» (Zavaleta Mercado, 1986: 29-30). Es decir: para la primera, la tierra </w:t>
-      </w:r>
-      <w:ins w:id="13" w:author="Unknown Author" w:date="2026-10-10T12:01:19Z">
-        <w:r>
-          <w:rPr/>
-          <w:t>reúne</w:t>
-        </w:r>
-      </w:ins>
-      <w:del w:id="14" w:author="Unknown Author" w:date="2026-10-10T12:01:19Z">
-        <w:r>
-          <w:rPr/>
-          <w:delText>es un conjunto de</w:delText>
-        </w:r>
-      </w:del>
-      <w:r>
-        <w:rPr/>
-        <w:t xml:space="preserve"> lugares a distintas alturas que se trabajan juntos, como la puna y el valle; para la segunda, un terreno cercado que se hereda por apellido. </w:t>
-      </w:r>
-      <w:r>
-        <w:rPr>
-          <w:i/>
-          <w:iCs/>
-        </w:rPr>
-        <w:t>Altiplano</w:t>
-      </w:r>
-      <w:r>
-        <w:rPr/>
-        <w:t xml:space="preserve"> muestra las dos, y cómo la segunda gana terreno.</w:t>
-      </w:r>
-    </w:p>
-    <w:p>
-      <w:pPr>
-        <w:pStyle w:val="BodyText"/>
-        <w:rPr/>
-      </w:pPr>
-      <w:r>
-        <w:rPr/>
-        <w:t xml:space="preserve">Tampoco la piedra andina es la piedra del narrador. En el aymara de Bertonio, </w:t>
-      </w:r>
-      <w:r>
-        <w:rPr>
-          <w:i/>
-          <w:iCs/>
-        </w:rPr>
-        <w:t>wanqa</w:t>
-      </w:r>
-      <w:r>
-        <w:rPr/>
-        <w:t xml:space="preserve"> es solo «piedra muy grande» (Bertonio, 2011 [1612]: 506). Pero Pierre Duviols advierte que los diccionarios callan el «contenido religioso» que dejan ver los juicios coloniales contra la idolatría. Allí, el </w:t>
-      </w:r>
-      <w:r>
-        <w:rPr>
-          <w:i/>
-          <w:iCs/>
-        </w:rPr>
-        <w:t>huanca</w:t>
-      </w:r>
-      <w:r>
-        <w:rPr/>
-        <w:t xml:space="preserve"> era «el doble mineral del cadáver sagrado» (Duviols, 1979: 8), una piedra que recordaba «al Huari que primero amojonó tal campo, al que lo cercó, al que lo desbrozó» (ibid.: 13). </w:t>
-      </w:r>
-      <w:r>
-        <w:rPr>
-          <w:i/>
-          <w:iCs/>
-        </w:rPr>
-        <w:t>Huanca</w:t>
-      </w:r>
-      <w:r>
-        <w:rPr/>
-        <w:t xml:space="preserve">, grafía colonial de </w:t>
-      </w:r>
-      <w:r>
-        <w:rPr>
-          <w:i/>
-          <w:iCs/>
-        </w:rPr>
-        <w:t>wank’a</w:t>
-      </w:r>
-      <w:r>
-        <w:rPr/>
-        <w:t xml:space="preserve">, era también nombre de varón (Dean, 2010: 44, 202, n. 86), como el apellido de Paulo Huanca y su familia. La novela no lo desarrolla, pero lo registra: «mojones que han sido puestos allí desde tiempos antiguos» señalan las pertenencias del ayllu (Botelho Gosálvez, 1982 [1945]: 9), y los Huanca viven «en los linderos» (ibid.: 30). En cambio, cuando Paulo Huanca baja a los Yungas, su «organismo de piedra del Kollasuyo» termina «despedazado» (ibid.: 133). La </w:t>
-      </w:r>
-      <w:r>
-        <w:rPr>
-          <w:i/>
-          <w:iCs/>
-        </w:rPr>
-        <w:t>wank’a</w:t>
-      </w:r>
-      <w:r>
-        <w:rPr/>
-        <w:t xml:space="preserve"> es una piedra con dueño y con lugar; la del narrador, una abstracción.</w:t>
-      </w:r>
-    </w:p>
-    <w:p>
-      <w:pPr>
-        <w:pStyle w:val="BodyText"/>
-        <w:rPr/>
-      </w:pPr>
-      <w:r>
-        <w:rPr/>
-        <w:t xml:space="preserve">¿Con qué leer, entonces? Con las manos. De las imágenes de la materia, Gaston Bachelard escribió: «La vista las nombra, pero la mano las conoce» (Bachelard, 1978 [1942]: 7-8, cit. en Pallasmaa, 2014: 53). En </w:t>
-      </w:r>
-      <w:r>
-        <w:rPr>
-          <w:i/>
-          <w:iCs/>
-        </w:rPr>
-        <w:t>Altiplano</w:t>
-      </w:r>
-      <w:r>
-        <w:rPr/>
-        <w:t xml:space="preserve">, el narrador nombra; el comunario, que despeja y amontona, conoce. Cárcamo Pino llama </w:t>
-      </w:r>
-      <w:r>
-        <w:rPr>
-          <w:i/>
-          <w:iCs/>
-        </w:rPr>
-        <w:t>manuaje</w:t>
-      </w:r>
-      <w:r>
-        <w:rPr/>
-        <w:t xml:space="preserve"> a lo que hacen las manos cuando piensan, expresan o comunican: un «neologismo homólogo al lenguaje, pero con las manos» (Cárcamo Pino, 2019: 1412, cit. en Cárcamo Pino, 2025b: 244). Escribir es una de esas acciones. Cárcamo Pino recuerda además que la misma mano hace dos agarres: el de fuerza, como al tomar un martillo, y el de precisión, como al «sujetar un papel con dos yemas dactilares» (Cárcamo Pino, 2025a: 10). Paulo Huanca sale de su chujlla «con la madera del arado en un hombro y las correas del yugo en las manos» (Botelho Gosálvez, 1982 [1945]: 34); el doctor Mendoza firma la ordenanza que dejará sin ganado a los Villca (ibid.: 96). No es una mano frente a un papel, sino dos manos con dos agarres.</w:t>
+        <w:t>que la misma mano hace dos agarres: el de fuerza, como al tomar un martillo, y el de precisión, como al «sujetar un papel con dos yemas dactilares» (Cárcamo Pino, 2025a: 10). Paulo Huanca sale de su chujlla «con la madera del arado en un hombro y las correas del yugo en las manos» (Botelho Gosálvez, 1982 [1945]: 34); el doctor Mendoza firma la ordenanza que dejará sin ganado a los Villca (ibid.: 96). No es una mano frente a un papel, sino dos manos con dos agarres.</w:t>
       </w:r>
     </w:p>
     <w:p>
@@ -1890,7 +1854,17 @@
       </w:pPr>
       <w:r>
         <w:rPr/>
-        <w:t xml:space="preserve">El narrador presenta el ayllu desde lo alto, como en un plano de situación: en la falda del cerro, «las chujllas de las familias más antiguas han trepado en los riscos del cerro y desde allí parecen ocupar un sitio de preeminencia sobre el resto de chozas» (Botelho Gosálvez, 1982 [1945]: 6). La palabra clave es </w:t>
+        <w:t xml:space="preserve">El narrador presenta el ayllu desde lo alto, como en un plano de situación: </w:t>
+      </w:r>
+      <w:del w:id="10" w:author="Unknown Author" w:date="2026-10-10T12:30:57Z">
+        <w:r>
+          <w:rPr/>
+          <w:delText xml:space="preserve">en la falda del cerro, </w:delText>
+        </w:r>
+      </w:del>
+      <w:r>
+        <w:rPr/>
+        <w:t xml:space="preserve">«las chujllas de las familias más antiguas han trepado en los riscos del cerro y desde allí parecen ocupar un sitio de preeminencia sobre el resto de chozas» (Botelho Gosálvez, 1982 [1945]: 6). La palabra clave es </w:t>
       </w:r>
       <w:r>
         <w:rPr>
@@ -1955,65 +1929,55 @@
       </w:r>
       <w:r>
         <w:rPr/>
-        <w:t>. Muros de piedra</w:t>
-      </w:r>
-      <w:del w:id="15" w:author="Unknown Author" w:date="2026-10-10T12:01:19Z">
+        <w:t xml:space="preserve">. Muros de piedra, fuego al centro, herramientas colgadas (Botelho Gosálvez, 1982 [1945]: 8, 30-31) y, en el techo, un crucifijo con «una pequeña huaca de barro cocido» (ibid.: 10). (2) </w:t>
+      </w:r>
+      <w:r>
+        <w:rPr>
+          <w:i/>
+          <w:iCs/>
+        </w:rPr>
+        <w:t>Operación</w:t>
+      </w:r>
+      <w:r>
+        <w:rPr/>
+        <w:t xml:space="preserve">. Un corte a la altura de una persona en cuclillas junto al brasero. La hoja se cubre de negro y siena, el color del hollín, y la luz se saca quitando materia: el esgrafiado abre en la masa oscura las vigas, las hoces y el yugo, como el comunario abre la tierra quitándole piedras. El perfil de cráneo (la bóveda de paja como calota, la puerta como órbita, el fuego en el lugar del pensamiento) es una decisión de ensamblaje, no un hallazgo: lleva al dibujo esa correspondencia entre casa y cuerpo. (3) </w:t>
+      </w:r>
+      <w:r>
+        <w:rPr>
+          <w:i/>
+          <w:iCs/>
+        </w:rPr>
+        <w:t>Contraste</w:t>
+      </w:r>
+      <w:r>
+        <w:rPr/>
+        <w:t>. El esquema tiene que decidir desde dónde se mira, y el texto ofrece dos</w:t>
+      </w:r>
+      <w:del w:id="11" w:author="Unknown Author" w:date="2026-10-10T12:30:57Z">
         <w:r>
           <w:rPr/>
-          <w:delText xml:space="preserve"> de dos metros de alto</w:delText>
+          <w:delText xml:space="preserve"> lugares</w:delText>
         </w:r>
       </w:del>
       <w:r>
         <w:rPr/>
-        <w:t xml:space="preserve">, fuego al centro, herramientas colgadas </w:t>
-      </w:r>
-      <w:del w:id="16" w:author="Unknown Author" w:date="2026-10-10T12:01:19Z">
+        <w:t>: el del narrador, intruso en la puerta, y el del cuerpo que habita, al que remiten el hollín, los camastros y las herramientas. El corte elige el segundo y se detiene ante el alma de los comunarios, para no hablar por ellos. El narrador, en cambio, la declara cerrada, «nadie podía entrar», y los ve como estatuas de «hierático aspecto» (</w:t>
+      </w:r>
+      <w:ins w:id="12" w:author="Unknown Author" w:date="2026-10-10T12:30:57Z">
         <w:r>
           <w:rPr/>
-          <w:delText xml:space="preserve">de las vigas </w:delText>
+          <w:t>ibid.</w:t>
+        </w:r>
+      </w:ins>
+      <w:del w:id="13" w:author="Unknown Author" w:date="2026-10-10T12:30:57Z">
+        <w:r>
+          <w:rPr/>
+          <w:delText>Botelho Gosálvez, 1982 [1945]</w:delText>
         </w:r>
       </w:del>
       <w:r>
         <w:rPr/>
-        <w:t xml:space="preserve">(Botelho Gosálvez, 1982 [1945]: 8, 30-31) y, en el techo, un crucifijo con «una pequeña huaca de barro cocido» (ibid.: 10). (2) </w:t>
-      </w:r>
-      <w:r>
-        <w:rPr>
-          <w:i/>
-          <w:iCs/>
-        </w:rPr>
-        <w:t>Operación</w:t>
-      </w:r>
-      <w:r>
-        <w:rPr/>
-        <w:t xml:space="preserve">. Un corte a la altura de una persona </w:t>
-      </w:r>
-      <w:ins w:id="17" w:author="Unknown Author" w:date="2026-10-10T12:01:19Z">
-        <w:r>
-          <w:rPr/>
-          <w:t>en cuclillas</w:t>
-        </w:r>
-      </w:ins>
-      <w:del w:id="18" w:author="Unknown Author" w:date="2026-10-10T12:01:19Z">
-        <w:r>
-          <w:rPr/>
-          <w:delText>sentada</w:delText>
-        </w:r>
-      </w:del>
-      <w:r>
-        <w:rPr/>
-        <w:t xml:space="preserve"> junto al brasero. La hoja se cubre de negro y siena, el color del hollín, y la luz se saca quitando materia: el esgrafiado abre en la masa oscura las vigas, las hoces y el yugo, como el comunario abre la tierra quitándole piedras. El perfil de cráneo (la bóveda de paja como calota, la puerta como órbita, el fuego en el lugar del pensamiento) es una decisión de ensamblaje, no un hallazgo: lleva al dibujo esa correspondencia entre casa y cuerpo. (3) </w:t>
-      </w:r>
-      <w:r>
-        <w:rPr>
-          <w:i/>
-          <w:iCs/>
-        </w:rPr>
-        <w:t>Contraste</w:t>
-      </w:r>
-      <w:r>
-        <w:rPr/>
-        <w:t>. El esquema tiene que decidir desde dónde se mira, y el texto ofrece dos lugares: el del narrador, intruso en la puerta, y el del cuerpo que habita, al que remiten el hollín, los camastros y las herramientas. El corte elige el segundo y se detiene ante el alma de los comunarios, para no hablar por ellos. El narrador, en cambio, la declara cerrada, «nadie podía entrar», y los ve como estatuas de «hierático aspecto» (Botelho Gosálvez, 1982 [1945]: 65).</w:t>
+        <w:t>: 65).</w:t>
       </w:r>
     </w:p>
     <w:p>
@@ -2093,6 +2057,20 @@
     <w:p>
       <w:pPr>
         <w:pStyle w:val="BodyText"/>
+        <w:rPr>
+          <w:ins w:id="15" w:author="Unknown Author" w:date="2026-10-10T12:30:57Z"/>
+        </w:rPr>
+      </w:pPr>
+      <w:ins w:id="14" w:author="Unknown Author" w:date="2026-10-10T12:30:57Z">
+        <w:r>
+          <w:rPr/>
+          <w:t>El narrador tampoco le ve cuartos: «Las chujllas no tienen cuartos ni mucho menos» (ibid.: 30). Pero los Huanca viven en «tres chujllas de adobe y paja brava que rodean al patio» (ibid.): los cuartos son las chujllas. Para Christopher Alexander, todos los patrones de una casa caben, superpuestos, «en una simple cabaña de una sola habitación» (Alexander et al., 1977: xliii). Donde el narrador ve una madriguera, él vería una casa comprimida.</w:t>
+        </w:r>
+      </w:ins>
+    </w:p>
+    <w:p>
+      <w:pPr>
+        <w:pStyle w:val="BodyText"/>
         <w:rPr/>
       </w:pPr>
       <w:r>
@@ -2107,7 +2085,17 @@
       </w:pPr>
       <w:r>
         <w:rPr/>
-        <w:t>El mismo capítulo cuenta cómo se perdió Kero-Pata, el ayllu de origen de Juan Condori. Sus comunarios habían estado «amparados por las Cédulas Reales», hasta que, con la República, «los doctores alto-peruanos les birlaron la tierra» (ibid.: 36). El papel protegió y el papel despojó, a través de una cadena de personas. Una hectárea pagada al cura por unos responsos pasa a un doctor; tras «una gran cuestión de títulos, papel sellado y pago de impuestos», el doctor ya tiene veinte hectáreas, porque «así lo declaraban los papeles del Gobierno». Frente a la iglesia levanta su hacienda: «La religión y la propiedad quedaron frente a frente, guiñándose con sus ventanucos empolvados» (ibid.: 36-37). Hasta los edificios son cómplices. Lo que la novela calla es un tercer uso del papel: después de la Ley de Exvinculación de 1874, las comunidades empezaron «a desenterrar antiguos títulos de propiedad» coloniales, «una pieza clave en la lucha legal» (Rivera Cusicanqui, 2010 [1984]: 99). Y dos años después de publicada la novela, la piedra tuvo también un uso político: en el ciclo rebelde de 1947, en el Altiplano, el asedio a las haciendas incluía la «destrucción simbólica de mojones o linderos», fogatas y pututus (ibid.: 125).</w:t>
+        <w:t xml:space="preserve">El mismo capítulo cuenta cómo se perdió Kero-Pata, el ayllu de origen de Juan Condori. Sus comunarios habían estado «amparados por las Cédulas Reales», hasta que, con la República, «los doctores alto-peruanos les birlaron la tierra» (ibid.: 36). El papel protegió y el papel despojó, a través de una cadena de personas. Una hectárea pagada al cura por unos responsos pasa a un doctor; tras «una gran cuestión de títulos, papel sellado y pago de impuestos», el doctor ya tiene veinte hectáreas, porque «así lo declaraban los papeles del Gobierno». Frente a la iglesia levanta su hacienda: «La religión y la propiedad quedaron frente a frente, guiñándose con sus ventanucos empolvados» (ibid.: 36-37). </w:t>
+      </w:r>
+      <w:del w:id="16" w:author="Unknown Author" w:date="2026-10-10T12:30:57Z">
+        <w:r>
+          <w:rPr/>
+          <w:delText xml:space="preserve">Hasta los edificios son cómplices. </w:delText>
+        </w:r>
+      </w:del>
+      <w:r>
+        <w:rPr/>
+        <w:t>Lo que la novela calla es un tercer uso del papel: después de la Ley de Exvinculación de 1874, las comunidades empezaron «a desenterrar antiguos títulos de propiedad» coloniales, «una pieza clave en la lucha legal» (Rivera Cusicanqui, 2010 [1984]: 99). Y dos años después de publicada la novela, la piedra tuvo también un uso político: en el ciclo rebelde de 1947, en el Altiplano, el asedio a las haciendas incluía la «destrucción simbólica de mojones o linderos», fogatas y pututus (ibid.: 125).</w:t>
       </w:r>
     </w:p>
     <w:p>
@@ -2310,7 +2298,17 @@
       </w:pPr>
       <w:r>
         <w:rPr/>
-        <w:t>La letra, además, pesa. En el cuartucho del tinterillo al que Vicente acude hay «un desordenado montón de papeles y libracos» (ibid.): otra vez un montón. El letrado cobra la defensa por peso: señala «un Código Penal en infolio y un manual del Procedimiento Civil» y asegura que el grande «tiene más peso legal y jurídico que el chiquitito» (ibid.: 104). El tinterillo no escribe: señala, compara y, al final, «recontó los billetes»; Vicente, para pagar, tiene que «desanudar la punta de la faja» donde guarda «un atado de pobres y traposos billetes» (ibid.: 105). Como en la escena de Cajamarca que abre el libro de Cornejo Polar, el libro es «mucho más fetiche que texto y mucho más gesto de dominio que acto de lenguaje» (Cornejo Polar, 2003 [1994]: 41). Vicente no puede leer el código, pero sabe leer a quien lo vende: «estos tinterillos son de una sola casta y todos obran con una mala fe del demonio» (Botelho Gosálvez, 1982 [1945]: 104). La escena no enfrenta a un indio ignorante con la escritura. Y calla que, en la historia real, los «abogados de pueblo (peyorativamente designados como “tinterillos”)» asesoraron la lucha legal de las comunidades y fueron «la manifestación embrionaria del indigenismo criollo» (Rivera Cusicanqui, 2010 [1984]: 101), el mismo indigenismo al que pertenece la novela.</w:t>
+        <w:t>La letra, además, pesa. En el cuartucho del tinterillo al que Vicente acude hay «un desordenado montón de papeles y libracos» (ibid.): otra vez un montón. El letrado cobra la defensa por peso: señala «un Código Penal en infolio y un manual del Procedimiento Civil» y asegura que el grande «tiene más peso legal y jurídico que el chiquitito» (ibid.: 104). El tinterillo no escribe: señala, compara y, al final, «recontó los billetes»; Vicente, para pagar, tiene que «desanudar la punta de la faja» donde guarda «un atado de pobres y traposos billetes» (ibid.: 105). Como en la escena de Cajamarca que abre el libro de Cornejo Polar, el libro es «mucho más fetiche que texto y mucho más gesto de dominio que acto de lenguaje» (Cornejo Polar, 2003 [1994]: 41). Vicente no puede leer el código, pero sabe leer a quien lo vende: «estos tinterillos son de una sola casta y todos obran con una mala fe del demonio» (Botelho Gosálvez, 1982 [1945]: 104). La escena no enfrenta a un indio ignorante con la escritura. Y calla que, en la historia</w:t>
+      </w:r>
+      <w:del w:id="17" w:author="Unknown Author" w:date="2026-10-10T12:30:57Z">
+        <w:r>
+          <w:rPr/>
+          <w:delText xml:space="preserve"> real</w:delText>
+        </w:r>
+      </w:del>
+      <w:r>
+        <w:rPr/>
+        <w:t>, los «abogados de pueblo (peyorativamente designados como “tinterillos”)» asesoraron la lucha legal de las comunidades y fueron «la manifestación embrionaria del indigenismo criollo» (Rivera Cusicanqui, 2010 [1984]: 101), el mismo indigenismo al que pertenece la novela.</w:t>
       </w:r>
     </w:p>
     <w:p>
@@ -2374,7 +2372,17 @@
       </w:pPr>
       <w:r>
         <w:rPr/>
-        <w:t xml:space="preserve">Del otro lado, las manos del puneño pierden su oficio: «Sabrás arar en la puna, pero aquí esa es otra música» (ibid.: 113). Paulo se consume «derritiéndose como muñeco de cera» (ibid.: 123). En el aserradero, el contratista le echa en cara que otro puneño «se ha cercenado una mano en la sierra», y solo lo anota en la planilla cuando Paulo se ofrece como «peón, siquiera» (ibid.: 129): la mutilación se usa como argumento contra las víctimas. La hija mayor de Paulo, a quien el narrador presenta dejando «ver sus nacientes senos» (ibid.: 125), «había sido desflorada por el patrón»; «en seguida vinieron los capataces y peones: le daban dinero», y la desesperación la «obligó a venderse» hasta que «con su propia mano se quitó la vida» (ibid.: 132). Ella no tiene nombre, y su historia cabe en un inciso: «vieja historia». Así, una violencia que empezó el patrón se cuenta como una venta de la muchacha. Su padre jura que fue un crimen, pero «las pruebas eran irrefutables» (ibid.). La palabra </w:t>
+        <w:t>Del otro lado, las manos del puneño pierden su oficio: «Sabrás arar en la puna, pero aquí esa es otra música» (ibid.: 113). Paulo se consume «derritiéndose como muñeco de cera» (ibid.: 123). En el aserradero, el contratista le echa en cara que otro puneño «se ha cercenado una mano en la sierra»</w:t>
+      </w:r>
+      <w:del w:id="18" w:author="Unknown Author" w:date="2026-10-10T12:30:57Z">
+        <w:r>
+          <w:rPr/>
+          <w:delText>, y solo lo anota en la planilla cuando Paulo se ofrece como «peón, siquiera»</w:delText>
+        </w:r>
+      </w:del>
+      <w:r>
+        <w:rPr/>
+        <w:t xml:space="preserve"> (ibid.: 129): la mutilación se usa como argumento contra las víctimas. La hija mayor de Paulo, a quien el narrador presenta dejando «ver sus nacientes senos» (ibid.: 125), «había sido desflorada por el patrón»; «en seguida vinieron los capataces y peones: le daban dinero», y la desesperación la «obligó a venderse» hasta que «con su propia mano se quitó la vida» (ibid.: 132). Ella no tiene nombre, y su historia cabe en un inciso: «vieja historia». Así, una violencia que empezó el patrón se cuenta como una venta de la muchacha. Su padre jura que fue un crimen, pero «las pruebas eran irrefutables» (ibid.). La palabra </w:t>
       </w:r>
       <w:r>
         <w:rPr>
@@ -2729,7 +2737,17 @@
       </w:pPr>
       <w:r>
         <w:rPr/>
-        <w:t>La sequía se cuenta con palabras de arquitecto y de dibujante: las sementeras «se agrietan como paredes envejecidas» (Botelho Gosálvez, 1982 [1945]: 56); «Ni una pincelada enturbió el papel celeste y deslumbrador del cielo» (ibid.: 57). En la rogativa, los comunarios avanzan de rodillas y su piel sangrante deja «manchones en el cascajo» (ibid.: 60): los cuerpos dibujan sobre el suelo. Pronto, «cielo y tierra eran para ellos como una tremenda cárcel» (ibid.: 72). Al salir del ayllu, las casas ajenas se les cierran: a los vecinos, la sequía «les endureció el alma como había endurecido la tierra», y los reciben «dándoles con las puertas» y a pedradas (ibid.: 80).</w:t>
+        <w:t xml:space="preserve">La sequía se cuenta con palabras de arquitecto y de dibujante: las sementeras «se agrietan como paredes envejecidas» (Botelho Gosálvez, 1982 [1945]: 56); «Ni una pincelada enturbió el papel celeste y deslumbrador del cielo» (ibid.: 57). En la rogativa, los comunarios avanzan de rodillas y su piel sangrante deja «manchones en el cascajo» (ibid.: 60): los cuerpos dibujan sobre el suelo. </w:t>
+      </w:r>
+      <w:del w:id="19" w:author="Unknown Author" w:date="2026-10-10T12:30:57Z">
+        <w:r>
+          <w:rPr/>
+          <w:delText xml:space="preserve">Pronto, «cielo y tierra eran para ellos como una tremenda cárcel» (ibid.: 72). </w:delText>
+        </w:r>
+      </w:del>
+      <w:r>
+        <w:rPr/>
+        <w:t>Al salir del ayllu, las casas ajenas se les cierran: a los vecinos, la sequía «les endureció el alma como había endurecido la tierra», y los reciben «dándoles con las puertas» y a pedradas (ibid.: 80).</w:t>
       </w:r>
     </w:p>
     <w:p>
@@ -3129,515 +3147,448 @@
       </w:r>
       <w:r>
         <w:rPr/>
-        <w:t xml:space="preserve">: «mojonar las chácaras con montones de piedra» (Bertonio, 2011 [1612]: 466). En Umacachi, la ordenanza se llevó los bueyes de los Villca, que se lamentaban: «Y ni siquiera tenemos una yunta» (Botelho Gosálvez, 1982 [1945]: 105). Al volver, sin yuntas, «los mismos hombres eran quienes tiraban el arado» (ibid.: 156). El cuerpo ocupa el lugar del buey. Y el narrador vuelve a convertirlos en piedra: trabajan «con una voluntad de siglos de piedra» (ibid.), una piedra fuera de la historia, no la </w:t>
-      </w:r>
-      <w:r>
-        <w:rPr>
-          <w:i/>
-          <w:iCs/>
-        </w:rPr>
-        <w:t>wank’a</w:t>
-      </w:r>
-      <w:r>
-        <w:rPr/>
-        <w:t xml:space="preserve"> con dueño y con lugar.</w:t>
-      </w:r>
-    </w:p>
-    <w:p>
-      <w:pPr>
-        <w:pStyle w:val="BodyText"/>
-        <w:rPr/>
-      </w:pPr>
-      <w:r>
-        <w:rPr/>
-        <w:t>La memoria se construye igual que la casa. Cada uno guarda sus padecimientos «con el mismo pudor de los ex carcelados», y la memoria «no recordaba sino lo pasado antiguo, lo bueno y lo alegre de las cosechas» (ibid.):</w:t>
-      </w:r>
-    </w:p>
-    <w:p>
-      <w:pPr>
-        <w:pStyle w:val="BlockText"/>
-        <w:rPr/>
-      </w:pPr>
-      <w:r>
-        <w:rPr/>
-        <w:t>Tras la muralla de su visión, como foso hondo y alquitranado, estaba el intervalo del hambre; los comunarios, desde la atalaya de la esperanza, sólo miraban el horizonte, sin atreverse a bajar la cabeza al tremendo hoyo de la escasez pretérita (ibid.: 156-157).</w:t>
-      </w:r>
-    </w:p>
-    <w:p>
-      <w:pPr>
-        <w:pStyle w:val="FirstParagraph"/>
-        <w:rPr/>
-      </w:pPr>
-      <w:r>
-        <w:rPr/>
-        <w:t>Muralla, foso, atalaya: recordar es construir, y olvidar también</w:t>
-      </w:r>
-      <w:ins w:id="19" w:author="Unknown Author" w:date="2026-10-10T12:01:19Z">
+        <w:t xml:space="preserve">: «mojonar las chácaras con montones de piedra» (Bertonio, 2011 [1612]: 466). </w:t>
+      </w:r>
+      <w:ins w:id="20" w:author="Unknown Author" w:date="2026-10-10T12:30:57Z">
         <w:r>
           <w:rPr/>
-          <w:t xml:space="preserve"> (Figura 7)</w:t>
+          <w:t xml:space="preserve">Alexander define la propiedad por el control, no por el dinero, y pide «el poder legal y la oportunidad física de modificar y reparar sus propios lugares» (Alexander et al., 1977: 395). La novela las separa: el poder, en los papeles; la oportunidad, en las manos. </w:t>
         </w:r>
       </w:ins>
       <w:r>
         <w:rPr/>
-        <w:t xml:space="preserve">. Es lo contrario del lema del epígrafe: los comunarios de la novela no caminan mirando al pasado; lo esconden en un foso. La selección tiene nombres: «Llegaron los Villca, los Huanca, los Huallpa, los Yupanqui, los Ticona, los Choque, los Chuquihuanca» (ibid.: 156). Faltan los Condori, los Mamani y los Quispe, la «legión» sin tierra que cerraba la escalera del narrador (ibid.: 22). </w:t>
-      </w:r>
-      <w:del w:id="20" w:author="Unknown Author" w:date="2026-10-10T12:01:19Z">
+        <w:t xml:space="preserve">En Umacachi, la ordenanza se llevó los bueyes de los Villca, que se lamentaban: «Y ni siquiera tenemos una yunta» (Botelho Gosálvez, 1982 [1945]: 105). Al volver, sin yuntas, «los mismos hombres eran quienes tiraban el arado» (ibid.: 156). El cuerpo ocupa el lugar del buey. Y el narrador vuelve a convertirlos en piedra: trabajan «con una voluntad de siglos de piedra» (ibid.), una piedra fuera de la historia, no la </w:t>
+      </w:r>
+      <w:r>
+        <w:rPr>
+          <w:i/>
+          <w:iCs/>
+        </w:rPr>
+        <w:t>wank’a</w:t>
+      </w:r>
+      <w:r>
+        <w:rPr/>
+        <w:t xml:space="preserve"> con dueño y con lugar.</w:t>
+      </w:r>
+    </w:p>
+    <w:p>
+      <w:pPr>
+        <w:pStyle w:val="BodyText"/>
+        <w:rPr/>
+      </w:pPr>
+      <w:r>
+        <w:rPr/>
+        <w:t>La memoria se construye igual que la casa. Cada uno guarda sus padecimientos «con el mismo pudor de los ex carcelados», y la memoria «no recordaba sino lo pasado antiguo, lo bueno y lo alegre de las cosechas» (ibid.):</w:t>
+      </w:r>
+    </w:p>
+    <w:p>
+      <w:pPr>
+        <w:pStyle w:val="BlockText"/>
+        <w:rPr/>
+      </w:pPr>
+      <w:r>
+        <w:rPr/>
+        <w:t>Tras la muralla de su visión, como foso hondo y alquitranado, estaba el intervalo del hambre; los comunarios, desde la atalaya de la esperanza, sólo miraban el horizonte, sin atreverse a bajar la cabeza al tremendo hoyo de la escasez pretérita (ibid.: 156-157).</w:t>
+      </w:r>
+    </w:p>
+    <w:p>
+      <w:pPr>
+        <w:pStyle w:val="FirstParagraph"/>
+        <w:rPr/>
+      </w:pPr>
+      <w:r>
+        <w:rPr/>
+        <w:t xml:space="preserve">Muralla, foso, atalaya: recordar es construir, y olvidar también (Figura 7). Es lo contrario del lema del epígrafe: los comunarios de la novela no caminan mirando al pasado; lo esconden en un foso. La selección tiene nombres: «Llegaron los Villca, los Huanca, los Huallpa, los Yupanqui, los Ticona, los Choque, los Chuquihuanca» (ibid.: 156). Faltan los Condori, los Mamani y los Quispe, la «legión» sin tierra que cerraba la escalera del narrador (ibid.: 22). El Signo Escalonado se rehace sin su último escalón. Una pirca de doble cara enseña lo que esa memoria olvida: las piedras grandes dan la cara, pero adentro van las menudas, y sin ese relleno el muro se cae. El narrador también llama «legión» a la «piedrecilla menuda» que baja del cerro hasta las pircas (ibid.: 8). Los sin tierra fueron ese relleno: tres de ellos, sin nombre, cuidaron el ayllu vacío, y el retorno no los cuenta. Con la cosecha, los derrotados «olvidaron la pesadilla pasada» (ibid.: 159). Endurecerse para no sufrir la pérdida tiene nombre en aymara: </w:t>
+      </w:r>
+      <w:r>
+        <w:rPr>
+          <w:i/>
+          <w:iCs/>
+        </w:rPr>
+        <w:t>qalachuyma</w:t>
+      </w:r>
+      <w:r>
+        <w:rPr/>
+        <w:t xml:space="preserve">, «corazón de piedra»; en un relato de Spedding, para volverse así «hay que lamer el batán de moler» (Spedding, 2025: XV). Contra el susto, la piedra se usa al revés: se come el bezoar del yatiri, en aymara </w:t>
+      </w:r>
+      <w:r>
+        <w:rPr>
+          <w:i/>
+          <w:iCs/>
+        </w:rPr>
+        <w:t>jayintilla</w:t>
+      </w:r>
+      <w:r>
+        <w:rPr/>
+        <w:t xml:space="preserve"> (Bertonio, 2011 [1612]: 361), o la tierra del lugar del miedo, para «retornar al territorio y a la memoria» (Rodríguez y Rodríguez, 2025: 55). Los comunarios besan el suelo, pero no vuelven a la memoria. La paz se paga con ese olvido.</w:t>
+      </w:r>
+    </w:p>
+    <w:p>
+      <w:pPr>
+        <w:pStyle w:val="Figura"/>
+        <w:rPr/>
+      </w:pPr>
+      <w:r>
+        <w:rPr/>
+        <w:drawing>
+          <wp:inline distT="0" distB="0" distL="0" distR="0">
+            <wp:extent cx="5039995" cy="3239770"/>
+            <wp:effectExtent l="0" t="0" r="0" b="0"/>
+            <wp:docPr id="7" name="Image7" descr=""/>
+            <wp:cNvGraphicFramePr>
+              <a:graphicFrameLocks xmlns:a="http://schemas.openxmlformats.org/drawingml/2006/main" noChangeAspect="1"/>
+            </wp:cNvGraphicFramePr>
+            <a:graphic xmlns:a="http://schemas.openxmlformats.org/drawingml/2006/main">
+              <a:graphicData uri="http://schemas.openxmlformats.org/drawingml/2006/picture">
+                <pic:pic xmlns:pic="http://schemas.openxmlformats.org/drawingml/2006/picture">
+                  <pic:nvPicPr>
+                    <pic:cNvPr id="7" name="Image7" descr=""/>
+                    <pic:cNvPicPr>
+                      <a:picLocks noChangeAspect="1" noChangeArrowheads="1"/>
+                    </pic:cNvPicPr>
+                  </pic:nvPicPr>
+                  <pic:blipFill>
+                    <a:blip r:embed="rId8"/>
+                    <a:stretch>
+                      <a:fillRect/>
+                    </a:stretch>
+                  </pic:blipFill>
+                  <pic:spPr bwMode="auto">
+                    <a:xfrm>
+                      <a:off x="0" y="0"/>
+                      <a:ext cx="5039995" cy="3239770"/>
+                    </a:xfrm>
+                    <a:prstGeom prst="rect">
+                      <a:avLst/>
+                    </a:prstGeom>
+                  </pic:spPr>
+                </pic:pic>
+              </a:graphicData>
+            </a:graphic>
+          </wp:inline>
+        </w:drawing>
+      </w:r>
+    </w:p>
+    <w:p>
+      <w:pPr>
+        <w:pStyle w:val="Piedefigura"/>
+        <w:rPr/>
+      </w:pPr>
+      <w:r>
+        <w:rPr>
+          <w:b/>
+          <w:bCs/>
+        </w:rPr>
+        <w:t>Figura 7.</w:t>
+      </w:r>
+      <w:r>
+        <w:rPr/>
+        <w:t xml:space="preserve"> </w:t>
+      </w:r>
+      <w:r>
+        <w:rPr>
+          <w:i/>
+          <w:iCs/>
+        </w:rPr>
+        <w:t>La memoria del retorno</w:t>
+      </w:r>
+      <w:r>
+        <w:rPr/>
+        <w:t>. Diagrama. Fuente: elaboración propia con asistencia de IA.</w:t>
+      </w:r>
+    </w:p>
+    <w:p>
+      <w:pPr>
+        <w:pStyle w:val="BodyText"/>
+        <w:rPr/>
+      </w:pPr>
+      <w:bookmarkStart w:id="9" w:name="Xd33dadc6dc41c4f190a3160c8a87a45b956b4eb"/>
+      <w:r>
+        <w:rPr/>
+        <w:t>Ursula K. Le Guin opuso dos formas de contar: la del arma y la del recipiente. «Una novela es un botiquín», escribió, «que contiene cosas en una relación particular, poderosa, entre sí, y con nosotros» (Le Guin, 2021 [1986]: 10). La mina pertenece a la historia del arma: jornal, revólver, boquete. El ayllu del retorno, a la del recipiente: la casa, «un recipiente para personas» (ibid.: 8), vuelve a guardar la cosecha y a reunir los nombres. Pero todo recipiente elige qué guarda. El narrador cierra con héroes: los derrotados vuelven a ser «los patriarcas fecundadores del suelo, los sembradores del destino» (Botelho Gosálvez, 1982 [1945]: 159). El héroe, advierte Le Guin, no cabe en la bolsa: «Necesita un escenario, o un pedestal, o una cima» (Le Guin, 2021 [1986]: 11). Aquí, la atalaya. La novela, que guarda lo que el ayllu prefiere no mirar, es el recipiente más grande.</w:t>
+      </w:r>
+      <w:bookmarkEnd w:id="9"/>
+    </w:p>
+    <w:p>
+      <w:pPr>
+        <w:pStyle w:val="Heading2"/>
+        <w:rPr/>
+      </w:pPr>
+      <w:bookmarkStart w:id="10" w:name="X6513926464102a35f22aafc801b0596a5c3805e"/>
+      <w:r>
+        <w:rPr/>
+        <w:t>8. Conclusiones: lo que muestra el dibujo y sus límites</w:t>
+      </w:r>
+    </w:p>
+    <w:p>
+      <w:pPr>
+        <w:pStyle w:val="FirstParagraph"/>
+        <w:rPr/>
+      </w:pPr>
+      <w:r>
+        <w:rPr/>
+        <w:t>La lectura permite sostener cuatro hallazgos. Primero: el montón de piedras es la arquitectura mínima de la novela, masa sin edificio, y la cosecha de estaño que promete el capataz (Botelho Gosálvez, 1982 [1945]: 142) es la captura de ese gesto por la máquina (Figura 8). Segundo: el Signo Escalonado vuelve a escalonar a la gente en el ayllu, la aldea, el cocal y el campamento, y el retorno lo rehace sin su último escalón. Tercero: el despojo funciona con una cadena de personas, instituciones y soportes (expediente, papel sellado, radio urbano, infolio, huella dactilar) que vuelven legibles la tierra y los cuerpos. La oposición entre la mano y el papel es el discurso de la aldea, y la novela la confirma al callar lo que los aymaras hicieron con la escritura: títulos coloniales, tinterillos aliados, escuelas propias. Cuarto: el narrador, que convierte a los comunarios en piedra fuera de la historia y culmina su desigualdad de género en la muchacha sin nombre, vuelve paisaje una posesión que la novela, a sus espaldas, deja escrita en la piedra: mojones, pircas, linderos, un apellido.</w:t>
+      </w:r>
+    </w:p>
+    <w:p>
+      <w:pPr>
+        <w:pStyle w:val="Figura"/>
+        <w:rPr/>
+      </w:pPr>
+      <w:r>
+        <w:rPr/>
+        <w:drawing>
+          <wp:inline distT="0" distB="0" distL="0" distR="0">
+            <wp:extent cx="4338320" cy="6120130"/>
+            <wp:effectExtent l="0" t="0" r="0" b="0"/>
+            <wp:docPr id="8" name="Image8" descr=""/>
+            <wp:cNvGraphicFramePr>
+              <a:graphicFrameLocks xmlns:a="http://schemas.openxmlformats.org/drawingml/2006/main" noChangeAspect="1"/>
+            </wp:cNvGraphicFramePr>
+            <a:graphic xmlns:a="http://schemas.openxmlformats.org/drawingml/2006/main">
+              <a:graphicData uri="http://schemas.openxmlformats.org/drawingml/2006/picture">
+                <pic:pic xmlns:pic="http://schemas.openxmlformats.org/drawingml/2006/picture">
+                  <pic:nvPicPr>
+                    <pic:cNvPr id="8" name="Image8" descr=""/>
+                    <pic:cNvPicPr>
+                      <a:picLocks noChangeAspect="1" noChangeArrowheads="1"/>
+                    </pic:cNvPicPr>
+                  </pic:nvPicPr>
+                  <pic:blipFill>
+                    <a:blip r:embed="rId9"/>
+                    <a:stretch>
+                      <a:fillRect/>
+                    </a:stretch>
+                  </pic:blipFill>
+                  <pic:spPr bwMode="auto">
+                    <a:xfrm>
+                      <a:off x="0" y="0"/>
+                      <a:ext cx="4338320" cy="6120130"/>
+                    </a:xfrm>
+                    <a:prstGeom prst="rect">
+                      <a:avLst/>
+                    </a:prstGeom>
+                  </pic:spPr>
+                </pic:pic>
+              </a:graphicData>
+            </a:graphic>
+          </wp:inline>
+        </w:drawing>
+      </w:r>
+    </w:p>
+    <w:p>
+      <w:pPr>
+        <w:pStyle w:val="Piedefigura"/>
+        <w:rPr/>
+      </w:pPr>
+      <w:r>
+        <w:rPr>
+          <w:b/>
+          <w:bCs/>
+        </w:rPr>
+        <w:t>Figura 8.</w:t>
+      </w:r>
+      <w:r>
+        <w:rPr/>
+        <w:t xml:space="preserve"> </w:t>
+      </w:r>
+      <w:r>
+        <w:rPr>
+          <w:i/>
+          <w:iCs/>
+        </w:rPr>
+        <w:t>Tres montones</w:t>
+      </w:r>
+      <w:r>
+        <w:rPr/>
+        <w:t>. Diagrama. Fuente: elaboración propia con asistencia de IA.</w:t>
+      </w:r>
+    </w:p>
+    <w:p>
+      <w:pPr>
+        <w:pStyle w:val="BodyText"/>
+        <w:rPr/>
+      </w:pPr>
+      <w:r>
+        <w:rPr/>
+        <w:t>¿Qué muestra el dibujo? Ante todo, posiciones. Los esquemas obligan a decidir lo que el texto deja abierto (desde dónde se mira, a qué escala, qué queda dentro y qué fuera), y cada decisión deja ver la del narrador: fuera de la chujlla, en la tribuna del linchamiento, frente a las cumbres góticas. Cuando la decisión es del dibujante, como el cráneo o los mojones, la comparación con el texto y con el vocabulario aymara dice si se sostiene. Además, las operaciones del pastel (sumar, quitar, manchar, rayar, disolver) repiten las de la novela: amontonar, despejar, dejar «manchones» (ibid.: 60, 156), escribir, derretirse. Leer con la mano no es solo ilustrar escenas, sino repetir operaciones: un manuaje de la lectura, táctil como la prosa que lee.</w:t>
+      </w:r>
+    </w:p>
+    <w:p>
+      <w:pPr>
+        <w:pStyle w:val="BodyText"/>
+        <w:rPr/>
+      </w:pPr>
+      <w:r>
+        <w:rPr/>
+        <w:t xml:space="preserve">El trabajo tiene tres límites. El primero es el que advertía Hall: el corte, el </w:t>
+      </w:r>
+      <w:r>
+        <w:rPr>
+          <w:i/>
+          <w:iCs/>
+        </w:rPr>
+        <w:t>capriccio</w:t>
+      </w:r>
+      <w:r>
+        <w:rPr/>
+        <w:t>, Bacon, la tectónica</w:t>
+      </w:r>
+      <w:ins w:id="21" w:author="Unknown Author" w:date="2026-10-10T12:30:57Z">
         <w:r>
           <w:rPr/>
-          <w:delText xml:space="preserve">Juan Condori está enterrado en el cementerio de los mineros; los miembros de Basilio Quispe, «en muchos sitios» (ibid.: 69). </w:delText>
+          <w:t>, Alexander</w:t>
         </w:r>
-      </w:del>
-      <w:r>
-        <w:rPr/>
-        <w:t>El Signo Escalonado se rehace sin su último escalón. Una pirca de doble cara enseña lo que esa memoria olvida: las piedras grandes dan la cara, pero adentro</w:t>
-      </w:r>
-      <w:del w:id="21" w:author="Unknown Author" w:date="2026-10-10T12:01:19Z">
+      </w:ins>
+      <w:r>
+        <w:rPr/>
+        <w:t xml:space="preserve"> y hasta la pelvis son maneras de ver ajenas al mundo narrado. Los dibujos hablan de la novela, no del ayllu ni de la manera aymara de entender el espacio, que pedirían otras fuentes y otros autores: los de la historia que los aymaras, escribía Roberto Choque Canqui, «hace tiempo, hemos añorado por escribir» (Choque Canqui, 1978 [1974]: s. p.). El segundo es ético: la inmersión seduce, y un pastel puede embellecer la miseria o fabricar efigies; por eso la serie no dibuja el linchamiento ni el alma que el narrador declara cerrada. El tercero es de método: el dibujo depende de los datos del texto y hereda sus silencios. Puede hacerlos visibles, pero no llenarlos.</w:t>
+      </w:r>
+    </w:p>
+    <w:p>
+      <w:pPr>
+        <w:pStyle w:val="BodyText"/>
+        <w:rPr/>
+      </w:pPr>
+      <w:r>
+        <w:rPr/>
+        <w:t xml:space="preserve">Queda el montón. «Quizá un día la montaña de piedras sobrepase la altura del cerro», esperaban los comunarios (Botelho Gosálvez, 1982 [1945]: 9). La novela cumple la profecía al revés: la montaña crece en el desmonte de la mina y en el «informe montón» que sepulta a Juan Condori (ibid.: 154). El dibujo no repara lo que la novela deja caer al foso; a lo sumo, puede impedir que el foso se cierre. Si en Jatun-Kolla habitar es despejar piedras, leer </w:t>
+      </w:r>
+      <w:r>
+        <w:rPr>
+          <w:i/>
+          <w:iCs/>
+        </w:rPr>
+        <w:t>Altiplano</w:t>
+      </w:r>
+      <w:r>
+        <w:rPr/>
+        <w:t xml:space="preserve"> con la mano es, quizá, volver a amontonarlas para ver qué queda debajo.</w:t>
+      </w:r>
+      <w:bookmarkEnd w:id="10"/>
+    </w:p>
+    <w:p>
+      <w:pPr>
+        <w:pStyle w:val="Heading2"/>
+        <w:rPr/>
+      </w:pPr>
+      <w:bookmarkStart w:id="11" w:name="declaraciones-finales"/>
+      <w:r>
+        <w:rPr/>
+        <w:t>Declaraciones finales</w:t>
+      </w:r>
+    </w:p>
+    <w:p>
+      <w:pPr>
+        <w:pStyle w:val="FirstParagraph"/>
+        <w:rPr/>
+      </w:pPr>
+      <w:r>
+        <w:rPr>
+          <w:b/>
+          <w:bCs/>
+        </w:rPr>
+        <w:t>Conflicto de intereses.</w:t>
+      </w:r>
+      <w:r>
+        <w:rPr/>
+        <w:t xml:space="preserve"> El autor declara no tener conflictos de intereses.</w:t>
+      </w:r>
+    </w:p>
+    <w:p>
+      <w:pPr>
+        <w:pStyle w:val="BodyText"/>
+        <w:rPr/>
+      </w:pPr>
+      <w:r>
+        <w:rPr>
+          <w:b/>
+          <w:bCs/>
+        </w:rPr>
+        <w:t>Declaración de uso de inteligencia artificial.</w:t>
+      </w:r>
+      <w:r>
+        <w:rPr/>
+        <w:t xml:space="preserve"> a) </w:t>
+      </w:r>
+      <w:r>
+        <w:rPr>
+          <w:i/>
+          <w:iCs/>
+        </w:rPr>
+        <w:t>Herramientas</w:t>
+      </w:r>
+      <w:r>
+        <w:rPr/>
+        <w:t xml:space="preserve">: Claude (Anthropic) y ChatGPT (OpenAI), asistentes de IA generativa. b) </w:t>
+      </w:r>
+      <w:r>
+        <w:rPr>
+          <w:i/>
+          <w:iCs/>
+        </w:rPr>
+        <w:t>Alcance</w:t>
+      </w:r>
+      <w:r>
+        <w:rPr/>
+        <w:t xml:space="preserve">: se emplearon en la exploración bibliográfica, la transcripción y paginación de fuentes digitalizadas, la localización y el cotejo de citas con su página, el contraste de pasajes de la novela, la revisión conceptual y la redacción de borradores, y el diseño y trazado de los esquemas de encaje (figuras 1-6) y de los diagramas (figuras 7 y 8). c) </w:t>
+      </w:r>
+      <w:r>
+        <w:rPr>
+          <w:i/>
+          <w:iCs/>
+        </w:rPr>
+        <w:t>Rol</w:t>
+      </w:r>
+      <w:r>
+        <w:rPr/>
+        <w:t>: el autor concibió la hipótesis original, diseñó la metodología de lectura tectónica, seleccionó las fuentes, decidió las interpretaciones, dirigió y revisó la redacción y es autor exclusivo de los pasteles al óleo que sustentan la investigación; asume la plena responsabilidad intelectual por la versión final del manuscrito.</w:t>
+      </w:r>
+      <w:bookmarkEnd w:id="11"/>
+    </w:p>
+    <w:p>
+      <w:pPr>
+        <w:pStyle w:val="Heading2"/>
+        <w:rPr/>
+      </w:pPr>
+      <w:bookmarkStart w:id="12" w:name="bibliografía"/>
+      <w:r>
+        <w:rPr/>
+        <w:t>Bibliografía</w:t>
+      </w:r>
+    </w:p>
+    <w:p>
+      <w:pPr>
+        <w:pStyle w:val="FirstParagraph"/>
+        <w:rPr>
+          <w:ins w:id="25" w:author="Unknown Author" w:date="2026-10-10T12:30:57Z"/>
+        </w:rPr>
+      </w:pPr>
+      <w:ins w:id="22" w:author="Unknown Author" w:date="2026-10-10T12:30:57Z">
         <w:r>
           <w:rPr/>
-          <w:delText>, apretadas entre las dos caras,</w:delText>
-        </w:r>
-      </w:del>
-      <w:r>
-        <w:rPr/>
-        <w:t xml:space="preserve"> van las menudas, y sin ese relleno el muro se cae. El narrador también llama «legión» a la «piedrecilla menuda» que baja del cerro hasta las pircas (ibid.: 8). Los sin tierra fueron ese relleno: tres de ellos, sin nombre, cuidaron el ayllu vacío, y el retorno no los cuenta. Con la cosecha, los derrotados «olvidaron la pesadilla pasada» (ibid.: 159). Endurecerse para no sufrir la pérdida tiene nombre en aymara: </w:t>
-      </w:r>
-      <w:r>
-        <w:rPr>
-          <w:i/>
-          <w:iCs/>
-        </w:rPr>
-        <w:t>qalachuyma</w:t>
-      </w:r>
-      <w:r>
-        <w:rPr/>
-        <w:t xml:space="preserve">, «corazón de piedra»; en un relato de Spedding, para volverse así «hay que lamer el batán de moler» (Spedding, 2025: XV). Contra el susto, la piedra se usa al revés: se come el bezoar del yatiri, en aymara </w:t>
-      </w:r>
-      <w:r>
-        <w:rPr>
-          <w:i/>
-          <w:iCs/>
-        </w:rPr>
-        <w:t>jayintilla</w:t>
-      </w:r>
-      <w:r>
-        <w:rPr/>
-        <w:t xml:space="preserve"> (Bertonio, 2011 [1612]: 361), o la tierra del lugar del miedo, para «retornar al territorio y a la memoria» (Rodríguez y Rodríguez, 2025: 55). Los comunarios besan el suelo, pero no vuelven a la memoria. La paz se paga con ese olvido.</w:t>
-      </w:r>
-    </w:p>
-    <w:p>
-      <w:pPr>
-        <w:pStyle w:val="Figura"/>
-        <w:rPr>
-          <w:ins w:id="23" w:author="Unknown Author" w:date="2026-10-10T12:01:19Z"/>
-        </w:rPr>
-      </w:pPr>
-      <w:ins w:id="22" w:author="Unknown Author" w:date="2026-10-10T12:01:19Z">
-        <w:r>
-          <w:rPr/>
-          <w:drawing>
-            <wp:inline distT="0" distB="0" distL="0" distR="0">
-              <wp:extent cx="5039995" cy="3239770"/>
-              <wp:effectExtent l="0" t="0" r="0" b="0"/>
-              <wp:docPr id="7" name="Image7" descr=""/>
-              <wp:cNvGraphicFramePr>
-                <a:graphicFrameLocks xmlns:a="http://schemas.openxmlformats.org/drawingml/2006/main" noChangeAspect="1"/>
-              </wp:cNvGraphicFramePr>
-              <a:graphic xmlns:a="http://schemas.openxmlformats.org/drawingml/2006/main">
-                <a:graphicData uri="http://schemas.openxmlformats.org/drawingml/2006/picture">
-                  <pic:pic xmlns:pic="http://schemas.openxmlformats.org/drawingml/2006/picture">
-                    <pic:nvPicPr>
-                      <pic:cNvPr id="7" name="Image7" descr=""/>
-                      <pic:cNvPicPr>
-                        <a:picLocks noChangeAspect="1" noChangeArrowheads="1"/>
-                      </pic:cNvPicPr>
-                    </pic:nvPicPr>
-                    <pic:blipFill>
-                      <a:blip r:embed="rId8"/>
-                      <a:stretch>
-                        <a:fillRect/>
-                      </a:stretch>
-                    </pic:blipFill>
-                    <pic:spPr bwMode="auto">
-                      <a:xfrm>
-                        <a:off x="0" y="0"/>
-                        <a:ext cx="5039995" cy="3239770"/>
-                      </a:xfrm>
-                      <a:prstGeom prst="rect">
-                        <a:avLst/>
-                      </a:prstGeom>
-                    </pic:spPr>
-                  </pic:pic>
-                </a:graphicData>
-              </a:graphic>
-            </wp:inline>
-          </w:drawing>
+          <w:t xml:space="preserve">Alexander, Christopher; Ishikawa, Sara y Silverstein, Murray (1977). </w:t>
         </w:r>
       </w:ins>
-    </w:p>
-    <w:p>
-      <w:pPr>
-        <w:pStyle w:val="Piedefigura"/>
-        <w:rPr>
-          <w:ins w:id="28" w:author="Unknown Author" w:date="2026-10-10T12:01:19Z"/>
-        </w:rPr>
-      </w:pPr>
-      <w:ins w:id="24" w:author="Unknown Author" w:date="2026-10-10T12:01:19Z">
-        <w:r>
-          <w:rPr>
-            <w:b/>
-            <w:bCs/>
-          </w:rPr>
-          <w:t>Figura 7.</w:t>
-        </w:r>
-      </w:ins>
-      <w:ins w:id="25" w:author="Unknown Author" w:date="2026-10-10T12:01:19Z">
-        <w:r>
-          <w:rPr/>
-          <w:t xml:space="preserve"> </w:t>
-        </w:r>
-      </w:ins>
-      <w:ins w:id="26" w:author="Unknown Author" w:date="2026-10-10T12:01:19Z">
+      <w:ins w:id="23" w:author="Unknown Author" w:date="2026-10-10T12:30:57Z">
         <w:r>
           <w:rPr>
             <w:i/>
             <w:iCs/>
           </w:rPr>
-          <w:t>La memoria del retorno</w:t>
+          <w:t>A Pattern Language. Towns, Buildings, Construction</w:t>
         </w:r>
       </w:ins>
-      <w:ins w:id="27" w:author="Unknown Author" w:date="2026-10-10T12:01:19Z">
+      <w:ins w:id="24" w:author="Unknown Author" w:date="2026-10-10T12:30:57Z">
         <w:r>
           <w:rPr/>
-          <w:t>. Diagrama. Fuente: elaboración propia con asistencia de IA.</w:t>
+          <w:t>. Nueva York: Oxford University Press.</w:t>
         </w:r>
       </w:ins>
     </w:p>
     <w:p>
       <w:pPr>
         <w:pStyle w:val="BodyText"/>
-        <w:rPr/>
-      </w:pPr>
-      <w:bookmarkStart w:id="9" w:name="Xd33dadc6dc41c4f190a3160c8a87a45b956b4eb"/>
-      <w:r>
-        <w:rPr/>
-        <w:t>Ursula K. Le Guin opuso dos formas de contar: la del arma y la del recipiente. «Una novela es un botiquín», escribió, «que contiene cosas en una relación particular, poderosa, entre sí, y con nosotros» (Le Guin, 2021 [1986]: 10). La mina pertenece a la historia del arma: jornal, revólver, boquete. El ayllu del retorno, a la del recipiente: la casa, «un recipiente para personas» (ibid.: 8), vuelve a guardar la cosecha y a reunir los nombres. Pero todo recipiente elige qué guarda. El narrador cierra con héroes: los derrotados vuelven a ser «los patriarcas fecundadores del suelo, los sembradores del destino» (Botelho Gosálvez, 1982 [1945]: 159). El héroe, advierte Le Guin, no cabe en la bolsa: «Necesita un escenario, o un pedestal, o una cima» (Le Guin, 2021 [1986]: 11). Aquí, la atalaya. La novela, que guarda lo que el ayllu prefiere no mirar, es el recipiente más grande.</w:t>
-      </w:r>
-      <w:bookmarkEnd w:id="9"/>
-    </w:p>
-    <w:p>
-      <w:pPr>
-        <w:pStyle w:val="Heading2"/>
-        <w:rPr/>
-      </w:pPr>
-      <w:bookmarkStart w:id="10" w:name="X6513926464102a35f22aafc801b0596a5c3805e"/>
-      <w:r>
-        <w:rPr/>
-        <w:t>8. Conclusiones: lo que muestra el dibujo y sus límites</w:t>
-      </w:r>
-    </w:p>
-    <w:p>
-      <w:pPr>
-        <w:pStyle w:val="FirstParagraph"/>
-        <w:rPr/>
-      </w:pPr>
-      <w:r>
-        <w:rPr/>
-        <w:t>La lectura permite sostener cuatro hallazgos. Primero: el montón de piedras es la arquitectura mínima de la novela, masa sin edificio, y la cosecha de estaño que promete el capataz (Botelho Gosálvez, 1982 [1945]: 142) es la captura de ese gesto por la máquina</w:t>
-      </w:r>
-      <w:ins w:id="29" w:author="Unknown Author" w:date="2026-10-10T12:01:19Z">
-        <w:r>
-          <w:rPr/>
-          <w:t xml:space="preserve"> (Figura 8)</w:t>
-        </w:r>
-      </w:ins>
-      <w:r>
-        <w:rPr/>
-        <w:t>. Segundo: el Signo Escalonado vuelve a escalonar a la gente en el ayllu, la aldea, el cocal y el campamento, y el retorno lo rehace sin su último escalón. Tercero: el despojo funciona con una cadena de personas, instituciones y soportes (expediente, papel sellado, radio urbano, infolio, huella dactilar) que vuelven legibles la tierra y los cuerpos. La oposición entre la mano y el papel es el discurso de la aldea, y la novela la confirma al callar lo que los aymaras hicieron con la escritura: títulos coloniales, tinterillos aliados, escuelas propias. Cuarto: el narrador, que convierte a los comunarios en piedra fuera de la historia y culmina su desigualdad de género en la muchacha sin nombre, vuelve paisaje una posesión que la novela, a sus espaldas, deja escrita en la piedra: mojones, pircas, linderos, un apellido.</w:t>
-      </w:r>
-    </w:p>
-    <w:p>
-      <w:pPr>
-        <w:pStyle w:val="Figura"/>
-        <w:rPr>
-          <w:ins w:id="31" w:author="Unknown Author" w:date="2026-10-10T12:01:19Z"/>
-        </w:rPr>
-      </w:pPr>
-      <w:ins w:id="30" w:author="Unknown Author" w:date="2026-10-10T12:01:19Z">
-        <w:r>
-          <w:rPr/>
-          <w:drawing>
-            <wp:inline distT="0" distB="0" distL="0" distR="0">
-              <wp:extent cx="4338320" cy="6120130"/>
-              <wp:effectExtent l="0" t="0" r="0" b="0"/>
-              <wp:docPr id="8" name="Image8" descr=""/>
-              <wp:cNvGraphicFramePr>
-                <a:graphicFrameLocks xmlns:a="http://schemas.openxmlformats.org/drawingml/2006/main" noChangeAspect="1"/>
-              </wp:cNvGraphicFramePr>
-              <a:graphic xmlns:a="http://schemas.openxmlformats.org/drawingml/2006/main">
-                <a:graphicData uri="http://schemas.openxmlformats.org/drawingml/2006/picture">
-                  <pic:pic xmlns:pic="http://schemas.openxmlformats.org/drawingml/2006/picture">
-                    <pic:nvPicPr>
-                      <pic:cNvPr id="8" name="Image8" descr=""/>
-                      <pic:cNvPicPr>
-                        <a:picLocks noChangeAspect="1" noChangeArrowheads="1"/>
-                      </pic:cNvPicPr>
-                    </pic:nvPicPr>
-                    <pic:blipFill>
-                      <a:blip r:embed="rId9"/>
-                      <a:stretch>
-                        <a:fillRect/>
-                      </a:stretch>
-                    </pic:blipFill>
-                    <pic:spPr bwMode="auto">
-                      <a:xfrm>
-                        <a:off x="0" y="0"/>
-                        <a:ext cx="4338320" cy="6120130"/>
-                      </a:xfrm>
-                      <a:prstGeom prst="rect">
-                        <a:avLst/>
-                      </a:prstGeom>
-                    </pic:spPr>
-                  </pic:pic>
-                </a:graphicData>
-              </a:graphic>
-            </wp:inline>
-          </w:drawing>
-        </w:r>
-      </w:ins>
-    </w:p>
-    <w:p>
-      <w:pPr>
-        <w:pStyle w:val="Piedefigura"/>
-        <w:rPr>
-          <w:ins w:id="36" w:author="Unknown Author" w:date="2026-10-10T12:01:19Z"/>
-        </w:rPr>
-      </w:pPr>
-      <w:ins w:id="32" w:author="Unknown Author" w:date="2026-10-10T12:01:19Z">
-        <w:r>
-          <w:rPr>
-            <w:b/>
-            <w:bCs/>
-          </w:rPr>
-          <w:t>Figura 8.</w:t>
-        </w:r>
-      </w:ins>
-      <w:ins w:id="33" w:author="Unknown Author" w:date="2026-10-10T12:01:19Z">
-        <w:r>
-          <w:rPr/>
-          <w:t xml:space="preserve"> </w:t>
-        </w:r>
-      </w:ins>
-      <w:ins w:id="34" w:author="Unknown Author" w:date="2026-10-10T12:01:19Z">
-        <w:r>
-          <w:rPr>
-            <w:i/>
-            <w:iCs/>
-          </w:rPr>
-          <w:t>Tres montones</w:t>
-        </w:r>
-      </w:ins>
-      <w:ins w:id="35" w:author="Unknown Author" w:date="2026-10-10T12:01:19Z">
-        <w:r>
-          <w:rPr/>
-          <w:t>. Diagrama. Fuente: elaboración propia con asistencia de IA.</w:t>
-        </w:r>
-      </w:ins>
-    </w:p>
-    <w:p>
-      <w:pPr>
-        <w:pStyle w:val="BodyText"/>
-        <w:rPr/>
-      </w:pPr>
-      <w:r>
-        <w:rPr/>
-        <w:t>¿Qué muestra el dibujo? Ante todo, posiciones. Los esquemas obligan a decidir lo que el texto deja abierto (desde dónde se mira, a qué escala, qué queda dentro y qué fuera), y cada decisión deja ver la del narrador: fuera de la chujlla, en la tribuna del linchamiento, frente a las cumbres góticas. Cuando la decisión es del dibujante, como el cráneo o los mojones, la comparación con el texto y con el vocabulario aymara dice si se sostiene. Además, las operaciones del pastel (sumar, quitar, manchar, rayar, disolver) repiten las de la novela: amontonar, despejar, dejar «manchones» (ibid.: 60, 156), escribir, derretirse. Leer con la mano no es solo ilustrar escenas, sino repetir operaciones: un manuaje de la lectura, táctil como la prosa que lee.</w:t>
-      </w:r>
-    </w:p>
-    <w:p>
-      <w:pPr>
-        <w:pStyle w:val="BodyText"/>
-        <w:rPr/>
-      </w:pPr>
-      <w:r>
-        <w:rPr/>
-        <w:t xml:space="preserve">El trabajo tiene tres límites. El primero es el que advertía Hall: el corte, el </w:t>
-      </w:r>
-      <w:r>
-        <w:rPr>
-          <w:i/>
-          <w:iCs/>
-        </w:rPr>
-        <w:t>capriccio</w:t>
-      </w:r>
-      <w:r>
-        <w:rPr/>
-        <w:t>, Bacon, la tectónica y hasta la pelvis son maneras de ver ajenas al mundo narrado. Los dibujos hablan de la novela, no del ayllu ni de la manera aymara de entender el espacio, que pedirían otras fuentes y otros autores: los de la historia que los aymaras, escribía Roberto Choque Canqui, «hace tiempo, hemos añorado por escribir» (Choque Canqui, 1978 [1974]: s. p.). El segundo es ético: la inmersión seduce, y un pastel puede embellecer la miseria o fabricar efigies; por eso la serie no dibuja el linchamiento ni el alma que el narrador declara cerrada. El tercero es de método: el dibujo depende de los datos del texto y hereda sus silencios. Puede hacerlos visibles, pero no llenarlos.</w:t>
-      </w:r>
-    </w:p>
-    <w:p>
-      <w:pPr>
-        <w:pStyle w:val="BodyText"/>
-        <w:rPr/>
-      </w:pPr>
-      <w:r>
-        <w:rPr/>
-        <w:t xml:space="preserve">Queda el montón. «Quizá un día la montaña de piedras sobrepase la altura del cerro», esperaban los comunarios (Botelho Gosálvez, 1982 [1945]: 9). La novela cumple la profecía al revés: la montaña crece en el desmonte de la mina y en el «informe montón» que sepulta a Juan Condori (ibid.: 154). El dibujo no repara lo que la novela deja caer al foso; a lo sumo, puede impedir que el foso se cierre. Si en Jatun-Kolla habitar es despejar piedras, leer </w:t>
-      </w:r>
-      <w:r>
-        <w:rPr>
-          <w:i/>
-          <w:iCs/>
-        </w:rPr>
-        <w:t>Altiplano</w:t>
-      </w:r>
-      <w:r>
-        <w:rPr/>
-        <w:t xml:space="preserve"> con la mano es, quizá, volver a amontonarlas para ver qué queda debajo.</w:t>
-      </w:r>
-      <w:bookmarkEnd w:id="10"/>
-    </w:p>
-    <w:p>
-      <w:pPr>
-        <w:pStyle w:val="Heading2"/>
-        <w:rPr/>
-      </w:pPr>
-      <w:bookmarkStart w:id="11" w:name="declaraciones-finales"/>
-      <w:r>
-        <w:rPr/>
-        <w:t>Declaraciones finales</w:t>
-      </w:r>
-    </w:p>
-    <w:p>
-      <w:pPr>
-        <w:pStyle w:val="FirstParagraph"/>
-        <w:rPr/>
-      </w:pPr>
-      <w:r>
-        <w:rPr>
-          <w:b/>
-          <w:bCs/>
-        </w:rPr>
-        <w:t>Conflicto de intereses.</w:t>
-      </w:r>
-      <w:r>
-        <w:rPr/>
-        <w:t xml:space="preserve"> El autor declara no tener conflictos de intereses.</w:t>
-      </w:r>
-    </w:p>
-    <w:p>
-      <w:pPr>
-        <w:pStyle w:val="BodyText"/>
-        <w:rPr/>
-      </w:pPr>
-      <w:r>
-        <w:rPr>
-          <w:b/>
-          <w:bCs/>
-        </w:rPr>
-        <w:t>Declaración de uso de inteligencia artificial.</w:t>
-      </w:r>
-      <w:r>
-        <w:rPr/>
-        <w:t xml:space="preserve"> a) </w:t>
-      </w:r>
-      <w:r>
-        <w:rPr>
-          <w:i/>
-          <w:iCs/>
-        </w:rPr>
-        <w:t>Herramientas</w:t>
-      </w:r>
-      <w:r>
-        <w:rPr/>
-        <w:t xml:space="preserve">: Claude (Anthropic) y ChatGPT (OpenAI), asistentes de </w:t>
-      </w:r>
-      <w:ins w:id="37" w:author="Unknown Author" w:date="2026-10-10T12:01:19Z">
-        <w:r>
-          <w:rPr/>
-          <w:t xml:space="preserve">IA </w:t>
-        </w:r>
-      </w:ins>
-      <w:del w:id="38" w:author="Unknown Author" w:date="2026-10-10T12:01:19Z">
-        <w:r>
-          <w:rPr/>
-          <w:delText xml:space="preserve">inteligencia artificial </w:delText>
-        </w:r>
-      </w:del>
-      <w:r>
-        <w:rPr/>
-        <w:t xml:space="preserve">generativa. b) </w:t>
-      </w:r>
-      <w:r>
-        <w:rPr>
-          <w:i/>
-          <w:iCs/>
-        </w:rPr>
-        <w:t>Alcance</w:t>
-      </w:r>
-      <w:r>
-        <w:rPr/>
-        <w:t xml:space="preserve">: se emplearon en la exploración bibliográfica, la transcripción y paginación de fuentes digitalizadas, la localización y el cotejo de citas con su página, el contraste de pasajes de la novela, la revisión conceptual y la redacción de borradores, y </w:t>
-      </w:r>
-      <w:ins w:id="39" w:author="Unknown Author" w:date="2026-10-10T12:01:19Z">
-        <w:r>
-          <w:rPr/>
-          <w:t xml:space="preserve">el diseño y trazado </w:t>
-        </w:r>
-      </w:ins>
-      <w:del w:id="40" w:author="Unknown Author" w:date="2026-10-10T12:01:19Z">
-        <w:r>
-          <w:rPr/>
-          <w:delText xml:space="preserve">la codificación vectorial </w:delText>
-        </w:r>
-      </w:del>
-      <w:r>
-        <w:rPr/>
-        <w:t xml:space="preserve">de los esquemas de encaje </w:t>
-      </w:r>
-      <w:ins w:id="41" w:author="Unknown Author" w:date="2026-10-10T12:01:19Z">
-        <w:r>
-          <w:rPr/>
-          <w:t>(figuras 1-6) y de los diagramas (figuras 7 y 8)</w:t>
-        </w:r>
-      </w:ins>
-      <w:del w:id="42" w:author="Unknown Author" w:date="2026-10-10T12:01:19Z">
-        <w:r>
-          <w:rPr/>
-          <w:delText>de las figuras 1 a 6</w:delText>
-        </w:r>
-      </w:del>
-      <w:r>
-        <w:rPr/>
-        <w:t xml:space="preserve">. c) </w:t>
-      </w:r>
-      <w:r>
-        <w:rPr>
-          <w:i/>
-          <w:iCs/>
-        </w:rPr>
-        <w:t>Rol</w:t>
-      </w:r>
-      <w:r>
-        <w:rPr/>
-        <w:t>: el autor concibió la hipótesis original, diseñó la metodología de lectura tectónica, seleccionó las fuentes, decidió las interpretaciones, dirigió y revisó la redacción y es autor exclusivo de los pasteles al óleo que sustentan la investigación; asume la plena responsabilidad intelectual por la versión final del manuscrito.</w:t>
-      </w:r>
-      <w:bookmarkEnd w:id="11"/>
-    </w:p>
-    <w:p>
-      <w:pPr>
-        <w:pStyle w:val="Heading2"/>
-        <w:rPr/>
-      </w:pPr>
-      <w:bookmarkStart w:id="12" w:name="bibliografía"/>
-      <w:r>
-        <w:rPr/>
-        <w:t>Bibliografía</w:t>
-      </w:r>
-    </w:p>
-    <w:p>
-      <w:pPr>
-        <w:pStyle w:val="FirstParagraph"/>
         <w:rPr/>
       </w:pPr>
       <w:r>
@@ -4281,7 +4232,7 @@
       </w:r>
       <w:r>
         <w:rPr/>
-        <w:t>El pastel al óleo es pigmento unido con cera y aceite. A diferencia de la tinta, que fija la línea al secar, no llega a secar del todo: se puede empastar, arrastrar con el dedo, raspar con una punta hasta descubrir la capa de abajo (esgrafiado) o disolver con solvente. Por eso se trabaja sumando y quitando materia, como se limpia un campo, más que trazando líneas.</w:t>
+        <w:t>El pastel al óleo es pigmento unido con cera y aceite, y no llega a secar del todo: se puede empastar, arrastrar con el dedo, raspar con una punta hasta descubrir la capa de abajo (esgrafiado) o disolver con solvente. Por eso se trabaja sumando y quitando materia, como se limpia un campo, más que trazando líneas.</w:t>
       </w:r>
     </w:p>
   </w:footnote>

--- a/articulo/articulo_cosecha_de_piedras_cambios.docx
+++ b/articulo/articulo_cosecha_de_piedras_cambios.docx
@@ -342,7 +342,27 @@
       </w:r>
       <w:r>
         <w:rPr/>
-        <w:t xml:space="preserve"> Nuestra respuesta es que la novela registra, a espaldas de su narrador, la mecánica material del despojo: cómo se pierde la tierra, con qué objetos y con qué gestos. Leer así se parece al esgrafiado: se raspa la capa del narrador para que aparezca la de abajo. El argumento cabe en tres materiales. El ayllu marca su tierra con piedras: despeja, amontona, cerca y amojona. En la aldea, el Estado la reescribe con papeles: títulos, expedientes, ordenanzas. La mina convierte el mismo gesto en mercancía con máquinas. Como en el juego de piedra, papel o tijera, el papel le gana a la piedra por regla, no por peso: ante la ley, un mojón no vale lo que un título. El dibujo, al repetir las operaciones de la novela con otra materia, obliga a decidir lo que el texto deja abierto y deja ver lo que el narrador impone.</w:t>
+        <w:t xml:space="preserve"> Nuestra respuesta es que la novela registra, a espaldas de su narrador, la mecánica material del despojo: cómo se pierde la tierra, con qué objetos y con qué gestos. Leer así se parece al esgrafiado: se raspa la capa del narrador para que aparezca la de abajo. </w:t>
+      </w:r>
+      <w:ins w:id="0" w:author="Unknown Author" w:date="2026-10-10T17:23:57Z">
+        <w:r>
+          <w:rPr/>
+          <w:t xml:space="preserve">Fernando Freitas Fuão, arquitecto que ha pensado la collage, cita al poeta checo Jiří Kolář: «En la vida nos cubrimos con una acumulación de papeles invisibles, donde cada capa nos hace olvidar la anterior» (Fuão, 2011: 43). </w:t>
+        </w:r>
+      </w:ins>
+      <w:r>
+        <w:rPr/>
+        <w:t>El argumento cabe en tres materiales. El ayllu marca su tierra con piedras: despeja, amontona, cerca y amojona. En la aldea, el Estado la reescribe con papeles: títulos, expedientes, ordenanzas. La mina convierte el mismo gesto en mercancía con máquinas. Como en el juego de piedra, papel o tijera, el papel le gana a la piedra por regla, no por peso: ante la ley, un mojón no vale lo que un título</w:t>
+      </w:r>
+      <w:ins w:id="1" w:author="Unknown Author" w:date="2026-10-10T17:23:57Z">
+        <w:r>
+          <w:rPr/>
+          <w:t>. Fuão cuenta esa sucesión como una historia de los fragmentos: para los románticos, los fragmentos «estaban hechos básicamente de piedra» y miraban al pasado, a las ruinas; para los modernos son los del cotidiano: los «engranajes», las «reproducciones mecánicas», los «papeles» (ibid.: 14). En Jatun-Kolla, en cambio, la piedra no es ruina, sino posesión presente</w:t>
+        </w:r>
+      </w:ins>
+      <w:r>
+        <w:rPr/>
+        <w:t>. El dibujo, al repetir las operaciones de la novela con otra materia, obliga a decidir lo que el texto deja abierto y deja ver lo que el narrador impone.</w:t>
       </w:r>
     </w:p>
     <w:p>
@@ -373,337 +393,322 @@
       </w:pPr>
       <w:r>
         <w:rPr/>
-        <w:t xml:space="preserve">La lectura </w:t>
-      </w:r>
-      <w:ins w:id="0" w:author="Unknown Author" w:date="2026-10-10T12:30:57Z">
-        <w:r>
-          <w:rPr/>
-          <w:t xml:space="preserve">parte de tres premisas. En </w:t>
-        </w:r>
-      </w:ins>
-      <w:ins w:id="1" w:author="Unknown Author" w:date="2026-10-10T12:30:57Z">
+        <w:t xml:space="preserve">La lectura parte de tres premisas. En </w:t>
+      </w:r>
+      <w:r>
+        <w:rPr>
+          <w:i/>
+          <w:iCs/>
+        </w:rPr>
+        <w:t>Altiplano</w:t>
+      </w:r>
+      <w:r>
+        <w:rPr/>
+        <w:t xml:space="preserve">, el saber sobre el espacio es material: piedra, adobe, paja y papel. El dibujo, que obliga a decidir punto de vista, escala y límite, deja a la vista las categorías que el lector proyecta. Y si dibujar es, como propone Mauricio Cárcamo Pino, un </w:t>
+      </w:r>
+      <w:r>
+        <w:rPr>
+          <w:i/>
+          <w:iCs/>
+        </w:rPr>
+        <w:t>manuaje</w:t>
+      </w:r>
+      <w:r>
+        <w:rPr/>
+        <w:t>, una manera de pensar y de decir con las manos (Cárcamo Pino, 2025b: 244), dibujar una novela es leerla con otro órgano. El recorrido cambia de escala: la casa y el ayllu (sección 3), la aldea (4), el éxodo (5), el cuerpo (6) y el retorno (7). Allí se sitúan los seis pasteles de la serie, de los que se reproduce el esquema de encaje, el trazado que fija la composición (figuras 1-6). Se trata de una investigación en desarrollo.</w:t>
+      </w:r>
+      <w:bookmarkEnd w:id="1"/>
+    </w:p>
+    <w:p>
+      <w:pPr>
+        <w:pStyle w:val="Heading2"/>
+        <w:rPr/>
+      </w:pPr>
+      <w:bookmarkStart w:id="2" w:name="X92427c7b6fba06e7fef4b61070b9c7628a70d2e"/>
+      <w:r>
+        <w:rPr/>
+        <w:t>2. Cómo leer: el espacio, las manos y el dibujo (marco teórico y método)</w:t>
+      </w:r>
+    </w:p>
+    <w:p>
+      <w:pPr>
+        <w:pStyle w:val="FirstParagraph"/>
+        <w:rPr/>
+      </w:pPr>
+      <w:r>
+        <w:rPr/>
+        <w:t>Fernando Vázquez Ramos y sus colegas recuerdan que el espacio es un tema moderno y abstracto, que «no habla sobre la arquitectura, sino sobre nosotros» (Vázquez Ramos et al., 2023: 4). Citan también a Edward T. Hall, que advertía contra quienes «proyectan sobre el mundo visual del pasado las estructuras del mundo visual del presente» (Hall, 1973: 133, cit. en ibid.: 3). La advertencia vale para nosotros: no hay que atribuir al ayllu una idea de espacio que la novela no formula, porque sus categorías son otras: la piedra, la pirca, el mojón, el título. Y vale para el narrador, que mira Jatun-Kolla con la sociología de la ciudad: los Villca «son la burguesía usurpadora»; los Condori, Mamani y Quispe, «el proletariado campesino» (Botelho Gosálvez, 1982 [1945]: 22).</w:t>
+      </w:r>
+    </w:p>
+    <w:p>
+      <w:pPr>
+        <w:pStyle w:val="BodyText"/>
+        <w:rPr/>
+      </w:pPr>
+      <w:r>
+        <w:rPr/>
+        <w:t xml:space="preserve">En Bolivia, René Zavaleta Mercado opuso «dos concepciones que son ambas espacialistas»: la andina, un «archipiélago» en el que «este espacio no puede concebirse sin otro espacio», y la señorial, que concibe «el dominio final del suelo como atribución ligada a una estirpe» (Zavaleta Mercado, 1986: 29-30). Es decir: para la primera, la tierra reúne lugares a distintas alturas que se trabajan juntos, como la puna y el valle; para la segunda, un terreno cercado que se hereda por apellido. </w:t>
+      </w:r>
+      <w:r>
+        <w:rPr>
+          <w:i/>
+          <w:iCs/>
+        </w:rPr>
+        <w:t>Altiplano</w:t>
+      </w:r>
+      <w:r>
+        <w:rPr/>
+        <w:t xml:space="preserve"> muestra las dos, y cómo la segunda gana terreno.</w:t>
+      </w:r>
+    </w:p>
+    <w:p>
+      <w:pPr>
+        <w:pStyle w:val="BodyText"/>
+        <w:rPr/>
+      </w:pPr>
+      <w:r>
+        <w:rPr/>
+        <w:t xml:space="preserve">Tampoco la piedra andina es la piedra del narrador. En el aymara de Bertonio, </w:t>
+      </w:r>
+      <w:r>
+        <w:rPr>
+          <w:i/>
+          <w:iCs/>
+        </w:rPr>
+        <w:t>wanqa</w:t>
+      </w:r>
+      <w:r>
+        <w:rPr/>
+        <w:t xml:space="preserve"> es solo «piedra muy grande» (Bertonio, 2011 [1612]: 506). Pero Pierre Duviols advierte que los diccionarios callan el «contenido religioso» que dejan ver los juicios coloniales contra la idolatría. Allí, el </w:t>
+      </w:r>
+      <w:r>
+        <w:rPr>
+          <w:i/>
+          <w:iCs/>
+        </w:rPr>
+        <w:t>huanca</w:t>
+      </w:r>
+      <w:r>
+        <w:rPr/>
+        <w:t xml:space="preserve"> era «el doble mineral del cadáver sagrado» (Duviols, 1979: 8), una piedra que recordaba «al Huari que primero amojonó tal campo, al que lo cercó, al que lo desbrozó» (ibid.: 13). </w:t>
+      </w:r>
+      <w:r>
+        <w:rPr>
+          <w:i/>
+          <w:iCs/>
+        </w:rPr>
+        <w:t>Huanca</w:t>
+      </w:r>
+      <w:r>
+        <w:rPr/>
+        <w:t xml:space="preserve">, grafía colonial de </w:t>
+      </w:r>
+      <w:r>
+        <w:rPr>
+          <w:i/>
+          <w:iCs/>
+        </w:rPr>
+        <w:t>wank’a</w:t>
+      </w:r>
+      <w:r>
+        <w:rPr/>
+        <w:t xml:space="preserve">, era también nombre de varón (Dean, 2010: 44, 202, n. 86), como el apellido de Paulo Huanca y su familia. La novela no lo desarrolla, pero lo registra: «mojones que han sido puestos allí desde tiempos antiguos» señalan las pertenencias del ayllu (Botelho Gosálvez, 1982 [1945]: 9), y los Huanca viven «en los linderos» (ibid.: 30). En cambio, cuando Paulo Huanca baja a los Yungas, su «organismo de piedra del Kollasuyo» termina «despedazado» (ibid.: 133). La </w:t>
+      </w:r>
+      <w:r>
+        <w:rPr>
+          <w:i/>
+          <w:iCs/>
+        </w:rPr>
+        <w:t>wank’a</w:t>
+      </w:r>
+      <w:r>
+        <w:rPr/>
+        <w:t xml:space="preserve"> es una piedra con dueño y con lugar; la del narrador, una abstracción.</w:t>
+      </w:r>
+    </w:p>
+    <w:p>
+      <w:pPr>
+        <w:pStyle w:val="BodyText"/>
+        <w:rPr/>
+      </w:pPr>
+      <w:r>
+        <w:rPr/>
+        <w:t xml:space="preserve">¿Con qué leer, entonces? Con las manos. De las imágenes de la materia, Gaston Bachelard escribió: «La vista las nombra, pero la mano las conoce» (Bachelard, 1978 [1942]: 7-8, cit. en Pallasmaa, 2014: 53). En </w:t>
+      </w:r>
+      <w:r>
+        <w:rPr>
+          <w:i/>
+          <w:iCs/>
+        </w:rPr>
+        <w:t>Altiplano</w:t>
+      </w:r>
+      <w:r>
+        <w:rPr/>
+        <w:t xml:space="preserve">, el narrador nombra; el comunario, que despeja y amontona, conoce. Cárcamo Pino llama </w:t>
+      </w:r>
+      <w:r>
+        <w:rPr>
+          <w:i/>
+          <w:iCs/>
+        </w:rPr>
+        <w:t>manuaje</w:t>
+      </w:r>
+      <w:r>
+        <w:rPr/>
+        <w:t xml:space="preserve"> a lo que hacen las manos cuando piensan, expresan o comunican: un «neologismo homólogo al lenguaje, pero con las manos» (Cárcamo Pino, 2019: 1412, cit. en Cárcamo Pino, 2025b: 244). Escribir es una de esas acciones. Cárcamo Pino recuerda que la misma mano hace dos agarres: el de fuerza, como al tomar un martillo, y el de precisión, como al «sujetar un papel con dos yemas dactilares» (Cárcamo Pino, 2025a: 10). Paulo Huanca sale de su chujlla «con la madera del arado en un hombro y las correas del yugo en las manos» (Botelho Gosálvez, 1982 [1945]: 34); el doctor Mendoza firma la ordenanza que dejará sin ganado a los Villca (ibid.: 96). No es una mano frente a un papel, sino dos manos con dos agarres.</w:t>
+      </w:r>
+    </w:p>
+    <w:p>
+      <w:pPr>
+        <w:pStyle w:val="BodyText"/>
+        <w:rPr/>
+      </w:pPr>
+      <w:r>
+        <w:rPr/>
+        <w:t xml:space="preserve">La oposición entre la mano que ara y el papel que despoja la enuncia el poder. En Umacachi, los vecinos niegan la escuela a los indios: «Que tiren palotes con el arado», dicen, porque esa es «la más recomendable caligrafía para los indios» (Botelho Gosálvez, 1982 [1945]: 87). Repetirla sería repetir su lógica, y la novela la repite por omisión: el ayllu que «es, en realidad, Warisata» (ibid.: 5) no tiene escuela, cuando allí funcionaba desde 1931 la escuela-ayllu del maestro indio Avelino Siñani y de Elizardo Pérez (Rivera Cusicanqui, 2010 [1984]: 105, 113), y los </w:t>
+      </w:r>
+      <w:r>
+        <w:rPr>
+          <w:i/>
+          <w:iCs/>
+        </w:rPr>
+        <w:t>kuraka</w:t>
+      </w:r>
+      <w:r>
+        <w:rPr/>
+        <w:t xml:space="preserve"> de Achacachi sostenían escuelas propias ya en 1929 (Barnadas, 1978 [1975]: 84). La pregunta no es si la mano o el papel, sino qué prácticas se autorizan y cuáles quedaron «minusvaloradas, invisibilizadas» por el «monopolio de la escritura y el lenguaje» (Cárcamo Pino, 2025b: 259).</w:t>
+      </w:r>
+      <w:ins w:id="2" w:author="Unknown Author" w:date="2026-10-10T17:23:57Z">
+        <w:r>
+          <w:rPr/>
+          <w:t xml:space="preserve"> Los arquitectos Xavier Monteys y Pere Fuertes reconocen ese saber en quienes habitan las casas: su acción sobre la arquitectura, «lenta y sistemática», expresa «una opinión no escrita pero de innegable valor» (Monteys y Fuertes, 2001: 26).</w:t>
+        </w:r>
+      </w:ins>
+    </w:p>
+    <w:p>
+      <w:pPr>
+        <w:pStyle w:val="BodyText"/>
+        <w:rPr/>
+      </w:pPr>
+      <w:r>
+        <w:rPr/>
+        <w:t>No todo dibujo descubre algo. Javier Seguí de la Riva distingue el dibujo que puede «servir como ilustración de un texto narrativo previo» del que deja a la mano encontrar lo que no se sabía (Seguí de la Riva, 2010: 93). Tim Ingold separa los dibujos que cuentan de los que «especifican» (Ingold, 2013: 125), como los planos de arquitectos e ingenieros. Los esquemas de encaje que aquí se reproducen pertenecen al dibujo que ilustra y especifica: no descubren nada, pero obligan a decidir.</w:t>
+      </w:r>
+      <w:ins w:id="3" w:author="Unknown Author" w:date="2026-10-10T17:23:57Z">
+        <w:r>
+          <w:rPr/>
+          <w:t xml:space="preserve"> Se parecen también a los dibujos que, según cuentan Monteys y Fuertes, hizo Gordon Cullen para los edificios de Berthold Lubetkin: no servían para medir, sino que «mostraban cómo construir, montar o incluso reparar», e incluían «personas haciendo cosas» (Monteys y Fuertes, 2001: 128, 132). Por eso cada esquema anota, junto al trazo, lo que hace la mano.</w:t>
+        </w:r>
+      </w:ins>
+    </w:p>
+    <w:p>
+      <w:pPr>
+        <w:pStyle w:val="BodyText"/>
+        <w:rPr/>
+      </w:pPr>
+      <w:r>
+        <w:rPr/>
+        <w:t xml:space="preserve">El método sigue los cuatro pasos que Simon Lundberg propone para explorar la imagen arquitectónica: observación, disección, ensamblaje e inmersión (Lundberg, 2019: 3). La </w:t>
+      </w:r>
+      <w:r>
+        <w:rPr>
+          <w:i/>
+          <w:iCs/>
+        </w:rPr>
+        <w:t>observación</w:t>
+      </w:r>
+      <w:r>
+        <w:rPr/>
+        <w:t xml:space="preserve"> reúne en un fichero los datos del texto, con su página. La </w:t>
+      </w:r>
+      <w:r>
+        <w:rPr>
+          <w:i/>
+          <w:iCs/>
+        </w:rPr>
+        <w:t>disección</w:t>
+      </w:r>
+      <w:r>
+        <w:rPr/>
+        <w:t xml:space="preserve"> separa las partes y las ordena según cuatro funciones constructivas: apoyo, vano, masa y límite (Cuadro 1). El </w:t>
+      </w:r>
+      <w:r>
+        <w:rPr>
+          <w:i/>
+          <w:iCs/>
+        </w:rPr>
+        <w:t>ensamblaje</w:t>
+      </w:r>
+      <w:r>
+        <w:rPr/>
+        <w:t xml:space="preserve"> las vuelve a juntar, como el </w:t>
+      </w:r>
+      <w:r>
+        <w:rPr>
+          <w:i/>
+          <w:iCs/>
+        </w:rPr>
+        <w:t>capriccio</w:t>
+      </w:r>
+      <w:r>
+        <w:rPr/>
+        <w:t xml:space="preserve"> de Canaletto, que reunía edificios de ciudades distintas en una ciudad «completamente imaginaria» (ibid.: 3); sus decisiones, un perfil o una analogía, son del dibujante y no cuentan como hallazgos. La </w:t>
+      </w:r>
+      <w:r>
+        <w:rPr>
+          <w:i/>
+          <w:iCs/>
+        </w:rPr>
+        <w:t>inmersión</w:t>
+      </w:r>
+      <w:r>
+        <w:rPr/>
+        <w:t xml:space="preserve"> da atmósfera, sin confundirse «con el realismo visual» (ibid.: 21).</w:t>
+      </w:r>
+    </w:p>
+    <w:p>
+      <w:pPr>
+        <w:pStyle w:val="BodyText"/>
+        <w:rPr>
+          <w:ins w:id="9" w:author="Unknown Author" w:date="2026-10-10T17:23:57Z"/>
+        </w:rPr>
+      </w:pPr>
+      <w:ins w:id="4" w:author="Unknown Author" w:date="2026-10-10T17:23:57Z">
+        <w:r>
+          <w:rPr/>
+          <w:t xml:space="preserve">El </w:t>
+        </w:r>
+      </w:ins>
+      <w:ins w:id="5" w:author="Unknown Author" w:date="2026-10-10T17:23:57Z">
         <w:r>
           <w:rPr>
             <w:i/>
             <w:iCs/>
           </w:rPr>
-          <w:t>Altiplano</w:t>
-        </w:r>
-      </w:ins>
-      <w:ins w:id="2" w:author="Unknown Author" w:date="2026-10-10T12:30:57Z">
-        <w:r>
-          <w:rPr/>
-          <w:t>,</w:t>
-        </w:r>
-      </w:ins>
-      <w:del w:id="3" w:author="Unknown Author" w:date="2026-10-10T12:30:57Z">
-        <w:r>
-          <w:rPr/>
-          <w:delText xml:space="preserve">se hace desde la arquitectura y el dibujo, con las herramientas de ese oficio: la planta, el corte, el peso de los materiales, la mano que dibuja. Primero, en </w:delText>
-        </w:r>
-      </w:del>
-      <w:del w:id="4" w:author="Unknown Author" w:date="2026-10-10T12:30:57Z">
+          <w:t>ensamblaje</w:t>
+        </w:r>
+      </w:ins>
+      <w:ins w:id="6" w:author="Unknown Author" w:date="2026-10-10T17:23:57Z">
+        <w:r>
+          <w:rPr/>
+          <w:t xml:space="preserve"> tiene una teoría propia: la de la collage. Fuão la describe en cuatro tiempos: el recorte, los fragmentos o figuras, los encuentros y la cola. Lo decisivo no está en cortar ni en pegar, sino en el «intervalo» entre ambos, cuando las figuras recortadas se prueban unas junto a otras «antes de que la cola las fije» (Fuão, 2011: 8, 52). Allí se toman las decisiones del dibujo. Fuão pone además una condición que este trabajo adopta: se pueden juntar figuras e ideas lejanas, pero «con la condición de que haya una referencia explícita» que permita la analogía (ibid.: 53). Monteys y Fuertes llaman </w:t>
+        </w:r>
+      </w:ins>
+      <w:ins w:id="7" w:author="Unknown Author" w:date="2026-10-10T17:23:57Z">
         <w:r>
           <w:rPr>
             <w:i/>
             <w:iCs/>
           </w:rPr>
-          <w:delText>Altiplano</w:delText>
-        </w:r>
-      </w:del>
-      <w:r>
-        <w:rPr/>
-        <w:t xml:space="preserve"> el saber sobre el espacio es material: piedra, adobe, paja y papel. </w:t>
-      </w:r>
-      <w:ins w:id="5" w:author="Unknown Author" w:date="2026-10-10T12:30:57Z">
-        <w:r>
-          <w:rPr/>
-          <w:t xml:space="preserve">El </w:t>
-        </w:r>
-      </w:ins>
-      <w:del w:id="6" w:author="Unknown Author" w:date="2026-10-10T12:30:57Z">
-        <w:r>
-          <w:rPr/>
-          <w:delText xml:space="preserve">Segundo, el </w:delText>
-        </w:r>
-      </w:del>
-      <w:r>
-        <w:rPr/>
-        <w:t xml:space="preserve">dibujo, que obliga a decidir punto de vista, escala y límite, deja a la vista las categorías que el lector proyecta. </w:t>
-      </w:r>
-      <w:ins w:id="7" w:author="Unknown Author" w:date="2026-10-10T12:30:57Z">
-        <w:r>
-          <w:rPr/>
-          <w:t>Y</w:t>
-        </w:r>
-      </w:ins>
-      <w:del w:id="8" w:author="Unknown Author" w:date="2026-10-10T12:30:57Z">
-        <w:r>
-          <w:rPr/>
-          <w:delText>Tercero,</w:delText>
-        </w:r>
-      </w:del>
-      <w:r>
-        <w:rPr/>
-        <w:t xml:space="preserve"> si dibujar es, como propone Mauricio Cárcamo Pino, un </w:t>
-      </w:r>
-      <w:r>
-        <w:rPr>
-          <w:i/>
-          <w:iCs/>
-        </w:rPr>
-        <w:t>manuaje</w:t>
-      </w:r>
-      <w:r>
-        <w:rPr/>
-        <w:t>, una manera de pensar y de decir con las manos (Cárcamo Pino, 2025b: 244), dibujar una novela es leerla con otro órgano. El recorrido cambia de escala: la casa y el ayllu (sección 3), la aldea (4), el éxodo (5), el cuerpo (6) y el retorno (7). Allí se sitúan los seis pasteles de la serie, de los que se reproduce el esquema de encaje, el trazado que fija la composición (figuras 1-6). Se trata de una investigación en desarrollo.</w:t>
-      </w:r>
-      <w:bookmarkEnd w:id="1"/>
-    </w:p>
-    <w:p>
-      <w:pPr>
-        <w:pStyle w:val="Heading2"/>
-        <w:rPr/>
-      </w:pPr>
-      <w:bookmarkStart w:id="2" w:name="X92427c7b6fba06e7fef4b61070b9c7628a70d2e"/>
-      <w:r>
-        <w:rPr/>
-        <w:t>2. Cómo leer: el espacio, las manos y el dibujo (marco teórico y método)</w:t>
-      </w:r>
-    </w:p>
-    <w:p>
-      <w:pPr>
-        <w:pStyle w:val="FirstParagraph"/>
-        <w:rPr/>
-      </w:pPr>
-      <w:r>
-        <w:rPr/>
-        <w:t>Fernando Vázquez Ramos y sus colegas recuerdan que el espacio es un tema moderno y abstracto, que «no habla sobre la arquitectura, sino sobre nosotros» (Vázquez Ramos et al., 2023: 4). Citan también a Edward T. Hall, que advertía contra quienes «proyectan sobre el mundo visual del pasado las estructuras del mundo visual del presente» (Hall, 1973: 133, cit. en ibid.: 3). La advertencia vale para nosotros: no hay que atribuir al ayllu una idea de espacio que la novela no formula, porque sus categorías son otras: la piedra, la pirca, el mojón, el título. Y vale para el narrador, que mira Jatun-Kolla con la sociología de la ciudad: los Villca «son la burguesía usurpadora»; los Condori, Mamani y Quispe, «el proletariado campesino» (Botelho Gosálvez, 1982 [1945]: 22).</w:t>
-      </w:r>
-    </w:p>
-    <w:p>
-      <w:pPr>
-        <w:pStyle w:val="BodyText"/>
-        <w:rPr/>
-      </w:pPr>
-      <w:r>
-        <w:rPr/>
-        <w:t xml:space="preserve">En Bolivia, René Zavaleta Mercado opuso «dos concepciones que son ambas espacialistas»: la andina, un «archipiélago» en el que «este espacio no puede concebirse sin otro espacio», y la señorial, que concibe «el dominio final del suelo como atribución ligada a una estirpe» (Zavaleta Mercado, 1986: 29-30). Es decir: para la primera, la tierra reúne lugares a distintas alturas que se trabajan juntos, como la puna y el valle; para la segunda, un terreno cercado que se hereda por apellido. </w:t>
-      </w:r>
-      <w:r>
-        <w:rPr>
-          <w:i/>
-          <w:iCs/>
-        </w:rPr>
-        <w:t>Altiplano</w:t>
-      </w:r>
-      <w:r>
-        <w:rPr/>
-        <w:t xml:space="preserve"> muestra las dos, y cómo la segunda gana terreno.</w:t>
-      </w:r>
-    </w:p>
-    <w:p>
-      <w:pPr>
-        <w:pStyle w:val="BodyText"/>
-        <w:rPr/>
-      </w:pPr>
-      <w:r>
-        <w:rPr/>
-        <w:t xml:space="preserve">Tampoco la piedra andina es la piedra del narrador. En el aymara de Bertonio, </w:t>
-      </w:r>
-      <w:r>
-        <w:rPr>
-          <w:i/>
-          <w:iCs/>
-        </w:rPr>
-        <w:t>wanqa</w:t>
-      </w:r>
-      <w:r>
-        <w:rPr/>
-        <w:t xml:space="preserve"> es solo «piedra muy grande» (Bertonio, 2011 [1612]: 506). Pero Pierre Duviols advierte que los diccionarios callan el «contenido religioso» que dejan ver los juicios coloniales contra la idolatría. Allí, el </w:t>
-      </w:r>
-      <w:r>
-        <w:rPr>
-          <w:i/>
-          <w:iCs/>
-        </w:rPr>
-        <w:t>huanca</w:t>
-      </w:r>
-      <w:r>
-        <w:rPr/>
-        <w:t xml:space="preserve"> era «el doble mineral del cadáver sagrado» (Duviols, 1979: 8), una piedra que recordaba «al Huari que primero amojonó tal campo, al que lo cercó, al que lo desbrozó» (ibid.: 13). </w:t>
-      </w:r>
-      <w:r>
-        <w:rPr>
-          <w:i/>
-          <w:iCs/>
-        </w:rPr>
-        <w:t>Huanca</w:t>
-      </w:r>
-      <w:r>
-        <w:rPr/>
-        <w:t xml:space="preserve">, grafía colonial de </w:t>
-      </w:r>
-      <w:r>
-        <w:rPr>
-          <w:i/>
-          <w:iCs/>
-        </w:rPr>
-        <w:t>wank’a</w:t>
-      </w:r>
-      <w:r>
-        <w:rPr/>
-        <w:t xml:space="preserve">, era también nombre de varón (Dean, 2010: 44, 202, n. 86), como el apellido de Paulo Huanca y su familia. La novela no lo desarrolla, pero lo registra: «mojones que han sido puestos allí desde tiempos antiguos» señalan las pertenencias del ayllu (Botelho Gosálvez, 1982 [1945]: 9), y los Huanca viven «en los linderos» (ibid.: 30). En cambio, cuando Paulo Huanca baja a los Yungas, su «organismo de piedra del Kollasuyo» termina «despedazado» (ibid.: 133). La </w:t>
-      </w:r>
-      <w:r>
-        <w:rPr>
-          <w:i/>
-          <w:iCs/>
-        </w:rPr>
-        <w:t>wank’a</w:t>
-      </w:r>
-      <w:r>
-        <w:rPr/>
-        <w:t xml:space="preserve"> es una piedra con dueño y con lugar; la del narrador, una abstracción.</w:t>
-      </w:r>
-    </w:p>
-    <w:p>
-      <w:pPr>
-        <w:pStyle w:val="BodyText"/>
-        <w:rPr/>
-      </w:pPr>
-      <w:r>
-        <w:rPr/>
-        <w:t xml:space="preserve">¿Con qué leer, entonces? Con las manos. De las imágenes de la materia, Gaston Bachelard escribió: «La vista las nombra, pero la mano las conoce» (Bachelard, 1978 [1942]: 7-8, cit. en Pallasmaa, 2014: 53). En </w:t>
-      </w:r>
-      <w:r>
-        <w:rPr>
-          <w:i/>
-          <w:iCs/>
-        </w:rPr>
-        <w:t>Altiplano</w:t>
-      </w:r>
-      <w:r>
-        <w:rPr/>
-        <w:t xml:space="preserve">, el narrador nombra; el comunario, que despeja y amontona, conoce. Cárcamo Pino llama </w:t>
-      </w:r>
-      <w:r>
-        <w:rPr>
-          <w:i/>
-          <w:iCs/>
-        </w:rPr>
-        <w:t>manuaje</w:t>
-      </w:r>
-      <w:r>
-        <w:rPr/>
-        <w:t xml:space="preserve"> a lo que hacen las manos cuando piensan, expresan o comunican: un «neologismo homólogo al lenguaje, pero con las manos» (Cárcamo Pino, 2019: 1412, cit. en Cárcamo Pino, 2025b: 244). Escribir es una de esas acciones. Cárcamo Pino recuerda </w:t>
-      </w:r>
-      <w:del w:id="9" w:author="Unknown Author" w:date="2026-10-10T12:30:57Z">
-        <w:r>
-          <w:rPr/>
-          <w:delText xml:space="preserve">además </w:delText>
-        </w:r>
-      </w:del>
-      <w:r>
-        <w:rPr/>
-        <w:t>que la misma mano hace dos agarres: el de fuerza, como al tomar un martillo, y el de precisión, como al «sujetar un papel con dos yemas dactilares» (Cárcamo Pino, 2025a: 10). Paulo Huanca sale de su chujlla «con la madera del arado en un hombro y las correas del yugo en las manos» (Botelho Gosálvez, 1982 [1945]: 34); el doctor Mendoza firma la ordenanza que dejará sin ganado a los Villca (ibid.: 96). No es una mano frente a un papel, sino dos manos con dos agarres.</w:t>
-      </w:r>
-    </w:p>
-    <w:p>
-      <w:pPr>
-        <w:pStyle w:val="BodyText"/>
-        <w:rPr/>
-      </w:pPr>
-      <w:r>
-        <w:rPr/>
-        <w:t xml:space="preserve">La oposición entre la mano que ara y el papel que despoja la enuncia el poder. En Umacachi, los vecinos niegan la escuela a los indios: «Que tiren palotes con el arado», dicen, porque esa es «la más recomendable caligrafía para los indios» (Botelho Gosálvez, 1982 [1945]: 87). Repetirla sería repetir su lógica, y la novela la repite por omisión: el ayllu que «es, en realidad, Warisata» (ibid.: 5) no tiene escuela, cuando allí funcionaba desde 1931 la escuela-ayllu del maestro indio Avelino Siñani y de Elizardo Pérez (Rivera Cusicanqui, 2010 [1984]: 105, 113), y los </w:t>
-      </w:r>
-      <w:r>
-        <w:rPr>
-          <w:i/>
-          <w:iCs/>
-        </w:rPr>
-        <w:t>kuraka</w:t>
-      </w:r>
-      <w:r>
-        <w:rPr/>
-        <w:t xml:space="preserve"> de Achacachi sostenían escuelas propias ya en 1929 (Barnadas, 1978 [1975]: 84). La pregunta no es si la mano o el papel, sino qué prácticas se autorizan y cuáles quedaron «minusvaloradas, invisibilizadas» por el «monopolio de la escritura y el lenguaje» (Cárcamo Pino, 2025b: 259).</w:t>
-      </w:r>
-    </w:p>
-    <w:p>
-      <w:pPr>
-        <w:pStyle w:val="BodyText"/>
-        <w:rPr/>
-      </w:pPr>
-      <w:r>
-        <w:rPr/>
-        <w:t>No todo dibujo descubre algo. Javier Seguí de la Riva distingue el dibujo que puede «servir como ilustración de un texto narrativo previo» del que deja a la mano encontrar lo que no se sabía (Seguí de la Riva, 2010: 93). Tim Ingold separa los dibujos que cuentan de los que «especifican» (Ingold, 2013: 125), como los planos de arquitectos e ingenieros. Los esquemas de encaje que aquí se reproducen pertenecen al dibujo que ilustra y especifica: no descubren nada, pero obligan a decidir.</w:t>
-      </w:r>
-    </w:p>
-    <w:p>
-      <w:pPr>
-        <w:pStyle w:val="BodyText"/>
-        <w:rPr/>
-      </w:pPr>
-      <w:r>
-        <w:rPr/>
-        <w:t xml:space="preserve">El método sigue los cuatro pasos que Simon Lundberg propone para explorar la imagen arquitectónica: observación, disección, ensamblaje e inmersión (Lundberg, 2019: 3). La </w:t>
-      </w:r>
-      <w:r>
-        <w:rPr>
-          <w:i/>
-          <w:iCs/>
-        </w:rPr>
-        <w:t>observación</w:t>
-      </w:r>
-      <w:r>
-        <w:rPr/>
-        <w:t xml:space="preserve"> reúne en un fichero los datos del texto, con su página. La </w:t>
-      </w:r>
-      <w:r>
-        <w:rPr>
-          <w:i/>
-          <w:iCs/>
-        </w:rPr>
-        <w:t>disección</w:t>
-      </w:r>
-      <w:r>
-        <w:rPr/>
-        <w:t xml:space="preserve"> separa las partes y las ordena según cuatro funciones constructivas: apoyo, vano, masa y límite (Cuadro 1). El </w:t>
-      </w:r>
-      <w:r>
-        <w:rPr>
-          <w:i/>
-          <w:iCs/>
-        </w:rPr>
-        <w:t>ensamblaje</w:t>
-      </w:r>
-      <w:r>
-        <w:rPr/>
-        <w:t xml:space="preserve"> las vuelve a juntar, como el </w:t>
-      </w:r>
-      <w:r>
-        <w:rPr>
-          <w:i/>
-          <w:iCs/>
-        </w:rPr>
-        <w:t>capriccio</w:t>
-      </w:r>
-      <w:r>
-        <w:rPr/>
-        <w:t xml:space="preserve"> de Canaletto, que reunía edificios de ciudades distintas en una ciudad «completamente imaginaria» (ibid.: 3); sus decisiones, un perfil o una analogía, son del dibujante y no cuentan como hallazgos. La </w:t>
-      </w:r>
-      <w:r>
-        <w:rPr>
-          <w:i/>
-          <w:iCs/>
-        </w:rPr>
-        <w:t>inmersión</w:t>
-      </w:r>
-      <w:r>
-        <w:rPr/>
-        <w:t xml:space="preserve"> da atmósfera, sin confundirse «con el realismo visual» (ibid.: 21).</w:t>
-      </w:r>
+          <w:t>casa collage</w:t>
+        </w:r>
+      </w:ins>
+      <w:ins w:id="8" w:author="Unknown Author" w:date="2026-10-10T17:23:57Z">
+        <w:r>
+          <w:rPr/>
+          <w:t xml:space="preserve"> a una casa hecha así, de ideas reunidas, que «no cabe en una sola casa» (Monteys y Fuertes, 2001: 12).</w:t>
+        </w:r>
+      </w:ins>
     </w:p>
     <w:p>
       <w:pPr>
@@ -1854,38 +1859,54 @@
       </w:pPr>
       <w:r>
         <w:rPr/>
-        <w:t xml:space="preserve">El narrador presenta el ayllu desde lo alto, como en un plano de situación: </w:t>
-      </w:r>
-      <w:del w:id="10" w:author="Unknown Author" w:date="2026-10-10T12:30:57Z">
-        <w:r>
-          <w:rPr/>
-          <w:delText xml:space="preserve">en la falda del cerro, </w:delText>
+        <w:t xml:space="preserve">El narrador presenta el ayllu desde lo alto, como en un plano de situación: «las chujllas de las familias más antiguas han trepado en los riscos del cerro y desde allí parecen ocupar un sitio de preeminencia sobre el resto de chozas» (Botelho Gosálvez, 1982 [1945]: 6). La palabra clave es </w:t>
+      </w:r>
+      <w:r>
+        <w:rPr>
+          <w:i/>
+          <w:iCs/>
+        </w:rPr>
+        <w:t>parecen</w:t>
+      </w:r>
+      <w:r>
+        <w:rPr/>
+        <w:t>: la jerarquía es una lectura del narrador sobre la pendiente, no un dato de la pendiente.</w:t>
+      </w:r>
+    </w:p>
+    <w:p>
+      <w:pPr>
+        <w:pStyle w:val="BodyText"/>
+        <w:rPr/>
+      </w:pPr>
+      <w:r>
+        <w:rPr/>
+        <w:t xml:space="preserve">La chujlla de los Huanca tiene dos metros de alto, paredes «renegridas por el hollín» y camastros de «apenas la altura de un adobe»; de las vigas, «mal unidas con lazos de paja trenzada», cuelgan «las hoces, el arado, el yugo de madera» (ibid.: 30-31). Junta las dos maneras de construir de Frampton: muros de piedra y adobe que pesan, y un armazón atado como una cestería (Frampton, 1995: 5). Se mide con el cuerpo y es una caja de herramientas, que para Cárcamo Pino es a las manos lo que un idioma a la lengua (Cárcamo Pino, 2025a: 12). </w:t>
+      </w:r>
+      <w:ins w:id="10" w:author="Unknown Author" w:date="2026-10-10T17:23:57Z">
+        <w:r>
+          <w:rPr/>
+          <w:t xml:space="preserve">Es lo que Monteys y Fuertes piden a la cocina moderna: que no esconda sus utensilios, sino que los cuelgue a la vista, hasta que «ella misma deviene utensilio» (Monteys y Fuertes, 2001: 112). Para ellos, «una casa es una vivienda más la gente que la habita y los objetos que guarda» (ibid.: 14), y para Christopher Alexander un cuarto vale cuando deja ver «las cosas que cuentan tu historia» (Alexander et al., 1977: 1166). De las vigas cuelgan también «los ponchos y rebozos para los días de fiesta», y los charangos esperan «la mano que les acaricie» (Botelho Gosálvez, 1982 [1945]: 31). </w:t>
+        </w:r>
+      </w:ins>
+      <w:r>
+        <w:rPr/>
+        <w:t>El narrador, en cambio, entra como un intruso que no habita, sino que escribe: los camastros son «morada de piojos y pulgas» (</w:t>
+      </w:r>
+      <w:ins w:id="11" w:author="Unknown Author" w:date="2026-10-10T17:23:57Z">
+        <w:r>
+          <w:rPr/>
+          <w:t>ibid.</w:t>
+        </w:r>
+      </w:ins>
+      <w:del w:id="12" w:author="Unknown Author" w:date="2026-10-10T17:23:57Z">
+        <w:r>
+          <w:rPr/>
+          <w:delText>Botelho Gosálvez, 1982 [1945]: 31</w:delText>
         </w:r>
       </w:del>
       <w:r>
         <w:rPr/>
-        <w:t xml:space="preserve">«las chujllas de las familias más antiguas han trepado en los riscos del cerro y desde allí parecen ocupar un sitio de preeminencia sobre el resto de chozas» (Botelho Gosálvez, 1982 [1945]: 6). La palabra clave es </w:t>
-      </w:r>
-      <w:r>
-        <w:rPr>
-          <w:i/>
-          <w:iCs/>
-        </w:rPr>
-        <w:t>parecen</w:t>
-      </w:r>
-      <w:r>
-        <w:rPr/>
-        <w:t>: la jerarquía es una lectura del narrador sobre la pendiente, no un dato de la pendiente.</w:t>
-      </w:r>
-    </w:p>
-    <w:p>
-      <w:pPr>
-        <w:pStyle w:val="BodyText"/>
-        <w:rPr/>
-      </w:pPr>
-      <w:r>
-        <w:rPr/>
-        <w:t>La chujlla de los Huanca tiene dos metros de alto, paredes «renegridas por el hollín» y camastros de «apenas la altura de un adobe»; de las vigas, «mal unidas con lazos de paja trenzada», cuelgan «las hoces, el arado, el yugo de madera» (ibid.: 30-31). Junta las dos maneras de construir de Frampton: muros de piedra y adobe que pesan, y un armazón atado como una cestería (Frampton, 1995: 5). Se mide con el cuerpo y es una caja de herramientas, que para Cárcamo Pino es a las manos lo que un idioma a la lengua (Cárcamo Pino, 2025a: 12). El narrador, en cambio, entra como un intruso que no habita, sino que escribe: los camastros son «morada de piojos y pulgas» (Botelho Gosálvez, 1982 [1945]: 31). Pallasmaa recuerda que «la casa es una metáfora del cuerpo y el cuerpo una metáfora de la casa» (Pallasmaa, 2014: 159); el narrador hace de la chujlla una madriguera.</w:t>
+        <w:t>). Pallasmaa recuerda que «la casa es una metáfora del cuerpo y el cuerpo una metáfora de la casa» (Pallasmaa, 2014: 159); el narrador hace de la chujlla una madriguera.</w:t>
       </w:r>
     </w:p>
     <w:p>
@@ -1951,28 +1972,28 @@
       </w:r>
       <w:r>
         <w:rPr/>
-        <w:t>. El esquema tiene que decidir desde dónde se mira, y el texto ofrece dos</w:t>
-      </w:r>
-      <w:del w:id="11" w:author="Unknown Author" w:date="2026-10-10T12:30:57Z">
-        <w:r>
-          <w:rPr/>
-          <w:delText xml:space="preserve"> lugares</w:delText>
-        </w:r>
-      </w:del>
-      <w:r>
-        <w:rPr/>
-        <w:t>: el del narrador, intruso en la puerta, y el del cuerpo que habita, al que remiten el hollín, los camastros y las herramientas. El corte elige el segundo y se detiene ante el alma de los comunarios, para no hablar por ellos. El narrador, en cambio, la declara cerrada, «nadie podía entrar», y los ve como estatuas de «hierático aspecto» (</w:t>
-      </w:r>
-      <w:ins w:id="12" w:author="Unknown Author" w:date="2026-10-10T12:30:57Z">
-        <w:r>
-          <w:rPr/>
-          <w:t>ibid.</w:t>
-        </w:r>
-      </w:ins>
-      <w:del w:id="13" w:author="Unknown Author" w:date="2026-10-10T12:30:57Z">
-        <w:r>
-          <w:rPr/>
-          <w:delText>Botelho Gosálvez, 1982 [1945]</w:delText>
+        <w:t xml:space="preserve">. El esquema tiene que decidir desde dónde se mira, y el texto ofrece dos: el del narrador, intruso en la puerta, y el del cuerpo que habita, al que remiten el hollín, los camastros y las herramientas. El corte elige el segundo y se detiene ante el alma de los comunarios, para no hablar por ellos. </w:t>
+      </w:r>
+      <w:ins w:id="13" w:author="Unknown Author" w:date="2026-10-10T17:23:57Z">
+        <w:r>
+          <w:rPr/>
+          <w:t xml:space="preserve">Es, además, una manera antigua de mostrar una casa con su vida dentro: las casas de muñecas «eliminan una pared» para enseñar los objetos que guardan y las relaciones entre sus ámbitos (Monteys y Fuertes, 2001: 30), y la pintura medieval suprimía las fachadas para volverse narrativa (Fuão, 2011: 43). Mirar en cuclillas es mirar la casa «en reposo», «desde el punto de vista de quien va a usarla» (Monteys y Fuertes, 2001: 58), y no desde el recorrido del intruso. </w:t>
+        </w:r>
+      </w:ins>
+      <w:r>
+        <w:rPr/>
+        <w:t>El narrador, en cambio, la declara cerrada, «nadie podía entrar», y los ve como estatuas de «hierático aspecto» (</w:t>
+      </w:r>
+      <w:ins w:id="14" w:author="Unknown Author" w:date="2026-10-10T17:23:57Z">
+        <w:r>
+          <w:rPr/>
+          <w:t>Botelho Gosálvez, 1982 [1945]</w:t>
+        </w:r>
+      </w:ins>
+      <w:del w:id="15" w:author="Unknown Author" w:date="2026-10-10T17:23:57Z">
+        <w:r>
+          <w:rPr/>
+          <w:delText>ibid.</w:delText>
         </w:r>
       </w:del>
       <w:r>
@@ -2057,14 +2078,86 @@
     <w:p>
       <w:pPr>
         <w:pStyle w:val="BodyText"/>
-        <w:rPr>
-          <w:ins w:id="15" w:author="Unknown Author" w:date="2026-10-10T12:30:57Z"/>
-        </w:rPr>
-      </w:pPr>
-      <w:ins w:id="14" w:author="Unknown Author" w:date="2026-10-10T12:30:57Z">
-        <w:r>
-          <w:rPr/>
-          <w:t>El narrador tampoco le ve cuartos: «Las chujllas no tienen cuartos ni mucho menos» (ibid.: 30). Pero los Huanca viven en «tres chujllas de adobe y paja brava que rodean al patio» (ibid.): los cuartos son las chujllas. Para Christopher Alexander, todos los patrones de una casa caben, superpuestos, «en una simple cabaña de una sola habitación» (Alexander et al., 1977: xliii). Donde el narrador ve una madriguera, él vería una casa comprimida.</w:t>
+        <w:rPr/>
+      </w:pPr>
+      <w:r>
+        <w:rPr/>
+        <w:t xml:space="preserve">El narrador tampoco le ve cuartos: «Las chujllas no tienen cuartos ni mucho menos» (ibid.: 30). Pero los Huanca viven en «tres chujllas de adobe y paja brava que rodean al patio» (ibid.): los cuartos son las chujllas. </w:t>
+      </w:r>
+      <w:ins w:id="16" w:author="Unknown Author" w:date="2026-10-10T17:23:57Z">
+        <w:r>
+          <w:rPr/>
+          <w:t xml:space="preserve">De noche, los hijos mayores están en las chozas próximas y entran en la del padre cuando él los llama (ibid.: 31). Alexander y su equipo, que estudiaron en detalle casas populares peruanas, llaman </w:t>
+        </w:r>
+      </w:ins>
+      <w:ins w:id="17" w:author="Unknown Author" w:date="2026-10-10T17:23:57Z">
+        <w:r>
+          <w:rPr>
+            <w:i/>
+            <w:iCs/>
+          </w:rPr>
+          <w:t>gradiente de intimidad</w:t>
+        </w:r>
+      </w:ins>
+      <w:ins w:id="18" w:author="Unknown Author" w:date="2026-10-10T17:23:57Z">
+        <w:r>
+          <w:rPr/>
+          <w:t xml:space="preserve"> a ese orden de lo público a lo íntimo, en el que cada persona «sabe exactamente hasta dónde puede penetrar en la casa» (Alexander et al., 1977: 610-611). Monteys y Fuertes describen, sin conocerla, la casa de los Huanca: una casa que es «el resultado de una operación de agregación, más que de una subdivisión del espacio hasta convertirlo en distintas piezas especializadas» (Monteys y Fuertes, 2001: 56). Y para Alexander </w:t>
+        </w:r>
+      </w:ins>
+      <w:del w:id="19" w:author="Unknown Author" w:date="2026-10-10T17:23:57Z">
+        <w:r>
+          <w:rPr/>
+          <w:delText xml:space="preserve">Para Christopher Alexander, </w:delText>
+        </w:r>
+      </w:del>
+      <w:r>
+        <w:rPr/>
+        <w:t xml:space="preserve">todos los patrones de una casa caben, superpuestos, «en una simple cabaña de una sola habitación» (Alexander et al., 1977: xliii). Donde el narrador ve una madriguera, </w:t>
+      </w:r>
+      <w:ins w:id="20" w:author="Unknown Author" w:date="2026-10-10T17:23:57Z">
+        <w:r>
+          <w:rPr/>
+          <w:t>ellos verían</w:t>
+        </w:r>
+      </w:ins>
+      <w:del w:id="21" w:author="Unknown Author" w:date="2026-10-10T17:23:57Z">
+        <w:r>
+          <w:rPr/>
+          <w:delText>él vería</w:delText>
+        </w:r>
+      </w:del>
+      <w:r>
+        <w:rPr/>
+        <w:t xml:space="preserve"> una casa comprimida.</w:t>
+      </w:r>
+    </w:p>
+    <w:p>
+      <w:pPr>
+        <w:pStyle w:val="BodyText"/>
+        <w:rPr>
+          <w:ins w:id="25" w:author="Unknown Author" w:date="2026-10-10T17:23:57Z"/>
+        </w:rPr>
+      </w:pPr>
+      <w:ins w:id="22" w:author="Unknown Author" w:date="2026-10-10T17:23:57Z">
+        <w:r>
+          <w:rPr/>
+          <w:t xml:space="preserve">En el centro de esa casa está el fuego. Los braseros arden «en el centro del cuarto» (Botelho Gosálvez, 1982 [1945]: 30), y en cuclillas, «cerca del fuego», Paulo Huanca reúne a sus hijos para decidir quién se va (ibid.: 32). Para Alexander, lo más básico de un lugar común es «la comida y el fuego» (Alexander et al., 1977: 621). Monteys y Fuertes recuerdan que </w:t>
+        </w:r>
+      </w:ins>
+      <w:ins w:id="23" w:author="Unknown Author" w:date="2026-10-10T17:23:57Z">
+        <w:r>
+          <w:rPr>
+            <w:i/>
+            <w:iCs/>
+          </w:rPr>
+          <w:t>hogar</w:t>
+        </w:r>
+      </w:ins>
+      <w:ins w:id="24" w:author="Unknown Author" w:date="2026-10-10T17:23:57Z">
+        <w:r>
+          <w:rPr/>
+          <w:t xml:space="preserve"> nombra «un modo de domesticar el fuego», y que la casa de origen medieval, «que pervive aun hoy en la tradición rural», no tenía piezas especializadas: en ella «se cocina, se trabaja, se recibe o se duerme, y son los muebles, en lugar de las estancias, los que determinan esos usos» (Monteys y Fuertes, 2001: 104). En la chujlla, el brasero, los camastros contra la pared y las vigas de las que cuelgan las herramientas reparten esos usos. Pero también estas son miradas de fuera, aunque admiren lo que el narrador desprecia: Alexander llama a su gradiente un principio «casi arquetípico» (Alexander et al., 1977: 611), y el arquetipo, como la naturaleza que critica Cornejo Polar, también saca a la chujlla de la historia.</w:t>
         </w:r>
       </w:ins>
     </w:p>
@@ -2085,17 +2178,7 @@
       </w:pPr>
       <w:r>
         <w:rPr/>
-        <w:t xml:space="preserve">El mismo capítulo cuenta cómo se perdió Kero-Pata, el ayllu de origen de Juan Condori. Sus comunarios habían estado «amparados por las Cédulas Reales», hasta que, con la República, «los doctores alto-peruanos les birlaron la tierra» (ibid.: 36). El papel protegió y el papel despojó, a través de una cadena de personas. Una hectárea pagada al cura por unos responsos pasa a un doctor; tras «una gran cuestión de títulos, papel sellado y pago de impuestos», el doctor ya tiene veinte hectáreas, porque «así lo declaraban los papeles del Gobierno». Frente a la iglesia levanta su hacienda: «La religión y la propiedad quedaron frente a frente, guiñándose con sus ventanucos empolvados» (ibid.: 36-37). </w:t>
-      </w:r>
-      <w:del w:id="16" w:author="Unknown Author" w:date="2026-10-10T12:30:57Z">
-        <w:r>
-          <w:rPr/>
-          <w:delText xml:space="preserve">Hasta los edificios son cómplices. </w:delText>
-        </w:r>
-      </w:del>
-      <w:r>
-        <w:rPr/>
-        <w:t>Lo que la novela calla es un tercer uso del papel: después de la Ley de Exvinculación de 1874, las comunidades empezaron «a desenterrar antiguos títulos de propiedad» coloniales, «una pieza clave en la lucha legal» (Rivera Cusicanqui, 2010 [1984]: 99). Y dos años después de publicada la novela, la piedra tuvo también un uso político: en el ciclo rebelde de 1947, en el Altiplano, el asedio a las haciendas incluía la «destrucción simbólica de mojones o linderos», fogatas y pututus (ibid.: 125).</w:t>
+        <w:t>El mismo capítulo cuenta cómo se perdió Kero-Pata, el ayllu de origen de Juan Condori. Sus comunarios habían estado «amparados por las Cédulas Reales», hasta que, con la República, «los doctores alto-peruanos les birlaron la tierra» (ibid.: 36). El papel protegió y el papel despojó, a través de una cadena de personas. Una hectárea pagada al cura por unos responsos pasa a un doctor; tras «una gran cuestión de títulos, papel sellado y pago de impuestos», el doctor ya tiene veinte hectáreas, porque «así lo declaraban los papeles del Gobierno». Frente a la iglesia levanta su hacienda: «La religión y la propiedad quedaron frente a frente, guiñándose con sus ventanucos empolvados» (ibid.: 36-37). Lo que la novela calla es un tercer uso del papel: después de la Ley de Exvinculación de 1874, las comunidades empezaron «a desenterrar antiguos títulos de propiedad» coloniales, «una pieza clave en la lucha legal» (Rivera Cusicanqui, 2010 [1984]: 99). Y dos años después de publicada la novela, la piedra tuvo también un uso político: en el ciclo rebelde de 1947, en el Altiplano, el asedio a las haciendas incluía la «destrucción simbólica de mojones o linderos», fogatas y pututus (ibid.: 125).</w:t>
       </w:r>
     </w:p>
     <w:p>
@@ -2150,7 +2233,17 @@
       </w:r>
       <w:r>
         <w:rPr/>
-        <w:t xml:space="preserve">. Dos vistas en una sola hoja: el cerro en corte, escalonado con capas de empaste, y el catastro en planta, rayado con un punzón en la cera. La mancha del dedo es lo que Cárcamo Pino llama manuaje «en sentido fuerte», el que menos se parece a la escritura (Cárcamo Pino, 2025b: 259); la incisión, en cambio, se parece a escribir. Entre el signo y el mapa cambia la operación de la mano, no la mano. (3) </w:t>
+        <w:t>. Dos vistas en una sola hoja: el cerro en corte, escalonado con capas de empaste, y el catastro en planta, rayado con un punzón en la cera. La mancha del dedo es lo que Cárcamo Pino llama manuaje «en sentido fuerte», el que menos se parece a la escritura (Cárcamo Pino, 2025b: 259); la incisión, en cambio, se parece a escribir</w:t>
+      </w:r>
+      <w:ins w:id="26" w:author="Unknown Author" w:date="2026-10-10T17:23:57Z">
+        <w:r>
+          <w:rPr/>
+          <w:t>, o mejor, a inscribir: Fuão recuerda que las primeras escrituras fueron incisiones en piedras, en barro y en la piel, y que quien hace collage «no escribe, inscribe», es decir, escribe «en profundidad» (Fuão, 2011: 36)</w:t>
+        </w:r>
+      </w:ins>
+      <w:r>
+        <w:rPr/>
+        <w:t xml:space="preserve">. Entre el signo y el mapa cambia la operación de la mano, no la mano. (3) </w:t>
       </w:r>
       <w:r>
         <w:rPr>
@@ -2280,35 +2373,57 @@
         <w:rPr/>
         <w:t xml:space="preserve"> significa a la vez preparar los hilos del telar y tramar un engaño. La novela usa las mismas palabras para las tejedoras Huanca, que pasan la lanzadera «a través de la delicada malla», y para los varones, que hacen «bonita urdimbre de surcos» (ibid.: 29). Escribir, tejer y arar comparten el vocabulario de la mano. Y el despojo no tiene un solo villano. Corregidor, alcalde, intendente y cura son «cuatro patas de la bestia opresora del puneño» (ibid.: 13), y son «cinco gendarmes indios» los que arrastran a Vicente Villca al patio donde lo azotan (ibid.: 101).</w:t>
       </w:r>
-    </w:p>
-    <w:p>
-      <w:pPr>
-        <w:pStyle w:val="BodyText"/>
-        <w:rPr/>
-      </w:pPr>
-      <w:r>
-        <w:rPr/>
-        <w:t>Los Villca llegan a la aldea con treinta y cuatro ovejas, y la chola Encarnación, por cincuenta bolivianos, les cede el corral: «Tu familia puede acomodarse en el pesebre» (ibid.: 92). Entonces llega la letra: «Todos los animales de carneo que existen dentro del radio urbano serán requisados […] (Fdo.) Dr. Margarito Mendoza» (ibid.: 96). El radio urbano funciona como un corral invisible: un círculo trazado en un papel encierra a todos los animales que quedan dentro, y lo cierra una firma. La aldea mide con compás; el ayllu medía con la pendiente y con las piedras. James C. Scott observa que un mapa catastral «no se limita a describir un sistema de tenencia de la tierra; lo crea», porque da a sus categorías «la fuerza de la ley» (Scott, 2020 [1998]: 3). El radio hace lo mismo con el ganado, y no trata a todos igual: a los mestizos «no les alcanzaba la Ordenanza» (Botelho Gosálvez, 1982 [1945]: 102). En una sociedad «de dudosa cuantificación como Bolivia» (Zavaleta Mercado, 1986: 21, n. 1), el poder cuenta a ojo: los animales de los indios, tasados «a ojo de buen cubero», entran por el «embudo» de las fincas del Alcalde «hasta esfumarse» (Botelho Gosálvez, 1982 [1945]: 102). Por un lado entran bueyes, vacas y ovejas; por el otro sale papel: la fortuna de los Villca se reduce «a mil seiscientos bolivianos en papel» (ibid.: 103).</w:t>
-      </w:r>
-    </w:p>
-    <w:p>
-      <w:pPr>
-        <w:pStyle w:val="BodyText"/>
-        <w:rPr/>
-      </w:pPr>
-      <w:r>
-        <w:rPr/>
-        <w:t>La letra, además, pesa. En el cuartucho del tinterillo al que Vicente acude hay «un desordenado montón de papeles y libracos» (ibid.): otra vez un montón. El letrado cobra la defensa por peso: señala «un Código Penal en infolio y un manual del Procedimiento Civil» y asegura que el grande «tiene más peso legal y jurídico que el chiquitito» (ibid.: 104). El tinterillo no escribe: señala, compara y, al final, «recontó los billetes»; Vicente, para pagar, tiene que «desanudar la punta de la faja» donde guarda «un atado de pobres y traposos billetes» (ibid.: 105). Como en la escena de Cajamarca que abre el libro de Cornejo Polar, el libro es «mucho más fetiche que texto y mucho más gesto de dominio que acto de lenguaje» (Cornejo Polar, 2003 [1994]: 41). Vicente no puede leer el código, pero sabe leer a quien lo vende: «estos tinterillos son de una sola casta y todos obran con una mala fe del demonio» (Botelho Gosálvez, 1982 [1945]: 104). La escena no enfrenta a un indio ignorante con la escritura. Y calla que, en la historia</w:t>
-      </w:r>
-      <w:del w:id="17" w:author="Unknown Author" w:date="2026-10-10T12:30:57Z">
-        <w:r>
-          <w:rPr/>
-          <w:delText xml:space="preserve"> real</w:delText>
+      <w:ins w:id="27" w:author="Unknown Author" w:date="2026-10-10T17:23:57Z">
+        <w:r>
+          <w:rPr/>
+          <w:t xml:space="preserve"> Alexander explica el papeleo por el tamaño: cuando la gente ya no puede tratarse cara a cara, los reglamentos se cumplen «a ciegas» (Alexander et al., 1977: 405). Umacachi lo desmiente: es una aldea, Vicente trata en persona con el tinterillo y el papel despoja igual. No lo mueve el tamaño, sino la casta.</w:t>
+        </w:r>
+      </w:ins>
+    </w:p>
+    <w:p>
+      <w:pPr>
+        <w:pStyle w:val="BodyText"/>
+        <w:rPr/>
+      </w:pPr>
+      <w:r>
+        <w:rPr/>
+        <w:t>Los Villca llegan a la aldea con treinta y cuatro ovejas, y la chola Encarnación, por cincuenta bolivianos, les cede el corral: «Tu familia puede acomodarse en el pesebre» (</w:t>
+      </w:r>
+      <w:ins w:id="28" w:author="Unknown Author" w:date="2026-10-10T17:23:57Z">
+        <w:r>
+          <w:rPr/>
+          <w:t>Botelho Gosálvez, 1982 [1945]</w:t>
+        </w:r>
+      </w:ins>
+      <w:del w:id="29" w:author="Unknown Author" w:date="2026-10-10T17:23:57Z">
+        <w:r>
+          <w:rPr/>
+          <w:delText>ibid.</w:delText>
         </w:r>
       </w:del>
       <w:r>
         <w:rPr/>
-        <w:t>, los «abogados de pueblo (peyorativamente designados como “tinterillos”)» asesoraron la lucha legal de las comunidades y fueron «la manifestación embrionaria del indigenismo criollo» (Rivera Cusicanqui, 2010 [1984]: 101), el mismo indigenismo al que pertenece la novela.</w:t>
+        <w:t>: 92). Entonces llega la letra: «Todos los animales de carneo que existen dentro del radio urbano serán requisados […] (Fdo.) Dr. Margarito Mendoza» (ibid.: 96). El radio urbano funciona como un corral invisible: un círculo trazado en un papel encierra a todos los animales que quedan dentro, y lo cierra una firma</w:t>
+      </w:r>
+      <w:ins w:id="30" w:author="Unknown Author" w:date="2026-10-10T17:23:57Z">
+        <w:r>
+          <w:rPr/>
+          <w:t>. Es un corte en el sentido de Fuão: la tijera, «un instrumento al servicio de la razón», define, y definir es distinguir «entre lo incluido y lo excluido, el dentro y el fuera» (Fuão, 2011: 33-35)</w:t>
+        </w:r>
+      </w:ins>
+      <w:r>
+        <w:rPr/>
+        <w:t>. La aldea mide con compás; el ayllu medía con la pendiente y con las piedras. James C. Scott observa que un mapa catastral «no se limita a describir un sistema de tenencia de la tierra; lo crea», porque da a sus categorías «la fuerza de la ley» (Scott, 2020 [1998]: 3). El radio hace lo mismo con el ganado, y no trata a todos igual: a los mestizos «no les alcanzaba la Ordenanza» (Botelho Gosálvez, 1982 [1945]: 102). En una sociedad «de dudosa cuantificación como Bolivia» (Zavaleta Mercado, 1986: 21, n. 1), el poder cuenta a ojo: los animales de los indios, tasados «a ojo de buen cubero», entran por el «embudo» de las fincas del Alcalde «hasta esfumarse» (Botelho Gosálvez, 1982 [1945]: 102). Por un lado entran bueyes, vacas y ovejas; por el otro sale papel: la fortuna de los Villca se reduce «a mil seiscientos bolivianos en papel» (ibid.: 103).</w:t>
+      </w:r>
+    </w:p>
+    <w:p>
+      <w:pPr>
+        <w:pStyle w:val="BodyText"/>
+        <w:rPr/>
+      </w:pPr>
+      <w:r>
+        <w:rPr/>
+        <w:t>La letra, además, pesa. En el cuartucho del tinterillo al que Vicente acude hay «un desordenado montón de papeles y libracos» (ibid.): otra vez un montón. El letrado cobra la defensa por peso: señala «un Código Penal en infolio y un manual del Procedimiento Civil» y asegura que el grande «tiene más peso legal y jurídico que el chiquitito» (ibid.: 104). El tinterillo no escribe: señala, compara y, al final, «recontó los billetes»; Vicente, para pagar, tiene que «desanudar la punta de la faja» donde guarda «un atado de pobres y traposos billetes» (ibid.: 105). Como en la escena de Cajamarca que abre el libro de Cornejo Polar, el libro es «mucho más fetiche que texto y mucho más gesto de dominio que acto de lenguaje» (Cornejo Polar, 2003 [1994]: 41). Vicente no puede leer el código, pero sabe leer a quien lo vende: «estos tinterillos son de una sola casta y todos obran con una mala fe del demonio» (Botelho Gosálvez, 1982 [1945]: 104). La escena no enfrenta a un indio ignorante con la escritura. Y calla que, en la historia, los «abogados de pueblo (peyorativamente designados como “tinterillos”)» asesoraron la lucha legal de las comunidades y fueron «la manifestación embrionaria del indigenismo criollo» (Rivera Cusicanqui, 2010 [1984]: 101), el mismo indigenismo al que pertenece la novela.</w:t>
       </w:r>
     </w:p>
     <w:p>
@@ -2362,27 +2477,58 @@
       </w:pPr>
       <w:r>
         <w:rPr/>
-        <w:t>El éxodo a los Yungas empieza en un umbral: «Tras de la muralla que condena el horizonte del altiplano empieza el yunga» (Botelho Gosálvez, 1982 [1945]: 108). El valle, que en el archipiélago de Zavaleta sería otro piso de la misma tierra, es para los jóvenes del ayllu una «fábula» (ibid.: 7), y del otro lado espera la finca. En la apacheta, el viento sacude el poncho de Paulo Huanca «como un gallardete clavado en la ceja de la apacheta», su familia reza de rodillas y las cumbres se alzan «semejantes a fantásticas construcciones góticas» (ibid.: 109).</w:t>
-      </w:r>
-    </w:p>
-    <w:p>
-      <w:pPr>
-        <w:pStyle w:val="BodyText"/>
-        <w:rPr/>
-      </w:pPr>
-      <w:r>
-        <w:rPr/>
-        <w:t>Del otro lado, las manos del puneño pierden su oficio: «Sabrás arar en la puna, pero aquí esa es otra música» (ibid.: 113). Paulo se consume «derritiéndose como muñeco de cera» (ibid.: 123). En el aserradero, el contratista le echa en cara que otro puneño «se ha cercenado una mano en la sierra»</w:t>
-      </w:r>
-      <w:del w:id="18" w:author="Unknown Author" w:date="2026-10-10T12:30:57Z">
-        <w:r>
-          <w:rPr/>
-          <w:delText>, y solo lo anota en la planilla cuando Paulo se ofrece como «peón, siquiera»</w:delText>
+        <w:t xml:space="preserve">El éxodo a los Yungas empieza en un umbral: «Tras de la muralla que condena el horizonte del altiplano empieza el yunga» (Botelho Gosálvez, 1982 [1945]: 108). El valle, que en el archipiélago de Zavaleta sería otro piso de la misma tierra, es para los jóvenes del ayllu una «fábula» (ibid.: 7), y del otro lado espera la finca. </w:t>
+      </w:r>
+      <w:ins w:id="31" w:author="Unknown Author" w:date="2026-10-10T17:23:57Z">
+        <w:r>
+          <w:rPr/>
+          <w:t xml:space="preserve">Monteys y Fuertes retoman, para la ciudad, la </w:t>
+        </w:r>
+      </w:ins>
+      <w:ins w:id="32" w:author="Unknown Author" w:date="2026-10-10T17:23:57Z">
+        <w:r>
+          <w:rPr>
+            <w:i/>
+            <w:iCs/>
+          </w:rPr>
+          <w:t>casa difusa</w:t>
+        </w:r>
+      </w:ins>
+      <w:ins w:id="33" w:author="Unknown Author" w:date="2026-10-10T17:23:57Z">
+        <w:r>
+          <w:rPr/>
+          <w:t xml:space="preserve"> de Gerardo Ragone: «una casa compuesta de piezas dispersas en el territorio» (Monteys y Fuertes, 2001: 146); a su modo, el archipiélago andino era una casa así, y el éxodo, en lugar de extenderla, la deshace. </w:t>
+        </w:r>
+      </w:ins>
+      <w:r>
+        <w:rPr/>
+        <w:t>En la apacheta, el viento sacude el poncho de Paulo Huanca «como un gallardete clavado en la ceja de la apacheta», su familia reza de rodillas y las cumbres se alzan «semejantes a fantásticas construcciones góticas» (</w:t>
+      </w:r>
+      <w:ins w:id="34" w:author="Unknown Author" w:date="2026-10-10T17:23:57Z">
+        <w:r>
+          <w:rPr/>
+          <w:t>Botelho Gosálvez, 1982 [1945]</w:t>
+        </w:r>
+      </w:ins>
+      <w:del w:id="35" w:author="Unknown Author" w:date="2026-10-10T17:23:57Z">
+        <w:r>
+          <w:rPr/>
+          <w:delText>ibid.</w:delText>
         </w:r>
       </w:del>
       <w:r>
         <w:rPr/>
-        <w:t xml:space="preserve"> (ibid.: 129): la mutilación se usa como argumento contra las víctimas. La hija mayor de Paulo, a quien el narrador presenta dejando «ver sus nacientes senos» (ibid.: 125), «había sido desflorada por el patrón»; «en seguida vinieron los capataces y peones: le daban dinero», y la desesperación la «obligó a venderse» hasta que «con su propia mano se quitó la vida» (ibid.: 132). Ella no tiene nombre, y su historia cabe en un inciso: «vieja historia». Así, una violencia que empezó el patrón se cuenta como una venta de la muchacha. Su padre jura que fue un crimen, pero «las pruebas eran irrefutables» (ibid.). La palabra </w:t>
+        <w:t>: 109).</w:t>
+      </w:r>
+    </w:p>
+    <w:p>
+      <w:pPr>
+        <w:pStyle w:val="BodyText"/>
+        <w:rPr/>
+      </w:pPr>
+      <w:r>
+        <w:rPr/>
+        <w:t xml:space="preserve">Del otro lado, las manos del puneño pierden su oficio: «Sabrás arar en la puna, pero aquí esa es otra música» (ibid.: 113). Paulo se consume «derritiéndose como muñeco de cera» (ibid.: 123). En el aserradero, el contratista le echa en cara que otro puneño «se ha cercenado una mano en la sierra» (ibid.: 129): la mutilación se usa como argumento contra las víctimas. La hija mayor de Paulo, a quien el narrador presenta dejando «ver sus nacientes senos» (ibid.: 125), «había sido desflorada por el patrón»; «en seguida vinieron los capataces y peones: le daban dinero», y la desesperación la «obligó a venderse» hasta que «con su propia mano se quitó la vida» (ibid.: 132). Ella no tiene nombre, y su historia cabe en un inciso: «vieja historia». Así, una violencia que empezó el patrón se cuenta como una venta de la muchacha. Su padre jura que fue un crimen, pero «las pruebas eran irrefutables» (ibid.). La palabra </w:t>
       </w:r>
       <w:r>
         <w:rPr>
@@ -2483,6 +2629,12 @@
         <w:rPr/>
         <w:t xml:space="preserve"> fuera de su lugar. Y lo único que cruza el abismo es colectivo y está hecho de manos, como la apacheta que falta.</w:t>
       </w:r>
+      <w:ins w:id="36" w:author="Unknown Author" w:date="2026-10-10T17:23:57Z">
+        <w:r>
+          <w:rPr/>
+          <w:t xml:space="preserve"> Para Fuão, la cola es ese puente sobre «el abismo del recorte»: lo que comunica a los pueblos «separados por las gargantas de los abismos geográficos» (Fuão, 2011: 80).</w:t>
+        </w:r>
+      </w:ins>
     </w:p>
     <w:p>
       <w:pPr>
@@ -2565,17 +2717,99 @@
       </w:pPr>
       <w:r>
         <w:rPr/>
-        <w:t>La mina «Pensylvania», de la compañía yanqui The Star Syndicate, se anuncia con «el encaje de acero de la torre de un andarivel» (Botelho Gosálvez, 1982 [1945]: 134-135). El campamento repite la escalera: de los chalets de los ingenieros al «enjambre de cuchitriles de calamina» de los mineros (ibid.: 135). La empresa registra a Condori: «Tomaron su identidad e impresiones digitales» (ibid.: 140). Su mano entra en el archivo sin agarrar nada, apoyada como un sello: es su primera firma. Por la mañana camina hacia la entrada por el desmonte (ibid.), la montaña de roca sin mineral que la mina saca y amontona: otra montaña de piedras, hecha con un cerro deshecho. El capataz le promete otra cosecha: «Aquí cosecharás miles de cargas de estaño» (ibid.: 142).</w:t>
-      </w:r>
-    </w:p>
-    <w:p>
-      <w:pPr>
-        <w:pStyle w:val="BodyText"/>
-        <w:rPr/>
-      </w:pPr>
-      <w:r>
-        <w:rPr/>
-        <w:t>Se baja en jaula. En la entrada, los huecos de las jaulas se ven en el muro «como dos enormes nichos», y en una de ellas siete hombres van «apeñuscados contra la rejilla» (ibid.: 141-143). Abajo, Condori hace el mismo trabajo que en el ayllu: acarrea cascotes para abrir «un boquete» hacia el plano «450» (ibid.: 144). La galería es la chujlla al revés. En la casa, los muros se levantan; en la mina, la masa se excava y un armazón de madera la sostiene. Pero en el «450», que «se derrumbaba en algunos pasos», «recién ponían el revestimiento de callapos» (ibid.: 145), los troncos que sostienen la galería. Cuando se inunda, la empresa baja «rieles, maderos, dinamita, hombres» (ibid.: 151): los hombres, al final de la lista de materiales. El agua mide el cuerpo, de los tobillos a las rodillas, la cintura y el ombligo (ibid.: 145, 152-153), y cuando Condori intenta retroceder, el ingeniero Williams «le abrió un boquete en la cabeza» (ibid.: 153), con la misma palabra que se usa para la roca. Luego «quebróse la viga del techo»: cede el armazón y la masa recobra su peso. El derrumbe sepulta a todos y «nadie sospechó el crimen» (ibid.: 154).</w:t>
+        <w:t xml:space="preserve">La mina «Pensylvania», de la compañía yanqui The Star Syndicate, se anuncia con «el encaje de acero de la torre de un andarivel» (Botelho Gosálvez, 1982 [1945]: 134-135). El campamento repite la escalera: de los chalets de los ingenieros al «enjambre de cuchitriles de calamina» de los mineros (ibid.: 135). La empresa registra a Condori: «Tomaron su identidad e impresiones digitales» (ibid.: 140). Su mano entra en el archivo sin agarrar nada, apoyada como un sello: es su primera firma. </w:t>
+      </w:r>
+      <w:ins w:id="37" w:author="Unknown Author" w:date="2026-10-10T17:23:57Z">
+        <w:r>
+          <w:rPr/>
+          <w:t xml:space="preserve">La huella es un </w:t>
+        </w:r>
+      </w:ins>
+      <w:ins w:id="38" w:author="Unknown Author" w:date="2026-10-10T17:23:57Z">
+        <w:r>
+          <w:rPr>
+            <w:i/>
+            <w:iCs/>
+          </w:rPr>
+          <w:t>índice</w:t>
+        </w:r>
+      </w:ins>
+      <w:ins w:id="39" w:author="Unknown Author" w:date="2026-10-10T17:23:57Z">
+        <w:r>
+          <w:rPr/>
+          <w:t xml:space="preserve"> en el sentido que Fuão toma de Peirce: una «conexión física entre representante y representado», como el humo lo es del fuego (Fuão, 2011: 28), y sirve a lo que él llama «el control sobre los cuerpos»: el «registro institucional» (ibid.: 48). </w:t>
+        </w:r>
+      </w:ins>
+      <w:r>
+        <w:rPr/>
+        <w:t>Por la mañana camina hacia la entrada por el desmonte (</w:t>
+      </w:r>
+      <w:ins w:id="40" w:author="Unknown Author" w:date="2026-10-10T17:23:57Z">
+        <w:r>
+          <w:rPr/>
+          <w:t>Botelho Gosálvez, 1982 [1945]: 140</w:t>
+        </w:r>
+      </w:ins>
+      <w:del w:id="41" w:author="Unknown Author" w:date="2026-10-10T17:23:57Z">
+        <w:r>
+          <w:rPr/>
+          <w:delText>ibid.</w:delText>
+        </w:r>
+      </w:del>
+      <w:r>
+        <w:rPr/>
+        <w:t>), la montaña de roca sin mineral que la mina saca y amontona: otra montaña de piedras, hecha con un cerro deshecho. El capataz le promete otra cosecha: «Aquí cosecharás miles de cargas de estaño» (ibid.: 142).</w:t>
+      </w:r>
+    </w:p>
+    <w:p>
+      <w:pPr>
+        <w:pStyle w:val="BodyText"/>
+        <w:rPr/>
+      </w:pPr>
+      <w:r>
+        <w:rPr/>
+        <w:t xml:space="preserve">Se baja en jaula. En la entrada, los huecos de las jaulas se ven en el muro «como dos enormes nichos», y en una de ellas siete hombres van «apeñuscados contra la rejilla» (ibid.: 141-143). Abajo, Condori hace el mismo trabajo que en el ayllu: acarrea cascotes para abrir «un boquete» hacia el plano «450» (ibid.: 144). La galería es la chujlla al revés. En la casa, los muros se levantan; en la mina, la masa se excava y un armazón de madera la sostiene. Pero en el «450», que «se derrumbaba en algunos pasos», «recién ponían el revestimiento de callapos» (ibid.: 145), los troncos que sostienen la galería. Cuando se inunda, la empresa baja «rieles, maderos, dinamita, hombres» (ibid.: 151): los hombres, al final de la lista de materiales. </w:t>
+      </w:r>
+      <w:ins w:id="42" w:author="Unknown Author" w:date="2026-10-10T17:23:57Z">
+        <w:r>
+          <w:rPr/>
+          <w:t xml:space="preserve">Es un montaje en el sentido de Fuão: una actividad «más técnica, más mecánica, un juntar y pegar», distinta de la collage, que cambia el sentido de lo que junta (Fuão, 2011: 102); la palabra </w:t>
+        </w:r>
+      </w:ins>
+      <w:ins w:id="43" w:author="Unknown Author" w:date="2026-10-10T17:23:57Z">
+        <w:r>
+          <w:rPr>
+            <w:i/>
+            <w:iCs/>
+          </w:rPr>
+          <w:t>fotomontaje</w:t>
+        </w:r>
+      </w:ins>
+      <w:ins w:id="44" w:author="Unknown Author" w:date="2026-10-10T17:23:57Z">
+        <w:r>
+          <w:rPr/>
+          <w:t xml:space="preserve">, recuerda, nació «de la cultura industrial, del montaje de turbinas, de máquinas» (ibid.: 97). </w:t>
+        </w:r>
+      </w:ins>
+      <w:r>
+        <w:rPr/>
+        <w:t>El agua mide el cuerpo, de los tobillos a las rodillas, la cintura y el ombligo (</w:t>
+      </w:r>
+      <w:ins w:id="45" w:author="Unknown Author" w:date="2026-10-10T17:23:57Z">
+        <w:r>
+          <w:rPr/>
+          <w:t>Botelho Gosálvez, 1982 [1945]</w:t>
+        </w:r>
+      </w:ins>
+      <w:del w:id="46" w:author="Unknown Author" w:date="2026-10-10T17:23:57Z">
+        <w:r>
+          <w:rPr/>
+          <w:delText>ibid.</w:delText>
+        </w:r>
+      </w:del>
+      <w:r>
+        <w:rPr/>
+        <w:t>: 145, 152-153), y cuando Condori intenta retroceder, el ingeniero Williams «le abrió un boquete en la cabeza» (ibid.: 153), con la misma palabra que se usa para la roca. Luego «quebróse la viga del techo»: cede el armazón y la masa recobra su peso. El derrumbe sepulta a todos y «nadie sospechó el crimen» (ibid.: 154).</w:t>
       </w:r>
     </w:p>
     <w:p>
@@ -2737,27 +2971,27 @@
       </w:pPr>
       <w:r>
         <w:rPr/>
-        <w:t xml:space="preserve">La sequía se cuenta con palabras de arquitecto y de dibujante: las sementeras «se agrietan como paredes envejecidas» (Botelho Gosálvez, 1982 [1945]: 56); «Ni una pincelada enturbió el papel celeste y deslumbrador del cielo» (ibid.: 57). En la rogativa, los comunarios avanzan de rodillas y su piel sangrante deja «manchones en el cascajo» (ibid.: 60): los cuerpos dibujan sobre el suelo. </w:t>
-      </w:r>
-      <w:del w:id="19" w:author="Unknown Author" w:date="2026-10-10T12:30:57Z">
-        <w:r>
-          <w:rPr/>
-          <w:delText xml:space="preserve">Pronto, «cielo y tierra eran para ellos como una tremenda cárcel» (ibid.: 72). </w:delText>
-        </w:r>
-      </w:del>
-      <w:r>
-        <w:rPr/>
-        <w:t>Al salir del ayllu, las casas ajenas se les cierran: a los vecinos, la sequía «les endureció el alma como había endurecido la tierra», y los reciben «dándoles con las puertas» y a pedradas (ibid.: 80).</w:t>
-      </w:r>
-    </w:p>
-    <w:p>
-      <w:pPr>
-        <w:pStyle w:val="BodyText"/>
-        <w:rPr/>
-      </w:pPr>
-      <w:r>
-        <w:rPr/>
-        <w:t xml:space="preserve">El yatiri Basilio Quispe, que vendía «piedra bezoar» (Botelho Gosálvez, 1982 [1945]: 66), es acusado de causar la sequía: de sus ropas caen «dos muñequitos de lana» atravesados por una espina (ibid.: 67). Justina Huanca lo araña «como la fiera y brava hembra del puma» y «los indios le descuartizaron» (ibid.: 68). El narrador anota «un ardor bestial» y cierra con una dispersión: «cada cual se llevó un miembro»; Justina atraviesa con espinos los genitales del muerto, «sintiendo en lo íntimo de su conciencia de hembra» la venganza, y «en muchos sitios enterraron los pedazos del cuerpo» (ibid.: 69). La escena admite dos lecturas. Una pasa por Francis Bacon: en </w:t>
+        <w:t>La sequía se cuenta con palabras de arquitecto y de dibujante: las sementeras «se agrietan como paredes envejecidas» (Botelho Gosálvez, 1982 [1945]: 56); «Ni una pincelada enturbió el papel celeste y deslumbrador del cielo» (ibid.: 57). En la rogativa, los comunarios avanzan de rodillas y su piel sangrante deja «manchones en el cascajo» (ibid.: 60): los cuerpos dibujan sobre el suelo. Al salir del ayllu, las casas ajenas se les cierran: a los vecinos, la sequía «les endureció el alma como había endurecido la tierra», y los reciben «dándoles con las puertas» y a pedradas (ibid.: 80).</w:t>
+      </w:r>
+    </w:p>
+    <w:p>
+      <w:pPr>
+        <w:pStyle w:val="BodyText"/>
+        <w:rPr/>
+      </w:pPr>
+      <w:r>
+        <w:rPr/>
+        <w:t xml:space="preserve">El yatiri Basilio Quispe, que vendía «piedra bezoar» (Botelho Gosálvez, 1982 [1945]: 66), es acusado de causar la sequía: de sus ropas caen «dos muñequitos de lana» atravesados por una espina (ibid.: 67). Justina Huanca lo araña «como la fiera y brava hembra del puma» y «los indios le descuartizaron» (ibid.: 68). El narrador anota «un ardor bestial» y cierra con una dispersión: «cada cual se llevó un miembro»; Justina atraviesa con espinos los genitales del muerto, «sintiendo en lo íntimo de su conciencia de hembra» la venganza, y «en muchos sitios enterraron los pedazos del cuerpo» (ibid.: 69). </w:t>
+      </w:r>
+      <w:ins w:id="47" w:author="Unknown Author" w:date="2026-10-10T17:23:57Z">
+        <w:r>
+          <w:rPr/>
+          <w:t xml:space="preserve">Fuão distingue la fragmentación, que despedaza, de la dispersión, en la que los pedazos, «separados del cuerpo original», quedan «distanciados unos de otros» (Fuão, 2011: 16). El linchamiento hace las dos cosas. </w:t>
+        </w:r>
+      </w:ins>
+      <w:r>
+        <w:rPr/>
+        <w:t xml:space="preserve">La escena admite dos lecturas. Una pasa por Francis Bacon: en </w:t>
       </w:r>
       <w:r>
         <w:rPr>
@@ -2779,7 +3013,17 @@
       </w:r>
       <w:r>
         <w:rPr/>
-        <w:t>, «mal de ojo, brujería» (Botelho Gosálvez, 1982 [1945]: 162): la espina del muñeco reaparece en la carne, y la efigie actúa. El narrador presenta a la multitud como animales, vuelve sexual la furia de Justina y sienta al lector en la tribuna, como un juez. Por eso la serie no dibuja el linchamiento: un pastel de ese cuerpo sería otra efigie.</w:t>
+        <w:t>, «mal de ojo, brujería» (Botelho Gosálvez, 1982 [1945]: 162): la espina del muñeco reaparece en la carne, y la efigie actúa. El narrador presenta a la multitud como animales, vuelve sexual la furia de Justina y sienta al lector en la tribuna, como un juez. Por eso la serie no dibuja el linchamiento: un pastel de ese cuerpo sería otra efigie</w:t>
+      </w:r>
+      <w:ins w:id="48" w:author="Unknown Author" w:date="2026-10-10T17:23:57Z">
+        <w:r>
+          <w:rPr/>
+          <w:t>, y reunir sus pedazos en una hoja, una collage</w:t>
+        </w:r>
+      </w:ins>
+      <w:r>
+        <w:rPr/>
+        <w:t>.</w:t>
       </w:r>
     </w:p>
     <w:p>
@@ -3031,6 +3275,12 @@
         <w:rPr/>
         <w:t>, «el montón de piedras puesto por mojón», servía para nombrar a una persona «en quien hallan todo amparo»: «Amparo, defensor, refugio, padre» (ibid.: 447). En el aymara de Bertonio, el mojón es también alguien que cuida. Idos los achachis que decidieron el éxodo, los sin tierra quedan como mojones del ayllu vacío. Su resistencia no es una gesta, porque el discurso de Braulio fracasa, sino un trabajo de mantenimiento, y lo hace el escalón más bajo del Signo en la casa del más alto.</w:t>
       </w:r>
+      <w:ins w:id="49" w:author="Unknown Author" w:date="2026-10-10T17:23:57Z">
+        <w:r>
+          <w:rPr/>
+          <w:t xml:space="preserve"> Son lo que Fuão llama la figura de la espera, la que «aguarda y guarda» (Fuão, 2011: 65).</w:t>
+        </w:r>
+      </w:ins>
     </w:p>
     <w:p>
       <w:pPr>
@@ -3125,7 +3375,48 @@
       </w:pPr>
       <w:r>
         <w:rPr/>
-        <w:t xml:space="preserve">Con las heladas vuelven los sobrevivientes: «en el dintel de Jatun-Kolla se detenían para ponerse de rodillas y besar el suelo que habían abandonado en el terror» (Botelho Gosálvez, 1982 [1945]: 155). El ayllu tiene dintel: es una casa. Han muerto más de ciento cincuenta comunarios (ibid.: 156). Reparar es un trabajo de manos y de piedra: «Las chujllas fueron reparadas del estrago, las pircas de piedra que separan las parcelas fueron compuestas» (ibid.). </w:t>
+        <w:t xml:space="preserve">Con las heladas vuelven los sobrevivientes: «en el dintel de Jatun-Kolla se detenían para ponerse de rodillas y besar el suelo que habían abandonado en el terror» (Botelho Gosálvez, 1982 [1945]: 155). El ayllu tiene dintel: es una casa. </w:t>
+      </w:r>
+      <w:ins w:id="50" w:author="Unknown Author" w:date="2026-10-10T17:23:57Z">
+        <w:r>
+          <w:rPr/>
+          <w:t xml:space="preserve">Volver es también juntar lo disperso: las familias llegan «de los cuatro rumbos de la pampa» (ibid.: 155), y la palabra </w:t>
+        </w:r>
+      </w:ins>
+      <w:ins w:id="51" w:author="Unknown Author" w:date="2026-10-10T17:23:57Z">
+        <w:r>
+          <w:rPr>
+            <w:i/>
+            <w:iCs/>
+          </w:rPr>
+          <w:t>cola</w:t>
+        </w:r>
+      </w:ins>
+      <w:ins w:id="52" w:author="Unknown Author" w:date="2026-10-10T17:23:57Z">
+        <w:r>
+          <w:rPr/>
+          <w:t xml:space="preserve">, escribe Fuão, conserva en todos sus derivados el sentido de lo que «aglutina, reúne, lo que fue disperso» (Fuão, 2011: 81). </w:t>
+        </w:r>
+      </w:ins>
+      <w:r>
+        <w:rPr/>
+        <w:t>Han muerto más de ciento cincuenta comunarios (</w:t>
+      </w:r>
+      <w:ins w:id="53" w:author="Unknown Author" w:date="2026-10-10T17:23:57Z">
+        <w:r>
+          <w:rPr/>
+          <w:t>Botelho Gosálvez, 1982 [1945]</w:t>
+        </w:r>
+      </w:ins>
+      <w:del w:id="54" w:author="Unknown Author" w:date="2026-10-10T17:23:57Z">
+        <w:r>
+          <w:rPr/>
+          <w:delText>ibid.</w:delText>
+        </w:r>
+      </w:del>
+      <w:r>
+        <w:rPr/>
+        <w:t xml:space="preserve">: 156). Reparar es un trabajo de manos y de piedra: «Las chujllas fueron reparadas del estrago, las pircas de piedra que separan las parcelas fueron compuestas» (ibid.). </w:t>
       </w:r>
       <w:r>
         <w:rPr>
@@ -3147,17 +3438,49 @@
       </w:r>
       <w:r>
         <w:rPr/>
-        <w:t xml:space="preserve">: «mojonar las chácaras con montones de piedra» (Bertonio, 2011 [1612]: 466). </w:t>
-      </w:r>
-      <w:ins w:id="20" w:author="Unknown Author" w:date="2026-10-10T12:30:57Z">
-        <w:r>
-          <w:rPr/>
-          <w:t xml:space="preserve">Alexander define la propiedad por el control, no por el dinero, y pide «el poder legal y la oportunidad física de modificar y reparar sus propios lugares» (Alexander et al., 1977: 395). La novela las separa: el poder, en los papeles; la oportunidad, en las manos. </w:t>
-        </w:r>
-      </w:ins>
-      <w:r>
-        <w:rPr/>
-        <w:t xml:space="preserve">En Umacachi, la ordenanza se llevó los bueyes de los Villca, que se lamentaban: «Y ni siquiera tenemos una yunta» (Botelho Gosálvez, 1982 [1945]: 105). Al volver, sin yuntas, «los mismos hombres eran quienes tiraban el arado» (ibid.: 156). El cuerpo ocupa el lugar del buey. Y el narrador vuelve a convertirlos en piedra: trabajan «con una voluntad de siglos de piedra» (ibid.), una piedra fuera de la historia, no la </w:t>
+        <w:t xml:space="preserve">: «mojonar las chácaras con montones de piedra» (Bertonio, 2011 [1612]: 466). Alexander define la propiedad por el control, no por el dinero, y pide «el poder legal y la oportunidad física de modificar y reparar sus propios lugares» (Alexander et al., 1977: 395). La novela las separa: el poder, en los papeles; la oportunidad, en las manos. </w:t>
+      </w:r>
+      <w:ins w:id="55" w:author="Unknown Author" w:date="2026-10-10T17:23:57Z">
+        <w:r>
+          <w:rPr/>
+          <w:t xml:space="preserve">Reparar a la vez la casa y el lindero es lo que Alexander pide a todo el que construye: «reparar el mundo a su alrededor, y dentro de él» (Alexander et al., 1977: xiii). </w:t>
+        </w:r>
+      </w:ins>
+      <w:r>
+        <w:rPr/>
+        <w:t>En Umacachi, la ordenanza se llevó los bueyes de los Villca, que se lamentaban: «Y ni siquiera tenemos una yunta» (Botelho Gosálvez, 1982 [1945]: 105). Al volver, sin yuntas, «los mismos hombres eran quienes tiraban el arado» (ibid.: 156). El cuerpo ocupa el lugar del buey</w:t>
+      </w:r>
+      <w:ins w:id="56" w:author="Unknown Author" w:date="2026-10-10T17:23:57Z">
+        <w:r>
+          <w:rPr/>
+          <w:t xml:space="preserve">, y recuerda: al volver a la casa antigua, escribe Bachelard, «los gestos más finos, los gestos primeros, son súbitamente vivos, siempre perfectos», porque «la casa natal ha inscrito en nosotros la jerarquía de las diversas funciones del habitar» (Bachelard, 1983 [1957]: 45, cit. en Monteys y Fuertes, 2001: 42). </w:t>
+        </w:r>
+      </w:ins>
+      <w:del w:id="57" w:author="Unknown Author" w:date="2026-10-10T17:23:57Z">
+        <w:r>
+          <w:rPr/>
+          <w:delText xml:space="preserve">. </w:delText>
+        </w:r>
+      </w:del>
+      <w:r>
+        <w:rPr/>
+        <w:t>Y el narrador vuelve a convertirlos en piedra: trabajan «con una voluntad de siglos de piedra» (</w:t>
+      </w:r>
+      <w:ins w:id="58" w:author="Unknown Author" w:date="2026-10-10T17:23:57Z">
+        <w:r>
+          <w:rPr/>
+          <w:t>Botelho Gosálvez, 1982 [1945]: 156</w:t>
+        </w:r>
+      </w:ins>
+      <w:del w:id="59" w:author="Unknown Author" w:date="2026-10-10T17:23:57Z">
+        <w:r>
+          <w:rPr/>
+          <w:delText>ibid.</w:delText>
+        </w:r>
+      </w:del>
+      <w:r>
+        <w:rPr/>
+        <w:t xml:space="preserve">), una piedra fuera de la historia, no la </w:t>
       </w:r>
       <w:r>
         <w:rPr>
@@ -3198,7 +3521,59 @@
       </w:pPr>
       <w:r>
         <w:rPr/>
-        <w:t xml:space="preserve">Muralla, foso, atalaya: recordar es construir, y olvidar también (Figura 7). Es lo contrario del lema del epígrafe: los comunarios de la novela no caminan mirando al pasado; lo esconden en un foso. La selección tiene nombres: «Llegaron los Villca, los Huanca, los Huallpa, los Yupanqui, los Ticona, los Choque, los Chuquihuanca» (ibid.: 156). Faltan los Condori, los Mamani y los Quispe, la «legión» sin tierra que cerraba la escalera del narrador (ibid.: 22). El Signo Escalonado se rehace sin su último escalón. Una pirca de doble cara enseña lo que esa memoria olvida: las piedras grandes dan la cara, pero adentro van las menudas, y sin ese relleno el muro se cae. El narrador también llama «legión» a la «piedrecilla menuda» que baja del cerro hasta las pircas (ibid.: 8). Los sin tierra fueron ese relleno: tres de ellos, sin nombre, cuidaron el ayllu vacío, y el retorno no los cuenta. Con la cosecha, los derrotados «olvidaron la pesadilla pasada» (ibid.: 159). Endurecerse para no sufrir la pérdida tiene nombre en aymara: </w:t>
+        <w:t xml:space="preserve">Muralla, foso, atalaya: recordar es construir, y olvidar también (Figura 7). </w:t>
+      </w:r>
+      <w:ins w:id="60" w:author="Unknown Author" w:date="2026-10-10T17:23:57Z">
+        <w:r>
+          <w:rPr/>
+          <w:t xml:space="preserve">Fuão describe ese olvido como el trabajo de la cola: crea «la ilusión de integridad», «no cura ni salva, solo cierra la boca de los abismos» (Fuão, 2011: 88); y el tiempo, añade, es la más potente de las colas, porque «cierra cicatrices» (ibid.: 91). </w:t>
+        </w:r>
+      </w:ins>
+      <w:r>
+        <w:rPr/>
+        <w:t>Es lo contrario del lema del epígrafe: los comunarios de la novela no caminan mirando al pasado; lo esconden en un foso. La selección tiene nombres: «Llegaron los Villca, los Huanca, los Huallpa, los Yupanqui, los Ticona, los Choque, los Chuquihuanca» (</w:t>
+      </w:r>
+      <w:ins w:id="61" w:author="Unknown Author" w:date="2026-10-10T17:23:57Z">
+        <w:r>
+          <w:rPr/>
+          <w:t>Botelho Gosálvez, 1982 [1945]</w:t>
+        </w:r>
+      </w:ins>
+      <w:del w:id="62" w:author="Unknown Author" w:date="2026-10-10T17:23:57Z">
+        <w:r>
+          <w:rPr/>
+          <w:delText>ibid.</w:delText>
+        </w:r>
+      </w:del>
+      <w:r>
+        <w:rPr/>
+        <w:t xml:space="preserve">: 156). Faltan los Condori, los Mamani y los Quispe, la «legión» sin tierra que cerraba la escalera del narrador (ibid.: 22). El Signo Escalonado se rehace sin su último escalón. </w:t>
+      </w:r>
+      <w:ins w:id="63" w:author="Unknown Author" w:date="2026-10-10T17:23:57Z">
+        <w:r>
+          <w:rPr/>
+          <w:t xml:space="preserve">Si, como concluyen Monteys y Fuertes, las personas «son la casa» (Monteys y Fuertes, 2001: 148), el ayllu se rehace incompleto. </w:t>
+        </w:r>
+      </w:ins>
+      <w:r>
+        <w:rPr/>
+        <w:t>Una pirca de doble cara enseña lo que esa memoria olvida: las piedras grandes dan la cara, pero adentro van las menudas, y sin ese relleno el muro se cae. El narrador también llama «legión» a la «piedrecilla menuda» que baja del cerro hasta las pircas (</w:t>
+      </w:r>
+      <w:ins w:id="64" w:author="Unknown Author" w:date="2026-10-10T17:23:57Z">
+        <w:r>
+          <w:rPr/>
+          <w:t>Botelho Gosálvez, 1982 [1945]</w:t>
+        </w:r>
+      </w:ins>
+      <w:del w:id="65" w:author="Unknown Author" w:date="2026-10-10T17:23:57Z">
+        <w:r>
+          <w:rPr/>
+          <w:delText>ibid.</w:delText>
+        </w:r>
+      </w:del>
+      <w:r>
+        <w:rPr/>
+        <w:t xml:space="preserve">: 8). Los sin tierra fueron ese relleno: tres de ellos, sin nombre, cuidaron el ayllu vacío, y el retorno no los cuenta. Con la cosecha, los derrotados «olvidaron la pesadilla pasada» (ibid.: 159). Endurecerse para no sufrir la pérdida tiene nombre en aymara: </w:t>
       </w:r>
       <w:r>
         <w:rPr>
@@ -3411,7 +3786,17 @@
       </w:pPr>
       <w:r>
         <w:rPr/>
-        <w:t>¿Qué muestra el dibujo? Ante todo, posiciones. Los esquemas obligan a decidir lo que el texto deja abierto (desde dónde se mira, a qué escala, qué queda dentro y qué fuera), y cada decisión deja ver la del narrador: fuera de la chujlla, en la tribuna del linchamiento, frente a las cumbres góticas. Cuando la decisión es del dibujante, como el cráneo o los mojones, la comparación con el texto y con el vocabulario aymara dice si se sostiene. Además, las operaciones del pastel (sumar, quitar, manchar, rayar, disolver) repiten las de la novela: amontonar, despejar, dejar «manchones» (ibid.: 60, 156), escribir, derretirse. Leer con la mano no es solo ilustrar escenas, sino repetir operaciones: un manuaje de la lectura, táctil como la prosa que lee.</w:t>
+        <w:t xml:space="preserve">¿Qué muestra el dibujo? Ante todo, posiciones. Los esquemas obligan a decidir lo que el texto deja abierto (desde dónde se mira, a qué escala, qué queda dentro y qué fuera), y cada decisión deja ver la del narrador: fuera de la chujlla, en la tribuna del linchamiento, frente a las cumbres góticas. Cuando la decisión es del dibujante, como el cráneo o los mojones, la comparación con el texto y con el vocabulario aymara dice si se sostiene. Además, las operaciones del pastel (sumar, quitar, manchar, rayar, disolver) repiten las de la novela: amontonar, despejar, dejar «manchones» (ibid.: 60, 156), escribir, derretirse. </w:t>
+      </w:r>
+      <w:ins w:id="66" w:author="Unknown Author" w:date="2026-10-10T17:23:57Z">
+        <w:r>
+          <w:rPr/>
+          <w:t xml:space="preserve">Fuão lo dice de la tijera y de la cola: esos instrumentos y materiales «no son neutros» (Fuão, 2011: 8). </w:t>
+        </w:r>
+      </w:ins>
+      <w:r>
+        <w:rPr/>
+        <w:t>Leer con la mano no es solo ilustrar escenas, sino repetir operaciones: un manuaje de la lectura, táctil como la prosa que lee.</w:t>
       </w:r>
     </w:p>
     <w:p>
@@ -3432,12 +3817,12 @@
       </w:r>
       <w:r>
         <w:rPr/>
-        <w:t>, Bacon, la tectónica</w:t>
-      </w:r>
-      <w:ins w:id="21" w:author="Unknown Author" w:date="2026-10-10T12:30:57Z">
-        <w:r>
-          <w:rPr/>
-          <w:t>, Alexander</w:t>
+        <w:t>, Bacon, la tectónica, Alexander</w:t>
+      </w:r>
+      <w:ins w:id="67" w:author="Unknown Author" w:date="2026-10-10T17:23:57Z">
+        <w:r>
+          <w:rPr/>
+          <w:t>, la collage</w:t>
         </w:r>
       </w:ins>
       <w:r>
@@ -3452,139 +3837,156 @@
       </w:pPr>
       <w:r>
         <w:rPr/>
-        <w:t xml:space="preserve">Queda el montón. «Quizá un día la montaña de piedras sobrepase la altura del cerro», esperaban los comunarios (Botelho Gosálvez, 1982 [1945]: 9). La novela cumple la profecía al revés: la montaña crece en el desmonte de la mina y en el «informe montón» que sepulta a Juan Condori (ibid.: 154). El dibujo no repara lo que la novela deja caer al foso; a lo sumo, puede impedir que el foso se cierre. Si en Jatun-Kolla habitar es despejar piedras, leer </w:t>
-      </w:r>
-      <w:r>
-        <w:rPr>
-          <w:i/>
-          <w:iCs/>
-        </w:rPr>
-        <w:t>Altiplano</w:t>
-      </w:r>
-      <w:r>
-        <w:rPr/>
-        <w:t xml:space="preserve"> con la mano es, quizá, volver a amontonarlas para ver qué queda debajo.</w:t>
-      </w:r>
-      <w:bookmarkEnd w:id="10"/>
-    </w:p>
-    <w:p>
-      <w:pPr>
-        <w:pStyle w:val="Heading2"/>
-        <w:rPr/>
-      </w:pPr>
-      <w:bookmarkStart w:id="11" w:name="declaraciones-finales"/>
-      <w:r>
-        <w:rPr/>
-        <w:t>Declaraciones finales</w:t>
-      </w:r>
-    </w:p>
-    <w:p>
-      <w:pPr>
-        <w:pStyle w:val="FirstParagraph"/>
-        <w:rPr/>
-      </w:pPr>
-      <w:r>
-        <w:rPr>
-          <w:b/>
-          <w:bCs/>
-        </w:rPr>
-        <w:t>Conflicto de intereses.</w:t>
-      </w:r>
-      <w:r>
-        <w:rPr/>
-        <w:t xml:space="preserve"> El autor declara no tener conflictos de intereses.</w:t>
-      </w:r>
-    </w:p>
-    <w:p>
-      <w:pPr>
-        <w:pStyle w:val="BodyText"/>
-        <w:rPr/>
-      </w:pPr>
-      <w:r>
-        <w:rPr>
-          <w:b/>
-          <w:bCs/>
-        </w:rPr>
-        <w:t>Declaración de uso de inteligencia artificial.</w:t>
-      </w:r>
-      <w:r>
-        <w:rPr/>
-        <w:t xml:space="preserve"> a) </w:t>
-      </w:r>
-      <w:r>
-        <w:rPr>
-          <w:i/>
-          <w:iCs/>
-        </w:rPr>
-        <w:t>Herramientas</w:t>
-      </w:r>
-      <w:r>
-        <w:rPr/>
-        <w:t xml:space="preserve">: Claude (Anthropic) y ChatGPT (OpenAI), asistentes de IA generativa. b) </w:t>
-      </w:r>
-      <w:r>
-        <w:rPr>
-          <w:i/>
-          <w:iCs/>
-        </w:rPr>
-        <w:t>Alcance</w:t>
-      </w:r>
-      <w:r>
-        <w:rPr/>
-        <w:t xml:space="preserve">: se emplearon en la exploración bibliográfica, la transcripción y paginación de fuentes digitalizadas, la localización y el cotejo de citas con su página, el contraste de pasajes de la novela, la revisión conceptual y la redacción de borradores, y el diseño y trazado de los esquemas de encaje (figuras 1-6) y de los diagramas (figuras 7 y 8). c) </w:t>
-      </w:r>
-      <w:r>
-        <w:rPr>
-          <w:i/>
-          <w:iCs/>
-        </w:rPr>
-        <w:t>Rol</w:t>
-      </w:r>
-      <w:r>
-        <w:rPr/>
-        <w:t>: el autor concibió la hipótesis original, diseñó la metodología de lectura tectónica, seleccionó las fuentes, decidió las interpretaciones, dirigió y revisó la redacción y es autor exclusivo de los pasteles al óleo que sustentan la investigación; asume la plena responsabilidad intelectual por la versión final del manuscrito.</w:t>
-      </w:r>
-      <w:bookmarkEnd w:id="11"/>
-    </w:p>
-    <w:p>
-      <w:pPr>
-        <w:pStyle w:val="Heading2"/>
-        <w:rPr/>
-      </w:pPr>
-      <w:bookmarkStart w:id="12" w:name="bibliografía"/>
-      <w:r>
-        <w:rPr/>
-        <w:t>Bibliografía</w:t>
-      </w:r>
-    </w:p>
-    <w:p>
-      <w:pPr>
-        <w:pStyle w:val="FirstParagraph"/>
-        <w:rPr>
-          <w:ins w:id="25" w:author="Unknown Author" w:date="2026-10-10T12:30:57Z"/>
-        </w:rPr>
-      </w:pPr>
-      <w:ins w:id="22" w:author="Unknown Author" w:date="2026-10-10T12:30:57Z">
-        <w:r>
-          <w:rPr/>
-          <w:t xml:space="preserve">Alexander, Christopher; Ishikawa, Sara y Silverstein, Murray (1977). </w:t>
-        </w:r>
-      </w:ins>
-      <w:ins w:id="23" w:author="Unknown Author" w:date="2026-10-10T12:30:57Z">
+        <w:t xml:space="preserve">Queda el montón. «Quizá un día la montaña de piedras sobrepase la altura del cerro», esperaban los comunarios (Botelho Gosálvez, 1982 [1945]: 9). La novela cumple la profecía al revés: la montaña crece en el desmonte de la mina y en el «informe montón» que sepulta a Juan Condori (ibid.: 154). El dibujo no repara lo que la novela deja caer al foso; a lo sumo, </w:t>
+      </w:r>
+      <w:ins w:id="68" w:author="Unknown Author" w:date="2026-10-10T17:23:57Z">
+        <w:r>
+          <w:rPr/>
+          <w:t xml:space="preserve">como una </w:t>
+        </w:r>
+      </w:ins>
+      <w:ins w:id="69" w:author="Unknown Author" w:date="2026-10-10T17:23:57Z">
         <w:r>
           <w:rPr>
             <w:i/>
             <w:iCs/>
           </w:rPr>
-          <w:t>A Pattern Language. Towns, Buildings, Construction</w:t>
-        </w:r>
-      </w:ins>
-      <w:ins w:id="24" w:author="Unknown Author" w:date="2026-10-10T12:30:57Z">
-        <w:r>
-          <w:rPr/>
-          <w:t>. Nueva York: Oxford University Press.</w:t>
-        </w:r>
-      </w:ins>
+          <w:t>décollage</w:t>
+        </w:r>
+      </w:ins>
+      <w:ins w:id="70" w:author="Unknown Author" w:date="2026-10-10T17:23:57Z">
+        <w:r>
+          <w:rPr/>
+          <w:t xml:space="preserve"> que despega lo que la memoria pegó, </w:t>
+        </w:r>
+      </w:ins>
+      <w:r>
+        <w:rPr/>
+        <w:t xml:space="preserve">puede impedir que el foso se cierre. Si en Jatun-Kolla habitar es despejar piedras, leer </w:t>
+      </w:r>
+      <w:r>
+        <w:rPr>
+          <w:i/>
+          <w:iCs/>
+        </w:rPr>
+        <w:t>Altiplano</w:t>
+      </w:r>
+      <w:r>
+        <w:rPr/>
+        <w:t xml:space="preserve"> con la mano es, quizá, volver a amontonarlas para ver qué queda debajo.</w:t>
+      </w:r>
+      <w:bookmarkEnd w:id="10"/>
+    </w:p>
+    <w:p>
+      <w:pPr>
+        <w:pStyle w:val="Heading2"/>
+        <w:rPr/>
+      </w:pPr>
+      <w:bookmarkStart w:id="11" w:name="declaraciones-finales"/>
+      <w:r>
+        <w:rPr/>
+        <w:t>Declaraciones finales</w:t>
+      </w:r>
+    </w:p>
+    <w:p>
+      <w:pPr>
+        <w:pStyle w:val="FirstParagraph"/>
+        <w:rPr/>
+      </w:pPr>
+      <w:r>
+        <w:rPr>
+          <w:b/>
+          <w:bCs/>
+        </w:rPr>
+        <w:t>Conflicto de intereses.</w:t>
+      </w:r>
+      <w:r>
+        <w:rPr/>
+        <w:t xml:space="preserve"> El autor declara no tener conflictos de intereses.</w:t>
+      </w:r>
+    </w:p>
+    <w:p>
+      <w:pPr>
+        <w:pStyle w:val="BodyText"/>
+        <w:rPr/>
+      </w:pPr>
+      <w:r>
+        <w:rPr>
+          <w:b/>
+          <w:bCs/>
+        </w:rPr>
+        <w:t>Declaración de uso de inteligencia artificial.</w:t>
+      </w:r>
+      <w:r>
+        <w:rPr/>
+        <w:t xml:space="preserve"> a) </w:t>
+      </w:r>
+      <w:r>
+        <w:rPr>
+          <w:i/>
+          <w:iCs/>
+        </w:rPr>
+        <w:t>Herramientas</w:t>
+      </w:r>
+      <w:r>
+        <w:rPr/>
+        <w:t xml:space="preserve">: Claude (Anthropic) y ChatGPT (OpenAI), asistentes de IA generativa. b) </w:t>
+      </w:r>
+      <w:r>
+        <w:rPr>
+          <w:i/>
+          <w:iCs/>
+        </w:rPr>
+        <w:t>Alcance</w:t>
+      </w:r>
+      <w:r>
+        <w:rPr/>
+        <w:t xml:space="preserve">: se emplearon en la exploración bibliográfica, la transcripción y paginación de fuentes digitalizadas, la localización y el cotejo de citas con su página, el contraste de pasajes de la novela, la revisión conceptual y la redacción de borradores, y el diseño y trazado de los esquemas de encaje (figuras 1-6) y de los diagramas (figuras 7 y 8). c) </w:t>
+      </w:r>
+      <w:r>
+        <w:rPr>
+          <w:i/>
+          <w:iCs/>
+        </w:rPr>
+        <w:t>Rol</w:t>
+      </w:r>
+      <w:r>
+        <w:rPr/>
+        <w:t>: el autor concibió la hipótesis original, diseñó la metodología de lectura tectónica, seleccionó las fuentes, decidió las interpretaciones, dirigió y revisó la redacción y es autor exclusivo de los pasteles al óleo que sustentan la investigación; asume la plena responsabilidad intelectual por la versión final del manuscrito.</w:t>
+      </w:r>
+      <w:bookmarkEnd w:id="11"/>
+    </w:p>
+    <w:p>
+      <w:pPr>
+        <w:pStyle w:val="Heading2"/>
+        <w:rPr/>
+      </w:pPr>
+      <w:bookmarkStart w:id="12" w:name="bibliografía"/>
+      <w:r>
+        <w:rPr/>
+        <w:t>Bibliografía</w:t>
+      </w:r>
+    </w:p>
+    <w:p>
+      <w:pPr>
+        <w:pStyle w:val="FirstParagraph"/>
+        <w:rPr/>
+      </w:pPr>
+      <w:r>
+        <w:rPr/>
+        <w:t xml:space="preserve">Alexander, Christopher; Ishikawa, Sara y Silverstein, Murray (1977). </w:t>
+      </w:r>
+      <w:r>
+        <w:rPr>
+          <w:i/>
+          <w:iCs/>
+        </w:rPr>
+        <w:t>A Pattern Language. Towns, Buildings, Construction</w:t>
+      </w:r>
+      <w:r>
+        <w:rPr/>
+        <w:t>. Nueva York: Oxford University Press.</w:t>
+      </w:r>
     </w:p>
     <w:p>
       <w:pPr>
@@ -3610,6 +4012,35 @@
     <w:p>
       <w:pPr>
         <w:pStyle w:val="BodyText"/>
+        <w:rPr>
+          <w:ins w:id="74" w:author="Unknown Author" w:date="2026-10-10T17:23:57Z"/>
+        </w:rPr>
+      </w:pPr>
+      <w:ins w:id="71" w:author="Unknown Author" w:date="2026-10-10T17:23:57Z">
+        <w:r>
+          <w:rPr/>
+          <w:t xml:space="preserve">Bachelard, Gaston (1983 [1957]). </w:t>
+        </w:r>
+      </w:ins>
+      <w:ins w:id="72" w:author="Unknown Author" w:date="2026-10-10T17:23:57Z">
+        <w:r>
+          <w:rPr>
+            <w:i/>
+            <w:iCs/>
+          </w:rPr>
+          <w:t>La poética del espacio</w:t>
+        </w:r>
+      </w:ins>
+      <w:ins w:id="73" w:author="Unknown Author" w:date="2026-10-10T17:23:57Z">
+        <w:r>
+          <w:rPr/>
+          <w:t>. México: Fondo de Cultura Económica.</w:t>
+        </w:r>
+      </w:ins>
+    </w:p>
+    <w:p>
+      <w:pPr>
+        <w:pStyle w:val="BodyText"/>
         <w:rPr/>
       </w:pPr>
       <w:r>
@@ -3841,6 +4272,35 @@
     <w:p>
       <w:pPr>
         <w:pStyle w:val="BodyText"/>
+        <w:rPr>
+          <w:ins w:id="78" w:author="Unknown Author" w:date="2026-10-10T17:23:57Z"/>
+        </w:rPr>
+      </w:pPr>
+      <w:ins w:id="75" w:author="Unknown Author" w:date="2026-10-10T17:23:57Z">
+        <w:r>
+          <w:rPr/>
+          <w:t xml:space="preserve">Fuão, Fernando Freitas (2011). </w:t>
+        </w:r>
+      </w:ins>
+      <w:ins w:id="76" w:author="Unknown Author" w:date="2026-10-10T17:23:57Z">
+        <w:r>
+          <w:rPr>
+            <w:i/>
+            <w:iCs/>
+          </w:rPr>
+          <w:t>A collage como trajetória amorosa</w:t>
+        </w:r>
+      </w:ins>
+      <w:ins w:id="77" w:author="Unknown Author" w:date="2026-10-10T17:23:57Z">
+        <w:r>
+          <w:rPr/>
+          <w:t>. Porto Alegre: Editora da UFRGS.</w:t>
+        </w:r>
+      </w:ins>
+    </w:p>
+    <w:p>
+      <w:pPr>
+        <w:pStyle w:val="BodyText"/>
         <w:rPr/>
       </w:pPr>
       <w:r>
@@ -3952,6 +4412,35 @@
         <w:rPr/>
         <w:t>. Londres y Nueva York: Bloomsbury Academic.</w:t>
       </w:r>
+    </w:p>
+    <w:p>
+      <w:pPr>
+        <w:pStyle w:val="BodyText"/>
+        <w:rPr>
+          <w:ins w:id="82" w:author="Unknown Author" w:date="2026-10-10T17:23:57Z"/>
+        </w:rPr>
+      </w:pPr>
+      <w:ins w:id="79" w:author="Unknown Author" w:date="2026-10-10T17:23:57Z">
+        <w:r>
+          <w:rPr/>
+          <w:t xml:space="preserve">Monteys, Xavier y Fuertes, Pere (2001). </w:t>
+        </w:r>
+      </w:ins>
+      <w:ins w:id="80" w:author="Unknown Author" w:date="2026-10-10T17:23:57Z">
+        <w:r>
+          <w:rPr>
+            <w:i/>
+            <w:iCs/>
+          </w:rPr>
+          <w:t>Casa collage. Un ensayo sobre la arquitectura de la casa</w:t>
+        </w:r>
+      </w:ins>
+      <w:ins w:id="81" w:author="Unknown Author" w:date="2026-10-10T17:23:57Z">
+        <w:r>
+          <w:rPr/>
+          <w:t>. Barcelona: Gustavo Gili.</w:t>
+        </w:r>
+      </w:ins>
     </w:p>
     <w:p>
       <w:pPr>
@@ -4232,7 +4721,18 @@
       </w:r>
       <w:r>
         <w:rPr/>
-        <w:t>El pastel al óleo es pigmento unido con cera y aceite, y no llega a secar del todo: se puede empastar, arrastrar con el dedo, raspar con una punta hasta descubrir la capa de abajo (esgrafiado) o disolver con solvente. Por eso se trabaja sumando y quitando materia, como se limpia un campo, más que trazando líneas.</w:t>
+        <w:t xml:space="preserve">El pastel al óleo es pigmento unido con cera y aceite, y no llega a secar del todo: se puede empastar, arrastrar con el dedo, raspar con una punta hasta descubrir la capa de abajo (esgrafiado) o disolver con solvente. Por eso se trabaja sumando y quitando materia, como se limpia un campo, más que trazando líneas. Fernando Freitas Fuão describe la misma doble operación en la collage: «Si la cola añade, la </w:t>
+      </w:r>
+      <w:r>
+        <w:rPr>
+          <w:i/>
+          <w:iCs/>
+        </w:rPr>
+        <w:t>décollage</w:t>
+      </w:r>
+      <w:r>
+        <w:rPr/>
+        <w:t xml:space="preserve"> suprime», y juntas «reduplican su significado» (Fuão, 2011: 43).</w:t>
       </w:r>
     </w:p>
   </w:footnote>

--- a/articulo/articulo_cosecha_de_piedras_cambios.docx
+++ b/articulo/articulo_cosecha_de_piedras_cambios.docx
@@ -300,79 +300,154 @@
       </w:r>
       <w:r>
         <w:rPr/>
-        <w:t xml:space="preserve">, para las piedras «que amontonan limpiando las chácaras» y para la piedra «hincada en la pared para atar en ella los palos del techo» (ibid.: 330). Que la faena tenga verbo importa: para Juhani Pallasmaa, «las experiencias arquitectónicas básicas tienen carácter de verbos más que de sustantivos» (Pallasmaa, 2014: 158). Kenneth Frampton distingue la masa formada por «apilamiento repetitivo de elementos pesados», «ya sea piedra o adobe», del armazón que ensambla «componentes ligeros y lineales» (Frampton, 1995: 5): la estereotomía y la tectónica. El montón es masa sin edificio, y </w:t>
-      </w:r>
-      <w:r>
-        <w:rPr>
-          <w:i/>
-          <w:iCs/>
-        </w:rPr>
-        <w:t>chhaxwa</w:t>
-      </w:r>
-      <w:r>
-        <w:rPr/>
-        <w:t xml:space="preserve"> nombra el punto exacto donde la masa y el armazón se tocan. Esa tensión entre la piedra que pesa y la madera que ata recorre la novela, de la chujlla a la mina.</w:t>
-      </w:r>
-    </w:p>
-    <w:p>
-      <w:pPr>
-        <w:pStyle w:val="BodyText"/>
-        <w:rPr/>
-      </w:pPr>
-      <w:r>
-        <w:rPr/>
-        <w:t xml:space="preserve">Este artículo hace dos preguntas. ¿Qué sabe </w:t>
-      </w:r>
-      <w:r>
-        <w:rPr>
-          <w:i/>
-          <w:iCs/>
-        </w:rPr>
-        <w:t>Altiplano</w:t>
-      </w:r>
-      <w:r>
-        <w:rPr/>
-        <w:t xml:space="preserve"> sobre el habitar cuando se la lee siguiendo sus piedras? ¿Y qué añade a esa lectura un dibujo hecho con una materia, el pastel al óleo, que trabaja como el comunario, sumando y quitando?</w:t>
-      </w:r>
-      <w:r>
-        <w:rPr>
-          <w:rStyle w:val="FootnoteReference"/>
-        </w:rPr>
-        <w:footnoteReference w:id="4"/>
-      </w:r>
-      <w:r>
-        <w:rPr/>
-        <w:t xml:space="preserve"> Nuestra respuesta es que la novela registra, a espaldas de su narrador, la mecánica material del despojo: cómo se pierde la tierra, con qué objetos y con qué gestos. Leer así se parece al esgrafiado: se raspa la capa del narrador para que aparezca la de abajo. </w:t>
-      </w:r>
-      <w:ins w:id="0" w:author="Unknown Author" w:date="2026-10-10T17:23:57Z">
+        <w:t>, para las piedras «que amontonan limpiando las chácaras» y para la piedra «hincada en la pared para atar en ella los palos del techo» (ibid.: 330). Que la faena tenga verbo importa: para Juhani Pallasmaa, «las experiencias arquitectónicas básicas tienen carácter de verbos más que de sustantivos» (Pallasmaa, 2014</w:t>
+      </w:r>
+      <w:ins w:id="0" w:author="Unknown Author" w:date="2026-10-10T18:06:33Z">
         <w:r>
           <w:rPr/>
-          <w:t xml:space="preserve">Fernando Freitas Fuão, arquitecto que ha pensado la collage, cita al poeta checo Jiří Kolář: «En la vida nos cubrimos con una acumulación de papeles invisibles, donde cada capa nos hace olvidar la anterior» (Fuão, 2011: 43). </w:t>
+          <w:t xml:space="preserve"> [2011]</w:t>
         </w:r>
       </w:ins>
       <w:r>
         <w:rPr/>
-        <w:t>El argumento cabe en tres materiales. El ayllu marca su tierra con piedras: despeja, amontona, cerca y amojona. En la aldea, el Estado la reescribe con papeles: títulos, expedientes, ordenanzas. La mina convierte el mismo gesto en mercancía con máquinas. Como en el juego de piedra, papel o tijera, el papel le gana a la piedra por regla, no por peso: ante la ley, un mojón no vale lo que un título</w:t>
-      </w:r>
-      <w:ins w:id="1" w:author="Unknown Author" w:date="2026-10-10T17:23:57Z">
+        <w:t xml:space="preserve">: 158). Kenneth Frampton distingue la masa formada por «apilamiento repetitivo de elementos pesados», «ya sea piedra o adobe», del armazón que ensambla «componentes ligeros y lineales» (Frampton, 1995: 5): la estereotomía y la tectónica. El montón es masa sin edificio, y </w:t>
+      </w:r>
+      <w:r>
+        <w:rPr>
+          <w:i/>
+          <w:iCs/>
+        </w:rPr>
+        <w:t>chhaxwa</w:t>
+      </w:r>
+      <w:r>
+        <w:rPr/>
+        <w:t xml:space="preserve"> nombra el punto exacto donde la masa y el armazón se tocan. Esa tensión entre la piedra que pesa y la madera que ata recorre la novela, de la chujlla a la mina.</w:t>
+      </w:r>
+    </w:p>
+    <w:p>
+      <w:pPr>
+        <w:pStyle w:val="BodyText"/>
+        <w:rPr/>
+      </w:pPr>
+      <w:r>
+        <w:rPr/>
+        <w:t xml:space="preserve">Este artículo hace dos preguntas. ¿Qué sabe </w:t>
+      </w:r>
+      <w:r>
+        <w:rPr>
+          <w:i/>
+          <w:iCs/>
+        </w:rPr>
+        <w:t>Altiplano</w:t>
+      </w:r>
+      <w:r>
+        <w:rPr/>
+        <w:t xml:space="preserve"> sobre el habitar cuando se la lee siguiendo sus piedras? ¿Y qué añade a esa lectura un dibujo hecho con una materia, el pastel al óleo, que trabaja como el comunario, sumando y quitando?</w:t>
+      </w:r>
+      <w:r>
+        <w:rPr>
+          <w:rStyle w:val="FootnoteReference"/>
+        </w:rPr>
+        <w:footnoteReference w:id="4"/>
+      </w:r>
+      <w:r>
+        <w:rPr/>
+        <w:t xml:space="preserve"> Nuestra respuesta es que la novela registra, a espaldas de su narrador, la mecánica material del despojo: cómo se pierde la tierra, con qué objetos y con qué gestos. Leer así se parece al esgrafiado: se raspa la capa del narrador para que aparezca la de abajo. Fernando Freitas Fuão, arquitecto que ha pensado la collage, cita al poeta checo Jiří Kolář: «En la vida nos cubrimos con una acumulación de papeles invisibles, donde cada capa nos hace olvidar la anterior» (Fuão, 2011: 43). El argumento cabe en tres materiales. El ayllu marca su tierra con piedras: despeja, amontona, cerca y amojona. En la aldea, el Estado la reescribe con papeles: títulos, expedientes, ordenanzas. La mina convierte el mismo gesto en mercancía con máquinas. Como en el juego de piedra, papel o tijera, el papel le gana a la piedra por regla, no por peso: ante la ley, un mojón no vale lo que un título. Fuão cuenta esa sucesión como una historia de los fragmentos: para los románticos, los fragmentos «estaban hechos básicamente de piedra» y miraban al pasado, a las ruinas; para los modernos son los del cotidiano: los «engranajes», las «reproducciones mecánicas», los «papeles» (ibid.: 14). En Jatun-Kolla, en cambio, la piedra no es ruina, sino posesión presente. El dibujo, al repetir las operaciones de la novela con otra materia, obliga a decidir lo que el texto deja abierto y deja ver lo que el narrador impone.</w:t>
+      </w:r>
+    </w:p>
+    <w:p>
+      <w:pPr>
+        <w:pStyle w:val="BodyText"/>
+        <w:rPr/>
+      </w:pPr>
+      <w:r>
+        <w:rPr/>
+        <w:t xml:space="preserve">El narrador, además, no es inocente. La novela se publicó en Buenos Aires en 1945 y se cita aquí por una reedición paceña de 1982, cuya nota editorial asegura que el autor «ama al indio», que enseñó en la Escuela Indigenal de Warisata y que Jatun-Kolla «es, en realidad, Warisata» (Botelho Gosálvez, 1982 [1945]: 5). Antonio Cornejo Polar mostró que el narrador indigenista, «ajeno al mundo indio aunque se solidarice con él», imagina esa vida «más en términos de naturaleza que de historia» (Cornejo Polar, 2003 [1994]: 180). El de </w:t>
+      </w:r>
+      <w:r>
+        <w:rPr>
+          <w:i/>
+          <w:iCs/>
+        </w:rPr>
+        <w:t>Altiplano</w:t>
+      </w:r>
+      <w:r>
+        <w:rPr/>
+        <w:t xml:space="preserve"> denuncia el despojo, pero trata a los comunarios como animales, como cuerpos sexuales o como piedras: las chozas son «verrugas en la piel sarmentosa del altiplano» (Botelho Gosálvez, 1982 [1945]: 10), y un minero muestra sus «pobres costillas zafadas como surcos» (ibid.: 145). No se trata de repetir esa crítica, sino de buscar la historia que el texto guarda en sus cosas mientras el narrador la convierte en paisaje.</w:t>
+      </w:r>
+    </w:p>
+    <w:p>
+      <w:pPr>
+        <w:pStyle w:val="BodyText"/>
+        <w:rPr/>
+      </w:pPr>
+      <w:r>
+        <w:rPr/>
+        <w:t xml:space="preserve">La lectura parte de tres premisas. En </w:t>
+      </w:r>
+      <w:r>
+        <w:rPr>
+          <w:i/>
+          <w:iCs/>
+        </w:rPr>
+        <w:t>Altiplano</w:t>
+      </w:r>
+      <w:r>
+        <w:rPr/>
+        <w:t xml:space="preserve">, el saber sobre el espacio es material: piedra, adobe, paja y papel. El dibujo, que obliga a decidir punto de vista, escala y límite, deja a la vista las categorías que el lector proyecta. Y si dibujar es, como propone Mauricio Cárcamo Pino, un </w:t>
+      </w:r>
+      <w:r>
+        <w:rPr>
+          <w:i/>
+          <w:iCs/>
+        </w:rPr>
+        <w:t>manuaje</w:t>
+      </w:r>
+      <w:r>
+        <w:rPr/>
+        <w:t>, una manera de pensar y de decir con las manos (Cárcamo Pino, 2025b: 244), dibujar una novela es leerla con otro órgano. El recorrido cambia de escala: la casa y el ayllu (sección 3), la aldea (4), el éxodo (5), el cuerpo (6) y el retorno (7). Allí se sitúan los seis pasteles de la serie, de los que se reproduce el esquema de encaje, el trazado que fija la composición (figuras 1-6). Se trata de una investigación en desarrollo.</w:t>
+      </w:r>
+      <w:bookmarkEnd w:id="1"/>
+    </w:p>
+    <w:p>
+      <w:pPr>
+        <w:pStyle w:val="Heading2"/>
+        <w:rPr/>
+      </w:pPr>
+      <w:bookmarkStart w:id="2" w:name="X92427c7b6fba06e7fef4b61070b9c7628a70d2e"/>
+      <w:r>
+        <w:rPr/>
+        <w:t>2. Cómo leer: el espacio, las manos y el dibujo (marco teórico y método)</w:t>
+      </w:r>
+    </w:p>
+    <w:p>
+      <w:pPr>
+        <w:pStyle w:val="FirstParagraph"/>
+        <w:rPr/>
+      </w:pPr>
+      <w:r>
+        <w:rPr/>
+        <w:t>Fernando Vázquez Ramos y sus colegas recuerdan que el espacio es un tema moderno y abstracto, que «no habla sobre la arquitectura, sino sobre nosotros» (Vázquez Ramos et al., 2023: 4). Citan también a Edward T. Hall, que advertía contra quienes «proyectan sobre el mundo visual del pasado las estructuras del mundo visual del presente» (Hall, 1973</w:t>
+      </w:r>
+      <w:ins w:id="1" w:author="Unknown Author" w:date="2026-10-10T18:06:33Z">
         <w:r>
           <w:rPr/>
-          <w:t>. Fuão cuenta esa sucesión como una historia de los fragmentos: para los románticos, los fragmentos «estaban hechos básicamente de piedra» y miraban al pasado, a las ruinas; para los modernos son los del cotidiano: los «engranajes», las «reproducciones mecánicas», los «papeles» (ibid.: 14). En Jatun-Kolla, en cambio, la piedra no es ruina, sino posesión presente</w:t>
+          <w:t xml:space="preserve"> [1966]</w:t>
         </w:r>
       </w:ins>
       <w:r>
         <w:rPr/>
-        <w:t>. El dibujo, al repetir las operaciones de la novela con otra materia, obliga a decidir lo que el texto deja abierto y deja ver lo que el narrador impone.</w:t>
-      </w:r>
-    </w:p>
-    <w:p>
-      <w:pPr>
-        <w:pStyle w:val="BodyText"/>
-        <w:rPr/>
-      </w:pPr>
-      <w:r>
-        <w:rPr/>
-        <w:t xml:space="preserve">El narrador, además, no es inocente. La novela se publicó en Buenos Aires en 1945 y se cita aquí por una reedición paceña de 1982, cuya nota editorial asegura que el autor «ama al indio», que enseñó en la Escuela Indigenal de Warisata y que Jatun-Kolla «es, en realidad, Warisata» (Botelho Gosálvez, 1982 [1945]: 5). Antonio Cornejo Polar mostró que el narrador indigenista, «ajeno al mundo indio aunque se solidarice con él», imagina esa vida «más en términos de naturaleza que de historia» (Cornejo Polar, 2003 [1994]: 180). El de </w:t>
+        <w:t>: 133, cit. en ibid.: 3). La advertencia vale para nosotros: no hay que atribuir al ayllu una idea de espacio que la novela no formula, porque sus categorías son otras: la piedra, la pirca, el mojón, el título. Y vale para el narrador, que mira Jatun-Kolla con la sociología de la ciudad: los Villca «son la burguesía usurpadora»; los Condori, Mamani y Quispe, «el proletariado campesino» (Botelho Gosálvez, 1982 [1945]: 22).</w:t>
+      </w:r>
+    </w:p>
+    <w:p>
+      <w:pPr>
+        <w:pStyle w:val="BodyText"/>
+        <w:rPr/>
+      </w:pPr>
+      <w:r>
+        <w:rPr/>
+        <w:t xml:space="preserve">En Bolivia, René Zavaleta Mercado opuso «dos concepciones que son ambas espacialistas»: la andina, un «archipiélago» en el que «este espacio no puede concebirse sin otro espacio», y la señorial, que concibe «el dominio final del suelo como atribución ligada a una estirpe» (Zavaleta Mercado, 1986: 29-30). Es decir: para la primera, la tierra reúne lugares a distintas alturas que se trabajan juntos, como la puna y el valle; para la segunda, un terreno cercado que se hereda por apellido. </w:t>
       </w:r>
       <w:r>
         <w:rPr>
@@ -383,81 +458,6 @@
       </w:r>
       <w:r>
         <w:rPr/>
-        <w:t xml:space="preserve"> denuncia el despojo, pero trata a los comunarios como animales, como cuerpos sexuales o como piedras: las chozas son «verrugas en la piel sarmentosa del altiplano» (Botelho Gosálvez, 1982 [1945]: 10), y un minero muestra sus «pobres costillas zafadas como surcos» (ibid.: 145). No se trata de repetir esa crítica, sino de buscar la historia que el texto guarda en sus cosas mientras el narrador la convierte en paisaje.</w:t>
-      </w:r>
-    </w:p>
-    <w:p>
-      <w:pPr>
-        <w:pStyle w:val="BodyText"/>
-        <w:rPr/>
-      </w:pPr>
-      <w:r>
-        <w:rPr/>
-        <w:t xml:space="preserve">La lectura parte de tres premisas. En </w:t>
-      </w:r>
-      <w:r>
-        <w:rPr>
-          <w:i/>
-          <w:iCs/>
-        </w:rPr>
-        <w:t>Altiplano</w:t>
-      </w:r>
-      <w:r>
-        <w:rPr/>
-        <w:t xml:space="preserve">, el saber sobre el espacio es material: piedra, adobe, paja y papel. El dibujo, que obliga a decidir punto de vista, escala y límite, deja a la vista las categorías que el lector proyecta. Y si dibujar es, como propone Mauricio Cárcamo Pino, un </w:t>
-      </w:r>
-      <w:r>
-        <w:rPr>
-          <w:i/>
-          <w:iCs/>
-        </w:rPr>
-        <w:t>manuaje</w:t>
-      </w:r>
-      <w:r>
-        <w:rPr/>
-        <w:t>, una manera de pensar y de decir con las manos (Cárcamo Pino, 2025b: 244), dibujar una novela es leerla con otro órgano. El recorrido cambia de escala: la casa y el ayllu (sección 3), la aldea (4), el éxodo (5), el cuerpo (6) y el retorno (7). Allí se sitúan los seis pasteles de la serie, de los que se reproduce el esquema de encaje, el trazado que fija la composición (figuras 1-6). Se trata de una investigación en desarrollo.</w:t>
-      </w:r>
-      <w:bookmarkEnd w:id="1"/>
-    </w:p>
-    <w:p>
-      <w:pPr>
-        <w:pStyle w:val="Heading2"/>
-        <w:rPr/>
-      </w:pPr>
-      <w:bookmarkStart w:id="2" w:name="X92427c7b6fba06e7fef4b61070b9c7628a70d2e"/>
-      <w:r>
-        <w:rPr/>
-        <w:t>2. Cómo leer: el espacio, las manos y el dibujo (marco teórico y método)</w:t>
-      </w:r>
-    </w:p>
-    <w:p>
-      <w:pPr>
-        <w:pStyle w:val="FirstParagraph"/>
-        <w:rPr/>
-      </w:pPr>
-      <w:r>
-        <w:rPr/>
-        <w:t>Fernando Vázquez Ramos y sus colegas recuerdan que el espacio es un tema moderno y abstracto, que «no habla sobre la arquitectura, sino sobre nosotros» (Vázquez Ramos et al., 2023: 4). Citan también a Edward T. Hall, que advertía contra quienes «proyectan sobre el mundo visual del pasado las estructuras del mundo visual del presente» (Hall, 1973: 133, cit. en ibid.: 3). La advertencia vale para nosotros: no hay que atribuir al ayllu una idea de espacio que la novela no formula, porque sus categorías son otras: la piedra, la pirca, el mojón, el título. Y vale para el narrador, que mira Jatun-Kolla con la sociología de la ciudad: los Villca «son la burguesía usurpadora»; los Condori, Mamani y Quispe, «el proletariado campesino» (Botelho Gosálvez, 1982 [1945]: 22).</w:t>
-      </w:r>
-    </w:p>
-    <w:p>
-      <w:pPr>
-        <w:pStyle w:val="BodyText"/>
-        <w:rPr/>
-      </w:pPr>
-      <w:r>
-        <w:rPr/>
-        <w:t xml:space="preserve">En Bolivia, René Zavaleta Mercado opuso «dos concepciones que son ambas espacialistas»: la andina, un «archipiélago» en el que «este espacio no puede concebirse sin otro espacio», y la señorial, que concibe «el dominio final del suelo como atribución ligada a una estirpe» (Zavaleta Mercado, 1986: 29-30). Es decir: para la primera, la tierra reúne lugares a distintas alturas que se trabajan juntos, como la puna y el valle; para la segunda, un terreno cercado que se hereda por apellido. </w:t>
-      </w:r>
-      <w:r>
-        <w:rPr>
-          <w:i/>
-          <w:iCs/>
-        </w:rPr>
-        <w:t>Altiplano</w:t>
-      </w:r>
-      <w:r>
-        <w:rPr/>
         <w:t xml:space="preserve"> muestra las dos, y cómo la segunda gana terreno.</w:t>
       </w:r>
     </w:p>
@@ -525,63 +525,10 @@
         <w:rPr/>
         <w:t xml:space="preserve"> es una piedra con dueño y con lugar; la del narrador, una abstracción.</w:t>
       </w:r>
-    </w:p>
-    <w:p>
-      <w:pPr>
-        <w:pStyle w:val="BodyText"/>
-        <w:rPr/>
-      </w:pPr>
-      <w:r>
-        <w:rPr/>
-        <w:t xml:space="preserve">¿Con qué leer, entonces? Con las manos. De las imágenes de la materia, Gaston Bachelard escribió: «La vista las nombra, pero la mano las conoce» (Bachelard, 1978 [1942]: 7-8, cit. en Pallasmaa, 2014: 53). En </w:t>
-      </w:r>
-      <w:r>
-        <w:rPr>
-          <w:i/>
-          <w:iCs/>
-        </w:rPr>
-        <w:t>Altiplano</w:t>
-      </w:r>
-      <w:r>
-        <w:rPr/>
-        <w:t xml:space="preserve">, el narrador nombra; el comunario, que despeja y amontona, conoce. Cárcamo Pino llama </w:t>
-      </w:r>
-      <w:r>
-        <w:rPr>
-          <w:i/>
-          <w:iCs/>
-        </w:rPr>
-        <w:t>manuaje</w:t>
-      </w:r>
-      <w:r>
-        <w:rPr/>
-        <w:t xml:space="preserve"> a lo que hacen las manos cuando piensan, expresan o comunican: un «neologismo homólogo al lenguaje, pero con las manos» (Cárcamo Pino, 2019: 1412, cit. en Cárcamo Pino, 2025b: 244). Escribir es una de esas acciones. Cárcamo Pino recuerda que la misma mano hace dos agarres: el de fuerza, como al tomar un martillo, y el de precisión, como al «sujetar un papel con dos yemas dactilares» (Cárcamo Pino, 2025a: 10). Paulo Huanca sale de su chujlla «con la madera del arado en un hombro y las correas del yugo en las manos» (Botelho Gosálvez, 1982 [1945]: 34); el doctor Mendoza firma la ordenanza que dejará sin ganado a los Villca (ibid.: 96). No es una mano frente a un papel, sino dos manos con dos agarres.</w:t>
-      </w:r>
-    </w:p>
-    <w:p>
-      <w:pPr>
-        <w:pStyle w:val="BodyText"/>
-        <w:rPr/>
-      </w:pPr>
-      <w:r>
-        <w:rPr/>
-        <w:t xml:space="preserve">La oposición entre la mano que ara y el papel que despoja la enuncia el poder. En Umacachi, los vecinos niegan la escuela a los indios: «Que tiren palotes con el arado», dicen, porque esa es «la más recomendable caligrafía para los indios» (Botelho Gosálvez, 1982 [1945]: 87). Repetirla sería repetir su lógica, y la novela la repite por omisión: el ayllu que «es, en realidad, Warisata» (ibid.: 5) no tiene escuela, cuando allí funcionaba desde 1931 la escuela-ayllu del maestro indio Avelino Siñani y de Elizardo Pérez (Rivera Cusicanqui, 2010 [1984]: 105, 113), y los </w:t>
-      </w:r>
-      <w:r>
-        <w:rPr>
-          <w:i/>
-          <w:iCs/>
-        </w:rPr>
-        <w:t>kuraka</w:t>
-      </w:r>
-      <w:r>
-        <w:rPr/>
-        <w:t xml:space="preserve"> de Achacachi sostenían escuelas propias ya en 1929 (Barnadas, 1978 [1975]: 84). La pregunta no es si la mano o el papel, sino qué prácticas se autorizan y cuáles quedaron «minusvaloradas, invisibilizadas» por el «monopolio de la escritura y el lenguaje» (Cárcamo Pino, 2025b: 259).</w:t>
-      </w:r>
-      <w:ins w:id="2" w:author="Unknown Author" w:date="2026-10-10T17:23:57Z">
+      <w:ins w:id="2" w:author="Unknown Author" w:date="2026-10-10T18:06:33Z">
         <w:r>
           <w:rPr/>
-          <w:t xml:space="preserve"> Los arquitectos Xavier Monteys y Pere Fuertes reconocen ese saber en quienes habitan las casas: su acción sobre la arquitectura, «lenta y sistemática», expresa «una opinión no escrita pero de innegable valor» (Monteys y Fuertes, 2001: 26).</w:t>
+          <w:t xml:space="preserve"> Y, como muestra Carolyn Dean para los incas, volverse piedra no era morir: «la petrificación señalaba la suspensión, pero no el fin, de la vida» (Dean, 2010: 5).</w:t>
         </w:r>
       </w:ins>
     </w:p>
@@ -592,123 +539,254 @@
       </w:pPr>
       <w:r>
         <w:rPr/>
-        <w:t>No todo dibujo descubre algo. Javier Seguí de la Riva distingue el dibujo que puede «servir como ilustración de un texto narrativo previo» del que deja a la mano encontrar lo que no se sabía (Seguí de la Riva, 2010: 93). Tim Ingold separa los dibujos que cuentan de los que «especifican» (Ingold, 2013: 125), como los planos de arquitectos e ingenieros. Los esquemas de encaje que aquí se reproducen pertenecen al dibujo que ilustra y especifica: no descubren nada, pero obligan a decidir.</w:t>
-      </w:r>
-      <w:ins w:id="3" w:author="Unknown Author" w:date="2026-10-10T17:23:57Z">
+        <w:t>¿Con qué leer, entonces? Con las manos. De las imágenes de la materia, Gaston Bachelard escribió: «La vista las nombra, pero la mano las conoce» (Bachelard, 1978 [1942]: 7-8, cit. en Pallasmaa, 2014</w:t>
+      </w:r>
+      <w:ins w:id="3" w:author="Unknown Author" w:date="2026-10-10T18:06:33Z">
         <w:r>
           <w:rPr/>
-          <w:t xml:space="preserve"> Se parecen también a los dibujos que, según cuentan Monteys y Fuertes, hizo Gordon Cullen para los edificios de Berthold Lubetkin: no servían para medir, sino que «mostraban cómo construir, montar o incluso reparar», e incluían «personas haciendo cosas» (Monteys y Fuertes, 2001: 128, 132). Por eso cada esquema anota, junto al trazo, lo que hace la mano.</w:t>
+          <w:t xml:space="preserve"> [2011]</w:t>
         </w:r>
       </w:ins>
-    </w:p>
-    <w:p>
-      <w:pPr>
-        <w:pStyle w:val="BodyText"/>
-        <w:rPr/>
-      </w:pPr>
-      <w:r>
-        <w:rPr/>
-        <w:t xml:space="preserve">El método sigue los cuatro pasos que Simon Lundberg propone para explorar la imagen arquitectónica: observación, disección, ensamblaje e inmersión (Lundberg, 2019: 3). La </w:t>
-      </w:r>
-      <w:r>
-        <w:rPr>
-          <w:i/>
-          <w:iCs/>
-        </w:rPr>
-        <w:t>observación</w:t>
-      </w:r>
-      <w:r>
-        <w:rPr/>
-        <w:t xml:space="preserve"> reúne en un fichero los datos del texto, con su página. La </w:t>
-      </w:r>
-      <w:r>
-        <w:rPr>
-          <w:i/>
-          <w:iCs/>
-        </w:rPr>
-        <w:t>disección</w:t>
-      </w:r>
-      <w:r>
-        <w:rPr/>
-        <w:t xml:space="preserve"> separa las partes y las ordena según cuatro funciones constructivas: apoyo, vano, masa y límite (Cuadro 1). El </w:t>
-      </w:r>
-      <w:r>
-        <w:rPr>
-          <w:i/>
-          <w:iCs/>
-        </w:rPr>
-        <w:t>ensamblaje</w:t>
-      </w:r>
-      <w:r>
-        <w:rPr/>
-        <w:t xml:space="preserve"> las vuelve a juntar, como el </w:t>
-      </w:r>
-      <w:r>
-        <w:rPr>
-          <w:i/>
-          <w:iCs/>
-        </w:rPr>
-        <w:t>capriccio</w:t>
-      </w:r>
-      <w:r>
-        <w:rPr/>
-        <w:t xml:space="preserve"> de Canaletto, que reunía edificios de ciudades distintas en una ciudad «completamente imaginaria» (ibid.: 3); sus decisiones, un perfil o una analogía, son del dibujante y no cuentan como hallazgos. La </w:t>
-      </w:r>
-      <w:r>
-        <w:rPr>
-          <w:i/>
-          <w:iCs/>
-        </w:rPr>
-        <w:t>inmersión</w:t>
-      </w:r>
-      <w:r>
-        <w:rPr/>
-        <w:t xml:space="preserve"> da atmósfera, sin confundirse «con el realismo visual» (ibid.: 21).</w:t>
-      </w:r>
-    </w:p>
-    <w:p>
-      <w:pPr>
-        <w:pStyle w:val="BodyText"/>
-        <w:rPr>
-          <w:ins w:id="9" w:author="Unknown Author" w:date="2026-10-10T17:23:57Z"/>
-        </w:rPr>
-      </w:pPr>
-      <w:ins w:id="4" w:author="Unknown Author" w:date="2026-10-10T17:23:57Z">
+      <w:r>
+        <w:rPr/>
+        <w:t xml:space="preserve">: 53). En </w:t>
+      </w:r>
+      <w:r>
+        <w:rPr>
+          <w:i/>
+          <w:iCs/>
+        </w:rPr>
+        <w:t>Altiplano</w:t>
+      </w:r>
+      <w:r>
+        <w:rPr/>
+        <w:t xml:space="preserve">, el narrador nombra; el comunario, que despeja y amontona, conoce. Cárcamo Pino llama </w:t>
+      </w:r>
+      <w:r>
+        <w:rPr>
+          <w:i/>
+          <w:iCs/>
+        </w:rPr>
+        <w:t>manuaje</w:t>
+      </w:r>
+      <w:r>
+        <w:rPr/>
+        <w:t xml:space="preserve"> a lo que hacen las manos cuando piensan, expresan o comunican: un «neologismo homólogo al lenguaje, pero con las manos» (Cárcamo Pino, 2019: 1412, cit. en Cárcamo Pino, 2025b: 244). Escribir es una de esas acciones. Cárcamo Pino recuerda que la misma mano hace dos agarres: el de fuerza, como al tomar un martillo, y el de precisión, como al «sujetar un papel con dos yemas dactilares» (Cárcamo Pino, 2025a: 10). Paulo Huanca sale de su chujlla «con la madera del arado en un hombro y las correas del yugo en las manos» (Botelho Gosálvez, 1982 [1945]: 34); el doctor Mendoza firma la ordenanza que dejará sin ganado a los Villca (ibid.: 96). No es una mano frente a un papel, sino dos manos con dos agarres.</w:t>
+      </w:r>
+    </w:p>
+    <w:p>
+      <w:pPr>
+        <w:pStyle w:val="BodyText"/>
+        <w:rPr/>
+      </w:pPr>
+      <w:r>
+        <w:rPr/>
+        <w:t xml:space="preserve">La oposición entre la mano que ara y el papel que despoja la enuncia el poder. En Umacachi, los vecinos niegan la escuela a los indios: «Que tiren palotes con el arado», dicen, porque esa es «la más recomendable caligrafía para los indios» (Botelho Gosálvez, 1982 [1945]: 87). Repetirla sería repetir su lógica, y la novela la repite por omisión: el ayllu que «es, en realidad, Warisata» (ibid.: 5) no tiene escuela, cuando allí funcionaba desde 1931 la escuela-ayllu del maestro indio Avelino Siñani y de Elizardo Pérez (Rivera Cusicanqui, 2010 [1984]: 105, 113), y los </w:t>
+      </w:r>
+      <w:r>
+        <w:rPr>
+          <w:i/>
+          <w:iCs/>
+        </w:rPr>
+        <w:t>kuraka</w:t>
+      </w:r>
+      <w:r>
+        <w:rPr/>
+        <w:t xml:space="preserve"> de Achacachi sostenían escuelas propias ya en 1929 (Barnadas, 1978 [1975]: 84). La pregunta no es si la mano o el papel, sino qué prácticas se autorizan y cuáles quedaron «minusvaloradas, invisibilizadas» por el «monopolio de la escritura y el lenguaje» (Cárcamo Pino, 2025b: 259). Los arquitectos Xavier Monteys y Pere Fuertes reconocen ese saber en quienes habitan las casas: su acción sobre la arquitectura, «lenta y sistemática», expresa «una opinión no escrita pero de innegable valor» (Monteys y Fuertes, 2001: 26).</w:t>
+      </w:r>
+    </w:p>
+    <w:p>
+      <w:pPr>
+        <w:pStyle w:val="BodyText"/>
+        <w:rPr>
+          <w:ins w:id="13" w:author="Unknown Author" w:date="2026-10-10T18:06:33Z"/>
+        </w:rPr>
+      </w:pPr>
+      <w:ins w:id="4" w:author="Unknown Author" w:date="2026-10-10T18:06:33Z">
         <w:r>
           <w:rPr/>
-          <w:t xml:space="preserve">El </w:t>
+          <w:t xml:space="preserve">La palabra </w:t>
         </w:r>
       </w:ins>
-      <w:ins w:id="5" w:author="Unknown Author" w:date="2026-10-10T17:23:57Z">
+      <w:ins w:id="5" w:author="Unknown Author" w:date="2026-10-10T18:06:33Z">
         <w:r>
           <w:rPr>
             <w:i/>
             <w:iCs/>
           </w:rPr>
-          <w:t>ensamblaje</w:t>
+          <w:t>manuaje</w:t>
         </w:r>
       </w:ins>
-      <w:ins w:id="6" w:author="Unknown Author" w:date="2026-10-10T17:23:57Z">
+      <w:ins w:id="6" w:author="Unknown Author" w:date="2026-10-10T18:06:33Z">
         <w:r>
           <w:rPr/>
-          <w:t xml:space="preserve"> tiene una teoría propia: la de la collage. Fuão la describe en cuatro tiempos: el recorte, los fragmentos o figuras, los encuentros y la cola. Lo decisivo no está en cortar ni en pegar, sino en el «intervalo» entre ambos, cuando las figuras recortadas se prueban unas junto a otras «antes de que la cola las fije» (Fuão, 2011: 8, 52). Allí se toman las decisiones del dibujo. Fuão pone además una condición que este trabajo adopta: se pueden juntar figuras e ideas lejanas, pero «con la condición de que haya una referencia explícita» que permita la analogía (ibid.: 53). Monteys y Fuertes llaman </w:t>
+          <w:t xml:space="preserve"> tiene antecedentes, que Cárcamo Pino repasa. Uno es el de Randall McLeod, que llamó </w:t>
         </w:r>
       </w:ins>
-      <w:ins w:id="7" w:author="Unknown Author" w:date="2026-10-10T17:23:57Z">
+      <w:ins w:id="7" w:author="Unknown Author" w:date="2026-10-10T18:06:33Z">
         <w:r>
           <w:rPr>
             <w:i/>
             <w:iCs/>
           </w:rPr>
-          <w:t>casa collage</w:t>
+          <w:t>manuage</w:t>
         </w:r>
       </w:ins>
-      <w:ins w:id="8" w:author="Unknown Author" w:date="2026-10-10T17:23:57Z">
+      <w:ins w:id="8" w:author="Unknown Author" w:date="2026-10-10T18:06:33Z">
         <w:r>
           <w:rPr/>
-          <w:t xml:space="preserve"> a una casa hecha así, de ideas reunidas, que «no cabe en una sola casa» (Monteys y Fuertes, 2001: 12).</w:t>
+          <w:t xml:space="preserve"> al idioma de los </w:t>
         </w:r>
       </w:ins>
+      <w:ins w:id="9" w:author="Unknown Author" w:date="2026-10-10T18:06:33Z">
+        <w:r>
+          <w:rPr>
+            <w:i/>
+            <w:iCs/>
+          </w:rPr>
+          <w:t>choughs</w:t>
+        </w:r>
+      </w:ins>
+      <w:ins w:id="10" w:author="Unknown Author" w:date="2026-10-10T18:06:33Z">
+        <w:r>
+          <w:rPr/>
+          <w:t xml:space="preserve"> en </w:t>
+        </w:r>
+      </w:ins>
+      <w:ins w:id="11" w:author="Unknown Author" w:date="2026-10-10T18:06:33Z">
+        <w:r>
+          <w:rPr>
+            <w:i/>
+            <w:iCs/>
+          </w:rPr>
+          <w:t>All’s Well That Ends Well</w:t>
+        </w:r>
+      </w:ins>
+      <w:ins w:id="12" w:author="Unknown Author" w:date="2026-10-10T18:06:33Z">
+        <w:r>
+          <w:rPr/>
+          <w:t>, de Shakespeare: un idioma «inventado in situ por los personajes» y hecho «con la mano de Shakespeare, no con la boca» (Cárcamo Pino, 2025b: 241-242). La banda The Voidz, de Julian Casablancas, lleva la idea al extremo en el título de una canción: «All Wordz Are Made Up», todas las palabras son inventadas (The Voidz, 2018). Inventar no es mentir, es hacer. Hechas fueron la ordenanza del doctor Mendoza y la genealogía imperial que se atribuyen los Villca, y también los títulos coloniales que las comunidades desenterraron para litigar (Rivera Cusicanqui, 2010 [1984]: 99). Lo que las separa no es que unas palabras sean inventadas y otras no, sino quién logra que las suyas valgan como ley.</w:t>
+        </w:r>
+      </w:ins>
+    </w:p>
+    <w:p>
+      <w:pPr>
+        <w:pStyle w:val="BodyText"/>
+        <w:rPr/>
+      </w:pPr>
+      <w:r>
+        <w:rPr/>
+        <w:t>No todo dibujo descubre algo. Javier Seguí de la Riva distingue el dibujo que puede «servir como ilustración de un texto narrativo previo» del que deja a la mano encontrar lo que no se sabía (Seguí de la Riva, 2010: 93). Tim Ingold separa los dibujos que cuentan de los que «especifican» (Ingold, 2013: 125), como los planos de arquitectos e ingenieros. Los esquemas de encaje que aquí se reproducen pertenecen al dibujo que ilustra y especifica: no descubren nada, pero obligan a decidir. Se parecen también a los dibujos que, según cuentan Monteys y Fuertes, hizo Gordon Cullen para los edificios de Berthold Lubetkin: no servían para medir, sino que «mostraban cómo construir, montar o incluso reparar», e incluían «personas haciendo cosas» (Monteys y Fuertes, 2001: 128, 132). Por eso cada esquema anota, junto al trazo, lo que hace la mano.</w:t>
+      </w:r>
+    </w:p>
+    <w:p>
+      <w:pPr>
+        <w:pStyle w:val="BodyText"/>
+        <w:rPr/>
+      </w:pPr>
+      <w:r>
+        <w:rPr/>
+        <w:t xml:space="preserve">El método sigue los cuatro pasos que Simon Lundberg propone para explorar la imagen arquitectónica: observación, disección, ensamblaje e inmersión (Lundberg, 2019: 3). La </w:t>
+      </w:r>
+      <w:r>
+        <w:rPr>
+          <w:i/>
+          <w:iCs/>
+        </w:rPr>
+        <w:t>observación</w:t>
+      </w:r>
+      <w:r>
+        <w:rPr/>
+        <w:t xml:space="preserve"> reúne en un fichero los datos del texto, con su página. La </w:t>
+      </w:r>
+      <w:r>
+        <w:rPr>
+          <w:i/>
+          <w:iCs/>
+        </w:rPr>
+        <w:t>disección</w:t>
+      </w:r>
+      <w:r>
+        <w:rPr/>
+        <w:t xml:space="preserve"> separa las partes y las ordena según cuatro funciones constructivas: apoyo, vano, masa y límite (Cuadro 1). El </w:t>
+      </w:r>
+      <w:r>
+        <w:rPr>
+          <w:i/>
+          <w:iCs/>
+        </w:rPr>
+        <w:t>ensamblaje</w:t>
+      </w:r>
+      <w:r>
+        <w:rPr/>
+        <w:t xml:space="preserve"> las vuelve a juntar, como el </w:t>
+      </w:r>
+      <w:r>
+        <w:rPr>
+          <w:i/>
+          <w:iCs/>
+        </w:rPr>
+        <w:t>capriccio</w:t>
+      </w:r>
+      <w:r>
+        <w:rPr/>
+        <w:t xml:space="preserve"> de Canaletto, que reunía edificios de ciudades distintas en una ciudad «completamente imaginaria» (ibid.: 3); sus decisiones, un perfil o una analogía, son del dibujante y no cuentan como hallazgos. La </w:t>
+      </w:r>
+      <w:r>
+        <w:rPr>
+          <w:i/>
+          <w:iCs/>
+        </w:rPr>
+        <w:t>inmersión</w:t>
+      </w:r>
+      <w:r>
+        <w:rPr/>
+        <w:t xml:space="preserve"> da atmósfera, sin confundirse «con el realismo visual» (ibid.: 21).</w:t>
+      </w:r>
+    </w:p>
+    <w:p>
+      <w:pPr>
+        <w:pStyle w:val="BodyText"/>
+        <w:rPr/>
+      </w:pPr>
+      <w:r>
+        <w:rPr/>
+        <w:t xml:space="preserve">El </w:t>
+      </w:r>
+      <w:r>
+        <w:rPr>
+          <w:i/>
+          <w:iCs/>
+        </w:rPr>
+        <w:t>ensamblaje</w:t>
+      </w:r>
+      <w:r>
+        <w:rPr/>
+        <w:t xml:space="preserve"> tiene una teoría propia: la de la collage. Fuão la describe en cuatro tiempos: el recorte, los fragmentos o figuras, los encuentros y la cola. Lo decisivo no está en cortar ni en pegar, sino en el «intervalo» entre ambos, cuando las figuras recortadas se prueban unas junto a otras «antes de que la cola las fije» (Fuão, 2011: 8, 52). Allí se toman las decisiones del dibujo. Fuão pone además una condición que este trabajo adopta: se pueden juntar figuras e ideas lejanas, pero «con la condición de que haya una referencia explícita» que permita la analogía (ibid.: 53).</w:t>
+      </w:r>
+      <w:ins w:id="14" w:author="Unknown Author" w:date="2026-10-10T18:06:33Z">
+        <w:r>
+          <w:rPr>
+            <w:rStyle w:val="FootnoteReference"/>
+          </w:rPr>
+          <w:footnoteReference w:id="5"/>
+        </w:r>
+      </w:ins>
+      <w:r>
+        <w:rPr/>
+        <w:t xml:space="preserve"> Monteys y Fuertes llaman </w:t>
+      </w:r>
+      <w:r>
+        <w:rPr>
+          <w:i/>
+          <w:iCs/>
+        </w:rPr>
+        <w:t>casa collage</w:t>
+      </w:r>
+      <w:r>
+        <w:rPr/>
+        <w:t xml:space="preserve"> a una casa hecha así, de ideas reunidas, que «no cabe en una sola casa» (Monteys y Fuertes, 2001: 12).</w:t>
+      </w:r>
     </w:p>
     <w:p>
       <w:pPr>
@@ -1880,33 +1958,17 @@
       </w:pPr>
       <w:r>
         <w:rPr/>
-        <w:t xml:space="preserve">La chujlla de los Huanca tiene dos metros de alto, paredes «renegridas por el hollín» y camastros de «apenas la altura de un adobe»; de las vigas, «mal unidas con lazos de paja trenzada», cuelgan «las hoces, el arado, el yugo de madera» (ibid.: 30-31). Junta las dos maneras de construir de Frampton: muros de piedra y adobe que pesan, y un armazón atado como una cestería (Frampton, 1995: 5). Se mide con el cuerpo y es una caja de herramientas, que para Cárcamo Pino es a las manos lo que un idioma a la lengua (Cárcamo Pino, 2025a: 12). </w:t>
-      </w:r>
-      <w:ins w:id="10" w:author="Unknown Author" w:date="2026-10-10T17:23:57Z">
+        <w:t>La chujlla de los Huanca tiene dos metros de alto, paredes «renegridas por el hollín» y camastros de «apenas la altura de un adobe»; de las vigas, «mal unidas con lazos de paja trenzada», cuelgan «las hoces, el arado, el yugo de madera» (ibid.: 30-31). Junta las dos maneras de construir de Frampton: muros de piedra y adobe que pesan, y un armazón atado como una cestería (Frampton, 1995: 5). Se mide con el cuerpo y es una caja de herramientas, que para Cárcamo Pino es a las manos lo que un idioma a la lengua (Cárcamo Pino, 2025a: 12). Es lo que Monteys y Fuertes piden a la cocina moderna: que no esconda sus utensilios, sino que los cuelgue a la vista, hasta que «ella misma deviene utensilio» (Monteys y Fuertes, 2001: 112). Para ellos, «una casa es una vivienda más la gente que la habita y los objetos que guarda» (ibid.: 14), y para Christopher Alexander un cuarto vale cuando deja ver «las cosas que cuentan tu historia» (Alexander et al., 1977: 1166). De las vigas cuelgan también «los ponchos y rebozos para los días de fiesta», y los charangos esperan «la mano que les acaricie» (Botelho Gosálvez, 1982 [1945]: 31). El narrador, en cambio, entra como un intruso que no habita, sino que escribe: los camastros son «morada de piojos y pulgas» (ibid.). Pallasmaa recuerda que «la casa es una metáfora del cuerpo y el cuerpo una metáfora de la casa» (Pallasmaa, 2014</w:t>
+      </w:r>
+      <w:ins w:id="15" w:author="Unknown Author" w:date="2026-10-10T18:06:33Z">
         <w:r>
           <w:rPr/>
-          <w:t xml:space="preserve">Es lo que Monteys y Fuertes piden a la cocina moderna: que no esconda sus utensilios, sino que los cuelgue a la vista, hasta que «ella misma deviene utensilio» (Monteys y Fuertes, 2001: 112). Para ellos, «una casa es una vivienda más la gente que la habita y los objetos que guarda» (ibid.: 14), y para Christopher Alexander un cuarto vale cuando deja ver «las cosas que cuentan tu historia» (Alexander et al., 1977: 1166). De las vigas cuelgan también «los ponchos y rebozos para los días de fiesta», y los charangos esperan «la mano que les acaricie» (Botelho Gosálvez, 1982 [1945]: 31). </w:t>
+          <w:t xml:space="preserve"> [2011]</w:t>
         </w:r>
       </w:ins>
       <w:r>
         <w:rPr/>
-        <w:t>El narrador, en cambio, entra como un intruso que no habita, sino que escribe: los camastros son «morada de piojos y pulgas» (</w:t>
-      </w:r>
-      <w:ins w:id="11" w:author="Unknown Author" w:date="2026-10-10T17:23:57Z">
-        <w:r>
-          <w:rPr/>
-          <w:t>ibid.</w:t>
-        </w:r>
-      </w:ins>
-      <w:del w:id="12" w:author="Unknown Author" w:date="2026-10-10T17:23:57Z">
-        <w:r>
-          <w:rPr/>
-          <w:delText>Botelho Gosálvez, 1982 [1945]: 31</w:delText>
-        </w:r>
-      </w:del>
-      <w:r>
-        <w:rPr/>
-        <w:t>). Pallasmaa recuerda que «la casa es una metáfora del cuerpo y el cuerpo una metáfora de la casa» (Pallasmaa, 2014: 159); el narrador hace de la chujlla una madriguera.</w:t>
+        <w:t>: 159); el narrador hace de la chujlla una madriguera.</w:t>
       </w:r>
     </w:p>
     <w:p>
@@ -1972,33 +2034,7 @@
       </w:r>
       <w:r>
         <w:rPr/>
-        <w:t xml:space="preserve">. El esquema tiene que decidir desde dónde se mira, y el texto ofrece dos: el del narrador, intruso en la puerta, y el del cuerpo que habita, al que remiten el hollín, los camastros y las herramientas. El corte elige el segundo y se detiene ante el alma de los comunarios, para no hablar por ellos. </w:t>
-      </w:r>
-      <w:ins w:id="13" w:author="Unknown Author" w:date="2026-10-10T17:23:57Z">
-        <w:r>
-          <w:rPr/>
-          <w:t xml:space="preserve">Es, además, una manera antigua de mostrar una casa con su vida dentro: las casas de muñecas «eliminan una pared» para enseñar los objetos que guardan y las relaciones entre sus ámbitos (Monteys y Fuertes, 2001: 30), y la pintura medieval suprimía las fachadas para volverse narrativa (Fuão, 2011: 43). Mirar en cuclillas es mirar la casa «en reposo», «desde el punto de vista de quien va a usarla» (Monteys y Fuertes, 2001: 58), y no desde el recorrido del intruso. </w:t>
-        </w:r>
-      </w:ins>
-      <w:r>
-        <w:rPr/>
-        <w:t>El narrador, en cambio, la declara cerrada, «nadie podía entrar», y los ve como estatuas de «hierático aspecto» (</w:t>
-      </w:r>
-      <w:ins w:id="14" w:author="Unknown Author" w:date="2026-10-10T17:23:57Z">
-        <w:r>
-          <w:rPr/>
-          <w:t>Botelho Gosálvez, 1982 [1945]</w:t>
-        </w:r>
-      </w:ins>
-      <w:del w:id="15" w:author="Unknown Author" w:date="2026-10-10T17:23:57Z">
-        <w:r>
-          <w:rPr/>
-          <w:delText>ibid.</w:delText>
-        </w:r>
-      </w:del>
-      <w:r>
-        <w:rPr/>
-        <w:t>: 65).</w:t>
+        <w:t>. El esquema tiene que decidir desde dónde se mira, y el texto ofrece dos: el del narrador, intruso en la puerta, y el del cuerpo que habita, al que remiten el hollín, los camastros y las herramientas. El corte elige el segundo y se detiene ante el alma de los comunarios, para no hablar por ellos. Es, además, una manera antigua de mostrar una casa con su vida dentro: las casas de muñecas «eliminan una pared» para enseñar los objetos que guardan y las relaciones entre sus ámbitos (Monteys y Fuertes, 2001: 30), y la pintura medieval suprimía las fachadas para volverse narrativa (Fuão, 2011: 43). Mirar en cuclillas es mirar la casa «en reposo», «desde el punto de vista de quien va a usarla» (Monteys y Fuertes, 2001: 58), y no desde el recorrido del intruso. El narrador, en cambio, la declara cerrada, «nadie podía entrar», y los ve como estatuas de «hierático aspecto» (Botelho Gosálvez, 1982 [1945]: 65).</w:t>
       </w:r>
     </w:p>
     <w:p>
@@ -2082,93 +2118,75 @@
       </w:pPr>
       <w:r>
         <w:rPr/>
-        <w:t xml:space="preserve">El narrador tampoco le ve cuartos: «Las chujllas no tienen cuartos ni mucho menos» (ibid.: 30). Pero los Huanca viven en «tres chujllas de adobe y paja brava que rodean al patio» (ibid.): los cuartos son las chujllas. </w:t>
-      </w:r>
-      <w:ins w:id="16" w:author="Unknown Author" w:date="2026-10-10T17:23:57Z">
+        <w:t xml:space="preserve">El narrador tampoco le ve cuartos: «Las chujllas no tienen cuartos ni mucho menos» (ibid.: 30). Pero los Huanca viven en «tres chujllas de adobe y paja brava que rodean al patio» (ibid.): los cuartos son las chujllas. De noche, los hijos mayores están en las chozas próximas y entran en la del padre cuando él los llama (ibid.: 31). Alexander y su equipo, que estudiaron en detalle casas populares peruanas, llaman </w:t>
+      </w:r>
+      <w:r>
+        <w:rPr>
+          <w:i/>
+          <w:iCs/>
+        </w:rPr>
+        <w:t>gradiente de intimidad</w:t>
+      </w:r>
+      <w:r>
+        <w:rPr/>
+        <w:t xml:space="preserve"> a ese orden de lo público a lo íntimo, en el que cada persona «sabe exactamente hasta dónde puede penetrar en la casa» (Alexander et al., 1977: 610-611). Monteys y Fuertes describen, sin conocerla, la casa de los Huanca: una casa que es «el resultado de una operación de agregación, más que de una subdivisión del espacio hasta convertirlo en distintas piezas especializadas» (Monteys y Fuertes, 2001: 56). Y para Alexander todos los patrones de una casa caben, superpuestos, «en una simple cabaña de una sola habitación» (Alexander et al., 1977: xliii). Donde el narrador ve una madriguera, ellos verían una casa comprimida.</w:t>
+      </w:r>
+    </w:p>
+    <w:p>
+      <w:pPr>
+        <w:pStyle w:val="BodyText"/>
+        <w:rPr/>
+      </w:pPr>
+      <w:r>
+        <w:rPr/>
+        <w:t xml:space="preserve">En el centro de esa casa está el fuego. Los braseros arden «en el centro del cuarto» (Botelho Gosálvez, 1982 [1945]: 30), y en cuclillas, «cerca del fuego», Paulo Huanca reúne a sus hijos para decidir quién se va (ibid.: 32). Para Alexander, lo más básico de un lugar común es «la comida y el fuego» (Alexander et al., 1977: 621). Monteys y Fuertes recuerdan que </w:t>
+      </w:r>
+      <w:r>
+        <w:rPr>
+          <w:i/>
+          <w:iCs/>
+        </w:rPr>
+        <w:t>hogar</w:t>
+      </w:r>
+      <w:r>
+        <w:rPr/>
+        <w:t xml:space="preserve"> nombra «un modo de domesticar el fuego», y que la casa de origen medieval, «que pervive aun hoy en la tradición rural», no tenía piezas especializadas: en ella «se cocina, se trabaja, se recibe o se duerme, y son los muebles, en lugar de las estancias, los que determinan esos usos» (Monteys y Fuertes, 2001: 104). En la chujlla, el brasero, los camastros contra la pared y las vigas de las que cuelgan las herramientas reparten esos usos. Pero también estas son miradas de fuera, aunque admiren lo que el narrador desprecia: Alexander llama a su gradiente un principio «casi arquetípico» (Alexander et al., 1977: 611), y el arquetipo, como la naturaleza que critica Cornejo Polar, también saca a la chujlla de la historia.</w:t>
+      </w:r>
+    </w:p>
+    <w:p>
+      <w:pPr>
+        <w:pStyle w:val="BodyText"/>
+        <w:rPr/>
+      </w:pPr>
+      <w:r>
+        <w:rPr/>
+        <w:t xml:space="preserve">La jerarquía no viene solo de fuera. El antepasado de los Villca llega tras la sublevación de Tupaj Katari, y su hijo Pedro «empotró en el suelo del ayllu las estacas de propiedad y empezó a dominar» (Botelho Gosálvez, 1982 [1945]: 20). La primera estaca la clava una mano aymara, y con ella entra en el ayllu la idea señorial del suelo. Los Villca inventan genealogías imperiales porque «necesitaban aquel blasón para sustentar su orgullo y su riqueza» (ibid.: 28): el mito hace de título de propiedad. Hasta la memoria tiene pisos. La de los Villca es «edificante y fantástica»; los peones «no tienen historia», salvo tres palabras: «¡hambre, persecución y muerte!» (ibid.: 22-23). </w:t>
+      </w:r>
+      <w:ins w:id="16" w:author="Unknown Author" w:date="2026-10-10T18:06:33Z">
         <w:r>
           <w:rPr/>
-          <w:t xml:space="preserve">De noche, los hijos mayores están en las chozas próximas y entran en la del padre cuando él los llama (ibid.: 31). Alexander y su equipo, que estudiaron en detalle casas populares peruanas, llaman </w:t>
+          <w:t xml:space="preserve">Una canción de The Voidz lleva un título que describe ese edificio: «Pyramid of Bones», pirámide de huesos (The Voidz, 2018). Arriba, el blasón; abajo, los que lo sostienen. </w:t>
         </w:r>
       </w:ins>
-      <w:ins w:id="17" w:author="Unknown Author" w:date="2026-10-10T17:23:57Z">
+      <w:r>
+        <w:rPr/>
+        <w:t>El capítulo cierra con una fórmula: «Así los Villca, Huanca y Condori, son las generaciones del Signo Escalonado» (</w:t>
+      </w:r>
+      <w:ins w:id="17" w:author="Unknown Author" w:date="2026-10-10T18:06:33Z">
         <w:r>
-          <w:rPr>
-            <w:i/>
-            <w:iCs/>
-          </w:rPr>
-          <w:t>gradiente de intimidad</w:t>
+          <w:rPr/>
+          <w:t>Botelho Gosálvez, 1982 [1945]</w:t>
         </w:r>
       </w:ins>
-      <w:ins w:id="18" w:author="Unknown Author" w:date="2026-10-10T17:23:57Z">
+      <w:del w:id="18" w:author="Unknown Author" w:date="2026-10-10T18:06:33Z">
         <w:r>
           <w:rPr/>
-          <w:t xml:space="preserve"> a ese orden de lo público a lo íntimo, en el que cada persona «sabe exactamente hasta dónde puede penetrar en la casa» (Alexander et al., 1977: 610-611). Monteys y Fuertes describen, sin conocerla, la casa de los Huanca: una casa que es «el resultado de una operación de agregación, más que de una subdivisión del espacio hasta convertirlo en distintas piezas especializadas» (Monteys y Fuertes, 2001: 56). Y para Alexander </w:t>
-        </w:r>
-      </w:ins>
-      <w:del w:id="19" w:author="Unknown Author" w:date="2026-10-10T17:23:57Z">
-        <w:r>
-          <w:rPr/>
-          <w:delText xml:space="preserve">Para Christopher Alexander, </w:delText>
+          <w:delText>ibid.</w:delText>
         </w:r>
       </w:del>
       <w:r>
         <w:rPr/>
-        <w:t xml:space="preserve">todos los patrones de una casa caben, superpuestos, «en una simple cabaña de una sola habitación» (Alexander et al., 1977: xliii). Donde el narrador ve una madriguera, </w:t>
-      </w:r>
-      <w:ins w:id="20" w:author="Unknown Author" w:date="2026-10-10T17:23:57Z">
-        <w:r>
-          <w:rPr/>
-          <w:t>ellos verían</w:t>
-        </w:r>
-      </w:ins>
-      <w:del w:id="21" w:author="Unknown Author" w:date="2026-10-10T17:23:57Z">
-        <w:r>
-          <w:rPr/>
-          <w:delText>él vería</w:delText>
-        </w:r>
-      </w:del>
-      <w:r>
-        <w:rPr/>
-        <w:t xml:space="preserve"> una casa comprimida.</w:t>
-      </w:r>
-    </w:p>
-    <w:p>
-      <w:pPr>
-        <w:pStyle w:val="BodyText"/>
-        <w:rPr>
-          <w:ins w:id="25" w:author="Unknown Author" w:date="2026-10-10T17:23:57Z"/>
-        </w:rPr>
-      </w:pPr>
-      <w:ins w:id="22" w:author="Unknown Author" w:date="2026-10-10T17:23:57Z">
-        <w:r>
-          <w:rPr/>
-          <w:t xml:space="preserve">En el centro de esa casa está el fuego. Los braseros arden «en el centro del cuarto» (Botelho Gosálvez, 1982 [1945]: 30), y en cuclillas, «cerca del fuego», Paulo Huanca reúne a sus hijos para decidir quién se va (ibid.: 32). Para Alexander, lo más básico de un lugar común es «la comida y el fuego» (Alexander et al., 1977: 621). Monteys y Fuertes recuerdan que </w:t>
-        </w:r>
-      </w:ins>
-      <w:ins w:id="23" w:author="Unknown Author" w:date="2026-10-10T17:23:57Z">
-        <w:r>
-          <w:rPr>
-            <w:i/>
-            <w:iCs/>
-          </w:rPr>
-          <w:t>hogar</w:t>
-        </w:r>
-      </w:ins>
-      <w:ins w:id="24" w:author="Unknown Author" w:date="2026-10-10T17:23:57Z">
-        <w:r>
-          <w:rPr/>
-          <w:t xml:space="preserve"> nombra «un modo de domesticar el fuego», y que la casa de origen medieval, «que pervive aun hoy en la tradición rural», no tenía piezas especializadas: en ella «se cocina, se trabaja, se recibe o se duerme, y son los muebles, en lugar de las estancias, los que determinan esos usos» (Monteys y Fuertes, 2001: 104). En la chujlla, el brasero, los camastros contra la pared y las vigas de las que cuelgan las herramientas reparten esos usos. Pero también estas son miradas de fuera, aunque admiren lo que el narrador desprecia: Alexander llama a su gradiente un principio «casi arquetípico» (Alexander et al., 1977: 611), y el arquetipo, como la naturaleza que critica Cornejo Polar, también saca a la chujlla de la historia.</w:t>
-        </w:r>
-      </w:ins>
-    </w:p>
-    <w:p>
-      <w:pPr>
-        <w:pStyle w:val="BodyText"/>
-        <w:rPr/>
-      </w:pPr>
-      <w:r>
-        <w:rPr/>
-        <w:t>La jerarquía no viene solo de fuera. El antepasado de los Villca llega tras la sublevación de Tupaj Katari, y su hijo Pedro «empotró en el suelo del ayllu las estacas de propiedad y empezó a dominar» (Botelho Gosálvez, 1982 [1945]: 20). La primera estaca la clava una mano aymara, y con ella entra en el ayllu la idea señorial del suelo. Los Villca inventan genealogías imperiales porque «necesitaban aquel blasón para sustentar su orgullo y su riqueza» (ibid.: 28): el mito hace de título de propiedad. Hasta la memoria tiene pisos. La de los Villca es «edificante y fantástica»; los peones «no tienen historia», salvo tres palabras: «¡hambre, persecución y muerte!» (ibid.: 22-23). El capítulo cierra con una fórmula: «Así los Villca, Huanca y Condori, son las generaciones del Signo Escalonado» (ibid.: 38). El glosario define el término como «Signo sagrado de Tiwanaco» (ibid.: 163). El narrador convierte un signo sagrado en un diagrama de clases, justo lo que advertía Hall.</w:t>
+        <w:t>: 38). El glosario define el término como «Signo sagrado de Tiwanaco» (ibid.: 163). El narrador convierte un signo sagrado en un diagrama de clases, justo lo que advertía Hall.</w:t>
       </w:r>
     </w:p>
     <w:p>
@@ -2233,17 +2251,7 @@
       </w:r>
       <w:r>
         <w:rPr/>
-        <w:t>. Dos vistas en una sola hoja: el cerro en corte, escalonado con capas de empaste, y el catastro en planta, rayado con un punzón en la cera. La mancha del dedo es lo que Cárcamo Pino llama manuaje «en sentido fuerte», el que menos se parece a la escritura (Cárcamo Pino, 2025b: 259); la incisión, en cambio, se parece a escribir</w:t>
-      </w:r>
-      <w:ins w:id="26" w:author="Unknown Author" w:date="2026-10-10T17:23:57Z">
-        <w:r>
-          <w:rPr/>
-          <w:t>, o mejor, a inscribir: Fuão recuerda que las primeras escrituras fueron incisiones en piedras, en barro y en la piel, y que quien hace collage «no escribe, inscribe», es decir, escribe «en profundidad» (Fuão, 2011: 36)</w:t>
-        </w:r>
-      </w:ins>
-      <w:r>
-        <w:rPr/>
-        <w:t xml:space="preserve">. Entre el signo y el mapa cambia la operación de la mano, no la mano. (3) </w:t>
+        <w:t xml:space="preserve">. Dos vistas en una sola hoja: el cerro en corte, escalonado con capas de empaste, y el catastro en planta, rayado con un punzón en la cera. La mancha del dedo es lo que Cárcamo Pino llama manuaje «en sentido fuerte», el que menos se parece a la escritura (Cárcamo Pino, 2025b: 259); la incisión, en cambio, se parece a escribir, o mejor, a inscribir: Fuão recuerda que las primeras escrituras fueron incisiones en piedras, en barro y en la piel, y que quien hace collage «no escribe, inscribe», es decir, escribe «en profundidad» (Fuão, 2011: 36). Entre el signo y el mapa cambia la operación de la mano, no la mano. (3) </w:t>
       </w:r>
       <w:r>
         <w:rPr>
@@ -2360,60 +2368,48 @@
       </w:pPr>
       <w:r>
         <w:rPr/>
-        <w:t xml:space="preserve">Allí manda el Alcalde vitalicio, el doctor Margarito Mendoza, que anda «con el fajo de expedientes bajo el brazo» y sabe «tejer obscuras mallas de términos seudo jurídicos»; los tinterillos «urden pleitos por nada» (ibid.: 86). </w:t>
-      </w:r>
-      <w:r>
-        <w:rPr>
-          <w:i/>
-          <w:iCs/>
-        </w:rPr>
-        <w:t>Urdir</w:t>
-      </w:r>
-      <w:r>
-        <w:rPr/>
-        <w:t xml:space="preserve"> significa a la vez preparar los hilos del telar y tramar un engaño. La novela usa las mismas palabras para las tejedoras Huanca, que pasan la lanzadera «a través de la delicada malla», y para los varones, que hacen «bonita urdimbre de surcos» (ibid.: 29). Escribir, tejer y arar comparten el vocabulario de la mano. Y el despojo no tiene un solo villano. Corregidor, alcalde, intendente y cura son «cuatro patas de la bestia opresora del puneño» (ibid.: 13), y son «cinco gendarmes indios» los que arrastran a Vicente Villca al patio donde lo azotan (ibid.: 101).</w:t>
-      </w:r>
-      <w:ins w:id="27" w:author="Unknown Author" w:date="2026-10-10T17:23:57Z">
+        <w:t xml:space="preserve">Allí manda el Alcalde vitalicio, el doctor Margarito Mendoza, </w:t>
+      </w:r>
+      <w:ins w:id="19" w:author="Unknown Author" w:date="2026-10-10T18:06:33Z">
         <w:r>
           <w:rPr/>
-          <w:t xml:space="preserve"> Alexander explica el papeleo por el tamaño: cuando la gente ya no puede tratarse cara a cara, los reglamentos se cumplen «a ciegas» (Alexander et al., 1977: 405). Umacachi lo desmiente: es una aldea, Vicente trata en persona con el tinterillo y el papel despoja igual. No lo mueve el tamaño, sino la casta.</w:t>
+          <w:t xml:space="preserve">alias «el lobo», </w:t>
         </w:r>
       </w:ins>
-    </w:p>
-    <w:p>
-      <w:pPr>
-        <w:pStyle w:val="BodyText"/>
-        <w:rPr/>
-      </w:pPr>
-      <w:r>
-        <w:rPr/>
-        <w:t>Los Villca llegan a la aldea con treinta y cuatro ovejas, y la chola Encarnación, por cincuenta bolivianos, les cede el corral: «Tu familia puede acomodarse en el pesebre» (</w:t>
-      </w:r>
-      <w:ins w:id="28" w:author="Unknown Author" w:date="2026-10-10T17:23:57Z">
+      <w:r>
+        <w:rPr/>
+        <w:t xml:space="preserve">que anda «con el fajo de expedientes bajo el brazo» y sabe «tejer obscuras mallas de términos seudo jurídicos»; los tinterillos «urden pleitos por nada» (ibid.: 86). </w:t>
+      </w:r>
+      <w:r>
+        <w:rPr>
+          <w:i/>
+          <w:iCs/>
+        </w:rPr>
+        <w:t>Urdir</w:t>
+      </w:r>
+      <w:r>
+        <w:rPr/>
+        <w:t xml:space="preserve"> significa a la vez preparar los hilos del telar y tramar un engaño. La novela usa las mismas palabras para las tejedoras Huanca, que pasan la lanzadera «a través de la delicada malla», y para los varones, que hacen «bonita urdimbre de surcos» (ibid.: 29). Escribir, tejer y arar comparten el vocabulario de la mano. Y el despojo no tiene un solo villano. Corregidor, alcalde, intendente y cura son «cuatro patas de la bestia opresora del puneño» (ibid.: 13), y son «cinco gendarmes indios» los que arrastran a Vicente Villca al patio donde lo azotan (ibid.: 101). Alexander explica el papeleo por el tamaño: cuando la gente ya no puede tratarse cara a cara, los reglamentos se cumplen «a ciegas» (Alexander et al., 1977: 405). Umacachi lo desmiente: es una aldea, Vicente trata en persona con el tinterillo y el papel despoja igual. No lo mueve el tamaño, sino la casta.</w:t>
+      </w:r>
+    </w:p>
+    <w:p>
+      <w:pPr>
+        <w:pStyle w:val="BodyText"/>
+        <w:rPr/>
+      </w:pPr>
+      <w:r>
+        <w:rPr/>
+        <w:t xml:space="preserve">Los Villca llegan a la aldea con treinta y cuatro ovejas, y la chola Encarnación, por cincuenta bolivianos, les cede el corral: «Tu familia puede acomodarse en el pesebre» (Botelho Gosálvez, 1982 [1945]: 92). Entonces llega la letra: «Todos los animales de carneo que existen dentro del radio urbano serán requisados […] (Fdo.) Dr. Margarito Mendoza» (ibid.: 96). </w:t>
+      </w:r>
+      <w:ins w:id="20" w:author="Unknown Author" w:date="2026-10-10T18:06:33Z">
         <w:r>
           <w:rPr/>
-          <w:t>Botelho Gosálvez, 1982 [1945]</w:t>
+          <w:t xml:space="preserve">Cárcamo Pino explica la madera con «el imaginario de los tres cerditos» (Cárcamo Pino, 2025a: 8). En Umacachi el cuento es otro: el lobo no sopla ninguna casa, firma. </w:t>
         </w:r>
       </w:ins>
-      <w:del w:id="29" w:author="Unknown Author" w:date="2026-10-10T17:23:57Z">
-        <w:r>
-          <w:rPr/>
-          <w:delText>ibid.</w:delText>
-        </w:r>
-      </w:del>
-      <w:r>
-        <w:rPr/>
-        <w:t>: 92). Entonces llega la letra: «Todos los animales de carneo que existen dentro del radio urbano serán requisados […] (Fdo.) Dr. Margarito Mendoza» (ibid.: 96). El radio urbano funciona como un corral invisible: un círculo trazado en un papel encierra a todos los animales que quedan dentro, y lo cierra una firma</w:t>
-      </w:r>
-      <w:ins w:id="30" w:author="Unknown Author" w:date="2026-10-10T17:23:57Z">
-        <w:r>
-          <w:rPr/>
-          <w:t>. Es un corte en el sentido de Fuão: la tijera, «un instrumento al servicio de la razón», define, y definir es distinguir «entre lo incluido y lo excluido, el dentro y el fuera» (Fuão, 2011: 33-35)</w:t>
-        </w:r>
-      </w:ins>
-      <w:r>
-        <w:rPr/>
-        <w:t>. La aldea mide con compás; el ayllu medía con la pendiente y con las piedras. James C. Scott observa que un mapa catastral «no se limita a describir un sistema de tenencia de la tierra; lo crea», porque da a sus categorías «la fuerza de la ley» (Scott, 2020 [1998]: 3). El radio hace lo mismo con el ganado, y no trata a todos igual: a los mestizos «no les alcanzaba la Ordenanza» (Botelho Gosálvez, 1982 [1945]: 102). En una sociedad «de dudosa cuantificación como Bolivia» (Zavaleta Mercado, 1986: 21, n. 1), el poder cuenta a ojo: los animales de los indios, tasados «a ojo de buen cubero», entran por el «embudo» de las fincas del Alcalde «hasta esfumarse» (Botelho Gosálvez, 1982 [1945]: 102). Por un lado entran bueyes, vacas y ovejas; por el otro sale papel: la fortuna de los Villca se reduce «a mil seiscientos bolivianos en papel» (ibid.: 103).</w:t>
+      <w:r>
+        <w:rPr/>
+        <w:t>El radio urbano funciona como un corral invisible: un círculo trazado en un papel encierra a todos los animales que quedan dentro, y lo cierra una firma. Es un corte en el sentido de Fuão: la tijera, «un instrumento al servicio de la razón», define, y definir es distinguir «entre lo incluido y lo excluido, el dentro y el fuera» (Fuão, 2011: 33-35). La aldea mide con compás; el ayllu medía con la pendiente y con las piedras. James C. Scott observa que un mapa catastral «no se limita a describir un sistema de tenencia de la tierra; lo crea», porque da a sus categorías «la fuerza de la ley» (Scott, 2020 [1998]: 3). El radio hace lo mismo con el ganado, y no trata a todos igual: a los mestizos «no les alcanzaba la Ordenanza» (Botelho Gosálvez, 1982 [1945]: 102). En una sociedad «de dudosa cuantificación como Bolivia» (Zavaleta Mercado, 1986: 21, n. 1), el poder cuenta a ojo: los animales de los indios, tasados «a ojo de buen cubero», entran por el «embudo» de las fincas del Alcalde «hasta esfumarse» (Botelho Gosálvez, 1982 [1945]: 102). Por un lado entran bueyes, vacas y ovejas; por el otro sale papel: la fortuna de los Villca se reduce «a mil seiscientos bolivianos en papel» (ibid.: 103).</w:t>
       </w:r>
     </w:p>
     <w:p>
@@ -2477,48 +2473,18 @@
       </w:pPr>
       <w:r>
         <w:rPr/>
-        <w:t xml:space="preserve">El éxodo a los Yungas empieza en un umbral: «Tras de la muralla que condena el horizonte del altiplano empieza el yunga» (Botelho Gosálvez, 1982 [1945]: 108). El valle, que en el archipiélago de Zavaleta sería otro piso de la misma tierra, es para los jóvenes del ayllu una «fábula» (ibid.: 7), y del otro lado espera la finca. </w:t>
-      </w:r>
-      <w:ins w:id="31" w:author="Unknown Author" w:date="2026-10-10T17:23:57Z">
-        <w:r>
-          <w:rPr/>
-          <w:t xml:space="preserve">Monteys y Fuertes retoman, para la ciudad, la </w:t>
-        </w:r>
-      </w:ins>
-      <w:ins w:id="32" w:author="Unknown Author" w:date="2026-10-10T17:23:57Z">
-        <w:r>
-          <w:rPr>
-            <w:i/>
-            <w:iCs/>
-          </w:rPr>
-          <w:t>casa difusa</w:t>
-        </w:r>
-      </w:ins>
-      <w:ins w:id="33" w:author="Unknown Author" w:date="2026-10-10T17:23:57Z">
-        <w:r>
-          <w:rPr/>
-          <w:t xml:space="preserve"> de Gerardo Ragone: «una casa compuesta de piezas dispersas en el territorio» (Monteys y Fuertes, 2001: 146); a su modo, el archipiélago andino era una casa así, y el éxodo, en lugar de extenderla, la deshace. </w:t>
-        </w:r>
-      </w:ins>
-      <w:r>
-        <w:rPr/>
-        <w:t>En la apacheta, el viento sacude el poncho de Paulo Huanca «como un gallardete clavado en la ceja de la apacheta», su familia reza de rodillas y las cumbres se alzan «semejantes a fantásticas construcciones góticas» (</w:t>
-      </w:r>
-      <w:ins w:id="34" w:author="Unknown Author" w:date="2026-10-10T17:23:57Z">
-        <w:r>
-          <w:rPr/>
-          <w:t>Botelho Gosálvez, 1982 [1945]</w:t>
-        </w:r>
-      </w:ins>
-      <w:del w:id="35" w:author="Unknown Author" w:date="2026-10-10T17:23:57Z">
-        <w:r>
-          <w:rPr/>
-          <w:delText>ibid.</w:delText>
-        </w:r>
-      </w:del>
-      <w:r>
-        <w:rPr/>
-        <w:t>: 109).</w:t>
+        <w:t xml:space="preserve">El éxodo a los Yungas empieza en un umbral: «Tras de la muralla que condena el horizonte del altiplano empieza el yunga» (Botelho Gosálvez, 1982 [1945]: 108). El valle, que en el archipiélago de Zavaleta sería otro piso de la misma tierra, es para los jóvenes del ayllu una «fábula» (ibid.: 7), y del otro lado espera la finca. Monteys y Fuertes retoman, para la ciudad, la </w:t>
+      </w:r>
+      <w:r>
+        <w:rPr>
+          <w:i/>
+          <w:iCs/>
+        </w:rPr>
+        <w:t>casa difusa</w:t>
+      </w:r>
+      <w:r>
+        <w:rPr/>
+        <w:t xml:space="preserve"> de Gerardo Ragone: «una casa compuesta de piezas dispersas en el territorio» (Monteys y Fuertes, 2001: 146); a su modo, el archipiélago andino era una casa así, y el éxodo, en lugar de extenderla, la deshace. En la apacheta, el viento sacude el poncho de Paulo Huanca «como un gallardete clavado en la ceja de la apacheta», su familia reza de rodillas y las cumbres se alzan «semejantes a fantásticas construcciones góticas» (Botelho Gosálvez, 1982 [1945]: 109).</w:t>
       </w:r>
     </w:p>
     <w:p>
@@ -2627,14 +2593,8 @@
       </w:r>
       <w:r>
         <w:rPr/>
-        <w:t xml:space="preserve"> fuera de su lugar. Y lo único que cruza el abismo es colectivo y está hecho de manos, como la apacheta que falta.</w:t>
-      </w:r>
-      <w:ins w:id="36" w:author="Unknown Author" w:date="2026-10-10T17:23:57Z">
-        <w:r>
-          <w:rPr/>
-          <w:t xml:space="preserve"> Para Fuão, la cola es ese puente sobre «el abismo del recorte»: lo que comunica a los pueblos «separados por las gargantas de los abismos geográficos» (Fuão, 2011: 80).</w:t>
-        </w:r>
-      </w:ins>
+        <w:t xml:space="preserve"> fuera de su lugar. Y lo único que cruza el abismo es colectivo y está hecho de manos, como la apacheta que falta. Para Fuão, la cola es ese puente sobre «el abismo del recorte»: lo que comunica a los pueblos «separados por las gargantas de los abismos geográficos» (Fuão, 2011: 80).</w:t>
+      </w:r>
     </w:p>
     <w:p>
       <w:pPr>
@@ -2717,99 +2677,39 @@
       </w:pPr>
       <w:r>
         <w:rPr/>
-        <w:t xml:space="preserve">La mina «Pensylvania», de la compañía yanqui The Star Syndicate, se anuncia con «el encaje de acero de la torre de un andarivel» (Botelho Gosálvez, 1982 [1945]: 134-135). El campamento repite la escalera: de los chalets de los ingenieros al «enjambre de cuchitriles de calamina» de los mineros (ibid.: 135). La empresa registra a Condori: «Tomaron su identidad e impresiones digitales» (ibid.: 140). Su mano entra en el archivo sin agarrar nada, apoyada como un sello: es su primera firma. </w:t>
-      </w:r>
-      <w:ins w:id="37" w:author="Unknown Author" w:date="2026-10-10T17:23:57Z">
-        <w:r>
-          <w:rPr/>
-          <w:t xml:space="preserve">La huella es un </w:t>
-        </w:r>
-      </w:ins>
-      <w:ins w:id="38" w:author="Unknown Author" w:date="2026-10-10T17:23:57Z">
-        <w:r>
-          <w:rPr>
-            <w:i/>
-            <w:iCs/>
-          </w:rPr>
-          <w:t>índice</w:t>
-        </w:r>
-      </w:ins>
-      <w:ins w:id="39" w:author="Unknown Author" w:date="2026-10-10T17:23:57Z">
-        <w:r>
-          <w:rPr/>
-          <w:t xml:space="preserve"> en el sentido que Fuão toma de Peirce: una «conexión física entre representante y representado», como el humo lo es del fuego (Fuão, 2011: 28), y sirve a lo que él llama «el control sobre los cuerpos»: el «registro institucional» (ibid.: 48). </w:t>
-        </w:r>
-      </w:ins>
-      <w:r>
-        <w:rPr/>
-        <w:t>Por la mañana camina hacia la entrada por el desmonte (</w:t>
-      </w:r>
-      <w:ins w:id="40" w:author="Unknown Author" w:date="2026-10-10T17:23:57Z">
-        <w:r>
-          <w:rPr/>
-          <w:t>Botelho Gosálvez, 1982 [1945]: 140</w:t>
-        </w:r>
-      </w:ins>
-      <w:del w:id="41" w:author="Unknown Author" w:date="2026-10-10T17:23:57Z">
-        <w:r>
-          <w:rPr/>
-          <w:delText>ibid.</w:delText>
-        </w:r>
-      </w:del>
-      <w:r>
-        <w:rPr/>
-        <w:t>), la montaña de roca sin mineral que la mina saca y amontona: otra montaña de piedras, hecha con un cerro deshecho. El capataz le promete otra cosecha: «Aquí cosecharás miles de cargas de estaño» (ibid.: 142).</w:t>
-      </w:r>
-    </w:p>
-    <w:p>
-      <w:pPr>
-        <w:pStyle w:val="BodyText"/>
-        <w:rPr/>
-      </w:pPr>
-      <w:r>
-        <w:rPr/>
-        <w:t xml:space="preserve">Se baja en jaula. En la entrada, los huecos de las jaulas se ven en el muro «como dos enormes nichos», y en una de ellas siete hombres van «apeñuscados contra la rejilla» (ibid.: 141-143). Abajo, Condori hace el mismo trabajo que en el ayllu: acarrea cascotes para abrir «un boquete» hacia el plano «450» (ibid.: 144). La galería es la chujlla al revés. En la casa, los muros se levantan; en la mina, la masa se excava y un armazón de madera la sostiene. Pero en el «450», que «se derrumbaba en algunos pasos», «recién ponían el revestimiento de callapos» (ibid.: 145), los troncos que sostienen la galería. Cuando se inunda, la empresa baja «rieles, maderos, dinamita, hombres» (ibid.: 151): los hombres, al final de la lista de materiales. </w:t>
-      </w:r>
-      <w:ins w:id="42" w:author="Unknown Author" w:date="2026-10-10T17:23:57Z">
-        <w:r>
-          <w:rPr/>
-          <w:t xml:space="preserve">Es un montaje en el sentido de Fuão: una actividad «más técnica, más mecánica, un juntar y pegar», distinta de la collage, que cambia el sentido de lo que junta (Fuão, 2011: 102); la palabra </w:t>
-        </w:r>
-      </w:ins>
-      <w:ins w:id="43" w:author="Unknown Author" w:date="2026-10-10T17:23:57Z">
-        <w:r>
-          <w:rPr>
-            <w:i/>
-            <w:iCs/>
-          </w:rPr>
-          <w:t>fotomontaje</w:t>
-        </w:r>
-      </w:ins>
-      <w:ins w:id="44" w:author="Unknown Author" w:date="2026-10-10T17:23:57Z">
-        <w:r>
-          <w:rPr/>
-          <w:t xml:space="preserve">, recuerda, nació «de la cultura industrial, del montaje de turbinas, de máquinas» (ibid.: 97). </w:t>
-        </w:r>
-      </w:ins>
-      <w:r>
-        <w:rPr/>
-        <w:t>El agua mide el cuerpo, de los tobillos a las rodillas, la cintura y el ombligo (</w:t>
-      </w:r>
-      <w:ins w:id="45" w:author="Unknown Author" w:date="2026-10-10T17:23:57Z">
-        <w:r>
-          <w:rPr/>
-          <w:t>Botelho Gosálvez, 1982 [1945]</w:t>
-        </w:r>
-      </w:ins>
-      <w:del w:id="46" w:author="Unknown Author" w:date="2026-10-10T17:23:57Z">
-        <w:r>
-          <w:rPr/>
-          <w:delText>ibid.</w:delText>
-        </w:r>
-      </w:del>
-      <w:r>
-        <w:rPr/>
-        <w:t>: 145, 152-153), y cuando Condori intenta retroceder, el ingeniero Williams «le abrió un boquete en la cabeza» (ibid.: 153), con la misma palabra que se usa para la roca. Luego «quebróse la viga del techo»: cede el armazón y la masa recobra su peso. El derrumbe sepulta a todos y «nadie sospechó el crimen» (ibid.: 154).</w:t>
+        <w:t xml:space="preserve">La mina «Pensylvania», de la compañía yanqui The Star Syndicate, se anuncia con «el encaje de acero de la torre de un andarivel» (Botelho Gosálvez, 1982 [1945]: 134-135). El campamento repite la escalera: de los chalets de los ingenieros al «enjambre de cuchitriles de calamina» de los mineros (ibid.: 135). La empresa registra a Condori: «Tomaron su identidad e impresiones digitales» (ibid.: 140). Su mano entra en el archivo sin agarrar nada, apoyada como un sello: es su primera firma. La huella es un </w:t>
+      </w:r>
+      <w:r>
+        <w:rPr>
+          <w:i/>
+          <w:iCs/>
+        </w:rPr>
+        <w:t>índice</w:t>
+      </w:r>
+      <w:r>
+        <w:rPr/>
+        <w:t xml:space="preserve"> en el sentido que Fuão toma de Peirce: una «conexión física entre representante y representado», como el humo lo es del fuego (Fuão, 2011: 28), y sirve a lo que él llama «el control sobre los cuerpos»: el «registro institucional» (ibid.: 48). Por la mañana camina hacia la entrada por el desmonte (Botelho Gosálvez, 1982 [1945]: 140), la montaña de roca sin mineral que la mina saca y amontona: otra montaña de piedras, hecha con un cerro deshecho. El capataz le promete otra cosecha: «Aquí cosecharás miles de cargas de estaño» (ibid.: 142).</w:t>
+      </w:r>
+    </w:p>
+    <w:p>
+      <w:pPr>
+        <w:pStyle w:val="BodyText"/>
+        <w:rPr/>
+      </w:pPr>
+      <w:r>
+        <w:rPr/>
+        <w:t xml:space="preserve">Se baja en jaula. En la entrada, los huecos de las jaulas se ven en el muro «como dos enormes nichos», y en una de ellas siete hombres van «apeñuscados contra la rejilla» (ibid.: 141-143). Abajo, Condori hace el mismo trabajo que en el ayllu: acarrea cascotes para abrir «un boquete» hacia el plano «450» (ibid.: 144). La galería es la chujlla al revés. En la casa, los muros se levantan; en la mina, la masa se excava y un armazón de madera la sostiene. Pero en el «450», que «se derrumbaba en algunos pasos», «recién ponían el revestimiento de callapos» (ibid.: 145), los troncos que sostienen la galería. Cuando se inunda, la empresa baja «rieles, maderos, dinamita, hombres» (ibid.: 151): los hombres, al final de la lista de materiales. Es un montaje en el sentido de Fuão: una actividad «más técnica, más mecánica, un juntar y pegar», distinta de la collage, que cambia el sentido de lo que junta (Fuão, 2011: 102); la palabra </w:t>
+      </w:r>
+      <w:r>
+        <w:rPr>
+          <w:i/>
+          <w:iCs/>
+        </w:rPr>
+        <w:t>fotomontaje</w:t>
+      </w:r>
+      <w:r>
+        <w:rPr/>
+        <w:t>, recuerda, nació «de la cultura industrial, del montaje de turbinas, de máquinas» (ibid.: 97). El agua mide el cuerpo, de los tobillos a las rodillas, la cintura y el ombligo (Botelho Gosálvez, 1982 [1945]: 145, 152-153), y cuando Condori intenta retroceder, el ingeniero Williams «le abrió un boquete en la cabeza» (ibid.: 153), con la misma palabra que se usa para la roca. Luego «quebróse la viga del techo»: cede el armazón y la masa recobra su peso. El derrumbe sepulta a todos y «nadie sospechó el crimen» (ibid.: 154).</w:t>
       </w:r>
     </w:p>
     <w:p>
@@ -2981,49 +2881,54 @@
       </w:pPr>
       <w:r>
         <w:rPr/>
-        <w:t xml:space="preserve">El yatiri Basilio Quispe, que vendía «piedra bezoar» (Botelho Gosálvez, 1982 [1945]: 66), es acusado de causar la sequía: de sus ropas caen «dos muñequitos de lana» atravesados por una espina (ibid.: 67). Justina Huanca lo araña «como la fiera y brava hembra del puma» y «los indios le descuartizaron» (ibid.: 68). El narrador anota «un ardor bestial» y cierra con una dispersión: «cada cual se llevó un miembro»; Justina atraviesa con espinos los genitales del muerto, «sintiendo en lo íntimo de su conciencia de hembra» la venganza, y «en muchos sitios enterraron los pedazos del cuerpo» (ibid.: 69). </w:t>
-      </w:r>
-      <w:ins w:id="47" w:author="Unknown Author" w:date="2026-10-10T17:23:57Z">
+        <w:t xml:space="preserve">El yatiri Basilio Quispe, que vendía «piedra bezoar» (Botelho Gosálvez, 1982 [1945]: 66), es acusado de causar la sequía: de sus ropas caen «dos muñequitos de lana» atravesados por una espina (ibid.: 67). Justina Huanca lo araña «como la fiera y brava hembra del puma» y «los indios le descuartizaron» (ibid.: 68). El narrador anota «un ardor bestial» y cierra con una dispersión: «cada cual se llevó un miembro»; Justina atraviesa con espinos los genitales del muerto, «sintiendo en lo íntimo de su conciencia de hembra» la venganza, y «en muchos sitios enterraron los pedazos del cuerpo» (ibid.: 69). Fuão distingue la fragmentación, que despedaza, de la dispersión, en la que los pedazos, «separados del cuerpo original», quedan «distanciados unos de otros» (Fuão, 2011: 16). El linchamiento hace las dos cosas. La escena admite dos lecturas. Una pasa por Francis Bacon: en </w:t>
+      </w:r>
+      <w:r>
+        <w:rPr>
+          <w:i/>
+          <w:iCs/>
+        </w:rPr>
+        <w:t>Crucifixión</w:t>
+      </w:r>
+      <w:r>
+        <w:rPr/>
+        <w:t xml:space="preserve"> (1965), dos jueces examinan «las manipulaciones de la carne» (Martin, 2014: 85), como la comunidad y el lector ante el cuerpo de Basilio. La otra pasa por la </w:t>
+      </w:r>
+      <w:r>
+        <w:rPr>
+          <w:i/>
+          <w:iCs/>
+        </w:rPr>
+        <w:t>kenchería</w:t>
+      </w:r>
+      <w:r>
+        <w:rPr/>
+        <w:t xml:space="preserve">, «mal de ojo, brujería» (Botelho Gosálvez, 1982 [1945]: 162): la espina del muñeco reaparece en la carne, y la efigie actúa. El narrador presenta a la multitud como animales, vuelve sexual la furia de Justina y sienta al lector en la tribuna, como un juez. </w:t>
+      </w:r>
+      <w:ins w:id="21" w:author="Unknown Author" w:date="2026-10-10T18:06:33Z">
         <w:r>
           <w:rPr/>
-          <w:t xml:space="preserve">Fuão distingue la fragmentación, que despedaza, de la dispersión, en la que los pedazos, «separados del cuerpo original», quedan «distanciados unos de otros» (Fuão, 2011: 16). El linchamiento hace las dos cosas. </w:t>
+          <w:t xml:space="preserve">Fuão llama </w:t>
         </w:r>
       </w:ins>
-      <w:r>
-        <w:rPr/>
-        <w:t xml:space="preserve">La escena admite dos lecturas. Una pasa por Francis Bacon: en </w:t>
-      </w:r>
-      <w:r>
-        <w:rPr>
-          <w:i/>
-          <w:iCs/>
-        </w:rPr>
-        <w:t>Crucifixión</w:t>
-      </w:r>
-      <w:r>
-        <w:rPr/>
-        <w:t xml:space="preserve"> (1965), dos jueces examinan «las manipulaciones de la carne» (Martin, 2014: 85), como la comunidad y el lector ante el cuerpo de Basilio. La otra pasa por la </w:t>
-      </w:r>
-      <w:r>
-        <w:rPr>
-          <w:i/>
-          <w:iCs/>
-        </w:rPr>
-        <w:t>kenchería</w:t>
-      </w:r>
-      <w:r>
-        <w:rPr/>
-        <w:t>, «mal de ojo, brujería» (Botelho Gosálvez, 1982 [1945]: 162): la espina del muñeco reaparece en la carne, y la efigie actúa. El narrador presenta a la multitud como animales, vuelve sexual la furia de Justina y sienta al lector en la tribuna, como un juez. Por eso la serie no dibuja el linchamiento: un pastel de ese cuerpo sería otra efigie</w:t>
-      </w:r>
-      <w:ins w:id="48" w:author="Unknown Author" w:date="2026-10-10T17:23:57Z">
+      <w:ins w:id="22" w:author="Unknown Author" w:date="2026-10-10T18:06:33Z">
+        <w:r>
+          <w:rPr>
+            <w:i/>
+            <w:iCs/>
+          </w:rPr>
+          <w:t>voyeurismo</w:t>
+        </w:r>
+      </w:ins>
+      <w:ins w:id="23" w:author="Unknown Author" w:date="2026-10-10T18:06:33Z">
         <w:r>
           <w:rPr/>
-          <w:t>, y reunir sus pedazos en una hoja, una collage</w:t>
+          <w:t xml:space="preserve"> a esa posición: separar al observador del objeto «mediante un distanciamiento de la mirada y el ocultamiento del propio cuerpo» (Fuão, 2011: 24). </w:t>
         </w:r>
       </w:ins>
       <w:r>
         <w:rPr/>
-        <w:t>.</w:t>
+        <w:t>Por eso la serie no dibuja el linchamiento: un pastel de ese cuerpo sería otra efigie, y reunir sus pedazos en una hoja, una collage.</w:t>
       </w:r>
     </w:p>
     <w:p>
@@ -3067,7 +2972,23 @@
       </w:r>
       <w:r>
         <w:rPr/>
-        <w:t xml:space="preserve">. «La Pacha Mama, sorda, vieja, extenuada, recibía el cuerpo de sus más fieles hijos para encerrarlos en su vientre de sequedad inexorable» (ibid.: 66); las vacas hambrientas muestran «las nalgas abiertas a la manera de una luna menguante» (ibid.: 64). (2) </w:t>
+        <w:t>. «La Pacha Mama, sorda, vieja, extenuada, recibía el cuerpo de sus más fieles hijos para encerrarlos en su vientre de sequedad inexorable» (</w:t>
+      </w:r>
+      <w:ins w:id="24" w:author="Unknown Author" w:date="2026-10-10T18:06:33Z">
+        <w:r>
+          <w:rPr/>
+          <w:t>Botelho Gosálvez, 1982 [1945]</w:t>
+        </w:r>
+      </w:ins>
+      <w:del w:id="25" w:author="Unknown Author" w:date="2026-10-10T18:06:33Z">
+        <w:r>
+          <w:rPr/>
+          <w:delText>ibid.</w:delText>
+        </w:r>
+      </w:del>
+      <w:r>
+        <w:rPr/>
+        <w:t xml:space="preserve">: 66); las vacas hambrientas muestran «las nalgas abiertas a la manera de una luna menguante» (ibid.: 64). (2) </w:t>
       </w:r>
       <w:r>
         <w:rPr>
@@ -3273,14 +3194,8 @@
       </w:r>
       <w:r>
         <w:rPr/>
-        <w:t>, «el montón de piedras puesto por mojón», servía para nombrar a una persona «en quien hallan todo amparo»: «Amparo, defensor, refugio, padre» (ibid.: 447). En el aymara de Bertonio, el mojón es también alguien que cuida. Idos los achachis que decidieron el éxodo, los sin tierra quedan como mojones del ayllu vacío. Su resistencia no es una gesta, porque el discurso de Braulio fracasa, sino un trabajo de mantenimiento, y lo hace el escalón más bajo del Signo en la casa del más alto.</w:t>
-      </w:r>
-      <w:ins w:id="49" w:author="Unknown Author" w:date="2026-10-10T17:23:57Z">
-        <w:r>
-          <w:rPr/>
-          <w:t xml:space="preserve"> Son lo que Fuão llama la figura de la espera, la que «aguarda y guarda» (Fuão, 2011: 65).</w:t>
-        </w:r>
-      </w:ins>
+        <w:t>, «el montón de piedras puesto por mojón», servía para nombrar a una persona «en quien hallan todo amparo»: «Amparo, defensor, refugio, padre» (ibid.: 447). En el aymara de Bertonio, el mojón es también alguien que cuida. Idos los achachis que decidieron el éxodo, los sin tierra quedan como mojones del ayllu vacío. Su resistencia no es una gesta, porque el discurso de Braulio fracasa, sino un trabajo de mantenimiento, y lo hace el escalón más bajo del Signo en la casa del más alto. Son lo que Fuão llama la figura de la espera, la que «aguarda y guarda» (Fuão, 2011: 65).</w:t>
+      </w:r>
     </w:p>
     <w:p>
       <w:pPr>
@@ -3375,228 +3290,245 @@
       </w:pPr>
       <w:r>
         <w:rPr/>
-        <w:t xml:space="preserve">Con las heladas vuelven los sobrevivientes: «en el dintel de Jatun-Kolla se detenían para ponerse de rodillas y besar el suelo que habían abandonado en el terror» (Botelho Gosálvez, 1982 [1945]: 155). El ayllu tiene dintel: es una casa. </w:t>
-      </w:r>
-      <w:ins w:id="50" w:author="Unknown Author" w:date="2026-10-10T17:23:57Z">
+        <w:t>Con las heladas vuelven los sobrevivientes: «en el dintel de Jatun-Kolla se detenían para ponerse de rodillas y besar el suelo que habían abandonado en el terror» (Botelho Gosálvez, 1982 [1945]: 155). El ayllu tiene dintel: es una casa. Volver es también juntar lo disperso: las familias llegan «de los cuatro rumbos de la pampa» (ibid.</w:t>
+      </w:r>
+      <w:del w:id="26" w:author="Unknown Author" w:date="2026-10-10T18:06:33Z">
         <w:r>
           <w:rPr/>
-          <w:t xml:space="preserve">Volver es también juntar lo disperso: las familias llegan «de los cuatro rumbos de la pampa» (ibid.: 155), y la palabra </w:t>
+          <w:delText>: 155</w:delText>
+        </w:r>
+      </w:del>
+      <w:r>
+        <w:rPr/>
+        <w:t xml:space="preserve">), y la palabra </w:t>
+      </w:r>
+      <w:r>
+        <w:rPr>
+          <w:i/>
+          <w:iCs/>
+        </w:rPr>
+        <w:t>cola</w:t>
+      </w:r>
+      <w:r>
+        <w:rPr/>
+        <w:t xml:space="preserve">, escribe Fuão, conserva en todos sus derivados el sentido de lo que «aglutina, reúne, lo que fue disperso» (Fuão, 2011: 81). Han muerto más de ciento cincuenta comunarios (Botelho Gosálvez, 1982 [1945]: 156). Reparar es un trabajo de manos y de piedra: «Las chujllas fueron reparadas del estrago, las pircas de piedra que separan las parcelas fueron compuestas» (ibid.). </w:t>
+      </w:r>
+      <w:r>
+        <w:rPr>
+          <w:i/>
+          <w:iCs/>
+        </w:rPr>
+        <w:t>Compuestas</w:t>
+      </w:r>
+      <w:r>
+        <w:rPr/>
+        <w:t xml:space="preserve">: la palabra que los tratados de arquitectura reservaban al arquitecto vuelve aquí como faena comunal. Recomponer la pirca es volver a amojonar, lo que el aymara llama </w:t>
+      </w:r>
+      <w:r>
+        <w:rPr>
+          <w:i/>
+          <w:iCs/>
+        </w:rPr>
+        <w:t>saywaña</w:t>
+      </w:r>
+      <w:r>
+        <w:rPr/>
+        <w:t>: «mojonar las chácaras con montones de piedra» (Bertonio, 2011 [1612]: 466). Alexander define la propiedad por el control, no por el dinero, y pide «el poder legal y la oportunidad física de modificar y reparar sus propios lugares» (Alexander et al., 1977: 395). La novela las separa: el poder, en los papeles; la oportunidad, en las manos. Reparar a la vez la casa y el lindero es lo que Alexander pide a todo el que construye: «reparar el mundo a su alrededor, y dentro de él» (</w:t>
+      </w:r>
+      <w:ins w:id="27" w:author="Unknown Author" w:date="2026-10-10T18:06:33Z">
+        <w:r>
+          <w:rPr/>
+          <w:t>ibid.</w:t>
         </w:r>
       </w:ins>
-      <w:ins w:id="51" w:author="Unknown Author" w:date="2026-10-10T17:23:57Z">
+      <w:del w:id="28" w:author="Unknown Author" w:date="2026-10-10T18:06:33Z">
+        <w:r>
+          <w:rPr/>
+          <w:delText>Alexander et al., 1977</w:delText>
+        </w:r>
+      </w:del>
+      <w:r>
+        <w:rPr/>
+        <w:t>: xiii)</w:t>
+      </w:r>
+      <w:del w:id="29" w:author="Unknown Author" w:date="2026-10-10T18:06:33Z">
+        <w:r>
+          <w:rPr/>
+          <w:delText xml:space="preserve">. En Umacachi, la ordenanza se llevó los bueyes de los Villca, que se lamentaban: «Y ni siquiera tenemos una yunta» (Botelho Gosálvez, 1982 [1945]: 105). Al volver, sin yuntas, «los mismos hombres eran quienes tiraban el arado» (ibid.: 156). El cuerpo ocupa el lugar del buey, y recuerda: al volver a la casa antigua, escribe Bachelard, «los gestos más finos, los gestos primeros, son súbitamente vivos, siempre perfectos», porque «la casa natal ha inscrito en nosotros la jerarquía de las diversas funciones del habitar» (Bachelard, 1983 [1957]: 45, cit. en Monteys y Fuertes, 2001: 42). Y el narrador vuelve a convertirlos en piedra: trabajan «con una voluntad de siglos de piedra» (Botelho Gosálvez, 1982 [1945]: 156), una piedra fuera de la historia, no la </w:delText>
+        </w:r>
+      </w:del>
+      <w:del w:id="30" w:author="Unknown Author" w:date="2026-10-10T18:06:33Z">
         <w:r>
           <w:rPr>
             <w:i/>
             <w:iCs/>
           </w:rPr>
-          <w:t>cola</w:t>
+          <w:delText>wank’a</w:delText>
+        </w:r>
+      </w:del>
+      <w:del w:id="31" w:author="Unknown Author" w:date="2026-10-10T18:06:33Z">
+        <w:r>
+          <w:rPr/>
+          <w:delText xml:space="preserve"> con dueño y con lugar</w:delText>
+        </w:r>
+      </w:del>
+      <w:r>
+        <w:rPr/>
+        <w:t>.</w:t>
+      </w:r>
+    </w:p>
+    <w:p>
+      <w:pPr>
+        <w:pStyle w:val="BodyText"/>
+        <w:rPr>
+          <w:ins w:id="35" w:author="Unknown Author" w:date="2026-10-10T18:06:33Z"/>
+        </w:rPr>
+      </w:pPr>
+      <w:ins w:id="32" w:author="Unknown Author" w:date="2026-10-10T18:06:33Z">
+        <w:r>
+          <w:rPr/>
+          <w:t xml:space="preserve">En Umacachi, la ordenanza se llevó los bueyes de los Villca, que se lamentaban: «Y ni siquiera tenemos una yunta» (Botelho Gosálvez, 1982 [1945]: 105). Al volver, sin yuntas, «los mismos hombres eran quienes tiraban el arado» (ibid.: 156). El cuerpo ocupa el lugar del buey, y recuerda: al volver a la casa antigua, escribe Bachelard, «los gestos más finos, los gestos primeros, son súbitamente vivos, siempre perfectos», porque «la casa natal ha inscrito en nosotros la jerarquía de las diversas funciones del habitar» (Bachelard, 1983 [1957]: 45, cit. en Monteys y Fuertes, 2001: 42). Y el narrador vuelve a convertirlos en piedra: trabajan «con una voluntad de siglos de piedra» (Botelho Gosálvez, 1982 [1945]: 156), una piedra fuera de la historia, no la </w:t>
         </w:r>
       </w:ins>
-      <w:ins w:id="52" w:author="Unknown Author" w:date="2026-10-10T17:23:57Z">
+      <w:ins w:id="33" w:author="Unknown Author" w:date="2026-10-10T18:06:33Z">
+        <w:r>
+          <w:rPr>
+            <w:i/>
+            <w:iCs/>
+          </w:rPr>
+          <w:t>wank’a</w:t>
+        </w:r>
+      </w:ins>
+      <w:ins w:id="34" w:author="Unknown Author" w:date="2026-10-10T18:06:33Z">
         <w:r>
           <w:rPr/>
-          <w:t xml:space="preserve">, escribe Fuão, conserva en todos sus derivados el sentido de lo que «aglutina, reúne, lo que fue disperso» (Fuão, 2011: 81). </w:t>
+          <w:t xml:space="preserve"> con dueño y con lugar.</w:t>
         </w:r>
       </w:ins>
-      <w:r>
-        <w:rPr/>
-        <w:t>Han muerto más de ciento cincuenta comunarios (</w:t>
-      </w:r>
-      <w:ins w:id="53" w:author="Unknown Author" w:date="2026-10-10T17:23:57Z">
+    </w:p>
+    <w:p>
+      <w:pPr>
+        <w:pStyle w:val="BodyText"/>
+        <w:rPr/>
+      </w:pPr>
+      <w:r>
+        <w:rPr/>
+        <w:t>La memoria se construye igual que la casa. Cada uno guarda sus padecimientos «con el mismo pudor de los ex carcelados», y la memoria «no recordaba sino lo pasado antiguo, lo bueno y lo alegre de las cosechas» (ibid.):</w:t>
+      </w:r>
+    </w:p>
+    <w:p>
+      <w:pPr>
+        <w:pStyle w:val="BlockText"/>
+        <w:rPr/>
+      </w:pPr>
+      <w:r>
+        <w:rPr/>
+        <w:t>Tras la muralla de su visión, como foso hondo y alquitranado, estaba el intervalo del hambre; los comunarios, desde la atalaya de la esperanza, sólo miraban el horizonte, sin atreverse a bajar la cabeza al tremendo hoyo de la escasez pretérita (ibid.: 156-157).</w:t>
+      </w:r>
+    </w:p>
+    <w:p>
+      <w:pPr>
+        <w:pStyle w:val="FirstParagraph"/>
+        <w:rPr/>
+      </w:pPr>
+      <w:r>
+        <w:rPr/>
+        <w:t xml:space="preserve">Muralla, foso, atalaya: recordar es construir, y olvidar también (Figura 7). </w:t>
+      </w:r>
+      <w:ins w:id="36" w:author="Unknown Author" w:date="2026-10-10T18:06:33Z">
         <w:r>
           <w:rPr/>
-          <w:t>Botelho Gosálvez, 1982 [1945]</w:t>
+          <w:t xml:space="preserve">Dean lo dice de las piedras incas, «memorias materializadas»: «recordar una versión del pasado exige olvidar o reprimir otra versión de ese mismo pasado» (Dean, 2010: 39). </w:t>
         </w:r>
       </w:ins>
-      <w:del w:id="54" w:author="Unknown Author" w:date="2026-10-10T17:23:57Z">
+      <w:r>
+        <w:rPr/>
+        <w:t>Fuão describe ese olvido como el trabajo de la cola: crea «la ilusión de integridad», «no cura ni salva, solo cierra la boca de los abismos» (Fuão, 2011: 88); y el tiempo, añade, es la más potente de las colas, porque «cierra cicatrices» (ibid.: 91). Es lo contrario del lema del epígrafe: los comunarios de la novela no caminan mirando al pasado; lo esconden en un foso. La selección tiene nombres: «Llegaron los Villca, los Huanca, los Huallpa, los Yupanqui, los Ticona, los Choque, los Chuquihuanca» (Botelho Gosálvez, 1982 [1945]: 156). Faltan los Condori, los Mamani y los Quispe, la «legión» sin tierra que cerraba la escalera del narrador (ibid.: 22). El Signo Escalonado se rehace sin su último escalón. Si, como concluyen Monteys y Fuertes, las personas «son la casa» (Monteys y Fuertes, 2001: 148), el ayllu se rehace incompleto</w:t>
+      </w:r>
+      <w:del w:id="37" w:author="Unknown Author" w:date="2026-10-10T18:06:33Z">
         <w:r>
           <w:rPr/>
-          <w:delText>ibid.</w:delText>
+          <w:delText xml:space="preserve">. Una pirca de doble cara enseña lo que esa memoria olvida: las piedras grandes dan la cara, pero adentro van las menudas, y sin ese relleno el muro se cae. El narrador también llama «legión» a la «piedrecilla menuda» que baja del cerro hasta las pircas (Botelho Gosálvez, 1982 [1945]: 8). Los sin tierra fueron ese relleno: tres de ellos, sin nombre, cuidaron el ayllu vacío, y el retorno no los cuenta. Con la cosecha, los derrotados «olvidaron la pesadilla pasada» (ibid.: 159). Endurecerse para no sufrir la pérdida tiene nombre en aymara: </w:delText>
         </w:r>
       </w:del>
-      <w:r>
-        <w:rPr/>
-        <w:t xml:space="preserve">: 156). Reparar es un trabajo de manos y de piedra: «Las chujllas fueron reparadas del estrago, las pircas de piedra que separan las parcelas fueron compuestas» (ibid.). </w:t>
-      </w:r>
-      <w:r>
-        <w:rPr>
-          <w:i/>
-          <w:iCs/>
-        </w:rPr>
-        <w:t>Compuestas</w:t>
-      </w:r>
-      <w:r>
-        <w:rPr/>
-        <w:t xml:space="preserve">: la palabra que los tratados de arquitectura reservaban al arquitecto vuelve aquí como faena comunal. Recomponer la pirca es volver a amojonar, lo que el aymara llama </w:t>
-      </w:r>
-      <w:r>
-        <w:rPr>
-          <w:i/>
-          <w:iCs/>
-        </w:rPr>
-        <w:t>saywaña</w:t>
-      </w:r>
-      <w:r>
-        <w:rPr/>
-        <w:t xml:space="preserve">: «mojonar las chácaras con montones de piedra» (Bertonio, 2011 [1612]: 466). Alexander define la propiedad por el control, no por el dinero, y pide «el poder legal y la oportunidad física de modificar y reparar sus propios lugares» (Alexander et al., 1977: 395). La novela las separa: el poder, en los papeles; la oportunidad, en las manos. </w:t>
-      </w:r>
-      <w:ins w:id="55" w:author="Unknown Author" w:date="2026-10-10T17:23:57Z">
+      <w:del w:id="38" w:author="Unknown Author" w:date="2026-10-10T18:06:33Z">
+        <w:r>
+          <w:rPr>
+            <w:i/>
+            <w:iCs/>
+          </w:rPr>
+          <w:delText>qalachuyma</w:delText>
+        </w:r>
+      </w:del>
+      <w:del w:id="39" w:author="Unknown Author" w:date="2026-10-10T18:06:33Z">
         <w:r>
           <w:rPr/>
-          <w:t xml:space="preserve">Reparar a la vez la casa y el lindero es lo que Alexander pide a todo el que construye: «reparar el mundo a su alrededor, y dentro de él» (Alexander et al., 1977: xiii). </w:t>
+          <w:delText xml:space="preserve">, «corazón de piedra»; en un relato de Spedding, para volverse así «hay que lamer el batán de moler» (Spedding, 2025: XV). Contra el susto, la piedra se usa al revés: se come el bezoar del yatiri, en aymara </w:delText>
+        </w:r>
+      </w:del>
+      <w:del w:id="40" w:author="Unknown Author" w:date="2026-10-10T18:06:33Z">
+        <w:r>
+          <w:rPr>
+            <w:i/>
+            <w:iCs/>
+          </w:rPr>
+          <w:delText>jayintilla</w:delText>
+        </w:r>
+      </w:del>
+      <w:del w:id="41" w:author="Unknown Author" w:date="2026-10-10T18:06:33Z">
+        <w:r>
+          <w:rPr/>
+          <w:delText xml:space="preserve"> (Bertonio, 2011 [1612]: 361), o la tierra del lugar del miedo, para «retornar al territorio y a la memoria» (Rodríguez y Rodríguez, 2025: 55). Los comunarios besan el suelo, pero no vuelven a la memoria. La paz se paga con ese olvido</w:delText>
+        </w:r>
+      </w:del>
+      <w:r>
+        <w:rPr/>
+        <w:t>.</w:t>
+      </w:r>
+    </w:p>
+    <w:p>
+      <w:pPr>
+        <w:pStyle w:val="BodyText"/>
+        <w:rPr>
+          <w:ins w:id="47" w:author="Unknown Author" w:date="2026-10-10T18:06:33Z"/>
+        </w:rPr>
+      </w:pPr>
+      <w:ins w:id="42" w:author="Unknown Author" w:date="2026-10-10T18:06:33Z">
+        <w:r>
+          <w:rPr/>
+          <w:t xml:space="preserve">Una pirca de doble cara enseña lo que esa memoria olvida: las piedras grandes dan la cara, pero adentro van las menudas, y sin ese relleno el muro se cae. El narrador también llama «legión» a la «piedrecilla menuda» que baja del cerro hasta las pircas (Botelho Gosálvez, 1982 [1945]: 8). Los sin tierra fueron ese relleno: tres de ellos, sin nombre, cuidaron el ayllu vacío, y el retorno no los cuenta. Con la cosecha, los derrotados «olvidaron la pesadilla pasada» (ibid.: 159). Endurecerse para no sufrir la pérdida tiene nombre en aymara: </w:t>
         </w:r>
       </w:ins>
-      <w:r>
-        <w:rPr/>
-        <w:t>En Umacachi, la ordenanza se llevó los bueyes de los Villca, que se lamentaban: «Y ni siquiera tenemos una yunta» (Botelho Gosálvez, 1982 [1945]: 105). Al volver, sin yuntas, «los mismos hombres eran quienes tiraban el arado» (ibid.: 156). El cuerpo ocupa el lugar del buey</w:t>
-      </w:r>
-      <w:ins w:id="56" w:author="Unknown Author" w:date="2026-10-10T17:23:57Z">
+      <w:ins w:id="43" w:author="Unknown Author" w:date="2026-10-10T18:06:33Z">
+        <w:r>
+          <w:rPr>
+            <w:i/>
+            <w:iCs/>
+          </w:rPr>
+          <w:t>qalachuyma</w:t>
+        </w:r>
+      </w:ins>
+      <w:ins w:id="44" w:author="Unknown Author" w:date="2026-10-10T18:06:33Z">
         <w:r>
           <w:rPr/>
-          <w:t xml:space="preserve">, y recuerda: al volver a la casa antigua, escribe Bachelard, «los gestos más finos, los gestos primeros, son súbitamente vivos, siempre perfectos», porque «la casa natal ha inscrito en nosotros la jerarquía de las diversas funciones del habitar» (Bachelard, 1983 [1957]: 45, cit. en Monteys y Fuertes, 2001: 42). </w:t>
+          <w:t xml:space="preserve">, «corazón de piedra»; en un relato de Spedding, para volverse así «hay que lamer el batán de moler» (Spedding, 2025: XV). Contra el susto, la piedra se usa al revés: se come el bezoar del yatiri, en aymara </w:t>
         </w:r>
       </w:ins>
-      <w:del w:id="57" w:author="Unknown Author" w:date="2026-10-10T17:23:57Z">
+      <w:ins w:id="45" w:author="Unknown Author" w:date="2026-10-10T18:06:33Z">
+        <w:r>
+          <w:rPr>
+            <w:i/>
+            <w:iCs/>
+          </w:rPr>
+          <w:t>jayintilla</w:t>
+        </w:r>
+      </w:ins>
+      <w:ins w:id="46" w:author="Unknown Author" w:date="2026-10-10T18:06:33Z">
         <w:r>
           <w:rPr/>
-          <w:delText xml:space="preserve">. </w:delText>
-        </w:r>
-      </w:del>
-      <w:r>
-        <w:rPr/>
-        <w:t>Y el narrador vuelve a convertirlos en piedra: trabajan «con una voluntad de siglos de piedra» (</w:t>
-      </w:r>
-      <w:ins w:id="58" w:author="Unknown Author" w:date="2026-10-10T17:23:57Z">
-        <w:r>
-          <w:rPr/>
-          <w:t>Botelho Gosálvez, 1982 [1945]: 156</w:t>
+          <w:t xml:space="preserve"> (Bertonio, 2011 [1612]: 361), o la tierra del lugar del miedo, para «retornar al territorio y a la memoria» (Rodríguez y Rodríguez, 2025: 55). Los comunarios besan el suelo, pero no vuelven a la memoria. La paz se paga con ese olvido.</w:t>
         </w:r>
       </w:ins>
-      <w:del w:id="59" w:author="Unknown Author" w:date="2026-10-10T17:23:57Z">
-        <w:r>
-          <w:rPr/>
-          <w:delText>ibid.</w:delText>
-        </w:r>
-      </w:del>
-      <w:r>
-        <w:rPr/>
-        <w:t xml:space="preserve">), una piedra fuera de la historia, no la </w:t>
-      </w:r>
-      <w:r>
-        <w:rPr>
-          <w:i/>
-          <w:iCs/>
-        </w:rPr>
-        <w:t>wank’a</w:t>
-      </w:r>
-      <w:r>
-        <w:rPr/>
-        <w:t xml:space="preserve"> con dueño y con lugar.</w:t>
-      </w:r>
-    </w:p>
-    <w:p>
-      <w:pPr>
-        <w:pStyle w:val="BodyText"/>
-        <w:rPr/>
-      </w:pPr>
-      <w:r>
-        <w:rPr/>
-        <w:t>La memoria se construye igual que la casa. Cada uno guarda sus padecimientos «con el mismo pudor de los ex carcelados», y la memoria «no recordaba sino lo pasado antiguo, lo bueno y lo alegre de las cosechas» (ibid.):</w:t>
-      </w:r>
-    </w:p>
-    <w:p>
-      <w:pPr>
-        <w:pStyle w:val="BlockText"/>
-        <w:rPr/>
-      </w:pPr>
-      <w:r>
-        <w:rPr/>
-        <w:t>Tras la muralla de su visión, como foso hondo y alquitranado, estaba el intervalo del hambre; los comunarios, desde la atalaya de la esperanza, sólo miraban el horizonte, sin atreverse a bajar la cabeza al tremendo hoyo de la escasez pretérita (ibid.: 156-157).</w:t>
-      </w:r>
-    </w:p>
-    <w:p>
-      <w:pPr>
-        <w:pStyle w:val="FirstParagraph"/>
-        <w:rPr/>
-      </w:pPr>
-      <w:r>
-        <w:rPr/>
-        <w:t xml:space="preserve">Muralla, foso, atalaya: recordar es construir, y olvidar también (Figura 7). </w:t>
-      </w:r>
-      <w:ins w:id="60" w:author="Unknown Author" w:date="2026-10-10T17:23:57Z">
-        <w:r>
-          <w:rPr/>
-          <w:t xml:space="preserve">Fuão describe ese olvido como el trabajo de la cola: crea «la ilusión de integridad», «no cura ni salva, solo cierra la boca de los abismos» (Fuão, 2011: 88); y el tiempo, añade, es la más potente de las colas, porque «cierra cicatrices» (ibid.: 91). </w:t>
-        </w:r>
-      </w:ins>
-      <w:r>
-        <w:rPr/>
-        <w:t>Es lo contrario del lema del epígrafe: los comunarios de la novela no caminan mirando al pasado; lo esconden en un foso. La selección tiene nombres: «Llegaron los Villca, los Huanca, los Huallpa, los Yupanqui, los Ticona, los Choque, los Chuquihuanca» (</w:t>
-      </w:r>
-      <w:ins w:id="61" w:author="Unknown Author" w:date="2026-10-10T17:23:57Z">
-        <w:r>
-          <w:rPr/>
-          <w:t>Botelho Gosálvez, 1982 [1945]</w:t>
-        </w:r>
-      </w:ins>
-      <w:del w:id="62" w:author="Unknown Author" w:date="2026-10-10T17:23:57Z">
-        <w:r>
-          <w:rPr/>
-          <w:delText>ibid.</w:delText>
-        </w:r>
-      </w:del>
-      <w:r>
-        <w:rPr/>
-        <w:t xml:space="preserve">: 156). Faltan los Condori, los Mamani y los Quispe, la «legión» sin tierra que cerraba la escalera del narrador (ibid.: 22). El Signo Escalonado se rehace sin su último escalón. </w:t>
-      </w:r>
-      <w:ins w:id="63" w:author="Unknown Author" w:date="2026-10-10T17:23:57Z">
-        <w:r>
-          <w:rPr/>
-          <w:t xml:space="preserve">Si, como concluyen Monteys y Fuertes, las personas «son la casa» (Monteys y Fuertes, 2001: 148), el ayllu se rehace incompleto. </w:t>
-        </w:r>
-      </w:ins>
-      <w:r>
-        <w:rPr/>
-        <w:t>Una pirca de doble cara enseña lo que esa memoria olvida: las piedras grandes dan la cara, pero adentro van las menudas, y sin ese relleno el muro se cae. El narrador también llama «legión» a la «piedrecilla menuda» que baja del cerro hasta las pircas (</w:t>
-      </w:r>
-      <w:ins w:id="64" w:author="Unknown Author" w:date="2026-10-10T17:23:57Z">
-        <w:r>
-          <w:rPr/>
-          <w:t>Botelho Gosálvez, 1982 [1945]</w:t>
-        </w:r>
-      </w:ins>
-      <w:del w:id="65" w:author="Unknown Author" w:date="2026-10-10T17:23:57Z">
-        <w:r>
-          <w:rPr/>
-          <w:delText>ibid.</w:delText>
-        </w:r>
-      </w:del>
-      <w:r>
-        <w:rPr/>
-        <w:t xml:space="preserve">: 8). Los sin tierra fueron ese relleno: tres de ellos, sin nombre, cuidaron el ayllu vacío, y el retorno no los cuenta. Con la cosecha, los derrotados «olvidaron la pesadilla pasada» (ibid.: 159). Endurecerse para no sufrir la pérdida tiene nombre en aymara: </w:t>
-      </w:r>
-      <w:r>
-        <w:rPr>
-          <w:i/>
-          <w:iCs/>
-        </w:rPr>
-        <w:t>qalachuyma</w:t>
-      </w:r>
-      <w:r>
-        <w:rPr/>
-        <w:t xml:space="preserve">, «corazón de piedra»; en un relato de Spedding, para volverse así «hay que lamer el batán de moler» (Spedding, 2025: XV). Contra el susto, la piedra se usa al revés: se come el bezoar del yatiri, en aymara </w:t>
-      </w:r>
-      <w:r>
-        <w:rPr>
-          <w:i/>
-          <w:iCs/>
-        </w:rPr>
-        <w:t>jayintilla</w:t>
-      </w:r>
-      <w:r>
-        <w:rPr/>
-        <w:t xml:space="preserve"> (Bertonio, 2011 [1612]: 361), o la tierra del lugar del miedo, para «retornar al territorio y a la memoria» (Rodríguez y Rodríguez, 2025: 55). Los comunarios besan el suelo, pero no vuelven a la memoria. La paz se paga con ese olvido.</w:t>
-      </w:r>
     </w:p>
     <w:p>
       <w:pPr>
@@ -3786,787 +3718,768 @@
       </w:pPr>
       <w:r>
         <w:rPr/>
-        <w:t xml:space="preserve">¿Qué muestra el dibujo? Ante todo, posiciones. Los esquemas obligan a decidir lo que el texto deja abierto (desde dónde se mira, a qué escala, qué queda dentro y qué fuera), y cada decisión deja ver la del narrador: fuera de la chujlla, en la tribuna del linchamiento, frente a las cumbres góticas. Cuando la decisión es del dibujante, como el cráneo o los mojones, la comparación con el texto y con el vocabulario aymara dice si se sostiene. Además, las operaciones del pastel (sumar, quitar, manchar, rayar, disolver) repiten las de la novela: amontonar, despejar, dejar «manchones» (ibid.: 60, 156), escribir, derretirse. </w:t>
-      </w:r>
-      <w:ins w:id="66" w:author="Unknown Author" w:date="2026-10-10T17:23:57Z">
+        <w:t>¿Qué muestra el dibujo? Ante todo, posiciones. Los esquemas obligan a decidir lo que el texto deja abierto (desde dónde se mira, a qué escala, qué queda dentro y qué fuera), y cada decisión deja ver la del narrador: fuera de la chujlla, en la tribuna del linchamiento, frente a las cumbres góticas. Cuando la decisión es del dibujante, como el cráneo o los mojones, la comparación con el texto y con el vocabulario aymara dice si se sostiene. Además, las operaciones del pastel (sumar, quitar, manchar, rayar, disolver) repiten las de la novela: amontonar, despejar, dejar «manchones» (ibid.: 60, 156), escribir, derretirse. Fuão lo dice de la tijera y de la cola: esos instrumentos y materiales «no son neutros» (Fuão, 2011: 8). Leer con la mano no es solo ilustrar escenas, sino repetir operaciones: un manuaje de la lectura, táctil como la prosa que lee.</w:t>
+      </w:r>
+    </w:p>
+    <w:p>
+      <w:pPr>
+        <w:pStyle w:val="BodyText"/>
+        <w:rPr/>
+      </w:pPr>
+      <w:r>
+        <w:rPr/>
+        <w:t xml:space="preserve">El trabajo tiene tres límites. El primero es el que advertía Hall: el corte, el </w:t>
+      </w:r>
+      <w:r>
+        <w:rPr>
+          <w:i/>
+          <w:iCs/>
+        </w:rPr>
+        <w:t>capriccio</w:t>
+      </w:r>
+      <w:r>
+        <w:rPr/>
+        <w:t>, Bacon, la tectónica, Alexander, la collage</w:t>
+      </w:r>
+      <w:ins w:id="48" w:author="Unknown Author" w:date="2026-10-10T18:06:33Z">
         <w:r>
           <w:rPr/>
-          <w:t xml:space="preserve">Fuão lo dice de la tijera y de la cola: esos instrumentos y materiales «no son neutros» (Fuão, 2011: 8). </w:t>
+          <w:t>, los tres cerditos, The Voidz</w:t>
         </w:r>
       </w:ins>
       <w:r>
         <w:rPr/>
-        <w:t>Leer con la mano no es solo ilustrar escenas, sino repetir operaciones: un manuaje de la lectura, táctil como la prosa que lee.</w:t>
-      </w:r>
-    </w:p>
-    <w:p>
-      <w:pPr>
-        <w:pStyle w:val="BodyText"/>
-        <w:rPr/>
-      </w:pPr>
-      <w:r>
-        <w:rPr/>
-        <w:t xml:space="preserve">El trabajo tiene tres límites. El primero es el que advertía Hall: el corte, el </w:t>
-      </w:r>
-      <w:r>
-        <w:rPr>
-          <w:i/>
-          <w:iCs/>
-        </w:rPr>
-        <w:t>capriccio</w:t>
-      </w:r>
-      <w:r>
-        <w:rPr/>
-        <w:t>, Bacon, la tectónica, Alexander</w:t>
-      </w:r>
-      <w:ins w:id="67" w:author="Unknown Author" w:date="2026-10-10T17:23:57Z">
+        <w:t xml:space="preserve"> y hasta la pelvis son maneras de ver ajenas al mundo narrado. Los dibujos hablan de la novela, no del ayllu ni de la manera aymara de entender el espacio, que pedirían otras fuentes y otros autores: los de la historia que los aymaras, escribía Roberto Choque Canqui, «hace tiempo, hemos añorado por escribir» (Choque Canqui, 1978 [1974]: s. p.). El segundo es ético: la inmersión seduce, y un pastel puede embellecer la miseria o fabricar efigies; por eso la serie no dibuja el linchamiento ni el alma que el narrador declara cerrada. El tercero es de método: el dibujo depende de los datos del texto y hereda sus silencios. Puede hacerlos visibles, pero no llenarlos.</w:t>
+      </w:r>
+    </w:p>
+    <w:p>
+      <w:pPr>
+        <w:pStyle w:val="BodyText"/>
+        <w:rPr/>
+      </w:pPr>
+      <w:r>
+        <w:rPr/>
+        <w:t xml:space="preserve">Queda el montón. «Quizá un día la montaña de piedras sobrepase la altura del cerro», esperaban los comunarios (Botelho Gosálvez, 1982 [1945]: 9). La novela cumple la profecía al revés: la montaña crece en el desmonte de la mina y en el «informe montón» que sepulta a Juan Condori (ibid.: 154). El dibujo no repara lo que la novela deja caer al foso; a lo sumo, como una </w:t>
+      </w:r>
+      <w:r>
+        <w:rPr>
+          <w:i/>
+          <w:iCs/>
+        </w:rPr>
+        <w:t>décollage</w:t>
+      </w:r>
+      <w:r>
+        <w:rPr/>
+        <w:t xml:space="preserve"> que despega lo que la memoria pegó, puede impedir que el foso se cierre. Si en Jatun-Kolla habitar es despejar piedras, leer </w:t>
+      </w:r>
+      <w:r>
+        <w:rPr>
+          <w:i/>
+          <w:iCs/>
+        </w:rPr>
+        <w:t>Altiplano</w:t>
+      </w:r>
+      <w:r>
+        <w:rPr/>
+        <w:t xml:space="preserve"> con la mano es, quizá, volver a amontonarlas para ver qué queda debajo.</w:t>
+      </w:r>
+      <w:bookmarkEnd w:id="10"/>
+    </w:p>
+    <w:p>
+      <w:pPr>
+        <w:pStyle w:val="Heading2"/>
+        <w:rPr/>
+      </w:pPr>
+      <w:bookmarkStart w:id="11" w:name="declaraciones-finales"/>
+      <w:r>
+        <w:rPr/>
+        <w:t>Declaraciones finales</w:t>
+      </w:r>
+    </w:p>
+    <w:p>
+      <w:pPr>
+        <w:pStyle w:val="FirstParagraph"/>
+        <w:rPr/>
+      </w:pPr>
+      <w:r>
+        <w:rPr>
+          <w:b/>
+          <w:bCs/>
+        </w:rPr>
+        <w:t>Conflicto de intereses.</w:t>
+      </w:r>
+      <w:r>
+        <w:rPr/>
+        <w:t xml:space="preserve"> El autor declara no tener conflictos de intereses.</w:t>
+      </w:r>
+    </w:p>
+    <w:p>
+      <w:pPr>
+        <w:pStyle w:val="BodyText"/>
+        <w:rPr/>
+      </w:pPr>
+      <w:r>
+        <w:rPr>
+          <w:b/>
+          <w:bCs/>
+        </w:rPr>
+        <w:t>Declaración de uso de inteligencia artificial.</w:t>
+      </w:r>
+      <w:r>
+        <w:rPr/>
+        <w:t xml:space="preserve"> a) </w:t>
+      </w:r>
+      <w:r>
+        <w:rPr>
+          <w:i/>
+          <w:iCs/>
+        </w:rPr>
+        <w:t>Herramientas</w:t>
+      </w:r>
+      <w:r>
+        <w:rPr/>
+        <w:t xml:space="preserve">: Claude (Anthropic) y ChatGPT (OpenAI), asistentes de IA generativa. b) </w:t>
+      </w:r>
+      <w:r>
+        <w:rPr>
+          <w:i/>
+          <w:iCs/>
+        </w:rPr>
+        <w:t>Alcance</w:t>
+      </w:r>
+      <w:r>
+        <w:rPr/>
+        <w:t xml:space="preserve">: se emplearon en la exploración bibliográfica, la transcripción y paginación de fuentes digitalizadas, la localización y el cotejo de citas con su página, el contraste de pasajes de la novela, la revisión conceptual y la redacción de borradores, y el diseño y trazado de los esquemas de encaje (figuras 1-6) y de los diagramas (figuras 7 y 8). c) </w:t>
+      </w:r>
+      <w:r>
+        <w:rPr>
+          <w:i/>
+          <w:iCs/>
+        </w:rPr>
+        <w:t>Rol</w:t>
+      </w:r>
+      <w:r>
+        <w:rPr/>
+        <w:t>: el autor concibió la hipótesis original, diseñó la metodología de lectura tectónica, seleccionó las fuentes, decidió las interpretaciones, dirigió y revisó la redacción y es autor exclusivo de los pasteles al óleo que sustentan la investigación; asume la plena responsabilidad intelectual por la versión final del manuscrito.</w:t>
+      </w:r>
+      <w:bookmarkEnd w:id="11"/>
+    </w:p>
+    <w:p>
+      <w:pPr>
+        <w:pStyle w:val="Heading2"/>
+        <w:rPr/>
+      </w:pPr>
+      <w:bookmarkStart w:id="12" w:name="bibliografía"/>
+      <w:r>
+        <w:rPr/>
+        <w:t>Bibliografía</w:t>
+      </w:r>
+    </w:p>
+    <w:p>
+      <w:pPr>
+        <w:pStyle w:val="FirstParagraph"/>
+        <w:rPr/>
+      </w:pPr>
+      <w:r>
+        <w:rPr/>
+        <w:t xml:space="preserve">Alexander, Christopher; Ishikawa, Sara y Silverstein, Murray (1977). </w:t>
+      </w:r>
+      <w:r>
+        <w:rPr>
+          <w:i/>
+          <w:iCs/>
+        </w:rPr>
+        <w:t>A Pattern Language. Towns, Buildings, Construction</w:t>
+      </w:r>
+      <w:r>
+        <w:rPr/>
+        <w:t>. Nueva York: Oxford University Press.</w:t>
+      </w:r>
+    </w:p>
+    <w:p>
+      <w:pPr>
+        <w:pStyle w:val="BodyText"/>
+        <w:rPr/>
+      </w:pPr>
+      <w:r>
+        <w:rPr/>
+        <w:t xml:space="preserve">Bachelard, Gaston (1978 [1942]). </w:t>
+      </w:r>
+      <w:r>
+        <w:rPr>
+          <w:i/>
+          <w:iCs/>
+        </w:rPr>
+        <w:t>El agua y los sueños. Ensayo sobre la imaginación de la materia</w:t>
+      </w:r>
+      <w:r>
+        <w:rPr/>
+        <w:t>. México: Fondo de Cultura Económica.</w:t>
+      </w:r>
+    </w:p>
+    <w:p>
+      <w:pPr>
+        <w:pStyle w:val="BodyText"/>
+        <w:rPr/>
+      </w:pPr>
+      <w:r>
+        <w:rPr/>
+        <w:t xml:space="preserve">Bachelard, Gaston (1983 [1957]). </w:t>
+      </w:r>
+      <w:r>
+        <w:rPr>
+          <w:i/>
+          <w:iCs/>
+        </w:rPr>
+        <w:t>La poética del espacio</w:t>
+      </w:r>
+      <w:r>
+        <w:rPr/>
+        <w:t>. México: Fondo de Cultura Económica.</w:t>
+      </w:r>
+    </w:p>
+    <w:p>
+      <w:pPr>
+        <w:pStyle w:val="BodyText"/>
+        <w:rPr/>
+      </w:pPr>
+      <w:r>
+        <w:rPr/>
+        <w:t xml:space="preserve">Barnadas, Josep M. (1978 [1975]). </w:t>
+      </w:r>
+      <w:r>
+        <w:rPr>
+          <w:i/>
+          <w:iCs/>
+        </w:rPr>
+        <w:t>Apuntes para una historia aymara</w:t>
+      </w:r>
+      <w:r>
+        <w:rPr/>
+        <w:t>. 2.ª ed. La Paz: CIPCA (Cuadernos de Investigación, 6).</w:t>
+      </w:r>
+    </w:p>
+    <w:p>
+      <w:pPr>
+        <w:pStyle w:val="BodyText"/>
+        <w:rPr/>
+      </w:pPr>
+      <w:r>
+        <w:rPr/>
+        <w:t xml:space="preserve">Bertonio, Ludovico (2011 [1612]). </w:t>
+      </w:r>
+      <w:r>
+        <w:rPr>
+          <w:i/>
+          <w:iCs/>
+        </w:rPr>
+        <w:t>Transcripción del vocabulario de la lengua aymara</w:t>
+      </w:r>
+      <w:r>
+        <w:rPr/>
+        <w:t>. La Paz: Radio San Gabriel (1993) e ILLA-A (ed. digital).</w:t>
+      </w:r>
+    </w:p>
+    <w:p>
+      <w:pPr>
+        <w:pStyle w:val="BodyText"/>
+        <w:rPr/>
+      </w:pPr>
+      <w:r>
+        <w:rPr/>
+        <w:t xml:space="preserve">Botelho Gosálvez, Raúl (1982 [1945]). </w:t>
+      </w:r>
+      <w:r>
+        <w:rPr>
+          <w:i/>
+          <w:iCs/>
+        </w:rPr>
+        <w:t>Altiplano</w:t>
+      </w:r>
+      <w:r>
+        <w:rPr/>
+        <w:t>. 7.ª ed. La Paz: Librería Editorial Juventud.</w:t>
+      </w:r>
+    </w:p>
+    <w:p>
+      <w:pPr>
+        <w:pStyle w:val="BodyText"/>
+        <w:rPr/>
+      </w:pPr>
+      <w:r>
+        <w:rPr/>
+        <w:t xml:space="preserve">Cárcamo Pino, Mauricio Arnoldo (2019). “Thinking and Intelligence in the Architectural Design. A Review from Language, Graphuage and Manuage”. En Carlos Luis Marcos Alba (ed.), </w:t>
+      </w:r>
+      <w:r>
+        <w:rPr>
+          <w:i/>
+          <w:iCs/>
+        </w:rPr>
+        <w:t>Graphic Imprints. The Influence of Representation and Ideation Tools in Architecture. EGA 2018</w:t>
+      </w:r>
+      <w:r>
+        <w:rPr/>
+        <w:t>. Cham: Springer: 1411-1423.</w:t>
+      </w:r>
+    </w:p>
+    <w:p>
+      <w:pPr>
+        <w:pStyle w:val="BodyText"/>
+        <w:rPr/>
+      </w:pPr>
+      <w:r>
+        <w:rPr/>
+        <w:t xml:space="preserve">Cárcamo Pino, Mauricio Arnoldo (2025a). “Madera, herramientas y manuaje. Notas para una ontología evolutiva del diseñar”. </w:t>
+      </w:r>
+      <w:r>
+        <w:rPr>
+          <w:i/>
+          <w:iCs/>
+        </w:rPr>
+        <w:t>Revista Arteoficio</w:t>
+      </w:r>
+      <w:r>
+        <w:rPr/>
+        <w:t>, 21: 5-12. https://doi.org/10.35588/nn3v3487</w:t>
+      </w:r>
+    </w:p>
+    <w:p>
+      <w:pPr>
+        <w:pStyle w:val="BodyText"/>
+        <w:rPr/>
+      </w:pPr>
+      <w:r>
+        <w:rPr/>
+        <w:t xml:space="preserve">Cárcamo Pino, Mauricio Arnoldo (2025b). “Oralitura/literatura y manuaje/lenguaje: una revisión por reescritura”. </w:t>
+      </w:r>
+      <w:r>
+        <w:rPr>
+          <w:i/>
+          <w:iCs/>
+        </w:rPr>
+        <w:t>Revista Chilena de Literatura</w:t>
+      </w:r>
+      <w:r>
+        <w:rPr/>
+        <w:t>, 112: 233-264.</w:t>
+      </w:r>
+    </w:p>
+    <w:p>
+      <w:pPr>
+        <w:pStyle w:val="BodyText"/>
+        <w:rPr/>
+      </w:pPr>
+      <w:r>
+        <w:rPr/>
+        <w:t xml:space="preserve">Choque Canqui, Roberto (1978 [1974]). “Prólogo”. En Josep M. Barnadas, </w:t>
+      </w:r>
+      <w:r>
+        <w:rPr>
+          <w:i/>
+          <w:iCs/>
+        </w:rPr>
+        <w:t>Apuntes para una historia aymara</w:t>
+      </w:r>
+      <w:r>
+        <w:rPr/>
+        <w:t>. 2.ª ed. La Paz: CIPCA: s. p.</w:t>
+      </w:r>
+    </w:p>
+    <w:p>
+      <w:pPr>
+        <w:pStyle w:val="BodyText"/>
+        <w:rPr/>
+      </w:pPr>
+      <w:r>
+        <w:rPr/>
+        <w:t xml:space="preserve">Cornejo Polar, Antonio (2003 [1994]). </w:t>
+      </w:r>
+      <w:r>
+        <w:rPr>
+          <w:i/>
+          <w:iCs/>
+        </w:rPr>
+        <w:t>Escribir en el aire. Ensayo sobre la heterogeneidad socio-cultural en las literaturas andinas</w:t>
+      </w:r>
+      <w:r>
+        <w:rPr/>
+        <w:t>. 2.ª ed. Lima y Berkeley: CELACP y Latinoamericana Editores.</w:t>
+      </w:r>
+    </w:p>
+    <w:p>
+      <w:pPr>
+        <w:pStyle w:val="BodyText"/>
+        <w:rPr/>
+      </w:pPr>
+      <w:r>
+        <w:rPr/>
+        <w:t xml:space="preserve">Dean, Carolyn (2010). </w:t>
+      </w:r>
+      <w:r>
+        <w:rPr>
+          <w:i/>
+          <w:iCs/>
+        </w:rPr>
+        <w:t>A Culture of Stone: Inka Perspectives on Rock</w:t>
+      </w:r>
+      <w:r>
+        <w:rPr/>
+        <w:t>. Durham y Londres: Duke University Press.</w:t>
+      </w:r>
+    </w:p>
+    <w:p>
+      <w:pPr>
+        <w:pStyle w:val="BodyText"/>
+        <w:rPr/>
+      </w:pPr>
+      <w:r>
+        <w:rPr/>
+        <w:t xml:space="preserve">Duviols, Pierre (1979). “Un symbolisme de l’occupation, de l’aménagement et de l’exploitation de l’espace: le monolithe «huanca» et sa fonction dans les Andes préhispaniques”. </w:t>
+      </w:r>
+      <w:r>
+        <w:rPr>
+          <w:i/>
+          <w:iCs/>
+        </w:rPr>
+        <w:t>L’Homme</w:t>
+      </w:r>
+      <w:r>
+        <w:rPr/>
+        <w:t>, 19(2): 7-31.</w:t>
+      </w:r>
+    </w:p>
+    <w:p>
+      <w:pPr>
+        <w:pStyle w:val="BodyText"/>
+        <w:rPr/>
+      </w:pPr>
+      <w:r>
+        <w:rPr/>
+        <w:t xml:space="preserve">Frampton, Kenneth (1995). </w:t>
+      </w:r>
+      <w:r>
+        <w:rPr>
+          <w:i/>
+          <w:iCs/>
+        </w:rPr>
+        <w:t>Studies in Tectonic Culture: The Poetics of Construction in Nineteenth and Twentieth Century Architecture</w:t>
+      </w:r>
+      <w:r>
+        <w:rPr/>
+        <w:t>. Ed. John Cava. Cambridge, MA y Londres: MIT Press.</w:t>
+      </w:r>
+    </w:p>
+    <w:p>
+      <w:pPr>
+        <w:pStyle w:val="BodyText"/>
+        <w:rPr/>
+      </w:pPr>
+      <w:r>
+        <w:rPr/>
+        <w:t xml:space="preserve">Fuão, Fernando Freitas (2011). </w:t>
+      </w:r>
+      <w:r>
+        <w:rPr>
+          <w:i/>
+          <w:iCs/>
+        </w:rPr>
+        <w:t>A collage como trajetória amorosa</w:t>
+      </w:r>
+      <w:r>
+        <w:rPr/>
+        <w:t>. Porto Alegre: Editora da UFRGS.</w:t>
+      </w:r>
+    </w:p>
+    <w:p>
+      <w:pPr>
+        <w:pStyle w:val="BodyText"/>
+        <w:rPr/>
+      </w:pPr>
+      <w:r>
+        <w:rPr/>
+        <w:t xml:space="preserve">Garrington, Abbie (2013). </w:t>
+      </w:r>
+      <w:r>
+        <w:rPr>
+          <w:i/>
+          <w:iCs/>
+        </w:rPr>
+        <w:t>Haptic Modernism: Touch and the Tactile in Modernist Writing</w:t>
+      </w:r>
+      <w:r>
+        <w:rPr/>
+        <w:t>. Edimburgo: Edinburgh University Press.</w:t>
+      </w:r>
+    </w:p>
+    <w:p>
+      <w:pPr>
+        <w:pStyle w:val="BodyText"/>
+        <w:rPr/>
+      </w:pPr>
+      <w:r>
+        <w:rPr/>
+        <w:t xml:space="preserve">Hall, Edward T. (1973 [1966]). </w:t>
+      </w:r>
+      <w:r>
+        <w:rPr>
+          <w:i/>
+          <w:iCs/>
+        </w:rPr>
+        <w:t>La dimensión oculta: enfoque antropológico del uso del espacio</w:t>
+      </w:r>
+      <w:r>
+        <w:rPr/>
+        <w:t>. Madrid: Instituto de Estudios de Administración Local.</w:t>
+      </w:r>
+    </w:p>
+    <w:p>
+      <w:pPr>
+        <w:pStyle w:val="BodyText"/>
+        <w:rPr/>
+      </w:pPr>
+      <w:r>
+        <w:rPr/>
+        <w:t xml:space="preserve">Ingold, Tim (2013). </w:t>
+      </w:r>
+      <w:r>
+        <w:rPr>
+          <w:i/>
+          <w:iCs/>
+        </w:rPr>
+        <w:t>Making: Anthropology, Archaeology, Art and Architecture</w:t>
+      </w:r>
+      <w:r>
+        <w:rPr/>
+        <w:t>. Londres y Nueva York: Routledge.</w:t>
+      </w:r>
+    </w:p>
+    <w:p>
+      <w:pPr>
+        <w:pStyle w:val="BodyText"/>
+        <w:rPr/>
+      </w:pPr>
+      <w:r>
+        <w:rPr/>
+        <w:t>Le Guin, Ursula K. (2021 [1986]). “La teoría de la bolsa de transporte de la ficción”. Trad. Kamen Nedev y José Pérez de Lama. Biblioteca Anarquista. https://es.theanarchistlibrary.org</w:t>
+      </w:r>
+    </w:p>
+    <w:p>
+      <w:pPr>
+        <w:pStyle w:val="BodyText"/>
+        <w:rPr/>
+      </w:pPr>
+      <w:r>
+        <w:rPr/>
+        <w:t xml:space="preserve">Lundberg, Simon (2019). </w:t>
+      </w:r>
+      <w:r>
+        <w:rPr>
+          <w:i/>
+          <w:iCs/>
+        </w:rPr>
+        <w:t>Architecture as Image</w:t>
+      </w:r>
+      <w:r>
+        <w:rPr/>
+        <w:t>. Proyecto de grado en Arquitectura, nivel avanzado. Estocolmo: KTH, TRITA-ABE-MBT-19132.</w:t>
+      </w:r>
+    </w:p>
+    <w:p>
+      <w:pPr>
+        <w:pStyle w:val="BodyText"/>
+        <w:rPr/>
+      </w:pPr>
+      <w:r>
+        <w:rPr/>
+        <w:t xml:space="preserve">Martin, Richard (2014). </w:t>
+      </w:r>
+      <w:r>
+        <w:rPr>
+          <w:i/>
+          <w:iCs/>
+        </w:rPr>
+        <w:t>The Architecture of David Lynch</w:t>
+      </w:r>
+      <w:r>
+        <w:rPr/>
+        <w:t>. Londres y Nueva York: Bloomsbury Academic.</w:t>
+      </w:r>
+    </w:p>
+    <w:p>
+      <w:pPr>
+        <w:pStyle w:val="BodyText"/>
+        <w:rPr/>
+      </w:pPr>
+      <w:r>
+        <w:rPr/>
+        <w:t xml:space="preserve">Monteys, Xavier y Fuertes, Pere (2001). </w:t>
+      </w:r>
+      <w:r>
+        <w:rPr>
+          <w:i/>
+          <w:iCs/>
+        </w:rPr>
+        <w:t>Casa collage. Un ensayo sobre la arquitectura de la casa</w:t>
+      </w:r>
+      <w:r>
+        <w:rPr/>
+        <w:t>. Barcelona: Gustavo Gili.</w:t>
+      </w:r>
+    </w:p>
+    <w:p>
+      <w:pPr>
+        <w:pStyle w:val="BodyText"/>
+        <w:rPr/>
+      </w:pPr>
+      <w:r>
+        <w:rPr/>
+        <w:t xml:space="preserve">Pallasmaa, Juhani (2014 [2011]). </w:t>
+      </w:r>
+      <w:r>
+        <w:rPr>
+          <w:i/>
+          <w:iCs/>
+        </w:rPr>
+        <w:t>La imagen corpórea. Imaginación e imaginario en la arquitectura</w:t>
+      </w:r>
+      <w:r>
+        <w:rPr/>
+        <w:t>. Trad. Carles Muro. Barcelona: Gustavo Gili.</w:t>
+      </w:r>
+    </w:p>
+    <w:p>
+      <w:pPr>
+        <w:pStyle w:val="BodyText"/>
+        <w:rPr/>
+      </w:pPr>
+      <w:r>
+        <w:rPr/>
+        <w:t xml:space="preserve">Rivera Cusicanqui, Silvia (2010 [1984]). </w:t>
+      </w:r>
+      <w:r>
+        <w:rPr>
+          <w:i/>
+          <w:iCs/>
+        </w:rPr>
+        <w:t>«Oprimidos pero no vencidos». Luchas del campesinado aymara y qhechwa 1900-1980</w:t>
+      </w:r>
+      <w:r>
+        <w:rPr/>
+        <w:t>. 4.ª ed. La Paz: WA-GUI.</w:t>
+      </w:r>
+    </w:p>
+    <w:p>
+      <w:pPr>
+        <w:pStyle w:val="BodyText"/>
+        <w:rPr/>
+      </w:pPr>
+      <w:r>
+        <w:rPr/>
+        <w:t xml:space="preserve">Rodríguez, Malena y Rodríguez, Gabriel (2025). “Susto andino y violencia política”. En Eloísa Paz y alfonso borragán (dirs.), </w:t>
+      </w:r>
+      <w:r>
+        <w:rPr>
+          <w:i/>
+          <w:iCs/>
+        </w:rPr>
+        <w:t>Susto al susto</w:t>
+      </w:r>
+      <w:r>
+        <w:rPr/>
+        <w:t>. La Paz: A ediciones: 43-61.</w:t>
+      </w:r>
+    </w:p>
+    <w:p>
+      <w:pPr>
+        <w:pStyle w:val="BodyText"/>
+        <w:rPr/>
+      </w:pPr>
+      <w:r>
+        <w:rPr/>
+        <w:t xml:space="preserve">Scott, James C. (2020 [1998]). </w:t>
+      </w:r>
+      <w:r>
+        <w:rPr>
+          <w:i/>
+          <w:iCs/>
+        </w:rPr>
+        <w:t>Seeing Like a State: How Certain Schemes to Improve the Human Condition Have Failed</w:t>
+      </w:r>
+      <w:r>
+        <w:rPr/>
+        <w:t>. New Haven y Londres: Yale University Press.</w:t>
+      </w:r>
+    </w:p>
+    <w:p>
+      <w:pPr>
+        <w:pStyle w:val="BodyText"/>
+        <w:rPr/>
+      </w:pPr>
+      <w:r>
+        <w:rPr/>
+        <w:t xml:space="preserve">Seguí de la Riva, Javier (2010). </w:t>
+      </w:r>
+      <w:r>
+        <w:rPr>
+          <w:i/>
+          <w:iCs/>
+        </w:rPr>
+        <w:t>Ser dibujo</w:t>
+      </w:r>
+      <w:r>
+        <w:rPr/>
+        <w:t>. Madrid: Mairea Libros y Escuela Técnica Superior de Arquitectura de Madrid.</w:t>
+      </w:r>
+    </w:p>
+    <w:p>
+      <w:pPr>
+        <w:pStyle w:val="BodyText"/>
+        <w:rPr/>
+      </w:pPr>
+      <w:r>
+        <w:rPr/>
+        <w:t xml:space="preserve">Spedding, Alison (2025). “Piedras en el camino”. En Eloísa Paz y alfonso borragán (dirs.), </w:t>
+      </w:r>
+      <w:r>
+        <w:rPr>
+          <w:i/>
+          <w:iCs/>
+        </w:rPr>
+        <w:t>Susto al susto</w:t>
+      </w:r>
+      <w:r>
+        <w:rPr/>
+        <w:t>. La Paz: A ediciones: XIII-XXIII.</w:t>
+      </w:r>
+    </w:p>
+    <w:p>
+      <w:pPr>
+        <w:pStyle w:val="BodyText"/>
+        <w:rPr>
+          <w:ins w:id="52" w:author="Unknown Author" w:date="2026-10-10T18:06:33Z"/>
+        </w:rPr>
+      </w:pPr>
+      <w:ins w:id="49" w:author="Unknown Author" w:date="2026-10-10T18:06:33Z">
         <w:r>
           <w:rPr/>
-          <w:t>, la collage</w:t>
+          <w:t xml:space="preserve">The Voidz (2018). </w:t>
         </w:r>
       </w:ins>
-      <w:r>
-        <w:rPr/>
-        <w:t xml:space="preserve"> y hasta la pelvis son maneras de ver ajenas al mundo narrado. Los dibujos hablan de la novela, no del ayllu ni de la manera aymara de entender el espacio, que pedirían otras fuentes y otros autores: los de la historia que los aymaras, escribía Roberto Choque Canqui, «hace tiempo, hemos añorado por escribir» (Choque Canqui, 1978 [1974]: s. p.). El segundo es ético: la inmersión seduce, y un pastel puede embellecer la miseria o fabricar efigies; por eso la serie no dibuja el linchamiento ni el alma que el narrador declara cerrada. El tercero es de método: el dibujo depende de los datos del texto y hereda sus silencios. Puede hacerlos visibles, pero no llenarlos.</w:t>
-      </w:r>
-    </w:p>
-    <w:p>
-      <w:pPr>
-        <w:pStyle w:val="BodyText"/>
-        <w:rPr/>
-      </w:pPr>
-      <w:r>
-        <w:rPr/>
-        <w:t xml:space="preserve">Queda el montón. «Quizá un día la montaña de piedras sobrepase la altura del cerro», esperaban los comunarios (Botelho Gosálvez, 1982 [1945]: 9). La novela cumple la profecía al revés: la montaña crece en el desmonte de la mina y en el «informe montón» que sepulta a Juan Condori (ibid.: 154). El dibujo no repara lo que la novela deja caer al foso; a lo sumo, </w:t>
-      </w:r>
-      <w:ins w:id="68" w:author="Unknown Author" w:date="2026-10-10T17:23:57Z">
-        <w:r>
-          <w:rPr/>
-          <w:t xml:space="preserve">como una </w:t>
-        </w:r>
-      </w:ins>
-      <w:ins w:id="69" w:author="Unknown Author" w:date="2026-10-10T17:23:57Z">
+      <w:ins w:id="50" w:author="Unknown Author" w:date="2026-10-10T18:06:33Z">
         <w:r>
           <w:rPr>
             <w:i/>
             <w:iCs/>
           </w:rPr>
-          <w:t>décollage</w:t>
+          <w:t>Virtue</w:t>
         </w:r>
       </w:ins>
-      <w:ins w:id="70" w:author="Unknown Author" w:date="2026-10-10T17:23:57Z">
+      <w:ins w:id="51" w:author="Unknown Author" w:date="2026-10-10T18:06:33Z">
         <w:r>
           <w:rPr/>
-          <w:t xml:space="preserve"> que despega lo que la memoria pegó, </w:t>
+          <w:t xml:space="preserve"> [álbum]. Cult Records y RCA Records. Pistas 3, «Pyramid of Bones», y 7, «All Wordz Are Made Up».</w:t>
         </w:r>
       </w:ins>
-      <w:r>
-        <w:rPr/>
-        <w:t xml:space="preserve">puede impedir que el foso se cierre. Si en Jatun-Kolla habitar es despejar piedras, leer </w:t>
-      </w:r>
-      <w:r>
-        <w:rPr>
-          <w:i/>
-          <w:iCs/>
-        </w:rPr>
-        <w:t>Altiplano</w:t>
-      </w:r>
-      <w:r>
-        <w:rPr/>
-        <w:t xml:space="preserve"> con la mano es, quizá, volver a amontonarlas para ver qué queda debajo.</w:t>
-      </w:r>
-      <w:bookmarkEnd w:id="10"/>
-    </w:p>
-    <w:p>
-      <w:pPr>
-        <w:pStyle w:val="Heading2"/>
-        <w:rPr/>
-      </w:pPr>
-      <w:bookmarkStart w:id="11" w:name="declaraciones-finales"/>
-      <w:r>
-        <w:rPr/>
-        <w:t>Declaraciones finales</w:t>
-      </w:r>
-    </w:p>
-    <w:p>
-      <w:pPr>
-        <w:pStyle w:val="FirstParagraph"/>
-        <w:rPr/>
-      </w:pPr>
-      <w:r>
-        <w:rPr>
-          <w:b/>
-          <w:bCs/>
-        </w:rPr>
-        <w:t>Conflicto de intereses.</w:t>
-      </w:r>
-      <w:r>
-        <w:rPr/>
-        <w:t xml:space="preserve"> El autor declara no tener conflictos de intereses.</w:t>
-      </w:r>
-    </w:p>
-    <w:p>
-      <w:pPr>
-        <w:pStyle w:val="BodyText"/>
-        <w:rPr/>
-      </w:pPr>
-      <w:r>
-        <w:rPr>
-          <w:b/>
-          <w:bCs/>
-        </w:rPr>
-        <w:t>Declaración de uso de inteligencia artificial.</w:t>
-      </w:r>
-      <w:r>
-        <w:rPr/>
-        <w:t xml:space="preserve"> a) </w:t>
-      </w:r>
-      <w:r>
-        <w:rPr>
-          <w:i/>
-          <w:iCs/>
-        </w:rPr>
-        <w:t>Herramientas</w:t>
-      </w:r>
-      <w:r>
-        <w:rPr/>
-        <w:t xml:space="preserve">: Claude (Anthropic) y ChatGPT (OpenAI), asistentes de IA generativa. b) </w:t>
-      </w:r>
-      <w:r>
-        <w:rPr>
-          <w:i/>
-          <w:iCs/>
-        </w:rPr>
-        <w:t>Alcance</w:t>
-      </w:r>
-      <w:r>
-        <w:rPr/>
-        <w:t xml:space="preserve">: se emplearon en la exploración bibliográfica, la transcripción y paginación de fuentes digitalizadas, la localización y el cotejo de citas con su página, el contraste de pasajes de la novela, la revisión conceptual y la redacción de borradores, y el diseño y trazado de los esquemas de encaje (figuras 1-6) y de los diagramas (figuras 7 y 8). c) </w:t>
-      </w:r>
-      <w:r>
-        <w:rPr>
-          <w:i/>
-          <w:iCs/>
-        </w:rPr>
-        <w:t>Rol</w:t>
-      </w:r>
-      <w:r>
-        <w:rPr/>
-        <w:t>: el autor concibió la hipótesis original, diseñó la metodología de lectura tectónica, seleccionó las fuentes, decidió las interpretaciones, dirigió y revisó la redacción y es autor exclusivo de los pasteles al óleo que sustentan la investigación; asume la plena responsabilidad intelectual por la versión final del manuscrito.</w:t>
-      </w:r>
-      <w:bookmarkEnd w:id="11"/>
-    </w:p>
-    <w:p>
-      <w:pPr>
-        <w:pStyle w:val="Heading2"/>
-        <w:rPr/>
-      </w:pPr>
-      <w:bookmarkStart w:id="12" w:name="bibliografía"/>
-      <w:r>
-        <w:rPr/>
-        <w:t>Bibliografía</w:t>
-      </w:r>
-    </w:p>
-    <w:p>
-      <w:pPr>
-        <w:pStyle w:val="FirstParagraph"/>
-        <w:rPr/>
-      </w:pPr>
-      <w:r>
-        <w:rPr/>
-        <w:t xml:space="preserve">Alexander, Christopher; Ishikawa, Sara y Silverstein, Murray (1977). </w:t>
-      </w:r>
-      <w:r>
-        <w:rPr>
-          <w:i/>
-          <w:iCs/>
-        </w:rPr>
-        <w:t>A Pattern Language. Towns, Buildings, Construction</w:t>
-      </w:r>
-      <w:r>
-        <w:rPr/>
-        <w:t>. Nueva York: Oxford University Press.</w:t>
-      </w:r>
-    </w:p>
-    <w:p>
-      <w:pPr>
-        <w:pStyle w:val="BodyText"/>
-        <w:rPr/>
-      </w:pPr>
-      <w:r>
-        <w:rPr/>
-        <w:t xml:space="preserve">Bachelard, Gaston (1978 [1942]). </w:t>
-      </w:r>
-      <w:r>
-        <w:rPr>
-          <w:i/>
-          <w:iCs/>
-        </w:rPr>
-        <w:t>El agua y los sueños. Ensayo sobre la imaginación de la materia</w:t>
-      </w:r>
-      <w:r>
-        <w:rPr/>
-        <w:t>. México: Fondo de Cultura Económica.</w:t>
-      </w:r>
-    </w:p>
-    <w:p>
-      <w:pPr>
-        <w:pStyle w:val="BodyText"/>
-        <w:rPr>
-          <w:ins w:id="74" w:author="Unknown Author" w:date="2026-10-10T17:23:57Z"/>
-        </w:rPr>
-      </w:pPr>
-      <w:ins w:id="71" w:author="Unknown Author" w:date="2026-10-10T17:23:57Z">
-        <w:r>
-          <w:rPr/>
-          <w:t xml:space="preserve">Bachelard, Gaston (1983 [1957]). </w:t>
-        </w:r>
-      </w:ins>
-      <w:ins w:id="72" w:author="Unknown Author" w:date="2026-10-10T17:23:57Z">
-        <w:r>
-          <w:rPr>
-            <w:i/>
-            <w:iCs/>
-          </w:rPr>
-          <w:t>La poética del espacio</w:t>
-        </w:r>
-      </w:ins>
-      <w:ins w:id="73" w:author="Unknown Author" w:date="2026-10-10T17:23:57Z">
-        <w:r>
-          <w:rPr/>
-          <w:t>. México: Fondo de Cultura Económica.</w:t>
-        </w:r>
-      </w:ins>
-    </w:p>
-    <w:p>
-      <w:pPr>
-        <w:pStyle w:val="BodyText"/>
-        <w:rPr/>
-      </w:pPr>
-      <w:r>
-        <w:rPr/>
-        <w:t xml:space="preserve">Barnadas, Josep M. (1978 [1975]). </w:t>
-      </w:r>
-      <w:r>
-        <w:rPr>
-          <w:i/>
-          <w:iCs/>
-        </w:rPr>
-        <w:t>Apuntes para una historia aymara</w:t>
-      </w:r>
-      <w:r>
-        <w:rPr/>
-        <w:t>. 2.ª ed. La Paz: CIPCA (Cuadernos de Investigación, 6).</w:t>
-      </w:r>
-    </w:p>
-    <w:p>
-      <w:pPr>
-        <w:pStyle w:val="BodyText"/>
-        <w:rPr/>
-      </w:pPr>
-      <w:r>
-        <w:rPr/>
-        <w:t xml:space="preserve">Bertonio, Ludovico (2011 [1612]). </w:t>
-      </w:r>
-      <w:r>
-        <w:rPr>
-          <w:i/>
-          <w:iCs/>
-        </w:rPr>
-        <w:t>Transcripción del vocabulario de la lengua aymara</w:t>
-      </w:r>
-      <w:r>
-        <w:rPr/>
-        <w:t>. La Paz: Radio San Gabriel (1993) e ILLA-A (ed. digital).</w:t>
-      </w:r>
-    </w:p>
-    <w:p>
-      <w:pPr>
-        <w:pStyle w:val="BodyText"/>
-        <w:rPr/>
-      </w:pPr>
-      <w:r>
-        <w:rPr/>
-        <w:t xml:space="preserve">Botelho Gosálvez, Raúl (1982 [1945]). </w:t>
-      </w:r>
-      <w:r>
-        <w:rPr>
-          <w:i/>
-          <w:iCs/>
-        </w:rPr>
-        <w:t>Altiplano</w:t>
-      </w:r>
-      <w:r>
-        <w:rPr/>
-        <w:t>. 7.ª ed. La Paz: Librería Editorial Juventud.</w:t>
-      </w:r>
-    </w:p>
-    <w:p>
-      <w:pPr>
-        <w:pStyle w:val="BodyText"/>
-        <w:rPr/>
-      </w:pPr>
-      <w:r>
-        <w:rPr/>
-        <w:t xml:space="preserve">Cárcamo Pino, Mauricio Arnoldo (2019). “Thinking and Intelligence in the Architectural Design. A Review from Language, Graphuage and Manuage”. En Carlos Luis Marcos Alba (ed.), </w:t>
-      </w:r>
-      <w:r>
-        <w:rPr>
-          <w:i/>
-          <w:iCs/>
-        </w:rPr>
-        <w:t>Graphic Imprints. The Influence of Representation and Ideation Tools in Architecture. EGA 2018</w:t>
-      </w:r>
-      <w:r>
-        <w:rPr/>
-        <w:t>. Cham: Springer: 1411-1423.</w:t>
-      </w:r>
-    </w:p>
-    <w:p>
-      <w:pPr>
-        <w:pStyle w:val="BodyText"/>
-        <w:rPr/>
-      </w:pPr>
-      <w:r>
-        <w:rPr/>
-        <w:t xml:space="preserve">Cárcamo Pino, Mauricio Arnoldo (2025a). “Madera, herramientas y manuaje. Notas para una ontología evolutiva del diseñar”. </w:t>
-      </w:r>
-      <w:r>
-        <w:rPr>
-          <w:i/>
-          <w:iCs/>
-        </w:rPr>
-        <w:t>Revista Arteoficio</w:t>
-      </w:r>
-      <w:r>
-        <w:rPr/>
-        <w:t>, 21: 5-12. https://doi.org/10.35588/nn3v3487</w:t>
-      </w:r>
-    </w:p>
-    <w:p>
-      <w:pPr>
-        <w:pStyle w:val="BodyText"/>
-        <w:rPr/>
-      </w:pPr>
-      <w:r>
-        <w:rPr/>
-        <w:t xml:space="preserve">Cárcamo Pino, Mauricio Arnoldo (2025b). “Oralitura/literatura y manuaje/lenguaje: una revisión por reescritura”. </w:t>
-      </w:r>
-      <w:r>
-        <w:rPr>
-          <w:i/>
-          <w:iCs/>
-        </w:rPr>
-        <w:t>Revista Chilena de Literatura</w:t>
-      </w:r>
-      <w:r>
-        <w:rPr/>
-        <w:t>, 112: 233-264.</w:t>
-      </w:r>
-    </w:p>
-    <w:p>
-      <w:pPr>
-        <w:pStyle w:val="BodyText"/>
-        <w:rPr/>
-      </w:pPr>
-      <w:r>
-        <w:rPr/>
-        <w:t xml:space="preserve">Choque Canqui, Roberto (1978 [1974]). “Prólogo”. En Josep M. Barnadas, </w:t>
-      </w:r>
-      <w:r>
-        <w:rPr>
-          <w:i/>
-          <w:iCs/>
-        </w:rPr>
-        <w:t>Apuntes para una historia aymara</w:t>
-      </w:r>
-      <w:r>
-        <w:rPr/>
-        <w:t>. 2.ª ed. La Paz: CIPCA: s. p.</w:t>
-      </w:r>
-    </w:p>
-    <w:p>
-      <w:pPr>
-        <w:pStyle w:val="BodyText"/>
-        <w:rPr/>
-      </w:pPr>
-      <w:r>
-        <w:rPr/>
-        <w:t xml:space="preserve">Cornejo Polar, Antonio (2003 [1994]). </w:t>
-      </w:r>
-      <w:r>
-        <w:rPr>
-          <w:i/>
-          <w:iCs/>
-        </w:rPr>
-        <w:t>Escribir en el aire. Ensayo sobre la heterogeneidad socio-cultural en las literaturas andinas</w:t>
-      </w:r>
-      <w:r>
-        <w:rPr/>
-        <w:t>. 2.ª ed. Lima y Berkeley: CELACP y Latinoamericana Editores.</w:t>
-      </w:r>
-    </w:p>
-    <w:p>
-      <w:pPr>
-        <w:pStyle w:val="BodyText"/>
-        <w:rPr/>
-      </w:pPr>
-      <w:r>
-        <w:rPr/>
-        <w:t xml:space="preserve">Dean, Carolyn (2010). </w:t>
-      </w:r>
-      <w:r>
-        <w:rPr>
-          <w:i/>
-          <w:iCs/>
-        </w:rPr>
-        <w:t>A Culture of Stone: Inka Perspectives on Rock</w:t>
-      </w:r>
-      <w:r>
-        <w:rPr/>
-        <w:t>. Durham y Londres: Duke University Press.</w:t>
-      </w:r>
-    </w:p>
-    <w:p>
-      <w:pPr>
-        <w:pStyle w:val="BodyText"/>
-        <w:rPr/>
-      </w:pPr>
-      <w:r>
-        <w:rPr/>
-        <w:t xml:space="preserve">Duviols, Pierre (1979). “Un symbolisme de l’occupation, de l’aménagement et de l’exploitation de l’espace: le monolithe «huanca» et sa fonction dans les Andes préhispaniques”. </w:t>
-      </w:r>
-      <w:r>
-        <w:rPr>
-          <w:i/>
-          <w:iCs/>
-        </w:rPr>
-        <w:t>L’Homme</w:t>
-      </w:r>
-      <w:r>
-        <w:rPr/>
-        <w:t>, 19(2): 7-31.</w:t>
-      </w:r>
-    </w:p>
-    <w:p>
-      <w:pPr>
-        <w:pStyle w:val="BodyText"/>
-        <w:rPr/>
-      </w:pPr>
-      <w:r>
-        <w:rPr/>
-        <w:t xml:space="preserve">Frampton, Kenneth (1995). </w:t>
-      </w:r>
-      <w:r>
-        <w:rPr>
-          <w:i/>
-          <w:iCs/>
-        </w:rPr>
-        <w:t>Studies in Tectonic Culture: The Poetics of Construction in Nineteenth and Twentieth Century Architecture</w:t>
-      </w:r>
-      <w:r>
-        <w:rPr/>
-        <w:t>. Ed. John Cava. Cambridge, MA y Londres: MIT Press.</w:t>
-      </w:r>
-    </w:p>
-    <w:p>
-      <w:pPr>
-        <w:pStyle w:val="BodyText"/>
-        <w:rPr>
-          <w:ins w:id="78" w:author="Unknown Author" w:date="2026-10-10T17:23:57Z"/>
-        </w:rPr>
-      </w:pPr>
-      <w:ins w:id="75" w:author="Unknown Author" w:date="2026-10-10T17:23:57Z">
-        <w:r>
-          <w:rPr/>
-          <w:t xml:space="preserve">Fuão, Fernando Freitas (2011). </w:t>
-        </w:r>
-      </w:ins>
-      <w:ins w:id="76" w:author="Unknown Author" w:date="2026-10-10T17:23:57Z">
-        <w:r>
-          <w:rPr>
-            <w:i/>
-            <w:iCs/>
-          </w:rPr>
-          <w:t>A collage como trajetória amorosa</w:t>
-        </w:r>
-      </w:ins>
-      <w:ins w:id="77" w:author="Unknown Author" w:date="2026-10-10T17:23:57Z">
-        <w:r>
-          <w:rPr/>
-          <w:t>. Porto Alegre: Editora da UFRGS.</w:t>
-        </w:r>
-      </w:ins>
-    </w:p>
-    <w:p>
-      <w:pPr>
-        <w:pStyle w:val="BodyText"/>
-        <w:rPr/>
-      </w:pPr>
-      <w:r>
-        <w:rPr/>
-        <w:t xml:space="preserve">Garrington, Abbie (2013). </w:t>
-      </w:r>
-      <w:r>
-        <w:rPr>
-          <w:i/>
-          <w:iCs/>
-        </w:rPr>
-        <w:t>Haptic Modernism: Touch and the Tactile in Modernist Writing</w:t>
-      </w:r>
-      <w:r>
-        <w:rPr/>
-        <w:t>. Edimburgo: Edinburgh University Press.</w:t>
-      </w:r>
-    </w:p>
-    <w:p>
-      <w:pPr>
-        <w:pStyle w:val="BodyText"/>
-        <w:rPr/>
-      </w:pPr>
-      <w:r>
-        <w:rPr/>
-        <w:t xml:space="preserve">Hall, Edward T. (1973 [1966]). </w:t>
-      </w:r>
-      <w:r>
-        <w:rPr>
-          <w:i/>
-          <w:iCs/>
-        </w:rPr>
-        <w:t>La dimensión oculta: enfoque antropológico del uso del espacio</w:t>
-      </w:r>
-      <w:r>
-        <w:rPr/>
-        <w:t>. Madrid: Instituto de Estudios de Administración Local.</w:t>
-      </w:r>
-    </w:p>
-    <w:p>
-      <w:pPr>
-        <w:pStyle w:val="BodyText"/>
-        <w:rPr/>
-      </w:pPr>
-      <w:r>
-        <w:rPr/>
-        <w:t xml:space="preserve">Ingold, Tim (2013). </w:t>
-      </w:r>
-      <w:r>
-        <w:rPr>
-          <w:i/>
-          <w:iCs/>
-        </w:rPr>
-        <w:t>Making: Anthropology, Archaeology, Art and Architecture</w:t>
-      </w:r>
-      <w:r>
-        <w:rPr/>
-        <w:t>. Londres y Nueva York: Routledge.</w:t>
-      </w:r>
-    </w:p>
-    <w:p>
-      <w:pPr>
-        <w:pStyle w:val="BodyText"/>
-        <w:rPr/>
-      </w:pPr>
-      <w:r>
-        <w:rPr/>
-        <w:t>Le Guin, Ursula K. (2021 [1986]). “La teoría de la bolsa de transporte de la ficción”. Trad. Kamen Nedev y José Pérez de Lama. Biblioteca Anarquista. https://es.theanarchistlibrary.org</w:t>
-      </w:r>
-    </w:p>
-    <w:p>
-      <w:pPr>
-        <w:pStyle w:val="BodyText"/>
-        <w:rPr/>
-      </w:pPr>
-      <w:r>
-        <w:rPr/>
-        <w:t xml:space="preserve">Lundberg, Simon (2019). </w:t>
-      </w:r>
-      <w:r>
-        <w:rPr>
-          <w:i/>
-          <w:iCs/>
-        </w:rPr>
-        <w:t>Architecture as Image</w:t>
-      </w:r>
-      <w:r>
-        <w:rPr/>
-        <w:t>. Proyecto de grado en Arquitectura, nivel avanzado. Estocolmo: KTH, TRITA-ABE-MBT-19132.</w:t>
-      </w:r>
-    </w:p>
-    <w:p>
-      <w:pPr>
-        <w:pStyle w:val="BodyText"/>
-        <w:rPr/>
-      </w:pPr>
-      <w:r>
-        <w:rPr/>
-        <w:t xml:space="preserve">Martin, Richard (2014). </w:t>
-      </w:r>
-      <w:r>
-        <w:rPr>
-          <w:i/>
-          <w:iCs/>
-        </w:rPr>
-        <w:t>The Architecture of David Lynch</w:t>
-      </w:r>
-      <w:r>
-        <w:rPr/>
-        <w:t>. Londres y Nueva York: Bloomsbury Academic.</w:t>
-      </w:r>
-    </w:p>
-    <w:p>
-      <w:pPr>
-        <w:pStyle w:val="BodyText"/>
-        <w:rPr>
-          <w:ins w:id="82" w:author="Unknown Author" w:date="2026-10-10T17:23:57Z"/>
-        </w:rPr>
-      </w:pPr>
-      <w:ins w:id="79" w:author="Unknown Author" w:date="2026-10-10T17:23:57Z">
-        <w:r>
-          <w:rPr/>
-          <w:t xml:space="preserve">Monteys, Xavier y Fuertes, Pere (2001). </w:t>
-        </w:r>
-      </w:ins>
-      <w:ins w:id="80" w:author="Unknown Author" w:date="2026-10-10T17:23:57Z">
-        <w:r>
-          <w:rPr>
-            <w:i/>
-            <w:iCs/>
-          </w:rPr>
-          <w:t>Casa collage. Un ensayo sobre la arquitectura de la casa</w:t>
-        </w:r>
-      </w:ins>
-      <w:ins w:id="81" w:author="Unknown Author" w:date="2026-10-10T17:23:57Z">
-        <w:r>
-          <w:rPr/>
-          <w:t>. Barcelona: Gustavo Gili.</w:t>
-        </w:r>
-      </w:ins>
-    </w:p>
-    <w:p>
-      <w:pPr>
-        <w:pStyle w:val="BodyText"/>
-        <w:rPr/>
-      </w:pPr>
-      <w:r>
-        <w:rPr/>
-        <w:t xml:space="preserve">Pallasmaa, Juhani (2014 [2011]). </w:t>
-      </w:r>
-      <w:r>
-        <w:rPr>
-          <w:i/>
-          <w:iCs/>
-        </w:rPr>
-        <w:t>La imagen corpórea. Imaginación e imaginario en la arquitectura</w:t>
-      </w:r>
-      <w:r>
-        <w:rPr/>
-        <w:t>. Trad. Carles Muro. Barcelona: Gustavo Gili.</w:t>
-      </w:r>
-    </w:p>
-    <w:p>
-      <w:pPr>
-        <w:pStyle w:val="BodyText"/>
-        <w:rPr/>
-      </w:pPr>
-      <w:r>
-        <w:rPr/>
-        <w:t xml:space="preserve">Rivera Cusicanqui, Silvia (2010 [1984]). </w:t>
-      </w:r>
-      <w:r>
-        <w:rPr>
-          <w:i/>
-          <w:iCs/>
-        </w:rPr>
-        <w:t>«Oprimidos pero no vencidos». Luchas del campesinado aymara y qhechwa 1900-1980</w:t>
-      </w:r>
-      <w:r>
-        <w:rPr/>
-        <w:t>. 4.ª ed. La Paz: WA-GUI.</w:t>
-      </w:r>
-    </w:p>
-    <w:p>
-      <w:pPr>
-        <w:pStyle w:val="BodyText"/>
-        <w:rPr/>
-      </w:pPr>
-      <w:r>
-        <w:rPr/>
-        <w:t xml:space="preserve">Rodríguez, Malena y Rodríguez, Gabriel (2025). “Susto andino y violencia política”. En Eloísa Paz y alfonso borragán (dirs.), </w:t>
-      </w:r>
-      <w:r>
-        <w:rPr>
-          <w:i/>
-          <w:iCs/>
-        </w:rPr>
-        <w:t>Susto al susto</w:t>
-      </w:r>
-      <w:r>
-        <w:rPr/>
-        <w:t>. La Paz: A ediciones: 43-61.</w:t>
-      </w:r>
-    </w:p>
-    <w:p>
-      <w:pPr>
-        <w:pStyle w:val="BodyText"/>
-        <w:rPr/>
-      </w:pPr>
-      <w:r>
-        <w:rPr/>
-        <w:t xml:space="preserve">Scott, James C. (2020 [1998]). </w:t>
-      </w:r>
-      <w:r>
-        <w:rPr>
-          <w:i/>
-          <w:iCs/>
-        </w:rPr>
-        <w:t>Seeing Like a State: How Certain Schemes to Improve the Human Condition Have Failed</w:t>
-      </w:r>
-      <w:r>
-        <w:rPr/>
-        <w:t>. New Haven y Londres: Yale University Press.</w:t>
-      </w:r>
-    </w:p>
-    <w:p>
-      <w:pPr>
-        <w:pStyle w:val="BodyText"/>
-        <w:rPr/>
-      </w:pPr>
-      <w:r>
-        <w:rPr/>
-        <w:t xml:space="preserve">Seguí de la Riva, Javier (2010). </w:t>
-      </w:r>
-      <w:r>
-        <w:rPr>
-          <w:i/>
-          <w:iCs/>
-        </w:rPr>
-        <w:t>Ser dibujo</w:t>
-      </w:r>
-      <w:r>
-        <w:rPr/>
-        <w:t>. Madrid: Mairea Libros y Escuela Técnica Superior de Arquitectura de Madrid.</w:t>
-      </w:r>
-    </w:p>
-    <w:p>
-      <w:pPr>
-        <w:pStyle w:val="BodyText"/>
-        <w:rPr/>
-      </w:pPr>
-      <w:r>
-        <w:rPr/>
-        <w:t xml:space="preserve">Spedding, Alison (2025). “Piedras en el camino”. En Eloísa Paz y alfonso borragán (dirs.), </w:t>
-      </w:r>
-      <w:r>
-        <w:rPr>
-          <w:i/>
-          <w:iCs/>
-        </w:rPr>
-        <w:t>Susto al susto</w:t>
-      </w:r>
-      <w:r>
-        <w:rPr/>
-        <w:t>. La Paz: A ediciones: XIII-XXIII.</w:t>
-      </w:r>
     </w:p>
     <w:p>
       <w:pPr>
@@ -4732,7 +4645,30 @@
       </w:r>
       <w:r>
         <w:rPr/>
-        <w:t xml:space="preserve"> suprime», y juntas «reduplican su significado» (Fuão, 2011: 43).</w:t>
+        <w:t xml:space="preserve"> suprime», y juntas «reduplican su significado» (Fuão, 2011: 43). El esgrafiado hace lo que Fuão llama «la segunda incisión»: la cámara ya cortó la realidad en rectángulos, y «un segundo recorte desfigura la imagen rectangular inicial, dándole un nuevo significado» (ibid.: 29). La novela es el primer corte; el dibujo, el segundo.</w:t>
+      </w:r>
+    </w:p>
+  </w:footnote>
+  <w:footnote w:id="5">
+    <w:p>
+      <w:pPr>
+        <w:pStyle w:val="FootnoteText"/>
+        <w:spacing w:lineRule="auto" w:line="240" w:before="0" w:after="40"/>
+        <w:rPr/>
+      </w:pPr>
+      <w:r>
+        <w:rPr>
+          <w:rStyle w:val="FootnoteCharacters"/>
+        </w:rPr>
+        <w:footnoteRef/>
+      </w:r>
+      <w:r>
+        <w:rPr/>
+        <w:t xml:space="preserve"> </w:t>
+      </w:r>
+      <w:r>
+        <w:rPr/>
+        <w:t>Este artículo está hecho, literalmente, de recortes: más de ciento cincuenta citas de la novela. Fuão ve en las comillas «la mejor evidencia del recorte», una herida que marca «una sutura de cuatro puntos» (Fuão, 2011: 39).</w:t>
       </w:r>
     </w:p>
   </w:footnote>

--- a/articulo/articulo_cosecha_de_piedras_cambios.docx
+++ b/articulo/articulo_cosecha_de_piedras_cambios.docx
@@ -302,7 +302,7 @@
         <w:rPr/>
         <w:t>, para las piedras «que amontonan limpiando las chácaras» y para la piedra «hincada en la pared para atar en ella los palos del techo» (ibid.: 330). Que la faena tenga verbo importa: para Juhani Pallasmaa, «las experiencias arquitectónicas básicas tienen carácter de verbos más que de sustantivos» (Pallasmaa, 2014</w:t>
       </w:r>
-      <w:ins w:id="0" w:author="Unknown Author" w:date="2026-10-10T18:06:33Z">
+      <w:ins w:id="0" w:author="Unknown Author" w:date="2026-10-10T18:29:15Z">
         <w:r>
           <w:rPr/>
           <w:t xml:space="preserve"> [2011]</w:t>
@@ -429,7 +429,7 @@
         <w:rPr/>
         <w:t>Fernando Vázquez Ramos y sus colegas recuerdan que el espacio es un tema moderno y abstracto, que «no habla sobre la arquitectura, sino sobre nosotros» (Vázquez Ramos et al., 2023: 4). Citan también a Edward T. Hall, que advertía contra quienes «proyectan sobre el mundo visual del pasado las estructuras del mundo visual del presente» (Hall, 1973</w:t>
       </w:r>
-      <w:ins w:id="1" w:author="Unknown Author" w:date="2026-10-10T18:06:33Z">
+      <w:ins w:id="1" w:author="Unknown Author" w:date="2026-10-10T18:29:15Z">
         <w:r>
           <w:rPr/>
           <w:t xml:space="preserve"> [1966]</w:t>
@@ -525,7 +525,7 @@
         <w:rPr/>
         <w:t xml:space="preserve"> es una piedra con dueño y con lugar; la del narrador, una abstracción.</w:t>
       </w:r>
-      <w:ins w:id="2" w:author="Unknown Author" w:date="2026-10-10T18:06:33Z">
+      <w:ins w:id="2" w:author="Unknown Author" w:date="2026-10-10T18:29:15Z">
         <w:r>
           <w:rPr/>
           <w:t xml:space="preserve"> Y, como muestra Carolyn Dean para los incas, volverse piedra no era morir: «la petrificación señalaba la suspensión, pero no el fin, de la vida» (Dean, 2010: 5).</w:t>
@@ -541,7 +541,7 @@
         <w:rPr/>
         <w:t>¿Con qué leer, entonces? Con las manos. De las imágenes de la materia, Gaston Bachelard escribió: «La vista las nombra, pero la mano las conoce» (Bachelard, 1978 [1942]: 7-8, cit. en Pallasmaa, 2014</w:t>
       </w:r>
-      <w:ins w:id="3" w:author="Unknown Author" w:date="2026-10-10T18:06:33Z">
+      <w:ins w:id="3" w:author="Unknown Author" w:date="2026-10-10T18:29:15Z">
         <w:r>
           <w:rPr/>
           <w:t xml:space="preserve"> [2011]</w:t>
@@ -599,16 +599,16 @@
       <w:pPr>
         <w:pStyle w:val="BodyText"/>
         <w:rPr>
-          <w:ins w:id="13" w:author="Unknown Author" w:date="2026-10-10T18:06:33Z"/>
-        </w:rPr>
-      </w:pPr>
-      <w:ins w:id="4" w:author="Unknown Author" w:date="2026-10-10T18:06:33Z">
+          <w:ins w:id="13" w:author="Unknown Author" w:date="2026-10-10T18:29:15Z"/>
+        </w:rPr>
+      </w:pPr>
+      <w:ins w:id="4" w:author="Unknown Author" w:date="2026-10-10T18:29:15Z">
         <w:r>
           <w:rPr/>
           <w:t xml:space="preserve">La palabra </w:t>
         </w:r>
       </w:ins>
-      <w:ins w:id="5" w:author="Unknown Author" w:date="2026-10-10T18:06:33Z">
+      <w:ins w:id="5" w:author="Unknown Author" w:date="2026-10-10T18:29:15Z">
         <w:r>
           <w:rPr>
             <w:i/>
@@ -617,13 +617,13 @@
           <w:t>manuaje</w:t>
         </w:r>
       </w:ins>
-      <w:ins w:id="6" w:author="Unknown Author" w:date="2026-10-10T18:06:33Z">
+      <w:ins w:id="6" w:author="Unknown Author" w:date="2026-10-10T18:29:15Z">
         <w:r>
           <w:rPr/>
           <w:t xml:space="preserve"> tiene antecedentes, que Cárcamo Pino repasa. Uno es el de Randall McLeod, que llamó </w:t>
         </w:r>
       </w:ins>
-      <w:ins w:id="7" w:author="Unknown Author" w:date="2026-10-10T18:06:33Z">
+      <w:ins w:id="7" w:author="Unknown Author" w:date="2026-10-10T18:29:15Z">
         <w:r>
           <w:rPr>
             <w:i/>
@@ -632,13 +632,13 @@
           <w:t>manuage</w:t>
         </w:r>
       </w:ins>
-      <w:ins w:id="8" w:author="Unknown Author" w:date="2026-10-10T18:06:33Z">
+      <w:ins w:id="8" w:author="Unknown Author" w:date="2026-10-10T18:29:15Z">
         <w:r>
           <w:rPr/>
           <w:t xml:space="preserve"> al idioma de los </w:t>
         </w:r>
       </w:ins>
-      <w:ins w:id="9" w:author="Unknown Author" w:date="2026-10-10T18:06:33Z">
+      <w:ins w:id="9" w:author="Unknown Author" w:date="2026-10-10T18:29:15Z">
         <w:r>
           <w:rPr>
             <w:i/>
@@ -647,13 +647,13 @@
           <w:t>choughs</w:t>
         </w:r>
       </w:ins>
-      <w:ins w:id="10" w:author="Unknown Author" w:date="2026-10-10T18:06:33Z">
+      <w:ins w:id="10" w:author="Unknown Author" w:date="2026-10-10T18:29:15Z">
         <w:r>
           <w:rPr/>
           <w:t xml:space="preserve"> en </w:t>
         </w:r>
       </w:ins>
-      <w:ins w:id="11" w:author="Unknown Author" w:date="2026-10-10T18:06:33Z">
+      <w:ins w:id="11" w:author="Unknown Author" w:date="2026-10-10T18:29:15Z">
         <w:r>
           <w:rPr>
             <w:i/>
@@ -662,7 +662,7 @@
           <w:t>All’s Well That Ends Well</w:t>
         </w:r>
       </w:ins>
-      <w:ins w:id="12" w:author="Unknown Author" w:date="2026-10-10T18:06:33Z">
+      <w:ins w:id="12" w:author="Unknown Author" w:date="2026-10-10T18:29:15Z">
         <w:r>
           <w:rPr/>
           <w:t>, de Shakespeare: un idioma «inventado in situ por los personajes» y hecho «con la mano de Shakespeare, no con la boca» (Cárcamo Pino, 2025b: 241-242). La banda The Voidz, de Julian Casablancas, lleva la idea al extremo en el título de una canción: «All Wordz Are Made Up», todas las palabras son inventadas (The Voidz, 2018). Inventar no es mentir, es hacer. Hechas fueron la ordenanza del doctor Mendoza y la genealogía imperial que se atribuyen los Villca, y también los títulos coloniales que las comunidades desenterraron para litigar (Rivera Cusicanqui, 2010 [1984]: 99). Lo que las separa no es que unas palabras sean inventadas y otras no, sino quién logra que las suyas valgan como ley.</w:t>
@@ -764,7 +764,7 @@
         <w:rPr/>
         <w:t xml:space="preserve"> tiene una teoría propia: la de la collage. Fuão la describe en cuatro tiempos: el recorte, los fragmentos o figuras, los encuentros y la cola. Lo decisivo no está en cortar ni en pegar, sino en el «intervalo» entre ambos, cuando las figuras recortadas se prueban unas junto a otras «antes de que la cola las fije» (Fuão, 2011: 8, 52). Allí se toman las decisiones del dibujo. Fuão pone además una condición que este trabajo adopta: se pueden juntar figuras e ideas lejanas, pero «con la condición de que haya una referencia explícita» que permita la analogía (ibid.: 53).</w:t>
       </w:r>
-      <w:ins w:id="14" w:author="Unknown Author" w:date="2026-10-10T18:06:33Z">
+      <w:ins w:id="14" w:author="Unknown Author" w:date="2026-10-10T18:29:15Z">
         <w:r>
           <w:rPr>
             <w:rStyle w:val="FootnoteReference"/>
@@ -1960,7 +1960,7 @@
         <w:rPr/>
         <w:t>La chujlla de los Huanca tiene dos metros de alto, paredes «renegridas por el hollín» y camastros de «apenas la altura de un adobe»; de las vigas, «mal unidas con lazos de paja trenzada», cuelgan «las hoces, el arado, el yugo de madera» (ibid.: 30-31). Junta las dos maneras de construir de Frampton: muros de piedra y adobe que pesan, y un armazón atado como una cestería (Frampton, 1995: 5). Se mide con el cuerpo y es una caja de herramientas, que para Cárcamo Pino es a las manos lo que un idioma a la lengua (Cárcamo Pino, 2025a: 12). Es lo que Monteys y Fuertes piden a la cocina moderna: que no esconda sus utensilios, sino que los cuelgue a la vista, hasta que «ella misma deviene utensilio» (Monteys y Fuertes, 2001: 112). Para ellos, «una casa es una vivienda más la gente que la habita y los objetos que guarda» (ibid.: 14), y para Christopher Alexander un cuarto vale cuando deja ver «las cosas que cuentan tu historia» (Alexander et al., 1977: 1166). De las vigas cuelgan también «los ponchos y rebozos para los días de fiesta», y los charangos esperan «la mano que les acaricie» (Botelho Gosálvez, 1982 [1945]: 31). El narrador, en cambio, entra como un intruso que no habita, sino que escribe: los camastros son «morada de piojos y pulgas» (ibid.). Pallasmaa recuerda que «la casa es una metáfora del cuerpo y el cuerpo una metáfora de la casa» (Pallasmaa, 2014</w:t>
       </w:r>
-      <w:ins w:id="15" w:author="Unknown Author" w:date="2026-10-10T18:06:33Z">
+      <w:ins w:id="15" w:author="Unknown Author" w:date="2026-10-10T18:29:15Z">
         <w:r>
           <w:rPr/>
           <w:t xml:space="preserve"> [2011]</w:t>
@@ -2162,7 +2162,7 @@
         <w:rPr/>
         <w:t xml:space="preserve">La jerarquía no viene solo de fuera. El antepasado de los Villca llega tras la sublevación de Tupaj Katari, y su hijo Pedro «empotró en el suelo del ayllu las estacas de propiedad y empezó a dominar» (Botelho Gosálvez, 1982 [1945]: 20). La primera estaca la clava una mano aymara, y con ella entra en el ayllu la idea señorial del suelo. Los Villca inventan genealogías imperiales porque «necesitaban aquel blasón para sustentar su orgullo y su riqueza» (ibid.: 28): el mito hace de título de propiedad. Hasta la memoria tiene pisos. La de los Villca es «edificante y fantástica»; los peones «no tienen historia», salvo tres palabras: «¡hambre, persecución y muerte!» (ibid.: 22-23). </w:t>
       </w:r>
-      <w:ins w:id="16" w:author="Unknown Author" w:date="2026-10-10T18:06:33Z">
+      <w:ins w:id="16" w:author="Unknown Author" w:date="2026-10-10T18:29:15Z">
         <w:r>
           <w:rPr/>
           <w:t xml:space="preserve">Una canción de The Voidz lleva un título que describe ese edificio: «Pyramid of Bones», pirámide de huesos (The Voidz, 2018). Arriba, el blasón; abajo, los que lo sostienen. </w:t>
@@ -2172,13 +2172,13 @@
         <w:rPr/>
         <w:t>El capítulo cierra con una fórmula: «Así los Villca, Huanca y Condori, son las generaciones del Signo Escalonado» (</w:t>
       </w:r>
-      <w:ins w:id="17" w:author="Unknown Author" w:date="2026-10-10T18:06:33Z">
+      <w:ins w:id="17" w:author="Unknown Author" w:date="2026-10-10T18:29:15Z">
         <w:r>
           <w:rPr/>
           <w:t>Botelho Gosálvez, 1982 [1945]</w:t>
         </w:r>
       </w:ins>
-      <w:del w:id="18" w:author="Unknown Author" w:date="2026-10-10T18:06:33Z">
+      <w:del w:id="18" w:author="Unknown Author" w:date="2026-10-10T18:29:15Z">
         <w:r>
           <w:rPr/>
           <w:delText>ibid.</w:delText>
@@ -2370,7 +2370,7 @@
         <w:rPr/>
         <w:t xml:space="preserve">Allí manda el Alcalde vitalicio, el doctor Margarito Mendoza, </w:t>
       </w:r>
-      <w:ins w:id="19" w:author="Unknown Author" w:date="2026-10-10T18:06:33Z">
+      <w:ins w:id="19" w:author="Unknown Author" w:date="2026-10-10T18:29:15Z">
         <w:r>
           <w:rPr/>
           <w:t xml:space="preserve">alias «el lobo», </w:t>
@@ -2401,15 +2401,25 @@
         <w:rPr/>
         <w:t xml:space="preserve">Los Villca llegan a la aldea con treinta y cuatro ovejas, y la chola Encarnación, por cincuenta bolivianos, les cede el corral: «Tu familia puede acomodarse en el pesebre» (Botelho Gosálvez, 1982 [1945]: 92). Entonces llega la letra: «Todos los animales de carneo que existen dentro del radio urbano serán requisados […] (Fdo.) Dr. Margarito Mendoza» (ibid.: 96). </w:t>
       </w:r>
-      <w:ins w:id="20" w:author="Unknown Author" w:date="2026-10-10T18:06:33Z">
+      <w:ins w:id="20" w:author="Unknown Author" w:date="2026-10-10T18:29:15Z">
         <w:r>
           <w:rPr/>
-          <w:t xml:space="preserve">Cárcamo Pino explica la madera con «el imaginario de los tres cerditos» (Cárcamo Pino, 2025a: 8). En Umacachi el cuento es otro: el lobo no sopla ninguna casa, firma. </w:t>
+          <w:t xml:space="preserve">La firma es la del lobo. </w:t>
         </w:r>
       </w:ins>
       <w:r>
         <w:rPr/>
-        <w:t>El radio urbano funciona como un corral invisible: un círculo trazado en un papel encierra a todos los animales que quedan dentro, y lo cierra una firma. Es un corte en el sentido de Fuão: la tijera, «un instrumento al servicio de la razón», define, y definir es distinguir «entre lo incluido y lo excluido, el dentro y el fuera» (Fuão, 2011: 33-35). La aldea mide con compás; el ayllu medía con la pendiente y con las piedras. James C. Scott observa que un mapa catastral «no se limita a describir un sistema de tenencia de la tierra; lo crea», porque da a sus categorías «la fuerza de la ley» (Scott, 2020 [1998]: 3). El radio hace lo mismo con el ganado, y no trata a todos igual: a los mestizos «no les alcanzaba la Ordenanza» (Botelho Gosálvez, 1982 [1945]: 102). En una sociedad «de dudosa cuantificación como Bolivia» (Zavaleta Mercado, 1986: 21, n. 1), el poder cuenta a ojo: los animales de los indios, tasados «a ojo de buen cubero», entran por el «embudo» de las fincas del Alcalde «hasta esfumarse» (Botelho Gosálvez, 1982 [1945]: 102). Por un lado entran bueyes, vacas y ovejas; por el otro sale papel: la fortuna de los Villca se reduce «a mil seiscientos bolivianos en papel» (ibid.: 103).</w:t>
+        <w:t>El radio urbano funciona como un corral invisible: un círculo trazado en un papel encierra a todos los animales que quedan dentro, y lo cierra una firma. Es un corte en el sentido de Fuão: la tijera, «un instrumento al servicio de la razón», define, y definir es distinguir «entre lo incluido y lo excluido, el dentro y el fuera» (Fuão, 2011: 33-35). La aldea mide con compás; el ayllu medía con la pendiente y con las piedras. James C. Scott observa que un mapa catastral «no se limita a describir un sistema de tenencia de la tierra; lo crea», porque da a sus categorías «la fuerza de la ley» (Scott, 2020 [1998]: 3). El radio hace lo mismo con el ganado, y no trata a todos igual: a los mestizos «no les alcanzaba la Ordenanza» (Botelho Gosálvez, 1982 [1945]: 102</w:t>
+      </w:r>
+      <w:ins w:id="21" w:author="Unknown Author" w:date="2026-10-10T18:29:15Z">
+        <w:r>
+          <w:rPr/>
+          <w:t>). Lo dicen dos versos de «Pyramid of Bones»: «They play the game by different rules / Insisting it’s all equal», juegan con otras reglas e insisten en que todo es igual (The Voidz, 2018</w:t>
+        </w:r>
+      </w:ins>
+      <w:r>
+        <w:rPr/>
+        <w:t>). En una sociedad «de dudosa cuantificación como Bolivia» (Zavaleta Mercado, 1986: 21, n. 1), el poder cuenta a ojo: los animales de los indios, tasados «a ojo de buen cubero», entran por el «embudo» de las fincas del Alcalde «hasta esfumarse» (Botelho Gosálvez, 1982 [1945]: 102). Por un lado entran bueyes, vacas y ovejas; por el otro sale papel: la fortuna de los Villca se reduce «a mil seiscientos bolivianos en papel» (ibid.: 103).</w:t>
       </w:r>
     </w:p>
     <w:p>
@@ -2905,13 +2915,13 @@
         <w:rPr/>
         <w:t xml:space="preserve">, «mal de ojo, brujería» (Botelho Gosálvez, 1982 [1945]: 162): la espina del muñeco reaparece en la carne, y la efigie actúa. El narrador presenta a la multitud como animales, vuelve sexual la furia de Justina y sienta al lector en la tribuna, como un juez. </w:t>
       </w:r>
-      <w:ins w:id="21" w:author="Unknown Author" w:date="2026-10-10T18:06:33Z">
+      <w:ins w:id="22" w:author="Unknown Author" w:date="2026-10-10T18:29:15Z">
         <w:r>
           <w:rPr/>
           <w:t xml:space="preserve">Fuão llama </w:t>
         </w:r>
       </w:ins>
-      <w:ins w:id="22" w:author="Unknown Author" w:date="2026-10-10T18:06:33Z">
+      <w:ins w:id="23" w:author="Unknown Author" w:date="2026-10-10T18:29:15Z">
         <w:r>
           <w:rPr>
             <w:i/>
@@ -2920,7 +2930,7 @@
           <w:t>voyeurismo</w:t>
         </w:r>
       </w:ins>
-      <w:ins w:id="23" w:author="Unknown Author" w:date="2026-10-10T18:06:33Z">
+      <w:ins w:id="24" w:author="Unknown Author" w:date="2026-10-10T18:29:15Z">
         <w:r>
           <w:rPr/>
           <w:t xml:space="preserve"> a esa posición: separar al observador del objeto «mediante un distanciamiento de la mirada y el ocultamiento del propio cuerpo» (Fuão, 2011: 24). </w:t>
@@ -2974,13 +2984,13 @@
         <w:rPr/>
         <w:t>. «La Pacha Mama, sorda, vieja, extenuada, recibía el cuerpo de sus más fieles hijos para encerrarlos en su vientre de sequedad inexorable» (</w:t>
       </w:r>
-      <w:ins w:id="24" w:author="Unknown Author" w:date="2026-10-10T18:06:33Z">
+      <w:ins w:id="25" w:author="Unknown Author" w:date="2026-10-10T18:29:15Z">
         <w:r>
           <w:rPr/>
           <w:t>Botelho Gosálvez, 1982 [1945]</w:t>
         </w:r>
       </w:ins>
-      <w:del w:id="25" w:author="Unknown Author" w:date="2026-10-10T18:06:33Z">
+      <w:del w:id="26" w:author="Unknown Author" w:date="2026-10-10T18:29:15Z">
         <w:r>
           <w:rPr/>
           <w:delText>ibid.</w:delText>
@@ -3292,7 +3302,7 @@
         <w:rPr/>
         <w:t>Con las heladas vuelven los sobrevivientes: «en el dintel de Jatun-Kolla se detenían para ponerse de rodillas y besar el suelo que habían abandonado en el terror» (Botelho Gosálvez, 1982 [1945]: 155). El ayllu tiene dintel: es una casa. Volver es también juntar lo disperso: las familias llegan «de los cuatro rumbos de la pampa» (ibid.</w:t>
       </w:r>
-      <w:del w:id="26" w:author="Unknown Author" w:date="2026-10-10T18:06:33Z">
+      <w:del w:id="27" w:author="Unknown Author" w:date="2026-10-10T18:29:15Z">
         <w:r>
           <w:rPr/>
           <w:delText>: 155</w:delText>
@@ -3335,13 +3345,13 @@
         <w:rPr/>
         <w:t>: «mojonar las chácaras con montones de piedra» (Bertonio, 2011 [1612]: 466). Alexander define la propiedad por el control, no por el dinero, y pide «el poder legal y la oportunidad física de modificar y reparar sus propios lugares» (Alexander et al., 1977: 395). La novela las separa: el poder, en los papeles; la oportunidad, en las manos. Reparar a la vez la casa y el lindero es lo que Alexander pide a todo el que construye: «reparar el mundo a su alrededor, y dentro de él» (</w:t>
       </w:r>
-      <w:ins w:id="27" w:author="Unknown Author" w:date="2026-10-10T18:06:33Z">
+      <w:ins w:id="28" w:author="Unknown Author" w:date="2026-10-10T18:29:15Z">
         <w:r>
           <w:rPr/>
           <w:t>ibid.</w:t>
         </w:r>
       </w:ins>
-      <w:del w:id="28" w:author="Unknown Author" w:date="2026-10-10T18:06:33Z">
+      <w:del w:id="29" w:author="Unknown Author" w:date="2026-10-10T18:29:15Z">
         <w:r>
           <w:rPr/>
           <w:delText>Alexander et al., 1977</w:delText>
@@ -3351,13 +3361,13 @@
         <w:rPr/>
         <w:t>: xiii)</w:t>
       </w:r>
-      <w:del w:id="29" w:author="Unknown Author" w:date="2026-10-10T18:06:33Z">
+      <w:del w:id="30" w:author="Unknown Author" w:date="2026-10-10T18:29:15Z">
         <w:r>
           <w:rPr/>
           <w:delText xml:space="preserve">. En Umacachi, la ordenanza se llevó los bueyes de los Villca, que se lamentaban: «Y ni siquiera tenemos una yunta» (Botelho Gosálvez, 1982 [1945]: 105). Al volver, sin yuntas, «los mismos hombres eran quienes tiraban el arado» (ibid.: 156). El cuerpo ocupa el lugar del buey, y recuerda: al volver a la casa antigua, escribe Bachelard, «los gestos más finos, los gestos primeros, son súbitamente vivos, siempre perfectos», porque «la casa natal ha inscrito en nosotros la jerarquía de las diversas funciones del habitar» (Bachelard, 1983 [1957]: 45, cit. en Monteys y Fuertes, 2001: 42). Y el narrador vuelve a convertirlos en piedra: trabajan «con una voluntad de siglos de piedra» (Botelho Gosálvez, 1982 [1945]: 156), una piedra fuera de la historia, no la </w:delText>
         </w:r>
       </w:del>
-      <w:del w:id="30" w:author="Unknown Author" w:date="2026-10-10T18:06:33Z">
+      <w:del w:id="31" w:author="Unknown Author" w:date="2026-10-10T18:29:15Z">
         <w:r>
           <w:rPr>
             <w:i/>
@@ -3366,7 +3376,7 @@
           <w:delText>wank’a</w:delText>
         </w:r>
       </w:del>
-      <w:del w:id="31" w:author="Unknown Author" w:date="2026-10-10T18:06:33Z">
+      <w:del w:id="32" w:author="Unknown Author" w:date="2026-10-10T18:29:15Z">
         <w:r>
           <w:rPr/>
           <w:delText xml:space="preserve"> con dueño y con lugar</w:delText>
@@ -3381,16 +3391,16 @@
       <w:pPr>
         <w:pStyle w:val="BodyText"/>
         <w:rPr>
-          <w:ins w:id="35" w:author="Unknown Author" w:date="2026-10-10T18:06:33Z"/>
-        </w:rPr>
-      </w:pPr>
-      <w:ins w:id="32" w:author="Unknown Author" w:date="2026-10-10T18:06:33Z">
+          <w:ins w:id="36" w:author="Unknown Author" w:date="2026-10-10T18:29:15Z"/>
+        </w:rPr>
+      </w:pPr>
+      <w:ins w:id="33" w:author="Unknown Author" w:date="2026-10-10T18:29:15Z">
         <w:r>
           <w:rPr/>
           <w:t xml:space="preserve">En Umacachi, la ordenanza se llevó los bueyes de los Villca, que se lamentaban: «Y ni siquiera tenemos una yunta» (Botelho Gosálvez, 1982 [1945]: 105). Al volver, sin yuntas, «los mismos hombres eran quienes tiraban el arado» (ibid.: 156). El cuerpo ocupa el lugar del buey, y recuerda: al volver a la casa antigua, escribe Bachelard, «los gestos más finos, los gestos primeros, son súbitamente vivos, siempre perfectos», porque «la casa natal ha inscrito en nosotros la jerarquía de las diversas funciones del habitar» (Bachelard, 1983 [1957]: 45, cit. en Monteys y Fuertes, 2001: 42). Y el narrador vuelve a convertirlos en piedra: trabajan «con una voluntad de siglos de piedra» (Botelho Gosálvez, 1982 [1945]: 156), una piedra fuera de la historia, no la </w:t>
         </w:r>
       </w:ins>
-      <w:ins w:id="33" w:author="Unknown Author" w:date="2026-10-10T18:06:33Z">
+      <w:ins w:id="34" w:author="Unknown Author" w:date="2026-10-10T18:29:15Z">
         <w:r>
           <w:rPr>
             <w:i/>
@@ -3399,7 +3409,7 @@
           <w:t>wank’a</w:t>
         </w:r>
       </w:ins>
-      <w:ins w:id="34" w:author="Unknown Author" w:date="2026-10-10T18:06:33Z">
+      <w:ins w:id="35" w:author="Unknown Author" w:date="2026-10-10T18:29:15Z">
         <w:r>
           <w:rPr/>
           <w:t xml:space="preserve"> con dueño y con lugar.</w:t>
@@ -3435,7 +3445,7 @@
         <w:rPr/>
         <w:t xml:space="preserve">Muralla, foso, atalaya: recordar es construir, y olvidar también (Figura 7). </w:t>
       </w:r>
-      <w:ins w:id="36" w:author="Unknown Author" w:date="2026-10-10T18:06:33Z">
+      <w:ins w:id="37" w:author="Unknown Author" w:date="2026-10-10T18:29:15Z">
         <w:r>
           <w:rPr/>
           <w:t xml:space="preserve">Dean lo dice de las piedras incas, «memorias materializadas»: «recordar una versión del pasado exige olvidar o reprimir otra versión de ese mismo pasado» (Dean, 2010: 39). </w:t>
@@ -3443,15 +3453,37 @@
       </w:ins>
       <w:r>
         <w:rPr/>
-        <w:t>Fuão describe ese olvido como el trabajo de la cola: crea «la ilusión de integridad», «no cura ni salva, solo cierra la boca de los abismos» (Fuão, 2011: 88); y el tiempo, añade, es la más potente de las colas, porque «cierra cicatrices» (ibid.: 91). Es lo contrario del lema del epígrafe: los comunarios de la novela no caminan mirando al pasado; lo esconden en un foso. La selección tiene nombres: «Llegaron los Villca, los Huanca, los Huallpa, los Yupanqui, los Ticona, los Choque, los Chuquihuanca» (Botelho Gosálvez, 1982 [1945]: 156). Faltan los Condori, los Mamani y los Quispe, la «legión» sin tierra que cerraba la escalera del narrador (ibid.: 22). El Signo Escalonado se rehace sin su último escalón. Si, como concluyen Monteys y Fuertes, las personas «son la casa» (Monteys y Fuertes, 2001: 148), el ayllu se rehace incompleto</w:t>
-      </w:r>
-      <w:del w:id="37" w:author="Unknown Author" w:date="2026-10-10T18:06:33Z">
+        <w:t xml:space="preserve">Fuão describe ese olvido como el trabajo de la cola: crea «la ilusión de integridad», «no cura ni salva, solo cierra la boca de los abismos» (Fuão, 2011: 88); y el tiempo, añade, es la más potente de las colas, porque «cierra cicatrices» (ibid.: 91). Es lo contrario del lema del epígrafe: los comunarios de la novela no caminan mirando al pasado; lo esconden en un foso. </w:t>
+      </w:r>
+      <w:ins w:id="38" w:author="Unknown Author" w:date="2026-10-10T18:29:15Z">
         <w:r>
           <w:rPr/>
-          <w:delText xml:space="preserve">. Una pirca de doble cara enseña lo que esa memoria olvida: las piedras grandes dan la cara, pero adentro van las menudas, y sin ese relleno el muro se cae. El narrador también llama «legión» a la «piedrecilla menuda» que baja del cerro hasta las pircas (Botelho Gosálvez, 1982 [1945]: 8). Los sin tierra fueron ese relleno: tres de ellos, sin nombre, cuidaron el ayllu vacío, y el retorno no los cuenta. Con la cosecha, los derrotados «olvidaron la pesadilla pasada» (ibid.: 159). Endurecerse para no sufrir la pérdida tiene nombre en aymara: </w:delText>
+          <w:t>Dos versos seguidos de «Father Electricity» juntan los dos gestos de esa memoria: «I do not want to see the whole mess / I wish I could live in retrospect», no quiero ver todo el desastre; ojalá pudiera vivir mirando atrás (Julian Casablancas+The Voidz, 2014</w:t>
+        </w:r>
+      </w:ins>
+      <w:del w:id="39" w:author="Unknown Author" w:date="2026-10-10T18:29:15Z">
+        <w:r>
+          <w:rPr/>
+          <w:delText>La selección tiene nombres: «Llegaron los Villca, los Huanca, los Huallpa, los Yupanqui, los Ticona, los Choque, los Chuquihuanca» (Botelho Gosálvez, 1982 [1945]: 156). Faltan los Condori, los Mamani y los Quispe, la «legión» sin tierra que cerraba la escalera del narrador (ibid.: 22). El Signo Escalonado se rehace sin su último escalón. Si, como concluyen Monteys y Fuertes, las personas «son la casa» (Monteys y Fuertes, 2001: 148), el ayllu se rehace incompleto. Una pirca de doble cara enseña lo que esa memoria olvida: las piedras grandes dan la cara, pero adentro van las menudas, y sin ese relleno el muro se cae. El narrador también llama «legión» a la «piedrecilla menuda» que baja del cerro hasta las pircas (Botelho Gosálvez, 1982 [1945]: 8</w:delText>
         </w:r>
       </w:del>
-      <w:del w:id="38" w:author="Unknown Author" w:date="2026-10-10T18:06:33Z">
+      <w:r>
+        <w:rPr/>
+        <w:t xml:space="preserve">). Los </w:t>
+      </w:r>
+      <w:ins w:id="40" w:author="Unknown Author" w:date="2026-10-10T18:29:15Z">
+        <w:r>
+          <w:rPr/>
+          <w:t>comunarios miran atrás, pero no para caminar, como pide el lema, sino para saltar el foso: recuerdan las cosechas, no el hambre</w:t>
+        </w:r>
+      </w:ins>
+      <w:del w:id="41" w:author="Unknown Author" w:date="2026-10-10T18:29:15Z">
+        <w:r>
+          <w:rPr/>
+          <w:delText xml:space="preserve">sin tierra fueron ese relleno: tres de ellos, sin nombre, cuidaron el ayllu vacío, y el retorno no los cuenta. Con la cosecha, los derrotados «olvidaron la pesadilla pasada» (ibid.: 159). Endurecerse para no sufrir la pérdida tiene nombre en aymara: </w:delText>
+        </w:r>
+      </w:del>
+      <w:del w:id="42" w:author="Unknown Author" w:date="2026-10-10T18:29:15Z">
         <w:r>
           <w:rPr>
             <w:i/>
@@ -3460,13 +3492,13 @@
           <w:delText>qalachuyma</w:delText>
         </w:r>
       </w:del>
-      <w:del w:id="39" w:author="Unknown Author" w:date="2026-10-10T18:06:33Z">
+      <w:del w:id="43" w:author="Unknown Author" w:date="2026-10-10T18:29:15Z">
         <w:r>
           <w:rPr/>
           <w:delText xml:space="preserve">, «corazón de piedra»; en un relato de Spedding, para volverse así «hay que lamer el batán de moler» (Spedding, 2025: XV). Contra el susto, la piedra se usa al revés: se come el bezoar del yatiri, en aymara </w:delText>
         </w:r>
       </w:del>
-      <w:del w:id="40" w:author="Unknown Author" w:date="2026-10-10T18:06:33Z">
+      <w:del w:id="44" w:author="Unknown Author" w:date="2026-10-10T18:29:15Z">
         <w:r>
           <w:rPr>
             <w:i/>
@@ -3475,7 +3507,7 @@
           <w:delText>jayintilla</w:delText>
         </w:r>
       </w:del>
-      <w:del w:id="41" w:author="Unknown Author" w:date="2026-10-10T18:06:33Z">
+      <w:del w:id="45" w:author="Unknown Author" w:date="2026-10-10T18:29:15Z">
         <w:r>
           <w:rPr/>
           <w:delText xml:space="preserve"> (Bertonio, 2011 [1612]: 361), o la tierra del lugar del miedo, para «retornar al territorio y a la memoria» (Rodríguez y Rodríguez, 2025: 55). Los comunarios besan el suelo, pero no vuelven a la memoria. La paz se paga con ese olvido</w:delText>
@@ -3490,16 +3522,30 @@
       <w:pPr>
         <w:pStyle w:val="BodyText"/>
         <w:rPr>
-          <w:ins w:id="47" w:author="Unknown Author" w:date="2026-10-10T18:06:33Z"/>
-        </w:rPr>
-      </w:pPr>
-      <w:ins w:id="42" w:author="Unknown Author" w:date="2026-10-10T18:06:33Z">
+          <w:ins w:id="47" w:author="Unknown Author" w:date="2026-10-10T18:29:15Z"/>
+        </w:rPr>
+      </w:pPr>
+      <w:ins w:id="46" w:author="Unknown Author" w:date="2026-10-10T18:29:15Z">
+        <w:r>
+          <w:rPr/>
+          <w:t>La selección tiene nombres: «Llegaron los Villca, los Huanca, los Huallpa, los Yupanqui, los Ticona, los Choque, los Chuquihuanca» (Botelho Gosálvez, 1982 [1945]: 156). Faltan los Condori, los Mamani y los Quispe, la «legión» sin tierra que cerraba la escalera del narrador (ibid.: 22). El Signo Escalonado se rehace sin su último escalón. Si, como concluyen Monteys y Fuertes, las personas «son la casa» (Monteys y Fuertes, 2001: 148), el ayllu se rehace incompleto.</w:t>
+        </w:r>
+      </w:ins>
+    </w:p>
+    <w:p>
+      <w:pPr>
+        <w:pStyle w:val="BodyText"/>
+        <w:rPr>
+          <w:ins w:id="53" w:author="Unknown Author" w:date="2026-10-10T18:29:15Z"/>
+        </w:rPr>
+      </w:pPr>
+      <w:ins w:id="48" w:author="Unknown Author" w:date="2026-10-10T18:29:15Z">
         <w:r>
           <w:rPr/>
           <w:t xml:space="preserve">Una pirca de doble cara enseña lo que esa memoria olvida: las piedras grandes dan la cara, pero adentro van las menudas, y sin ese relleno el muro se cae. El narrador también llama «legión» a la «piedrecilla menuda» que baja del cerro hasta las pircas (Botelho Gosálvez, 1982 [1945]: 8). Los sin tierra fueron ese relleno: tres de ellos, sin nombre, cuidaron el ayllu vacío, y el retorno no los cuenta. Con la cosecha, los derrotados «olvidaron la pesadilla pasada» (ibid.: 159). Endurecerse para no sufrir la pérdida tiene nombre en aymara: </w:t>
         </w:r>
       </w:ins>
-      <w:ins w:id="43" w:author="Unknown Author" w:date="2026-10-10T18:06:33Z">
+      <w:ins w:id="49" w:author="Unknown Author" w:date="2026-10-10T18:29:15Z">
         <w:r>
           <w:rPr>
             <w:i/>
@@ -3508,13 +3554,13 @@
           <w:t>qalachuyma</w:t>
         </w:r>
       </w:ins>
-      <w:ins w:id="44" w:author="Unknown Author" w:date="2026-10-10T18:06:33Z">
+      <w:ins w:id="50" w:author="Unknown Author" w:date="2026-10-10T18:29:15Z">
         <w:r>
           <w:rPr/>
           <w:t xml:space="preserve">, «corazón de piedra»; en un relato de Spedding, para volverse así «hay que lamer el batán de moler» (Spedding, 2025: XV). Contra el susto, la piedra se usa al revés: se come el bezoar del yatiri, en aymara </w:t>
         </w:r>
       </w:ins>
-      <w:ins w:id="45" w:author="Unknown Author" w:date="2026-10-10T18:06:33Z">
+      <w:ins w:id="51" w:author="Unknown Author" w:date="2026-10-10T18:29:15Z">
         <w:r>
           <w:rPr>
             <w:i/>
@@ -3523,7 +3569,7 @@
           <w:t>jayintilla</w:t>
         </w:r>
       </w:ins>
-      <w:ins w:id="46" w:author="Unknown Author" w:date="2026-10-10T18:06:33Z">
+      <w:ins w:id="52" w:author="Unknown Author" w:date="2026-10-10T18:29:15Z">
         <w:r>
           <w:rPr/>
           <w:t xml:space="preserve"> (Bertonio, 2011 [1612]: 361), o la tierra del lugar del miedo, para «retornar al territorio y a la memoria» (Rodríguez y Rodríguez, 2025: 55). Los comunarios besan el suelo, pero no vuelven a la memoria. La paz se paga con ese olvido.</w:t>
@@ -3741,10 +3787,10 @@
         <w:rPr/>
         <w:t>, Bacon, la tectónica, Alexander, la collage</w:t>
       </w:r>
-      <w:ins w:id="48" w:author="Unknown Author" w:date="2026-10-10T18:06:33Z">
+      <w:ins w:id="54" w:author="Unknown Author" w:date="2026-10-10T18:29:15Z">
         <w:r>
           <w:rPr/>
-          <w:t>, los tres cerditos, The Voidz</w:t>
+          <w:t>, The Voidz</w:t>
         </w:r>
       </w:ins>
       <w:r>
@@ -4256,6 +4302,35 @@
     <w:p>
       <w:pPr>
         <w:pStyle w:val="BodyText"/>
+        <w:rPr>
+          <w:ins w:id="58" w:author="Unknown Author" w:date="2026-10-10T18:29:15Z"/>
+        </w:rPr>
+      </w:pPr>
+      <w:ins w:id="55" w:author="Unknown Author" w:date="2026-10-10T18:29:15Z">
+        <w:r>
+          <w:rPr/>
+          <w:t xml:space="preserve">Julian Casablancas+The Voidz (2014). </w:t>
+        </w:r>
+      </w:ins>
+      <w:ins w:id="56" w:author="Unknown Author" w:date="2026-10-10T18:29:15Z">
+        <w:r>
+          <w:rPr>
+            <w:i/>
+            <w:iCs/>
+          </w:rPr>
+          <w:t>Tyranny</w:t>
+        </w:r>
+      </w:ins>
+      <w:ins w:id="57" w:author="Unknown Author" w:date="2026-10-10T18:29:15Z">
+        <w:r>
+          <w:rPr/>
+          <w:t xml:space="preserve"> [álbum]. Cult Records. Pista 6, «Father Electricity».</w:t>
+        </w:r>
+      </w:ins>
+    </w:p>
+    <w:p>
+      <w:pPr>
+        <w:pStyle w:val="BodyText"/>
         <w:rPr/>
       </w:pPr>
       <w:r>
@@ -4456,16 +4531,16 @@
       <w:pPr>
         <w:pStyle w:val="BodyText"/>
         <w:rPr>
-          <w:ins w:id="52" w:author="Unknown Author" w:date="2026-10-10T18:06:33Z"/>
-        </w:rPr>
-      </w:pPr>
-      <w:ins w:id="49" w:author="Unknown Author" w:date="2026-10-10T18:06:33Z">
+          <w:ins w:id="62" w:author="Unknown Author" w:date="2026-10-10T18:29:15Z"/>
+        </w:rPr>
+      </w:pPr>
+      <w:ins w:id="59" w:author="Unknown Author" w:date="2026-10-10T18:29:15Z">
         <w:r>
           <w:rPr/>
           <w:t xml:space="preserve">The Voidz (2018). </w:t>
         </w:r>
       </w:ins>
-      <w:ins w:id="50" w:author="Unknown Author" w:date="2026-10-10T18:06:33Z">
+      <w:ins w:id="60" w:author="Unknown Author" w:date="2026-10-10T18:29:15Z">
         <w:r>
           <w:rPr>
             <w:i/>
@@ -4474,7 +4549,7 @@
           <w:t>Virtue</w:t>
         </w:r>
       </w:ins>
-      <w:ins w:id="51" w:author="Unknown Author" w:date="2026-10-10T18:06:33Z">
+      <w:ins w:id="61" w:author="Unknown Author" w:date="2026-10-10T18:29:15Z">
         <w:r>
           <w:rPr/>
           <w:t xml:space="preserve"> [álbum]. Cult Records y RCA Records. Pistas 3, «Pyramid of Bones», y 7, «All Wordz Are Made Up».</w:t>

--- a/articulo/articulo_cosecha_de_piedras_cambios.docx
+++ b/articulo/articulo_cosecha_de_piedras_cambios.docx
@@ -302,7 +302,7 @@
         <w:rPr/>
         <w:t>, para las piedras «que amontonan limpiando las chácaras» y para la piedra «hincada en la pared para atar en ella los palos del techo» (ibid.: 330). Que la faena tenga verbo importa: para Juhani Pallasmaa, «las experiencias arquitectónicas básicas tienen carácter de verbos más que de sustantivos» (Pallasmaa, 2014</w:t>
       </w:r>
-      <w:ins w:id="0" w:author="Unknown Author" w:date="2026-10-10T18:29:15Z">
+      <w:ins w:id="0" w:author="Unknown Author" w:date="2026-10-11T14:16:58Z">
         <w:r>
           <w:rPr/>
           <w:t xml:space="preserve"> [2011]</w:t>
@@ -429,7 +429,7 @@
         <w:rPr/>
         <w:t>Fernando Vázquez Ramos y sus colegas recuerdan que el espacio es un tema moderno y abstracto, que «no habla sobre la arquitectura, sino sobre nosotros» (Vázquez Ramos et al., 2023: 4). Citan también a Edward T. Hall, que advertía contra quienes «proyectan sobre el mundo visual del pasado las estructuras del mundo visual del presente» (Hall, 1973</w:t>
       </w:r>
-      <w:ins w:id="1" w:author="Unknown Author" w:date="2026-10-10T18:29:15Z">
+      <w:ins w:id="1" w:author="Unknown Author" w:date="2026-10-11T14:16:58Z">
         <w:r>
           <w:rPr/>
           <w:t xml:space="preserve"> [1966]</w:t>
@@ -525,7 +525,7 @@
         <w:rPr/>
         <w:t xml:space="preserve"> es una piedra con dueño y con lugar; la del narrador, una abstracción.</w:t>
       </w:r>
-      <w:ins w:id="2" w:author="Unknown Author" w:date="2026-10-10T18:29:15Z">
+      <w:ins w:id="2" w:author="Unknown Author" w:date="2026-10-11T14:16:58Z">
         <w:r>
           <w:rPr/>
           <w:t xml:space="preserve"> Y, como muestra Carolyn Dean para los incas, volverse piedra no era morir: «la petrificación señalaba la suspensión, pero no el fin, de la vida» (Dean, 2010: 5).</w:t>
@@ -541,7 +541,7 @@
         <w:rPr/>
         <w:t>¿Con qué leer, entonces? Con las manos. De las imágenes de la materia, Gaston Bachelard escribió: «La vista las nombra, pero la mano las conoce» (Bachelard, 1978 [1942]: 7-8, cit. en Pallasmaa, 2014</w:t>
       </w:r>
-      <w:ins w:id="3" w:author="Unknown Author" w:date="2026-10-10T18:29:15Z">
+      <w:ins w:id="3" w:author="Unknown Author" w:date="2026-10-11T14:16:58Z">
         <w:r>
           <w:rPr/>
           <w:t xml:space="preserve"> [2011]</w:t>
@@ -599,16 +599,16 @@
       <w:pPr>
         <w:pStyle w:val="BodyText"/>
         <w:rPr>
-          <w:ins w:id="13" w:author="Unknown Author" w:date="2026-10-10T18:29:15Z"/>
-        </w:rPr>
-      </w:pPr>
-      <w:ins w:id="4" w:author="Unknown Author" w:date="2026-10-10T18:29:15Z">
+          <w:ins w:id="13" w:author="Unknown Author" w:date="2026-10-11T14:16:58Z"/>
+        </w:rPr>
+      </w:pPr>
+      <w:ins w:id="4" w:author="Unknown Author" w:date="2026-10-11T14:16:58Z">
         <w:r>
           <w:rPr/>
           <w:t xml:space="preserve">La palabra </w:t>
         </w:r>
       </w:ins>
-      <w:ins w:id="5" w:author="Unknown Author" w:date="2026-10-10T18:29:15Z">
+      <w:ins w:id="5" w:author="Unknown Author" w:date="2026-10-11T14:16:58Z">
         <w:r>
           <w:rPr>
             <w:i/>
@@ -617,13 +617,13 @@
           <w:t>manuaje</w:t>
         </w:r>
       </w:ins>
-      <w:ins w:id="6" w:author="Unknown Author" w:date="2026-10-10T18:29:15Z">
+      <w:ins w:id="6" w:author="Unknown Author" w:date="2026-10-11T14:16:58Z">
         <w:r>
           <w:rPr/>
           <w:t xml:space="preserve"> tiene antecedentes, que Cárcamo Pino repasa. Uno es el de Randall McLeod, que llamó </w:t>
         </w:r>
       </w:ins>
-      <w:ins w:id="7" w:author="Unknown Author" w:date="2026-10-10T18:29:15Z">
+      <w:ins w:id="7" w:author="Unknown Author" w:date="2026-10-11T14:16:58Z">
         <w:r>
           <w:rPr>
             <w:i/>
@@ -632,13 +632,13 @@
           <w:t>manuage</w:t>
         </w:r>
       </w:ins>
-      <w:ins w:id="8" w:author="Unknown Author" w:date="2026-10-10T18:29:15Z">
+      <w:ins w:id="8" w:author="Unknown Author" w:date="2026-10-11T14:16:58Z">
         <w:r>
           <w:rPr/>
           <w:t xml:space="preserve"> al idioma de los </w:t>
         </w:r>
       </w:ins>
-      <w:ins w:id="9" w:author="Unknown Author" w:date="2026-10-10T18:29:15Z">
+      <w:ins w:id="9" w:author="Unknown Author" w:date="2026-10-11T14:16:58Z">
         <w:r>
           <w:rPr>
             <w:i/>
@@ -647,13 +647,13 @@
           <w:t>choughs</w:t>
         </w:r>
       </w:ins>
-      <w:ins w:id="10" w:author="Unknown Author" w:date="2026-10-10T18:29:15Z">
+      <w:ins w:id="10" w:author="Unknown Author" w:date="2026-10-11T14:16:58Z">
         <w:r>
           <w:rPr/>
           <w:t xml:space="preserve"> en </w:t>
         </w:r>
       </w:ins>
-      <w:ins w:id="11" w:author="Unknown Author" w:date="2026-10-10T18:29:15Z">
+      <w:ins w:id="11" w:author="Unknown Author" w:date="2026-10-11T14:16:58Z">
         <w:r>
           <w:rPr>
             <w:i/>
@@ -662,7 +662,7 @@
           <w:t>All’s Well That Ends Well</w:t>
         </w:r>
       </w:ins>
-      <w:ins w:id="12" w:author="Unknown Author" w:date="2026-10-10T18:29:15Z">
+      <w:ins w:id="12" w:author="Unknown Author" w:date="2026-10-11T14:16:58Z">
         <w:r>
           <w:rPr/>
           <w:t>, de Shakespeare: un idioma «inventado in situ por los personajes» y hecho «con la mano de Shakespeare, no con la boca» (Cárcamo Pino, 2025b: 241-242). La banda The Voidz, de Julian Casablancas, lleva la idea al extremo en el título de una canción: «All Wordz Are Made Up», todas las palabras son inventadas (The Voidz, 2018). Inventar no es mentir, es hacer. Hechas fueron la ordenanza del doctor Mendoza y la genealogía imperial que se atribuyen los Villca, y también los títulos coloniales que las comunidades desenterraron para litigar (Rivera Cusicanqui, 2010 [1984]: 99). Lo que las separa no es que unas palabras sean inventadas y otras no, sino quién logra que las suyas valgan como ley.</w:t>
@@ -764,7 +764,7 @@
         <w:rPr/>
         <w:t xml:space="preserve"> tiene una teoría propia: la de la collage. Fuão la describe en cuatro tiempos: el recorte, los fragmentos o figuras, los encuentros y la cola. Lo decisivo no está en cortar ni en pegar, sino en el «intervalo» entre ambos, cuando las figuras recortadas se prueban unas junto a otras «antes de que la cola las fije» (Fuão, 2011: 8, 52). Allí se toman las decisiones del dibujo. Fuão pone además una condición que este trabajo adopta: se pueden juntar figuras e ideas lejanas, pero «con la condición de que haya una referencia explícita» que permita la analogía (ibid.: 53).</w:t>
       </w:r>
-      <w:ins w:id="14" w:author="Unknown Author" w:date="2026-10-10T18:29:15Z">
+      <w:ins w:id="14" w:author="Unknown Author" w:date="2026-10-11T14:16:58Z">
         <w:r>
           <w:rPr>
             <w:rStyle w:val="FootnoteReference"/>
@@ -1960,7 +1960,7 @@
         <w:rPr/>
         <w:t>La chujlla de los Huanca tiene dos metros de alto, paredes «renegridas por el hollín» y camastros de «apenas la altura de un adobe»; de las vigas, «mal unidas con lazos de paja trenzada», cuelgan «las hoces, el arado, el yugo de madera» (ibid.: 30-31). Junta las dos maneras de construir de Frampton: muros de piedra y adobe que pesan, y un armazón atado como una cestería (Frampton, 1995: 5). Se mide con el cuerpo y es una caja de herramientas, que para Cárcamo Pino es a las manos lo que un idioma a la lengua (Cárcamo Pino, 2025a: 12). Es lo que Monteys y Fuertes piden a la cocina moderna: que no esconda sus utensilios, sino que los cuelgue a la vista, hasta que «ella misma deviene utensilio» (Monteys y Fuertes, 2001: 112). Para ellos, «una casa es una vivienda más la gente que la habita y los objetos que guarda» (ibid.: 14), y para Christopher Alexander un cuarto vale cuando deja ver «las cosas que cuentan tu historia» (Alexander et al., 1977: 1166). De las vigas cuelgan también «los ponchos y rebozos para los días de fiesta», y los charangos esperan «la mano que les acaricie» (Botelho Gosálvez, 1982 [1945]: 31). El narrador, en cambio, entra como un intruso que no habita, sino que escribe: los camastros son «morada de piojos y pulgas» (ibid.). Pallasmaa recuerda que «la casa es una metáfora del cuerpo y el cuerpo una metáfora de la casa» (Pallasmaa, 2014</w:t>
       </w:r>
-      <w:ins w:id="15" w:author="Unknown Author" w:date="2026-10-10T18:29:15Z">
+      <w:ins w:id="15" w:author="Unknown Author" w:date="2026-10-11T14:16:58Z">
         <w:r>
           <w:rPr/>
           <w:t xml:space="preserve"> [2011]</w:t>
@@ -2162,7 +2162,7 @@
         <w:rPr/>
         <w:t xml:space="preserve">La jerarquía no viene solo de fuera. El antepasado de los Villca llega tras la sublevación de Tupaj Katari, y su hijo Pedro «empotró en el suelo del ayllu las estacas de propiedad y empezó a dominar» (Botelho Gosálvez, 1982 [1945]: 20). La primera estaca la clava una mano aymara, y con ella entra en el ayllu la idea señorial del suelo. Los Villca inventan genealogías imperiales porque «necesitaban aquel blasón para sustentar su orgullo y su riqueza» (ibid.: 28): el mito hace de título de propiedad. Hasta la memoria tiene pisos. La de los Villca es «edificante y fantástica»; los peones «no tienen historia», salvo tres palabras: «¡hambre, persecución y muerte!» (ibid.: 22-23). </w:t>
       </w:r>
-      <w:ins w:id="16" w:author="Unknown Author" w:date="2026-10-10T18:29:15Z">
+      <w:ins w:id="16" w:author="Unknown Author" w:date="2026-10-11T14:16:58Z">
         <w:r>
           <w:rPr/>
           <w:t xml:space="preserve">Una canción de The Voidz lleva un título que describe ese edificio: «Pyramid of Bones», pirámide de huesos (The Voidz, 2018). Arriba, el blasón; abajo, los que lo sostienen. </w:t>
@@ -2172,13 +2172,13 @@
         <w:rPr/>
         <w:t>El capítulo cierra con una fórmula: «Así los Villca, Huanca y Condori, son las generaciones del Signo Escalonado» (</w:t>
       </w:r>
-      <w:ins w:id="17" w:author="Unknown Author" w:date="2026-10-10T18:29:15Z">
+      <w:ins w:id="17" w:author="Unknown Author" w:date="2026-10-11T14:16:58Z">
         <w:r>
           <w:rPr/>
           <w:t>Botelho Gosálvez, 1982 [1945]</w:t>
         </w:r>
       </w:ins>
-      <w:del w:id="18" w:author="Unknown Author" w:date="2026-10-10T18:29:15Z">
+      <w:del w:id="18" w:author="Unknown Author" w:date="2026-10-11T14:16:58Z">
         <w:r>
           <w:rPr/>
           <w:delText>ibid.</w:delText>
@@ -2370,7 +2370,7 @@
         <w:rPr/>
         <w:t xml:space="preserve">Allí manda el Alcalde vitalicio, el doctor Margarito Mendoza, </w:t>
       </w:r>
-      <w:ins w:id="19" w:author="Unknown Author" w:date="2026-10-10T18:29:15Z">
+      <w:ins w:id="19" w:author="Unknown Author" w:date="2026-10-11T14:16:58Z">
         <w:r>
           <w:rPr/>
           <w:t xml:space="preserve">alias «el lobo», </w:t>
@@ -2401,7 +2401,7 @@
         <w:rPr/>
         <w:t xml:space="preserve">Los Villca llegan a la aldea con treinta y cuatro ovejas, y la chola Encarnación, por cincuenta bolivianos, les cede el corral: «Tu familia puede acomodarse en el pesebre» (Botelho Gosálvez, 1982 [1945]: 92). Entonces llega la letra: «Todos los animales de carneo que existen dentro del radio urbano serán requisados […] (Fdo.) Dr. Margarito Mendoza» (ibid.: 96). </w:t>
       </w:r>
-      <w:ins w:id="20" w:author="Unknown Author" w:date="2026-10-10T18:29:15Z">
+      <w:ins w:id="20" w:author="Unknown Author" w:date="2026-10-11T14:16:58Z">
         <w:r>
           <w:rPr/>
           <w:t xml:space="preserve">La firma es la del lobo. </w:t>
@@ -2411,10 +2411,10 @@
         <w:rPr/>
         <w:t>El radio urbano funciona como un corral invisible: un círculo trazado en un papel encierra a todos los animales que quedan dentro, y lo cierra una firma. Es un corte en el sentido de Fuão: la tijera, «un instrumento al servicio de la razón», define, y definir es distinguir «entre lo incluido y lo excluido, el dentro y el fuera» (Fuão, 2011: 33-35). La aldea mide con compás; el ayllu medía con la pendiente y con las piedras. James C. Scott observa que un mapa catastral «no se limita a describir un sistema de tenencia de la tierra; lo crea», porque da a sus categorías «la fuerza de la ley» (Scott, 2020 [1998]: 3). El radio hace lo mismo con el ganado, y no trata a todos igual: a los mestizos «no les alcanzaba la Ordenanza» (Botelho Gosálvez, 1982 [1945]: 102</w:t>
       </w:r>
-      <w:ins w:id="21" w:author="Unknown Author" w:date="2026-10-10T18:29:15Z">
+      <w:ins w:id="21" w:author="Unknown Author" w:date="2026-10-11T14:16:58Z">
         <w:r>
           <w:rPr/>
-          <w:t>). Lo dicen dos versos de «Pyramid of Bones»: «They play the game by different rules / Insisting it’s all equal», juegan con otras reglas e insisten en que todo es igual (The Voidz, 2018</w:t>
+          <w:t>). Lo dicen dos versos de «Pyramid of Bones»: «they play the game by different rules, insisting / it’s all equal», juegan con otras reglas e insisten en que todo es igual (The Voidz, 2018</w:t>
         </w:r>
       </w:ins>
       <w:r>
@@ -2915,13 +2915,13 @@
         <w:rPr/>
         <w:t xml:space="preserve">, «mal de ojo, brujería» (Botelho Gosálvez, 1982 [1945]: 162): la espina del muñeco reaparece en la carne, y la efigie actúa. El narrador presenta a la multitud como animales, vuelve sexual la furia de Justina y sienta al lector en la tribuna, como un juez. </w:t>
       </w:r>
-      <w:ins w:id="22" w:author="Unknown Author" w:date="2026-10-10T18:29:15Z">
+      <w:ins w:id="22" w:author="Unknown Author" w:date="2026-10-11T14:16:58Z">
         <w:r>
           <w:rPr/>
           <w:t xml:space="preserve">Fuão llama </w:t>
         </w:r>
       </w:ins>
-      <w:ins w:id="23" w:author="Unknown Author" w:date="2026-10-10T18:29:15Z">
+      <w:ins w:id="23" w:author="Unknown Author" w:date="2026-10-11T14:16:58Z">
         <w:r>
           <w:rPr>
             <w:i/>
@@ -2930,7 +2930,7 @@
           <w:t>voyeurismo</w:t>
         </w:r>
       </w:ins>
-      <w:ins w:id="24" w:author="Unknown Author" w:date="2026-10-10T18:29:15Z">
+      <w:ins w:id="24" w:author="Unknown Author" w:date="2026-10-11T14:16:58Z">
         <w:r>
           <w:rPr/>
           <w:t xml:space="preserve"> a esa posición: separar al observador del objeto «mediante un distanciamiento de la mirada y el ocultamiento del propio cuerpo» (Fuão, 2011: 24). </w:t>
@@ -2984,13 +2984,13 @@
         <w:rPr/>
         <w:t>. «La Pacha Mama, sorda, vieja, extenuada, recibía el cuerpo de sus más fieles hijos para encerrarlos en su vientre de sequedad inexorable» (</w:t>
       </w:r>
-      <w:ins w:id="25" w:author="Unknown Author" w:date="2026-10-10T18:29:15Z">
+      <w:ins w:id="25" w:author="Unknown Author" w:date="2026-10-11T14:16:58Z">
         <w:r>
           <w:rPr/>
           <w:t>Botelho Gosálvez, 1982 [1945]</w:t>
         </w:r>
       </w:ins>
-      <w:del w:id="26" w:author="Unknown Author" w:date="2026-10-10T18:29:15Z">
+      <w:del w:id="26" w:author="Unknown Author" w:date="2026-10-11T14:16:58Z">
         <w:r>
           <w:rPr/>
           <w:delText>ibid.</w:delText>
@@ -3302,7 +3302,7 @@
         <w:rPr/>
         <w:t>Con las heladas vuelven los sobrevivientes: «en el dintel de Jatun-Kolla se detenían para ponerse de rodillas y besar el suelo que habían abandonado en el terror» (Botelho Gosálvez, 1982 [1945]: 155). El ayllu tiene dintel: es una casa. Volver es también juntar lo disperso: las familias llegan «de los cuatro rumbos de la pampa» (ibid.</w:t>
       </w:r>
-      <w:del w:id="27" w:author="Unknown Author" w:date="2026-10-10T18:29:15Z">
+      <w:del w:id="27" w:author="Unknown Author" w:date="2026-10-11T14:16:58Z">
         <w:r>
           <w:rPr/>
           <w:delText>: 155</w:delText>
@@ -3345,13 +3345,13 @@
         <w:rPr/>
         <w:t>: «mojonar las chácaras con montones de piedra» (Bertonio, 2011 [1612]: 466). Alexander define la propiedad por el control, no por el dinero, y pide «el poder legal y la oportunidad física de modificar y reparar sus propios lugares» (Alexander et al., 1977: 395). La novela las separa: el poder, en los papeles; la oportunidad, en las manos. Reparar a la vez la casa y el lindero es lo que Alexander pide a todo el que construye: «reparar el mundo a su alrededor, y dentro de él» (</w:t>
       </w:r>
-      <w:ins w:id="28" w:author="Unknown Author" w:date="2026-10-10T18:29:15Z">
+      <w:ins w:id="28" w:author="Unknown Author" w:date="2026-10-11T14:16:58Z">
         <w:r>
           <w:rPr/>
           <w:t>ibid.</w:t>
         </w:r>
       </w:ins>
-      <w:del w:id="29" w:author="Unknown Author" w:date="2026-10-10T18:29:15Z">
+      <w:del w:id="29" w:author="Unknown Author" w:date="2026-10-11T14:16:58Z">
         <w:r>
           <w:rPr/>
           <w:delText>Alexander et al., 1977</w:delText>
@@ -3361,13 +3361,13 @@
         <w:rPr/>
         <w:t>: xiii)</w:t>
       </w:r>
-      <w:del w:id="30" w:author="Unknown Author" w:date="2026-10-10T18:29:15Z">
+      <w:del w:id="30" w:author="Unknown Author" w:date="2026-10-11T14:16:58Z">
         <w:r>
           <w:rPr/>
           <w:delText xml:space="preserve">. En Umacachi, la ordenanza se llevó los bueyes de los Villca, que se lamentaban: «Y ni siquiera tenemos una yunta» (Botelho Gosálvez, 1982 [1945]: 105). Al volver, sin yuntas, «los mismos hombres eran quienes tiraban el arado» (ibid.: 156). El cuerpo ocupa el lugar del buey, y recuerda: al volver a la casa antigua, escribe Bachelard, «los gestos más finos, los gestos primeros, son súbitamente vivos, siempre perfectos», porque «la casa natal ha inscrito en nosotros la jerarquía de las diversas funciones del habitar» (Bachelard, 1983 [1957]: 45, cit. en Monteys y Fuertes, 2001: 42). Y el narrador vuelve a convertirlos en piedra: trabajan «con una voluntad de siglos de piedra» (Botelho Gosálvez, 1982 [1945]: 156), una piedra fuera de la historia, no la </w:delText>
         </w:r>
       </w:del>
-      <w:del w:id="31" w:author="Unknown Author" w:date="2026-10-10T18:29:15Z">
+      <w:del w:id="31" w:author="Unknown Author" w:date="2026-10-11T14:16:58Z">
         <w:r>
           <w:rPr>
             <w:i/>
@@ -3376,7 +3376,7 @@
           <w:delText>wank’a</w:delText>
         </w:r>
       </w:del>
-      <w:del w:id="32" w:author="Unknown Author" w:date="2026-10-10T18:29:15Z">
+      <w:del w:id="32" w:author="Unknown Author" w:date="2026-10-11T14:16:58Z">
         <w:r>
           <w:rPr/>
           <w:delText xml:space="preserve"> con dueño y con lugar</w:delText>
@@ -3391,16 +3391,16 @@
       <w:pPr>
         <w:pStyle w:val="BodyText"/>
         <w:rPr>
-          <w:ins w:id="36" w:author="Unknown Author" w:date="2026-10-10T18:29:15Z"/>
-        </w:rPr>
-      </w:pPr>
-      <w:ins w:id="33" w:author="Unknown Author" w:date="2026-10-10T18:29:15Z">
+          <w:ins w:id="36" w:author="Unknown Author" w:date="2026-10-11T14:16:58Z"/>
+        </w:rPr>
+      </w:pPr>
+      <w:ins w:id="33" w:author="Unknown Author" w:date="2026-10-11T14:16:58Z">
         <w:r>
           <w:rPr/>
           <w:t xml:space="preserve">En Umacachi, la ordenanza se llevó los bueyes de los Villca, que se lamentaban: «Y ni siquiera tenemos una yunta» (Botelho Gosálvez, 1982 [1945]: 105). Al volver, sin yuntas, «los mismos hombres eran quienes tiraban el arado» (ibid.: 156). El cuerpo ocupa el lugar del buey, y recuerda: al volver a la casa antigua, escribe Bachelard, «los gestos más finos, los gestos primeros, son súbitamente vivos, siempre perfectos», porque «la casa natal ha inscrito en nosotros la jerarquía de las diversas funciones del habitar» (Bachelard, 1983 [1957]: 45, cit. en Monteys y Fuertes, 2001: 42). Y el narrador vuelve a convertirlos en piedra: trabajan «con una voluntad de siglos de piedra» (Botelho Gosálvez, 1982 [1945]: 156), una piedra fuera de la historia, no la </w:t>
         </w:r>
       </w:ins>
-      <w:ins w:id="34" w:author="Unknown Author" w:date="2026-10-10T18:29:15Z">
+      <w:ins w:id="34" w:author="Unknown Author" w:date="2026-10-11T14:16:58Z">
         <w:r>
           <w:rPr>
             <w:i/>
@@ -3409,7 +3409,7 @@
           <w:t>wank’a</w:t>
         </w:r>
       </w:ins>
-      <w:ins w:id="35" w:author="Unknown Author" w:date="2026-10-10T18:29:15Z">
+      <w:ins w:id="35" w:author="Unknown Author" w:date="2026-10-11T14:16:58Z">
         <w:r>
           <w:rPr/>
           <w:t xml:space="preserve"> con dueño y con lugar.</w:t>
@@ -3445,7 +3445,7 @@
         <w:rPr/>
         <w:t xml:space="preserve">Muralla, foso, atalaya: recordar es construir, y olvidar también (Figura 7). </w:t>
       </w:r>
-      <w:ins w:id="37" w:author="Unknown Author" w:date="2026-10-10T18:29:15Z">
+      <w:ins w:id="37" w:author="Unknown Author" w:date="2026-10-11T14:16:58Z">
         <w:r>
           <w:rPr/>
           <w:t xml:space="preserve">Dean lo dice de las piedras incas, «memorias materializadas»: «recordar una versión del pasado exige olvidar o reprimir otra versión de ese mismo pasado» (Dean, 2010: 39). </w:t>
@@ -3455,13 +3455,13 @@
         <w:rPr/>
         <w:t xml:space="preserve">Fuão describe ese olvido como el trabajo de la cola: crea «la ilusión de integridad», «no cura ni salva, solo cierra la boca de los abismos» (Fuão, 2011: 88); y el tiempo, añade, es la más potente de las colas, porque «cierra cicatrices» (ibid.: 91). Es lo contrario del lema del epígrafe: los comunarios de la novela no caminan mirando al pasado; lo esconden en un foso. </w:t>
       </w:r>
-      <w:ins w:id="38" w:author="Unknown Author" w:date="2026-10-10T18:29:15Z">
+      <w:ins w:id="38" w:author="Unknown Author" w:date="2026-10-11T14:16:58Z">
         <w:r>
           <w:rPr/>
           <w:t>Dos versos seguidos de «Father Electricity» juntan los dos gestos de esa memoria: «I do not want to see the whole mess / I wish I could live in retrospect», no quiero ver todo el desastre; ojalá pudiera vivir mirando atrás (Julian Casablancas+The Voidz, 2014</w:t>
         </w:r>
       </w:ins>
-      <w:del w:id="39" w:author="Unknown Author" w:date="2026-10-10T18:29:15Z">
+      <w:del w:id="39" w:author="Unknown Author" w:date="2026-10-11T14:16:58Z">
         <w:r>
           <w:rPr/>
           <w:delText>La selección tiene nombres: «Llegaron los Villca, los Huanca, los Huallpa, los Yupanqui, los Ticona, los Choque, los Chuquihuanca» (Botelho Gosálvez, 1982 [1945]: 156). Faltan los Condori, los Mamani y los Quispe, la «legión» sin tierra que cerraba la escalera del narrador (ibid.: 22). El Signo Escalonado se rehace sin su último escalón. Si, como concluyen Monteys y Fuertes, las personas «son la casa» (Monteys y Fuertes, 2001: 148), el ayllu se rehace incompleto. Una pirca de doble cara enseña lo que esa memoria olvida: las piedras grandes dan la cara, pero adentro van las menudas, y sin ese relleno el muro se cae. El narrador también llama «legión» a la «piedrecilla menuda» que baja del cerro hasta las pircas (Botelho Gosálvez, 1982 [1945]: 8</w:delText>
@@ -3471,19 +3471,19 @@
         <w:rPr/>
         <w:t xml:space="preserve">). Los </w:t>
       </w:r>
-      <w:ins w:id="40" w:author="Unknown Author" w:date="2026-10-10T18:29:15Z">
+      <w:ins w:id="40" w:author="Unknown Author" w:date="2026-10-11T14:16:58Z">
         <w:r>
           <w:rPr/>
           <w:t>comunarios miran atrás, pero no para caminar, como pide el lema, sino para saltar el foso: recuerdan las cosechas, no el hambre</w:t>
         </w:r>
       </w:ins>
-      <w:del w:id="41" w:author="Unknown Author" w:date="2026-10-10T18:29:15Z">
+      <w:del w:id="41" w:author="Unknown Author" w:date="2026-10-11T14:16:58Z">
         <w:r>
           <w:rPr/>
           <w:delText xml:space="preserve">sin tierra fueron ese relleno: tres de ellos, sin nombre, cuidaron el ayllu vacío, y el retorno no los cuenta. Con la cosecha, los derrotados «olvidaron la pesadilla pasada» (ibid.: 159). Endurecerse para no sufrir la pérdida tiene nombre en aymara: </w:delText>
         </w:r>
       </w:del>
-      <w:del w:id="42" w:author="Unknown Author" w:date="2026-10-10T18:29:15Z">
+      <w:del w:id="42" w:author="Unknown Author" w:date="2026-10-11T14:16:58Z">
         <w:r>
           <w:rPr>
             <w:i/>
@@ -3492,13 +3492,13 @@
           <w:delText>qalachuyma</w:delText>
         </w:r>
       </w:del>
-      <w:del w:id="43" w:author="Unknown Author" w:date="2026-10-10T18:29:15Z">
+      <w:del w:id="43" w:author="Unknown Author" w:date="2026-10-11T14:16:58Z">
         <w:r>
           <w:rPr/>
           <w:delText xml:space="preserve">, «corazón de piedra»; en un relato de Spedding, para volverse así «hay que lamer el batán de moler» (Spedding, 2025: XV). Contra el susto, la piedra se usa al revés: se come el bezoar del yatiri, en aymara </w:delText>
         </w:r>
       </w:del>
-      <w:del w:id="44" w:author="Unknown Author" w:date="2026-10-10T18:29:15Z">
+      <w:del w:id="44" w:author="Unknown Author" w:date="2026-10-11T14:16:58Z">
         <w:r>
           <w:rPr>
             <w:i/>
@@ -3507,7 +3507,7 @@
           <w:delText>jayintilla</w:delText>
         </w:r>
       </w:del>
-      <w:del w:id="45" w:author="Unknown Author" w:date="2026-10-10T18:29:15Z">
+      <w:del w:id="45" w:author="Unknown Author" w:date="2026-10-11T14:16:58Z">
         <w:r>
           <w:rPr/>
           <w:delText xml:space="preserve"> (Bertonio, 2011 [1612]: 361), o la tierra del lugar del miedo, para «retornar al territorio y a la memoria» (Rodríguez y Rodríguez, 2025: 55). Los comunarios besan el suelo, pero no vuelven a la memoria. La paz se paga con ese olvido</w:delText>
@@ -3522,10 +3522,10 @@
       <w:pPr>
         <w:pStyle w:val="BodyText"/>
         <w:rPr>
-          <w:ins w:id="47" w:author="Unknown Author" w:date="2026-10-10T18:29:15Z"/>
-        </w:rPr>
-      </w:pPr>
-      <w:ins w:id="46" w:author="Unknown Author" w:date="2026-10-10T18:29:15Z">
+          <w:ins w:id="47" w:author="Unknown Author" w:date="2026-10-11T14:16:58Z"/>
+        </w:rPr>
+      </w:pPr>
+      <w:ins w:id="46" w:author="Unknown Author" w:date="2026-10-11T14:16:58Z">
         <w:r>
           <w:rPr/>
           <w:t>La selección tiene nombres: «Llegaron los Villca, los Huanca, los Huallpa, los Yupanqui, los Ticona, los Choque, los Chuquihuanca» (Botelho Gosálvez, 1982 [1945]: 156). Faltan los Condori, los Mamani y los Quispe, la «legión» sin tierra que cerraba la escalera del narrador (ibid.: 22). El Signo Escalonado se rehace sin su último escalón. Si, como concluyen Monteys y Fuertes, las personas «son la casa» (Monteys y Fuertes, 2001: 148), el ayllu se rehace incompleto.</w:t>
@@ -3536,16 +3536,16 @@
       <w:pPr>
         <w:pStyle w:val="BodyText"/>
         <w:rPr>
-          <w:ins w:id="53" w:author="Unknown Author" w:date="2026-10-10T18:29:15Z"/>
-        </w:rPr>
-      </w:pPr>
-      <w:ins w:id="48" w:author="Unknown Author" w:date="2026-10-10T18:29:15Z">
+          <w:ins w:id="53" w:author="Unknown Author" w:date="2026-10-11T14:16:58Z"/>
+        </w:rPr>
+      </w:pPr>
+      <w:ins w:id="48" w:author="Unknown Author" w:date="2026-10-11T14:16:58Z">
         <w:r>
           <w:rPr/>
           <w:t xml:space="preserve">Una pirca de doble cara enseña lo que esa memoria olvida: las piedras grandes dan la cara, pero adentro van las menudas, y sin ese relleno el muro se cae. El narrador también llama «legión» a la «piedrecilla menuda» que baja del cerro hasta las pircas (Botelho Gosálvez, 1982 [1945]: 8). Los sin tierra fueron ese relleno: tres de ellos, sin nombre, cuidaron el ayllu vacío, y el retorno no los cuenta. Con la cosecha, los derrotados «olvidaron la pesadilla pasada» (ibid.: 159). Endurecerse para no sufrir la pérdida tiene nombre en aymara: </w:t>
         </w:r>
       </w:ins>
-      <w:ins w:id="49" w:author="Unknown Author" w:date="2026-10-10T18:29:15Z">
+      <w:ins w:id="49" w:author="Unknown Author" w:date="2026-10-11T14:16:58Z">
         <w:r>
           <w:rPr>
             <w:i/>
@@ -3554,13 +3554,13 @@
           <w:t>qalachuyma</w:t>
         </w:r>
       </w:ins>
-      <w:ins w:id="50" w:author="Unknown Author" w:date="2026-10-10T18:29:15Z">
+      <w:ins w:id="50" w:author="Unknown Author" w:date="2026-10-11T14:16:58Z">
         <w:r>
           <w:rPr/>
           <w:t xml:space="preserve">, «corazón de piedra»; en un relato de Spedding, para volverse así «hay que lamer el batán de moler» (Spedding, 2025: XV). Contra el susto, la piedra se usa al revés: se come el bezoar del yatiri, en aymara </w:t>
         </w:r>
       </w:ins>
-      <w:ins w:id="51" w:author="Unknown Author" w:date="2026-10-10T18:29:15Z">
+      <w:ins w:id="51" w:author="Unknown Author" w:date="2026-10-11T14:16:58Z">
         <w:r>
           <w:rPr>
             <w:i/>
@@ -3569,7 +3569,7 @@
           <w:t>jayintilla</w:t>
         </w:r>
       </w:ins>
-      <w:ins w:id="52" w:author="Unknown Author" w:date="2026-10-10T18:29:15Z">
+      <w:ins w:id="52" w:author="Unknown Author" w:date="2026-10-11T14:16:58Z">
         <w:r>
           <w:rPr/>
           <w:t xml:space="preserve"> (Bertonio, 2011 [1612]: 361), o la tierra del lugar del miedo, para «retornar al territorio y a la memoria» (Rodríguez y Rodríguez, 2025: 55). Los comunarios besan el suelo, pero no vuelven a la memoria. La paz se paga con ese olvido.</w:t>
@@ -3787,7 +3787,7 @@
         <w:rPr/>
         <w:t>, Bacon, la tectónica, Alexander, la collage</w:t>
       </w:r>
-      <w:ins w:id="54" w:author="Unknown Author" w:date="2026-10-10T18:29:15Z">
+      <w:ins w:id="54" w:author="Unknown Author" w:date="2026-10-11T14:16:58Z">
         <w:r>
           <w:rPr/>
           <w:t>, The Voidz</w:t>
@@ -4303,16 +4303,16 @@
       <w:pPr>
         <w:pStyle w:val="BodyText"/>
         <w:rPr>
-          <w:ins w:id="58" w:author="Unknown Author" w:date="2026-10-10T18:29:15Z"/>
-        </w:rPr>
-      </w:pPr>
-      <w:ins w:id="55" w:author="Unknown Author" w:date="2026-10-10T18:29:15Z">
+          <w:ins w:id="58" w:author="Unknown Author" w:date="2026-10-11T14:16:58Z"/>
+        </w:rPr>
+      </w:pPr>
+      <w:ins w:id="55" w:author="Unknown Author" w:date="2026-10-11T14:16:58Z">
         <w:r>
           <w:rPr/>
           <w:t xml:space="preserve">Julian Casablancas+The Voidz (2014). </w:t>
         </w:r>
       </w:ins>
-      <w:ins w:id="56" w:author="Unknown Author" w:date="2026-10-10T18:29:15Z">
+      <w:ins w:id="56" w:author="Unknown Author" w:date="2026-10-11T14:16:58Z">
         <w:r>
           <w:rPr>
             <w:i/>
@@ -4321,7 +4321,7 @@
           <w:t>Tyranny</w:t>
         </w:r>
       </w:ins>
-      <w:ins w:id="57" w:author="Unknown Author" w:date="2026-10-10T18:29:15Z">
+      <w:ins w:id="57" w:author="Unknown Author" w:date="2026-10-11T14:16:58Z">
         <w:r>
           <w:rPr/>
           <w:t xml:space="preserve"> [álbum]. Cult Records. Pista 6, «Father Electricity».</w:t>
@@ -4531,16 +4531,16 @@
       <w:pPr>
         <w:pStyle w:val="BodyText"/>
         <w:rPr>
-          <w:ins w:id="62" w:author="Unknown Author" w:date="2026-10-10T18:29:15Z"/>
-        </w:rPr>
-      </w:pPr>
-      <w:ins w:id="59" w:author="Unknown Author" w:date="2026-10-10T18:29:15Z">
+          <w:ins w:id="62" w:author="Unknown Author" w:date="2026-10-11T14:16:58Z"/>
+        </w:rPr>
+      </w:pPr>
+      <w:ins w:id="59" w:author="Unknown Author" w:date="2026-10-11T14:16:58Z">
         <w:r>
           <w:rPr/>
           <w:t xml:space="preserve">The Voidz (2018). </w:t>
         </w:r>
       </w:ins>
-      <w:ins w:id="60" w:author="Unknown Author" w:date="2026-10-10T18:29:15Z">
+      <w:ins w:id="60" w:author="Unknown Author" w:date="2026-10-11T14:16:58Z">
         <w:r>
           <w:rPr>
             <w:i/>
@@ -4549,10 +4549,10 @@
           <w:t>Virtue</w:t>
         </w:r>
       </w:ins>
-      <w:ins w:id="61" w:author="Unknown Author" w:date="2026-10-10T18:29:15Z">
+      <w:ins w:id="61" w:author="Unknown Author" w:date="2026-10-11T14:16:58Z">
         <w:r>
           <w:rPr/>
-          <w:t xml:space="preserve"> [álbum]. Cult Records y RCA Records. Pistas 3, «Pyramid of Bones», y 7, «All Wordz Are Made Up».</w:t>
+          <w:t xml:space="preserve"> [álbum]. Cult Records y RCA Records. Pistas 3, «Pyramid of Bones», y 7, «All Wordz Are Made Up». Letra según el librillo de la edición japonesa (Sony Music Labels, SICP 5689).</w:t>
         </w:r>
       </w:ins>
     </w:p>
